--- a/zht/docx/109.content.docx
+++ b/zht/docx/109.content.docx
@@ -149,27 +149,7 @@
         <w:rPr>
           <w:lang w:val="zh_TW" w:bidi="zh_TW"/>
         </w:rPr>
-        <w:t>tai</w:t>
-      </w:r>
-      <w:r>
-        <w:rPr>
-          <w:lang w:val="zh_TW" w:bidi="zh_TW"/>
-        </w:rPr>
-      </w:r>
-    </w:p>
-    <w:p>
-      <w:pPr/>
-      <w:r>
-        <w:rPr>
-          <w:lang w:val="zh_TW" w:bidi="zh_TW"/>
-        </w:rPr>
-      </w:r>
-      <w:r>
-        <w:rPr>
-          <w:i/>
-          <w:lang w:val="zh_TW" w:bidi="zh_TW"/>
-        </w:rPr>
-        <w:t>太陽, 泰爾</w:t>
+        <w:t>ren</w:t>
       </w:r>
       <w:r>
         <w:rPr>
@@ -232,7 +212,7 @@
         <w:rPr>
           <w:lang w:val="zh_TW" w:bidi="zh_TW"/>
         </w:rPr>
-        <w:t>太陽</w:t>
+        <w:t>人</w:t>
       </w:r>
       <w:r>
         <w:rPr>
@@ -251,7 +231,46 @@
         <w:rPr>
           <w:lang w:val="zh_TW" w:bidi="zh_TW"/>
         </w:rPr>
-        <w:t>太陽（譯註：或譯「日頭」）是神所創造的兩大光體之一，用來管理白晝（</w:t>
+        <w:t>人類，不論是男性或女性。</w:t>
+      </w:r>
+    </w:p>
+    <w:p>
+      <w:pPr/>
+      <w:r>
+        <w:rPr>
+          <w:lang w:val="zh_TW" w:bidi="zh_TW"/>
+        </w:rPr>
+      </w:r>
+      <w:r>
+        <w:rPr>
+          <w:lang w:val="zh_TW" w:bidi="zh_TW"/>
+        </w:rPr>
+        <w:t>聖經對人的教導，始於對神正確的認識。聖經人論（anthropology，即對人的研究）的核心，是建基於高舉的神學（即對神的研究）脈絡之中。人若對神有崇高而敬虔的認識，就會肯定人的尊貴和尊嚴，相反，若對神的概念膚淺，就往往導致對人的觀點偏差。因此，人可能被看得比應有的更為重要，或比聖經所啟示的更不重要。這兩種看法都是不合乎聖經的。探討人的學問（本文中「人」一詞是包括男女在內的人類）的起點，必須從認識神——人的創造主開始。</w:t>
+      </w:r>
+    </w:p>
+    <w:p>
+      <w:pPr>
+        <w:pStyle w:val="Heading3"/>
+      </w:pPr>
+      <w:r>
+        <w:rPr>
+          <w:lang w:val="zh_TW" w:bidi="zh_TW"/>
+        </w:rPr>
+        <w:t>人的起源</w:t>
+      </w:r>
+    </w:p>
+    <w:p>
+      <w:pPr/>
+      <w:r>
+        <w:rPr>
+          <w:lang w:val="zh_TW" w:bidi="zh_TW"/>
+        </w:rPr>
+      </w:r>
+      <w:r>
+        <w:rPr>
+          <w:lang w:val="zh_TW" w:bidi="zh_TW"/>
+        </w:rPr>
+        <w:t>與自然主義（naturalistic）、唯物論（materialistic）的起源理論相對，聖經的觀點首先宣告永恆的神創造了人，而人是一切受造物中最重要的。人無須拘泥於某種特定的時序，來理解神創造人的工作。有些基督徒相信，聖經在</w:t>
       </w:r>
       <w:hyperlink r:id="rId13">
         <w:r>
@@ -262,14 +281,14 @@
             <w:color w:val="0000EE"/>
             <w:u w:val="single"/>
           </w:rPr>
-          <w:t>創1:14–15</w:t>
-        </w:r>
-      </w:hyperlink>
-      <w:r>
-        <w:rPr>
-          <w:lang w:val="zh_TW" w:bidi="zh_TW"/>
-        </w:rPr>
-        <w:t>）。在聖經時代，一天是從日落開始的，日常獻祭也與太陽的位置有關。第一個燔祭是在日出時獻上的（</w:t>
+          <w:t>創世記一章</w:t>
+        </w:r>
+      </w:hyperlink>
+      <w:r>
+        <w:rPr>
+          <w:lang w:val="zh_TW" w:bidi="zh_TW"/>
+        </w:rPr>
+        <w:t>中所呈現的是一個封閉的年表──六個實際的24小時日子（參</w:t>
       </w:r>
       <w:hyperlink r:id="rId14">
         <w:r>
@@ -280,7 +299,1377 @@
             <w:color w:val="0000EE"/>
             <w:u w:val="single"/>
           </w:rPr>
-          <w:t>出29:39</w:t>
+          <w:t>創1:5、8、13</w:t>
+        </w:r>
+      </w:hyperlink>
+      <w:r>
+        <w:rPr>
+          <w:lang w:val="zh_TW" w:bidi="zh_TW"/>
+        </w:rPr>
+        <w:t>等）；而人在其中驚人且突然出現，可能只是約6000年前的事（參跟大主教詹姆士‧烏社爾〔James Ussher〕的編年史〔</w:t>
+      </w:r>
+      <w:r>
+        <w:rPr>
+          <w:i/>
+          <w:lang w:val="zh_TW" w:bidi="zh_TW"/>
+        </w:rPr>
+        <w:t>Annales，</w:t>
+      </w:r>
+      <w:r>
+        <w:rPr>
+          <w:lang w:val="zh_TW" w:bidi="zh_TW"/>
+        </w:rPr>
+        <w:t xml:space="preserve"> 1650–58年〕相關，但不限於這著作的年表）。另一些持這種普遍觀點的人（有時稱為創造科學〔creation science〕），則對</w:t>
+      </w:r>
+      <w:hyperlink r:id="rId15">
+        <w:r>
+          <w:rPr>
+            <w:lang w:val="zh_TW" w:bidi="zh_TW"/>
+          </w:rPr>
+          <w:rPr>
+            <w:color w:val="0000EE"/>
+            <w:u w:val="single"/>
+          </w:rPr>
+          <w:t>創世記五</w:t>
+        </w:r>
+      </w:hyperlink>
+      <w:r>
+        <w:rPr>
+          <w:lang w:val="zh_TW" w:bidi="zh_TW"/>
+        </w:rPr>
+        <w:t>和</w:t>
+      </w:r>
+      <w:hyperlink r:id="rId16">
+        <w:r>
+          <w:rPr>
+            <w:lang w:val="zh_TW" w:bidi="zh_TW"/>
+          </w:rPr>
+          <w:rPr>
+            <w:color w:val="0000EE"/>
+            <w:u w:val="single"/>
+          </w:rPr>
+          <w:t>十一章</w:t>
+        </w:r>
+      </w:hyperlink>
+      <w:r>
+        <w:rPr>
+          <w:lang w:val="zh_TW" w:bidi="zh_TW"/>
+        </w:rPr>
+        <w:t>的年表抱持較為彈性的看法，把人的創造時間推算至約10000年前。</w:t>
+      </w:r>
+    </w:p>
+    <w:p>
+      <w:pPr/>
+      <w:r>
+        <w:rPr>
+          <w:lang w:val="zh_TW" w:bidi="zh_TW"/>
+        </w:rPr>
+      </w:r>
+      <w:r>
+        <w:rPr>
+          <w:lang w:val="zh_TW" w:bidi="zh_TW"/>
+        </w:rPr>
+        <w:t>另一些人認為，</w:t>
+      </w:r>
+      <w:hyperlink r:id="rId13">
+        <w:r>
+          <w:rPr>
+            <w:lang w:val="zh_TW" w:bidi="zh_TW"/>
+          </w:rPr>
+          <w:rPr>
+            <w:color w:val="0000EE"/>
+            <w:u w:val="single"/>
+          </w:rPr>
+          <w:t>創世記一</w:t>
+        </w:r>
+      </w:hyperlink>
+      <w:r>
+        <w:rPr>
+          <w:lang w:val="zh_TW" w:bidi="zh_TW"/>
+        </w:rPr>
+        <w:t>和</w:t>
+      </w:r>
+      <w:hyperlink r:id="rId17">
+        <w:r>
+          <w:rPr>
+            <w:lang w:val="zh_TW" w:bidi="zh_TW"/>
+          </w:rPr>
+          <w:rPr>
+            <w:color w:val="0000EE"/>
+            <w:u w:val="single"/>
+          </w:rPr>
+          <w:t>二章</w:t>
+        </w:r>
+      </w:hyperlink>
+      <w:r>
+        <w:rPr>
+          <w:lang w:val="zh_TW" w:bidi="zh_TW"/>
+        </w:rPr>
+        <w:t>的經文可以從更廣闊的角度解釋，認為人的創造可追溯至極其遙遠的古代（甚至延伸至數百萬年前）。他們主張，在神的掌管與引導之下，該創造的過程可能在神的創造工作中扮演重要角色。這種觀點最合適的名稱是漸進創造論（progressive creationism），它與有神進化論（theistic evolution）相對，有神進化論通常認為神只是啟動了過程，而在過程展開之後，神幾乎不再介入。漸進創造論則認為，</w:t>
+      </w:r>
+      <w:hyperlink r:id="rId13">
+        <w:r>
+          <w:rPr>
+            <w:lang w:val="zh_TW" w:bidi="zh_TW"/>
+          </w:rPr>
+          <w:rPr>
+            <w:color w:val="0000EE"/>
+            <w:u w:val="single"/>
+          </w:rPr>
+          <w:t>創世記一章</w:t>
+        </w:r>
+      </w:hyperlink>
+      <w:r>
+        <w:rPr>
+          <w:lang w:val="zh_TW" w:bidi="zh_TW"/>
+        </w:rPr>
+        <w:t>中的希伯來文「日」（</w:t>
+      </w:r>
+      <w:r>
+        <w:rPr>
+          <w:i/>
+          <w:lang w:val="zh_TW" w:bidi="zh_TW"/>
+        </w:rPr>
+        <w:t>yom</w:t>
+      </w:r>
+      <w:r>
+        <w:rPr>
+          <w:lang w:val="zh_TW" w:bidi="zh_TW"/>
+        </w:rPr>
+        <w:t>）可以指一段延長的時間（例：「日代（day-age）」理論）；因此，「有晚上，有早晨，是第x日」這樣的措辭，可能是一種文學手法，用來展現神創造工作的場景，在時間歷程中逐步推進。</w:t>
+      </w:r>
+    </w:p>
+    <w:p>
+      <w:pPr/>
+      <w:r>
+        <w:rPr>
+          <w:lang w:val="zh_TW" w:bidi="zh_TW"/>
+        </w:rPr>
+      </w:r>
+      <w:r>
+        <w:rPr>
+          <w:lang w:val="zh_TW" w:bidi="zh_TW"/>
+        </w:rPr>
+        <w:t>許多基督徒在人的起源問題上，立場介乎於保守的年代觀與廣泛的年代觀之間。然而，不論個人傾向如何，若要以聖經的方式思考人，就必須承認神在創造人這件事上的創意作為。信心的本質始於這句話：「我信神，全能的父，是創造天地的主。」</w:t>
+      </w:r>
+    </w:p>
+    <w:p>
+      <w:pPr/>
+      <w:r>
+        <w:rPr>
+          <w:lang w:val="zh_TW" w:bidi="zh_TW"/>
+        </w:rPr>
+      </w:r>
+      <w:r>
+        <w:rPr>
+          <w:lang w:val="zh_TW" w:bidi="zh_TW"/>
+        </w:rPr>
+        <w:t>人不僅是神的創造，也是祂創造工作的巔峰。遠在現代精密科學出現之前，古人已經注意到人類在解剖學上的構造與動物界的成員相似。然而，儘管有這些相似之處，聖經的觀點從不把人與動物放在同一層次──人是獨特的，是神創造工作的高峰，是祂巧手工藝的極致。</w:t>
+      </w:r>
+      <w:hyperlink r:id="rId13">
+        <w:r>
+          <w:rPr>
+            <w:lang w:val="zh_TW" w:bidi="zh_TW"/>
+          </w:rPr>
+          <w:rPr>
+            <w:color w:val="0000EE"/>
+            <w:u w:val="single"/>
+          </w:rPr>
+          <w:t>創世記一章</w:t>
+        </w:r>
+      </w:hyperlink>
+      <w:r>
+        <w:rPr>
+          <w:lang w:val="zh_TW" w:bidi="zh_TW"/>
+        </w:rPr>
+        <w:t>的受造次序，本身就是漸進且逐步提升的；神一切的創造工作，最終以祂創造人類為高峰。</w:t>
+      </w:r>
+    </w:p>
+    <w:p>
+      <w:pPr/>
+      <w:r>
+        <w:rPr>
+          <w:lang w:val="zh_TW" w:bidi="zh_TW"/>
+        </w:rPr>
+      </w:r>
+      <w:r>
+        <w:rPr>
+          <w:lang w:val="zh_TW" w:bidi="zh_TW"/>
+        </w:rPr>
+        <w:t>人的獨特行為特徵包括語言、工具製造與文化。人的獨特經驗特徵則包括反思的自覺、倫理的關懷、審美的追求、歷史的意識，以及形而上層面的關切。這些因素無論單獨存在或綜合起來，都使人有別於其它形式的動物生命。人遠遠不僅是某些現代進化論所說的「裸猿（naked ape）」。然而，單靠社會學並不足以解釋人的全貌本質，這正是神的啟示所要揭示的主題。</w:t>
+      </w:r>
+    </w:p>
+    <w:p>
+      <w:pPr/>
+      <w:r>
+        <w:rPr>
+          <w:lang w:val="zh_TW" w:bidi="zh_TW"/>
+        </w:rPr>
+      </w:r>
+      <w:r>
+        <w:rPr>
+          <w:lang w:val="zh_TW" w:bidi="zh_TW"/>
+        </w:rPr>
+        <w:t>雖然人與神的受造物之間有連續性（從</w:t>
+      </w:r>
+      <w:hyperlink r:id="rId18">
+        <w:r>
+          <w:rPr>
+            <w:lang w:val="zh_TW" w:bidi="zh_TW"/>
+          </w:rPr>
+          <w:rPr>
+            <w:color w:val="0000EE"/>
+            <w:u w:val="single"/>
+          </w:rPr>
+          <w:t>創2:7</w:t>
+        </w:r>
+      </w:hyperlink>
+      <w:r>
+        <w:rPr>
+          <w:lang w:val="zh_TW" w:bidi="zh_TW"/>
+        </w:rPr>
+        <w:t>所說「用地上的塵土造」可見一斑），但人同時又與先前一切受造物不同，因為神向他吹入生命的氣息，他就成了有靈的活人（</w:t>
+      </w:r>
+      <w:hyperlink r:id="rId18">
+        <w:r>
+          <w:rPr>
+            <w:lang w:val="zh_TW" w:bidi="zh_TW"/>
+          </w:rPr>
+          <w:rPr>
+            <w:color w:val="0000EE"/>
+            <w:u w:val="single"/>
+          </w:rPr>
+          <w:t>2:7</w:t>
+        </w:r>
+      </w:hyperlink>
+      <w:r>
+        <w:rPr>
+          <w:lang w:val="zh_TW" w:bidi="zh_TW"/>
+        </w:rPr>
+        <w:t>）。人是由神照著祂的形像，造成男和女（</w:t>
+      </w:r>
+      <w:hyperlink r:id="rId19">
+        <w:r>
+          <w:rPr>
+            <w:lang w:val="zh_TW" w:bidi="zh_TW"/>
+          </w:rPr>
+          <w:rPr>
+            <w:color w:val="0000EE"/>
+            <w:u w:val="single"/>
+          </w:rPr>
+          <w:t>1:27</w:t>
+        </w:r>
+      </w:hyperlink>
+      <w:r>
+        <w:rPr>
+          <w:lang w:val="zh_TW" w:bidi="zh_TW"/>
+        </w:rPr>
+        <w:t>），意味著凡是一般論及人的說話，都必須同時適用於男人和女人；而「何為人」的最準確描繪，乃在男人和女人同在的關係之中，才能完全顯明。生養眾多與治理全地的命令，是神交付給兩性共同承擔的責任。同樣，是男人和女人一同背叛神，他們要在墮落世界中承擔始祖犯罪的後果；而基督來要救贖的，也是男人和女人（參</w:t>
+      </w:r>
+      <w:hyperlink r:id="rId20">
+        <w:r>
+          <w:rPr>
+            <w:lang w:val="zh_TW" w:bidi="zh_TW"/>
+          </w:rPr>
+          <w:rPr>
+            <w:color w:val="0000EE"/>
+            <w:u w:val="single"/>
+          </w:rPr>
+          <w:t>加3:28</w:t>
+        </w:r>
+      </w:hyperlink>
+      <w:r>
+        <w:rPr>
+          <w:lang w:val="zh_TW" w:bidi="zh_TW"/>
+        </w:rPr>
+        <w:t>）。同時，「男性」與「女性」這兩個詞語確實表示真實的區別。許多被人視為性別差異的現象，可能是文化造成的，但在男性（希伯來文zakar</w:t>
+      </w:r>
+      <w:r>
+        <w:rPr>
+          <w:i/>
+          <w:lang w:val="zh_TW" w:bidi="zh_TW"/>
+        </w:rPr>
+        <w:t>，</w:t>
+      </w:r>
+      <w:r>
+        <w:rPr>
+          <w:lang w:val="zh_TW" w:bidi="zh_TW"/>
+        </w:rPr>
+        <w:t>意即「刺透者」）和女性（希伯來文neqeba</w:t>
+      </w:r>
+      <w:r>
+        <w:rPr>
+          <w:i/>
+          <w:lang w:val="zh_TW" w:bidi="zh_TW"/>
+        </w:rPr>
+        <w:t>，</w:t>
+      </w:r>
+      <w:r>
+        <w:rPr>
+          <w:lang w:val="zh_TW" w:bidi="zh_TW"/>
+        </w:rPr>
+        <w:t>意即「被刺透者」）之間最根本的性別差異，則是出於神的設計。只有男與女二者同在，才能完整展現神的形像（見</w:t>
+      </w:r>
+      <w:hyperlink r:id="rId19">
+        <w:r>
+          <w:rPr>
+            <w:lang w:val="zh_TW" w:bidi="zh_TW"/>
+          </w:rPr>
+          <w:rPr>
+            <w:color w:val="0000EE"/>
+            <w:u w:val="single"/>
+          </w:rPr>
+          <w:t>創1:27</w:t>
+        </w:r>
+      </w:hyperlink>
+      <w:r>
+        <w:rPr>
+          <w:lang w:val="zh_TW" w:bidi="zh_TW"/>
+        </w:rPr>
+        <w:t>）。</w:t>
+      </w:r>
+    </w:p>
+    <w:p>
+      <w:pPr/>
+      <w:r>
+        <w:rPr>
+          <w:lang w:val="zh_TW" w:bidi="zh_TW"/>
+        </w:rPr>
+      </w:r>
+      <w:r>
+        <w:rPr>
+          <w:lang w:val="zh_TW" w:bidi="zh_TW"/>
+        </w:rPr>
+        <w:t>的確，有關人的聖經論述中，最令人驚嘆的宣告，就是神照著祂的形像造人。對其它任何受造物，甚至天使，都沒有這樣的說法。</w:t>
+      </w:r>
+      <w:hyperlink r:id="rId21">
+        <w:r>
+          <w:rPr>
+            <w:lang w:val="zh_TW" w:bidi="zh_TW"/>
+          </w:rPr>
+          <w:rPr>
+            <w:color w:val="0000EE"/>
+            <w:u w:val="single"/>
+          </w:rPr>
+          <w:t>創世記一章26至28節</w:t>
+        </w:r>
+      </w:hyperlink>
+      <w:r>
+        <w:rPr>
+          <w:lang w:val="zh_TW" w:bidi="zh_TW"/>
+        </w:rPr>
+        <w:t>所說的「照著他的形像」，正是</w:t>
+      </w:r>
+      <w:hyperlink r:id="rId22">
+        <w:r>
+          <w:rPr>
+            <w:lang w:val="zh_TW" w:bidi="zh_TW"/>
+          </w:rPr>
+          <w:rPr>
+            <w:color w:val="0000EE"/>
+            <w:u w:val="single"/>
+          </w:rPr>
+          <w:t>詩篇八篇5節</w:t>
+        </w:r>
+      </w:hyperlink>
+      <w:r>
+        <w:rPr>
+          <w:lang w:val="zh_TW" w:bidi="zh_TW"/>
+        </w:rPr>
+        <w:t>中詩人轉述的基礎：「你叫他比神微小一點」（直譯；七十士譯本則譯為「比天使微小一點」）。「神的形像」這個片語的意義一直是許多辯論的主題。有些人認為這個片語是指神的物理形像，但這點值得懷疑，因為神是靈（參</w:t>
+      </w:r>
+      <w:hyperlink r:id="rId23">
+        <w:r>
+          <w:rPr>
+            <w:lang w:val="zh_TW" w:bidi="zh_TW"/>
+          </w:rPr>
+          <w:rPr>
+            <w:color w:val="0000EE"/>
+            <w:u w:val="single"/>
+          </w:rPr>
+          <w:t>約4:24</w:t>
+        </w:r>
+      </w:hyperlink>
+      <w:r>
+        <w:rPr>
+          <w:lang w:val="zh_TW" w:bidi="zh_TW"/>
+        </w:rPr>
+        <w:t>）。其他人認為這個片語指的是人的人格（personhood），這與神的位格（personality）相對應（具有智力、感情和意志）。這些人的特質可能存在於神的形像中；然而，這些人格層面的不同面向，也同樣存在於動物界的其它成員之中，並非人所獨有。</w:t>
+      </w:r>
+    </w:p>
+    <w:p>
+      <w:pPr/>
+      <w:r>
+        <w:rPr>
+          <w:lang w:val="zh_TW" w:bidi="zh_TW"/>
+        </w:rPr>
+      </w:r>
+      <w:r>
+        <w:rPr>
+          <w:lang w:val="zh_TW" w:bidi="zh_TW"/>
+        </w:rPr>
+        <w:t>「形像」這個詞語的基本意思（希伯來文tselem）是「影子」、「代表」或「相似」。人裡面有神的形像，顯明神對人的價值與尊嚴的看法──人在受造的世界裡作為祂的影子或祂的代表。古代亞述的君王會在遙遠的地區設立自己實體的像，提醒那些容易忘記的人，這些地區仍屬於帝國。同樣，神也把祂自己的影子、祂同在的代表，放在人裡面，安置在祂所造的世界中。</w:t>
+      </w:r>
+    </w:p>
+    <w:p>
+      <w:pPr/>
+      <w:r>
+        <w:rPr>
+          <w:lang w:val="zh_TW" w:bidi="zh_TW"/>
+        </w:rPr>
+      </w:r>
+      <w:r>
+        <w:rPr>
+          <w:lang w:val="zh_TW" w:bidi="zh_TW"/>
+        </w:rPr>
+        <w:t>這種「神的形像在人裡面」的觀點，似乎也得到</w:t>
+      </w:r>
+      <w:hyperlink r:id="rId13">
+        <w:r>
+          <w:rPr>
+            <w:lang w:val="zh_TW" w:bidi="zh_TW"/>
+          </w:rPr>
+          <w:rPr>
+            <w:color w:val="0000EE"/>
+            <w:u w:val="single"/>
+          </w:rPr>
+          <w:t>創世記一章</w:t>
+        </w:r>
+      </w:hyperlink>
+      <w:r>
+        <w:rPr>
+          <w:lang w:val="zh_TW" w:bidi="zh_TW"/>
+        </w:rPr>
+        <w:t>直接上下文的印證。人是照著神的形像造的，要管理神一切其它的受造物（</w:t>
+      </w:r>
+      <w:hyperlink r:id="rId24">
+        <w:r>
+          <w:rPr>
+            <w:lang w:val="zh_TW" w:bidi="zh_TW"/>
+          </w:rPr>
+          <w:rPr>
+            <w:color w:val="0000EE"/>
+            <w:u w:val="single"/>
+          </w:rPr>
+          <w:t>創1:26</w:t>
+        </w:r>
+      </w:hyperlink>
+      <w:r>
+        <w:rPr>
+          <w:lang w:val="zh_TW" w:bidi="zh_TW"/>
+        </w:rPr>
+        <w:t>；另見</w:t>
+      </w:r>
+      <w:hyperlink r:id="rId22">
+        <w:r>
+          <w:rPr>
+            <w:lang w:val="zh_TW" w:bidi="zh_TW"/>
+          </w:rPr>
+          <w:rPr>
+            <w:color w:val="0000EE"/>
+            <w:u w:val="single"/>
+          </w:rPr>
+          <w:t>詩8:5</w:t>
+        </w:r>
+      </w:hyperlink>
+      <w:r>
+        <w:rPr>
+          <w:lang w:val="zh_TW" w:bidi="zh_TW"/>
+        </w:rPr>
+        <w:t>）。進一步說，作為造物主的代表，人應當回應祂。耶穌宣告神是靈，而這宣告的結果，是人要以心靈和誠實敬拜祂（</w:t>
+      </w:r>
+      <w:hyperlink r:id="rId25">
+        <w:r>
+          <w:rPr>
+            <w:lang w:val="zh_TW" w:bidi="zh_TW"/>
+          </w:rPr>
+          <w:rPr>
+            <w:color w:val="0000EE"/>
+            <w:u w:val="single"/>
+          </w:rPr>
+          <w:t>約4:21–24</w:t>
+        </w:r>
+      </w:hyperlink>
+      <w:r>
+        <w:rPr>
+          <w:lang w:val="zh_TW" w:bidi="zh_TW"/>
+        </w:rPr>
+        <w:t>）。</w:t>
+      </w:r>
+    </w:p>
+    <w:p>
+      <w:pPr>
+        <w:pStyle w:val="Heading3"/>
+      </w:pPr>
+      <w:r>
+        <w:rPr>
+          <w:lang w:val="zh_TW" w:bidi="zh_TW"/>
+        </w:rPr>
+        <w:t>人的本性</w:t>
+      </w:r>
+    </w:p>
+    <w:p>
+      <w:pPr/>
+      <w:r>
+        <w:rPr>
+          <w:lang w:val="zh_TW" w:bidi="zh_TW"/>
+        </w:rPr>
+      </w:r>
+      <w:r>
+        <w:rPr>
+          <w:lang w:val="zh_TW" w:bidi="zh_TW"/>
+        </w:rPr>
+        <w:t>人往往會傾向把「人」看成由不同部分組成，但聖經的重點卻是強調人的整全。關於人的本性究竟是三方（tripartite，即三重結構）：靈、魂與體（參</w:t>
+      </w:r>
+      <w:hyperlink r:id="rId26">
+        <w:r>
+          <w:rPr>
+            <w:lang w:val="zh_TW" w:bidi="zh_TW"/>
+          </w:rPr>
+          <w:rPr>
+            <w:color w:val="0000EE"/>
+            <w:u w:val="single"/>
+          </w:rPr>
+          <w:t>帖前5:23</w:t>
+        </w:r>
+      </w:hyperlink>
+      <w:r>
+        <w:rPr>
+          <w:lang w:val="zh_TW" w:bidi="zh_TW"/>
+        </w:rPr>
+        <w:t>）；還是二方（bipartite，即二重結構）：物質與非物質，至今仍然爭辯不休。雖然聖經似乎可以支持這兩種立場，但有關人的本性，最重要的問題不在於人有多少部分，而在於人的合一。因此，聖經論及人時，首先宣告：人是一個同時由物質屬性與非物質屬性構成的「位格」。用巴特（Karl Barth）的話說，人是「有身體的魂，同時也是有魂的身體」沒有只具身體而無魂的人，也難以把沒有身體的靈看作完整的人，除非處於暫時的、過渡性的狀態。希伯來文nephesh，常譯作「魂」，在多數語境中更合宜的翻譯是「人」。希伯來文ruach（「氣息」、「風」、「靈」）和希臘文pneuma（「靈」）和psuche（「魂」）常用來指人的非物質部分。這部分與身體相比並不因此而不真實。若僅以純物質、純身體的觀點看人，是極其貧乏的。同樣，若過度強調靈，卻輕忽身體，也是不真實、不平衡的。人可以這樣說：「我是個人，而我的存在目前極度依賴我的身體。但我不只是身體，也不只是血肉。當我的身體死去，我仍然活著；當我的血肉朽壞，我依然存在。但有一天，我要再一次在身體裡活著。因為一個沒有身體的靈魂，並不能完全表達我的人性。神為我所設立的理想，是要我在一個〔新的〕身體裡過生活。因此，在永恆狀態的盼望裡，我信身體的復活和永遠的生命。」</w:t>
+      </w:r>
+    </w:p>
+    <w:p>
+      <w:pPr/>
+      <w:r>
+        <w:rPr>
+          <w:lang w:val="zh_TW" w:bidi="zh_TW"/>
+        </w:rPr>
+      </w:r>
+      <w:r>
+        <w:rPr>
+          <w:lang w:val="zh_TW" w:bidi="zh_TW"/>
+        </w:rPr>
+        <w:t>若要從聖經的角度思考人的本性，就不能不面對墮落的問題。</w:t>
+      </w:r>
+      <w:hyperlink r:id="rId27">
+        <w:r>
+          <w:rPr>
+            <w:lang w:val="zh_TW" w:bidi="zh_TW"/>
+          </w:rPr>
+          <w:rPr>
+            <w:color w:val="0000EE"/>
+            <w:u w:val="single"/>
+          </w:rPr>
+          <w:t>創世記三章</w:t>
+        </w:r>
+      </w:hyperlink>
+      <w:r>
+        <w:rPr>
+          <w:lang w:val="zh_TW" w:bidi="zh_TW"/>
+        </w:rPr>
+        <w:t>顯示，未墮落的人原本是不死的，他生育的能力起初並不受生產痛苦的限制，他的工作也不會因自然界的反覆無常而受挫。然而，墮落之後，一切都改變了：在人內在的生命裡、在男女彼此之間、在人與自然的互動中，以及在人與造物主的關係上，全都發生了變化。</w:t>
+      </w:r>
+    </w:p>
+    <w:p>
+      <w:pPr/>
+      <w:r>
+        <w:rPr>
+          <w:lang w:val="zh_TW" w:bidi="zh_TW"/>
+        </w:rPr>
+      </w:r>
+      <w:r>
+        <w:rPr>
+          <w:lang w:val="zh_TW" w:bidi="zh_TW"/>
+        </w:rPr>
+        <w:t>墮落的結果是，人深深地墮落了，這墮落滲透到他全人的每一部分。「全然敗壞」這個片語，不一定是指人已經壞到不能再壞，而是指罪的影響波及人的整個存在。同時，神的形像在墮落之後，仍以某種方式繼續存在於人的身上，這就成了神施行救恩的依據（參</w:t>
+      </w:r>
+      <w:hyperlink r:id="rId28">
+        <w:r>
+          <w:rPr>
+            <w:lang w:val="zh_TW" w:bidi="zh_TW"/>
+          </w:rPr>
+          <w:rPr>
+            <w:color w:val="0000EE"/>
+            <w:u w:val="single"/>
+          </w:rPr>
+          <w:t>羅5章</w:t>
+        </w:r>
+      </w:hyperlink>
+      <w:r>
+        <w:rPr>
+          <w:lang w:val="zh_TW" w:bidi="zh_TW"/>
+        </w:rPr>
+        <w:t>）。基本上，正因神看重人內在的價值，救恩才有其神所立的合理性。</w:t>
+      </w:r>
+    </w:p>
+    <w:p>
+      <w:pPr/>
+      <w:r>
+        <w:rPr>
+          <w:lang w:val="zh_TW" w:bidi="zh_TW"/>
+        </w:rPr>
+      </w:r>
+      <w:r>
+        <w:rPr>
+          <w:lang w:val="zh_TW" w:bidi="zh_TW"/>
+        </w:rPr>
+        <w:t>關於人本質上是良善還是邪惡的舊爭論，在創世記的記載裡既顯出其困境，也提供了解答：神造人，乃是要他有意識地反映造物主的尊嚴與高貴。然而，人卻因刻意的悖逆而背叛了造物主，從此陷入罪中，罪成了他一生的烙印；除非有神的恩典，否則他仍要不斷活在其中。這隨之而來的罪，既是墮落之人存在本質上的特質，也是他不斷表現出來，無數驕傲與自私的行為。雖然神的形像因人的墮落而在人裡面受損，但當一個人在基督裡得著新生命時，神的靈就在他裡面運行，有效重新激發這形像。神的恩典因此帶來個人的更新、人與人關係的復和，以及恢復與神的相交。</w:t>
+      </w:r>
+    </w:p>
+    <w:p>
+      <w:pPr/>
+      <w:r>
+        <w:rPr>
+          <w:lang w:val="zh_TW" w:bidi="zh_TW"/>
+        </w:rPr>
+      </w:r>
+      <w:r>
+        <w:rPr>
+          <w:lang w:val="zh_TW" w:bidi="zh_TW"/>
+        </w:rPr>
+        <w:t>人起初是神所造的善，但因自己的計謀而成了惡；然而，靠著神的大能，人仍能重新得著那善。要明白「作為一個完整的人」的真正意義，必須從耶穌的生命去重新發現，祂的人性生活就是人的新起點。因此，耶穌是新的亞當；在祂的樣式中，有一個取代舊樣式的新開端。</w:t>
+      </w:r>
+    </w:p>
+    <w:p>
+      <w:pPr>
+        <w:pStyle w:val="Heading3"/>
+      </w:pPr>
+      <w:r>
+        <w:rPr>
+          <w:lang w:val="zh_TW" w:bidi="zh_TW"/>
+        </w:rPr>
+        <w:t>人的歸宿</w:t>
+      </w:r>
+    </w:p>
+    <w:p>
+      <w:pPr/>
+      <w:r>
+        <w:rPr>
+          <w:lang w:val="zh_TW" w:bidi="zh_TW"/>
+        </w:rPr>
+      </w:r>
+      <w:r>
+        <w:rPr>
+          <w:lang w:val="zh_TW" w:bidi="zh_TW"/>
+        </w:rPr>
+        <w:t>聖經對人的看法，必須平衡地涵蓋：人出自神的創造、人悖逆了神的恩典、人要面對的審判，以及因救主耶穌而得著救贖和永生應許的盼望。人有一個起點，卻要永遠存在。這宣告與自然主義的起源與歸宿理論形成強烈對比。現代思想中最具欺騙性的傾向之一，就是「與死亡和解」的觀念。那些不思念神、也不盼望永恆的人，彼此勸勉，要把身體不可避免的衰敗與死亡，視為人生命的自然結局。但聖經的觀點認為，人類的死亡根本不是自然的。</w:t>
+      </w:r>
+    </w:p>
+    <w:p>
+      <w:pPr/>
+      <w:r>
+        <w:rPr>
+          <w:lang w:val="zh_TW" w:bidi="zh_TW"/>
+        </w:rPr>
+      </w:r>
+      <w:r>
+        <w:rPr>
+          <w:lang w:val="zh_TW" w:bidi="zh_TW"/>
+        </w:rPr>
+        <w:t>死亡是後來進入的特質，而不是人的天然歸宿。死亡可以用來描述身體，卻不能用來描述靈。聖經的教導是：雖然身體會死、會朽壞，但人仍存活，並盼望將來得著更新的身體。那些認識基督的人，在肉身死去時就與祂同在（</w:t>
+      </w:r>
+      <w:hyperlink r:id="rId29">
+        <w:r>
+          <w:rPr>
+            <w:lang w:val="zh_TW" w:bidi="zh_TW"/>
+          </w:rPr>
+          <w:rPr>
+            <w:color w:val="0000EE"/>
+            <w:u w:val="single"/>
+          </w:rPr>
+          <w:t>腓1:23</w:t>
+        </w:r>
+      </w:hyperlink>
+      <w:r>
+        <w:rPr>
+          <w:lang w:val="zh_TW" w:bidi="zh_TW"/>
+        </w:rPr>
+        <w:t>），並等候身體復活，進入永恆的生命 （</w:t>
+      </w:r>
+      <w:hyperlink r:id="rId30">
+        <w:r>
+          <w:rPr>
+            <w:lang w:val="zh_TW" w:bidi="zh_TW"/>
+          </w:rPr>
+          <w:rPr>
+            <w:color w:val="0000EE"/>
+            <w:u w:val="single"/>
+          </w:rPr>
+          <w:t>林前15:35–49</w:t>
+        </w:r>
+      </w:hyperlink>
+      <w:r>
+        <w:rPr>
+          <w:lang w:val="zh_TW" w:bidi="zh_TW"/>
+        </w:rPr>
+        <w:t>）。至於那些離世時與基督無關的人，並不是就此消失，而是要進入一種永遠的存在狀態，清醒意識到自己與神隔絕，失落了原本該享有祂同在直到永遠的命定。聖經教導有關失喪之人的結局，對現代人來說極其難以接受。甚至一些高度尊重聖經權威的基督徒，一想到惡人要受永遠刑罰，也可能會感到震驚。然而，聖經中有關惡人終極審判的教義，卻是與聖經許多其它教導，一樣確實而穩固的。</w:t>
+      </w:r>
+    </w:p>
+    <w:p>
+      <w:pPr/>
+      <w:r>
+        <w:rPr>
+          <w:lang w:val="zh_TW" w:bidi="zh_TW"/>
+        </w:rPr>
+      </w:r>
+      <w:r>
+        <w:rPr>
+          <w:lang w:val="zh_TW" w:bidi="zh_TW"/>
+        </w:rPr>
+        <w:t>在聖經中，有關人性最震撼的真理之一，就是明白神所開始救恩工作，最終導致永恆聖子道成肉身，原因竟然是為了人。在祂復活升天之後，主耶穌基督回到天上榮耀威嚴的永恆地位，並且永遠作為神－人（God-man）而存留。耶穌是神，祂分享聖父與聖靈一切的屬性；耶穌是人，祂與人同在、認同人。祂在一個有形的身體裡顯明自己，雖然那是復活的身體，卻是所有屬祂之人復活的初熟果子。因此，道成肉身在神性（deity）裡帶來了一個永恆的改變。若不是因為神極其看重人的價值，祂決不會在自己裡面作出如此根本的改變。正如希伯來書的作者所說：「兒女既同有血肉之體，他也照樣親自成了血肉之體」（</w:t>
+      </w:r>
+      <w:hyperlink r:id="rId31">
+        <w:r>
+          <w:rPr>
+            <w:lang w:val="zh_TW" w:bidi="zh_TW"/>
+          </w:rPr>
+          <w:rPr>
+            <w:color w:val="0000EE"/>
+            <w:u w:val="single"/>
+          </w:rPr>
+          <w:t>來2:14</w:t>
+        </w:r>
+      </w:hyperlink>
+      <w:r>
+        <w:rPr>
+          <w:lang w:val="zh_TW" w:bidi="zh_TW"/>
+        </w:rPr>
+        <w:t>）。</w:t>
+      </w:r>
+    </w:p>
+    <w:p>
+      <w:pPr/>
+      <w:r>
+        <w:rPr>
+          <w:lang w:val="zh_TW" w:bidi="zh_TW"/>
+        </w:rPr>
+      </w:r>
+      <w:r>
+        <w:rPr>
+          <w:lang w:val="zh_TW" w:bidi="zh_TW"/>
+        </w:rPr>
+        <w:t>我們人性的最終指標，就是人是為了敬拜神並永遠享受祂而被造的。神從未將這樣的心意，賜給其它受造之物。即便是那些仍然維持完美狀態、並在清醒喜樂中敬拜父的天使，他們與神的關係也不及蒙救贖的人那樣親密（</w:t>
+      </w:r>
+      <w:hyperlink r:id="rId32">
+        <w:r>
+          <w:rPr>
+            <w:lang w:val="zh_TW" w:bidi="zh_TW"/>
+          </w:rPr>
+          <w:rPr>
+            <w:color w:val="0000EE"/>
+            <w:u w:val="single"/>
+          </w:rPr>
+          <w:t>來2:16</w:t>
+        </w:r>
+      </w:hyperlink>
+      <w:r>
+        <w:rPr>
+          <w:lang w:val="zh_TW" w:bidi="zh_TW"/>
+        </w:rPr>
+        <w:t>）。</w:t>
+      </w:r>
+    </w:p>
+    <w:p>
+      <w:pPr/>
+      <w:r>
+        <w:rPr>
+          <w:lang w:val="zh_TW" w:bidi="zh_TW"/>
+        </w:rPr>
+      </w:r>
+      <w:r>
+        <w:rPr>
+          <w:lang w:val="zh_TW" w:bidi="zh_TW"/>
+        </w:rPr>
+        <w:t>人算什麼？在基督裡，人就是神原本要他成為的樣式，滿有尊榮與尊貴，並且永遠在祂寶座前歡喜快樂。</w:t>
+      </w:r>
+    </w:p>
+    <w:p>
+      <w:pPr/>
+      <w:r>
+        <w:rPr>
+          <w:lang w:val="zh_TW" w:bidi="zh_TW"/>
+        </w:rPr>
+      </w:r>
+      <w:r>
+        <w:rPr>
+          <w:i/>
+          <w:lang w:val="zh_TW" w:bidi="zh_TW"/>
+        </w:rPr>
+        <w:t>另見</w:t>
+      </w:r>
+      <w:r>
+        <w:rPr>
+          <w:lang w:val="zh_TW" w:bidi="zh_TW"/>
+        </w:rPr>
+        <w:t xml:space="preserve"> </w:t>
+      </w:r>
+      <w:r>
+        <w:rPr>
+          <w:lang w:val="zh_TW" w:bidi="zh_TW"/>
+        </w:rPr>
+        <w:t>神的形象；屬血氣的</w:t>
+      </w:r>
+      <w:r>
+        <w:rPr>
+          <w:lang w:val="zh_TW" w:bidi="zh_TW"/>
+        </w:rPr>
+        <w:t>人；</w:t>
+      </w:r>
+      <w:r>
+        <w:rPr>
+          <w:lang w:val="zh_TW" w:bidi="zh_TW"/>
+        </w:rPr>
+        <w:t>舊人與新人</w:t>
+      </w:r>
+      <w:r>
+        <w:rPr>
+          <w:lang w:val="zh_TW" w:bidi="zh_TW"/>
+        </w:rPr>
+        <w:t>。</w:t>
+      </w:r>
+      <w:r>
+        <w:rPr>
+          <w:lang w:val="zh_TW" w:bidi="zh_TW"/>
+        </w:rPr>
+      </w:r>
+      <w:r>
+        <w:rPr>
+          <w:lang w:val="zh_TW" w:bidi="zh_TW"/>
+        </w:rPr>
+      </w:r>
+    </w:p>
+    <w:p>
+      <w:pPr/>
+      <w:r>
+        <w:rPr>
+          <w:lang w:val="zh_TW" w:bidi="zh_TW"/>
+        </w:rPr>
+      </w:r>
+    </w:p>
+    <w:p>
+      <w:pPr>
+        <w:pStyle w:val="Heading2"/>
+      </w:pPr>
+      <w:r>
+        <w:rPr>
+          <w:lang w:val="zh_TW" w:bidi="zh_TW"/>
+        </w:rPr>
+        <w:t>人的墮落</w:t>
+      </w:r>
+      <w:r>
+        <w:rPr>
+          <w:lang w:val="zh_TW" w:bidi="zh_TW"/>
+        </w:rPr>
+      </w:r>
+    </w:p>
+    <w:p>
+      <w:pPr/>
+      <w:r>
+        <w:rPr>
+          <w:lang w:val="zh_TW" w:bidi="zh_TW"/>
+        </w:rPr>
+      </w:r>
+      <w:r>
+        <w:rPr>
+          <w:lang w:val="zh_TW" w:bidi="zh_TW"/>
+        </w:rPr>
+        <w:t>在人類歷史中，亞當吃了那禁果，使人類由道德上純真、蒙神喜悅的狀態，轉變為被定罪、終必死亡的光景。</w:t>
+      </w:r>
+    </w:p>
+    <w:p>
+      <w:pPr>
+        <w:pStyle w:val="Heading3"/>
+      </w:pPr>
+      <w:r>
+        <w:rPr>
+          <w:lang w:val="zh_TW" w:bidi="zh_TW"/>
+        </w:rPr>
+        <w:t>聖經的證據</w:t>
+      </w:r>
+    </w:p>
+    <w:p>
+      <w:pPr/>
+      <w:r>
+        <w:rPr>
+          <w:lang w:val="zh_TW" w:bidi="zh_TW"/>
+        </w:rPr>
+      </w:r>
+      <w:hyperlink r:id="rId13">
+        <w:r>
+          <w:rPr>
+            <w:lang w:val="zh_TW" w:bidi="zh_TW"/>
+          </w:rPr>
+          <w:rPr>
+            <w:color w:val="0000EE"/>
+            <w:u w:val="single"/>
+          </w:rPr>
+          <w:t>創世記一</w:t>
+        </w:r>
+      </w:hyperlink>
+      <w:r>
+        <w:rPr>
+          <w:lang w:val="zh_TW" w:bidi="zh_TW"/>
+        </w:rPr>
+        <w:t>和</w:t>
+      </w:r>
+      <w:hyperlink r:id="rId17">
+        <w:r>
+          <w:rPr>
+            <w:lang w:val="zh_TW" w:bidi="zh_TW"/>
+          </w:rPr>
+          <w:rPr>
+            <w:color w:val="0000EE"/>
+            <w:u w:val="single"/>
+          </w:rPr>
+          <w:t>二章</w:t>
+        </w:r>
+      </w:hyperlink>
+      <w:r>
+        <w:rPr>
+          <w:lang w:val="zh_TW" w:bidi="zh_TW"/>
+        </w:rPr>
+        <w:t>的創世敘事，肯定了人的本質與使命的獨特性。人是按著神的形像被造，為要與神相交、彼此交通。作為神的代表，人被賦予治理全地的權柄，要開發並使用地上的資源，使神得榮耀。</w:t>
+      </w:r>
+    </w:p>
+    <w:p>
+      <w:pPr/>
+      <w:r>
+        <w:rPr>
+          <w:lang w:val="zh_TW" w:bidi="zh_TW"/>
+        </w:rPr>
+      </w:r>
+      <w:r>
+        <w:rPr>
+          <w:lang w:val="zh_TW" w:bidi="zh_TW"/>
+        </w:rPr>
+        <w:t>除了文化使命以外，人同時也領受一條具體的命令：神准許他吃伊甸園的各樣植物，卻明確禁止他吃分別善惡樹上的果子。這命令的目的，乃是為了在人的意識中，建立善與惡之間的根本對立，並使人肯定其定位就是事奉造物主。人若能忠心事奉，便可享受天父所賜的一切福分，並最終進入與神同在，享受永恆生命的豐盛。</w:t>
+      </w:r>
+    </w:p>
+    <w:p>
+      <w:pPr/>
+      <w:r>
+        <w:rPr>
+          <w:lang w:val="zh_TW" w:bidi="zh_TW"/>
+        </w:rPr>
+      </w:r>
+      <w:r>
+        <w:rPr>
+          <w:lang w:val="zh_TW" w:bidi="zh_TW"/>
+        </w:rPr>
+        <w:t>雖然人與動物一樣被造為有生命的活物，但人生命的核心在於與神的聯合與相交。與神的交通本應是亞當自覺擁有的特權，這與動物形成對比，因牠們既沒有犯罪的可能，也沒有與神有意識的相交。人在充分明白另一選擇所帶來的邪惡後，應當甘心樂意、出於愛心地事奉神。因此，他在神面前的生命本質應是敬虔的，而不是單憑本能的。</w:t>
+      </w:r>
+    </w:p>
+    <w:p>
+      <w:pPr/>
+      <w:r>
+        <w:rPr>
+          <w:lang w:val="zh_TW" w:bidi="zh_TW"/>
+        </w:rPr>
+      </w:r>
+      <w:r>
+        <w:rPr>
+          <w:lang w:val="zh_TW" w:bidi="zh_TW"/>
+        </w:rPr>
+        <w:t>神吩咐不可吃分別善惡樹的果子，其目的在於要使人堅立於公義和信心的道路上，然而，撒但卻利用這條命令作為機會，引誘人背叛神。雖然人面對試探本身並不是邪惡，但撒但引誘人犯罪卻是邪惡的。這意味著在人墮落之前，宇宙已經存在邪惡。撒但的目的明顯是要使人歸服於牠，並藉著人將牠黑暗的國度擴展到全地。人的墮落，以及其後神所展開的救贖計劃，必須在神與撒但之間的宇宙性衝突這個背景下來理解，而在這場爭戰中，神最終的得勝是確定無疑的。撒但藉著蛇作為工具，先接近夏娃來引誘亞當，誘惑他們吃分別善惡樹的果子。</w:t>
+      </w:r>
+    </w:p>
+    <w:p>
+      <w:pPr/>
+      <w:r>
+        <w:rPr>
+          <w:lang w:val="zh_TW" w:bidi="zh_TW"/>
+        </w:rPr>
+      </w:r>
+      <w:r>
+        <w:rPr>
+          <w:lang w:val="zh_TW" w:bidi="zh_TW"/>
+        </w:rPr>
+        <w:t>在人墮落之前，對善惡的分別並非一無所知，只是他在經驗上只認識善。亞當應當只從神那裡領受有關善惡分別的本質，以及領受教導，知道吃或不吃生命樹上的果子所帶來的後果。正如他起初從造物主得著生命，如今他也當順服神口中所出的一切話，並藉此而活。試探的目的，是要人離開對神的依靠。撒但質疑神話語的真實，並挑戰祂的權柄，引誘人以為自己能判斷善惡，並能掌握後果，使後果有利自己。這試探的核心，就是要人自以為神。</w:t>
+      </w:r>
+    </w:p>
+    <w:p>
+      <w:pPr/>
+      <w:r>
+        <w:rPr>
+          <w:lang w:val="zh_TW" w:bidi="zh_TW"/>
+        </w:rPr>
+      </w:r>
+      <w:r>
+        <w:rPr>
+          <w:lang w:val="zh_TW" w:bidi="zh_TW"/>
+        </w:rPr>
+        <w:t>亞當在屈服於撒但的試探後，與妻子一同吃了禁果，因而墮落。這悖逆的行為，乃是背叛、不忠、失信與不信的行為。正如「不可吃」這條命令總結並集中表明了人在神面前公義的一切要求，這違命的舉動則彰顯出徹底的背道。全心的背叛與完全的悖逆取代了對神完全的順服：人拒絕神的權柄，懷疑神的美善，爭論神的智慧，否定神的真理。一個全新的情感與思想的複雜體系，掌控了人的心思意念。</w:t>
+      </w:r>
+    </w:p>
+    <w:p>
+      <w:pPr>
+        <w:pStyle w:val="Heading3"/>
+      </w:pPr>
+      <w:r>
+        <w:rPr>
+          <w:lang w:val="zh_TW" w:bidi="zh_TW"/>
+        </w:rPr>
+        <w:t>墮落的後果</w:t>
+      </w:r>
+    </w:p>
+    <w:p>
+      <w:pPr/>
+      <w:r>
+        <w:rPr>
+          <w:lang w:val="zh_TW" w:bidi="zh_TW"/>
+        </w:rPr>
+      </w:r>
+      <w:r>
+        <w:rPr>
+          <w:lang w:val="zh_TW" w:bidi="zh_TW"/>
+        </w:rPr>
+        <w:t>人墮落的最直接後果，就是在神面前失去了坦然與喜樂，轉而生出懼怕與羞恥。亞當與夏娃與神隔絕，也清楚顯明了這一點。這既表現在臨到人的咒詛，更明顯體現在亞當和夏娃被逐出伊甸園。伊甸園原是公義的居所，是人與神聯合和相交的範圍；一旦人因不義斷絕了與神的相交，就必然會被逐出伊甸園。正如神所警告的，罪的結果就是死。因為死亡會臨到一切有生命之處，也使人的身體在墳墓裡歸於朽壞。</w:t>
+      </w:r>
+    </w:p>
+    <w:p>
+      <w:pPr/>
+      <w:r>
+        <w:rPr>
+          <w:lang w:val="zh_TW" w:bidi="zh_TW"/>
+        </w:rPr>
+      </w:r>
+      <w:r>
+        <w:rPr>
+          <w:lang w:val="zh_TW" w:bidi="zh_TW"/>
+        </w:rPr>
+        <w:t>墮落的後果不僅臨到亞當和夏娃，也延伸到一切由他們自然繁衍而來的人身上，因為亞當與全人類之間存在獨特的連帶關係。有些神學家特別強調亞當與後裔之間的普遍聯繫，而另一些則注重約的關係，以亞當作為後裔之首和代表。亞當犯罪對全人類的後果，就是他的罪被算在所有後裔的身上，他們因此都必面對死亡的刑罰，並且承受敗壞的本性。</w:t>
+      </w:r>
+    </w:p>
+    <w:p>
+      <w:pPr/>
+      <w:r>
+        <w:rPr>
+          <w:lang w:val="zh_TW" w:bidi="zh_TW"/>
+        </w:rPr>
+      </w:r>
+      <w:r>
+        <w:rPr>
+          <w:lang w:val="zh_TW" w:bidi="zh_TW"/>
+        </w:rPr>
+        <w:t>墮落的後果也顯明在整個受造界，因咒詛的作用，使人在完成原本文化使命時遭遇阻力。人要繁衍遍布世界，就必須經歷生產的痛苦與危險，而維持生命所需的食物、衣物與居所，也只能經過艱辛和勞苦的勞動才能得來。</w:t>
+      </w:r>
+    </w:p>
+    <w:p>
+      <w:pPr/>
+      <w:r>
+        <w:rPr>
+          <w:lang w:val="zh_TW" w:bidi="zh_TW"/>
+        </w:rPr>
+      </w:r>
+      <w:r>
+        <w:rPr>
+          <w:lang w:val="zh_TW" w:bidi="zh_TW"/>
+        </w:rPr>
+        <w:t>然而，人墮落後，死亡並沒有</w:t>
+      </w:r>
+      <w:r>
+        <w:rPr>
+          <w:b/>
+          <w:lang w:val="zh_TW" w:bidi="zh_TW"/>
+        </w:rPr>
+        <w:t>立刻</w:t>
+      </w:r>
+      <w:r>
+        <w:rPr>
+          <w:lang w:val="zh_TW" w:bidi="zh_TW"/>
+        </w:rPr>
+        <w:t>臨到作為</w:t>
+      </w:r>
+      <w:r>
+        <w:rPr>
+          <w:b/>
+          <w:lang w:val="zh_TW" w:bidi="zh_TW"/>
+        </w:rPr>
+        <w:t>最終</w:t>
+      </w:r>
+      <w:r>
+        <w:rPr>
+          <w:lang w:val="zh_TW" w:bidi="zh_TW"/>
+        </w:rPr>
+        <w:t>的審判，這正顯出神對人的拯救旨意。亞當在聽見死亡的咒詛之前，已經先聽見一位救主的應許（</w:t>
+      </w:r>
+      <w:hyperlink r:id="rId33">
+        <w:r>
+          <w:rPr>
+            <w:lang w:val="zh_TW" w:bidi="zh_TW"/>
+          </w:rPr>
+          <w:rPr>
+            <w:color w:val="0000EE"/>
+            <w:u w:val="single"/>
+          </w:rPr>
+          <w:t>創3:15</w:t>
+        </w:r>
+      </w:hyperlink>
+      <w:r>
+        <w:rPr>
+          <w:lang w:val="zh_TW" w:bidi="zh_TW"/>
+        </w:rPr>
+        <w:t>）。</w:t>
+      </w:r>
+    </w:p>
+    <w:p>
+      <w:pPr/>
+      <w:r>
+        <w:rPr>
+          <w:lang w:val="zh_TW" w:bidi="zh_TW"/>
+        </w:rPr>
+      </w:r>
+      <w:r>
+        <w:rPr>
+          <w:lang w:val="zh_TW" w:bidi="zh_TW"/>
+        </w:rPr>
+        <w:t>自</w:t>
+      </w:r>
+      <w:hyperlink r:id="rId27">
+        <w:r>
+          <w:rPr>
+            <w:lang w:val="zh_TW" w:bidi="zh_TW"/>
+          </w:rPr>
+          <w:rPr>
+            <w:color w:val="0000EE"/>
+            <w:u w:val="single"/>
+          </w:rPr>
+          <w:t>創世記三章</w:t>
+        </w:r>
+      </w:hyperlink>
+      <w:r>
+        <w:rPr>
+          <w:lang w:val="zh_TW" w:bidi="zh_TW"/>
+        </w:rPr>
+        <w:t>之後，聖經很少提到人的墮落，但這一歷史事件卻是其後一切經文的必要前提。聖經的重點是面向未來——罪惡不斷擴大的影響，以及神展開祂的救贖計劃。</w:t>
+      </w:r>
+    </w:p>
+    <w:p>
+      <w:pPr/>
+      <w:r>
+        <w:rPr>
+          <w:lang w:val="zh_TW" w:bidi="zh_TW"/>
+        </w:rPr>
+      </w:r>
+      <w:r>
+        <w:rPr>
+          <w:i/>
+          <w:lang w:val="zh_TW" w:bidi="zh_TW"/>
+        </w:rPr>
+        <w:t>另見</w:t>
+      </w:r>
+      <w:r>
+        <w:rPr>
+          <w:lang w:val="zh_TW" w:bidi="zh_TW"/>
+        </w:rPr>
+        <w:t xml:space="preserve"> </w:t>
+      </w:r>
+      <w:r>
+        <w:rPr>
+          <w:lang w:val="zh_TW" w:bidi="zh_TW"/>
+        </w:rPr>
+        <w:t>亞當（人物）；</w:t>
+      </w:r>
+      <w:r>
+        <w:rPr>
+          <w:lang w:val="zh_TW" w:bidi="zh_TW"/>
+        </w:rPr>
+        <w:t>死亡；</w:t>
+      </w:r>
+      <w:r>
+        <w:rPr>
+          <w:lang w:val="zh_TW" w:bidi="zh_TW"/>
+        </w:rPr>
+        <w:t>罪</w:t>
+      </w:r>
+      <w:r>
+        <w:rPr>
+          <w:lang w:val="zh_TW" w:bidi="zh_TW"/>
+        </w:rPr>
+        <w:t>。</w:t>
+      </w:r>
+      <w:r>
+        <w:rPr>
+          <w:lang w:val="zh_TW" w:bidi="zh_TW"/>
+        </w:rPr>
+      </w:r>
+      <w:r>
+        <w:rPr>
+          <w:lang w:val="zh_TW" w:bidi="zh_TW"/>
+        </w:rPr>
+      </w:r>
+    </w:p>
+    <w:p>
+      <w:pPr/>
+      <w:r>
+        <w:rPr>
+          <w:lang w:val="zh_TW" w:bidi="zh_TW"/>
+        </w:rPr>
+      </w:r>
+    </w:p>
+    <w:p>
+      <w:pPr>
+        <w:pStyle w:val="Heading2"/>
+      </w:pPr>
+      <w:r>
+        <w:rPr>
+          <w:lang w:val="zh_TW" w:bidi="zh_TW"/>
+        </w:rPr>
+        <w:t>人子</w:t>
+      </w:r>
+      <w:r>
+        <w:rPr>
+          <w:lang w:val="zh_TW" w:bidi="zh_TW"/>
+        </w:rPr>
+      </w:r>
+    </w:p>
+    <w:p>
+      <w:pPr/>
+      <w:r>
+        <w:rPr>
+          <w:lang w:val="zh_TW" w:bidi="zh_TW"/>
+        </w:rPr>
+      </w:r>
+      <w:r>
+        <w:rPr>
+          <w:lang w:val="zh_TW" w:bidi="zh_TW"/>
+        </w:rPr>
+        <w:t>這是耶穌使用的彌賽亞稱號，用來表達祂屬天的根源、地上的使命以及將來的榮耀再來。這稱號不僅僅如一些教會的教父或近代學者所認為僅指祂具有人的本質和人性，而是反映出耶穌的天上根源和神的威嚴；祂以人的形式所顯現的奧秘；以及祂在地上的使命，這使命促使祂被釘在十字架上，並進入榮耀。</w:t>
+      </w:r>
+    </w:p>
+    <w:p>
+      <w:pPr/>
+      <w:r>
+        <w:rPr>
+          <w:lang w:val="zh_TW" w:bidi="zh_TW"/>
+        </w:rPr>
+      </w:r>
+      <w:r>
+        <w:rPr>
+          <w:lang w:val="zh_TW" w:bidi="zh_TW"/>
+        </w:rPr>
+        <w:t>「人子」這個稱號的背景可以追溯到舊約，特別是在以西結書中出現，因為這位先知被稱為「人子」多達90次。例如，神對他說：「人子啊，你站起來，我要和你說話」（</w:t>
+      </w:r>
+      <w:hyperlink r:id="rId34">
+        <w:r>
+          <w:rPr>
+            <w:lang w:val="zh_TW" w:bidi="zh_TW"/>
+          </w:rPr>
+          <w:rPr>
+            <w:color w:val="0000EE"/>
+            <w:u w:val="single"/>
+          </w:rPr>
+          <w:t>結2:1</w:t>
+        </w:r>
+      </w:hyperlink>
+      <w:r>
+        <w:rPr>
+          <w:lang w:val="zh_TW" w:bidi="zh_TW"/>
+        </w:rPr>
+        <w:t>）。耶穌使用「人子」這個稱號以及許多來自以西結書的主題，顯示耶穌要表明自己是末世的先知，就像以西結一樣（</w:t>
+      </w:r>
+      <w:hyperlink r:id="rId35">
+        <w:r>
+          <w:rPr>
+            <w:lang w:val="zh_TW" w:bidi="zh_TW"/>
+          </w:rPr>
+          <w:rPr>
+            <w:color w:val="0000EE"/>
+            <w:u w:val="single"/>
+          </w:rPr>
+          <w:t>4</w:t>
+        </w:r>
+      </w:hyperlink>
+      <w:r>
+        <w:rPr>
+          <w:lang w:val="zh_TW" w:bidi="zh_TW"/>
+        </w:rPr>
+        <w:t>、</w:t>
+      </w:r>
+      <w:hyperlink r:id="rId36">
+        <w:r>
+          <w:rPr>
+            <w:lang w:val="zh_TW" w:bidi="zh_TW"/>
+          </w:rPr>
+          <w:rPr>
+            <w:color w:val="0000EE"/>
+            <w:u w:val="single"/>
+          </w:rPr>
+          <w:t>7</w:t>
+        </w:r>
+      </w:hyperlink>
+      <w:r>
+        <w:rPr>
+          <w:lang w:val="zh_TW" w:bidi="zh_TW"/>
+        </w:rPr>
+        <w:t>、</w:t>
+      </w:r>
+      <w:hyperlink r:id="rId37">
+        <w:r>
+          <w:rPr>
+            <w:lang w:val="zh_TW" w:bidi="zh_TW"/>
+          </w:rPr>
+          <w:rPr>
+            <w:color w:val="0000EE"/>
+            <w:u w:val="single"/>
+          </w:rPr>
+          <w:t>10</w:t>
+        </w:r>
+      </w:hyperlink>
+      <w:r>
+        <w:rPr>
+          <w:lang w:val="zh_TW" w:bidi="zh_TW"/>
+        </w:rPr>
+        <w:t>、</w:t>
+      </w:r>
+      <w:hyperlink r:id="rId38">
+        <w:r>
+          <w:rPr>
+            <w:lang w:val="zh_TW" w:bidi="zh_TW"/>
+          </w:rPr>
+          <w:rPr>
+            <w:color w:val="0000EE"/>
+            <w:u w:val="single"/>
+          </w:rPr>
+          <w:t>22</w:t>
+        </w:r>
+      </w:hyperlink>
+      <w:r>
+        <w:rPr>
+          <w:lang w:val="zh_TW" w:bidi="zh_TW"/>
+        </w:rPr>
+        <w:t>、</w:t>
+      </w:r>
+      <w:hyperlink r:id="rId39">
+        <w:r>
+          <w:rPr>
+            <w:lang w:val="zh_TW" w:bidi="zh_TW"/>
+          </w:rPr>
+          <w:rPr>
+            <w:color w:val="0000EE"/>
+            <w:u w:val="single"/>
+          </w:rPr>
+          <w:t>40–48</w:t>
+        </w:r>
+      </w:hyperlink>
+      <w:r>
+        <w:rPr>
+          <w:lang w:val="zh_TW" w:bidi="zh_TW"/>
+        </w:rPr>
+        <w:t>章），對耶路撒冷的毀滅和神國在以色列的復興有最終的宣告（</w:t>
+      </w:r>
+      <w:hyperlink r:id="rId40">
+        <w:r>
+          <w:rPr>
+            <w:lang w:val="zh_TW" w:bidi="zh_TW"/>
+          </w:rPr>
+          <w:rPr>
+            <w:color w:val="0000EE"/>
+            <w:u w:val="single"/>
+          </w:rPr>
+          <w:t>太23–24章</w:t>
         </w:r>
       </w:hyperlink>
       <w:r>
@@ -289,23 +1678,23 @@
         </w:rPr>
         <w:t>；</w:t>
       </w:r>
-      <w:hyperlink r:id="rId15">
-        <w:r>
-          <w:rPr>
-            <w:lang w:val="zh_TW" w:bidi="zh_TW"/>
-          </w:rPr>
-          <w:rPr>
-            <w:color w:val="0000EE"/>
-            <w:u w:val="single"/>
-          </w:rPr>
-          <w:t>民28:4</w:t>
-        </w:r>
-      </w:hyperlink>
-      <w:r>
-        <w:rPr>
-          <w:lang w:val="zh_TW" w:bidi="zh_TW"/>
-        </w:rPr>
-        <w:t>）。在猶太教的拉比傳統中，白晝的時數隨著季節變化，取決於太陽週期。</w:t>
+      <w:hyperlink r:id="rId41">
+        <w:r>
+          <w:rPr>
+            <w:lang w:val="zh_TW" w:bidi="zh_TW"/>
+          </w:rPr>
+          <w:rPr>
+            <w:color w:val="0000EE"/>
+            <w:u w:val="single"/>
+          </w:rPr>
+          <w:t>徒1:6–8</w:t>
+        </w:r>
+      </w:hyperlink>
+      <w:r>
+        <w:rPr>
+          <w:lang w:val="zh_TW" w:bidi="zh_TW"/>
+        </w:rPr>
+        <w:t>）。</w:t>
       </w:r>
     </w:p>
     <w:p>
@@ -319,7 +1708,97 @@
         <w:rPr>
           <w:lang w:val="zh_TW" w:bidi="zh_TW"/>
         </w:rPr>
-        <w:t>以色列人用的曆法是陰曆，但春季（逾越節）和秋季（吹角節、贖罪日、住棚節）的大節期卻顯示，他們也考量了太陽年（solar year）。與農事對應的基色曆（Gezer calendar）以太陽年為依據。猶太曆採用19年循環，其中有7年會加上閏月，使陰曆與太陽年對齊，聖經並沒有提到這套系統，學者認為第十三個月是後來才加上的。來自埃及象島（Elephantine）猶太殖民地的亞蘭文文件顯示，早在主前五世紀，這個19年循環的系統已經被使用。雖然沒有相關記錄留存，猶大和以色列王國很可能採用類似的制度。</w:t>
+        <w:t>這個稱號的具體來源是</w:t>
+      </w:r>
+      <w:hyperlink r:id="rId42">
+        <w:r>
+          <w:rPr>
+            <w:lang w:val="zh_TW" w:bidi="zh_TW"/>
+          </w:rPr>
+          <w:rPr>
+            <w:color w:val="0000EE"/>
+            <w:u w:val="single"/>
+          </w:rPr>
+          <w:t>但以理書七章13至14節</w:t>
+        </w:r>
+      </w:hyperlink>
+      <w:r>
+        <w:rPr>
+          <w:lang w:val="zh_TW" w:bidi="zh_TW"/>
+        </w:rPr>
+        <w:t>，在那裡但以理看到一個「像人子」的異象，他「駕著天雲」而來，被領到「亙古常在者」面前，而亙古常在者賜給祂權柄、榮耀、國度。耶穌在教導祂的再來時多次引用這處經文的一部分（</w:t>
+      </w:r>
+      <w:hyperlink r:id="rId43">
+        <w:r>
+          <w:rPr>
+            <w:lang w:val="zh_TW" w:bidi="zh_TW"/>
+          </w:rPr>
+          <w:rPr>
+            <w:color w:val="0000EE"/>
+            <w:u w:val="single"/>
+          </w:rPr>
+          <w:t>太16:27</w:t>
+        </w:r>
+      </w:hyperlink>
+      <w:r>
+        <w:rPr>
+          <w:lang w:val="zh_TW" w:bidi="zh_TW"/>
+        </w:rPr>
+        <w:t>，</w:t>
+      </w:r>
+      <w:hyperlink r:id="rId44">
+        <w:r>
+          <w:rPr>
+            <w:lang w:val="zh_TW" w:bidi="zh_TW"/>
+          </w:rPr>
+          <w:rPr>
+            <w:color w:val="0000EE"/>
+            <w:u w:val="single"/>
+          </w:rPr>
+          <w:t>19:28，</w:t>
+        </w:r>
+      </w:hyperlink>
+      <w:hyperlink r:id="rId45">
+        <w:r>
+          <w:rPr>
+            <w:lang w:val="zh_TW" w:bidi="zh_TW"/>
+          </w:rPr>
+          <w:rPr>
+            <w:color w:val="0000EE"/>
+            <w:u w:val="single"/>
+          </w:rPr>
+          <w:t>24:30，2</w:t>
+        </w:r>
+      </w:hyperlink>
+      <w:hyperlink r:id="rId46">
+        <w:r>
+          <w:rPr>
+            <w:lang w:val="zh_TW" w:bidi="zh_TW"/>
+          </w:rPr>
+          <w:rPr>
+            <w:color w:val="0000EE"/>
+            <w:u w:val="single"/>
+          </w:rPr>
+          <w:t>5:31，</w:t>
+        </w:r>
+      </w:hyperlink>
+      <w:hyperlink r:id="rId47">
+        <w:r>
+          <w:rPr>
+            <w:lang w:val="zh_TW" w:bidi="zh_TW"/>
+          </w:rPr>
+          <w:rPr>
+            <w:color w:val="0000EE"/>
+            <w:u w:val="single"/>
+          </w:rPr>
+          <w:t>26:64</w:t>
+        </w:r>
+      </w:hyperlink>
+      <w:r>
+        <w:rPr>
+          <w:lang w:val="zh_TW" w:bidi="zh_TW"/>
+        </w:rPr>
+        <w:t>）。顯然，耶穌將這處經文理解為是祂自己的預言，描繪了祂的道成肉身、升天和承受神的國度。</w:t>
       </w:r>
     </w:p>
     <w:p>
@@ -333,30 +1812,208 @@
         <w:rPr>
           <w:lang w:val="zh_TW" w:bidi="zh_TW"/>
         </w:rPr>
-        <w:t>在猶太教的拉比傳統中，認為每年都有四季，但舊約僅提到兩季：「</w:t>
-      </w:r>
-      <w:r>
-        <w:rPr>
-          <w:lang w:val="zh_TW" w:bidi="zh_TW"/>
-        </w:rPr>
-        <w:t>稼穡、寒暑、冬夏</w:t>
-      </w:r>
-      <w:r>
-        <w:rPr>
-          <w:lang w:val="zh_TW" w:bidi="zh_TW"/>
-        </w:rPr>
-        <w:t>」（</w:t>
-      </w:r>
-      <w:hyperlink r:id="rId16">
-        <w:r>
-          <w:rPr>
-            <w:lang w:val="zh_TW" w:bidi="zh_TW"/>
-          </w:rPr>
-          <w:rPr>
-            <w:color w:val="0000EE"/>
-            <w:u w:val="single"/>
-          </w:rPr>
-          <w:t>創8:22</w:t>
+        <w:t>在福音書中，「人子」這個稱號被耶穌使用了大約80次，以隱晦、間接的方式來說明耶穌自己（太，32次；可，14次；路，26次；約，10次）。在所有這些經文中，耶穌都是說話者，從來沒有人稱呼祂為「人子」。在有些經文中的描述非常奧秘，以至於有些解經家認為耶穌是在談論另一個人。這種懷疑只出現在約翰福音中唯一的一處經文中，群眾問耶穌：「這人子是誰呢？」（</w:t>
+      </w:r>
+      <w:hyperlink r:id="rId48">
+        <w:r>
+          <w:rPr>
+            <w:lang w:val="zh_TW" w:bidi="zh_TW"/>
+          </w:rPr>
+          <w:rPr>
+            <w:color w:val="0000EE"/>
+            <w:u w:val="single"/>
+          </w:rPr>
+          <w:t>約12:34</w:t>
+        </w:r>
+      </w:hyperlink>
+      <w:r>
+        <w:rPr>
+          <w:lang w:val="zh_TW" w:bidi="zh_TW"/>
+        </w:rPr>
+        <w:t>）。在大多數經文中，耶穌的身份是明確的。在一些經文中是明顯的：「人說我——人子是誰？」——接著是「你們說我是誰？」（</w:t>
+      </w:r>
+      <w:hyperlink r:id="rId49">
+        <w:r>
+          <w:rPr>
+            <w:lang w:val="zh_TW" w:bidi="zh_TW"/>
+          </w:rPr>
+          <w:rPr>
+            <w:color w:val="0000EE"/>
+            <w:u w:val="single"/>
+          </w:rPr>
+          <w:t>太16:13、15</w:t>
+        </w:r>
+      </w:hyperlink>
+      <w:r>
+        <w:rPr>
+          <w:lang w:val="zh_TW" w:bidi="zh_TW"/>
+        </w:rPr>
+        <w:t>）。通常的結論是，耶穌將這個稱號用作祂自己的彌賽亞稱號，這樣祂就可以謙卑地談論祂自己和祂的使命，並傳達耶穌希望揭示關於祂自己的重要事實。祂可以這樣做，因為當這個稱號用於耶穌的彌賽亞身分時，這一稱號並未帶來普遍的錯誤觀念和誤解。</w:t>
+      </w:r>
+    </w:p>
+    <w:p>
+      <w:pPr/>
+      <w:r>
+        <w:rPr>
+          <w:lang w:val="zh_TW" w:bidi="zh_TW"/>
+        </w:rPr>
+      </w:r>
+      <w:r>
+        <w:rPr>
+          <w:lang w:val="zh_TW" w:bidi="zh_TW"/>
+        </w:rPr>
+        <w:t>這個稱號在新約中只出現了另外四次。在</w:t>
+      </w:r>
+      <w:hyperlink r:id="rId50">
+        <w:r>
+          <w:rPr>
+            <w:lang w:val="zh_TW" w:bidi="zh_TW"/>
+          </w:rPr>
+          <w:rPr>
+            <w:color w:val="0000EE"/>
+            <w:u w:val="single"/>
+          </w:rPr>
+          <w:t>使徒行傳七章56節</w:t>
+        </w:r>
+      </w:hyperlink>
+      <w:r>
+        <w:rPr>
+          <w:lang w:val="zh_TW" w:bidi="zh_TW"/>
+        </w:rPr>
+        <w:t>，司提反說：「我看見天開了，人子站在神的右邊。」</w:t>
+      </w:r>
+      <w:hyperlink r:id="rId51">
+        <w:r>
+          <w:rPr>
+            <w:lang w:val="zh_TW" w:bidi="zh_TW"/>
+          </w:rPr>
+          <w:rPr>
+            <w:color w:val="0000EE"/>
+            <w:u w:val="single"/>
+          </w:rPr>
+          <w:t>希伯來書二章6節</w:t>
+        </w:r>
+      </w:hyperlink>
+      <w:r>
+        <w:rPr>
+          <w:lang w:val="zh_TW" w:bidi="zh_TW"/>
+        </w:rPr>
+        <w:t>將</w:t>
+      </w:r>
+      <w:hyperlink r:id="rId52">
+        <w:r>
+          <w:rPr>
+            <w:lang w:val="zh_TW" w:bidi="zh_TW"/>
+          </w:rPr>
+          <w:rPr>
+            <w:color w:val="0000EE"/>
+            <w:u w:val="single"/>
+          </w:rPr>
+          <w:t>詩篇八篇4節</w:t>
+        </w:r>
+      </w:hyperlink>
+      <w:r>
+        <w:rPr>
+          <w:lang w:val="zh_TW" w:bidi="zh_TW"/>
+        </w:rPr>
+        <w:t>應用在耶穌身上。最後，</w:t>
+      </w:r>
+      <w:hyperlink r:id="rId53">
+        <w:r>
+          <w:rPr>
+            <w:lang w:val="zh_TW" w:bidi="zh_TW"/>
+          </w:rPr>
+          <w:rPr>
+            <w:color w:val="0000EE"/>
+            <w:u w:val="single"/>
+          </w:rPr>
+          <w:t>啟示錄一章13節</w:t>
+        </w:r>
+      </w:hyperlink>
+      <w:r>
+        <w:rPr>
+          <w:lang w:val="zh_TW" w:bidi="zh_TW"/>
+        </w:rPr>
+        <w:t>和</w:t>
+      </w:r>
+      <w:hyperlink r:id="rId54">
+        <w:r>
+          <w:rPr>
+            <w:lang w:val="zh_TW" w:bidi="zh_TW"/>
+          </w:rPr>
+          <w:rPr>
+            <w:color w:val="0000EE"/>
+            <w:u w:val="single"/>
+          </w:rPr>
+          <w:t>十四章14節</w:t>
+        </w:r>
+      </w:hyperlink>
+      <w:r>
+        <w:rPr>
+          <w:lang w:val="zh_TW" w:bidi="zh_TW"/>
+        </w:rPr>
+        <w:t>描繪兩個「像人子的」異象，毫無疑問是榮耀的耶穌。</w:t>
+      </w:r>
+    </w:p>
+    <w:p>
+      <w:pPr/>
+      <w:r>
+        <w:rPr>
+          <w:lang w:val="zh_TW" w:bidi="zh_TW"/>
+        </w:rPr>
+      </w:r>
+      <w:r>
+        <w:rPr>
+          <w:lang w:val="zh_TW" w:bidi="zh_TW"/>
+        </w:rPr>
+        <w:t>在對觀福音中，耶穌使用「人子」這個稱號的第一個主題，是祂來到世上完成彌賽亞使命。耶穌通過說「狐狸有洞，天空的飛鳥有窩，人子卻沒有枕頭的地方」，來比較祂在地上的狀況與祂先前在天上的榮耀（</w:t>
+      </w:r>
+      <w:hyperlink r:id="rId55">
+        <w:r>
+          <w:rPr>
+            <w:lang w:val="zh_TW" w:bidi="zh_TW"/>
+          </w:rPr>
+          <w:rPr>
+            <w:color w:val="0000EE"/>
+            <w:u w:val="single"/>
+          </w:rPr>
+          <w:t>太8:20</w:t>
+        </w:r>
+      </w:hyperlink>
+      <w:r>
+        <w:rPr>
+          <w:lang w:val="zh_TW" w:bidi="zh_TW"/>
+        </w:rPr>
+        <w:t>；見</w:t>
+      </w:r>
+      <w:hyperlink r:id="rId56">
+        <w:r>
+          <w:rPr>
+            <w:lang w:val="zh_TW" w:bidi="zh_TW"/>
+          </w:rPr>
+          <w:rPr>
+            <w:color w:val="0000EE"/>
+            <w:u w:val="single"/>
+          </w:rPr>
+          <w:t>路9:58</w:t>
+        </w:r>
+      </w:hyperlink>
+      <w:r>
+        <w:rPr>
+          <w:lang w:val="zh_TW" w:bidi="zh_TW"/>
+        </w:rPr>
+        <w:t>）。這表明人子捨棄了祂的天家，來到地上承受事工中的一切羞辱（</w:t>
+      </w:r>
+      <w:hyperlink r:id="rId57">
+        <w:r>
+          <w:rPr>
+            <w:lang w:val="zh_TW" w:bidi="zh_TW"/>
+          </w:rPr>
+          <w:rPr>
+            <w:color w:val="0000EE"/>
+            <w:u w:val="single"/>
+          </w:rPr>
+          <w:t>腓2:5–11</w:t>
         </w:r>
       </w:hyperlink>
       <w:r>
@@ -377,7 +2034,1914 @@
         <w:rPr>
           <w:lang w:val="zh_TW" w:bidi="zh_TW"/>
         </w:rPr>
-        <w:t>四個季節與太陽的運行有關：</w:t>
+        <w:t>耶穌使用這個稱號來宣告神的特權，說：「人子是安息日的主」（</w:t>
+      </w:r>
+      <w:hyperlink r:id="rId58">
+        <w:r>
+          <w:rPr>
+            <w:lang w:val="zh_TW" w:bidi="zh_TW"/>
+          </w:rPr>
+          <w:rPr>
+            <w:color w:val="0000EE"/>
+            <w:u w:val="single"/>
+          </w:rPr>
+          <w:t>太12:8</w:t>
+        </w:r>
+      </w:hyperlink>
+      <w:r>
+        <w:rPr>
+          <w:lang w:val="zh_TW" w:bidi="zh_TW"/>
+        </w:rPr>
+        <w:t>；</w:t>
+      </w:r>
+      <w:hyperlink r:id="rId59">
+        <w:r>
+          <w:rPr>
+            <w:lang w:val="zh_TW" w:bidi="zh_TW"/>
+          </w:rPr>
+          <w:rPr>
+            <w:color w:val="0000EE"/>
+            <w:u w:val="single"/>
+          </w:rPr>
+          <w:t>可2:28</w:t>
+        </w:r>
+      </w:hyperlink>
+      <w:r>
+        <w:rPr>
+          <w:lang w:val="zh_TW" w:bidi="zh_TW"/>
+        </w:rPr>
+        <w:t>；</w:t>
+      </w:r>
+      <w:hyperlink r:id="rId60">
+        <w:r>
+          <w:rPr>
+            <w:lang w:val="zh_TW" w:bidi="zh_TW"/>
+          </w:rPr>
+          <w:rPr>
+            <w:color w:val="0000EE"/>
+            <w:u w:val="single"/>
+          </w:rPr>
+          <w:t>路6:5</w:t>
+        </w:r>
+      </w:hyperlink>
+      <w:r>
+        <w:rPr>
+          <w:lang w:val="zh_TW" w:bidi="zh_TW"/>
+        </w:rPr>
+        <w:t>）。安息日是神所設立的制度，一般人不得修改。但因為耶穌是從天上來的人子，祂就可以自由地作為安息日的主宰，因為祂就是設立安息日的那位主（</w:t>
+      </w:r>
+      <w:hyperlink r:id="rId61">
+        <w:r>
+          <w:rPr>
+            <w:lang w:val="zh_TW" w:bidi="zh_TW"/>
+          </w:rPr>
+          <w:rPr>
+            <w:color w:val="0000EE"/>
+            <w:u w:val="single"/>
+          </w:rPr>
+          <w:t>創2:2</w:t>
+        </w:r>
+      </w:hyperlink>
+      <w:r>
+        <w:rPr>
+          <w:lang w:val="zh_TW" w:bidi="zh_TW"/>
+        </w:rPr>
+        <w:t>；</w:t>
+      </w:r>
+      <w:hyperlink r:id="rId62">
+        <w:r>
+          <w:rPr>
+            <w:lang w:val="zh_TW" w:bidi="zh_TW"/>
+          </w:rPr>
+          <w:rPr>
+            <w:color w:val="0000EE"/>
+            <w:u w:val="single"/>
+          </w:rPr>
+          <w:t>出20:8–11）</w:t>
+        </w:r>
+      </w:hyperlink>
+      <w:r>
+        <w:rPr>
+          <w:lang w:val="zh_TW" w:bidi="zh_TW"/>
+        </w:rPr>
+        <w:t>。在迦百農醫治癱子之後，耶穌宣稱「人子在地上有赦罪的權柄」（</w:t>
+      </w:r>
+      <w:hyperlink r:id="rId63">
+        <w:r>
+          <w:rPr>
+            <w:lang w:val="zh_TW" w:bidi="zh_TW"/>
+          </w:rPr>
+          <w:rPr>
+            <w:color w:val="0000EE"/>
+            <w:u w:val="single"/>
+          </w:rPr>
+          <w:t>太9:6</w:t>
+        </w:r>
+      </w:hyperlink>
+      <w:r>
+        <w:rPr>
+          <w:lang w:val="zh_TW" w:bidi="zh_TW"/>
+        </w:rPr>
+        <w:t>；</w:t>
+      </w:r>
+      <w:hyperlink r:id="rId64">
+        <w:r>
+          <w:rPr>
+            <w:lang w:val="zh_TW" w:bidi="zh_TW"/>
+          </w:rPr>
+          <w:rPr>
+            <w:color w:val="0000EE"/>
+            <w:u w:val="single"/>
+          </w:rPr>
+          <w:t>可2:10</w:t>
+        </w:r>
+      </w:hyperlink>
+      <w:r>
+        <w:rPr>
+          <w:lang w:val="zh_TW" w:bidi="zh_TW"/>
+        </w:rPr>
+        <w:t>；</w:t>
+      </w:r>
+      <w:hyperlink r:id="rId65">
+        <w:r>
+          <w:rPr>
+            <w:lang w:val="zh_TW" w:bidi="zh_TW"/>
+          </w:rPr>
+          <w:rPr>
+            <w:color w:val="0000EE"/>
+            <w:u w:val="single"/>
+          </w:rPr>
+          <w:t>路5:24</w:t>
+        </w:r>
+      </w:hyperlink>
+      <w:r>
+        <w:rPr>
+          <w:lang w:val="zh_TW" w:bidi="zh_TW"/>
+        </w:rPr>
+        <w:t>）。以前，赦罪是從天上和神而來的，但現在赦罪是由耶穌在地上賜予的。</w:t>
+      </w:r>
+    </w:p>
+    <w:p>
+      <w:pPr/>
+      <w:r>
+        <w:rPr>
+          <w:lang w:val="zh_TW" w:bidi="zh_TW"/>
+        </w:rPr>
+      </w:r>
+      <w:r>
+        <w:rPr>
+          <w:lang w:val="zh_TW" w:bidi="zh_TW"/>
+        </w:rPr>
+        <w:t>耶穌使用「人子」這個稱號的第二個方面涉及祂的受苦、死亡和榮耀的復活，這是祂以奧秘的方式成就祂作為人子在地上的使命。在彼得認耶穌為彌賽亞和神的兒子之後，耶穌開始詳細說明祂必須受苦（</w:t>
+      </w:r>
+      <w:hyperlink r:id="rId66">
+        <w:r>
+          <w:rPr>
+            <w:lang w:val="zh_TW" w:bidi="zh_TW"/>
+          </w:rPr>
+          <w:rPr>
+            <w:color w:val="0000EE"/>
+            <w:u w:val="single"/>
+          </w:rPr>
+          <w:t>太16:16</w:t>
+        </w:r>
+      </w:hyperlink>
+      <w:r>
+        <w:rPr>
+          <w:lang w:val="zh_TW" w:bidi="zh_TW"/>
+        </w:rPr>
+        <w:t>）。耶穌第一次預言祂作為人子要受苦是在</w:t>
+      </w:r>
+      <w:hyperlink r:id="rId67">
+        <w:r>
+          <w:rPr>
+            <w:lang w:val="zh_TW" w:bidi="zh_TW"/>
+          </w:rPr>
+          <w:rPr>
+            <w:color w:val="0000EE"/>
+            <w:u w:val="single"/>
+          </w:rPr>
+          <w:t>馬可福音八章31至32節</w:t>
+        </w:r>
+      </w:hyperlink>
+      <w:r>
+        <w:rPr>
+          <w:lang w:val="zh_TW" w:bidi="zh_TW"/>
+        </w:rPr>
+        <w:t>，並在其它多處經文中，這預言被重複。福音書進一步擴展了這一主題，提到被戲弄和鞭打（</w:t>
+      </w:r>
+      <w:hyperlink r:id="rId68">
+        <w:r>
+          <w:rPr>
+            <w:lang w:val="zh_TW" w:bidi="zh_TW"/>
+          </w:rPr>
+          <w:rPr>
+            <w:color w:val="0000EE"/>
+            <w:u w:val="single"/>
+          </w:rPr>
+          <w:t>太17:12</w:t>
+        </w:r>
+      </w:hyperlink>
+      <w:r>
+        <w:rPr>
+          <w:lang w:val="zh_TW" w:bidi="zh_TW"/>
+        </w:rPr>
+        <w:t>，</w:t>
+      </w:r>
+      <w:hyperlink r:id="rId69">
+        <w:r>
+          <w:rPr>
+            <w:lang w:val="zh_TW" w:bidi="zh_TW"/>
+          </w:rPr>
+          <w:rPr>
+            <w:color w:val="0000EE"/>
+            <w:u w:val="single"/>
+          </w:rPr>
+          <w:t>20:18</w:t>
+        </w:r>
+      </w:hyperlink>
+      <w:r>
+        <w:rPr>
+          <w:lang w:val="zh_TW" w:bidi="zh_TW"/>
+        </w:rPr>
+        <w:t>；</w:t>
+      </w:r>
+      <w:hyperlink r:id="rId70">
+        <w:r>
+          <w:rPr>
+            <w:lang w:val="zh_TW" w:bidi="zh_TW"/>
+          </w:rPr>
+          <w:rPr>
+            <w:color w:val="0000EE"/>
+            <w:u w:val="single"/>
+          </w:rPr>
+          <w:t>可8:31</w:t>
+        </w:r>
+      </w:hyperlink>
+      <w:r>
+        <w:rPr>
+          <w:lang w:val="zh_TW" w:bidi="zh_TW"/>
+        </w:rPr>
+        <w:t>；</w:t>
+      </w:r>
+      <w:hyperlink r:id="rId71">
+        <w:r>
+          <w:rPr>
+            <w:lang w:val="zh_TW" w:bidi="zh_TW"/>
+          </w:rPr>
+          <w:rPr>
+            <w:color w:val="0000EE"/>
+            <w:u w:val="single"/>
+          </w:rPr>
+          <w:t>路9:22</w:t>
+        </w:r>
+      </w:hyperlink>
+      <w:r>
+        <w:rPr>
+          <w:lang w:val="zh_TW" w:bidi="zh_TW"/>
+        </w:rPr>
+        <w:t>）、被猶大出賣（</w:t>
+      </w:r>
+      <w:hyperlink r:id="rId72">
+        <w:r>
+          <w:rPr>
+            <w:lang w:val="zh_TW" w:bidi="zh_TW"/>
+          </w:rPr>
+          <w:rPr>
+            <w:color w:val="0000EE"/>
+            <w:u w:val="single"/>
+          </w:rPr>
+          <w:t>太17:22</w:t>
+        </w:r>
+      </w:hyperlink>
+      <w:r>
+        <w:rPr>
+          <w:lang w:val="zh_TW" w:bidi="zh_TW"/>
+        </w:rPr>
+        <w:t>，</w:t>
+      </w:r>
+      <w:hyperlink r:id="rId73">
+        <w:r>
+          <w:rPr>
+            <w:lang w:val="zh_TW" w:bidi="zh_TW"/>
+          </w:rPr>
+          <w:rPr>
+            <w:color w:val="0000EE"/>
+            <w:u w:val="single"/>
+          </w:rPr>
+          <w:t>26:24–25</w:t>
+        </w:r>
+      </w:hyperlink>
+      <w:r>
+        <w:rPr>
+          <w:lang w:val="zh_TW" w:bidi="zh_TW"/>
+        </w:rPr>
+        <w:t>；</w:t>
+      </w:r>
+      <w:hyperlink r:id="rId74">
+        <w:r>
+          <w:rPr>
+            <w:lang w:val="zh_TW" w:bidi="zh_TW"/>
+          </w:rPr>
+          <w:rPr>
+            <w:color w:val="0000EE"/>
+            <w:u w:val="single"/>
+          </w:rPr>
+          <w:t>可14:21、41</w:t>
+        </w:r>
+      </w:hyperlink>
+      <w:r>
+        <w:rPr>
+          <w:lang w:val="zh_TW" w:bidi="zh_TW"/>
+        </w:rPr>
+        <w:t>）、被猶太領袖拒絕（</w:t>
+      </w:r>
+      <w:hyperlink r:id="rId69">
+        <w:r>
+          <w:rPr>
+            <w:lang w:val="zh_TW" w:bidi="zh_TW"/>
+          </w:rPr>
+          <w:rPr>
+            <w:color w:val="0000EE"/>
+            <w:u w:val="single"/>
+          </w:rPr>
+          <w:t>太20:18</w:t>
+        </w:r>
+      </w:hyperlink>
+      <w:r>
+        <w:rPr>
+          <w:lang w:val="zh_TW" w:bidi="zh_TW"/>
+        </w:rPr>
+        <w:t>）、被釘十字架（</w:t>
+      </w:r>
+      <w:hyperlink r:id="rId75">
+        <w:r>
+          <w:rPr>
+            <w:lang w:val="zh_TW" w:bidi="zh_TW"/>
+          </w:rPr>
+          <w:rPr>
+            <w:color w:val="0000EE"/>
+            <w:u w:val="single"/>
+          </w:rPr>
+          <w:t>太20:19</w:t>
+        </w:r>
+      </w:hyperlink>
+      <w:r>
+        <w:rPr>
+          <w:lang w:val="zh_TW" w:bidi="zh_TW"/>
+        </w:rPr>
+        <w:t>；</w:t>
+      </w:r>
+      <w:hyperlink r:id="rId76">
+        <w:r>
+          <w:rPr>
+            <w:lang w:val="zh_TW" w:bidi="zh_TW"/>
+          </w:rPr>
+          <w:rPr>
+            <w:color w:val="0000EE"/>
+            <w:u w:val="single"/>
+          </w:rPr>
+          <w:t>可9:12、31</w:t>
+        </w:r>
+      </w:hyperlink>
+      <w:r>
+        <w:rPr>
+          <w:lang w:val="zh_TW" w:bidi="zh_TW"/>
+        </w:rPr>
+        <w:t>，</w:t>
+      </w:r>
+      <w:hyperlink r:id="rId77">
+        <w:r>
+          <w:rPr>
+            <w:lang w:val="zh_TW" w:bidi="zh_TW"/>
+          </w:rPr>
+          <w:rPr>
+            <w:color w:val="0000EE"/>
+            <w:u w:val="single"/>
+          </w:rPr>
+          <w:t>10:33</w:t>
+        </w:r>
+      </w:hyperlink>
+      <w:r>
+        <w:rPr>
+          <w:lang w:val="zh_TW" w:bidi="zh_TW"/>
+        </w:rPr>
+        <w:t>）、埋葬三天（</w:t>
+      </w:r>
+      <w:hyperlink r:id="rId78">
+        <w:r>
+          <w:rPr>
+            <w:lang w:val="zh_TW" w:bidi="zh_TW"/>
+          </w:rPr>
+          <w:rPr>
+            <w:color w:val="0000EE"/>
+            <w:u w:val="single"/>
+          </w:rPr>
+          <w:t>太12:40</w:t>
+        </w:r>
+      </w:hyperlink>
+      <w:r>
+        <w:rPr>
+          <w:lang w:val="zh_TW" w:bidi="zh_TW"/>
+        </w:rPr>
+        <w:t>；</w:t>
+      </w:r>
+      <w:hyperlink r:id="rId79">
+        <w:r>
+          <w:rPr>
+            <w:lang w:val="zh_TW" w:bidi="zh_TW"/>
+          </w:rPr>
+          <w:rPr>
+            <w:color w:val="0000EE"/>
+            <w:u w:val="single"/>
+          </w:rPr>
+          <w:t>路11:30</w:t>
+        </w:r>
+      </w:hyperlink>
+      <w:r>
+        <w:rPr>
+          <w:lang w:val="zh_TW" w:bidi="zh_TW"/>
+        </w:rPr>
+        <w:t>），以及復活（</w:t>
+      </w:r>
+      <w:hyperlink r:id="rId80">
+        <w:r>
+          <w:rPr>
+            <w:lang w:val="zh_TW" w:bidi="zh_TW"/>
+          </w:rPr>
+          <w:rPr>
+            <w:color w:val="0000EE"/>
+            <w:u w:val="single"/>
+          </w:rPr>
+          <w:t>太17:22–23</w:t>
+        </w:r>
+      </w:hyperlink>
+      <w:r>
+        <w:rPr>
+          <w:lang w:val="zh_TW" w:bidi="zh_TW"/>
+        </w:rPr>
+        <w:t>；</w:t>
+      </w:r>
+      <w:hyperlink r:id="rId70">
+        <w:r>
+          <w:rPr>
+            <w:lang w:val="zh_TW" w:bidi="zh_TW"/>
+          </w:rPr>
+          <w:rPr>
+            <w:color w:val="0000EE"/>
+            <w:u w:val="single"/>
+          </w:rPr>
+          <w:t>可8:31</w:t>
+        </w:r>
+      </w:hyperlink>
+      <w:r>
+        <w:rPr>
+          <w:lang w:val="zh_TW" w:bidi="zh_TW"/>
+        </w:rPr>
+        <w:t>）。</w:t>
+      </w:r>
+    </w:p>
+    <w:p>
+      <w:pPr/>
+      <w:r>
+        <w:rPr>
+          <w:lang w:val="zh_TW" w:bidi="zh_TW"/>
+        </w:rPr>
+      </w:r>
+      <w:r>
+        <w:rPr>
+          <w:lang w:val="zh_TW" w:bidi="zh_TW"/>
+        </w:rPr>
+        <w:t>在著名的經文「人子來，不是要受人的服事，乃是要服事人，並且要捨命，作多人的贖價」（</w:t>
+      </w:r>
+      <w:hyperlink r:id="rId81">
+        <w:r>
+          <w:rPr>
+            <w:lang w:val="zh_TW" w:bidi="zh_TW"/>
+          </w:rPr>
+          <w:rPr>
+            <w:color w:val="0000EE"/>
+            <w:u w:val="single"/>
+          </w:rPr>
+          <w:t>太20:28</w:t>
+        </w:r>
+      </w:hyperlink>
+      <w:r>
+        <w:rPr>
+          <w:lang w:val="zh_TW" w:bidi="zh_TW"/>
+        </w:rPr>
+        <w:t>；</w:t>
+      </w:r>
+      <w:hyperlink r:id="rId82">
+        <w:r>
+          <w:rPr>
+            <w:lang w:val="zh_TW" w:bidi="zh_TW"/>
+          </w:rPr>
+          <w:rPr>
+            <w:color w:val="0000EE"/>
+            <w:u w:val="single"/>
+          </w:rPr>
+          <w:t>可10:45</w:t>
+        </w:r>
+      </w:hyperlink>
+      <w:r>
+        <w:rPr>
+          <w:lang w:val="zh_TW" w:bidi="zh_TW"/>
+        </w:rPr>
+        <w:t>）中，耶穌教導說，祂的死亡是為祂的百姓帶來救恩的贖罪祭。這一思想源自耶穌對祂自己是受苦的耶和華僕人的理解（</w:t>
+      </w:r>
+      <w:hyperlink r:id="rId83">
+        <w:r>
+          <w:rPr>
+            <w:lang w:val="zh_TW" w:bidi="zh_TW"/>
+          </w:rPr>
+          <w:rPr>
+            <w:color w:val="0000EE"/>
+            <w:u w:val="single"/>
+          </w:rPr>
+          <w:t>賽53章</w:t>
+        </w:r>
+      </w:hyperlink>
+      <w:r>
+        <w:rPr>
+          <w:lang w:val="zh_TW" w:bidi="zh_TW"/>
+        </w:rPr>
+        <w:t>）。</w:t>
+      </w:r>
+    </w:p>
+    <w:p>
+      <w:pPr/>
+      <w:r>
+        <w:rPr>
+          <w:lang w:val="zh_TW" w:bidi="zh_TW"/>
+        </w:rPr>
+      </w:r>
+      <w:r>
+        <w:rPr>
+          <w:lang w:val="zh_TW" w:bidi="zh_TW"/>
+        </w:rPr>
+        <w:t>耶穌也用「人子」的稱號來教導關於祂的再來。作為人子，耶穌將在天父的榮耀中，與眾天使一同從天降臨（</w:t>
+      </w:r>
+      <w:hyperlink r:id="rId43">
+        <w:r>
+          <w:rPr>
+            <w:lang w:val="zh_TW" w:bidi="zh_TW"/>
+          </w:rPr>
+          <w:rPr>
+            <w:color w:val="0000EE"/>
+            <w:u w:val="single"/>
+          </w:rPr>
+          <w:t>太16:27</w:t>
+        </w:r>
+      </w:hyperlink>
+      <w:r>
+        <w:rPr>
+          <w:lang w:val="zh_TW" w:bidi="zh_TW"/>
+        </w:rPr>
+        <w:t>；</w:t>
+      </w:r>
+      <w:hyperlink r:id="rId84">
+        <w:r>
+          <w:rPr>
+            <w:lang w:val="zh_TW" w:bidi="zh_TW"/>
+          </w:rPr>
+          <w:rPr>
+            <w:color w:val="0000EE"/>
+            <w:u w:val="single"/>
+          </w:rPr>
+          <w:t>可8:38</w:t>
+        </w:r>
+      </w:hyperlink>
+      <w:r>
+        <w:rPr>
+          <w:lang w:val="zh_TW" w:bidi="zh_TW"/>
+        </w:rPr>
+        <w:t>；</w:t>
+      </w:r>
+      <w:hyperlink r:id="rId85">
+        <w:r>
+          <w:rPr>
+            <w:lang w:val="zh_TW" w:bidi="zh_TW"/>
+          </w:rPr>
+          <w:rPr>
+            <w:color w:val="0000EE"/>
+            <w:u w:val="single"/>
+          </w:rPr>
+          <w:t>路9:26</w:t>
+        </w:r>
+      </w:hyperlink>
+      <w:r>
+        <w:rPr>
+          <w:lang w:val="zh_TW" w:bidi="zh_TW"/>
+        </w:rPr>
+        <w:t>）。首先，祂將坐在神的右邊，然後祂會再來（</w:t>
+      </w:r>
+      <w:hyperlink r:id="rId47">
+        <w:r>
+          <w:rPr>
+            <w:lang w:val="zh_TW" w:bidi="zh_TW"/>
+          </w:rPr>
+          <w:rPr>
+            <w:color w:val="0000EE"/>
+            <w:u w:val="single"/>
+          </w:rPr>
+          <w:t>太26:64</w:t>
+        </w:r>
+      </w:hyperlink>
+      <w:r>
+        <w:rPr>
+          <w:lang w:val="zh_TW" w:bidi="zh_TW"/>
+        </w:rPr>
+        <w:t>；</w:t>
+      </w:r>
+      <w:hyperlink r:id="rId86">
+        <w:r>
+          <w:rPr>
+            <w:lang w:val="zh_TW" w:bidi="zh_TW"/>
+          </w:rPr>
+          <w:rPr>
+            <w:color w:val="0000EE"/>
+            <w:u w:val="single"/>
+          </w:rPr>
+          <w:t>可14:62</w:t>
+        </w:r>
+      </w:hyperlink>
+      <w:r>
+        <w:rPr>
+          <w:lang w:val="zh_TW" w:bidi="zh_TW"/>
+        </w:rPr>
+        <w:t>；</w:t>
+      </w:r>
+      <w:hyperlink r:id="rId87">
+        <w:r>
+          <w:rPr>
+            <w:lang w:val="zh_TW" w:bidi="zh_TW"/>
+          </w:rPr>
+          <w:rPr>
+            <w:color w:val="0000EE"/>
+            <w:u w:val="single"/>
+          </w:rPr>
+          <w:t>路22:69</w:t>
+        </w:r>
+      </w:hyperlink>
+      <w:r>
+        <w:rPr>
+          <w:lang w:val="zh_TW" w:bidi="zh_TW"/>
+        </w:rPr>
+        <w:t>），伴隨著雲彩而來（</w:t>
+      </w:r>
+      <w:hyperlink r:id="rId45">
+        <w:r>
+          <w:rPr>
+            <w:lang w:val="zh_TW" w:bidi="zh_TW"/>
+          </w:rPr>
+          <w:rPr>
+            <w:color w:val="0000EE"/>
+            <w:u w:val="single"/>
+          </w:rPr>
+          <w:t>太24:30</w:t>
+        </w:r>
+      </w:hyperlink>
+      <w:r>
+        <w:rPr>
+          <w:lang w:val="zh_TW" w:bidi="zh_TW"/>
+        </w:rPr>
+        <w:t>；</w:t>
+      </w:r>
+      <w:hyperlink r:id="rId88">
+        <w:r>
+          <w:rPr>
+            <w:lang w:val="zh_TW" w:bidi="zh_TW"/>
+          </w:rPr>
+          <w:rPr>
+            <w:color w:val="0000EE"/>
+            <w:u w:val="single"/>
+          </w:rPr>
+          <w:t>可13:26</w:t>
+        </w:r>
+      </w:hyperlink>
+      <w:r>
+        <w:rPr>
+          <w:lang w:val="zh_TW" w:bidi="zh_TW"/>
+        </w:rPr>
+        <w:t>；</w:t>
+      </w:r>
+      <w:hyperlink r:id="rId89">
+        <w:r>
+          <w:rPr>
+            <w:lang w:val="zh_TW" w:bidi="zh_TW"/>
+          </w:rPr>
+          <w:rPr>
+            <w:color w:val="0000EE"/>
+            <w:u w:val="single"/>
+          </w:rPr>
+          <w:t>路21:27</w:t>
+        </w:r>
+      </w:hyperlink>
+      <w:r>
+        <w:rPr>
+          <w:lang w:val="zh_TW" w:bidi="zh_TW"/>
+        </w:rPr>
+        <w:t>）。這次再來將是出乎意料的（</w:t>
+      </w:r>
+      <w:hyperlink r:id="rId90">
+        <w:r>
+          <w:rPr>
+            <w:lang w:val="zh_TW" w:bidi="zh_TW"/>
+          </w:rPr>
+          <w:rPr>
+            <w:color w:val="0000EE"/>
+            <w:u w:val="single"/>
+          </w:rPr>
+          <w:t>太24:27</w:t>
+        </w:r>
+      </w:hyperlink>
+      <w:r>
+        <w:rPr>
+          <w:lang w:val="zh_TW" w:bidi="zh_TW"/>
+        </w:rPr>
+        <w:t>；</w:t>
+      </w:r>
+      <w:hyperlink r:id="rId91">
+        <w:r>
+          <w:rPr>
+            <w:lang w:val="zh_TW" w:bidi="zh_TW"/>
+          </w:rPr>
+          <w:rPr>
+            <w:color w:val="0000EE"/>
+            <w:u w:val="single"/>
+          </w:rPr>
+          <w:t>路12:40</w:t>
+        </w:r>
+      </w:hyperlink>
+      <w:r>
+        <w:rPr>
+          <w:lang w:val="zh_TW" w:bidi="zh_TW"/>
+        </w:rPr>
+        <w:t>），如閃電或挪亞的洪水（</w:t>
+      </w:r>
+      <w:hyperlink r:id="rId92">
+        <w:r>
+          <w:rPr>
+            <w:lang w:val="zh_TW" w:bidi="zh_TW"/>
+          </w:rPr>
+          <w:rPr>
+            <w:color w:val="0000EE"/>
+            <w:u w:val="single"/>
+          </w:rPr>
+          <w:t>太24:37</w:t>
+        </w:r>
+      </w:hyperlink>
+      <w:r>
+        <w:rPr>
+          <w:lang w:val="zh_TW" w:bidi="zh_TW"/>
+        </w:rPr>
+        <w:t>；</w:t>
+      </w:r>
+      <w:hyperlink r:id="rId93">
+        <w:r>
+          <w:rPr>
+            <w:lang w:val="zh_TW" w:bidi="zh_TW"/>
+          </w:rPr>
+          <w:rPr>
+            <w:color w:val="0000EE"/>
+            <w:u w:val="single"/>
+          </w:rPr>
+          <w:t>路17:24</w:t>
+        </w:r>
+      </w:hyperlink>
+      <w:r>
+        <w:rPr>
+          <w:lang w:val="zh_TW" w:bidi="zh_TW"/>
+        </w:rPr>
+        <w:t>）。祂再來是為了召聚選民、審判地上萬國（</w:t>
+      </w:r>
+      <w:hyperlink r:id="rId44">
+        <w:r>
+          <w:rPr>
+            <w:lang w:val="zh_TW" w:bidi="zh_TW"/>
+          </w:rPr>
+          <w:rPr>
+            <w:color w:val="0000EE"/>
+            <w:u w:val="single"/>
+          </w:rPr>
+          <w:t>太19:28</w:t>
+        </w:r>
+      </w:hyperlink>
+      <w:r>
+        <w:rPr>
+          <w:lang w:val="zh_TW" w:bidi="zh_TW"/>
+        </w:rPr>
+        <w:t>，</w:t>
+      </w:r>
+      <w:hyperlink r:id="rId94">
+        <w:r>
+          <w:rPr>
+            <w:lang w:val="zh_TW" w:bidi="zh_TW"/>
+          </w:rPr>
+          <w:rPr>
+            <w:color w:val="0000EE"/>
+            <w:u w:val="single"/>
+          </w:rPr>
+          <w:t>25:32</w:t>
+        </w:r>
+      </w:hyperlink>
+      <w:r>
+        <w:rPr>
+          <w:lang w:val="zh_TW" w:bidi="zh_TW"/>
+        </w:rPr>
+        <w:t>），以及在世上恢復最終的公義（</w:t>
+      </w:r>
+      <w:hyperlink r:id="rId44">
+        <w:r>
+          <w:rPr>
+            <w:lang w:val="zh_TW" w:bidi="zh_TW"/>
+          </w:rPr>
+          <w:rPr>
+            <w:color w:val="0000EE"/>
+            <w:u w:val="single"/>
+          </w:rPr>
+          <w:t>19:28，</w:t>
+        </w:r>
+      </w:hyperlink>
+      <w:hyperlink r:id="rId95">
+        <w:r>
+          <w:rPr>
+            <w:lang w:val="zh_TW" w:bidi="zh_TW"/>
+          </w:rPr>
+          <w:rPr>
+            <w:color w:val="0000EE"/>
+            <w:u w:val="single"/>
+          </w:rPr>
+          <w:t>25:46</w:t>
+        </w:r>
+      </w:hyperlink>
+      <w:r>
+        <w:rPr>
+          <w:lang w:val="zh_TW" w:bidi="zh_TW"/>
+        </w:rPr>
+        <w:t>）。</w:t>
+      </w:r>
+    </w:p>
+    <w:p>
+      <w:pPr/>
+      <w:r>
+        <w:rPr>
+          <w:lang w:val="zh_TW" w:bidi="zh_TW"/>
+        </w:rPr>
+      </w:r>
+      <w:r>
+        <w:rPr>
+          <w:lang w:val="zh_TW" w:bidi="zh_TW"/>
+        </w:rPr>
+        <w:t>在這些經文中，耶穌將焦點從祂受苦與復活的暫時得勝中，轉向人子在祂再來時的最終得勝。再一次強調人子的天上根源與人子的神聖特權。這位人子耶穌將成為最終的審判者（參</w:t>
+      </w:r>
+      <w:hyperlink r:id="rId96">
+        <w:r>
+          <w:rPr>
+            <w:lang w:val="zh_TW" w:bidi="zh_TW"/>
+          </w:rPr>
+          <w:rPr>
+            <w:color w:val="0000EE"/>
+            <w:u w:val="single"/>
+          </w:rPr>
+          <w:t>徒17:31</w:t>
+        </w:r>
+      </w:hyperlink>
+      <w:r>
+        <w:rPr>
+          <w:lang w:val="zh_TW" w:bidi="zh_TW"/>
+        </w:rPr>
+        <w:t>）。</w:t>
+      </w:r>
+    </w:p>
+    <w:p>
+      <w:pPr/>
+      <w:r>
+        <w:rPr>
+          <w:lang w:val="zh_TW" w:bidi="zh_TW"/>
+        </w:rPr>
+      </w:r>
+      <w:r>
+        <w:rPr>
+          <w:lang w:val="zh_TW" w:bidi="zh_TW"/>
+        </w:rPr>
+        <w:t>約翰福音對於「人子」有其獨特的論述。天使被說成在「人子」身上上去下來（</w:t>
+      </w:r>
+      <w:hyperlink r:id="rId97">
+        <w:r>
+          <w:rPr>
+            <w:lang w:val="zh_TW" w:bidi="zh_TW"/>
+          </w:rPr>
+          <w:rPr>
+            <w:color w:val="0000EE"/>
+            <w:u w:val="single"/>
+          </w:rPr>
+          <w:t>約1:51</w:t>
+        </w:r>
+      </w:hyperlink>
+      <w:r>
+        <w:rPr>
+          <w:lang w:val="zh_TW" w:bidi="zh_TW"/>
+        </w:rPr>
+        <w:t>），象徵祂是存在於時間之前，並且從天上來到地上的那一位（</w:t>
+      </w:r>
+      <w:hyperlink r:id="rId98">
+        <w:r>
+          <w:rPr>
+            <w:lang w:val="zh_TW" w:bidi="zh_TW"/>
+          </w:rPr>
+          <w:rPr>
+            <w:color w:val="0000EE"/>
+            <w:u w:val="single"/>
+          </w:rPr>
+          <w:t>3:13</w:t>
+        </w:r>
+      </w:hyperlink>
+      <w:r>
+        <w:rPr>
+          <w:lang w:val="zh_TW" w:bidi="zh_TW"/>
+        </w:rPr>
+        <w:t>，</w:t>
+      </w:r>
+      <w:hyperlink r:id="rId99">
+        <w:r>
+          <w:rPr>
+            <w:lang w:val="zh_TW" w:bidi="zh_TW"/>
+          </w:rPr>
+          <w:rPr>
+            <w:color w:val="0000EE"/>
+            <w:u w:val="single"/>
+          </w:rPr>
+          <w:t>6:62</w:t>
+        </w:r>
+      </w:hyperlink>
+      <w:r>
+        <w:rPr>
+          <w:lang w:val="zh_TW" w:bidi="zh_TW"/>
+        </w:rPr>
+        <w:t>）。祂被「舉起」（藉著釘十字架）將帶給一切信祂的人永生（</w:t>
+      </w:r>
+      <w:hyperlink r:id="rId100">
+        <w:r>
+          <w:rPr>
+            <w:lang w:val="zh_TW" w:bidi="zh_TW"/>
+          </w:rPr>
+          <w:rPr>
+            <w:color w:val="0000EE"/>
+            <w:u w:val="single"/>
+          </w:rPr>
+          <w:t>3:14</w:t>
+        </w:r>
+      </w:hyperlink>
+      <w:r>
+        <w:rPr>
+          <w:lang w:val="zh_TW" w:bidi="zh_TW"/>
+        </w:rPr>
+        <w:t>）。「人子」（</w:t>
+      </w:r>
+      <w:hyperlink r:id="rId100">
+        <w:r>
+          <w:rPr>
+            <w:lang w:val="zh_TW" w:bidi="zh_TW"/>
+          </w:rPr>
+          <w:rPr>
+            <w:color w:val="0000EE"/>
+            <w:u w:val="single"/>
+          </w:rPr>
+          <w:t>3:14</w:t>
+        </w:r>
+      </w:hyperlink>
+      <w:r>
+        <w:rPr>
+          <w:lang w:val="zh_TW" w:bidi="zh_TW"/>
+        </w:rPr>
+        <w:t>）同時也是「神的兒子」（</w:t>
+      </w:r>
+      <w:hyperlink r:id="rId101">
+        <w:r>
+          <w:rPr>
+            <w:lang w:val="zh_TW" w:bidi="zh_TW"/>
+          </w:rPr>
+          <w:rPr>
+            <w:color w:val="0000EE"/>
+            <w:u w:val="single"/>
+          </w:rPr>
+          <w:t>3:16</w:t>
+        </w:r>
+      </w:hyperlink>
+      <w:r>
+        <w:rPr>
+          <w:lang w:val="zh_TW" w:bidi="zh_TW"/>
+        </w:rPr>
+        <w:t>），是神的獨生子（</w:t>
+      </w:r>
+      <w:hyperlink r:id="rId102">
+        <w:r>
+          <w:rPr>
+            <w:lang w:val="zh_TW" w:bidi="zh_TW"/>
+          </w:rPr>
+          <w:rPr>
+            <w:color w:val="0000EE"/>
+            <w:u w:val="single"/>
+          </w:rPr>
+          <w:t>1:18</w:t>
+        </w:r>
+      </w:hyperlink>
+      <w:r>
+        <w:rPr>
+          <w:lang w:val="zh_TW" w:bidi="zh_TW"/>
+        </w:rPr>
+        <w:t>，</w:t>
+      </w:r>
+      <w:hyperlink r:id="rId103">
+        <w:r>
+          <w:rPr>
+            <w:lang w:val="zh_TW" w:bidi="zh_TW"/>
+          </w:rPr>
+          <w:rPr>
+            <w:color w:val="0000EE"/>
+            <w:u w:val="single"/>
+          </w:rPr>
+          <w:t>3:18</w:t>
+        </w:r>
+      </w:hyperlink>
+      <w:r>
+        <w:rPr>
+          <w:lang w:val="zh_TW" w:bidi="zh_TW"/>
+        </w:rPr>
+        <w:t>）。簡言之，在約翰福音中，「人子」的稱號等同於「神的兒子」的稱號。這一稱號揭示了祂的神性、超越時間的存在、天上根源和神聖的特權。它也確立了耶穌現今在地上啟示與受苦的身分，以及祂未來末世榮耀的身分。父已賜給人子權柄，叫死人復活並審判世人（</w:t>
+      </w:r>
+      <w:hyperlink r:id="rId104">
+        <w:r>
+          <w:rPr>
+            <w:lang w:val="zh_TW" w:bidi="zh_TW"/>
+          </w:rPr>
+          <w:rPr>
+            <w:color w:val="0000EE"/>
+            <w:u w:val="single"/>
+          </w:rPr>
+          <w:t>5:25–27</w:t>
+        </w:r>
+      </w:hyperlink>
+      <w:r>
+        <w:rPr>
+          <w:lang w:val="zh_TW" w:bidi="zh_TW"/>
+        </w:rPr>
+        <w:t>）。</w:t>
+      </w:r>
+    </w:p>
+    <w:p>
+      <w:pPr/>
+      <w:r>
+        <w:rPr>
+          <w:lang w:val="zh_TW" w:bidi="zh_TW"/>
+        </w:rPr>
+      </w:r>
+      <w:r>
+        <w:rPr>
+          <w:i/>
+          <w:lang w:val="zh_TW" w:bidi="zh_TW"/>
+        </w:rPr>
+        <w:t>另見</w:t>
+      </w:r>
+      <w:r>
+        <w:rPr>
+          <w:lang w:val="zh_TW" w:bidi="zh_TW"/>
+        </w:rPr>
+        <w:t>基督論</w:t>
+      </w:r>
+      <w:r>
+        <w:rPr>
+          <w:lang w:val="zh_TW" w:bidi="zh_TW"/>
+        </w:rPr>
+        <w:t>；</w:t>
+      </w:r>
+      <w:r>
+        <w:rPr>
+          <w:lang w:val="zh_TW" w:bidi="zh_TW"/>
+        </w:rPr>
+        <w:t>耶穌基督的教導</w:t>
+      </w:r>
+      <w:r>
+        <w:rPr>
+          <w:lang w:val="zh_TW" w:bidi="zh_TW"/>
+        </w:rPr>
+        <w:t>；</w:t>
+      </w:r>
+      <w:r>
+        <w:rPr>
+          <w:lang w:val="zh_TW" w:bidi="zh_TW"/>
+        </w:rPr>
+        <w:t>彌賽亞</w:t>
+      </w:r>
+      <w:r>
+        <w:rPr>
+          <w:lang w:val="zh_TW" w:bidi="zh_TW"/>
+        </w:rPr>
+        <w:t>；</w:t>
+      </w:r>
+      <w:r>
+        <w:rPr>
+          <w:lang w:val="zh_TW" w:bidi="zh_TW"/>
+        </w:rPr>
+        <w:t>神的兒子</w:t>
+      </w:r>
+      <w:r>
+        <w:rPr>
+          <w:lang w:val="zh_TW" w:bidi="zh_TW"/>
+        </w:rPr>
+        <w:t>。</w:t>
+      </w:r>
+      <w:r>
+        <w:rPr>
+          <w:lang w:val="zh_TW" w:bidi="zh_TW"/>
+        </w:rPr>
+      </w:r>
+      <w:r>
+        <w:rPr>
+          <w:lang w:val="zh_TW" w:bidi="zh_TW"/>
+        </w:rPr>
+      </w:r>
+    </w:p>
+    <w:p>
+      <w:pPr/>
+      <w:r>
+        <w:rPr>
+          <w:lang w:val="zh_TW" w:bidi="zh_TW"/>
+        </w:rPr>
+      </w:r>
+    </w:p>
+    <w:p>
+      <w:pPr>
+        <w:pStyle w:val="Heading2"/>
+      </w:pPr>
+      <w:r>
+        <w:rPr>
+          <w:lang w:val="zh_TW" w:bidi="zh_TW"/>
+        </w:rPr>
+        <w:t>任命，承接聖職</w:t>
+      </w:r>
+      <w:r>
+        <w:rPr>
+          <w:lang w:val="zh_TW" w:bidi="zh_TW"/>
+        </w:rPr>
+      </w:r>
+    </w:p>
+    <w:p>
+      <w:pPr/>
+      <w:r>
+        <w:rPr>
+          <w:lang w:val="zh_TW" w:bidi="zh_TW"/>
+        </w:rPr>
+      </w:r>
+      <w:r>
+        <w:rPr>
+          <w:lang w:val="zh_TW" w:bidi="zh_TW"/>
+        </w:rPr>
+        <w:t>正式授予某人宗教權威的行為。其他用來表達相似意思的詞彙包括「分派（appoint）」、「設立（institute）」、「使成為（make）」和「建立（establish）」。今天，我們使用「按立（ordain）」和「按立禮（ordination）」來指選擇和任命人來服事神。</w:t>
+      </w:r>
+    </w:p>
+    <w:p>
+      <w:pPr>
+        <w:pStyle w:val="Heading3"/>
+      </w:pPr>
+      <w:r>
+        <w:rPr>
+          <w:lang w:val="zh_TW" w:bidi="zh_TW"/>
+        </w:rPr>
+        <w:t>舊約中的承接聖職</w:t>
+      </w:r>
+    </w:p>
+    <w:p>
+      <w:pPr/>
+      <w:r>
+        <w:rPr>
+          <w:lang w:val="zh_TW" w:bidi="zh_TW"/>
+        </w:rPr>
+      </w:r>
+      <w:r>
+        <w:rPr>
+          <w:lang w:val="zh_TW" w:bidi="zh_TW"/>
+        </w:rPr>
+        <w:t>在整個舊約中，神揀選了神想要的人服事祂。祭司的角色最初屬於每個家族的族長。後來，神揀選了利未支派作為祭司（</w:t>
+      </w:r>
+      <w:hyperlink r:id="rId105">
+        <w:r>
+          <w:rPr>
+            <w:lang w:val="zh_TW" w:bidi="zh_TW"/>
+          </w:rPr>
+          <w:rPr>
+            <w:color w:val="0000EE"/>
+            <w:u w:val="single"/>
+          </w:rPr>
+          <w:t>申33:8–11</w:t>
+        </w:r>
+      </w:hyperlink>
+      <w:r>
+        <w:rPr>
+          <w:lang w:val="zh_TW" w:bidi="zh_TW"/>
+        </w:rPr>
+        <w:t>；</w:t>
+      </w:r>
+      <w:hyperlink r:id="rId106">
+        <w:r>
+          <w:rPr>
+            <w:lang w:val="zh_TW" w:bidi="zh_TW"/>
+          </w:rPr>
+          <w:rPr>
+            <w:color w:val="0000EE"/>
+            <w:u w:val="single"/>
+          </w:rPr>
+          <w:t>士17:13</w:t>
+        </w:r>
+      </w:hyperlink>
+      <w:r>
+        <w:rPr>
+          <w:lang w:val="zh_TW" w:bidi="zh_TW"/>
+        </w:rPr>
+        <w:t>）。即使是不同的家族群體爭奪權力（如撒督家族〔Zadokites〕、亞倫家族〔Aaronites〕和哈斯蒙尼家族〔Hasmonean〕），他們都會聲稱這個特殊的角色是在他們家族中傳承下來的。通過利未支派神聖的任命可以追溯到摩西（</w:t>
+      </w:r>
+      <w:hyperlink r:id="rId107">
+        <w:r>
+          <w:rPr>
+            <w:lang w:val="zh_TW" w:bidi="zh_TW"/>
+          </w:rPr>
+          <w:rPr>
+            <w:color w:val="0000EE"/>
+            <w:u w:val="single"/>
+          </w:rPr>
+          <w:t>出4:14</w:t>
+        </w:r>
+      </w:hyperlink>
+      <w:r>
+        <w:rPr>
+          <w:lang w:val="zh_TW" w:bidi="zh_TW"/>
+        </w:rPr>
+        <w:t>，</w:t>
+      </w:r>
+      <w:hyperlink r:id="rId108">
+        <w:r>
+          <w:rPr>
+            <w:lang w:val="zh_TW" w:bidi="zh_TW"/>
+          </w:rPr>
+          <w:rPr>
+            <w:color w:val="0000EE"/>
+            <w:u w:val="single"/>
+          </w:rPr>
+          <w:t>28:41，</w:t>
+        </w:r>
+      </w:hyperlink>
+      <w:hyperlink r:id="rId109">
+        <w:r>
+          <w:rPr>
+            <w:lang w:val="zh_TW" w:bidi="zh_TW"/>
+          </w:rPr>
+          <w:rPr>
+            <w:color w:val="0000EE"/>
+            <w:u w:val="single"/>
+          </w:rPr>
+          <w:t>29:9</w:t>
+        </w:r>
+      </w:hyperlink>
+      <w:r>
+        <w:rPr>
+          <w:lang w:val="zh_TW" w:bidi="zh_TW"/>
+        </w:rPr>
+        <w:t>）。撒母耳也被宣稱擁有這種特殊的角色，但他是來自以法蓮支派，而不是利未支派（</w:t>
+      </w:r>
+      <w:hyperlink r:id="rId110">
+        <w:r>
+          <w:rPr>
+            <w:lang w:val="zh_TW" w:bidi="zh_TW"/>
+          </w:rPr>
+          <w:rPr>
+            <w:color w:val="0000EE"/>
+            <w:u w:val="single"/>
+          </w:rPr>
+          <w:t>代上6:28</w:t>
+        </w:r>
+      </w:hyperlink>
+      <w:r>
+        <w:rPr>
+          <w:lang w:val="zh_TW" w:bidi="zh_TW"/>
+        </w:rPr>
+        <w:t>）。這個觀念在後來的著作中仍然受到推崇，例如大約在公元前180年寫成的便西拉智訓（</w:t>
+      </w:r>
+      <w:hyperlink r:id="rId111">
+        <w:r>
+          <w:rPr>
+            <w:lang w:val="zh_TW" w:bidi="zh_TW"/>
+          </w:rPr>
+          <w:rPr>
+            <w:color w:val="0000EE"/>
+            <w:u w:val="single"/>
+          </w:rPr>
+          <w:t>德訓篇45:6–22</w:t>
+        </w:r>
+      </w:hyperlink>
+      <w:r>
+        <w:rPr>
+          <w:lang w:val="zh_TW" w:bidi="zh_TW"/>
+        </w:rPr>
+        <w:t>）。希伯來書解釋說，沒有人會為自己選擇這種榮譽，如</w:t>
+      </w:r>
+      <w:hyperlink r:id="rId112">
+        <w:r>
+          <w:rPr>
+            <w:lang w:val="zh_TW" w:bidi="zh_TW"/>
+          </w:rPr>
+          <w:rPr>
+            <w:color w:val="0000EE"/>
+            <w:u w:val="single"/>
+          </w:rPr>
+          <w:t>希伯來書五章1節和4節</w:t>
+        </w:r>
+      </w:hyperlink>
+      <w:r>
+        <w:rPr>
+          <w:lang w:val="zh_TW" w:bidi="zh_TW"/>
+        </w:rPr>
+        <w:t>所說，一個人是「蒙神所召，像亞倫一樣」。這意味著他們是出生在一個擁有這種特殊角色的家族中。</w:t>
+      </w:r>
+    </w:p>
+    <w:p>
+      <w:pPr/>
+      <w:r>
+        <w:rPr>
+          <w:lang w:val="zh_TW" w:bidi="zh_TW"/>
+        </w:rPr>
+      </w:r>
+      <w:r>
+        <w:rPr>
+          <w:lang w:val="zh_TW" w:bidi="zh_TW"/>
+        </w:rPr>
+        <w:t>第一批利未人在會幕（用於敬拜的特殊帳幕）中當著眾人的面被獻上，百姓通過按手在他們身上來承認他們是祭司（</w:t>
+      </w:r>
+      <w:hyperlink r:id="rId113">
+        <w:r>
+          <w:rPr>
+            <w:lang w:val="zh_TW" w:bidi="zh_TW"/>
+          </w:rPr>
+          <w:rPr>
+            <w:color w:val="0000EE"/>
+            <w:u w:val="single"/>
+          </w:rPr>
+          <w:t>民8:10、14–18</w:t>
+        </w:r>
+      </w:hyperlink>
+      <w:r>
+        <w:rPr>
+          <w:lang w:val="zh_TW" w:bidi="zh_TW"/>
+        </w:rPr>
+        <w:t>）。同樣，神也指示摩西舉行一個為期一週的儀式，使亞倫和他的兒子們成為祭司。這個儀式涉及許多獻祭、穿著特殊服裝、用油膏抹和其他儀式（</w:t>
+      </w:r>
+      <w:hyperlink r:id="rId114">
+        <w:r>
+          <w:rPr>
+            <w:lang w:val="zh_TW" w:bidi="zh_TW"/>
+          </w:rPr>
+          <w:rPr>
+            <w:color w:val="0000EE"/>
+            <w:u w:val="single"/>
+          </w:rPr>
+          <w:t>出29章</w:t>
+        </w:r>
+      </w:hyperlink>
+      <w:r>
+        <w:rPr>
+          <w:lang w:val="zh_TW" w:bidi="zh_TW"/>
+        </w:rPr>
+        <w:t>；</w:t>
+      </w:r>
+      <w:hyperlink r:id="rId115">
+        <w:r>
+          <w:rPr>
+            <w:lang w:val="zh_TW" w:bidi="zh_TW"/>
+          </w:rPr>
+          <w:rPr>
+            <w:color w:val="0000EE"/>
+            <w:u w:val="single"/>
+          </w:rPr>
+          <w:t>利8章</w:t>
+        </w:r>
+      </w:hyperlink>
+      <w:r>
+        <w:rPr>
+          <w:lang w:val="zh_TW" w:bidi="zh_TW"/>
+        </w:rPr>
+        <w:t>）。聖經仔細記載這些儀式的細節，這表明這些儀式至少以某種形式在此後的許多年裡仍被繼續使用。然而，聖經並未重覆記載後來這些儀式被實行的情況。</w:t>
+      </w:r>
+    </w:p>
+    <w:p>
+      <w:pPr/>
+      <w:r>
+        <w:rPr>
+          <w:lang w:val="zh_TW" w:bidi="zh_TW"/>
+        </w:rPr>
+      </w:r>
+      <w:r>
+        <w:rPr>
+          <w:lang w:val="zh_TW" w:bidi="zh_TW"/>
+        </w:rPr>
+        <w:t>除了祭司，還有一些被認可的先知群體或先知社群。有時這些群體得到王的支持（</w:t>
+      </w:r>
+      <w:hyperlink r:id="rId116">
+        <w:r>
+          <w:rPr>
+            <w:lang w:val="zh_TW" w:bidi="zh_TW"/>
+          </w:rPr>
+          <w:rPr>
+            <w:color w:val="0000EE"/>
+            <w:u w:val="single"/>
+          </w:rPr>
+          <w:t>撒上10:5</w:t>
+        </w:r>
+      </w:hyperlink>
+      <w:r>
+        <w:rPr>
+          <w:lang w:val="zh_TW" w:bidi="zh_TW"/>
+        </w:rPr>
+        <w:t>；</w:t>
+      </w:r>
+      <w:hyperlink r:id="rId117">
+        <w:r>
+          <w:rPr>
+            <w:lang w:val="zh_TW" w:bidi="zh_TW"/>
+          </w:rPr>
+          <w:rPr>
+            <w:color w:val="0000EE"/>
+            <w:u w:val="single"/>
+          </w:rPr>
+          <w:t>王上1:9–10，</w:t>
+        </w:r>
+      </w:hyperlink>
+      <w:hyperlink r:id="rId118">
+        <w:r>
+          <w:rPr>
+            <w:lang w:val="zh_TW" w:bidi="zh_TW"/>
+          </w:rPr>
+          <w:rPr>
+            <w:color w:val="0000EE"/>
+            <w:u w:val="single"/>
+          </w:rPr>
+          <w:t>18:17–19，</w:t>
+        </w:r>
+      </w:hyperlink>
+      <w:hyperlink r:id="rId119">
+        <w:r>
+          <w:rPr>
+            <w:lang w:val="zh_TW" w:bidi="zh_TW"/>
+          </w:rPr>
+          <w:rPr>
+            <w:color w:val="0000EE"/>
+            <w:u w:val="single"/>
+          </w:rPr>
+          <w:t>20:35，</w:t>
+        </w:r>
+      </w:hyperlink>
+      <w:hyperlink r:id="rId120">
+        <w:r>
+          <w:rPr>
+            <w:lang w:val="zh_TW" w:bidi="zh_TW"/>
+          </w:rPr>
+          <w:rPr>
+            <w:color w:val="0000EE"/>
+            <w:u w:val="single"/>
+          </w:rPr>
+          <w:t>22:5–28</w:t>
+        </w:r>
+      </w:hyperlink>
+      <w:r>
+        <w:rPr>
+          <w:lang w:val="zh_TW" w:bidi="zh_TW"/>
+        </w:rPr>
+        <w:t>；</w:t>
+      </w:r>
+      <w:hyperlink r:id="rId121">
+        <w:r>
+          <w:rPr>
+            <w:lang w:val="zh_TW" w:bidi="zh_TW"/>
+          </w:rPr>
+          <w:rPr>
+            <w:color w:val="0000EE"/>
+            <w:u w:val="single"/>
+          </w:rPr>
+          <w:t>王下2:3–7，</w:t>
+        </w:r>
+      </w:hyperlink>
+      <w:hyperlink r:id="rId122">
+        <w:r>
+          <w:rPr>
+            <w:lang w:val="zh_TW" w:bidi="zh_TW"/>
+          </w:rPr>
+          <w:rPr>
+            <w:color w:val="0000EE"/>
+            <w:u w:val="single"/>
+          </w:rPr>
+          <w:t>23:2</w:t>
+        </w:r>
+      </w:hyperlink>
+      <w:r>
+        <w:rPr>
+          <w:lang w:val="zh_TW" w:bidi="zh_TW"/>
+        </w:rPr>
+        <w:t>）。人們追溯預言的歷史可以追溯到很早的時代（見</w:t>
+      </w:r>
+      <w:hyperlink r:id="rId123">
+        <w:r>
+          <w:rPr>
+            <w:lang w:val="zh_TW" w:bidi="zh_TW"/>
+          </w:rPr>
+          <w:rPr>
+            <w:color w:val="0000EE"/>
+            <w:u w:val="single"/>
+          </w:rPr>
+          <w:t>創20:7</w:t>
+        </w:r>
+      </w:hyperlink>
+      <w:r>
+        <w:rPr>
+          <w:lang w:val="zh_TW" w:bidi="zh_TW"/>
+        </w:rPr>
+        <w:t>；</w:t>
+      </w:r>
+      <w:hyperlink r:id="rId124">
+        <w:r>
+          <w:rPr>
+            <w:lang w:val="zh_TW" w:bidi="zh_TW"/>
+          </w:rPr>
+          <w:rPr>
+            <w:color w:val="0000EE"/>
+            <w:u w:val="single"/>
+          </w:rPr>
+          <w:t>申34:10</w:t>
+        </w:r>
+      </w:hyperlink>
+      <w:r>
+        <w:rPr>
+          <w:lang w:val="zh_TW" w:bidi="zh_TW"/>
+        </w:rPr>
+        <w:t>；</w:t>
+      </w:r>
+      <w:hyperlink r:id="rId125">
+        <w:r>
+          <w:rPr>
+            <w:lang w:val="zh_TW" w:bidi="zh_TW"/>
+          </w:rPr>
+          <w:rPr>
+            <w:color w:val="0000EE"/>
+            <w:u w:val="single"/>
+          </w:rPr>
+          <w:t>士4:4</w:t>
+        </w:r>
+      </w:hyperlink>
+      <w:r>
+        <w:rPr>
+          <w:lang w:val="zh_TW" w:bidi="zh_TW"/>
+        </w:rPr>
+        <w:t>；</w:t>
+      </w:r>
+      <w:hyperlink r:id="rId126">
+        <w:r>
+          <w:rPr>
+            <w:lang w:val="zh_TW" w:bidi="zh_TW"/>
+          </w:rPr>
+          <w:rPr>
+            <w:color w:val="0000EE"/>
+            <w:u w:val="single"/>
+          </w:rPr>
+          <w:t>耶7:25</w:t>
+        </w:r>
+      </w:hyperlink>
+      <w:r>
+        <w:rPr>
+          <w:lang w:val="zh_TW" w:bidi="zh_TW"/>
+        </w:rPr>
+        <w:t>）。「先知的子孫」這個詞，以及</w:t>
+      </w:r>
+      <w:hyperlink r:id="rId127">
+        <w:r>
+          <w:rPr>
+            <w:lang w:val="zh_TW" w:bidi="zh_TW"/>
+          </w:rPr>
+          <w:rPr>
+            <w:color w:val="0000EE"/>
+            <w:u w:val="single"/>
+          </w:rPr>
+          <w:t>耶利米書三十五章4節</w:t>
+        </w:r>
+      </w:hyperlink>
+      <w:r>
+        <w:rPr>
+          <w:lang w:val="zh_TW" w:bidi="zh_TW"/>
+        </w:rPr>
+        <w:t>中的暗示，可能表明先知的角色有時像祭司一樣，是從父母傳給子女的。然而，我們並不確切知道先知是如何被揀選或被任命的。</w:t>
+      </w:r>
+    </w:p>
+    <w:p>
+      <w:pPr/>
+      <w:r>
+        <w:rPr>
+          <w:lang w:val="zh_TW" w:bidi="zh_TW"/>
+        </w:rPr>
+      </w:r>
+      <w:r>
+        <w:rPr>
+          <w:lang w:val="zh_TW" w:bidi="zh_TW"/>
+        </w:rPr>
+        <w:t>最重要的先知經常與這些先知群體或「學派」意見不合（</w:t>
+      </w:r>
+      <w:hyperlink r:id="rId128">
+        <w:r>
+          <w:rPr>
+            <w:lang w:val="zh_TW" w:bidi="zh_TW"/>
+          </w:rPr>
+          <w:rPr>
+            <w:color w:val="0000EE"/>
+            <w:u w:val="single"/>
+          </w:rPr>
+          <w:t>王上17章</w:t>
+        </w:r>
+      </w:hyperlink>
+      <w:r>
+        <w:rPr>
+          <w:lang w:val="zh_TW" w:bidi="zh_TW"/>
+        </w:rPr>
+        <w:t>的以利亞；</w:t>
+      </w:r>
+      <w:hyperlink r:id="rId120">
+        <w:r>
+          <w:rPr>
+            <w:lang w:val="zh_TW" w:bidi="zh_TW"/>
+          </w:rPr>
+          <w:rPr>
+            <w:color w:val="0000EE"/>
+            <w:u w:val="single"/>
+          </w:rPr>
+          <w:t>王上22:5–28</w:t>
+        </w:r>
+      </w:hyperlink>
+      <w:r>
+        <w:rPr>
+          <w:lang w:val="zh_TW" w:bidi="zh_TW"/>
+        </w:rPr>
+        <w:t>的米該雅；</w:t>
+      </w:r>
+      <w:hyperlink r:id="rId129">
+        <w:r>
+          <w:rPr>
+            <w:lang w:val="zh_TW" w:bidi="zh_TW"/>
+          </w:rPr>
+          <w:rPr>
+            <w:color w:val="0000EE"/>
+            <w:u w:val="single"/>
+          </w:rPr>
+          <w:t>耶27:14–16</w:t>
+        </w:r>
+      </w:hyperlink>
+      <w:r>
+        <w:rPr>
+          <w:lang w:val="zh_TW" w:bidi="zh_TW"/>
+        </w:rPr>
+        <w:t>，</w:t>
+      </w:r>
+      <w:hyperlink r:id="rId130">
+        <w:r>
+          <w:rPr>
+            <w:lang w:val="zh_TW" w:bidi="zh_TW"/>
+          </w:rPr>
+          <w:rPr>
+            <w:color w:val="0000EE"/>
+            <w:u w:val="single"/>
+          </w:rPr>
+          <w:t>28章</w:t>
+        </w:r>
+      </w:hyperlink>
+      <w:r>
+        <w:rPr>
+          <w:lang w:val="zh_TW" w:bidi="zh_TW"/>
+        </w:rPr>
+        <w:t>的耶利米）。神直接呼召這些主要的先知（</w:t>
+      </w:r>
+      <w:hyperlink r:id="rId131">
+        <w:r>
+          <w:rPr>
+            <w:lang w:val="zh_TW" w:bidi="zh_TW"/>
+          </w:rPr>
+          <w:rPr>
+            <w:color w:val="0000EE"/>
+            <w:u w:val="single"/>
+          </w:rPr>
+          <w:t>王上17:1</w:t>
+        </w:r>
+      </w:hyperlink>
+      <w:r>
+        <w:rPr>
+          <w:lang w:val="zh_TW" w:bidi="zh_TW"/>
+        </w:rPr>
+        <w:t>，</w:t>
+      </w:r>
+      <w:hyperlink r:id="rId132">
+        <w:r>
+          <w:rPr>
+            <w:lang w:val="zh_TW" w:bidi="zh_TW"/>
+          </w:rPr>
+          <w:rPr>
+            <w:color w:val="0000EE"/>
+            <w:u w:val="single"/>
+          </w:rPr>
+          <w:t>21:17</w:t>
+        </w:r>
+      </w:hyperlink>
+      <w:r>
+        <w:rPr>
+          <w:lang w:val="zh_TW" w:bidi="zh_TW"/>
+        </w:rPr>
+        <w:t>；</w:t>
+      </w:r>
+      <w:hyperlink r:id="rId133">
+        <w:r>
+          <w:rPr>
+            <w:lang w:val="zh_TW" w:bidi="zh_TW"/>
+          </w:rPr>
+          <w:rPr>
+            <w:color w:val="0000EE"/>
+            <w:u w:val="single"/>
+          </w:rPr>
+          <w:t>賽6章</w:t>
+        </w:r>
+      </w:hyperlink>
+      <w:r>
+        <w:rPr>
+          <w:lang w:val="zh_TW" w:bidi="zh_TW"/>
+        </w:rPr>
+        <w:t>；</w:t>
+      </w:r>
+      <w:hyperlink r:id="rId134">
+        <w:r>
+          <w:rPr>
+            <w:lang w:val="zh_TW" w:bidi="zh_TW"/>
+          </w:rPr>
+          <w:rPr>
+            <w:color w:val="0000EE"/>
+            <w:u w:val="single"/>
+          </w:rPr>
+          <w:t>耶1章</w:t>
+        </w:r>
+      </w:hyperlink>
+      <w:r>
+        <w:rPr>
+          <w:lang w:val="zh_TW" w:bidi="zh_TW"/>
+        </w:rPr>
+        <w:t>；</w:t>
+      </w:r>
+      <w:hyperlink r:id="rId135">
+        <w:r>
+          <w:rPr>
+            <w:lang w:val="zh_TW" w:bidi="zh_TW"/>
+          </w:rPr>
+          <w:rPr>
+            <w:color w:val="0000EE"/>
+            <w:u w:val="single"/>
+          </w:rPr>
+          <w:t>摩7:15</w:t>
+        </w:r>
+      </w:hyperlink>
+      <w:r>
+        <w:rPr>
+          <w:lang w:val="zh_TW" w:bidi="zh_TW"/>
+        </w:rPr>
+        <w:t>）。唯一的例外是以利沙，神告訴以利亞要呼召並膏立他為先知（</w:t>
+      </w:r>
+      <w:hyperlink r:id="rId136">
+        <w:r>
+          <w:rPr>
+            <w:lang w:val="zh_TW" w:bidi="zh_TW"/>
+          </w:rPr>
+          <w:rPr>
+            <w:color w:val="0000EE"/>
+            <w:u w:val="single"/>
+          </w:rPr>
+          <w:t>王上19:16</w:t>
+        </w:r>
+      </w:hyperlink>
+      <w:r>
+        <w:rPr>
+          <w:lang w:val="zh_TW" w:bidi="zh_TW"/>
+        </w:rPr>
+        <w:t>；參</w:t>
+      </w:r>
+      <w:hyperlink r:id="rId137">
+        <w:r>
+          <w:rPr>
+            <w:lang w:val="zh_TW" w:bidi="zh_TW"/>
+          </w:rPr>
+          <w:rPr>
+            <w:color w:val="0000EE"/>
+            <w:u w:val="single"/>
+          </w:rPr>
+          <w:t>賽61:1</w:t>
+        </w:r>
+      </w:hyperlink>
+      <w:r>
+        <w:rPr>
+          <w:lang w:val="zh_TW" w:bidi="zh_TW"/>
+        </w:rPr>
+        <w:t>）。百姓辨別一位先知是否真正來自神，不在於任何特殊的儀式，而在於他們的信息是否明顯真實。對於預言未來的事情，當預言成真時，百姓就可以知道是否是真的先知（</w:t>
+      </w:r>
+      <w:hyperlink r:id="rId138">
+        <w:r>
+          <w:rPr>
+            <w:lang w:val="zh_TW" w:bidi="zh_TW"/>
+          </w:rPr>
+          <w:rPr>
+            <w:color w:val="0000EE"/>
+            <w:u w:val="single"/>
+          </w:rPr>
+          <w:t>王上22:13–14、26–28</w:t>
+        </w:r>
+      </w:hyperlink>
+      <w:r>
+        <w:rPr>
+          <w:lang w:val="zh_TW" w:bidi="zh_TW"/>
+        </w:rPr>
+        <w:t>；</w:t>
+      </w:r>
+      <w:hyperlink r:id="rId139">
+        <w:r>
+          <w:rPr>
+            <w:lang w:val="zh_TW" w:bidi="zh_TW"/>
+          </w:rPr>
+          <w:rPr>
+            <w:color w:val="0000EE"/>
+            <w:u w:val="single"/>
+          </w:rPr>
+          <w:t>耶28:5–9</w:t>
+        </w:r>
+      </w:hyperlink>
+      <w:r>
+        <w:rPr>
+          <w:lang w:val="zh_TW" w:bidi="zh_TW"/>
+        </w:rPr>
+        <w:t>）。</w:t>
+      </w:r>
+    </w:p>
+    <w:p>
+      <w:pPr>
+        <w:pStyle w:val="Heading3"/>
+      </w:pPr>
+      <w:r>
+        <w:rPr>
+          <w:lang w:val="zh_TW" w:bidi="zh_TW"/>
+        </w:rPr>
+        <w:t>新約中的承接聖職</w:t>
+      </w:r>
+    </w:p>
+    <w:p>
+      <w:pPr/>
+      <w:r>
+        <w:rPr>
+          <w:lang w:val="zh_TW" w:bidi="zh_TW"/>
+        </w:rPr>
+      </w:r>
+      <w:r>
+        <w:rPr>
+          <w:lang w:val="zh_TW" w:bidi="zh_TW"/>
+        </w:rPr>
+        <w:t>基督教的承接聖職（使人成為教會領袖的過程）也是基於神的揀選。耶穌和祂的門徒並不是來自當時的專業宗教團體。當耶穌揀選祂的十二使徒時，耶穌呼召了祂想要的人。耶穌後來告訴他們：「不是你們揀選了我，是我揀選了你們。」（</w:t>
+      </w:r>
+      <w:hyperlink r:id="rId140">
+        <w:r>
+          <w:rPr>
+            <w:lang w:val="zh_TW" w:bidi="zh_TW"/>
+          </w:rPr>
+          <w:rPr>
+            <w:color w:val="0000EE"/>
+            <w:u w:val="single"/>
+          </w:rPr>
+          <w:t>約15:16</w:t>
+        </w:r>
+      </w:hyperlink>
+      <w:r>
+        <w:rPr>
+          <w:lang w:val="zh_TW" w:bidi="zh_TW"/>
+        </w:rPr>
+        <w:t xml:space="preserve">）。 </w:t>
+      </w:r>
+    </w:p>
+    <w:p>
+      <w:pPr/>
+      <w:r>
+        <w:rPr>
+          <w:lang w:val="zh_TW" w:bidi="zh_TW"/>
+        </w:rPr>
+      </w:r>
+      <w:r>
+        <w:rPr>
+          <w:lang w:val="zh_TW" w:bidi="zh_TW"/>
+        </w:rPr>
+        <w:t>在早期基督教會中，領袖的揀選方式各不相同，但始終相信是神在引導這個過程。例如：</w:t>
       </w:r>
     </w:p>
     <w:p>
@@ -395,38 +3959,25 @@
         <w:rPr>
           <w:lang w:val="zh_TW" w:bidi="zh_TW"/>
         </w:rPr>
-        <w:t>秋季（</w:t>
-      </w:r>
-      <w:r>
-        <w:rPr>
-          <w:i/>
-          <w:lang w:val="zh_TW" w:bidi="zh_TW"/>
-        </w:rPr>
-        <w:t>setav；</w:t>
-      </w:r>
-      <w:r>
-        <w:rPr>
-          <w:lang w:val="zh_TW" w:bidi="zh_TW"/>
-        </w:rPr>
-        <w:t>原指「雨季」或「雨」；</w:t>
-      </w:r>
-      <w:hyperlink r:id="rId17">
-        <w:r>
-          <w:rPr>
-            <w:lang w:val="zh_TW" w:bidi="zh_TW"/>
-          </w:rPr>
-          <w:rPr>
-            <w:color w:val="0000EE"/>
-            <w:u w:val="single"/>
-          </w:rPr>
-          <w:t>歌2:11</w:t>
-        </w:r>
-      </w:hyperlink>
-      <w:r>
-        <w:rPr>
-          <w:lang w:val="zh_TW" w:bidi="zh_TW"/>
-        </w:rPr>
-        <w:t>）始於秋分（9月21日）</w:t>
+        <w:t>當使徒們揀選馬提亞來取代猶大時，他們禱告並使用一種特殊的方法（搖籤）來確定神的旨意（</w:t>
+      </w:r>
+      <w:hyperlink r:id="rId141">
+        <w:r>
+          <w:rPr>
+            <w:lang w:val="zh_TW" w:bidi="zh_TW"/>
+          </w:rPr>
+          <w:rPr>
+            <w:color w:val="0000EE"/>
+            <w:u w:val="single"/>
+          </w:rPr>
+          <w:t>徒1:24–26</w:t>
+        </w:r>
+      </w:hyperlink>
+      <w:r>
+        <w:rPr>
+          <w:lang w:val="zh_TW" w:bidi="zh_TW"/>
+        </w:rPr>
+        <w:t xml:space="preserve">）。 </w:t>
       </w:r>
     </w:p>
     <w:p>
@@ -444,20 +3995,25 @@
         <w:rPr>
           <w:lang w:val="zh_TW" w:bidi="zh_TW"/>
         </w:rPr>
-        <w:t>冬季（</w:t>
-      </w:r>
-      <w:r>
-        <w:rPr>
-          <w:i/>
-          <w:lang w:val="zh_TW" w:bidi="zh_TW"/>
-        </w:rPr>
-        <w:t>horeph</w:t>
-      </w:r>
-      <w:r>
-        <w:rPr>
-          <w:lang w:val="zh_TW" w:bidi="zh_TW"/>
-        </w:rPr>
-        <w:t>）始於冬至（約12月22日）</w:t>
+        <w:t>保羅說在他出生以前神就已經揀選他作使徒。他堅持說，這一職分並不是從任何人那裡領受的（</w:t>
+      </w:r>
+      <w:hyperlink r:id="rId142">
+        <w:r>
+          <w:rPr>
+            <w:lang w:val="zh_TW" w:bidi="zh_TW"/>
+          </w:rPr>
+          <w:rPr>
+            <w:color w:val="0000EE"/>
+            <w:u w:val="single"/>
+          </w:rPr>
+          <w:t>加1:1、15</w:t>
+        </w:r>
+      </w:hyperlink>
+      <w:r>
+        <w:rPr>
+          <w:lang w:val="zh_TW" w:bidi="zh_TW"/>
+        </w:rPr>
+        <w:t xml:space="preserve">）。 </w:t>
       </w:r>
     </w:p>
     <w:p>
@@ -475,20 +4031,7 @@
         <w:rPr>
           <w:lang w:val="zh_TW" w:bidi="zh_TW"/>
         </w:rPr>
-        <w:t>春天 （</w:t>
-      </w:r>
-      <w:r>
-        <w:rPr>
-          <w:i/>
-          <w:lang w:val="zh_TW" w:bidi="zh_TW"/>
-        </w:rPr>
-        <w:t>aviv</w:t>
-      </w:r>
-      <w:r>
-        <w:rPr>
-          <w:lang w:val="zh_TW" w:bidi="zh_TW"/>
-        </w:rPr>
-        <w:t>） 開始於春分（3月21日）</w:t>
+        <w:t>聖靈指示教會差派保羅和巴拿巴作為傳教士，可能是通過某位基督教先知的話語來傳達的。</w:t>
       </w:r>
     </w:p>
     <w:p>
@@ -506,20 +4049,43 @@
         <w:rPr>
           <w:lang w:val="zh_TW" w:bidi="zh_TW"/>
         </w:rPr>
-        <w:t>夏季（</w:t>
-      </w:r>
-      <w:r>
-        <w:rPr>
-          <w:i/>
-          <w:lang w:val="zh_TW" w:bidi="zh_TW"/>
-        </w:rPr>
-        <w:t>qayits</w:t>
-      </w:r>
-      <w:r>
-        <w:rPr>
-          <w:lang w:val="zh_TW" w:bidi="zh_TW"/>
-        </w:rPr>
-        <w:t>）始於夏至（6月22日）</w:t>
+        <w:t>提摩太最初被選為保羅的助手，是因為有指向他的預言信息（</w:t>
+      </w:r>
+      <w:hyperlink r:id="rId143">
+        <w:r>
+          <w:rPr>
+            <w:lang w:val="zh_TW" w:bidi="zh_TW"/>
+          </w:rPr>
+          <w:rPr>
+            <w:color w:val="0000EE"/>
+            <w:u w:val="single"/>
+          </w:rPr>
+          <w:t>提前1:18</w:t>
+        </w:r>
+      </w:hyperlink>
+      <w:r>
+        <w:rPr>
+          <w:lang w:val="zh_TW" w:bidi="zh_TW"/>
+        </w:rPr>
+        <w:t>，</w:t>
+      </w:r>
+      <w:hyperlink r:id="rId144">
+        <w:r>
+          <w:rPr>
+            <w:lang w:val="zh_TW" w:bidi="zh_TW"/>
+          </w:rPr>
+          <w:rPr>
+            <w:color w:val="0000EE"/>
+            <w:u w:val="single"/>
+          </w:rPr>
+          <w:t>4:14</w:t>
+        </w:r>
+      </w:hyperlink>
+      <w:r>
+        <w:rPr>
+          <w:lang w:val="zh_TW" w:bidi="zh_TW"/>
+        </w:rPr>
+        <w:t>）。</w:t>
       </w:r>
     </w:p>
     <w:p>
@@ -533,7 +4099,43 @@
         <w:rPr>
           <w:lang w:val="zh_TW" w:bidi="zh_TW"/>
         </w:rPr>
-        <w:t>在別是巴發現的一座聖殿（追溯到公元前125年），與夏至的日出對齊。同樣，拉吉（Lachish）的一座聖殿則朝向冬至。來自君主時代的亞拉得（Arad）聖殿幾乎正對東方。它很可能與春分或秋分的日出對齊，耶路撒冷聖殿也是如此。</w:t>
+        <w:t>在哥林多教會，聖靈直接賜予不同的職分，如講道、教導、醫治和治理事的（</w:t>
+      </w:r>
+      <w:hyperlink r:id="rId145">
+        <w:r>
+          <w:rPr>
+            <w:lang w:val="zh_TW" w:bidi="zh_TW"/>
+          </w:rPr>
+          <w:rPr>
+            <w:color w:val="0000EE"/>
+            <w:u w:val="single"/>
+          </w:rPr>
+          <w:t>林前12:8–11、28</w:t>
+        </w:r>
+      </w:hyperlink>
+      <w:r>
+        <w:rPr>
+          <w:lang w:val="zh_TW" w:bidi="zh_TW"/>
+        </w:rPr>
+        <w:t>；參</w:t>
+      </w:r>
+      <w:hyperlink r:id="rId146">
+        <w:r>
+          <w:rPr>
+            <w:lang w:val="zh_TW" w:bidi="zh_TW"/>
+          </w:rPr>
+          <w:rPr>
+            <w:color w:val="0000EE"/>
+            <w:u w:val="single"/>
+          </w:rPr>
+          <w:t>弗4:11</w:t>
+        </w:r>
+      </w:hyperlink>
+      <w:r>
+        <w:rPr>
+          <w:lang w:val="zh_TW" w:bidi="zh_TW"/>
+        </w:rPr>
+        <w:t xml:space="preserve">）。 </w:t>
       </w:r>
     </w:p>
     <w:p>
@@ -547,7 +4149,71 @@
         <w:rPr>
           <w:lang w:val="zh_TW" w:bidi="zh_TW"/>
         </w:rPr>
-        <w:t>在希伯來詩詞中，太陽常被用作一個強烈的意象。它被描述為：</w:t>
+        <w:t>在以弗所，聖靈使教會領袖（「監督」）成為會眾的守護者（</w:t>
+      </w:r>
+      <w:hyperlink r:id="rId147">
+        <w:r>
+          <w:rPr>
+            <w:lang w:val="zh_TW" w:bidi="zh_TW"/>
+          </w:rPr>
+          <w:rPr>
+            <w:color w:val="0000EE"/>
+            <w:u w:val="single"/>
+          </w:rPr>
+          <w:t>徒20:28</w:t>
+        </w:r>
+      </w:hyperlink>
+      <w:r>
+        <w:rPr>
+          <w:lang w:val="zh_TW" w:bidi="zh_TW"/>
+        </w:rPr>
+        <w:t xml:space="preserve">）。 </w:t>
+      </w:r>
+    </w:p>
+    <w:p>
+      <w:pPr/>
+      <w:r>
+        <w:rPr>
+          <w:lang w:val="zh_TW" w:bidi="zh_TW"/>
+        </w:rPr>
+      </w:r>
+      <w:r>
+        <w:rPr>
+          <w:lang w:val="zh_TW" w:bidi="zh_TW"/>
+        </w:rPr>
+        <w:t>通過這些例子可以明顯看出，神揀選誰來擔任這些職分。聖經強烈譴責任何企圖通過個人努力或不正當手段來獲得這些職分的行為（</w:t>
+      </w:r>
+      <w:hyperlink r:id="rId148">
+        <w:r>
+          <w:rPr>
+            <w:lang w:val="zh_TW" w:bidi="zh_TW"/>
+          </w:rPr>
+          <w:rPr>
+            <w:color w:val="0000EE"/>
+            <w:u w:val="single"/>
+          </w:rPr>
+          <w:t>徒8:18–24</w:t>
+        </w:r>
+      </w:hyperlink>
+      <w:r>
+        <w:rPr>
+          <w:lang w:val="zh_TW" w:bidi="zh_TW"/>
+        </w:rPr>
+        <w:t>）。</w:t>
+      </w:r>
+    </w:p>
+    <w:p>
+      <w:pPr/>
+      <w:r>
+        <w:rPr>
+          <w:lang w:val="zh_TW" w:bidi="zh_TW"/>
+        </w:rPr>
+      </w:r>
+      <w:r>
+        <w:rPr>
+          <w:lang w:val="zh_TW" w:bidi="zh_TW"/>
+        </w:rPr>
+        <w:t>另一方面，教會在揀選領袖方面也扮演了一個角色：</w:t>
       </w:r>
     </w:p>
     <w:p>
@@ -565,25 +4231,25 @@
         <w:rPr>
           <w:lang w:val="zh_TW" w:bidi="zh_TW"/>
         </w:rPr>
-        <w:t>擁有居所（</w:t>
-      </w:r>
-      <w:hyperlink r:id="rId18">
-        <w:r>
-          <w:rPr>
-            <w:lang w:val="zh_TW" w:bidi="zh_TW"/>
-          </w:rPr>
-          <w:rPr>
-            <w:color w:val="0000EE"/>
-            <w:u w:val="single"/>
-          </w:rPr>
-          <w:t>哈3:11</w:t>
-        </w:r>
-      </w:hyperlink>
-      <w:r>
-        <w:rPr>
-          <w:lang w:val="zh_TW" w:bidi="zh_TW"/>
-        </w:rPr>
-        <w:t>）</w:t>
+        <w:t>聚集在一起的教會「提名」（或建議）巴撒巴和馬提亞作為候選人，然後請求神做出最終選擇（</w:t>
+      </w:r>
+      <w:hyperlink r:id="rId149">
+        <w:r>
+          <w:rPr>
+            <w:lang w:val="zh_TW" w:bidi="zh_TW"/>
+          </w:rPr>
+          <w:rPr>
+            <w:color w:val="0000EE"/>
+            <w:u w:val="single"/>
+          </w:rPr>
+          <w:t>徒1:15、23</w:t>
+        </w:r>
+      </w:hyperlink>
+      <w:r>
+        <w:rPr>
+          <w:lang w:val="zh_TW" w:bidi="zh_TW"/>
+        </w:rPr>
+        <w:t xml:space="preserve">）。 </w:t>
       </w:r>
     </w:p>
     <w:p>
@@ -601,39 +4267,25 @@
         <w:rPr>
           <w:lang w:val="zh_TW" w:bidi="zh_TW"/>
         </w:rPr>
-        <w:t>如同新郎出洞房般 （</w:t>
-      </w:r>
-      <w:hyperlink r:id="rId19">
-        <w:r>
-          <w:rPr>
-            <w:lang w:val="zh_TW" w:bidi="zh_TW"/>
-          </w:rPr>
-          <w:rPr>
-            <w:color w:val="0000EE"/>
-            <w:u w:val="single"/>
-          </w:rPr>
-          <w:t>詩19:4–5</w:t>
-        </w:r>
-      </w:hyperlink>
-      <w:r>
-        <w:rPr>
-          <w:lang w:val="zh_TW" w:bidi="zh_TW"/>
-        </w:rPr>
-        <w:t>）</w:t>
-      </w:r>
-    </w:p>
-    <w:p>
-      <w:pPr/>
-      <w:r>
-        <w:rPr>
-          <w:lang w:val="zh_TW" w:bidi="zh_TW"/>
-        </w:rPr>
-      </w:r>
-      <w:r>
-        <w:rPr>
-          <w:lang w:val="zh_TW" w:bidi="zh_TW"/>
-        </w:rPr>
-        <w:t>太陽象徵：</w:t>
+        <w:t>信徒選出七個人來服事，然後把他們帶到使徒面前（</w:t>
+      </w:r>
+      <w:hyperlink r:id="rId150">
+        <w:r>
+          <w:rPr>
+            <w:lang w:val="zh_TW" w:bidi="zh_TW"/>
+          </w:rPr>
+          <w:rPr>
+            <w:color w:val="0000EE"/>
+            <w:u w:val="single"/>
+          </w:rPr>
+          <w:t>徒6:2–6</w:t>
+        </w:r>
+      </w:hyperlink>
+      <w:r>
+        <w:rPr>
+          <w:lang w:val="zh_TW" w:bidi="zh_TW"/>
+        </w:rPr>
+        <w:t xml:space="preserve">）。 </w:t>
       </w:r>
     </w:p>
     <w:p>
@@ -651,25 +4303,25 @@
         <w:rPr>
           <w:lang w:val="zh_TW" w:bidi="zh_TW"/>
         </w:rPr>
-        <w:t>恆久不變（</w:t>
-      </w:r>
-      <w:hyperlink r:id="rId20">
-        <w:r>
-          <w:rPr>
-            <w:lang w:val="zh_TW" w:bidi="zh_TW"/>
-          </w:rPr>
-          <w:rPr>
-            <w:color w:val="0000EE"/>
-            <w:u w:val="single"/>
-          </w:rPr>
-          <w:t>詩72:5、17</w:t>
-        </w:r>
-      </w:hyperlink>
-      <w:r>
-        <w:rPr>
-          <w:lang w:val="zh_TW" w:bidi="zh_TW"/>
-        </w:rPr>
-        <w:t>）</w:t>
+        <w:t>聚集的教會遵循聖靈的指示，差派保羅和巴拿巴作為傳教士（</w:t>
+      </w:r>
+      <w:hyperlink r:id="rId151">
+        <w:r>
+          <w:rPr>
+            <w:lang w:val="zh_TW" w:bidi="zh_TW"/>
+          </w:rPr>
+          <w:rPr>
+            <w:color w:val="0000EE"/>
+            <w:u w:val="single"/>
+          </w:rPr>
+          <w:t>徒13:3</w:t>
+        </w:r>
+      </w:hyperlink>
+      <w:r>
+        <w:rPr>
+          <w:lang w:val="zh_TW" w:bidi="zh_TW"/>
+        </w:rPr>
+        <w:t xml:space="preserve">）。 </w:t>
       </w:r>
     </w:p>
     <w:p>
@@ -687,25 +4339,61 @@
         <w:rPr>
           <w:lang w:val="zh_TW" w:bidi="zh_TW"/>
         </w:rPr>
-        <w:t>律法（</w:t>
-      </w:r>
-      <w:hyperlink r:id="rId21">
-        <w:r>
-          <w:rPr>
-            <w:lang w:val="zh_TW" w:bidi="zh_TW"/>
-          </w:rPr>
-          <w:rPr>
-            <w:color w:val="0000EE"/>
-            <w:u w:val="single"/>
-          </w:rPr>
-          <w:t>詩19:7</w:t>
-        </w:r>
-      </w:hyperlink>
-      <w:r>
-        <w:rPr>
-          <w:lang w:val="zh_TW" w:bidi="zh_TW"/>
-        </w:rPr>
-        <w:t>）</w:t>
+        <w:t>保羅和巴拿巴在各地選立長老（</w:t>
+      </w:r>
+      <w:hyperlink r:id="rId152">
+        <w:r>
+          <w:rPr>
+            <w:lang w:val="zh_TW" w:bidi="zh_TW"/>
+          </w:rPr>
+          <w:rPr>
+            <w:color w:val="0000EE"/>
+            <w:u w:val="single"/>
+          </w:rPr>
+          <w:t>徒14:23</w:t>
+        </w:r>
+      </w:hyperlink>
+      <w:r>
+        <w:rPr>
+          <w:lang w:val="zh_TW" w:bidi="zh_TW"/>
+        </w:rPr>
+        <w:t>）。保羅也指示提多去做同樣的事情（</w:t>
+      </w:r>
+      <w:hyperlink r:id="rId153">
+        <w:r>
+          <w:rPr>
+            <w:lang w:val="zh_TW" w:bidi="zh_TW"/>
+          </w:rPr>
+          <w:rPr>
+            <w:color w:val="0000EE"/>
+            <w:u w:val="single"/>
+          </w:rPr>
+          <w:t>多1:5</w:t>
+        </w:r>
+      </w:hyperlink>
+      <w:r>
+        <w:rPr>
+          <w:lang w:val="zh_TW" w:bidi="zh_TW"/>
+        </w:rPr>
+        <w:t>），提摩太可能也曾這樣做（</w:t>
+      </w:r>
+      <w:hyperlink r:id="rId154">
+        <w:r>
+          <w:rPr>
+            <w:lang w:val="zh_TW" w:bidi="zh_TW"/>
+          </w:rPr>
+          <w:rPr>
+            <w:color w:val="0000EE"/>
+            <w:u w:val="single"/>
+          </w:rPr>
+          <w:t>提前5:22</w:t>
+        </w:r>
+      </w:hyperlink>
+      <w:r>
+        <w:rPr>
+          <w:lang w:val="zh_TW" w:bidi="zh_TW"/>
+        </w:rPr>
+        <w:t xml:space="preserve">）。 </w:t>
       </w:r>
     </w:p>
     <w:p>
@@ -723,25 +4411,107 @@
         <w:rPr>
           <w:lang w:val="zh_TW" w:bidi="zh_TW"/>
         </w:rPr>
-        <w:t>神的同在 （</w:t>
-      </w:r>
-      <w:hyperlink r:id="rId22">
-        <w:r>
-          <w:rPr>
-            <w:lang w:val="zh_TW" w:bidi="zh_TW"/>
-          </w:rPr>
-          <w:rPr>
-            <w:color w:val="0000EE"/>
-            <w:u w:val="single"/>
-          </w:rPr>
-          <w:t>詩84:11</w:t>
-        </w:r>
-      </w:hyperlink>
-      <w:r>
-        <w:rPr>
-          <w:lang w:val="zh_TW" w:bidi="zh_TW"/>
-        </w:rPr>
-        <w:t>）</w:t>
+        <w:t>路司得和以哥念的長老與保羅一起任命提摩太為領袖，這是回應一位基督教先知的信息（</w:t>
+      </w:r>
+      <w:hyperlink r:id="rId144">
+        <w:r>
+          <w:rPr>
+            <w:lang w:val="zh_TW" w:bidi="zh_TW"/>
+          </w:rPr>
+          <w:rPr>
+            <w:color w:val="0000EE"/>
+            <w:u w:val="single"/>
+          </w:rPr>
+          <w:t>提前4:14</w:t>
+        </w:r>
+      </w:hyperlink>
+      <w:r>
+        <w:rPr>
+          <w:lang w:val="zh_TW" w:bidi="zh_TW"/>
+        </w:rPr>
+        <w:t>；</w:t>
+      </w:r>
+      <w:hyperlink r:id="rId155">
+        <w:r>
+          <w:rPr>
+            <w:lang w:val="zh_TW" w:bidi="zh_TW"/>
+          </w:rPr>
+          <w:rPr>
+            <w:color w:val="0000EE"/>
+            <w:u w:val="single"/>
+          </w:rPr>
+          <w:t>提後1:6</w:t>
+        </w:r>
+      </w:hyperlink>
+      <w:r>
+        <w:rPr>
+          <w:lang w:val="zh_TW" w:bidi="zh_TW"/>
+        </w:rPr>
+        <w:t xml:space="preserve">）。 </w:t>
+      </w:r>
+    </w:p>
+    <w:p>
+      <w:pPr/>
+      <w:r>
+        <w:rPr>
+          <w:lang w:val="zh_TW" w:bidi="zh_TW"/>
+        </w:rPr>
+      </w:r>
+      <w:r>
+        <w:rPr>
+          <w:lang w:val="zh_TW" w:bidi="zh_TW"/>
+        </w:rPr>
+        <w:t>當保羅寫信給提摩太和提多時，已經有教會領袖所需的品質的詳細清單（</w:t>
+      </w:r>
+      <w:hyperlink r:id="rId156">
+        <w:r>
+          <w:rPr>
+            <w:lang w:val="zh_TW" w:bidi="zh_TW"/>
+          </w:rPr>
+          <w:rPr>
+            <w:color w:val="0000EE"/>
+            <w:u w:val="single"/>
+          </w:rPr>
+          <w:t>提前3:1–13</w:t>
+        </w:r>
+      </w:hyperlink>
+      <w:r>
+        <w:rPr>
+          <w:lang w:val="zh_TW" w:bidi="zh_TW"/>
+        </w:rPr>
+        <w:t>；</w:t>
+      </w:r>
+      <w:hyperlink r:id="rId157">
+        <w:r>
+          <w:rPr>
+            <w:lang w:val="zh_TW" w:bidi="zh_TW"/>
+          </w:rPr>
+          <w:rPr>
+            <w:color w:val="0000EE"/>
+            <w:u w:val="single"/>
+          </w:rPr>
+          <w:t>提後2:2</w:t>
+        </w:r>
+      </w:hyperlink>
+      <w:r>
+        <w:rPr>
+          <w:lang w:val="zh_TW" w:bidi="zh_TW"/>
+        </w:rPr>
+        <w:t>）。</w:t>
+      </w:r>
+    </w:p>
+    <w:p>
+      <w:pPr/>
+      <w:r>
+        <w:rPr>
+          <w:lang w:val="zh_TW" w:bidi="zh_TW"/>
+        </w:rPr>
+      </w:r>
+      <w:r>
+        <w:rPr>
+          <w:lang w:val="zh_TW" w:bidi="zh_TW"/>
+        </w:rPr>
+        <w:t>信徒的聚會也參與了揀選領袖。他們以多種方式進行：</w:t>
       </w:r>
     </w:p>
     <w:p>
@@ -759,50 +4529,18 @@
         <w:rPr>
           <w:lang w:val="zh_TW" w:bidi="zh_TW"/>
         </w:rPr>
-        <w:t>美麗（</w:t>
-      </w:r>
-      <w:hyperlink r:id="rId23">
-        <w:r>
-          <w:rPr>
-            <w:lang w:val="zh_TW" w:bidi="zh_TW"/>
-          </w:rPr>
-          <w:rPr>
-            <w:color w:val="0000EE"/>
-            <w:u w:val="single"/>
-          </w:rPr>
-          <w:t>歌6:10</w:t>
-        </w:r>
-      </w:hyperlink>
-      <w:r>
-        <w:rPr>
-          <w:lang w:val="zh_TW" w:bidi="zh_TW"/>
-        </w:rPr>
-        <w:t>）</w:t>
-      </w:r>
-    </w:p>
-    <w:p>
-      <w:pPr/>
-      <w:r>
-        <w:rPr>
-          <w:lang w:val="zh_TW" w:bidi="zh_TW"/>
-        </w:rPr>
-      </w:r>
-      <w:r>
-        <w:rPr>
-          <w:lang w:val="zh_TW" w:bidi="zh_TW"/>
-        </w:rPr>
-        <w:t>在傳道書中，地上的人生常被描述為發生在「日光之下」（</w:t>
-      </w:r>
-      <w:hyperlink r:id="rId24">
-        <w:r>
-          <w:rPr>
-            <w:lang w:val="zh_TW" w:bidi="zh_TW"/>
-          </w:rPr>
-          <w:rPr>
-            <w:color w:val="0000EE"/>
-            <w:u w:val="single"/>
-          </w:rPr>
-          <w:t>傳1:3、9、14</w:t>
+        <w:t>可以通過禱告、禁食（為了屬靈目的而不進食）和抽籤（被認為是揭示神旨意的一種隨機選擇方法；</w:t>
+      </w:r>
+      <w:hyperlink r:id="rId158">
+        <w:r>
+          <w:rPr>
+            <w:lang w:val="zh_TW" w:bidi="zh_TW"/>
+          </w:rPr>
+          <w:rPr>
+            <w:color w:val="0000EE"/>
+            <w:u w:val="single"/>
+          </w:rPr>
+          <w:t>徒1:26</w:t>
         </w:r>
       </w:hyperlink>
       <w:r>
@@ -811,84 +4549,16 @@
         </w:rPr>
         <w:t>，</w:t>
       </w:r>
-      <w:hyperlink r:id="rId25">
-        <w:r>
-          <w:rPr>
-            <w:lang w:val="zh_TW" w:bidi="zh_TW"/>
-          </w:rPr>
-          <w:rPr>
-            <w:color w:val="0000EE"/>
-            <w:u w:val="single"/>
-          </w:rPr>
-          <w:t>2:11</w:t>
-        </w:r>
-      </w:hyperlink>
-      <w:r>
-        <w:rPr>
-          <w:lang w:val="zh_TW" w:bidi="zh_TW"/>
-        </w:rPr>
-        <w:t>）。</w:t>
-      </w:r>
-    </w:p>
-    <w:p>
-      <w:pPr/>
-      <w:r>
-        <w:rPr>
-          <w:lang w:val="zh_TW" w:bidi="zh_TW"/>
-        </w:rPr>
-      </w:r>
-      <w:r>
-        <w:rPr>
-          <w:lang w:val="zh_TW" w:bidi="zh_TW"/>
-        </w:rPr>
-        <w:t>在混亂和神憤怒的時候，聖經描述太陽變暗（</w:t>
-      </w:r>
-      <w:hyperlink r:id="rId26">
-        <w:r>
-          <w:rPr>
-            <w:lang w:val="zh_TW" w:bidi="zh_TW"/>
-          </w:rPr>
-          <w:rPr>
-            <w:color w:val="0000EE"/>
-            <w:u w:val="single"/>
-          </w:rPr>
-          <w:t>賽13:10</w:t>
-        </w:r>
-      </w:hyperlink>
-      <w:r>
-        <w:rPr>
-          <w:lang w:val="zh_TW" w:bidi="zh_TW"/>
-        </w:rPr>
-        <w:t>；</w:t>
-      </w:r>
-      <w:hyperlink r:id="rId27">
-        <w:r>
-          <w:rPr>
-            <w:lang w:val="zh_TW" w:bidi="zh_TW"/>
-          </w:rPr>
-          <w:rPr>
-            <w:color w:val="0000EE"/>
-            <w:u w:val="single"/>
-          </w:rPr>
-          <w:t>結32:7</w:t>
-        </w:r>
-      </w:hyperlink>
-      <w:r>
-        <w:rPr>
-          <w:lang w:val="zh_TW" w:bidi="zh_TW"/>
-        </w:rPr>
-        <w:t>；</w:t>
-      </w:r>
-      <w:hyperlink r:id="rId28">
-        <w:r>
-          <w:rPr>
-            <w:lang w:val="zh_TW" w:bidi="zh_TW"/>
-          </w:rPr>
-          <w:rPr>
-            <w:color w:val="0000EE"/>
-            <w:u w:val="single"/>
-          </w:rPr>
-          <w:t>珥2:10、31</w:t>
+      <w:hyperlink r:id="rId159">
+        <w:r>
+          <w:rPr>
+            <w:lang w:val="zh_TW" w:bidi="zh_TW"/>
+          </w:rPr>
+          <w:rPr>
+            <w:color w:val="0000EE"/>
+            <w:u w:val="single"/>
+          </w:rPr>
+          <w:t>6:6</w:t>
         </w:r>
       </w:hyperlink>
       <w:r>
@@ -897,212 +4567,41 @@
         </w:rPr>
         <w:t>，</w:t>
       </w:r>
-      <w:hyperlink r:id="rId29">
-        <w:r>
-          <w:rPr>
-            <w:lang w:val="zh_TW" w:bidi="zh_TW"/>
-          </w:rPr>
-          <w:rPr>
-            <w:color w:val="0000EE"/>
-            <w:u w:val="single"/>
-          </w:rPr>
-          <w:t>3:15</w:t>
-        </w:r>
-      </w:hyperlink>
-      <w:r>
-        <w:rPr>
-          <w:lang w:val="zh_TW" w:bidi="zh_TW"/>
-        </w:rPr>
-        <w:t>；</w:t>
-      </w:r>
-      <w:hyperlink r:id="rId30">
-        <w:r>
-          <w:rPr>
-            <w:lang w:val="zh_TW" w:bidi="zh_TW"/>
-          </w:rPr>
-          <w:rPr>
-            <w:color w:val="0000EE"/>
-            <w:u w:val="single"/>
-          </w:rPr>
-          <w:t>番1:15</w:t>
-        </w:r>
-      </w:hyperlink>
-      <w:r>
-        <w:rPr>
-          <w:lang w:val="zh_TW" w:bidi="zh_TW"/>
-        </w:rPr>
-        <w:t>；</w:t>
-      </w:r>
-      <w:hyperlink r:id="rId31">
-        <w:r>
-          <w:rPr>
-            <w:lang w:val="zh_TW" w:bidi="zh_TW"/>
-          </w:rPr>
-          <w:rPr>
-            <w:color w:val="0000EE"/>
-            <w:u w:val="single"/>
-          </w:rPr>
-          <w:t>太24:29</w:t>
-        </w:r>
-      </w:hyperlink>
-      <w:r>
-        <w:rPr>
-          <w:lang w:val="zh_TW" w:bidi="zh_TW"/>
-        </w:rPr>
-        <w:t>；</w:t>
-      </w:r>
-      <w:hyperlink r:id="rId32">
-        <w:r>
-          <w:rPr>
-            <w:lang w:val="zh_TW" w:bidi="zh_TW"/>
-          </w:rPr>
-          <w:rPr>
-            <w:color w:val="0000EE"/>
-            <w:u w:val="single"/>
-          </w:rPr>
-          <w:t>啟8:12</w:t>
-        </w:r>
-      </w:hyperlink>
-      <w:r>
-        <w:rPr>
-          <w:lang w:val="zh_TW" w:bidi="zh_TW"/>
-        </w:rPr>
-        <w:t>）。這個意象可能指的是日蝕，這在古人眼中是極其可怕的事件。太陽變得灰暗也可能是指「西洛可風」（sirocco）的影響，當沙塵暴或濃霧遮蔽天空時，陽光會黯淡無光。另一方面，耶和華得勝的日子則被描述為太陽要比現在的光強烈七倍（</w:t>
-      </w:r>
-      <w:hyperlink r:id="rId33">
-        <w:r>
-          <w:rPr>
-            <w:lang w:val="zh_TW" w:bidi="zh_TW"/>
-          </w:rPr>
-          <w:rPr>
-            <w:color w:val="0000EE"/>
-            <w:u w:val="single"/>
-          </w:rPr>
-          <w:t>賽30:26</w:t>
-        </w:r>
-      </w:hyperlink>
-      <w:r>
-        <w:rPr>
-          <w:lang w:val="zh_TW" w:bidi="zh_TW"/>
-        </w:rPr>
-        <w:t>）。</w:t>
-      </w:r>
-    </w:p>
-    <w:p>
-      <w:pPr/>
-      <w:r>
-        <w:rPr>
-          <w:lang w:val="zh_TW" w:bidi="zh_TW"/>
-        </w:rPr>
-      </w:r>
-      <w:r>
-        <w:rPr>
-          <w:i/>
-          <w:lang w:val="zh_TW" w:bidi="zh_TW"/>
-        </w:rPr>
-        <w:t>另見</w:t>
-      </w:r>
-      <w:r>
-        <w:rPr>
-          <w:lang w:val="zh_TW" w:bidi="zh_TW"/>
-        </w:rPr>
-        <w:t xml:space="preserve"> </w:t>
-      </w:r>
-      <w:r>
-        <w:rPr>
-          <w:lang w:val="zh_TW" w:bidi="zh_TW"/>
-        </w:rPr>
-        <w:t>天文學</w:t>
-      </w:r>
-      <w:r>
-        <w:rPr>
-          <w:lang w:val="zh_TW" w:bidi="zh_TW"/>
-        </w:rPr>
-        <w:t>、</w:t>
-      </w:r>
-      <w:r>
-        <w:rPr>
-          <w:lang w:val="zh_TW" w:bidi="zh_TW"/>
-        </w:rPr>
-        <w:t>古代與現代曆法</w:t>
-      </w:r>
-      <w:r>
-        <w:rPr>
-          <w:lang w:val="zh_TW" w:bidi="zh_TW"/>
-        </w:rPr>
-        <w:t>、</w:t>
-      </w:r>
-      <w:r>
-        <w:rPr>
-          <w:lang w:val="zh_TW" w:bidi="zh_TW"/>
-        </w:rPr>
-        <w:t>日</w:t>
-      </w:r>
-      <w:r>
-        <w:rPr>
-          <w:lang w:val="zh_TW" w:bidi="zh_TW"/>
-        </w:rPr>
-        <w:t>、</w:t>
-      </w:r>
-      <w:r>
-        <w:rPr>
-          <w:lang w:val="zh_TW" w:bidi="zh_TW"/>
-        </w:rPr>
-        <w:t>月亮</w:t>
-      </w:r>
-      <w:r>
-        <w:rPr>
-          <w:lang w:val="zh_TW" w:bidi="zh_TW"/>
-        </w:rPr>
-        <w:t>。</w:t>
-      </w:r>
-      <w:r>
-        <w:rPr>
-          <w:lang w:val="zh_TW" w:bidi="zh_TW"/>
-        </w:rPr>
-      </w:r>
-      <w:r>
-        <w:rPr>
-          <w:lang w:val="zh_TW" w:bidi="zh_TW"/>
-        </w:rPr>
-      </w:r>
-    </w:p>
-    <w:p>
-      <w:pPr/>
-      <w:r>
-        <w:rPr>
-          <w:lang w:val="zh_TW" w:bidi="zh_TW"/>
-        </w:rPr>
-      </w:r>
-    </w:p>
-    <w:p>
-      <w:pPr>
-        <w:pStyle w:val="Heading2"/>
-      </w:pPr>
-      <w:r>
-        <w:rPr>
-          <w:lang w:val="zh_TW" w:bidi="zh_TW"/>
-        </w:rPr>
-        <w:t>泰爾</w:t>
-      </w:r>
-      <w:r>
-        <w:rPr>
-          <w:lang w:val="zh_TW" w:bidi="zh_TW"/>
-        </w:rPr>
-      </w:r>
-    </w:p>
-    <w:p>
-      <w:pPr/>
-      <w:r>
-        <w:rPr>
-          <w:lang w:val="zh_TW" w:bidi="zh_TW"/>
-        </w:rPr>
-      </w:r>
-      <w:r>
-        <w:rPr>
-          <w:lang w:val="zh_TW" w:bidi="zh_TW"/>
-        </w:rPr>
-        <w:t>一個古老的腓尼基城邦國家，以小型獨立國家的方式自治。泰爾（Tyre）位於地中海沿岸，距離西頓以南32.2公里（20英里），阿卡以北37公里（23英里）。泰爾有兩個主要區域：</w:t>
+      <w:hyperlink r:id="rId160">
+        <w:r>
+          <w:rPr>
+            <w:lang w:val="zh_TW" w:bidi="zh_TW"/>
+          </w:rPr>
+          <w:rPr>
+            <w:color w:val="0000EE"/>
+            <w:u w:val="single"/>
+          </w:rPr>
+          <w:t>13:2–3</w:t>
+        </w:r>
+      </w:hyperlink>
+      <w:r>
+        <w:rPr>
+          <w:lang w:val="zh_TW" w:bidi="zh_TW"/>
+        </w:rPr>
+        <w:t>，</w:t>
+      </w:r>
+      <w:hyperlink r:id="rId152">
+        <w:r>
+          <w:rPr>
+            <w:lang w:val="zh_TW" w:bidi="zh_TW"/>
+          </w:rPr>
+          <w:rPr>
+            <w:color w:val="0000EE"/>
+            <w:u w:val="single"/>
+          </w:rPr>
+          <w:t>14:23</w:t>
+        </w:r>
+      </w:hyperlink>
+      <w:r>
+        <w:rPr>
+          <w:lang w:val="zh_TW" w:bidi="zh_TW"/>
+        </w:rPr>
+        <w:t>）來揀選領袖。</w:t>
       </w:r>
     </w:p>
     <w:p>
@@ -1120,7 +4619,56 @@
         <w:rPr>
           <w:lang w:val="zh_TW" w:bidi="zh_TW"/>
         </w:rPr>
-        <w:t>位於陸地上較古老的港口城市</w:t>
+        <w:t>有時領袖是通過「舉手選舉」（希臘文為</w:t>
+      </w:r>
+      <w:r>
+        <w:rPr>
+          <w:i/>
+          <w:lang w:val="zh_TW" w:bidi="zh_TW"/>
+        </w:rPr>
+        <w:t>cheirotonein</w:t>
+      </w:r>
+      <w:r>
+        <w:rPr>
+          <w:lang w:val="zh_TW" w:bidi="zh_TW"/>
+        </w:rPr>
+        <w:t>）來揀選的。這個詞原本的意思是「舉手選舉」，但後來用來表示「通過指認選擇」（參</w:t>
+      </w:r>
+      <w:hyperlink r:id="rId152">
+        <w:r>
+          <w:rPr>
+            <w:lang w:val="zh_TW" w:bidi="zh_TW"/>
+          </w:rPr>
+          <w:rPr>
+            <w:color w:val="0000EE"/>
+            <w:u w:val="single"/>
+          </w:rPr>
+          <w:t>徒14:23</w:t>
+        </w:r>
+      </w:hyperlink>
+      <w:r>
+        <w:rPr>
+          <w:lang w:val="zh_TW" w:bidi="zh_TW"/>
+        </w:rPr>
+        <w:t>；</w:t>
+      </w:r>
+      <w:hyperlink r:id="rId161">
+        <w:r>
+          <w:rPr>
+            <w:lang w:val="zh_TW" w:bidi="zh_TW"/>
+          </w:rPr>
+          <w:rPr>
+            <w:color w:val="0000EE"/>
+            <w:u w:val="single"/>
+          </w:rPr>
+          <w:t>林後8:19</w:t>
+        </w:r>
+      </w:hyperlink>
+      <w:r>
+        <w:rPr>
+          <w:lang w:val="zh_TW" w:bidi="zh_TW"/>
+        </w:rPr>
+        <w:t>）。</w:t>
       </w:r>
     </w:p>
     <w:p>
@@ -1138,18 +4686,97 @@
         <w:rPr>
           <w:lang w:val="zh_TW" w:bidi="zh_TW"/>
         </w:rPr>
-        <w:t>距離海岸半英里（0.8公里）的島嶼城市，大多數人口居住在那裡。</w:t>
-      </w:r>
-    </w:p>
-    <w:p>
-      <w:pPr>
-        <w:pStyle w:val="Heading3"/>
-      </w:pPr>
-      <w:r>
-        <w:rPr>
-          <w:lang w:val="zh_TW" w:bidi="zh_TW"/>
-        </w:rPr>
-        <w:t>泰爾的歷史</w:t>
+        <w:t>有時領袖是由團體選出的（</w:t>
+      </w:r>
+      <w:hyperlink r:id="rId149">
+        <w:r>
+          <w:rPr>
+            <w:lang w:val="zh_TW" w:bidi="zh_TW"/>
+          </w:rPr>
+          <w:rPr>
+            <w:color w:val="0000EE"/>
+            <w:u w:val="single"/>
+          </w:rPr>
+          <w:t>徒1:15、23</w:t>
+        </w:r>
+      </w:hyperlink>
+      <w:r>
+        <w:rPr>
+          <w:lang w:val="zh_TW" w:bidi="zh_TW"/>
+        </w:rPr>
+        <w:t>，</w:t>
+      </w:r>
+      <w:hyperlink r:id="rId162">
+        <w:r>
+          <w:rPr>
+            <w:lang w:val="zh_TW" w:bidi="zh_TW"/>
+          </w:rPr>
+          <w:rPr>
+            <w:color w:val="0000EE"/>
+            <w:u w:val="single"/>
+          </w:rPr>
+          <w:t>6:2–5</w:t>
+        </w:r>
+      </w:hyperlink>
+      <w:r>
+        <w:rPr>
+          <w:lang w:val="zh_TW" w:bidi="zh_TW"/>
+        </w:rPr>
+        <w:t>，</w:t>
+      </w:r>
+      <w:hyperlink r:id="rId151">
+        <w:r>
+          <w:rPr>
+            <w:lang w:val="zh_TW" w:bidi="zh_TW"/>
+          </w:rPr>
+          <w:rPr>
+            <w:color w:val="0000EE"/>
+            <w:u w:val="single"/>
+          </w:rPr>
+          <w:t>13:3</w:t>
+        </w:r>
+      </w:hyperlink>
+      <w:r>
+        <w:rPr>
+          <w:lang w:val="zh_TW" w:bidi="zh_TW"/>
+        </w:rPr>
+        <w:t>，</w:t>
+      </w:r>
+      <w:hyperlink r:id="rId163">
+        <w:r>
+          <w:rPr>
+            <w:lang w:val="zh_TW" w:bidi="zh_TW"/>
+          </w:rPr>
+          <w:rPr>
+            <w:color w:val="0000EE"/>
+            <w:u w:val="single"/>
+          </w:rPr>
+          <w:t>16:2</w:t>
+        </w:r>
+      </w:hyperlink>
+      <w:r>
+        <w:rPr>
+          <w:lang w:val="zh_TW" w:bidi="zh_TW"/>
+        </w:rPr>
+        <w:t>；</w:t>
+      </w:r>
+      <w:hyperlink r:id="rId144">
+        <w:r>
+          <w:rPr>
+            <w:lang w:val="zh_TW" w:bidi="zh_TW"/>
+          </w:rPr>
+          <w:rPr>
+            <w:color w:val="0000EE"/>
+            <w:u w:val="single"/>
+          </w:rPr>
+          <w:t>提前4:14</w:t>
+        </w:r>
+      </w:hyperlink>
+      <w:r>
+        <w:rPr>
+          <w:lang w:val="zh_TW" w:bidi="zh_TW"/>
+        </w:rPr>
+        <w:t>）。</w:t>
       </w:r>
     </w:p>
     <w:p>
@@ -1161,718 +4788,22 @@
       </w:r>
       <w:r>
         <w:rPr>
-          <w:lang w:val="zh_TW" w:bidi="zh_TW"/>
-        </w:rPr>
-        <w:t>根據希羅多德（Herodotus）的說法，泰爾在大約公元前2700年建立。最早提到泰爾的是15世紀的烏加里特（Ugaritic）文件和類似的埃及文件。泰爾首次出現在聖經中是在亞設產業的城市列表中（</w:t>
-      </w:r>
-      <w:hyperlink r:id="rId34">
-        <w:r>
-          <w:rPr>
-            <w:lang w:val="zh_TW" w:bidi="zh_TW"/>
-          </w:rPr>
-          <w:rPr>
-            <w:color w:val="0000EE"/>
-            <w:u w:val="single"/>
-          </w:rPr>
-          <w:t>約書亞記19:29</w:t>
-        </w:r>
-      </w:hyperlink>
-      <w:r>
-        <w:rPr>
-          <w:lang w:val="zh_TW" w:bidi="zh_TW"/>
-        </w:rPr>
-        <w:t>）。當時，它被描述是「保障」，顯然從未被以色列人征服過（</w:t>
-      </w:r>
-      <w:hyperlink r:id="rId35">
-        <w:r>
-          <w:rPr>
-            <w:lang w:val="zh_TW" w:bidi="zh_TW"/>
-          </w:rPr>
-          <w:rPr>
-            <w:color w:val="0000EE"/>
-            <w:u w:val="single"/>
-          </w:rPr>
-          <w:t>撒母耳記下24:7</w:t>
-        </w:r>
-      </w:hyperlink>
-      <w:r>
-        <w:rPr>
-          <w:lang w:val="zh_TW" w:bidi="zh_TW"/>
-        </w:rPr>
-        <w:t>）。泰爾最重要的意義是一個商業中心。由於其地理位置，泰爾透過地中海地區的海路而有繁榮昌盛的貿易。與美索不達米亞和阿拉伯的陸路貿易往來也很重要。</w:t>
-      </w:r>
-    </w:p>
-    <w:p>
-      <w:pPr>
-        <w:pStyle w:val="Heading3"/>
-      </w:pPr>
-      <w:r>
-        <w:rPr>
-          <w:lang w:val="zh_TW" w:bidi="zh_TW"/>
-        </w:rPr>
-        <w:t>泰爾與以色列的關係</w:t>
-      </w:r>
-    </w:p>
-    <w:p>
-      <w:pPr/>
-      <w:r>
-        <w:rPr>
-          <w:lang w:val="zh_TW" w:bidi="zh_TW"/>
-        </w:rPr>
-      </w:r>
-      <w:r>
-        <w:rPr>
-          <w:lang w:val="zh_TW" w:bidi="zh_TW"/>
-        </w:rPr>
-        <w:t>當大衛和所羅門統治以色列時，泰爾是強大的商業盟友。大衛和所羅門都與泰爾的希蘭進行貿易。他們用農產品換取木材、建築材料和技術工人（</w:t>
-      </w:r>
-      <w:hyperlink r:id="rId36">
-        <w:r>
-          <w:rPr>
-            <w:lang w:val="zh_TW" w:bidi="zh_TW"/>
-          </w:rPr>
-          <w:rPr>
-            <w:color w:val="0000EE"/>
-            <w:u w:val="single"/>
-          </w:rPr>
-          <w:t>撒母耳記下5:11</w:t>
-        </w:r>
-      </w:hyperlink>
-      <w:r>
-        <w:rPr>
-          <w:lang w:val="zh_TW" w:bidi="zh_TW"/>
-        </w:rPr>
-        <w:t>；</w:t>
-      </w:r>
-      <w:hyperlink r:id="rId37">
-        <w:r>
-          <w:rPr>
-            <w:lang w:val="zh_TW" w:bidi="zh_TW"/>
-          </w:rPr>
-          <w:rPr>
-            <w:color w:val="0000EE"/>
-            <w:u w:val="single"/>
-          </w:rPr>
-          <w:t>列王紀上5:1–11</w:t>
-        </w:r>
-      </w:hyperlink>
-      <w:r>
-        <w:rPr>
-          <w:lang w:val="zh_TW" w:bidi="zh_TW"/>
-        </w:rPr>
-        <w:t>；</w:t>
-      </w:r>
-      <w:hyperlink r:id="rId38">
-        <w:r>
-          <w:rPr>
-            <w:lang w:val="zh_TW" w:bidi="zh_TW"/>
-          </w:rPr>
-          <w:rPr>
-            <w:color w:val="0000EE"/>
-            <w:u w:val="single"/>
-          </w:rPr>
-          <w:t>曆代志上14:1</w:t>
-        </w:r>
-      </w:hyperlink>
-      <w:r>
-        <w:rPr>
-          <w:lang w:val="zh_TW" w:bidi="zh_TW"/>
-        </w:rPr>
-        <w:t>；</w:t>
-      </w:r>
-      <w:hyperlink r:id="rId39">
-        <w:r>
-          <w:rPr>
-            <w:lang w:val="zh_TW" w:bidi="zh_TW"/>
-          </w:rPr>
-          <w:rPr>
-            <w:color w:val="0000EE"/>
-            <w:u w:val="single"/>
-          </w:rPr>
-          <w:t>曆代志下2:3</w:t>
-        </w:r>
-      </w:hyperlink>
-      <w:hyperlink r:id="rId37">
-        <w:r>
-          <w:rPr>
-            <w:lang w:val="zh_TW" w:bidi="zh_TW"/>
-          </w:rPr>
-          <w:rPr>
-            <w:color w:val="0000EE"/>
-            <w:u w:val="single"/>
-          </w:rPr>
-          <w:t>–</w:t>
-        </w:r>
-      </w:hyperlink>
-      <w:hyperlink r:id="rId39">
-        <w:r>
-          <w:rPr>
-            <w:lang w:val="zh_TW" w:bidi="zh_TW"/>
-          </w:rPr>
-          <w:rPr>
-            <w:color w:val="0000EE"/>
-            <w:u w:val="single"/>
-          </w:rPr>
-          <w:t>16</w:t>
-        </w:r>
-      </w:hyperlink>
-      <w:r>
-        <w:rPr>
-          <w:lang w:val="zh_TW" w:bidi="zh_TW"/>
-        </w:rPr>
-        <w:t>）。</w:t>
-      </w:r>
-    </w:p>
-    <w:p>
-      <w:pPr/>
-      <w:r>
-        <w:rPr>
-          <w:lang w:val="zh_TW" w:bidi="zh_TW"/>
-        </w:rPr>
-      </w:r>
-      <w:r>
-        <w:rPr>
-          <w:lang w:val="zh_TW" w:bidi="zh_TW"/>
-        </w:rPr>
-        <w:t>在王國分裂後，泰爾與以色列仍保持了一段時間的友好關係。亞哈的妻子耶洗別是「</w:t>
-      </w:r>
-      <w:r>
-        <w:rPr>
-          <w:lang w:val="zh_TW" w:bidi="zh_TW"/>
-        </w:rPr>
-        <w:t>西頓王謁巴力</w:t>
-      </w:r>
-      <w:r>
-        <w:rPr>
-          <w:lang w:val="zh_TW" w:bidi="zh_TW"/>
-        </w:rPr>
-        <w:t>」的女兒。這位王在其它地方被稱為泰爾王謁巴力（</w:t>
-      </w:r>
-      <w:hyperlink r:id="rId40">
-        <w:r>
-          <w:rPr>
-            <w:lang w:val="zh_TW" w:bidi="zh_TW"/>
-          </w:rPr>
-          <w:rPr>
-            <w:color w:val="0000EE"/>
-            <w:u w:val="single"/>
-          </w:rPr>
-          <w:t>列王紀上16:31</w:t>
-        </w:r>
-      </w:hyperlink>
-      <w:r>
-        <w:rPr>
-          <w:lang w:val="zh_TW" w:bidi="zh_TW"/>
-        </w:rPr>
-        <w:t>；古代歷史學家梅南德〔Menander〕也提到這位王）。在某個時候，亞述和巴比倫的侵略對泰爾施加了足夠的壓力，使其拒絕了聯盟。到撒馬利亞陷落時，泰爾和以色列不再是盟友，不久後成為敵人。</w:t>
-      </w:r>
-    </w:p>
-    <w:p>
-      <w:pPr>
-        <w:pStyle w:val="Heading3"/>
-      </w:pPr>
-      <w:r>
-        <w:rPr>
-          <w:lang w:val="zh_TW" w:bidi="zh_TW"/>
-        </w:rPr>
-        <w:t>關於泰爾的預言</w:t>
-      </w:r>
-    </w:p>
-    <w:p>
-      <w:pPr/>
-      <w:r>
-        <w:rPr>
-          <w:lang w:val="zh_TW" w:bidi="zh_TW"/>
-        </w:rPr>
-      </w:r>
-      <w:r>
-        <w:rPr>
-          <w:lang w:val="zh_TW" w:bidi="zh_TW"/>
-        </w:rPr>
-        <w:t>在王國時代後期，泰爾受到先知們的強烈責備（</w:t>
-      </w:r>
-      <w:hyperlink r:id="rId41">
-        <w:r>
-          <w:rPr>
-            <w:lang w:val="zh_TW" w:bidi="zh_TW"/>
-          </w:rPr>
-          <w:rPr>
-            <w:color w:val="0000EE"/>
-            <w:u w:val="single"/>
-          </w:rPr>
-          <w:t>以賽亞書23:1–18</w:t>
-        </w:r>
-      </w:hyperlink>
-      <w:r>
-        <w:rPr>
-          <w:lang w:val="zh_TW" w:bidi="zh_TW"/>
-        </w:rPr>
-        <w:t>；</w:t>
-      </w:r>
-      <w:hyperlink r:id="rId42">
-        <w:r>
-          <w:rPr>
-            <w:lang w:val="zh_TW" w:bidi="zh_TW"/>
-          </w:rPr>
-          <w:rPr>
-            <w:color w:val="0000EE"/>
-            <w:u w:val="single"/>
-          </w:rPr>
-          <w:t>耶利米書25:22</w:t>
-        </w:r>
-      </w:hyperlink>
-      <w:r>
-        <w:rPr>
-          <w:lang w:val="zh_TW" w:bidi="zh_TW"/>
-        </w:rPr>
-        <w:t>，</w:t>
-      </w:r>
-      <w:hyperlink r:id="rId43">
-        <w:r>
-          <w:rPr>
-            <w:lang w:val="zh_TW" w:bidi="zh_TW"/>
-          </w:rPr>
-          <w:rPr>
-            <w:color w:val="0000EE"/>
-            <w:u w:val="single"/>
-          </w:rPr>
-          <w:t>27:1</w:t>
-        </w:r>
-      </w:hyperlink>
-      <w:hyperlink r:id="rId41">
-        <w:r>
-          <w:rPr>
-            <w:lang w:val="zh_TW" w:bidi="zh_TW"/>
-          </w:rPr>
-          <w:rPr>
-            <w:color w:val="0000EE"/>
-            <w:u w:val="single"/>
-          </w:rPr>
-          <w:t>–</w:t>
-        </w:r>
-      </w:hyperlink>
-      <w:hyperlink r:id="rId43">
-        <w:r>
-          <w:rPr>
-            <w:lang w:val="zh_TW" w:bidi="zh_TW"/>
-          </w:rPr>
-          <w:rPr>
-            <w:color w:val="0000EE"/>
-            <w:u w:val="single"/>
-          </w:rPr>
-          <w:t>11</w:t>
-        </w:r>
-      </w:hyperlink>
-      <w:r>
-        <w:rPr>
-          <w:lang w:val="zh_TW" w:bidi="zh_TW"/>
-        </w:rPr>
-        <w:t>；</w:t>
-      </w:r>
-      <w:hyperlink r:id="rId44">
-        <w:r>
-          <w:rPr>
-            <w:lang w:val="zh_TW" w:bidi="zh_TW"/>
-          </w:rPr>
-          <w:rPr>
-            <w:color w:val="0000EE"/>
-            <w:u w:val="single"/>
-          </w:rPr>
-          <w:t>以西結書26:1</w:t>
-        </w:r>
-      </w:hyperlink>
-      <w:hyperlink r:id="rId41">
-        <w:r>
-          <w:rPr>
-            <w:lang w:val="zh_TW" w:bidi="zh_TW"/>
-          </w:rPr>
-          <w:rPr>
-            <w:color w:val="0000EE"/>
-            <w:u w:val="single"/>
-          </w:rPr>
-          <w:t>–</w:t>
-        </w:r>
-      </w:hyperlink>
-      <w:hyperlink r:id="rId44">
-        <w:r>
-          <w:rPr>
-            <w:lang w:val="zh_TW" w:bidi="zh_TW"/>
-          </w:rPr>
-          <w:rPr>
-            <w:color w:val="0000EE"/>
-            <w:u w:val="single"/>
-          </w:rPr>
-          <w:t>19</w:t>
-        </w:r>
-      </w:hyperlink>
-      <w:r>
-        <w:rPr>
-          <w:lang w:val="zh_TW" w:bidi="zh_TW"/>
-        </w:rPr>
-        <w:t>；</w:t>
-      </w:r>
-      <w:hyperlink r:id="rId45">
-        <w:r>
-          <w:rPr>
-            <w:lang w:val="zh_TW" w:bidi="zh_TW"/>
-          </w:rPr>
-          <w:rPr>
-            <w:color w:val="0000EE"/>
-            <w:u w:val="single"/>
-          </w:rPr>
-          <w:t>約珥書3:4</w:t>
-        </w:r>
-      </w:hyperlink>
-      <w:hyperlink r:id="rId41">
-        <w:r>
-          <w:rPr>
-            <w:lang w:val="zh_TW" w:bidi="zh_TW"/>
-          </w:rPr>
-          <w:rPr>
-            <w:color w:val="0000EE"/>
-            <w:u w:val="single"/>
-          </w:rPr>
-          <w:t>–</w:t>
-        </w:r>
-      </w:hyperlink>
-      <w:hyperlink r:id="rId45">
-        <w:r>
-          <w:rPr>
-            <w:lang w:val="zh_TW" w:bidi="zh_TW"/>
-          </w:rPr>
-          <w:rPr>
-            <w:color w:val="0000EE"/>
-            <w:u w:val="single"/>
-          </w:rPr>
-          <w:t>8</w:t>
-        </w:r>
-      </w:hyperlink>
-      <w:r>
-        <w:rPr>
-          <w:lang w:val="zh_TW" w:bidi="zh_TW"/>
-        </w:rPr>
-        <w:t>；</w:t>
-      </w:r>
-      <w:hyperlink r:id="rId46">
-        <w:r>
-          <w:rPr>
-            <w:lang w:val="zh_TW" w:bidi="zh_TW"/>
-          </w:rPr>
-          <w:rPr>
-            <w:color w:val="0000EE"/>
-            <w:u w:val="single"/>
-          </w:rPr>
-          <w:t>阿摩司書1:9</w:t>
-        </w:r>
-      </w:hyperlink>
-      <w:hyperlink r:id="rId41">
-        <w:r>
-          <w:rPr>
-            <w:lang w:val="zh_TW" w:bidi="zh_TW"/>
-          </w:rPr>
-          <w:rPr>
-            <w:color w:val="0000EE"/>
-            <w:u w:val="single"/>
-          </w:rPr>
-          <w:t>–</w:t>
-        </w:r>
-      </w:hyperlink>
-      <w:hyperlink r:id="rId46">
-        <w:r>
-          <w:rPr>
-            <w:lang w:val="zh_TW" w:bidi="zh_TW"/>
-          </w:rPr>
-          <w:rPr>
-            <w:color w:val="0000EE"/>
-            <w:u w:val="single"/>
-          </w:rPr>
-          <w:t>10</w:t>
-        </w:r>
-      </w:hyperlink>
-      <w:r>
-        <w:rPr>
-          <w:lang w:val="zh_TW" w:bidi="zh_TW"/>
-        </w:rPr>
-        <w:t>）。泰爾被譴責的原因有幾個：</w:t>
-      </w:r>
-    </w:p>
-    <w:p>
-      <w:pPr>
-        <w:pStyle w:val="ListBullet"/>
-        <w:spacing w:line="240" w:lineRule="auto"/>
-        <w:ind w:left="720"/>
-      </w:pPr>
-      <w:r>
-        <w:rPr>
-          <w:lang w:val="zh_TW" w:bidi="zh_TW"/>
-        </w:rPr>
-      </w:r>
-      <w:r>
-        <w:rPr>
-          <w:lang w:val="zh_TW" w:bidi="zh_TW"/>
-        </w:rPr>
-        <w:t>由於其商業重要性，泰爾成為亞述和埃及競爭的焦點。泰爾在這些競爭者之間周旋，同時積累自己的財富並剝削鄰國。</w:t>
-      </w:r>
-    </w:p>
-    <w:p>
-      <w:pPr>
-        <w:pStyle w:val="ListBullet"/>
-        <w:spacing w:line="240" w:lineRule="auto"/>
-        <w:ind w:left="720"/>
-      </w:pPr>
-      <w:r>
-        <w:rPr>
-          <w:lang w:val="zh_TW" w:bidi="zh_TW"/>
-        </w:rPr>
-      </w:r>
-      <w:r>
-        <w:rPr>
-          <w:lang w:val="zh_TW" w:bidi="zh_TW"/>
-        </w:rPr>
-        <w:t>泰爾充滿了貪婪的商人。</w:t>
-      </w:r>
-    </w:p>
-    <w:p>
-      <w:pPr>
-        <w:pStyle w:val="ListBullet"/>
-        <w:spacing w:line="240" w:lineRule="auto"/>
-        <w:ind w:left="720"/>
-      </w:pPr>
-      <w:r>
-        <w:rPr>
-          <w:lang w:val="zh_TW" w:bidi="zh_TW"/>
-        </w:rPr>
-      </w:r>
-      <w:r>
-        <w:rPr>
-          <w:lang w:val="zh_TW" w:bidi="zh_TW"/>
-        </w:rPr>
-        <w:t>泰爾也是宗教偶像崇拜和性道德敗壞的中心。</w:t>
-      </w:r>
-    </w:p>
-    <w:p>
-      <w:pPr>
-        <w:pStyle w:val="ListBullet"/>
-        <w:spacing w:line="240" w:lineRule="auto"/>
-        <w:ind w:left="720"/>
-      </w:pPr>
-      <w:r>
-        <w:rPr>
-          <w:lang w:val="zh_TW" w:bidi="zh_TW"/>
-        </w:rPr>
-      </w:r>
-      <w:r>
-        <w:rPr>
-          <w:lang w:val="zh_TW" w:bidi="zh_TW"/>
-        </w:rPr>
-        <w:t>泰爾因其巨大的財富和戰略位置而極其驕傲。</w:t>
-      </w:r>
-    </w:p>
-    <w:p>
-      <w:pPr/>
-      <w:r>
-        <w:rPr>
-          <w:lang w:val="zh_TW" w:bidi="zh_TW"/>
-        </w:rPr>
-      </w:r>
-      <w:r>
-        <w:rPr>
-          <w:lang w:val="zh_TW" w:bidi="zh_TW"/>
-        </w:rPr>
-        <w:t>以西結的預言提供了泰爾城的詳細圖景，其商業帝國、罪惡及最終的滅亡（</w:t>
-      </w:r>
-      <w:hyperlink r:id="rId47">
-        <w:r>
-          <w:rPr>
-            <w:lang w:val="zh_TW" w:bidi="zh_TW"/>
-          </w:rPr>
-          <w:rPr>
-            <w:color w:val="0000EE"/>
-            <w:u w:val="single"/>
-          </w:rPr>
-          <w:t>以西結書26:1</w:t>
-        </w:r>
-      </w:hyperlink>
-      <w:hyperlink r:id="rId41">
-        <w:r>
-          <w:rPr>
-            <w:lang w:val="zh_TW" w:bidi="zh_TW"/>
-          </w:rPr>
-          <w:rPr>
-            <w:color w:val="0000EE"/>
-            <w:u w:val="single"/>
-          </w:rPr>
-          <w:t>–</w:t>
-        </w:r>
-      </w:hyperlink>
-      <w:hyperlink r:id="rId47">
-        <w:r>
-          <w:rPr>
-            <w:lang w:val="zh_TW" w:bidi="zh_TW"/>
-          </w:rPr>
-          <w:rPr>
-            <w:color w:val="0000EE"/>
-            <w:u w:val="single"/>
-          </w:rPr>
-          <w:t>28</w:t>
-        </w:r>
-      </w:hyperlink>
-      <w:r>
-        <w:rPr>
-          <w:lang w:val="zh_TW" w:bidi="zh_TW"/>
-        </w:rPr>
-        <w:t>，</w:t>
-      </w:r>
-      <w:hyperlink r:id="rId48">
-        <w:r>
-          <w:rPr>
-            <w:lang w:val="zh_TW" w:bidi="zh_TW"/>
-          </w:rPr>
-          <w:rPr>
-            <w:color w:val="0000EE"/>
-            <w:u w:val="single"/>
-          </w:rPr>
-          <w:t>29:18</w:t>
-        </w:r>
-      </w:hyperlink>
-      <w:hyperlink r:id="rId41">
-        <w:r>
-          <w:rPr>
-            <w:lang w:val="zh_TW" w:bidi="zh_TW"/>
-          </w:rPr>
-          <w:rPr>
-            <w:color w:val="0000EE"/>
-            <w:u w:val="single"/>
-          </w:rPr>
-          <w:t>–</w:t>
-        </w:r>
-      </w:hyperlink>
-      <w:hyperlink r:id="rId48">
-        <w:r>
-          <w:rPr>
-            <w:lang w:val="zh_TW" w:bidi="zh_TW"/>
-          </w:rPr>
-          <w:rPr>
-            <w:color w:val="0000EE"/>
-            <w:u w:val="single"/>
-          </w:rPr>
-          <w:t>20</w:t>
-        </w:r>
-      </w:hyperlink>
-      <w:r>
-        <w:rPr>
-          <w:lang w:val="zh_TW" w:bidi="zh_TW"/>
-        </w:rPr>
-        <w:t>）。泰爾的最終毀滅經歷了將近1900年。直到公元1291年才被徹底摧毀。泰爾被尼布甲尼撒圍攻了13年——從公元前587年直到574年。亞歷山大大帝在公元前332年經過七個月的圍攻後征服了這座城市。亞歷山大從大陸建造了一條通往島上的高架道路。以西結對泰爾驕傲的描述將其與撒但的驕傲相提並論。泰爾的宣稱「</w:t>
-      </w:r>
-      <w:r>
-        <w:rPr>
-          <w:lang w:val="zh_TW" w:bidi="zh_TW"/>
-        </w:rPr>
-        <w:t>我是神； 我在海中坐神之位</w:t>
-      </w:r>
-      <w:r>
-        <w:rPr>
-          <w:lang w:val="zh_TW" w:bidi="zh_TW"/>
-        </w:rPr>
-        <w:t>」，這也是導致撒但墮落同樣的表達方式（</w:t>
-      </w:r>
-      <w:hyperlink r:id="rId49">
-        <w:r>
-          <w:rPr>
-            <w:lang w:val="zh_TW" w:bidi="zh_TW"/>
-          </w:rPr>
-          <w:rPr>
-            <w:color w:val="0000EE"/>
-            <w:u w:val="single"/>
-          </w:rPr>
-          <w:t>以西結書28:2</w:t>
-        </w:r>
-      </w:hyperlink>
-      <w:r>
-        <w:rPr>
-          <w:lang w:val="zh_TW" w:bidi="zh_TW"/>
-        </w:rPr>
-        <w:t>）。</w:t>
-      </w:r>
-    </w:p>
-    <w:p>
-      <w:pPr>
-        <w:pStyle w:val="Heading3"/>
-      </w:pPr>
-      <w:r>
-        <w:rPr>
-          <w:lang w:val="zh_TW" w:bidi="zh_TW"/>
-        </w:rPr>
-        <w:t>新約聖經中的泰爾</w:t>
-      </w:r>
-    </w:p>
-    <w:p>
-      <w:pPr/>
-      <w:r>
-        <w:rPr>
-          <w:lang w:val="zh_TW" w:bidi="zh_TW"/>
-        </w:rPr>
-      </w:r>
-      <w:r>
-        <w:rPr>
-          <w:lang w:val="zh_TW" w:bidi="zh_TW"/>
-        </w:rPr>
-        <w:t>亞歷山大征服並摧毀了部分城市。但新約聖經指出，泰爾已經恢復了一些地位。泰爾在人口和商業力量上等同於或超過耶路撒冷。耶穌在祂早期的事工中曾造訪泰爾周圍地區。祂在那裡醫治了敘利腓尼基婦女的女兒（</w:t>
-      </w:r>
-      <w:hyperlink r:id="rId50">
-        <w:r>
-          <w:rPr>
-            <w:lang w:val="zh_TW" w:bidi="zh_TW"/>
-          </w:rPr>
-          <w:rPr>
-            <w:color w:val="0000EE"/>
-            <w:u w:val="single"/>
-          </w:rPr>
-          <w:t>馬太福音15:21–28</w:t>
-        </w:r>
-      </w:hyperlink>
-      <w:r>
-        <w:rPr>
-          <w:lang w:val="zh_TW" w:bidi="zh_TW"/>
-        </w:rPr>
-        <w:t>；</w:t>
-      </w:r>
-      <w:hyperlink r:id="rId51">
-        <w:r>
-          <w:rPr>
-            <w:lang w:val="zh_TW" w:bidi="zh_TW"/>
-          </w:rPr>
-          <w:rPr>
-            <w:color w:val="0000EE"/>
-            <w:u w:val="single"/>
-          </w:rPr>
-          <w:t>馬可福音7:24–31</w:t>
-        </w:r>
-      </w:hyperlink>
-      <w:r>
-        <w:rPr>
-          <w:lang w:val="zh_TW" w:bidi="zh_TW"/>
-        </w:rPr>
-        <w:t>）。耶穌將棄絕祂的加利利城鎮與泰爾和西頓相比。這種比較意味著加利利人理論上可以拒絕耶穌的理由應該更少，因為他在那裡行了許多神蹟（</w:t>
-      </w:r>
-      <w:hyperlink r:id="rId52">
-        <w:r>
-          <w:rPr>
-            <w:lang w:val="zh_TW" w:bidi="zh_TW"/>
-          </w:rPr>
-          <w:rPr>
-            <w:color w:val="0000EE"/>
-            <w:u w:val="single"/>
-          </w:rPr>
-          <w:t>路加福音10:13–14</w:t>
-        </w:r>
-      </w:hyperlink>
-      <w:r>
-        <w:rPr>
-          <w:lang w:val="zh_TW" w:bidi="zh_TW"/>
-        </w:rPr>
-        <w:t>）。</w:t>
+          <w:i/>
+          <w:lang w:val="zh_TW" w:bidi="zh_TW"/>
+        </w:rPr>
+        <w:t>另見</w:t>
+      </w:r>
+      <w:r>
+        <w:rPr>
+          <w:lang w:val="zh_TW" w:bidi="zh_TW"/>
+        </w:rPr>
+        <w:t>預定</w:t>
+      </w:r>
+      <w:r>
+        <w:rPr>
+          <w:lang w:val="zh_TW" w:bidi="zh_TW"/>
+        </w:rPr>
+        <w:t>。</w:t>
       </w:r>
       <w:r>
         <w:rPr>

--- a/zht/docx/109.content.docx
+++ b/zht/docx/109.content.docx
@@ -19,7 +19,7 @@
         <w:rPr>
           <w:lang w:val="zh_TW" w:bidi="zh_TW"/>
         </w:rPr>
-        <w:t>Resource: 聖經詞典 (Tyndale)</w:t>
+        <w:t>Resource: Tyndale Open Bible Dictionary</w:t>
       </w:r>
       <w:r>
         <w:rPr>
@@ -112,7 +112,7 @@
         <w:rPr>
           <w:lang w:val="zh_TW" w:bidi="zh_TW"/>
         </w:rPr>
-        <w:t>聖經詞典 (Tyndale)</w:t>
+        <w:t>Tyndale Open Bible Dictionary</w:t>
       </w:r>
     </w:p>
     <w:p>
@@ -149,7 +149,7 @@
         <w:rPr>
           <w:lang w:val="zh_TW" w:bidi="zh_TW"/>
         </w:rPr>
-        <w:t>ren</w:t>
+        <w:t>qu</w:t>
       </w:r>
       <w:r>
         <w:rPr>
@@ -212,7 +212,7 @@
         <w:rPr>
           <w:lang w:val="zh_TW" w:bidi="zh_TW"/>
         </w:rPr>
-        <w:t>人</w:t>
+        <w:t>屈膝</w:t>
       </w:r>
       <w:r>
         <w:rPr>
@@ -231,7 +231,115 @@
         <w:rPr>
           <w:lang w:val="zh_TW" w:bidi="zh_TW"/>
         </w:rPr>
-        <w:t>人類，不論是男性或女性。</w:t>
+        <w:t>通常表示崇拜、尊敬或順服的姿勢。強壯的膝象徵著一個人有堅定的信心和目標，因此屈膝表示對上級的順服。人在君王、統治者、長官或神面前屈膝。</w:t>
+      </w:r>
+      <w:hyperlink r:id="rId13">
+        <w:r>
+          <w:rPr>
+            <w:lang w:val="zh_TW" w:bidi="zh_TW"/>
+          </w:rPr>
+          <w:rPr>
+            <w:color w:val="0000EE"/>
+            <w:u w:val="single"/>
+          </w:rPr>
+          <w:t>創41:43</w:t>
+        </w:r>
+      </w:hyperlink>
+      <w:r>
+        <w:rPr>
+          <w:lang w:val="zh_TW" w:bidi="zh_TW"/>
+        </w:rPr>
+        <w:t>描述在法老和約瑟面前跪下的人。人在主面前敬畏地跪下是很常見的（</w:t>
+      </w:r>
+      <w:hyperlink r:id="rId14">
+        <w:r>
+          <w:rPr>
+            <w:lang w:val="zh_TW" w:bidi="zh_TW"/>
+          </w:rPr>
+          <w:rPr>
+            <w:color w:val="0000EE"/>
+            <w:u w:val="single"/>
+          </w:rPr>
+          <w:t>賽45:23</w:t>
+        </w:r>
+      </w:hyperlink>
+      <w:r>
+        <w:rPr>
+          <w:lang w:val="zh_TW" w:bidi="zh_TW"/>
+        </w:rPr>
+        <w:t>；</w:t>
+      </w:r>
+      <w:hyperlink r:id="rId15">
+        <w:r>
+          <w:rPr>
+            <w:lang w:val="zh_TW" w:bidi="zh_TW"/>
+          </w:rPr>
+          <w:rPr>
+            <w:color w:val="0000EE"/>
+            <w:u w:val="single"/>
+          </w:rPr>
+          <w:t>羅14:11</w:t>
+        </w:r>
+      </w:hyperlink>
+      <w:r>
+        <w:rPr>
+          <w:lang w:val="zh_TW" w:bidi="zh_TW"/>
+        </w:rPr>
+        <w:t>；</w:t>
+      </w:r>
+      <w:hyperlink r:id="rId16">
+        <w:r>
+          <w:rPr>
+            <w:lang w:val="zh_TW" w:bidi="zh_TW"/>
+          </w:rPr>
+          <w:rPr>
+            <w:color w:val="0000EE"/>
+            <w:u w:val="single"/>
+          </w:rPr>
+          <w:t>腓2:10</w:t>
+        </w:r>
+      </w:hyperlink>
+      <w:r>
+        <w:rPr>
+          <w:lang w:val="zh_TW" w:bidi="zh_TW"/>
+        </w:rPr>
+        <w:t>）。發生饑荒時，以色列人偏離了主，那些保持忠心的人被描述為「未曾向巴力屈膝的」（</w:t>
+      </w:r>
+      <w:hyperlink r:id="rId17">
+        <w:r>
+          <w:rPr>
+            <w:lang w:val="zh_TW" w:bidi="zh_TW"/>
+          </w:rPr>
+          <w:rPr>
+            <w:color w:val="0000EE"/>
+            <w:u w:val="single"/>
+          </w:rPr>
+          <w:t>王上19:18</w:t>
+        </w:r>
+      </w:hyperlink>
+      <w:r>
+        <w:rPr>
+          <w:lang w:val="zh_TW" w:bidi="zh_TW"/>
+        </w:rPr>
+        <w:t>；見</w:t>
+      </w:r>
+      <w:hyperlink r:id="rId18">
+        <w:r>
+          <w:rPr>
+            <w:lang w:val="zh_TW" w:bidi="zh_TW"/>
+          </w:rPr>
+          <w:rPr>
+            <w:color w:val="0000EE"/>
+            <w:u w:val="single"/>
+          </w:rPr>
+          <w:t>羅11:4</w:t>
+        </w:r>
+      </w:hyperlink>
+      <w:r>
+        <w:rPr>
+          <w:lang w:val="zh_TW" w:bidi="zh_TW"/>
+        </w:rPr>
+        <w:t>）。</w:t>
       </w:r>
     </w:p>
     <w:p>
@@ -245,18 +353,139 @@
         <w:rPr>
           <w:lang w:val="zh_TW" w:bidi="zh_TW"/>
         </w:rPr>
-        <w:t>聖經對人的教導，始於對神正確的認識。聖經人論（anthropology，即對人的研究）的核心，是建基於高舉的神學（即對神的研究）脈絡之中。人若對神有崇高而敬虔的認識，就會肯定人的尊貴和尊嚴，相反，若對神的概念膚淺，就往往導致對人的觀點偏差。因此，人可能被看得比應有的更為重要，或比聖經所啟示的更不重要。這兩種看法都是不合乎聖經的。探討人的學問（本文中「人」一詞是包括男女在內的人類）的起點，必須從認識神——人的創造主開始。</w:t>
-      </w:r>
-    </w:p>
-    <w:p>
-      <w:pPr>
-        <w:pStyle w:val="Heading3"/>
-      </w:pPr>
-      <w:r>
-        <w:rPr>
-          <w:lang w:val="zh_TW" w:bidi="zh_TW"/>
-        </w:rPr>
-        <w:t>人的起源</w:t>
+        <w:t>穩固的膝代表力量，雙膝被擊打則代表力量被毀（</w:t>
+      </w:r>
+      <w:hyperlink r:id="rId19">
+        <w:r>
+          <w:rPr>
+            <w:lang w:val="zh_TW" w:bidi="zh_TW"/>
+          </w:rPr>
+          <w:rPr>
+            <w:color w:val="0000EE"/>
+            <w:u w:val="single"/>
+          </w:rPr>
+          <w:t>申28:35</w:t>
+        </w:r>
+      </w:hyperlink>
+      <w:r>
+        <w:rPr>
+          <w:lang w:val="zh_TW" w:bidi="zh_TW"/>
+        </w:rPr>
+        <w:t>）。以賽亞求主使無力的膝穩固（</w:t>
+      </w:r>
+      <w:hyperlink r:id="rId20">
+        <w:r>
+          <w:rPr>
+            <w:lang w:val="zh_TW" w:bidi="zh_TW"/>
+          </w:rPr>
+          <w:rPr>
+            <w:color w:val="0000EE"/>
+            <w:u w:val="single"/>
+          </w:rPr>
+          <w:t>賽35:3</w:t>
+        </w:r>
+      </w:hyperlink>
+      <w:r>
+        <w:rPr>
+          <w:lang w:val="zh_TW" w:bidi="zh_TW"/>
+        </w:rPr>
+        <w:t>）。經文提到軟弱或無力的膝時一般指信心的不穩固（</w:t>
+      </w:r>
+      <w:hyperlink r:id="rId21">
+        <w:r>
+          <w:rPr>
+            <w:lang w:val="zh_TW" w:bidi="zh_TW"/>
+          </w:rPr>
+          <w:rPr>
+            <w:color w:val="0000EE"/>
+            <w:u w:val="single"/>
+          </w:rPr>
+          <w:t>伯4:4</w:t>
+        </w:r>
+      </w:hyperlink>
+      <w:r>
+        <w:rPr>
+          <w:lang w:val="zh_TW" w:bidi="zh_TW"/>
+        </w:rPr>
+        <w:t>；</w:t>
+      </w:r>
+      <w:hyperlink r:id="rId22">
+        <w:r>
+          <w:rPr>
+            <w:lang w:val="zh_TW" w:bidi="zh_TW"/>
+          </w:rPr>
+          <w:rPr>
+            <w:color w:val="0000EE"/>
+            <w:u w:val="single"/>
+          </w:rPr>
+          <w:t>來12:12</w:t>
+        </w:r>
+      </w:hyperlink>
+      <w:r>
+        <w:rPr>
+          <w:lang w:val="zh_TW" w:bidi="zh_TW"/>
+        </w:rPr>
+        <w:t>），但有時也指健康的衰退（</w:t>
+      </w:r>
+      <w:hyperlink r:id="rId23">
+        <w:r>
+          <w:rPr>
+            <w:lang w:val="zh_TW" w:bidi="zh_TW"/>
+          </w:rPr>
+          <w:rPr>
+            <w:color w:val="0000EE"/>
+            <w:u w:val="single"/>
+          </w:rPr>
+          <w:t>詩109:24</w:t>
+        </w:r>
+      </w:hyperlink>
+      <w:r>
+        <w:rPr>
+          <w:lang w:val="zh_TW" w:bidi="zh_TW"/>
+        </w:rPr>
+        <w:t>）。以西結提到那些膝「弱如水」的人（</w:t>
+      </w:r>
+      <w:hyperlink r:id="rId24">
+        <w:r>
+          <w:rPr>
+            <w:lang w:val="zh_TW" w:bidi="zh_TW"/>
+          </w:rPr>
+          <w:rPr>
+            <w:color w:val="0000EE"/>
+            <w:u w:val="single"/>
+          </w:rPr>
+          <w:t>結7:17</w:t>
+        </w:r>
+      </w:hyperlink>
+      <w:hyperlink r:id="rId24">
+        <w:r>
+          <w:rPr>
+            <w:lang w:val="zh_TW" w:bidi="zh_TW"/>
+          </w:rPr>
+          <w:rPr>
+            <w:color w:val="0000EE"/>
+            <w:u w:val="single"/>
+          </w:rPr>
+          <w:t>，</w:t>
+        </w:r>
+      </w:hyperlink>
+      <w:hyperlink r:id="rId25">
+        <w:r>
+          <w:rPr>
+            <w:lang w:val="zh_TW" w:bidi="zh_TW"/>
+          </w:rPr>
+          <w:rPr>
+            <w:color w:val="0000EE"/>
+            <w:u w:val="single"/>
+          </w:rPr>
+          <w:t>21:7</w:t>
+        </w:r>
+      </w:hyperlink>
+      <w:r>
+        <w:rPr>
+          <w:lang w:val="zh_TW" w:bidi="zh_TW"/>
+        </w:rPr>
+        <w:t>）。</w:t>
       </w:r>
     </w:p>
     <w:p>
@@ -270,9 +499,9 @@
         <w:rPr>
           <w:lang w:val="zh_TW" w:bidi="zh_TW"/>
         </w:rPr>
-        <w:t>與自然主義（naturalistic）、唯物論（materialistic）的起源理論相對，聖經的觀點首先宣告永恆的神創造了人，而人是一切受造物中最重要的。人無須拘泥於某種特定的時序，來理解神創造人的工作。有些基督徒相信，聖經在</w:t>
-      </w:r>
-      <w:hyperlink r:id="rId13">
+        <w:t>在主面前雙膝跪下是一種表示敬拜（</w:t>
+      </w:r>
+      <w:hyperlink r:id="rId26">
         <w:r>
           <w:rPr>
             <w:lang w:val="zh_TW" w:bidi="zh_TW"/>
@@ -281,16 +510,16 @@
             <w:color w:val="0000EE"/>
             <w:u w:val="single"/>
           </w:rPr>
-          <w:t>創世記一章</w:t>
+          <w:t>詩95:6</w:t>
         </w:r>
       </w:hyperlink>
       <w:r>
         <w:rPr>
           <w:lang w:val="zh_TW" w:bidi="zh_TW"/>
         </w:rPr>
-        <w:t>中所呈現的是一個封閉的年表──六個實際的24小時日子（參</w:t>
-      </w:r>
-      <w:hyperlink r:id="rId14">
+        <w:t>）和禱告的姿勢（</w:t>
+      </w:r>
+      <w:hyperlink r:id="rId27">
         <w:r>
           <w:rPr>
             <w:lang w:val="zh_TW" w:bidi="zh_TW"/>
@@ -299,29 +528,16 @@
             <w:color w:val="0000EE"/>
             <w:u w:val="single"/>
           </w:rPr>
-          <w:t>創1:5、8、13</w:t>
+          <w:t>但6:10</w:t>
         </w:r>
       </w:hyperlink>
       <w:r>
         <w:rPr>
           <w:lang w:val="zh_TW" w:bidi="zh_TW"/>
         </w:rPr>
-        <w:t>等）；而人在其中驚人且突然出現，可能只是約6000年前的事（參跟大主教詹姆士‧烏社爾〔James Ussher〕的編年史〔</w:t>
-      </w:r>
-      <w:r>
-        <w:rPr>
-          <w:i/>
-          <w:lang w:val="zh_TW" w:bidi="zh_TW"/>
-        </w:rPr>
-        <w:t>Annales，</w:t>
-      </w:r>
-      <w:r>
-        <w:rPr>
-          <w:lang w:val="zh_TW" w:bidi="zh_TW"/>
-        </w:rPr>
-        <w:t xml:space="preserve"> 1650–58年〕相關，但不限於這著作的年表）。另一些持這種普遍觀點的人（有時稱為創造科學〔creation science〕），則對</w:t>
-      </w:r>
-      <w:hyperlink r:id="rId15">
+        <w:t>）。基督自己在客西馬尼園跪下禱告（</w:t>
+      </w:r>
+      <w:hyperlink r:id="rId28">
         <w:r>
           <w:rPr>
             <w:lang w:val="zh_TW" w:bidi="zh_TW"/>
@@ -330,16 +546,16 @@
             <w:color w:val="0000EE"/>
             <w:u w:val="single"/>
           </w:rPr>
-          <w:t>創世記五</w:t>
+          <w:t>路22:41</w:t>
         </w:r>
       </w:hyperlink>
       <w:r>
         <w:rPr>
           <w:lang w:val="zh_TW" w:bidi="zh_TW"/>
         </w:rPr>
-        <w:t>和</w:t>
-      </w:r>
-      <w:hyperlink r:id="rId16">
+        <w:t>），彼得、保羅和司提反也曾如此（</w:t>
+      </w:r>
+      <w:hyperlink r:id="rId29">
         <w:r>
           <w:rPr>
             <w:lang w:val="zh_TW" w:bidi="zh_TW"/>
@@ -348,14 +564,122 @@
             <w:color w:val="0000EE"/>
             <w:u w:val="single"/>
           </w:rPr>
-          <w:t>十一章</w:t>
+          <w:t>徒7:60</w:t>
         </w:r>
       </w:hyperlink>
-      <w:r>
-        <w:rPr>
-          <w:lang w:val="zh_TW" w:bidi="zh_TW"/>
-        </w:rPr>
-        <w:t>的年表抱持較為彈性的看法，把人的創造時間推算至約10000年前。</w:t>
+      <w:hyperlink r:id="rId29">
+        <w:r>
+          <w:rPr>
+            <w:lang w:val="zh_TW" w:bidi="zh_TW"/>
+          </w:rPr>
+          <w:rPr>
+            <w:color w:val="0000EE"/>
+            <w:u w:val="single"/>
+          </w:rPr>
+          <w:t>，</w:t>
+        </w:r>
+      </w:hyperlink>
+      <w:hyperlink r:id="rId30">
+        <w:r>
+          <w:rPr>
+            <w:lang w:val="zh_TW" w:bidi="zh_TW"/>
+          </w:rPr>
+          <w:rPr>
+            <w:color w:val="0000EE"/>
+            <w:u w:val="single"/>
+          </w:rPr>
+          <w:t>9:40</w:t>
+        </w:r>
+      </w:hyperlink>
+      <w:hyperlink r:id="rId30">
+        <w:r>
+          <w:rPr>
+            <w:lang w:val="zh_TW" w:bidi="zh_TW"/>
+          </w:rPr>
+          <w:rPr>
+            <w:color w:val="0000EE"/>
+            <w:u w:val="single"/>
+          </w:rPr>
+          <w:t>，</w:t>
+        </w:r>
+      </w:hyperlink>
+      <w:hyperlink r:id="rId31">
+        <w:r>
+          <w:rPr>
+            <w:lang w:val="zh_TW" w:bidi="zh_TW"/>
+          </w:rPr>
+          <w:rPr>
+            <w:color w:val="0000EE"/>
+            <w:u w:val="single"/>
+          </w:rPr>
+          <w:t>20:36</w:t>
+        </w:r>
+      </w:hyperlink>
+      <w:hyperlink r:id="rId31">
+        <w:r>
+          <w:rPr>
+            <w:lang w:val="zh_TW" w:bidi="zh_TW"/>
+          </w:rPr>
+          <w:rPr>
+            <w:color w:val="0000EE"/>
+            <w:u w:val="single"/>
+          </w:rPr>
+          <w:t>，</w:t>
+        </w:r>
+      </w:hyperlink>
+      <w:hyperlink r:id="rId32">
+        <w:r>
+          <w:rPr>
+            <w:lang w:val="zh_TW" w:bidi="zh_TW"/>
+          </w:rPr>
+          <w:rPr>
+            <w:color w:val="0000EE"/>
+            <w:u w:val="single"/>
+          </w:rPr>
+          <w:t>21:5</w:t>
+        </w:r>
+      </w:hyperlink>
+      <w:r>
+        <w:rPr>
+          <w:lang w:val="zh_TW" w:bidi="zh_TW"/>
+        </w:rPr>
+        <w:t>）。所羅門在主面前屈膝禱告和祈求（</w:t>
+      </w:r>
+      <w:hyperlink r:id="rId33">
+        <w:r>
+          <w:rPr>
+            <w:lang w:val="zh_TW" w:bidi="zh_TW"/>
+          </w:rPr>
+          <w:rPr>
+            <w:color w:val="0000EE"/>
+            <w:u w:val="single"/>
+          </w:rPr>
+          <w:t>王上8:54</w:t>
+        </w:r>
+      </w:hyperlink>
+      <w:r>
+        <w:rPr>
+          <w:lang w:val="zh_TW" w:bidi="zh_TW"/>
+        </w:rPr>
+        <w:t>），甚至有一次他造了一個方便他能站上去的銅臺，當著以色列的會眾在主面前跪下（</w:t>
+      </w:r>
+      <w:hyperlink r:id="rId34">
+        <w:r>
+          <w:rPr>
+            <w:lang w:val="zh_TW" w:bidi="zh_TW"/>
+          </w:rPr>
+          <w:rPr>
+            <w:color w:val="0000EE"/>
+            <w:u w:val="single"/>
+          </w:rPr>
+          <w:t>代下6:13</w:t>
+        </w:r>
+      </w:hyperlink>
+      <w:r>
+        <w:rPr>
+          <w:lang w:val="zh_TW" w:bidi="zh_TW"/>
+        </w:rPr>
+        <w:t>）。</w:t>
       </w:r>
     </w:p>
     <w:p>
@@ -369,9 +693,9 @@
         <w:rPr>
           <w:lang w:val="zh_TW" w:bidi="zh_TW"/>
         </w:rPr>
-        <w:t>另一些人認為，</w:t>
-      </w:r>
-      <w:hyperlink r:id="rId13">
+        <w:t>有些人跪下痛悔，好像以斯拉在獻晚祭時那樣（</w:t>
+      </w:r>
+      <w:hyperlink r:id="rId35">
         <w:r>
           <w:rPr>
             <w:lang w:val="zh_TW" w:bidi="zh_TW"/>
@@ -380,16 +704,16 @@
             <w:color w:val="0000EE"/>
             <w:u w:val="single"/>
           </w:rPr>
-          <w:t>創世記一</w:t>
+          <w:t>拉9:5</w:t>
         </w:r>
       </w:hyperlink>
       <w:r>
         <w:rPr>
           <w:lang w:val="zh_TW" w:bidi="zh_TW"/>
         </w:rPr>
-        <w:t>和</w:t>
-      </w:r>
-      <w:hyperlink r:id="rId17">
+        <w:t>），又像彼得求主赦免他的信心和信靠不足時那樣（</w:t>
+      </w:r>
+      <w:hyperlink r:id="rId36">
         <w:r>
           <w:rPr>
             <w:lang w:val="zh_TW" w:bidi="zh_TW"/>
@@ -398,16 +722,16 @@
             <w:color w:val="0000EE"/>
             <w:u w:val="single"/>
           </w:rPr>
-          <w:t>二章</w:t>
+          <w:t>路5:8</w:t>
         </w:r>
       </w:hyperlink>
       <w:r>
         <w:rPr>
           <w:lang w:val="zh_TW" w:bidi="zh_TW"/>
         </w:rPr>
-        <w:t>的經文可以從更廣闊的角度解釋，認為人的創造可追溯至極其遙遠的古代（甚至延伸至數百萬年前）。他們主張，在神的掌管與引導之下，該創造的過程可能在神的創造工作中扮演重要角色。這種觀點最合適的名稱是漸進創造論（progressive creationism），它與有神進化論（theistic evolution）相對，有神進化論通常認為神只是啟動了過程，而在過程展開之後，神幾乎不再介入。漸進創造論則認為，</w:t>
-      </w:r>
-      <w:hyperlink r:id="rId13">
+        <w:t>）。人在先知以利亞面前跪下哀求，視他為神的代表（</w:t>
+      </w:r>
+      <w:hyperlink r:id="rId37">
         <w:r>
           <w:rPr>
             <w:lang w:val="zh_TW" w:bidi="zh_TW"/>
@@ -416,57 +740,16 @@
             <w:color w:val="0000EE"/>
             <w:u w:val="single"/>
           </w:rPr>
-          <w:t>創世記一章</w:t>
+          <w:t>王下1:13</w:t>
         </w:r>
       </w:hyperlink>
       <w:r>
         <w:rPr>
           <w:lang w:val="zh_TW" w:bidi="zh_TW"/>
         </w:rPr>
-        <w:t>中的希伯來文「日」（</w:t>
-      </w:r>
-      <w:r>
-        <w:rPr>
-          <w:i/>
-          <w:lang w:val="zh_TW" w:bidi="zh_TW"/>
-        </w:rPr>
-        <w:t>yom</w:t>
-      </w:r>
-      <w:r>
-        <w:rPr>
-          <w:lang w:val="zh_TW" w:bidi="zh_TW"/>
-        </w:rPr>
-        <w:t>）可以指一段延長的時間（例：「日代（day-age）」理論）；因此，「有晚上，有早晨，是第x日」這樣的措辭，可能是一種文學手法，用來展現神創造工作的場景，在時間歷程中逐步推進。</w:t>
-      </w:r>
-    </w:p>
-    <w:p>
-      <w:pPr/>
-      <w:r>
-        <w:rPr>
-          <w:lang w:val="zh_TW" w:bidi="zh_TW"/>
-        </w:rPr>
-      </w:r>
-      <w:r>
-        <w:rPr>
-          <w:lang w:val="zh_TW" w:bidi="zh_TW"/>
-        </w:rPr>
-        <w:t>許多基督徒在人的起源問題上，立場介乎於保守的年代觀與廣泛的年代觀之間。然而，不論個人傾向如何，若要以聖經的方式思考人，就必須承認神在創造人這件事上的創意作為。信心的本質始於這句話：「我信神，全能的父，是創造天地的主。」</w:t>
-      </w:r>
-    </w:p>
-    <w:p>
-      <w:pPr/>
-      <w:r>
-        <w:rPr>
-          <w:lang w:val="zh_TW" w:bidi="zh_TW"/>
-        </w:rPr>
-      </w:r>
-      <w:r>
-        <w:rPr>
-          <w:lang w:val="zh_TW" w:bidi="zh_TW"/>
-        </w:rPr>
-        <w:t>人不僅是神的創造，也是祂創造工作的巔峰。遠在現代精密科學出現之前，古人已經注意到人類在解剖學上的構造與動物界的成員相似。然而，儘管有這些相似之處，聖經的觀點從不把人與動物放在同一層次──人是獨特的，是神創造工作的高峰，是祂巧手工藝的極致。</w:t>
-      </w:r>
-      <w:hyperlink r:id="rId13">
+        <w:t>），還有許多人在主面前跪下求醫治（</w:t>
+      </w:r>
+      <w:hyperlink r:id="rId38">
         <w:r>
           <w:rPr>
             <w:lang w:val="zh_TW" w:bidi="zh_TW"/>
@@ -475,44 +758,16 @@
             <w:color w:val="0000EE"/>
             <w:u w:val="single"/>
           </w:rPr>
-          <w:t>創世記一章</w:t>
+          <w:t>太17:14</w:t>
         </w:r>
       </w:hyperlink>
       <w:r>
         <w:rPr>
           <w:lang w:val="zh_TW" w:bidi="zh_TW"/>
         </w:rPr>
-        <w:t>的受造次序，本身就是漸進且逐步提升的；神一切的創造工作，最終以祂創造人類為高峰。</w:t>
-      </w:r>
-    </w:p>
-    <w:p>
-      <w:pPr/>
-      <w:r>
-        <w:rPr>
-          <w:lang w:val="zh_TW" w:bidi="zh_TW"/>
-        </w:rPr>
-      </w:r>
-      <w:r>
-        <w:rPr>
-          <w:lang w:val="zh_TW" w:bidi="zh_TW"/>
-        </w:rPr>
-        <w:t>人的獨特行為特徵包括語言、工具製造與文化。人的獨特經驗特徵則包括反思的自覺、倫理的關懷、審美的追求、歷史的意識，以及形而上層面的關切。這些因素無論單獨存在或綜合起來，都使人有別於其它形式的動物生命。人遠遠不僅是某些現代進化論所說的「裸猿（naked ape）」。然而，單靠社會學並不足以解釋人的全貌本質，這正是神的啟示所要揭示的主題。</w:t>
-      </w:r>
-    </w:p>
-    <w:p>
-      <w:pPr/>
-      <w:r>
-        <w:rPr>
-          <w:lang w:val="zh_TW" w:bidi="zh_TW"/>
-        </w:rPr>
-      </w:r>
-      <w:r>
-        <w:rPr>
-          <w:lang w:val="zh_TW" w:bidi="zh_TW"/>
-        </w:rPr>
-        <w:t>雖然人與神的受造物之間有連續性（從</w:t>
-      </w:r>
-      <w:hyperlink r:id="rId18">
+        <w:t>；</w:t>
+      </w:r>
+      <w:hyperlink r:id="rId39">
         <w:r>
           <w:rPr>
             <w:lang w:val="zh_TW" w:bidi="zh_TW"/>
@@ -521,16 +776,16 @@
             <w:color w:val="0000EE"/>
             <w:u w:val="single"/>
           </w:rPr>
-          <w:t>創2:7</w:t>
+          <w:t>可1:40</w:t>
         </w:r>
       </w:hyperlink>
       <w:r>
         <w:rPr>
           <w:lang w:val="zh_TW" w:bidi="zh_TW"/>
         </w:rPr>
-        <w:t>所說「用地上的塵土造」可見一斑），但人同時又與先前一切受造物不同，因為神向他吹入生命的氣息，他就成了有靈的活人（</w:t>
-      </w:r>
-      <w:hyperlink r:id="rId18">
+        <w:t>）。但以理在天使面前心存驚奇和敬畏地跪下（</w:t>
+      </w:r>
+      <w:hyperlink r:id="rId40">
         <w:r>
           <w:rPr>
             <w:lang w:val="zh_TW" w:bidi="zh_TW"/>
@@ -539,16 +794,16 @@
             <w:color w:val="0000EE"/>
             <w:u w:val="single"/>
           </w:rPr>
-          <w:t>2:7</w:t>
+          <w:t>但10:10</w:t>
         </w:r>
       </w:hyperlink>
       <w:r>
         <w:rPr>
           <w:lang w:val="zh_TW" w:bidi="zh_TW"/>
         </w:rPr>
-        <w:t>）。人是由神照著祂的形像，造成男和女（</w:t>
-      </w:r>
-      <w:hyperlink r:id="rId19">
+        <w:t>），伯沙撒的驚惶從他「雙膝彼此相碰」看得出（</w:t>
+      </w:r>
+      <w:hyperlink r:id="rId41">
         <w:r>
           <w:rPr>
             <w:lang w:val="zh_TW" w:bidi="zh_TW"/>
@@ -557,16 +812,16 @@
             <w:color w:val="0000EE"/>
             <w:u w:val="single"/>
           </w:rPr>
-          <w:t>1:27</w:t>
+          <w:t>但5:6</w:t>
         </w:r>
       </w:hyperlink>
       <w:r>
         <w:rPr>
           <w:lang w:val="zh_TW" w:bidi="zh_TW"/>
         </w:rPr>
-        <w:t>），意味著凡是一般論及人的說話，都必須同時適用於男人和女人；而「何為人」的最準確描繪，乃在男人和女人同在的關係之中，才能完全顯明。生養眾多與治理全地的命令，是神交付給兩性共同承擔的責任。同樣，是男人和女人一同背叛神，他們要在墮落世界中承擔始祖犯罪的後果；而基督來要救贖的，也是男人和女人（參</w:t>
-      </w:r>
-      <w:hyperlink r:id="rId20">
+        <w:t>）。在新約中，君尊卻寬容的基督遭受士兵們的嘲弄和譏誚，跪在祂面前嘲諷地喊道：「恭喜，猶太人的王啊！」（</w:t>
+      </w:r>
+      <w:hyperlink r:id="rId42">
         <w:r>
           <w:rPr>
             <w:lang w:val="zh_TW" w:bidi="zh_TW"/>
@@ -575,42 +830,16 @@
             <w:color w:val="0000EE"/>
             <w:u w:val="single"/>
           </w:rPr>
-          <w:t>加3:28</w:t>
+          <w:t>太27:29</w:t>
         </w:r>
       </w:hyperlink>
       <w:r>
         <w:rPr>
           <w:lang w:val="zh_TW" w:bidi="zh_TW"/>
         </w:rPr>
-        <w:t>）。同時，「男性」與「女性」這兩個詞語確實表示真實的區別。許多被人視為性別差異的現象，可能是文化造成的，但在男性（希伯來文zakar</w:t>
-      </w:r>
-      <w:r>
-        <w:rPr>
-          <w:i/>
-          <w:lang w:val="zh_TW" w:bidi="zh_TW"/>
-        </w:rPr>
-        <w:t>，</w:t>
-      </w:r>
-      <w:r>
-        <w:rPr>
-          <w:lang w:val="zh_TW" w:bidi="zh_TW"/>
-        </w:rPr>
-        <w:t>意即「刺透者」）和女性（希伯來文neqeba</w:t>
-      </w:r>
-      <w:r>
-        <w:rPr>
-          <w:i/>
-          <w:lang w:val="zh_TW" w:bidi="zh_TW"/>
-        </w:rPr>
-        <w:t>，</w:t>
-      </w:r>
-      <w:r>
-        <w:rPr>
-          <w:lang w:val="zh_TW" w:bidi="zh_TW"/>
-        </w:rPr>
-        <w:t>意即「被刺透者」）之間最根本的性別差異，則是出於神的設計。只有男與女二者同在，才能完整展現神的形像（見</w:t>
-      </w:r>
-      <w:hyperlink r:id="rId19">
+        <w:t>；</w:t>
+      </w:r>
+      <w:hyperlink r:id="rId43">
         <w:r>
           <w:rPr>
             <w:lang w:val="zh_TW" w:bidi="zh_TW"/>
@@ -619,7 +848,7 @@
             <w:color w:val="0000EE"/>
             <w:u w:val="single"/>
           </w:rPr>
-          <w:t>創1:27</w:t>
+          <w:t>可15:19</w:t>
         </w:r>
       </w:hyperlink>
       <w:r>
@@ -627,4183 +856,6 @@
           <w:lang w:val="zh_TW" w:bidi="zh_TW"/>
         </w:rPr>
         <w:t>）。</w:t>
-      </w:r>
-    </w:p>
-    <w:p>
-      <w:pPr/>
-      <w:r>
-        <w:rPr>
-          <w:lang w:val="zh_TW" w:bidi="zh_TW"/>
-        </w:rPr>
-      </w:r>
-      <w:r>
-        <w:rPr>
-          <w:lang w:val="zh_TW" w:bidi="zh_TW"/>
-        </w:rPr>
-        <w:t>的確，有關人的聖經論述中，最令人驚嘆的宣告，就是神照著祂的形像造人。對其它任何受造物，甚至天使，都沒有這樣的說法。</w:t>
-      </w:r>
-      <w:hyperlink r:id="rId21">
-        <w:r>
-          <w:rPr>
-            <w:lang w:val="zh_TW" w:bidi="zh_TW"/>
-          </w:rPr>
-          <w:rPr>
-            <w:color w:val="0000EE"/>
-            <w:u w:val="single"/>
-          </w:rPr>
-          <w:t>創世記一章26至28節</w:t>
-        </w:r>
-      </w:hyperlink>
-      <w:r>
-        <w:rPr>
-          <w:lang w:val="zh_TW" w:bidi="zh_TW"/>
-        </w:rPr>
-        <w:t>所說的「照著他的形像」，正是</w:t>
-      </w:r>
-      <w:hyperlink r:id="rId22">
-        <w:r>
-          <w:rPr>
-            <w:lang w:val="zh_TW" w:bidi="zh_TW"/>
-          </w:rPr>
-          <w:rPr>
-            <w:color w:val="0000EE"/>
-            <w:u w:val="single"/>
-          </w:rPr>
-          <w:t>詩篇八篇5節</w:t>
-        </w:r>
-      </w:hyperlink>
-      <w:r>
-        <w:rPr>
-          <w:lang w:val="zh_TW" w:bidi="zh_TW"/>
-        </w:rPr>
-        <w:t>中詩人轉述的基礎：「你叫他比神微小一點」（直譯；七十士譯本則譯為「比天使微小一點」）。「神的形像」這個片語的意義一直是許多辯論的主題。有些人認為這個片語是指神的物理形像，但這點值得懷疑，因為神是靈（參</w:t>
-      </w:r>
-      <w:hyperlink r:id="rId23">
-        <w:r>
-          <w:rPr>
-            <w:lang w:val="zh_TW" w:bidi="zh_TW"/>
-          </w:rPr>
-          <w:rPr>
-            <w:color w:val="0000EE"/>
-            <w:u w:val="single"/>
-          </w:rPr>
-          <w:t>約4:24</w:t>
-        </w:r>
-      </w:hyperlink>
-      <w:r>
-        <w:rPr>
-          <w:lang w:val="zh_TW" w:bidi="zh_TW"/>
-        </w:rPr>
-        <w:t>）。其他人認為這個片語指的是人的人格（personhood），這與神的位格（personality）相對應（具有智力、感情和意志）。這些人的特質可能存在於神的形像中；然而，這些人格層面的不同面向，也同樣存在於動物界的其它成員之中，並非人所獨有。</w:t>
-      </w:r>
-    </w:p>
-    <w:p>
-      <w:pPr/>
-      <w:r>
-        <w:rPr>
-          <w:lang w:val="zh_TW" w:bidi="zh_TW"/>
-        </w:rPr>
-      </w:r>
-      <w:r>
-        <w:rPr>
-          <w:lang w:val="zh_TW" w:bidi="zh_TW"/>
-        </w:rPr>
-        <w:t>「形像」這個詞語的基本意思（希伯來文tselem）是「影子」、「代表」或「相似」。人裡面有神的形像，顯明神對人的價值與尊嚴的看法──人在受造的世界裡作為祂的影子或祂的代表。古代亞述的君王會在遙遠的地區設立自己實體的像，提醒那些容易忘記的人，這些地區仍屬於帝國。同樣，神也把祂自己的影子、祂同在的代表，放在人裡面，安置在祂所造的世界中。</w:t>
-      </w:r>
-    </w:p>
-    <w:p>
-      <w:pPr/>
-      <w:r>
-        <w:rPr>
-          <w:lang w:val="zh_TW" w:bidi="zh_TW"/>
-        </w:rPr>
-      </w:r>
-      <w:r>
-        <w:rPr>
-          <w:lang w:val="zh_TW" w:bidi="zh_TW"/>
-        </w:rPr>
-        <w:t>這種「神的形像在人裡面」的觀點，似乎也得到</w:t>
-      </w:r>
-      <w:hyperlink r:id="rId13">
-        <w:r>
-          <w:rPr>
-            <w:lang w:val="zh_TW" w:bidi="zh_TW"/>
-          </w:rPr>
-          <w:rPr>
-            <w:color w:val="0000EE"/>
-            <w:u w:val="single"/>
-          </w:rPr>
-          <w:t>創世記一章</w:t>
-        </w:r>
-      </w:hyperlink>
-      <w:r>
-        <w:rPr>
-          <w:lang w:val="zh_TW" w:bidi="zh_TW"/>
-        </w:rPr>
-        <w:t>直接上下文的印證。人是照著神的形像造的，要管理神一切其它的受造物（</w:t>
-      </w:r>
-      <w:hyperlink r:id="rId24">
-        <w:r>
-          <w:rPr>
-            <w:lang w:val="zh_TW" w:bidi="zh_TW"/>
-          </w:rPr>
-          <w:rPr>
-            <w:color w:val="0000EE"/>
-            <w:u w:val="single"/>
-          </w:rPr>
-          <w:t>創1:26</w:t>
-        </w:r>
-      </w:hyperlink>
-      <w:r>
-        <w:rPr>
-          <w:lang w:val="zh_TW" w:bidi="zh_TW"/>
-        </w:rPr>
-        <w:t>；另見</w:t>
-      </w:r>
-      <w:hyperlink r:id="rId22">
-        <w:r>
-          <w:rPr>
-            <w:lang w:val="zh_TW" w:bidi="zh_TW"/>
-          </w:rPr>
-          <w:rPr>
-            <w:color w:val="0000EE"/>
-            <w:u w:val="single"/>
-          </w:rPr>
-          <w:t>詩8:5</w:t>
-        </w:r>
-      </w:hyperlink>
-      <w:r>
-        <w:rPr>
-          <w:lang w:val="zh_TW" w:bidi="zh_TW"/>
-        </w:rPr>
-        <w:t>）。進一步說，作為造物主的代表，人應當回應祂。耶穌宣告神是靈，而這宣告的結果，是人要以心靈和誠實敬拜祂（</w:t>
-      </w:r>
-      <w:hyperlink r:id="rId25">
-        <w:r>
-          <w:rPr>
-            <w:lang w:val="zh_TW" w:bidi="zh_TW"/>
-          </w:rPr>
-          <w:rPr>
-            <w:color w:val="0000EE"/>
-            <w:u w:val="single"/>
-          </w:rPr>
-          <w:t>約4:21–24</w:t>
-        </w:r>
-      </w:hyperlink>
-      <w:r>
-        <w:rPr>
-          <w:lang w:val="zh_TW" w:bidi="zh_TW"/>
-        </w:rPr>
-        <w:t>）。</w:t>
-      </w:r>
-    </w:p>
-    <w:p>
-      <w:pPr>
-        <w:pStyle w:val="Heading3"/>
-      </w:pPr>
-      <w:r>
-        <w:rPr>
-          <w:lang w:val="zh_TW" w:bidi="zh_TW"/>
-        </w:rPr>
-        <w:t>人的本性</w:t>
-      </w:r>
-    </w:p>
-    <w:p>
-      <w:pPr/>
-      <w:r>
-        <w:rPr>
-          <w:lang w:val="zh_TW" w:bidi="zh_TW"/>
-        </w:rPr>
-      </w:r>
-      <w:r>
-        <w:rPr>
-          <w:lang w:val="zh_TW" w:bidi="zh_TW"/>
-        </w:rPr>
-        <w:t>人往往會傾向把「人」看成由不同部分組成，但聖經的重點卻是強調人的整全。關於人的本性究竟是三方（tripartite，即三重結構）：靈、魂與體（參</w:t>
-      </w:r>
-      <w:hyperlink r:id="rId26">
-        <w:r>
-          <w:rPr>
-            <w:lang w:val="zh_TW" w:bidi="zh_TW"/>
-          </w:rPr>
-          <w:rPr>
-            <w:color w:val="0000EE"/>
-            <w:u w:val="single"/>
-          </w:rPr>
-          <w:t>帖前5:23</w:t>
-        </w:r>
-      </w:hyperlink>
-      <w:r>
-        <w:rPr>
-          <w:lang w:val="zh_TW" w:bidi="zh_TW"/>
-        </w:rPr>
-        <w:t>）；還是二方（bipartite，即二重結構）：物質與非物質，至今仍然爭辯不休。雖然聖經似乎可以支持這兩種立場，但有關人的本性，最重要的問題不在於人有多少部分，而在於人的合一。因此，聖經論及人時，首先宣告：人是一個同時由物質屬性與非物質屬性構成的「位格」。用巴特（Karl Barth）的話說，人是「有身體的魂，同時也是有魂的身體」沒有只具身體而無魂的人，也難以把沒有身體的靈看作完整的人，除非處於暫時的、過渡性的狀態。希伯來文nephesh，常譯作「魂」，在多數語境中更合宜的翻譯是「人」。希伯來文ruach（「氣息」、「風」、「靈」）和希臘文pneuma（「靈」）和psuche（「魂」）常用來指人的非物質部分。這部分與身體相比並不因此而不真實。若僅以純物質、純身體的觀點看人，是極其貧乏的。同樣，若過度強調靈，卻輕忽身體，也是不真實、不平衡的。人可以這樣說：「我是個人，而我的存在目前極度依賴我的身體。但我不只是身體，也不只是血肉。當我的身體死去，我仍然活著；當我的血肉朽壞，我依然存在。但有一天，我要再一次在身體裡活著。因為一個沒有身體的靈魂，並不能完全表達我的人性。神為我所設立的理想，是要我在一個〔新的〕身體裡過生活。因此，在永恆狀態的盼望裡，我信身體的復活和永遠的生命。」</w:t>
-      </w:r>
-    </w:p>
-    <w:p>
-      <w:pPr/>
-      <w:r>
-        <w:rPr>
-          <w:lang w:val="zh_TW" w:bidi="zh_TW"/>
-        </w:rPr>
-      </w:r>
-      <w:r>
-        <w:rPr>
-          <w:lang w:val="zh_TW" w:bidi="zh_TW"/>
-        </w:rPr>
-        <w:t>若要從聖經的角度思考人的本性，就不能不面對墮落的問題。</w:t>
-      </w:r>
-      <w:hyperlink r:id="rId27">
-        <w:r>
-          <w:rPr>
-            <w:lang w:val="zh_TW" w:bidi="zh_TW"/>
-          </w:rPr>
-          <w:rPr>
-            <w:color w:val="0000EE"/>
-            <w:u w:val="single"/>
-          </w:rPr>
-          <w:t>創世記三章</w:t>
-        </w:r>
-      </w:hyperlink>
-      <w:r>
-        <w:rPr>
-          <w:lang w:val="zh_TW" w:bidi="zh_TW"/>
-        </w:rPr>
-        <w:t>顯示，未墮落的人原本是不死的，他生育的能力起初並不受生產痛苦的限制，他的工作也不會因自然界的反覆無常而受挫。然而，墮落之後，一切都改變了：在人內在的生命裡、在男女彼此之間、在人與自然的互動中，以及在人與造物主的關係上，全都發生了變化。</w:t>
-      </w:r>
-    </w:p>
-    <w:p>
-      <w:pPr/>
-      <w:r>
-        <w:rPr>
-          <w:lang w:val="zh_TW" w:bidi="zh_TW"/>
-        </w:rPr>
-      </w:r>
-      <w:r>
-        <w:rPr>
-          <w:lang w:val="zh_TW" w:bidi="zh_TW"/>
-        </w:rPr>
-        <w:t>墮落的結果是，人深深地墮落了，這墮落滲透到他全人的每一部分。「全然敗壞」這個片語，不一定是指人已經壞到不能再壞，而是指罪的影響波及人的整個存在。同時，神的形像在墮落之後，仍以某種方式繼續存在於人的身上，這就成了神施行救恩的依據（參</w:t>
-      </w:r>
-      <w:hyperlink r:id="rId28">
-        <w:r>
-          <w:rPr>
-            <w:lang w:val="zh_TW" w:bidi="zh_TW"/>
-          </w:rPr>
-          <w:rPr>
-            <w:color w:val="0000EE"/>
-            <w:u w:val="single"/>
-          </w:rPr>
-          <w:t>羅5章</w:t>
-        </w:r>
-      </w:hyperlink>
-      <w:r>
-        <w:rPr>
-          <w:lang w:val="zh_TW" w:bidi="zh_TW"/>
-        </w:rPr>
-        <w:t>）。基本上，正因神看重人內在的價值，救恩才有其神所立的合理性。</w:t>
-      </w:r>
-    </w:p>
-    <w:p>
-      <w:pPr/>
-      <w:r>
-        <w:rPr>
-          <w:lang w:val="zh_TW" w:bidi="zh_TW"/>
-        </w:rPr>
-      </w:r>
-      <w:r>
-        <w:rPr>
-          <w:lang w:val="zh_TW" w:bidi="zh_TW"/>
-        </w:rPr>
-        <w:t>關於人本質上是良善還是邪惡的舊爭論，在創世記的記載裡既顯出其困境，也提供了解答：神造人，乃是要他有意識地反映造物主的尊嚴與高貴。然而，人卻因刻意的悖逆而背叛了造物主，從此陷入罪中，罪成了他一生的烙印；除非有神的恩典，否則他仍要不斷活在其中。這隨之而來的罪，既是墮落之人存在本質上的特質，也是他不斷表現出來，無數驕傲與自私的行為。雖然神的形像因人的墮落而在人裡面受損，但當一個人在基督裡得著新生命時，神的靈就在他裡面運行，有效重新激發這形像。神的恩典因此帶來個人的更新、人與人關係的復和，以及恢復與神的相交。</w:t>
-      </w:r>
-    </w:p>
-    <w:p>
-      <w:pPr/>
-      <w:r>
-        <w:rPr>
-          <w:lang w:val="zh_TW" w:bidi="zh_TW"/>
-        </w:rPr>
-      </w:r>
-      <w:r>
-        <w:rPr>
-          <w:lang w:val="zh_TW" w:bidi="zh_TW"/>
-        </w:rPr>
-        <w:t>人起初是神所造的善，但因自己的計謀而成了惡；然而，靠著神的大能，人仍能重新得著那善。要明白「作為一個完整的人」的真正意義，必須從耶穌的生命去重新發現，祂的人性生活就是人的新起點。因此，耶穌是新的亞當；在祂的樣式中，有一個取代舊樣式的新開端。</w:t>
-      </w:r>
-    </w:p>
-    <w:p>
-      <w:pPr>
-        <w:pStyle w:val="Heading3"/>
-      </w:pPr>
-      <w:r>
-        <w:rPr>
-          <w:lang w:val="zh_TW" w:bidi="zh_TW"/>
-        </w:rPr>
-        <w:t>人的歸宿</w:t>
-      </w:r>
-    </w:p>
-    <w:p>
-      <w:pPr/>
-      <w:r>
-        <w:rPr>
-          <w:lang w:val="zh_TW" w:bidi="zh_TW"/>
-        </w:rPr>
-      </w:r>
-      <w:r>
-        <w:rPr>
-          <w:lang w:val="zh_TW" w:bidi="zh_TW"/>
-        </w:rPr>
-        <w:t>聖經對人的看法，必須平衡地涵蓋：人出自神的創造、人悖逆了神的恩典、人要面對的審判，以及因救主耶穌而得著救贖和永生應許的盼望。人有一個起點，卻要永遠存在。這宣告與自然主義的起源與歸宿理論形成強烈對比。現代思想中最具欺騙性的傾向之一，就是「與死亡和解」的觀念。那些不思念神、也不盼望永恆的人，彼此勸勉，要把身體不可避免的衰敗與死亡，視為人生命的自然結局。但聖經的觀點認為，人類的死亡根本不是自然的。</w:t>
-      </w:r>
-    </w:p>
-    <w:p>
-      <w:pPr/>
-      <w:r>
-        <w:rPr>
-          <w:lang w:val="zh_TW" w:bidi="zh_TW"/>
-        </w:rPr>
-      </w:r>
-      <w:r>
-        <w:rPr>
-          <w:lang w:val="zh_TW" w:bidi="zh_TW"/>
-        </w:rPr>
-        <w:t>死亡是後來進入的特質，而不是人的天然歸宿。死亡可以用來描述身體，卻不能用來描述靈。聖經的教導是：雖然身體會死、會朽壞，但人仍存活，並盼望將來得著更新的身體。那些認識基督的人，在肉身死去時就與祂同在（</w:t>
-      </w:r>
-      <w:hyperlink r:id="rId29">
-        <w:r>
-          <w:rPr>
-            <w:lang w:val="zh_TW" w:bidi="zh_TW"/>
-          </w:rPr>
-          <w:rPr>
-            <w:color w:val="0000EE"/>
-            <w:u w:val="single"/>
-          </w:rPr>
-          <w:t>腓1:23</w:t>
-        </w:r>
-      </w:hyperlink>
-      <w:r>
-        <w:rPr>
-          <w:lang w:val="zh_TW" w:bidi="zh_TW"/>
-        </w:rPr>
-        <w:t>），並等候身體復活，進入永恆的生命 （</w:t>
-      </w:r>
-      <w:hyperlink r:id="rId30">
-        <w:r>
-          <w:rPr>
-            <w:lang w:val="zh_TW" w:bidi="zh_TW"/>
-          </w:rPr>
-          <w:rPr>
-            <w:color w:val="0000EE"/>
-            <w:u w:val="single"/>
-          </w:rPr>
-          <w:t>林前15:35–49</w:t>
-        </w:r>
-      </w:hyperlink>
-      <w:r>
-        <w:rPr>
-          <w:lang w:val="zh_TW" w:bidi="zh_TW"/>
-        </w:rPr>
-        <w:t>）。至於那些離世時與基督無關的人，並不是就此消失，而是要進入一種永遠的存在狀態，清醒意識到自己與神隔絕，失落了原本該享有祂同在直到永遠的命定。聖經教導有關失喪之人的結局，對現代人來說極其難以接受。甚至一些高度尊重聖經權威的基督徒，一想到惡人要受永遠刑罰，也可能會感到震驚。然而，聖經中有關惡人終極審判的教義，卻是與聖經許多其它教導，一樣確實而穩固的。</w:t>
-      </w:r>
-    </w:p>
-    <w:p>
-      <w:pPr/>
-      <w:r>
-        <w:rPr>
-          <w:lang w:val="zh_TW" w:bidi="zh_TW"/>
-        </w:rPr>
-      </w:r>
-      <w:r>
-        <w:rPr>
-          <w:lang w:val="zh_TW" w:bidi="zh_TW"/>
-        </w:rPr>
-        <w:t>在聖經中，有關人性最震撼的真理之一，就是明白神所開始救恩工作，最終導致永恆聖子道成肉身，原因竟然是為了人。在祂復活升天之後，主耶穌基督回到天上榮耀威嚴的永恆地位，並且永遠作為神－人（God-man）而存留。耶穌是神，祂分享聖父與聖靈一切的屬性；耶穌是人，祂與人同在、認同人。祂在一個有形的身體裡顯明自己，雖然那是復活的身體，卻是所有屬祂之人復活的初熟果子。因此，道成肉身在神性（deity）裡帶來了一個永恆的改變。若不是因為神極其看重人的價值，祂決不會在自己裡面作出如此根本的改變。正如希伯來書的作者所說：「兒女既同有血肉之體，他也照樣親自成了血肉之體」（</w:t>
-      </w:r>
-      <w:hyperlink r:id="rId31">
-        <w:r>
-          <w:rPr>
-            <w:lang w:val="zh_TW" w:bidi="zh_TW"/>
-          </w:rPr>
-          <w:rPr>
-            <w:color w:val="0000EE"/>
-            <w:u w:val="single"/>
-          </w:rPr>
-          <w:t>來2:14</w:t>
-        </w:r>
-      </w:hyperlink>
-      <w:r>
-        <w:rPr>
-          <w:lang w:val="zh_TW" w:bidi="zh_TW"/>
-        </w:rPr>
-        <w:t>）。</w:t>
-      </w:r>
-    </w:p>
-    <w:p>
-      <w:pPr/>
-      <w:r>
-        <w:rPr>
-          <w:lang w:val="zh_TW" w:bidi="zh_TW"/>
-        </w:rPr>
-      </w:r>
-      <w:r>
-        <w:rPr>
-          <w:lang w:val="zh_TW" w:bidi="zh_TW"/>
-        </w:rPr>
-        <w:t>我們人性的最終指標，就是人是為了敬拜神並永遠享受祂而被造的。神從未將這樣的心意，賜給其它受造之物。即便是那些仍然維持完美狀態、並在清醒喜樂中敬拜父的天使，他們與神的關係也不及蒙救贖的人那樣親密（</w:t>
-      </w:r>
-      <w:hyperlink r:id="rId32">
-        <w:r>
-          <w:rPr>
-            <w:lang w:val="zh_TW" w:bidi="zh_TW"/>
-          </w:rPr>
-          <w:rPr>
-            <w:color w:val="0000EE"/>
-            <w:u w:val="single"/>
-          </w:rPr>
-          <w:t>來2:16</w:t>
-        </w:r>
-      </w:hyperlink>
-      <w:r>
-        <w:rPr>
-          <w:lang w:val="zh_TW" w:bidi="zh_TW"/>
-        </w:rPr>
-        <w:t>）。</w:t>
-      </w:r>
-    </w:p>
-    <w:p>
-      <w:pPr/>
-      <w:r>
-        <w:rPr>
-          <w:lang w:val="zh_TW" w:bidi="zh_TW"/>
-        </w:rPr>
-      </w:r>
-      <w:r>
-        <w:rPr>
-          <w:lang w:val="zh_TW" w:bidi="zh_TW"/>
-        </w:rPr>
-        <w:t>人算什麼？在基督裡，人就是神原本要他成為的樣式，滿有尊榮與尊貴，並且永遠在祂寶座前歡喜快樂。</w:t>
-      </w:r>
-    </w:p>
-    <w:p>
-      <w:pPr/>
-      <w:r>
-        <w:rPr>
-          <w:lang w:val="zh_TW" w:bidi="zh_TW"/>
-        </w:rPr>
-      </w:r>
-      <w:r>
-        <w:rPr>
-          <w:i/>
-          <w:lang w:val="zh_TW" w:bidi="zh_TW"/>
-        </w:rPr>
-        <w:t>另見</w:t>
-      </w:r>
-      <w:r>
-        <w:rPr>
-          <w:lang w:val="zh_TW" w:bidi="zh_TW"/>
-        </w:rPr>
-        <w:t xml:space="preserve"> </w:t>
-      </w:r>
-      <w:r>
-        <w:rPr>
-          <w:lang w:val="zh_TW" w:bidi="zh_TW"/>
-        </w:rPr>
-        <w:t>神的形象；屬血氣的</w:t>
-      </w:r>
-      <w:r>
-        <w:rPr>
-          <w:lang w:val="zh_TW" w:bidi="zh_TW"/>
-        </w:rPr>
-        <w:t>人；</w:t>
-      </w:r>
-      <w:r>
-        <w:rPr>
-          <w:lang w:val="zh_TW" w:bidi="zh_TW"/>
-        </w:rPr>
-        <w:t>舊人與新人</w:t>
-      </w:r>
-      <w:r>
-        <w:rPr>
-          <w:lang w:val="zh_TW" w:bidi="zh_TW"/>
-        </w:rPr>
-        <w:t>。</w:t>
-      </w:r>
-      <w:r>
-        <w:rPr>
-          <w:lang w:val="zh_TW" w:bidi="zh_TW"/>
-        </w:rPr>
-      </w:r>
-      <w:r>
-        <w:rPr>
-          <w:lang w:val="zh_TW" w:bidi="zh_TW"/>
-        </w:rPr>
-      </w:r>
-    </w:p>
-    <w:p>
-      <w:pPr/>
-      <w:r>
-        <w:rPr>
-          <w:lang w:val="zh_TW" w:bidi="zh_TW"/>
-        </w:rPr>
-      </w:r>
-    </w:p>
-    <w:p>
-      <w:pPr>
-        <w:pStyle w:val="Heading2"/>
-      </w:pPr>
-      <w:r>
-        <w:rPr>
-          <w:lang w:val="zh_TW" w:bidi="zh_TW"/>
-        </w:rPr>
-        <w:t>人的墮落</w:t>
-      </w:r>
-      <w:r>
-        <w:rPr>
-          <w:lang w:val="zh_TW" w:bidi="zh_TW"/>
-        </w:rPr>
-      </w:r>
-    </w:p>
-    <w:p>
-      <w:pPr/>
-      <w:r>
-        <w:rPr>
-          <w:lang w:val="zh_TW" w:bidi="zh_TW"/>
-        </w:rPr>
-      </w:r>
-      <w:r>
-        <w:rPr>
-          <w:lang w:val="zh_TW" w:bidi="zh_TW"/>
-        </w:rPr>
-        <w:t>在人類歷史中，亞當吃了那禁果，使人類由道德上純真、蒙神喜悅的狀態，轉變為被定罪、終必死亡的光景。</w:t>
-      </w:r>
-    </w:p>
-    <w:p>
-      <w:pPr>
-        <w:pStyle w:val="Heading3"/>
-      </w:pPr>
-      <w:r>
-        <w:rPr>
-          <w:lang w:val="zh_TW" w:bidi="zh_TW"/>
-        </w:rPr>
-        <w:t>聖經的證據</w:t>
-      </w:r>
-    </w:p>
-    <w:p>
-      <w:pPr/>
-      <w:r>
-        <w:rPr>
-          <w:lang w:val="zh_TW" w:bidi="zh_TW"/>
-        </w:rPr>
-      </w:r>
-      <w:hyperlink r:id="rId13">
-        <w:r>
-          <w:rPr>
-            <w:lang w:val="zh_TW" w:bidi="zh_TW"/>
-          </w:rPr>
-          <w:rPr>
-            <w:color w:val="0000EE"/>
-            <w:u w:val="single"/>
-          </w:rPr>
-          <w:t>創世記一</w:t>
-        </w:r>
-      </w:hyperlink>
-      <w:r>
-        <w:rPr>
-          <w:lang w:val="zh_TW" w:bidi="zh_TW"/>
-        </w:rPr>
-        <w:t>和</w:t>
-      </w:r>
-      <w:hyperlink r:id="rId17">
-        <w:r>
-          <w:rPr>
-            <w:lang w:val="zh_TW" w:bidi="zh_TW"/>
-          </w:rPr>
-          <w:rPr>
-            <w:color w:val="0000EE"/>
-            <w:u w:val="single"/>
-          </w:rPr>
-          <w:t>二章</w:t>
-        </w:r>
-      </w:hyperlink>
-      <w:r>
-        <w:rPr>
-          <w:lang w:val="zh_TW" w:bidi="zh_TW"/>
-        </w:rPr>
-        <w:t>的創世敘事，肯定了人的本質與使命的獨特性。人是按著神的形像被造，為要與神相交、彼此交通。作為神的代表，人被賦予治理全地的權柄，要開發並使用地上的資源，使神得榮耀。</w:t>
-      </w:r>
-    </w:p>
-    <w:p>
-      <w:pPr/>
-      <w:r>
-        <w:rPr>
-          <w:lang w:val="zh_TW" w:bidi="zh_TW"/>
-        </w:rPr>
-      </w:r>
-      <w:r>
-        <w:rPr>
-          <w:lang w:val="zh_TW" w:bidi="zh_TW"/>
-        </w:rPr>
-        <w:t>除了文化使命以外，人同時也領受一條具體的命令：神准許他吃伊甸園的各樣植物，卻明確禁止他吃分別善惡樹上的果子。這命令的目的，乃是為了在人的意識中，建立善與惡之間的根本對立，並使人肯定其定位就是事奉造物主。人若能忠心事奉，便可享受天父所賜的一切福分，並最終進入與神同在，享受永恆生命的豐盛。</w:t>
-      </w:r>
-    </w:p>
-    <w:p>
-      <w:pPr/>
-      <w:r>
-        <w:rPr>
-          <w:lang w:val="zh_TW" w:bidi="zh_TW"/>
-        </w:rPr>
-      </w:r>
-      <w:r>
-        <w:rPr>
-          <w:lang w:val="zh_TW" w:bidi="zh_TW"/>
-        </w:rPr>
-        <w:t>雖然人與動物一樣被造為有生命的活物，但人生命的核心在於與神的聯合與相交。與神的交通本應是亞當自覺擁有的特權，這與動物形成對比，因牠們既沒有犯罪的可能，也沒有與神有意識的相交。人在充分明白另一選擇所帶來的邪惡後，應當甘心樂意、出於愛心地事奉神。因此，他在神面前的生命本質應是敬虔的，而不是單憑本能的。</w:t>
-      </w:r>
-    </w:p>
-    <w:p>
-      <w:pPr/>
-      <w:r>
-        <w:rPr>
-          <w:lang w:val="zh_TW" w:bidi="zh_TW"/>
-        </w:rPr>
-      </w:r>
-      <w:r>
-        <w:rPr>
-          <w:lang w:val="zh_TW" w:bidi="zh_TW"/>
-        </w:rPr>
-        <w:t>神吩咐不可吃分別善惡樹的果子，其目的在於要使人堅立於公義和信心的道路上，然而，撒但卻利用這條命令作為機會，引誘人背叛神。雖然人面對試探本身並不是邪惡，但撒但引誘人犯罪卻是邪惡的。這意味著在人墮落之前，宇宙已經存在邪惡。撒但的目的明顯是要使人歸服於牠，並藉著人將牠黑暗的國度擴展到全地。人的墮落，以及其後神所展開的救贖計劃，必須在神與撒但之間的宇宙性衝突這個背景下來理解，而在這場爭戰中，神最終的得勝是確定無疑的。撒但藉著蛇作為工具，先接近夏娃來引誘亞當，誘惑他們吃分別善惡樹的果子。</w:t>
-      </w:r>
-    </w:p>
-    <w:p>
-      <w:pPr/>
-      <w:r>
-        <w:rPr>
-          <w:lang w:val="zh_TW" w:bidi="zh_TW"/>
-        </w:rPr>
-      </w:r>
-      <w:r>
-        <w:rPr>
-          <w:lang w:val="zh_TW" w:bidi="zh_TW"/>
-        </w:rPr>
-        <w:t>在人墮落之前，對善惡的分別並非一無所知，只是他在經驗上只認識善。亞當應當只從神那裡領受有關善惡分別的本質，以及領受教導，知道吃或不吃生命樹上的果子所帶來的後果。正如他起初從造物主得著生命，如今他也當順服神口中所出的一切話，並藉此而活。試探的目的，是要人離開對神的依靠。撒但質疑神話語的真實，並挑戰祂的權柄，引誘人以為自己能判斷善惡，並能掌握後果，使後果有利自己。這試探的核心，就是要人自以為神。</w:t>
-      </w:r>
-    </w:p>
-    <w:p>
-      <w:pPr/>
-      <w:r>
-        <w:rPr>
-          <w:lang w:val="zh_TW" w:bidi="zh_TW"/>
-        </w:rPr>
-      </w:r>
-      <w:r>
-        <w:rPr>
-          <w:lang w:val="zh_TW" w:bidi="zh_TW"/>
-        </w:rPr>
-        <w:t>亞當在屈服於撒但的試探後，與妻子一同吃了禁果，因而墮落。這悖逆的行為，乃是背叛、不忠、失信與不信的行為。正如「不可吃」這條命令總結並集中表明了人在神面前公義的一切要求，這違命的舉動則彰顯出徹底的背道。全心的背叛與完全的悖逆取代了對神完全的順服：人拒絕神的權柄，懷疑神的美善，爭論神的智慧，否定神的真理。一個全新的情感與思想的複雜體系，掌控了人的心思意念。</w:t>
-      </w:r>
-    </w:p>
-    <w:p>
-      <w:pPr>
-        <w:pStyle w:val="Heading3"/>
-      </w:pPr>
-      <w:r>
-        <w:rPr>
-          <w:lang w:val="zh_TW" w:bidi="zh_TW"/>
-        </w:rPr>
-        <w:t>墮落的後果</w:t>
-      </w:r>
-    </w:p>
-    <w:p>
-      <w:pPr/>
-      <w:r>
-        <w:rPr>
-          <w:lang w:val="zh_TW" w:bidi="zh_TW"/>
-        </w:rPr>
-      </w:r>
-      <w:r>
-        <w:rPr>
-          <w:lang w:val="zh_TW" w:bidi="zh_TW"/>
-        </w:rPr>
-        <w:t>人墮落的最直接後果，就是在神面前失去了坦然與喜樂，轉而生出懼怕與羞恥。亞當與夏娃與神隔絕，也清楚顯明了這一點。這既表現在臨到人的咒詛，更明顯體現在亞當和夏娃被逐出伊甸園。伊甸園原是公義的居所，是人與神聯合和相交的範圍；一旦人因不義斷絕了與神的相交，就必然會被逐出伊甸園。正如神所警告的，罪的結果就是死。因為死亡會臨到一切有生命之處，也使人的身體在墳墓裡歸於朽壞。</w:t>
-      </w:r>
-    </w:p>
-    <w:p>
-      <w:pPr/>
-      <w:r>
-        <w:rPr>
-          <w:lang w:val="zh_TW" w:bidi="zh_TW"/>
-        </w:rPr>
-      </w:r>
-      <w:r>
-        <w:rPr>
-          <w:lang w:val="zh_TW" w:bidi="zh_TW"/>
-        </w:rPr>
-        <w:t>墮落的後果不僅臨到亞當和夏娃，也延伸到一切由他們自然繁衍而來的人身上，因為亞當與全人類之間存在獨特的連帶關係。有些神學家特別強調亞當與後裔之間的普遍聯繫，而另一些則注重約的關係，以亞當作為後裔之首和代表。亞當犯罪對全人類的後果，就是他的罪被算在所有後裔的身上，他們因此都必面對死亡的刑罰，並且承受敗壞的本性。</w:t>
-      </w:r>
-    </w:p>
-    <w:p>
-      <w:pPr/>
-      <w:r>
-        <w:rPr>
-          <w:lang w:val="zh_TW" w:bidi="zh_TW"/>
-        </w:rPr>
-      </w:r>
-      <w:r>
-        <w:rPr>
-          <w:lang w:val="zh_TW" w:bidi="zh_TW"/>
-        </w:rPr>
-        <w:t>墮落的後果也顯明在整個受造界，因咒詛的作用，使人在完成原本文化使命時遭遇阻力。人要繁衍遍布世界，就必須經歷生產的痛苦與危險，而維持生命所需的食物、衣物與居所，也只能經過艱辛和勞苦的勞動才能得來。</w:t>
-      </w:r>
-    </w:p>
-    <w:p>
-      <w:pPr/>
-      <w:r>
-        <w:rPr>
-          <w:lang w:val="zh_TW" w:bidi="zh_TW"/>
-        </w:rPr>
-      </w:r>
-      <w:r>
-        <w:rPr>
-          <w:lang w:val="zh_TW" w:bidi="zh_TW"/>
-        </w:rPr>
-        <w:t>然而，人墮落後，死亡並沒有</w:t>
-      </w:r>
-      <w:r>
-        <w:rPr>
-          <w:b/>
-          <w:lang w:val="zh_TW" w:bidi="zh_TW"/>
-        </w:rPr>
-        <w:t>立刻</w:t>
-      </w:r>
-      <w:r>
-        <w:rPr>
-          <w:lang w:val="zh_TW" w:bidi="zh_TW"/>
-        </w:rPr>
-        <w:t>臨到作為</w:t>
-      </w:r>
-      <w:r>
-        <w:rPr>
-          <w:b/>
-          <w:lang w:val="zh_TW" w:bidi="zh_TW"/>
-        </w:rPr>
-        <w:t>最終</w:t>
-      </w:r>
-      <w:r>
-        <w:rPr>
-          <w:lang w:val="zh_TW" w:bidi="zh_TW"/>
-        </w:rPr>
-        <w:t>的審判，這正顯出神對人的拯救旨意。亞當在聽見死亡的咒詛之前，已經先聽見一位救主的應許（</w:t>
-      </w:r>
-      <w:hyperlink r:id="rId33">
-        <w:r>
-          <w:rPr>
-            <w:lang w:val="zh_TW" w:bidi="zh_TW"/>
-          </w:rPr>
-          <w:rPr>
-            <w:color w:val="0000EE"/>
-            <w:u w:val="single"/>
-          </w:rPr>
-          <w:t>創3:15</w:t>
-        </w:r>
-      </w:hyperlink>
-      <w:r>
-        <w:rPr>
-          <w:lang w:val="zh_TW" w:bidi="zh_TW"/>
-        </w:rPr>
-        <w:t>）。</w:t>
-      </w:r>
-    </w:p>
-    <w:p>
-      <w:pPr/>
-      <w:r>
-        <w:rPr>
-          <w:lang w:val="zh_TW" w:bidi="zh_TW"/>
-        </w:rPr>
-      </w:r>
-      <w:r>
-        <w:rPr>
-          <w:lang w:val="zh_TW" w:bidi="zh_TW"/>
-        </w:rPr>
-        <w:t>自</w:t>
-      </w:r>
-      <w:hyperlink r:id="rId27">
-        <w:r>
-          <w:rPr>
-            <w:lang w:val="zh_TW" w:bidi="zh_TW"/>
-          </w:rPr>
-          <w:rPr>
-            <w:color w:val="0000EE"/>
-            <w:u w:val="single"/>
-          </w:rPr>
-          <w:t>創世記三章</w:t>
-        </w:r>
-      </w:hyperlink>
-      <w:r>
-        <w:rPr>
-          <w:lang w:val="zh_TW" w:bidi="zh_TW"/>
-        </w:rPr>
-        <w:t>之後，聖經很少提到人的墮落，但這一歷史事件卻是其後一切經文的必要前提。聖經的重點是面向未來——罪惡不斷擴大的影響，以及神展開祂的救贖計劃。</w:t>
-      </w:r>
-    </w:p>
-    <w:p>
-      <w:pPr/>
-      <w:r>
-        <w:rPr>
-          <w:lang w:val="zh_TW" w:bidi="zh_TW"/>
-        </w:rPr>
-      </w:r>
-      <w:r>
-        <w:rPr>
-          <w:i/>
-          <w:lang w:val="zh_TW" w:bidi="zh_TW"/>
-        </w:rPr>
-        <w:t>另見</w:t>
-      </w:r>
-      <w:r>
-        <w:rPr>
-          <w:lang w:val="zh_TW" w:bidi="zh_TW"/>
-        </w:rPr>
-        <w:t xml:space="preserve"> </w:t>
-      </w:r>
-      <w:r>
-        <w:rPr>
-          <w:lang w:val="zh_TW" w:bidi="zh_TW"/>
-        </w:rPr>
-        <w:t>亞當（人物）；</w:t>
-      </w:r>
-      <w:r>
-        <w:rPr>
-          <w:lang w:val="zh_TW" w:bidi="zh_TW"/>
-        </w:rPr>
-        <w:t>死亡；</w:t>
-      </w:r>
-      <w:r>
-        <w:rPr>
-          <w:lang w:val="zh_TW" w:bidi="zh_TW"/>
-        </w:rPr>
-        <w:t>罪</w:t>
-      </w:r>
-      <w:r>
-        <w:rPr>
-          <w:lang w:val="zh_TW" w:bidi="zh_TW"/>
-        </w:rPr>
-        <w:t>。</w:t>
-      </w:r>
-      <w:r>
-        <w:rPr>
-          <w:lang w:val="zh_TW" w:bidi="zh_TW"/>
-        </w:rPr>
-      </w:r>
-      <w:r>
-        <w:rPr>
-          <w:lang w:val="zh_TW" w:bidi="zh_TW"/>
-        </w:rPr>
-      </w:r>
-    </w:p>
-    <w:p>
-      <w:pPr/>
-      <w:r>
-        <w:rPr>
-          <w:lang w:val="zh_TW" w:bidi="zh_TW"/>
-        </w:rPr>
-      </w:r>
-    </w:p>
-    <w:p>
-      <w:pPr>
-        <w:pStyle w:val="Heading2"/>
-      </w:pPr>
-      <w:r>
-        <w:rPr>
-          <w:lang w:val="zh_TW" w:bidi="zh_TW"/>
-        </w:rPr>
-        <w:t>人子</w:t>
-      </w:r>
-      <w:r>
-        <w:rPr>
-          <w:lang w:val="zh_TW" w:bidi="zh_TW"/>
-        </w:rPr>
-      </w:r>
-    </w:p>
-    <w:p>
-      <w:pPr/>
-      <w:r>
-        <w:rPr>
-          <w:lang w:val="zh_TW" w:bidi="zh_TW"/>
-        </w:rPr>
-      </w:r>
-      <w:r>
-        <w:rPr>
-          <w:lang w:val="zh_TW" w:bidi="zh_TW"/>
-        </w:rPr>
-        <w:t>這是耶穌使用的彌賽亞稱號，用來表達祂屬天的根源、地上的使命以及將來的榮耀再來。這稱號不僅僅如一些教會的教父或近代學者所認為僅指祂具有人的本質和人性，而是反映出耶穌的天上根源和神的威嚴；祂以人的形式所顯現的奧秘；以及祂在地上的使命，這使命促使祂被釘在十字架上，並進入榮耀。</w:t>
-      </w:r>
-    </w:p>
-    <w:p>
-      <w:pPr/>
-      <w:r>
-        <w:rPr>
-          <w:lang w:val="zh_TW" w:bidi="zh_TW"/>
-        </w:rPr>
-      </w:r>
-      <w:r>
-        <w:rPr>
-          <w:lang w:val="zh_TW" w:bidi="zh_TW"/>
-        </w:rPr>
-        <w:t>「人子」這個稱號的背景可以追溯到舊約，特別是在以西結書中出現，因為這位先知被稱為「人子」多達90次。例如，神對他說：「人子啊，你站起來，我要和你說話」（</w:t>
-      </w:r>
-      <w:hyperlink r:id="rId34">
-        <w:r>
-          <w:rPr>
-            <w:lang w:val="zh_TW" w:bidi="zh_TW"/>
-          </w:rPr>
-          <w:rPr>
-            <w:color w:val="0000EE"/>
-            <w:u w:val="single"/>
-          </w:rPr>
-          <w:t>結2:1</w:t>
-        </w:r>
-      </w:hyperlink>
-      <w:r>
-        <w:rPr>
-          <w:lang w:val="zh_TW" w:bidi="zh_TW"/>
-        </w:rPr>
-        <w:t>）。耶穌使用「人子」這個稱號以及許多來自以西結書的主題，顯示耶穌要表明自己是末世的先知，就像以西結一樣（</w:t>
-      </w:r>
-      <w:hyperlink r:id="rId35">
-        <w:r>
-          <w:rPr>
-            <w:lang w:val="zh_TW" w:bidi="zh_TW"/>
-          </w:rPr>
-          <w:rPr>
-            <w:color w:val="0000EE"/>
-            <w:u w:val="single"/>
-          </w:rPr>
-          <w:t>4</w:t>
-        </w:r>
-      </w:hyperlink>
-      <w:r>
-        <w:rPr>
-          <w:lang w:val="zh_TW" w:bidi="zh_TW"/>
-        </w:rPr>
-        <w:t>、</w:t>
-      </w:r>
-      <w:hyperlink r:id="rId36">
-        <w:r>
-          <w:rPr>
-            <w:lang w:val="zh_TW" w:bidi="zh_TW"/>
-          </w:rPr>
-          <w:rPr>
-            <w:color w:val="0000EE"/>
-            <w:u w:val="single"/>
-          </w:rPr>
-          <w:t>7</w:t>
-        </w:r>
-      </w:hyperlink>
-      <w:r>
-        <w:rPr>
-          <w:lang w:val="zh_TW" w:bidi="zh_TW"/>
-        </w:rPr>
-        <w:t>、</w:t>
-      </w:r>
-      <w:hyperlink r:id="rId37">
-        <w:r>
-          <w:rPr>
-            <w:lang w:val="zh_TW" w:bidi="zh_TW"/>
-          </w:rPr>
-          <w:rPr>
-            <w:color w:val="0000EE"/>
-            <w:u w:val="single"/>
-          </w:rPr>
-          <w:t>10</w:t>
-        </w:r>
-      </w:hyperlink>
-      <w:r>
-        <w:rPr>
-          <w:lang w:val="zh_TW" w:bidi="zh_TW"/>
-        </w:rPr>
-        <w:t>、</w:t>
-      </w:r>
-      <w:hyperlink r:id="rId38">
-        <w:r>
-          <w:rPr>
-            <w:lang w:val="zh_TW" w:bidi="zh_TW"/>
-          </w:rPr>
-          <w:rPr>
-            <w:color w:val="0000EE"/>
-            <w:u w:val="single"/>
-          </w:rPr>
-          <w:t>22</w:t>
-        </w:r>
-      </w:hyperlink>
-      <w:r>
-        <w:rPr>
-          <w:lang w:val="zh_TW" w:bidi="zh_TW"/>
-        </w:rPr>
-        <w:t>、</w:t>
-      </w:r>
-      <w:hyperlink r:id="rId39">
-        <w:r>
-          <w:rPr>
-            <w:lang w:val="zh_TW" w:bidi="zh_TW"/>
-          </w:rPr>
-          <w:rPr>
-            <w:color w:val="0000EE"/>
-            <w:u w:val="single"/>
-          </w:rPr>
-          <w:t>40–48</w:t>
-        </w:r>
-      </w:hyperlink>
-      <w:r>
-        <w:rPr>
-          <w:lang w:val="zh_TW" w:bidi="zh_TW"/>
-        </w:rPr>
-        <w:t>章），對耶路撒冷的毀滅和神國在以色列的復興有最終的宣告（</w:t>
-      </w:r>
-      <w:hyperlink r:id="rId40">
-        <w:r>
-          <w:rPr>
-            <w:lang w:val="zh_TW" w:bidi="zh_TW"/>
-          </w:rPr>
-          <w:rPr>
-            <w:color w:val="0000EE"/>
-            <w:u w:val="single"/>
-          </w:rPr>
-          <w:t>太23–24章</w:t>
-        </w:r>
-      </w:hyperlink>
-      <w:r>
-        <w:rPr>
-          <w:lang w:val="zh_TW" w:bidi="zh_TW"/>
-        </w:rPr>
-        <w:t>；</w:t>
-      </w:r>
-      <w:hyperlink r:id="rId41">
-        <w:r>
-          <w:rPr>
-            <w:lang w:val="zh_TW" w:bidi="zh_TW"/>
-          </w:rPr>
-          <w:rPr>
-            <w:color w:val="0000EE"/>
-            <w:u w:val="single"/>
-          </w:rPr>
-          <w:t>徒1:6–8</w:t>
-        </w:r>
-      </w:hyperlink>
-      <w:r>
-        <w:rPr>
-          <w:lang w:val="zh_TW" w:bidi="zh_TW"/>
-        </w:rPr>
-        <w:t>）。</w:t>
-      </w:r>
-    </w:p>
-    <w:p>
-      <w:pPr/>
-      <w:r>
-        <w:rPr>
-          <w:lang w:val="zh_TW" w:bidi="zh_TW"/>
-        </w:rPr>
-      </w:r>
-      <w:r>
-        <w:rPr>
-          <w:lang w:val="zh_TW" w:bidi="zh_TW"/>
-        </w:rPr>
-        <w:t>這個稱號的具體來源是</w:t>
-      </w:r>
-      <w:hyperlink r:id="rId42">
-        <w:r>
-          <w:rPr>
-            <w:lang w:val="zh_TW" w:bidi="zh_TW"/>
-          </w:rPr>
-          <w:rPr>
-            <w:color w:val="0000EE"/>
-            <w:u w:val="single"/>
-          </w:rPr>
-          <w:t>但以理書七章13至14節</w:t>
-        </w:r>
-      </w:hyperlink>
-      <w:r>
-        <w:rPr>
-          <w:lang w:val="zh_TW" w:bidi="zh_TW"/>
-        </w:rPr>
-        <w:t>，在那裡但以理看到一個「像人子」的異象，他「駕著天雲」而來，被領到「亙古常在者」面前，而亙古常在者賜給祂權柄、榮耀、國度。耶穌在教導祂的再來時多次引用這處經文的一部分（</w:t>
-      </w:r>
-      <w:hyperlink r:id="rId43">
-        <w:r>
-          <w:rPr>
-            <w:lang w:val="zh_TW" w:bidi="zh_TW"/>
-          </w:rPr>
-          <w:rPr>
-            <w:color w:val="0000EE"/>
-            <w:u w:val="single"/>
-          </w:rPr>
-          <w:t>太16:27</w:t>
-        </w:r>
-      </w:hyperlink>
-      <w:r>
-        <w:rPr>
-          <w:lang w:val="zh_TW" w:bidi="zh_TW"/>
-        </w:rPr>
-        <w:t>，</w:t>
-      </w:r>
-      <w:hyperlink r:id="rId44">
-        <w:r>
-          <w:rPr>
-            <w:lang w:val="zh_TW" w:bidi="zh_TW"/>
-          </w:rPr>
-          <w:rPr>
-            <w:color w:val="0000EE"/>
-            <w:u w:val="single"/>
-          </w:rPr>
-          <w:t>19:28，</w:t>
-        </w:r>
-      </w:hyperlink>
-      <w:hyperlink r:id="rId45">
-        <w:r>
-          <w:rPr>
-            <w:lang w:val="zh_TW" w:bidi="zh_TW"/>
-          </w:rPr>
-          <w:rPr>
-            <w:color w:val="0000EE"/>
-            <w:u w:val="single"/>
-          </w:rPr>
-          <w:t>24:30，2</w:t>
-        </w:r>
-      </w:hyperlink>
-      <w:hyperlink r:id="rId46">
-        <w:r>
-          <w:rPr>
-            <w:lang w:val="zh_TW" w:bidi="zh_TW"/>
-          </w:rPr>
-          <w:rPr>
-            <w:color w:val="0000EE"/>
-            <w:u w:val="single"/>
-          </w:rPr>
-          <w:t>5:31，</w:t>
-        </w:r>
-      </w:hyperlink>
-      <w:hyperlink r:id="rId47">
-        <w:r>
-          <w:rPr>
-            <w:lang w:val="zh_TW" w:bidi="zh_TW"/>
-          </w:rPr>
-          <w:rPr>
-            <w:color w:val="0000EE"/>
-            <w:u w:val="single"/>
-          </w:rPr>
-          <w:t>26:64</w:t>
-        </w:r>
-      </w:hyperlink>
-      <w:r>
-        <w:rPr>
-          <w:lang w:val="zh_TW" w:bidi="zh_TW"/>
-        </w:rPr>
-        <w:t>）。顯然，耶穌將這處經文理解為是祂自己的預言，描繪了祂的道成肉身、升天和承受神的國度。</w:t>
-      </w:r>
-    </w:p>
-    <w:p>
-      <w:pPr/>
-      <w:r>
-        <w:rPr>
-          <w:lang w:val="zh_TW" w:bidi="zh_TW"/>
-        </w:rPr>
-      </w:r>
-      <w:r>
-        <w:rPr>
-          <w:lang w:val="zh_TW" w:bidi="zh_TW"/>
-        </w:rPr>
-        <w:t>在福音書中，「人子」這個稱號被耶穌使用了大約80次，以隱晦、間接的方式來說明耶穌自己（太，32次；可，14次；路，26次；約，10次）。在所有這些經文中，耶穌都是說話者，從來沒有人稱呼祂為「人子」。在有些經文中的描述非常奧秘，以至於有些解經家認為耶穌是在談論另一個人。這種懷疑只出現在約翰福音中唯一的一處經文中，群眾問耶穌：「這人子是誰呢？」（</w:t>
-      </w:r>
-      <w:hyperlink r:id="rId48">
-        <w:r>
-          <w:rPr>
-            <w:lang w:val="zh_TW" w:bidi="zh_TW"/>
-          </w:rPr>
-          <w:rPr>
-            <w:color w:val="0000EE"/>
-            <w:u w:val="single"/>
-          </w:rPr>
-          <w:t>約12:34</w:t>
-        </w:r>
-      </w:hyperlink>
-      <w:r>
-        <w:rPr>
-          <w:lang w:val="zh_TW" w:bidi="zh_TW"/>
-        </w:rPr>
-        <w:t>）。在大多數經文中，耶穌的身份是明確的。在一些經文中是明顯的：「人說我——人子是誰？」——接著是「你們說我是誰？」（</w:t>
-      </w:r>
-      <w:hyperlink r:id="rId49">
-        <w:r>
-          <w:rPr>
-            <w:lang w:val="zh_TW" w:bidi="zh_TW"/>
-          </w:rPr>
-          <w:rPr>
-            <w:color w:val="0000EE"/>
-            <w:u w:val="single"/>
-          </w:rPr>
-          <w:t>太16:13、15</w:t>
-        </w:r>
-      </w:hyperlink>
-      <w:r>
-        <w:rPr>
-          <w:lang w:val="zh_TW" w:bidi="zh_TW"/>
-        </w:rPr>
-        <w:t>）。通常的結論是，耶穌將這個稱號用作祂自己的彌賽亞稱號，這樣祂就可以謙卑地談論祂自己和祂的使命，並傳達耶穌希望揭示關於祂自己的重要事實。祂可以這樣做，因為當這個稱號用於耶穌的彌賽亞身分時，這一稱號並未帶來普遍的錯誤觀念和誤解。</w:t>
-      </w:r>
-    </w:p>
-    <w:p>
-      <w:pPr/>
-      <w:r>
-        <w:rPr>
-          <w:lang w:val="zh_TW" w:bidi="zh_TW"/>
-        </w:rPr>
-      </w:r>
-      <w:r>
-        <w:rPr>
-          <w:lang w:val="zh_TW" w:bidi="zh_TW"/>
-        </w:rPr>
-        <w:t>這個稱號在新約中只出現了另外四次。在</w:t>
-      </w:r>
-      <w:hyperlink r:id="rId50">
-        <w:r>
-          <w:rPr>
-            <w:lang w:val="zh_TW" w:bidi="zh_TW"/>
-          </w:rPr>
-          <w:rPr>
-            <w:color w:val="0000EE"/>
-            <w:u w:val="single"/>
-          </w:rPr>
-          <w:t>使徒行傳七章56節</w:t>
-        </w:r>
-      </w:hyperlink>
-      <w:r>
-        <w:rPr>
-          <w:lang w:val="zh_TW" w:bidi="zh_TW"/>
-        </w:rPr>
-        <w:t>，司提反說：「我看見天開了，人子站在神的右邊。」</w:t>
-      </w:r>
-      <w:hyperlink r:id="rId51">
-        <w:r>
-          <w:rPr>
-            <w:lang w:val="zh_TW" w:bidi="zh_TW"/>
-          </w:rPr>
-          <w:rPr>
-            <w:color w:val="0000EE"/>
-            <w:u w:val="single"/>
-          </w:rPr>
-          <w:t>希伯來書二章6節</w:t>
-        </w:r>
-      </w:hyperlink>
-      <w:r>
-        <w:rPr>
-          <w:lang w:val="zh_TW" w:bidi="zh_TW"/>
-        </w:rPr>
-        <w:t>將</w:t>
-      </w:r>
-      <w:hyperlink r:id="rId52">
-        <w:r>
-          <w:rPr>
-            <w:lang w:val="zh_TW" w:bidi="zh_TW"/>
-          </w:rPr>
-          <w:rPr>
-            <w:color w:val="0000EE"/>
-            <w:u w:val="single"/>
-          </w:rPr>
-          <w:t>詩篇八篇4節</w:t>
-        </w:r>
-      </w:hyperlink>
-      <w:r>
-        <w:rPr>
-          <w:lang w:val="zh_TW" w:bidi="zh_TW"/>
-        </w:rPr>
-        <w:t>應用在耶穌身上。最後，</w:t>
-      </w:r>
-      <w:hyperlink r:id="rId53">
-        <w:r>
-          <w:rPr>
-            <w:lang w:val="zh_TW" w:bidi="zh_TW"/>
-          </w:rPr>
-          <w:rPr>
-            <w:color w:val="0000EE"/>
-            <w:u w:val="single"/>
-          </w:rPr>
-          <w:t>啟示錄一章13節</w:t>
-        </w:r>
-      </w:hyperlink>
-      <w:r>
-        <w:rPr>
-          <w:lang w:val="zh_TW" w:bidi="zh_TW"/>
-        </w:rPr>
-        <w:t>和</w:t>
-      </w:r>
-      <w:hyperlink r:id="rId54">
-        <w:r>
-          <w:rPr>
-            <w:lang w:val="zh_TW" w:bidi="zh_TW"/>
-          </w:rPr>
-          <w:rPr>
-            <w:color w:val="0000EE"/>
-            <w:u w:val="single"/>
-          </w:rPr>
-          <w:t>十四章14節</w:t>
-        </w:r>
-      </w:hyperlink>
-      <w:r>
-        <w:rPr>
-          <w:lang w:val="zh_TW" w:bidi="zh_TW"/>
-        </w:rPr>
-        <w:t>描繪兩個「像人子的」異象，毫無疑問是榮耀的耶穌。</w:t>
-      </w:r>
-    </w:p>
-    <w:p>
-      <w:pPr/>
-      <w:r>
-        <w:rPr>
-          <w:lang w:val="zh_TW" w:bidi="zh_TW"/>
-        </w:rPr>
-      </w:r>
-      <w:r>
-        <w:rPr>
-          <w:lang w:val="zh_TW" w:bidi="zh_TW"/>
-        </w:rPr>
-        <w:t>在對觀福音中，耶穌使用「人子」這個稱號的第一個主題，是祂來到世上完成彌賽亞使命。耶穌通過說「狐狸有洞，天空的飛鳥有窩，人子卻沒有枕頭的地方」，來比較祂在地上的狀況與祂先前在天上的榮耀（</w:t>
-      </w:r>
-      <w:hyperlink r:id="rId55">
-        <w:r>
-          <w:rPr>
-            <w:lang w:val="zh_TW" w:bidi="zh_TW"/>
-          </w:rPr>
-          <w:rPr>
-            <w:color w:val="0000EE"/>
-            <w:u w:val="single"/>
-          </w:rPr>
-          <w:t>太8:20</w:t>
-        </w:r>
-      </w:hyperlink>
-      <w:r>
-        <w:rPr>
-          <w:lang w:val="zh_TW" w:bidi="zh_TW"/>
-        </w:rPr>
-        <w:t>；見</w:t>
-      </w:r>
-      <w:hyperlink r:id="rId56">
-        <w:r>
-          <w:rPr>
-            <w:lang w:val="zh_TW" w:bidi="zh_TW"/>
-          </w:rPr>
-          <w:rPr>
-            <w:color w:val="0000EE"/>
-            <w:u w:val="single"/>
-          </w:rPr>
-          <w:t>路9:58</w:t>
-        </w:r>
-      </w:hyperlink>
-      <w:r>
-        <w:rPr>
-          <w:lang w:val="zh_TW" w:bidi="zh_TW"/>
-        </w:rPr>
-        <w:t>）。這表明人子捨棄了祂的天家，來到地上承受事工中的一切羞辱（</w:t>
-      </w:r>
-      <w:hyperlink r:id="rId57">
-        <w:r>
-          <w:rPr>
-            <w:lang w:val="zh_TW" w:bidi="zh_TW"/>
-          </w:rPr>
-          <w:rPr>
-            <w:color w:val="0000EE"/>
-            <w:u w:val="single"/>
-          </w:rPr>
-          <w:t>腓2:5–11</w:t>
-        </w:r>
-      </w:hyperlink>
-      <w:r>
-        <w:rPr>
-          <w:lang w:val="zh_TW" w:bidi="zh_TW"/>
-        </w:rPr>
-        <w:t>）。</w:t>
-      </w:r>
-    </w:p>
-    <w:p>
-      <w:pPr/>
-      <w:r>
-        <w:rPr>
-          <w:lang w:val="zh_TW" w:bidi="zh_TW"/>
-        </w:rPr>
-      </w:r>
-      <w:r>
-        <w:rPr>
-          <w:lang w:val="zh_TW" w:bidi="zh_TW"/>
-        </w:rPr>
-        <w:t>耶穌使用這個稱號來宣告神的特權，說：「人子是安息日的主」（</w:t>
-      </w:r>
-      <w:hyperlink r:id="rId58">
-        <w:r>
-          <w:rPr>
-            <w:lang w:val="zh_TW" w:bidi="zh_TW"/>
-          </w:rPr>
-          <w:rPr>
-            <w:color w:val="0000EE"/>
-            <w:u w:val="single"/>
-          </w:rPr>
-          <w:t>太12:8</w:t>
-        </w:r>
-      </w:hyperlink>
-      <w:r>
-        <w:rPr>
-          <w:lang w:val="zh_TW" w:bidi="zh_TW"/>
-        </w:rPr>
-        <w:t>；</w:t>
-      </w:r>
-      <w:hyperlink r:id="rId59">
-        <w:r>
-          <w:rPr>
-            <w:lang w:val="zh_TW" w:bidi="zh_TW"/>
-          </w:rPr>
-          <w:rPr>
-            <w:color w:val="0000EE"/>
-            <w:u w:val="single"/>
-          </w:rPr>
-          <w:t>可2:28</w:t>
-        </w:r>
-      </w:hyperlink>
-      <w:r>
-        <w:rPr>
-          <w:lang w:val="zh_TW" w:bidi="zh_TW"/>
-        </w:rPr>
-        <w:t>；</w:t>
-      </w:r>
-      <w:hyperlink r:id="rId60">
-        <w:r>
-          <w:rPr>
-            <w:lang w:val="zh_TW" w:bidi="zh_TW"/>
-          </w:rPr>
-          <w:rPr>
-            <w:color w:val="0000EE"/>
-            <w:u w:val="single"/>
-          </w:rPr>
-          <w:t>路6:5</w:t>
-        </w:r>
-      </w:hyperlink>
-      <w:r>
-        <w:rPr>
-          <w:lang w:val="zh_TW" w:bidi="zh_TW"/>
-        </w:rPr>
-        <w:t>）。安息日是神所設立的制度，一般人不得修改。但因為耶穌是從天上來的人子，祂就可以自由地作為安息日的主宰，因為祂就是設立安息日的那位主（</w:t>
-      </w:r>
-      <w:hyperlink r:id="rId61">
-        <w:r>
-          <w:rPr>
-            <w:lang w:val="zh_TW" w:bidi="zh_TW"/>
-          </w:rPr>
-          <w:rPr>
-            <w:color w:val="0000EE"/>
-            <w:u w:val="single"/>
-          </w:rPr>
-          <w:t>創2:2</w:t>
-        </w:r>
-      </w:hyperlink>
-      <w:r>
-        <w:rPr>
-          <w:lang w:val="zh_TW" w:bidi="zh_TW"/>
-        </w:rPr>
-        <w:t>；</w:t>
-      </w:r>
-      <w:hyperlink r:id="rId62">
-        <w:r>
-          <w:rPr>
-            <w:lang w:val="zh_TW" w:bidi="zh_TW"/>
-          </w:rPr>
-          <w:rPr>
-            <w:color w:val="0000EE"/>
-            <w:u w:val="single"/>
-          </w:rPr>
-          <w:t>出20:8–11）</w:t>
-        </w:r>
-      </w:hyperlink>
-      <w:r>
-        <w:rPr>
-          <w:lang w:val="zh_TW" w:bidi="zh_TW"/>
-        </w:rPr>
-        <w:t>。在迦百農醫治癱子之後，耶穌宣稱「人子在地上有赦罪的權柄」（</w:t>
-      </w:r>
-      <w:hyperlink r:id="rId63">
-        <w:r>
-          <w:rPr>
-            <w:lang w:val="zh_TW" w:bidi="zh_TW"/>
-          </w:rPr>
-          <w:rPr>
-            <w:color w:val="0000EE"/>
-            <w:u w:val="single"/>
-          </w:rPr>
-          <w:t>太9:6</w:t>
-        </w:r>
-      </w:hyperlink>
-      <w:r>
-        <w:rPr>
-          <w:lang w:val="zh_TW" w:bidi="zh_TW"/>
-        </w:rPr>
-        <w:t>；</w:t>
-      </w:r>
-      <w:hyperlink r:id="rId64">
-        <w:r>
-          <w:rPr>
-            <w:lang w:val="zh_TW" w:bidi="zh_TW"/>
-          </w:rPr>
-          <w:rPr>
-            <w:color w:val="0000EE"/>
-            <w:u w:val="single"/>
-          </w:rPr>
-          <w:t>可2:10</w:t>
-        </w:r>
-      </w:hyperlink>
-      <w:r>
-        <w:rPr>
-          <w:lang w:val="zh_TW" w:bidi="zh_TW"/>
-        </w:rPr>
-        <w:t>；</w:t>
-      </w:r>
-      <w:hyperlink r:id="rId65">
-        <w:r>
-          <w:rPr>
-            <w:lang w:val="zh_TW" w:bidi="zh_TW"/>
-          </w:rPr>
-          <w:rPr>
-            <w:color w:val="0000EE"/>
-            <w:u w:val="single"/>
-          </w:rPr>
-          <w:t>路5:24</w:t>
-        </w:r>
-      </w:hyperlink>
-      <w:r>
-        <w:rPr>
-          <w:lang w:val="zh_TW" w:bidi="zh_TW"/>
-        </w:rPr>
-        <w:t>）。以前，赦罪是從天上和神而來的，但現在赦罪是由耶穌在地上賜予的。</w:t>
-      </w:r>
-    </w:p>
-    <w:p>
-      <w:pPr/>
-      <w:r>
-        <w:rPr>
-          <w:lang w:val="zh_TW" w:bidi="zh_TW"/>
-        </w:rPr>
-      </w:r>
-      <w:r>
-        <w:rPr>
-          <w:lang w:val="zh_TW" w:bidi="zh_TW"/>
-        </w:rPr>
-        <w:t>耶穌使用「人子」這個稱號的第二個方面涉及祂的受苦、死亡和榮耀的復活，這是祂以奧秘的方式成就祂作為人子在地上的使命。在彼得認耶穌為彌賽亞和神的兒子之後，耶穌開始詳細說明祂必須受苦（</w:t>
-      </w:r>
-      <w:hyperlink r:id="rId66">
-        <w:r>
-          <w:rPr>
-            <w:lang w:val="zh_TW" w:bidi="zh_TW"/>
-          </w:rPr>
-          <w:rPr>
-            <w:color w:val="0000EE"/>
-            <w:u w:val="single"/>
-          </w:rPr>
-          <w:t>太16:16</w:t>
-        </w:r>
-      </w:hyperlink>
-      <w:r>
-        <w:rPr>
-          <w:lang w:val="zh_TW" w:bidi="zh_TW"/>
-        </w:rPr>
-        <w:t>）。耶穌第一次預言祂作為人子要受苦是在</w:t>
-      </w:r>
-      <w:hyperlink r:id="rId67">
-        <w:r>
-          <w:rPr>
-            <w:lang w:val="zh_TW" w:bidi="zh_TW"/>
-          </w:rPr>
-          <w:rPr>
-            <w:color w:val="0000EE"/>
-            <w:u w:val="single"/>
-          </w:rPr>
-          <w:t>馬可福音八章31至32節</w:t>
-        </w:r>
-      </w:hyperlink>
-      <w:r>
-        <w:rPr>
-          <w:lang w:val="zh_TW" w:bidi="zh_TW"/>
-        </w:rPr>
-        <w:t>，並在其它多處經文中，這預言被重複。福音書進一步擴展了這一主題，提到被戲弄和鞭打（</w:t>
-      </w:r>
-      <w:hyperlink r:id="rId68">
-        <w:r>
-          <w:rPr>
-            <w:lang w:val="zh_TW" w:bidi="zh_TW"/>
-          </w:rPr>
-          <w:rPr>
-            <w:color w:val="0000EE"/>
-            <w:u w:val="single"/>
-          </w:rPr>
-          <w:t>太17:12</w:t>
-        </w:r>
-      </w:hyperlink>
-      <w:r>
-        <w:rPr>
-          <w:lang w:val="zh_TW" w:bidi="zh_TW"/>
-        </w:rPr>
-        <w:t>，</w:t>
-      </w:r>
-      <w:hyperlink r:id="rId69">
-        <w:r>
-          <w:rPr>
-            <w:lang w:val="zh_TW" w:bidi="zh_TW"/>
-          </w:rPr>
-          <w:rPr>
-            <w:color w:val="0000EE"/>
-            <w:u w:val="single"/>
-          </w:rPr>
-          <w:t>20:18</w:t>
-        </w:r>
-      </w:hyperlink>
-      <w:r>
-        <w:rPr>
-          <w:lang w:val="zh_TW" w:bidi="zh_TW"/>
-        </w:rPr>
-        <w:t>；</w:t>
-      </w:r>
-      <w:hyperlink r:id="rId70">
-        <w:r>
-          <w:rPr>
-            <w:lang w:val="zh_TW" w:bidi="zh_TW"/>
-          </w:rPr>
-          <w:rPr>
-            <w:color w:val="0000EE"/>
-            <w:u w:val="single"/>
-          </w:rPr>
-          <w:t>可8:31</w:t>
-        </w:r>
-      </w:hyperlink>
-      <w:r>
-        <w:rPr>
-          <w:lang w:val="zh_TW" w:bidi="zh_TW"/>
-        </w:rPr>
-        <w:t>；</w:t>
-      </w:r>
-      <w:hyperlink r:id="rId71">
-        <w:r>
-          <w:rPr>
-            <w:lang w:val="zh_TW" w:bidi="zh_TW"/>
-          </w:rPr>
-          <w:rPr>
-            <w:color w:val="0000EE"/>
-            <w:u w:val="single"/>
-          </w:rPr>
-          <w:t>路9:22</w:t>
-        </w:r>
-      </w:hyperlink>
-      <w:r>
-        <w:rPr>
-          <w:lang w:val="zh_TW" w:bidi="zh_TW"/>
-        </w:rPr>
-        <w:t>）、被猶大出賣（</w:t>
-      </w:r>
-      <w:hyperlink r:id="rId72">
-        <w:r>
-          <w:rPr>
-            <w:lang w:val="zh_TW" w:bidi="zh_TW"/>
-          </w:rPr>
-          <w:rPr>
-            <w:color w:val="0000EE"/>
-            <w:u w:val="single"/>
-          </w:rPr>
-          <w:t>太17:22</w:t>
-        </w:r>
-      </w:hyperlink>
-      <w:r>
-        <w:rPr>
-          <w:lang w:val="zh_TW" w:bidi="zh_TW"/>
-        </w:rPr>
-        <w:t>，</w:t>
-      </w:r>
-      <w:hyperlink r:id="rId73">
-        <w:r>
-          <w:rPr>
-            <w:lang w:val="zh_TW" w:bidi="zh_TW"/>
-          </w:rPr>
-          <w:rPr>
-            <w:color w:val="0000EE"/>
-            <w:u w:val="single"/>
-          </w:rPr>
-          <w:t>26:24–25</w:t>
-        </w:r>
-      </w:hyperlink>
-      <w:r>
-        <w:rPr>
-          <w:lang w:val="zh_TW" w:bidi="zh_TW"/>
-        </w:rPr>
-        <w:t>；</w:t>
-      </w:r>
-      <w:hyperlink r:id="rId74">
-        <w:r>
-          <w:rPr>
-            <w:lang w:val="zh_TW" w:bidi="zh_TW"/>
-          </w:rPr>
-          <w:rPr>
-            <w:color w:val="0000EE"/>
-            <w:u w:val="single"/>
-          </w:rPr>
-          <w:t>可14:21、41</w:t>
-        </w:r>
-      </w:hyperlink>
-      <w:r>
-        <w:rPr>
-          <w:lang w:val="zh_TW" w:bidi="zh_TW"/>
-        </w:rPr>
-        <w:t>）、被猶太領袖拒絕（</w:t>
-      </w:r>
-      <w:hyperlink r:id="rId69">
-        <w:r>
-          <w:rPr>
-            <w:lang w:val="zh_TW" w:bidi="zh_TW"/>
-          </w:rPr>
-          <w:rPr>
-            <w:color w:val="0000EE"/>
-            <w:u w:val="single"/>
-          </w:rPr>
-          <w:t>太20:18</w:t>
-        </w:r>
-      </w:hyperlink>
-      <w:r>
-        <w:rPr>
-          <w:lang w:val="zh_TW" w:bidi="zh_TW"/>
-        </w:rPr>
-        <w:t>）、被釘十字架（</w:t>
-      </w:r>
-      <w:hyperlink r:id="rId75">
-        <w:r>
-          <w:rPr>
-            <w:lang w:val="zh_TW" w:bidi="zh_TW"/>
-          </w:rPr>
-          <w:rPr>
-            <w:color w:val="0000EE"/>
-            <w:u w:val="single"/>
-          </w:rPr>
-          <w:t>太20:19</w:t>
-        </w:r>
-      </w:hyperlink>
-      <w:r>
-        <w:rPr>
-          <w:lang w:val="zh_TW" w:bidi="zh_TW"/>
-        </w:rPr>
-        <w:t>；</w:t>
-      </w:r>
-      <w:hyperlink r:id="rId76">
-        <w:r>
-          <w:rPr>
-            <w:lang w:val="zh_TW" w:bidi="zh_TW"/>
-          </w:rPr>
-          <w:rPr>
-            <w:color w:val="0000EE"/>
-            <w:u w:val="single"/>
-          </w:rPr>
-          <w:t>可9:12、31</w:t>
-        </w:r>
-      </w:hyperlink>
-      <w:r>
-        <w:rPr>
-          <w:lang w:val="zh_TW" w:bidi="zh_TW"/>
-        </w:rPr>
-        <w:t>，</w:t>
-      </w:r>
-      <w:hyperlink r:id="rId77">
-        <w:r>
-          <w:rPr>
-            <w:lang w:val="zh_TW" w:bidi="zh_TW"/>
-          </w:rPr>
-          <w:rPr>
-            <w:color w:val="0000EE"/>
-            <w:u w:val="single"/>
-          </w:rPr>
-          <w:t>10:33</w:t>
-        </w:r>
-      </w:hyperlink>
-      <w:r>
-        <w:rPr>
-          <w:lang w:val="zh_TW" w:bidi="zh_TW"/>
-        </w:rPr>
-        <w:t>）、埋葬三天（</w:t>
-      </w:r>
-      <w:hyperlink r:id="rId78">
-        <w:r>
-          <w:rPr>
-            <w:lang w:val="zh_TW" w:bidi="zh_TW"/>
-          </w:rPr>
-          <w:rPr>
-            <w:color w:val="0000EE"/>
-            <w:u w:val="single"/>
-          </w:rPr>
-          <w:t>太12:40</w:t>
-        </w:r>
-      </w:hyperlink>
-      <w:r>
-        <w:rPr>
-          <w:lang w:val="zh_TW" w:bidi="zh_TW"/>
-        </w:rPr>
-        <w:t>；</w:t>
-      </w:r>
-      <w:hyperlink r:id="rId79">
-        <w:r>
-          <w:rPr>
-            <w:lang w:val="zh_TW" w:bidi="zh_TW"/>
-          </w:rPr>
-          <w:rPr>
-            <w:color w:val="0000EE"/>
-            <w:u w:val="single"/>
-          </w:rPr>
-          <w:t>路11:30</w:t>
-        </w:r>
-      </w:hyperlink>
-      <w:r>
-        <w:rPr>
-          <w:lang w:val="zh_TW" w:bidi="zh_TW"/>
-        </w:rPr>
-        <w:t>），以及復活（</w:t>
-      </w:r>
-      <w:hyperlink r:id="rId80">
-        <w:r>
-          <w:rPr>
-            <w:lang w:val="zh_TW" w:bidi="zh_TW"/>
-          </w:rPr>
-          <w:rPr>
-            <w:color w:val="0000EE"/>
-            <w:u w:val="single"/>
-          </w:rPr>
-          <w:t>太17:22–23</w:t>
-        </w:r>
-      </w:hyperlink>
-      <w:r>
-        <w:rPr>
-          <w:lang w:val="zh_TW" w:bidi="zh_TW"/>
-        </w:rPr>
-        <w:t>；</w:t>
-      </w:r>
-      <w:hyperlink r:id="rId70">
-        <w:r>
-          <w:rPr>
-            <w:lang w:val="zh_TW" w:bidi="zh_TW"/>
-          </w:rPr>
-          <w:rPr>
-            <w:color w:val="0000EE"/>
-            <w:u w:val="single"/>
-          </w:rPr>
-          <w:t>可8:31</w:t>
-        </w:r>
-      </w:hyperlink>
-      <w:r>
-        <w:rPr>
-          <w:lang w:val="zh_TW" w:bidi="zh_TW"/>
-        </w:rPr>
-        <w:t>）。</w:t>
-      </w:r>
-    </w:p>
-    <w:p>
-      <w:pPr/>
-      <w:r>
-        <w:rPr>
-          <w:lang w:val="zh_TW" w:bidi="zh_TW"/>
-        </w:rPr>
-      </w:r>
-      <w:r>
-        <w:rPr>
-          <w:lang w:val="zh_TW" w:bidi="zh_TW"/>
-        </w:rPr>
-        <w:t>在著名的經文「人子來，不是要受人的服事，乃是要服事人，並且要捨命，作多人的贖價」（</w:t>
-      </w:r>
-      <w:hyperlink r:id="rId81">
-        <w:r>
-          <w:rPr>
-            <w:lang w:val="zh_TW" w:bidi="zh_TW"/>
-          </w:rPr>
-          <w:rPr>
-            <w:color w:val="0000EE"/>
-            <w:u w:val="single"/>
-          </w:rPr>
-          <w:t>太20:28</w:t>
-        </w:r>
-      </w:hyperlink>
-      <w:r>
-        <w:rPr>
-          <w:lang w:val="zh_TW" w:bidi="zh_TW"/>
-        </w:rPr>
-        <w:t>；</w:t>
-      </w:r>
-      <w:hyperlink r:id="rId82">
-        <w:r>
-          <w:rPr>
-            <w:lang w:val="zh_TW" w:bidi="zh_TW"/>
-          </w:rPr>
-          <w:rPr>
-            <w:color w:val="0000EE"/>
-            <w:u w:val="single"/>
-          </w:rPr>
-          <w:t>可10:45</w:t>
-        </w:r>
-      </w:hyperlink>
-      <w:r>
-        <w:rPr>
-          <w:lang w:val="zh_TW" w:bidi="zh_TW"/>
-        </w:rPr>
-        <w:t>）中，耶穌教導說，祂的死亡是為祂的百姓帶來救恩的贖罪祭。這一思想源自耶穌對祂自己是受苦的耶和華僕人的理解（</w:t>
-      </w:r>
-      <w:hyperlink r:id="rId83">
-        <w:r>
-          <w:rPr>
-            <w:lang w:val="zh_TW" w:bidi="zh_TW"/>
-          </w:rPr>
-          <w:rPr>
-            <w:color w:val="0000EE"/>
-            <w:u w:val="single"/>
-          </w:rPr>
-          <w:t>賽53章</w:t>
-        </w:r>
-      </w:hyperlink>
-      <w:r>
-        <w:rPr>
-          <w:lang w:val="zh_TW" w:bidi="zh_TW"/>
-        </w:rPr>
-        <w:t>）。</w:t>
-      </w:r>
-    </w:p>
-    <w:p>
-      <w:pPr/>
-      <w:r>
-        <w:rPr>
-          <w:lang w:val="zh_TW" w:bidi="zh_TW"/>
-        </w:rPr>
-      </w:r>
-      <w:r>
-        <w:rPr>
-          <w:lang w:val="zh_TW" w:bidi="zh_TW"/>
-        </w:rPr>
-        <w:t>耶穌也用「人子」的稱號來教導關於祂的再來。作為人子，耶穌將在天父的榮耀中，與眾天使一同從天降臨（</w:t>
-      </w:r>
-      <w:hyperlink r:id="rId43">
-        <w:r>
-          <w:rPr>
-            <w:lang w:val="zh_TW" w:bidi="zh_TW"/>
-          </w:rPr>
-          <w:rPr>
-            <w:color w:val="0000EE"/>
-            <w:u w:val="single"/>
-          </w:rPr>
-          <w:t>太16:27</w:t>
-        </w:r>
-      </w:hyperlink>
-      <w:r>
-        <w:rPr>
-          <w:lang w:val="zh_TW" w:bidi="zh_TW"/>
-        </w:rPr>
-        <w:t>；</w:t>
-      </w:r>
-      <w:hyperlink r:id="rId84">
-        <w:r>
-          <w:rPr>
-            <w:lang w:val="zh_TW" w:bidi="zh_TW"/>
-          </w:rPr>
-          <w:rPr>
-            <w:color w:val="0000EE"/>
-            <w:u w:val="single"/>
-          </w:rPr>
-          <w:t>可8:38</w:t>
-        </w:r>
-      </w:hyperlink>
-      <w:r>
-        <w:rPr>
-          <w:lang w:val="zh_TW" w:bidi="zh_TW"/>
-        </w:rPr>
-        <w:t>；</w:t>
-      </w:r>
-      <w:hyperlink r:id="rId85">
-        <w:r>
-          <w:rPr>
-            <w:lang w:val="zh_TW" w:bidi="zh_TW"/>
-          </w:rPr>
-          <w:rPr>
-            <w:color w:val="0000EE"/>
-            <w:u w:val="single"/>
-          </w:rPr>
-          <w:t>路9:26</w:t>
-        </w:r>
-      </w:hyperlink>
-      <w:r>
-        <w:rPr>
-          <w:lang w:val="zh_TW" w:bidi="zh_TW"/>
-        </w:rPr>
-        <w:t>）。首先，祂將坐在神的右邊，然後祂會再來（</w:t>
-      </w:r>
-      <w:hyperlink r:id="rId47">
-        <w:r>
-          <w:rPr>
-            <w:lang w:val="zh_TW" w:bidi="zh_TW"/>
-          </w:rPr>
-          <w:rPr>
-            <w:color w:val="0000EE"/>
-            <w:u w:val="single"/>
-          </w:rPr>
-          <w:t>太26:64</w:t>
-        </w:r>
-      </w:hyperlink>
-      <w:r>
-        <w:rPr>
-          <w:lang w:val="zh_TW" w:bidi="zh_TW"/>
-        </w:rPr>
-        <w:t>；</w:t>
-      </w:r>
-      <w:hyperlink r:id="rId86">
-        <w:r>
-          <w:rPr>
-            <w:lang w:val="zh_TW" w:bidi="zh_TW"/>
-          </w:rPr>
-          <w:rPr>
-            <w:color w:val="0000EE"/>
-            <w:u w:val="single"/>
-          </w:rPr>
-          <w:t>可14:62</w:t>
-        </w:r>
-      </w:hyperlink>
-      <w:r>
-        <w:rPr>
-          <w:lang w:val="zh_TW" w:bidi="zh_TW"/>
-        </w:rPr>
-        <w:t>；</w:t>
-      </w:r>
-      <w:hyperlink r:id="rId87">
-        <w:r>
-          <w:rPr>
-            <w:lang w:val="zh_TW" w:bidi="zh_TW"/>
-          </w:rPr>
-          <w:rPr>
-            <w:color w:val="0000EE"/>
-            <w:u w:val="single"/>
-          </w:rPr>
-          <w:t>路22:69</w:t>
-        </w:r>
-      </w:hyperlink>
-      <w:r>
-        <w:rPr>
-          <w:lang w:val="zh_TW" w:bidi="zh_TW"/>
-        </w:rPr>
-        <w:t>），伴隨著雲彩而來（</w:t>
-      </w:r>
-      <w:hyperlink r:id="rId45">
-        <w:r>
-          <w:rPr>
-            <w:lang w:val="zh_TW" w:bidi="zh_TW"/>
-          </w:rPr>
-          <w:rPr>
-            <w:color w:val="0000EE"/>
-            <w:u w:val="single"/>
-          </w:rPr>
-          <w:t>太24:30</w:t>
-        </w:r>
-      </w:hyperlink>
-      <w:r>
-        <w:rPr>
-          <w:lang w:val="zh_TW" w:bidi="zh_TW"/>
-        </w:rPr>
-        <w:t>；</w:t>
-      </w:r>
-      <w:hyperlink r:id="rId88">
-        <w:r>
-          <w:rPr>
-            <w:lang w:val="zh_TW" w:bidi="zh_TW"/>
-          </w:rPr>
-          <w:rPr>
-            <w:color w:val="0000EE"/>
-            <w:u w:val="single"/>
-          </w:rPr>
-          <w:t>可13:26</w:t>
-        </w:r>
-      </w:hyperlink>
-      <w:r>
-        <w:rPr>
-          <w:lang w:val="zh_TW" w:bidi="zh_TW"/>
-        </w:rPr>
-        <w:t>；</w:t>
-      </w:r>
-      <w:hyperlink r:id="rId89">
-        <w:r>
-          <w:rPr>
-            <w:lang w:val="zh_TW" w:bidi="zh_TW"/>
-          </w:rPr>
-          <w:rPr>
-            <w:color w:val="0000EE"/>
-            <w:u w:val="single"/>
-          </w:rPr>
-          <w:t>路21:27</w:t>
-        </w:r>
-      </w:hyperlink>
-      <w:r>
-        <w:rPr>
-          <w:lang w:val="zh_TW" w:bidi="zh_TW"/>
-        </w:rPr>
-        <w:t>）。這次再來將是出乎意料的（</w:t>
-      </w:r>
-      <w:hyperlink r:id="rId90">
-        <w:r>
-          <w:rPr>
-            <w:lang w:val="zh_TW" w:bidi="zh_TW"/>
-          </w:rPr>
-          <w:rPr>
-            <w:color w:val="0000EE"/>
-            <w:u w:val="single"/>
-          </w:rPr>
-          <w:t>太24:27</w:t>
-        </w:r>
-      </w:hyperlink>
-      <w:r>
-        <w:rPr>
-          <w:lang w:val="zh_TW" w:bidi="zh_TW"/>
-        </w:rPr>
-        <w:t>；</w:t>
-      </w:r>
-      <w:hyperlink r:id="rId91">
-        <w:r>
-          <w:rPr>
-            <w:lang w:val="zh_TW" w:bidi="zh_TW"/>
-          </w:rPr>
-          <w:rPr>
-            <w:color w:val="0000EE"/>
-            <w:u w:val="single"/>
-          </w:rPr>
-          <w:t>路12:40</w:t>
-        </w:r>
-      </w:hyperlink>
-      <w:r>
-        <w:rPr>
-          <w:lang w:val="zh_TW" w:bidi="zh_TW"/>
-        </w:rPr>
-        <w:t>），如閃電或挪亞的洪水（</w:t>
-      </w:r>
-      <w:hyperlink r:id="rId92">
-        <w:r>
-          <w:rPr>
-            <w:lang w:val="zh_TW" w:bidi="zh_TW"/>
-          </w:rPr>
-          <w:rPr>
-            <w:color w:val="0000EE"/>
-            <w:u w:val="single"/>
-          </w:rPr>
-          <w:t>太24:37</w:t>
-        </w:r>
-      </w:hyperlink>
-      <w:r>
-        <w:rPr>
-          <w:lang w:val="zh_TW" w:bidi="zh_TW"/>
-        </w:rPr>
-        <w:t>；</w:t>
-      </w:r>
-      <w:hyperlink r:id="rId93">
-        <w:r>
-          <w:rPr>
-            <w:lang w:val="zh_TW" w:bidi="zh_TW"/>
-          </w:rPr>
-          <w:rPr>
-            <w:color w:val="0000EE"/>
-            <w:u w:val="single"/>
-          </w:rPr>
-          <w:t>路17:24</w:t>
-        </w:r>
-      </w:hyperlink>
-      <w:r>
-        <w:rPr>
-          <w:lang w:val="zh_TW" w:bidi="zh_TW"/>
-        </w:rPr>
-        <w:t>）。祂再來是為了召聚選民、審判地上萬國（</w:t>
-      </w:r>
-      <w:hyperlink r:id="rId44">
-        <w:r>
-          <w:rPr>
-            <w:lang w:val="zh_TW" w:bidi="zh_TW"/>
-          </w:rPr>
-          <w:rPr>
-            <w:color w:val="0000EE"/>
-            <w:u w:val="single"/>
-          </w:rPr>
-          <w:t>太19:28</w:t>
-        </w:r>
-      </w:hyperlink>
-      <w:r>
-        <w:rPr>
-          <w:lang w:val="zh_TW" w:bidi="zh_TW"/>
-        </w:rPr>
-        <w:t>，</w:t>
-      </w:r>
-      <w:hyperlink r:id="rId94">
-        <w:r>
-          <w:rPr>
-            <w:lang w:val="zh_TW" w:bidi="zh_TW"/>
-          </w:rPr>
-          <w:rPr>
-            <w:color w:val="0000EE"/>
-            <w:u w:val="single"/>
-          </w:rPr>
-          <w:t>25:32</w:t>
-        </w:r>
-      </w:hyperlink>
-      <w:r>
-        <w:rPr>
-          <w:lang w:val="zh_TW" w:bidi="zh_TW"/>
-        </w:rPr>
-        <w:t>），以及在世上恢復最終的公義（</w:t>
-      </w:r>
-      <w:hyperlink r:id="rId44">
-        <w:r>
-          <w:rPr>
-            <w:lang w:val="zh_TW" w:bidi="zh_TW"/>
-          </w:rPr>
-          <w:rPr>
-            <w:color w:val="0000EE"/>
-            <w:u w:val="single"/>
-          </w:rPr>
-          <w:t>19:28，</w:t>
-        </w:r>
-      </w:hyperlink>
-      <w:hyperlink r:id="rId95">
-        <w:r>
-          <w:rPr>
-            <w:lang w:val="zh_TW" w:bidi="zh_TW"/>
-          </w:rPr>
-          <w:rPr>
-            <w:color w:val="0000EE"/>
-            <w:u w:val="single"/>
-          </w:rPr>
-          <w:t>25:46</w:t>
-        </w:r>
-      </w:hyperlink>
-      <w:r>
-        <w:rPr>
-          <w:lang w:val="zh_TW" w:bidi="zh_TW"/>
-        </w:rPr>
-        <w:t>）。</w:t>
-      </w:r>
-    </w:p>
-    <w:p>
-      <w:pPr/>
-      <w:r>
-        <w:rPr>
-          <w:lang w:val="zh_TW" w:bidi="zh_TW"/>
-        </w:rPr>
-      </w:r>
-      <w:r>
-        <w:rPr>
-          <w:lang w:val="zh_TW" w:bidi="zh_TW"/>
-        </w:rPr>
-        <w:t>在這些經文中，耶穌將焦點從祂受苦與復活的暫時得勝中，轉向人子在祂再來時的最終得勝。再一次強調人子的天上根源與人子的神聖特權。這位人子耶穌將成為最終的審判者（參</w:t>
-      </w:r>
-      <w:hyperlink r:id="rId96">
-        <w:r>
-          <w:rPr>
-            <w:lang w:val="zh_TW" w:bidi="zh_TW"/>
-          </w:rPr>
-          <w:rPr>
-            <w:color w:val="0000EE"/>
-            <w:u w:val="single"/>
-          </w:rPr>
-          <w:t>徒17:31</w:t>
-        </w:r>
-      </w:hyperlink>
-      <w:r>
-        <w:rPr>
-          <w:lang w:val="zh_TW" w:bidi="zh_TW"/>
-        </w:rPr>
-        <w:t>）。</w:t>
-      </w:r>
-    </w:p>
-    <w:p>
-      <w:pPr/>
-      <w:r>
-        <w:rPr>
-          <w:lang w:val="zh_TW" w:bidi="zh_TW"/>
-        </w:rPr>
-      </w:r>
-      <w:r>
-        <w:rPr>
-          <w:lang w:val="zh_TW" w:bidi="zh_TW"/>
-        </w:rPr>
-        <w:t>約翰福音對於「人子」有其獨特的論述。天使被說成在「人子」身上上去下來（</w:t>
-      </w:r>
-      <w:hyperlink r:id="rId97">
-        <w:r>
-          <w:rPr>
-            <w:lang w:val="zh_TW" w:bidi="zh_TW"/>
-          </w:rPr>
-          <w:rPr>
-            <w:color w:val="0000EE"/>
-            <w:u w:val="single"/>
-          </w:rPr>
-          <w:t>約1:51</w:t>
-        </w:r>
-      </w:hyperlink>
-      <w:r>
-        <w:rPr>
-          <w:lang w:val="zh_TW" w:bidi="zh_TW"/>
-        </w:rPr>
-        <w:t>），象徵祂是存在於時間之前，並且從天上來到地上的那一位（</w:t>
-      </w:r>
-      <w:hyperlink r:id="rId98">
-        <w:r>
-          <w:rPr>
-            <w:lang w:val="zh_TW" w:bidi="zh_TW"/>
-          </w:rPr>
-          <w:rPr>
-            <w:color w:val="0000EE"/>
-            <w:u w:val="single"/>
-          </w:rPr>
-          <w:t>3:13</w:t>
-        </w:r>
-      </w:hyperlink>
-      <w:r>
-        <w:rPr>
-          <w:lang w:val="zh_TW" w:bidi="zh_TW"/>
-        </w:rPr>
-        <w:t>，</w:t>
-      </w:r>
-      <w:hyperlink r:id="rId99">
-        <w:r>
-          <w:rPr>
-            <w:lang w:val="zh_TW" w:bidi="zh_TW"/>
-          </w:rPr>
-          <w:rPr>
-            <w:color w:val="0000EE"/>
-            <w:u w:val="single"/>
-          </w:rPr>
-          <w:t>6:62</w:t>
-        </w:r>
-      </w:hyperlink>
-      <w:r>
-        <w:rPr>
-          <w:lang w:val="zh_TW" w:bidi="zh_TW"/>
-        </w:rPr>
-        <w:t>）。祂被「舉起」（藉著釘十字架）將帶給一切信祂的人永生（</w:t>
-      </w:r>
-      <w:hyperlink r:id="rId100">
-        <w:r>
-          <w:rPr>
-            <w:lang w:val="zh_TW" w:bidi="zh_TW"/>
-          </w:rPr>
-          <w:rPr>
-            <w:color w:val="0000EE"/>
-            <w:u w:val="single"/>
-          </w:rPr>
-          <w:t>3:14</w:t>
-        </w:r>
-      </w:hyperlink>
-      <w:r>
-        <w:rPr>
-          <w:lang w:val="zh_TW" w:bidi="zh_TW"/>
-        </w:rPr>
-        <w:t>）。「人子」（</w:t>
-      </w:r>
-      <w:hyperlink r:id="rId100">
-        <w:r>
-          <w:rPr>
-            <w:lang w:val="zh_TW" w:bidi="zh_TW"/>
-          </w:rPr>
-          <w:rPr>
-            <w:color w:val="0000EE"/>
-            <w:u w:val="single"/>
-          </w:rPr>
-          <w:t>3:14</w:t>
-        </w:r>
-      </w:hyperlink>
-      <w:r>
-        <w:rPr>
-          <w:lang w:val="zh_TW" w:bidi="zh_TW"/>
-        </w:rPr>
-        <w:t>）同時也是「神的兒子」（</w:t>
-      </w:r>
-      <w:hyperlink r:id="rId101">
-        <w:r>
-          <w:rPr>
-            <w:lang w:val="zh_TW" w:bidi="zh_TW"/>
-          </w:rPr>
-          <w:rPr>
-            <w:color w:val="0000EE"/>
-            <w:u w:val="single"/>
-          </w:rPr>
-          <w:t>3:16</w:t>
-        </w:r>
-      </w:hyperlink>
-      <w:r>
-        <w:rPr>
-          <w:lang w:val="zh_TW" w:bidi="zh_TW"/>
-        </w:rPr>
-        <w:t>），是神的獨生子（</w:t>
-      </w:r>
-      <w:hyperlink r:id="rId102">
-        <w:r>
-          <w:rPr>
-            <w:lang w:val="zh_TW" w:bidi="zh_TW"/>
-          </w:rPr>
-          <w:rPr>
-            <w:color w:val="0000EE"/>
-            <w:u w:val="single"/>
-          </w:rPr>
-          <w:t>1:18</w:t>
-        </w:r>
-      </w:hyperlink>
-      <w:r>
-        <w:rPr>
-          <w:lang w:val="zh_TW" w:bidi="zh_TW"/>
-        </w:rPr>
-        <w:t>，</w:t>
-      </w:r>
-      <w:hyperlink r:id="rId103">
-        <w:r>
-          <w:rPr>
-            <w:lang w:val="zh_TW" w:bidi="zh_TW"/>
-          </w:rPr>
-          <w:rPr>
-            <w:color w:val="0000EE"/>
-            <w:u w:val="single"/>
-          </w:rPr>
-          <w:t>3:18</w:t>
-        </w:r>
-      </w:hyperlink>
-      <w:r>
-        <w:rPr>
-          <w:lang w:val="zh_TW" w:bidi="zh_TW"/>
-        </w:rPr>
-        <w:t>）。簡言之，在約翰福音中，「人子」的稱號等同於「神的兒子」的稱號。這一稱號揭示了祂的神性、超越時間的存在、天上根源和神聖的特權。它也確立了耶穌現今在地上啟示與受苦的身分，以及祂未來末世榮耀的身分。父已賜給人子權柄，叫死人復活並審判世人（</w:t>
-      </w:r>
-      <w:hyperlink r:id="rId104">
-        <w:r>
-          <w:rPr>
-            <w:lang w:val="zh_TW" w:bidi="zh_TW"/>
-          </w:rPr>
-          <w:rPr>
-            <w:color w:val="0000EE"/>
-            <w:u w:val="single"/>
-          </w:rPr>
-          <w:t>5:25–27</w:t>
-        </w:r>
-      </w:hyperlink>
-      <w:r>
-        <w:rPr>
-          <w:lang w:val="zh_TW" w:bidi="zh_TW"/>
-        </w:rPr>
-        <w:t>）。</w:t>
-      </w:r>
-    </w:p>
-    <w:p>
-      <w:pPr/>
-      <w:r>
-        <w:rPr>
-          <w:lang w:val="zh_TW" w:bidi="zh_TW"/>
-        </w:rPr>
-      </w:r>
-      <w:r>
-        <w:rPr>
-          <w:i/>
-          <w:lang w:val="zh_TW" w:bidi="zh_TW"/>
-        </w:rPr>
-        <w:t>另見</w:t>
-      </w:r>
-      <w:r>
-        <w:rPr>
-          <w:lang w:val="zh_TW" w:bidi="zh_TW"/>
-        </w:rPr>
-        <w:t>基督論</w:t>
-      </w:r>
-      <w:r>
-        <w:rPr>
-          <w:lang w:val="zh_TW" w:bidi="zh_TW"/>
-        </w:rPr>
-        <w:t>；</w:t>
-      </w:r>
-      <w:r>
-        <w:rPr>
-          <w:lang w:val="zh_TW" w:bidi="zh_TW"/>
-        </w:rPr>
-        <w:t>耶穌基督的教導</w:t>
-      </w:r>
-      <w:r>
-        <w:rPr>
-          <w:lang w:val="zh_TW" w:bidi="zh_TW"/>
-        </w:rPr>
-        <w:t>；</w:t>
-      </w:r>
-      <w:r>
-        <w:rPr>
-          <w:lang w:val="zh_TW" w:bidi="zh_TW"/>
-        </w:rPr>
-        <w:t>彌賽亞</w:t>
-      </w:r>
-      <w:r>
-        <w:rPr>
-          <w:lang w:val="zh_TW" w:bidi="zh_TW"/>
-        </w:rPr>
-        <w:t>；</w:t>
-      </w:r>
-      <w:r>
-        <w:rPr>
-          <w:lang w:val="zh_TW" w:bidi="zh_TW"/>
-        </w:rPr>
-        <w:t>神的兒子</w:t>
-      </w:r>
-      <w:r>
-        <w:rPr>
-          <w:lang w:val="zh_TW" w:bidi="zh_TW"/>
-        </w:rPr>
-        <w:t>。</w:t>
-      </w:r>
-      <w:r>
-        <w:rPr>
-          <w:lang w:val="zh_TW" w:bidi="zh_TW"/>
-        </w:rPr>
-      </w:r>
-      <w:r>
-        <w:rPr>
-          <w:lang w:val="zh_TW" w:bidi="zh_TW"/>
-        </w:rPr>
-      </w:r>
-    </w:p>
-    <w:p>
-      <w:pPr/>
-      <w:r>
-        <w:rPr>
-          <w:lang w:val="zh_TW" w:bidi="zh_TW"/>
-        </w:rPr>
-      </w:r>
-    </w:p>
-    <w:p>
-      <w:pPr>
-        <w:pStyle w:val="Heading2"/>
-      </w:pPr>
-      <w:r>
-        <w:rPr>
-          <w:lang w:val="zh_TW" w:bidi="zh_TW"/>
-        </w:rPr>
-        <w:t>任命，承接聖職</w:t>
-      </w:r>
-      <w:r>
-        <w:rPr>
-          <w:lang w:val="zh_TW" w:bidi="zh_TW"/>
-        </w:rPr>
-      </w:r>
-    </w:p>
-    <w:p>
-      <w:pPr/>
-      <w:r>
-        <w:rPr>
-          <w:lang w:val="zh_TW" w:bidi="zh_TW"/>
-        </w:rPr>
-      </w:r>
-      <w:r>
-        <w:rPr>
-          <w:lang w:val="zh_TW" w:bidi="zh_TW"/>
-        </w:rPr>
-        <w:t>正式授予某人宗教權威的行為。其他用來表達相似意思的詞彙包括「分派（appoint）」、「設立（institute）」、「使成為（make）」和「建立（establish）」。今天，我們使用「按立（ordain）」和「按立禮（ordination）」來指選擇和任命人來服事神。</w:t>
-      </w:r>
-    </w:p>
-    <w:p>
-      <w:pPr>
-        <w:pStyle w:val="Heading3"/>
-      </w:pPr>
-      <w:r>
-        <w:rPr>
-          <w:lang w:val="zh_TW" w:bidi="zh_TW"/>
-        </w:rPr>
-        <w:t>舊約中的承接聖職</w:t>
-      </w:r>
-    </w:p>
-    <w:p>
-      <w:pPr/>
-      <w:r>
-        <w:rPr>
-          <w:lang w:val="zh_TW" w:bidi="zh_TW"/>
-        </w:rPr>
-      </w:r>
-      <w:r>
-        <w:rPr>
-          <w:lang w:val="zh_TW" w:bidi="zh_TW"/>
-        </w:rPr>
-        <w:t>在整個舊約中，神揀選了神想要的人服事祂。祭司的角色最初屬於每個家族的族長。後來，神揀選了利未支派作為祭司（</w:t>
-      </w:r>
-      <w:hyperlink r:id="rId105">
-        <w:r>
-          <w:rPr>
-            <w:lang w:val="zh_TW" w:bidi="zh_TW"/>
-          </w:rPr>
-          <w:rPr>
-            <w:color w:val="0000EE"/>
-            <w:u w:val="single"/>
-          </w:rPr>
-          <w:t>申33:8–11</w:t>
-        </w:r>
-      </w:hyperlink>
-      <w:r>
-        <w:rPr>
-          <w:lang w:val="zh_TW" w:bidi="zh_TW"/>
-        </w:rPr>
-        <w:t>；</w:t>
-      </w:r>
-      <w:hyperlink r:id="rId106">
-        <w:r>
-          <w:rPr>
-            <w:lang w:val="zh_TW" w:bidi="zh_TW"/>
-          </w:rPr>
-          <w:rPr>
-            <w:color w:val="0000EE"/>
-            <w:u w:val="single"/>
-          </w:rPr>
-          <w:t>士17:13</w:t>
-        </w:r>
-      </w:hyperlink>
-      <w:r>
-        <w:rPr>
-          <w:lang w:val="zh_TW" w:bidi="zh_TW"/>
-        </w:rPr>
-        <w:t>）。即使是不同的家族群體爭奪權力（如撒督家族〔Zadokites〕、亞倫家族〔Aaronites〕和哈斯蒙尼家族〔Hasmonean〕），他們都會聲稱這個特殊的角色是在他們家族中傳承下來的。通過利未支派神聖的任命可以追溯到摩西（</w:t>
-      </w:r>
-      <w:hyperlink r:id="rId107">
-        <w:r>
-          <w:rPr>
-            <w:lang w:val="zh_TW" w:bidi="zh_TW"/>
-          </w:rPr>
-          <w:rPr>
-            <w:color w:val="0000EE"/>
-            <w:u w:val="single"/>
-          </w:rPr>
-          <w:t>出4:14</w:t>
-        </w:r>
-      </w:hyperlink>
-      <w:r>
-        <w:rPr>
-          <w:lang w:val="zh_TW" w:bidi="zh_TW"/>
-        </w:rPr>
-        <w:t>，</w:t>
-      </w:r>
-      <w:hyperlink r:id="rId108">
-        <w:r>
-          <w:rPr>
-            <w:lang w:val="zh_TW" w:bidi="zh_TW"/>
-          </w:rPr>
-          <w:rPr>
-            <w:color w:val="0000EE"/>
-            <w:u w:val="single"/>
-          </w:rPr>
-          <w:t>28:41，</w:t>
-        </w:r>
-      </w:hyperlink>
-      <w:hyperlink r:id="rId109">
-        <w:r>
-          <w:rPr>
-            <w:lang w:val="zh_TW" w:bidi="zh_TW"/>
-          </w:rPr>
-          <w:rPr>
-            <w:color w:val="0000EE"/>
-            <w:u w:val="single"/>
-          </w:rPr>
-          <w:t>29:9</w:t>
-        </w:r>
-      </w:hyperlink>
-      <w:r>
-        <w:rPr>
-          <w:lang w:val="zh_TW" w:bidi="zh_TW"/>
-        </w:rPr>
-        <w:t>）。撒母耳也被宣稱擁有這種特殊的角色，但他是來自以法蓮支派，而不是利未支派（</w:t>
-      </w:r>
-      <w:hyperlink r:id="rId110">
-        <w:r>
-          <w:rPr>
-            <w:lang w:val="zh_TW" w:bidi="zh_TW"/>
-          </w:rPr>
-          <w:rPr>
-            <w:color w:val="0000EE"/>
-            <w:u w:val="single"/>
-          </w:rPr>
-          <w:t>代上6:28</w:t>
-        </w:r>
-      </w:hyperlink>
-      <w:r>
-        <w:rPr>
-          <w:lang w:val="zh_TW" w:bidi="zh_TW"/>
-        </w:rPr>
-        <w:t>）。這個觀念在後來的著作中仍然受到推崇，例如大約在公元前180年寫成的便西拉智訓（</w:t>
-      </w:r>
-      <w:hyperlink r:id="rId111">
-        <w:r>
-          <w:rPr>
-            <w:lang w:val="zh_TW" w:bidi="zh_TW"/>
-          </w:rPr>
-          <w:rPr>
-            <w:color w:val="0000EE"/>
-            <w:u w:val="single"/>
-          </w:rPr>
-          <w:t>德訓篇45:6–22</w:t>
-        </w:r>
-      </w:hyperlink>
-      <w:r>
-        <w:rPr>
-          <w:lang w:val="zh_TW" w:bidi="zh_TW"/>
-        </w:rPr>
-        <w:t>）。希伯來書解釋說，沒有人會為自己選擇這種榮譽，如</w:t>
-      </w:r>
-      <w:hyperlink r:id="rId112">
-        <w:r>
-          <w:rPr>
-            <w:lang w:val="zh_TW" w:bidi="zh_TW"/>
-          </w:rPr>
-          <w:rPr>
-            <w:color w:val="0000EE"/>
-            <w:u w:val="single"/>
-          </w:rPr>
-          <w:t>希伯來書五章1節和4節</w:t>
-        </w:r>
-      </w:hyperlink>
-      <w:r>
-        <w:rPr>
-          <w:lang w:val="zh_TW" w:bidi="zh_TW"/>
-        </w:rPr>
-        <w:t>所說，一個人是「蒙神所召，像亞倫一樣」。這意味著他們是出生在一個擁有這種特殊角色的家族中。</w:t>
-      </w:r>
-    </w:p>
-    <w:p>
-      <w:pPr/>
-      <w:r>
-        <w:rPr>
-          <w:lang w:val="zh_TW" w:bidi="zh_TW"/>
-        </w:rPr>
-      </w:r>
-      <w:r>
-        <w:rPr>
-          <w:lang w:val="zh_TW" w:bidi="zh_TW"/>
-        </w:rPr>
-        <w:t>第一批利未人在會幕（用於敬拜的特殊帳幕）中當著眾人的面被獻上，百姓通過按手在他們身上來承認他們是祭司（</w:t>
-      </w:r>
-      <w:hyperlink r:id="rId113">
-        <w:r>
-          <w:rPr>
-            <w:lang w:val="zh_TW" w:bidi="zh_TW"/>
-          </w:rPr>
-          <w:rPr>
-            <w:color w:val="0000EE"/>
-            <w:u w:val="single"/>
-          </w:rPr>
-          <w:t>民8:10、14–18</w:t>
-        </w:r>
-      </w:hyperlink>
-      <w:r>
-        <w:rPr>
-          <w:lang w:val="zh_TW" w:bidi="zh_TW"/>
-        </w:rPr>
-        <w:t>）。同樣，神也指示摩西舉行一個為期一週的儀式，使亞倫和他的兒子們成為祭司。這個儀式涉及許多獻祭、穿著特殊服裝、用油膏抹和其他儀式（</w:t>
-      </w:r>
-      <w:hyperlink r:id="rId114">
-        <w:r>
-          <w:rPr>
-            <w:lang w:val="zh_TW" w:bidi="zh_TW"/>
-          </w:rPr>
-          <w:rPr>
-            <w:color w:val="0000EE"/>
-            <w:u w:val="single"/>
-          </w:rPr>
-          <w:t>出29章</w:t>
-        </w:r>
-      </w:hyperlink>
-      <w:r>
-        <w:rPr>
-          <w:lang w:val="zh_TW" w:bidi="zh_TW"/>
-        </w:rPr>
-        <w:t>；</w:t>
-      </w:r>
-      <w:hyperlink r:id="rId115">
-        <w:r>
-          <w:rPr>
-            <w:lang w:val="zh_TW" w:bidi="zh_TW"/>
-          </w:rPr>
-          <w:rPr>
-            <w:color w:val="0000EE"/>
-            <w:u w:val="single"/>
-          </w:rPr>
-          <w:t>利8章</w:t>
-        </w:r>
-      </w:hyperlink>
-      <w:r>
-        <w:rPr>
-          <w:lang w:val="zh_TW" w:bidi="zh_TW"/>
-        </w:rPr>
-        <w:t>）。聖經仔細記載這些儀式的細節，這表明這些儀式至少以某種形式在此後的許多年裡仍被繼續使用。然而，聖經並未重覆記載後來這些儀式被實行的情況。</w:t>
-      </w:r>
-    </w:p>
-    <w:p>
-      <w:pPr/>
-      <w:r>
-        <w:rPr>
-          <w:lang w:val="zh_TW" w:bidi="zh_TW"/>
-        </w:rPr>
-      </w:r>
-      <w:r>
-        <w:rPr>
-          <w:lang w:val="zh_TW" w:bidi="zh_TW"/>
-        </w:rPr>
-        <w:t>除了祭司，還有一些被認可的先知群體或先知社群。有時這些群體得到王的支持（</w:t>
-      </w:r>
-      <w:hyperlink r:id="rId116">
-        <w:r>
-          <w:rPr>
-            <w:lang w:val="zh_TW" w:bidi="zh_TW"/>
-          </w:rPr>
-          <w:rPr>
-            <w:color w:val="0000EE"/>
-            <w:u w:val="single"/>
-          </w:rPr>
-          <w:t>撒上10:5</w:t>
-        </w:r>
-      </w:hyperlink>
-      <w:r>
-        <w:rPr>
-          <w:lang w:val="zh_TW" w:bidi="zh_TW"/>
-        </w:rPr>
-        <w:t>；</w:t>
-      </w:r>
-      <w:hyperlink r:id="rId117">
-        <w:r>
-          <w:rPr>
-            <w:lang w:val="zh_TW" w:bidi="zh_TW"/>
-          </w:rPr>
-          <w:rPr>
-            <w:color w:val="0000EE"/>
-            <w:u w:val="single"/>
-          </w:rPr>
-          <w:t>王上1:9–10，</w:t>
-        </w:r>
-      </w:hyperlink>
-      <w:hyperlink r:id="rId118">
-        <w:r>
-          <w:rPr>
-            <w:lang w:val="zh_TW" w:bidi="zh_TW"/>
-          </w:rPr>
-          <w:rPr>
-            <w:color w:val="0000EE"/>
-            <w:u w:val="single"/>
-          </w:rPr>
-          <w:t>18:17–19，</w:t>
-        </w:r>
-      </w:hyperlink>
-      <w:hyperlink r:id="rId119">
-        <w:r>
-          <w:rPr>
-            <w:lang w:val="zh_TW" w:bidi="zh_TW"/>
-          </w:rPr>
-          <w:rPr>
-            <w:color w:val="0000EE"/>
-            <w:u w:val="single"/>
-          </w:rPr>
-          <w:t>20:35，</w:t>
-        </w:r>
-      </w:hyperlink>
-      <w:hyperlink r:id="rId120">
-        <w:r>
-          <w:rPr>
-            <w:lang w:val="zh_TW" w:bidi="zh_TW"/>
-          </w:rPr>
-          <w:rPr>
-            <w:color w:val="0000EE"/>
-            <w:u w:val="single"/>
-          </w:rPr>
-          <w:t>22:5–28</w:t>
-        </w:r>
-      </w:hyperlink>
-      <w:r>
-        <w:rPr>
-          <w:lang w:val="zh_TW" w:bidi="zh_TW"/>
-        </w:rPr>
-        <w:t>；</w:t>
-      </w:r>
-      <w:hyperlink r:id="rId121">
-        <w:r>
-          <w:rPr>
-            <w:lang w:val="zh_TW" w:bidi="zh_TW"/>
-          </w:rPr>
-          <w:rPr>
-            <w:color w:val="0000EE"/>
-            <w:u w:val="single"/>
-          </w:rPr>
-          <w:t>王下2:3–7，</w:t>
-        </w:r>
-      </w:hyperlink>
-      <w:hyperlink r:id="rId122">
-        <w:r>
-          <w:rPr>
-            <w:lang w:val="zh_TW" w:bidi="zh_TW"/>
-          </w:rPr>
-          <w:rPr>
-            <w:color w:val="0000EE"/>
-            <w:u w:val="single"/>
-          </w:rPr>
-          <w:t>23:2</w:t>
-        </w:r>
-      </w:hyperlink>
-      <w:r>
-        <w:rPr>
-          <w:lang w:val="zh_TW" w:bidi="zh_TW"/>
-        </w:rPr>
-        <w:t>）。人們追溯預言的歷史可以追溯到很早的時代（見</w:t>
-      </w:r>
-      <w:hyperlink r:id="rId123">
-        <w:r>
-          <w:rPr>
-            <w:lang w:val="zh_TW" w:bidi="zh_TW"/>
-          </w:rPr>
-          <w:rPr>
-            <w:color w:val="0000EE"/>
-            <w:u w:val="single"/>
-          </w:rPr>
-          <w:t>創20:7</w:t>
-        </w:r>
-      </w:hyperlink>
-      <w:r>
-        <w:rPr>
-          <w:lang w:val="zh_TW" w:bidi="zh_TW"/>
-        </w:rPr>
-        <w:t>；</w:t>
-      </w:r>
-      <w:hyperlink r:id="rId124">
-        <w:r>
-          <w:rPr>
-            <w:lang w:val="zh_TW" w:bidi="zh_TW"/>
-          </w:rPr>
-          <w:rPr>
-            <w:color w:val="0000EE"/>
-            <w:u w:val="single"/>
-          </w:rPr>
-          <w:t>申34:10</w:t>
-        </w:r>
-      </w:hyperlink>
-      <w:r>
-        <w:rPr>
-          <w:lang w:val="zh_TW" w:bidi="zh_TW"/>
-        </w:rPr>
-        <w:t>；</w:t>
-      </w:r>
-      <w:hyperlink r:id="rId125">
-        <w:r>
-          <w:rPr>
-            <w:lang w:val="zh_TW" w:bidi="zh_TW"/>
-          </w:rPr>
-          <w:rPr>
-            <w:color w:val="0000EE"/>
-            <w:u w:val="single"/>
-          </w:rPr>
-          <w:t>士4:4</w:t>
-        </w:r>
-      </w:hyperlink>
-      <w:r>
-        <w:rPr>
-          <w:lang w:val="zh_TW" w:bidi="zh_TW"/>
-        </w:rPr>
-        <w:t>；</w:t>
-      </w:r>
-      <w:hyperlink r:id="rId126">
-        <w:r>
-          <w:rPr>
-            <w:lang w:val="zh_TW" w:bidi="zh_TW"/>
-          </w:rPr>
-          <w:rPr>
-            <w:color w:val="0000EE"/>
-            <w:u w:val="single"/>
-          </w:rPr>
-          <w:t>耶7:25</w:t>
-        </w:r>
-      </w:hyperlink>
-      <w:r>
-        <w:rPr>
-          <w:lang w:val="zh_TW" w:bidi="zh_TW"/>
-        </w:rPr>
-        <w:t>）。「先知的子孫」這個詞，以及</w:t>
-      </w:r>
-      <w:hyperlink r:id="rId127">
-        <w:r>
-          <w:rPr>
-            <w:lang w:val="zh_TW" w:bidi="zh_TW"/>
-          </w:rPr>
-          <w:rPr>
-            <w:color w:val="0000EE"/>
-            <w:u w:val="single"/>
-          </w:rPr>
-          <w:t>耶利米書三十五章4節</w:t>
-        </w:r>
-      </w:hyperlink>
-      <w:r>
-        <w:rPr>
-          <w:lang w:val="zh_TW" w:bidi="zh_TW"/>
-        </w:rPr>
-        <w:t>中的暗示，可能表明先知的角色有時像祭司一樣，是從父母傳給子女的。然而，我們並不確切知道先知是如何被揀選或被任命的。</w:t>
-      </w:r>
-    </w:p>
-    <w:p>
-      <w:pPr/>
-      <w:r>
-        <w:rPr>
-          <w:lang w:val="zh_TW" w:bidi="zh_TW"/>
-        </w:rPr>
-      </w:r>
-      <w:r>
-        <w:rPr>
-          <w:lang w:val="zh_TW" w:bidi="zh_TW"/>
-        </w:rPr>
-        <w:t>最重要的先知經常與這些先知群體或「學派」意見不合（</w:t>
-      </w:r>
-      <w:hyperlink r:id="rId128">
-        <w:r>
-          <w:rPr>
-            <w:lang w:val="zh_TW" w:bidi="zh_TW"/>
-          </w:rPr>
-          <w:rPr>
-            <w:color w:val="0000EE"/>
-            <w:u w:val="single"/>
-          </w:rPr>
-          <w:t>王上17章</w:t>
-        </w:r>
-      </w:hyperlink>
-      <w:r>
-        <w:rPr>
-          <w:lang w:val="zh_TW" w:bidi="zh_TW"/>
-        </w:rPr>
-        <w:t>的以利亞；</w:t>
-      </w:r>
-      <w:hyperlink r:id="rId120">
-        <w:r>
-          <w:rPr>
-            <w:lang w:val="zh_TW" w:bidi="zh_TW"/>
-          </w:rPr>
-          <w:rPr>
-            <w:color w:val="0000EE"/>
-            <w:u w:val="single"/>
-          </w:rPr>
-          <w:t>王上22:5–28</w:t>
-        </w:r>
-      </w:hyperlink>
-      <w:r>
-        <w:rPr>
-          <w:lang w:val="zh_TW" w:bidi="zh_TW"/>
-        </w:rPr>
-        <w:t>的米該雅；</w:t>
-      </w:r>
-      <w:hyperlink r:id="rId129">
-        <w:r>
-          <w:rPr>
-            <w:lang w:val="zh_TW" w:bidi="zh_TW"/>
-          </w:rPr>
-          <w:rPr>
-            <w:color w:val="0000EE"/>
-            <w:u w:val="single"/>
-          </w:rPr>
-          <w:t>耶27:14–16</w:t>
-        </w:r>
-      </w:hyperlink>
-      <w:r>
-        <w:rPr>
-          <w:lang w:val="zh_TW" w:bidi="zh_TW"/>
-        </w:rPr>
-        <w:t>，</w:t>
-      </w:r>
-      <w:hyperlink r:id="rId130">
-        <w:r>
-          <w:rPr>
-            <w:lang w:val="zh_TW" w:bidi="zh_TW"/>
-          </w:rPr>
-          <w:rPr>
-            <w:color w:val="0000EE"/>
-            <w:u w:val="single"/>
-          </w:rPr>
-          <w:t>28章</w:t>
-        </w:r>
-      </w:hyperlink>
-      <w:r>
-        <w:rPr>
-          <w:lang w:val="zh_TW" w:bidi="zh_TW"/>
-        </w:rPr>
-        <w:t>的耶利米）。神直接呼召這些主要的先知（</w:t>
-      </w:r>
-      <w:hyperlink r:id="rId131">
-        <w:r>
-          <w:rPr>
-            <w:lang w:val="zh_TW" w:bidi="zh_TW"/>
-          </w:rPr>
-          <w:rPr>
-            <w:color w:val="0000EE"/>
-            <w:u w:val="single"/>
-          </w:rPr>
-          <w:t>王上17:1</w:t>
-        </w:r>
-      </w:hyperlink>
-      <w:r>
-        <w:rPr>
-          <w:lang w:val="zh_TW" w:bidi="zh_TW"/>
-        </w:rPr>
-        <w:t>，</w:t>
-      </w:r>
-      <w:hyperlink r:id="rId132">
-        <w:r>
-          <w:rPr>
-            <w:lang w:val="zh_TW" w:bidi="zh_TW"/>
-          </w:rPr>
-          <w:rPr>
-            <w:color w:val="0000EE"/>
-            <w:u w:val="single"/>
-          </w:rPr>
-          <w:t>21:17</w:t>
-        </w:r>
-      </w:hyperlink>
-      <w:r>
-        <w:rPr>
-          <w:lang w:val="zh_TW" w:bidi="zh_TW"/>
-        </w:rPr>
-        <w:t>；</w:t>
-      </w:r>
-      <w:hyperlink r:id="rId133">
-        <w:r>
-          <w:rPr>
-            <w:lang w:val="zh_TW" w:bidi="zh_TW"/>
-          </w:rPr>
-          <w:rPr>
-            <w:color w:val="0000EE"/>
-            <w:u w:val="single"/>
-          </w:rPr>
-          <w:t>賽6章</w:t>
-        </w:r>
-      </w:hyperlink>
-      <w:r>
-        <w:rPr>
-          <w:lang w:val="zh_TW" w:bidi="zh_TW"/>
-        </w:rPr>
-        <w:t>；</w:t>
-      </w:r>
-      <w:hyperlink r:id="rId134">
-        <w:r>
-          <w:rPr>
-            <w:lang w:val="zh_TW" w:bidi="zh_TW"/>
-          </w:rPr>
-          <w:rPr>
-            <w:color w:val="0000EE"/>
-            <w:u w:val="single"/>
-          </w:rPr>
-          <w:t>耶1章</w:t>
-        </w:r>
-      </w:hyperlink>
-      <w:r>
-        <w:rPr>
-          <w:lang w:val="zh_TW" w:bidi="zh_TW"/>
-        </w:rPr>
-        <w:t>；</w:t>
-      </w:r>
-      <w:hyperlink r:id="rId135">
-        <w:r>
-          <w:rPr>
-            <w:lang w:val="zh_TW" w:bidi="zh_TW"/>
-          </w:rPr>
-          <w:rPr>
-            <w:color w:val="0000EE"/>
-            <w:u w:val="single"/>
-          </w:rPr>
-          <w:t>摩7:15</w:t>
-        </w:r>
-      </w:hyperlink>
-      <w:r>
-        <w:rPr>
-          <w:lang w:val="zh_TW" w:bidi="zh_TW"/>
-        </w:rPr>
-        <w:t>）。唯一的例外是以利沙，神告訴以利亞要呼召並膏立他為先知（</w:t>
-      </w:r>
-      <w:hyperlink r:id="rId136">
-        <w:r>
-          <w:rPr>
-            <w:lang w:val="zh_TW" w:bidi="zh_TW"/>
-          </w:rPr>
-          <w:rPr>
-            <w:color w:val="0000EE"/>
-            <w:u w:val="single"/>
-          </w:rPr>
-          <w:t>王上19:16</w:t>
-        </w:r>
-      </w:hyperlink>
-      <w:r>
-        <w:rPr>
-          <w:lang w:val="zh_TW" w:bidi="zh_TW"/>
-        </w:rPr>
-        <w:t>；參</w:t>
-      </w:r>
-      <w:hyperlink r:id="rId137">
-        <w:r>
-          <w:rPr>
-            <w:lang w:val="zh_TW" w:bidi="zh_TW"/>
-          </w:rPr>
-          <w:rPr>
-            <w:color w:val="0000EE"/>
-            <w:u w:val="single"/>
-          </w:rPr>
-          <w:t>賽61:1</w:t>
-        </w:r>
-      </w:hyperlink>
-      <w:r>
-        <w:rPr>
-          <w:lang w:val="zh_TW" w:bidi="zh_TW"/>
-        </w:rPr>
-        <w:t>）。百姓辨別一位先知是否真正來自神，不在於任何特殊的儀式，而在於他們的信息是否明顯真實。對於預言未來的事情，當預言成真時，百姓就可以知道是否是真的先知（</w:t>
-      </w:r>
-      <w:hyperlink r:id="rId138">
-        <w:r>
-          <w:rPr>
-            <w:lang w:val="zh_TW" w:bidi="zh_TW"/>
-          </w:rPr>
-          <w:rPr>
-            <w:color w:val="0000EE"/>
-            <w:u w:val="single"/>
-          </w:rPr>
-          <w:t>王上22:13–14、26–28</w:t>
-        </w:r>
-      </w:hyperlink>
-      <w:r>
-        <w:rPr>
-          <w:lang w:val="zh_TW" w:bidi="zh_TW"/>
-        </w:rPr>
-        <w:t>；</w:t>
-      </w:r>
-      <w:hyperlink r:id="rId139">
-        <w:r>
-          <w:rPr>
-            <w:lang w:val="zh_TW" w:bidi="zh_TW"/>
-          </w:rPr>
-          <w:rPr>
-            <w:color w:val="0000EE"/>
-            <w:u w:val="single"/>
-          </w:rPr>
-          <w:t>耶28:5–9</w:t>
-        </w:r>
-      </w:hyperlink>
-      <w:r>
-        <w:rPr>
-          <w:lang w:val="zh_TW" w:bidi="zh_TW"/>
-        </w:rPr>
-        <w:t>）。</w:t>
-      </w:r>
-    </w:p>
-    <w:p>
-      <w:pPr>
-        <w:pStyle w:val="Heading3"/>
-      </w:pPr>
-      <w:r>
-        <w:rPr>
-          <w:lang w:val="zh_TW" w:bidi="zh_TW"/>
-        </w:rPr>
-        <w:t>新約中的承接聖職</w:t>
-      </w:r>
-    </w:p>
-    <w:p>
-      <w:pPr/>
-      <w:r>
-        <w:rPr>
-          <w:lang w:val="zh_TW" w:bidi="zh_TW"/>
-        </w:rPr>
-      </w:r>
-      <w:r>
-        <w:rPr>
-          <w:lang w:val="zh_TW" w:bidi="zh_TW"/>
-        </w:rPr>
-        <w:t>基督教的承接聖職（使人成為教會領袖的過程）也是基於神的揀選。耶穌和祂的門徒並不是來自當時的專業宗教團體。當耶穌揀選祂的十二使徒時，耶穌呼召了祂想要的人。耶穌後來告訴他們：「不是你們揀選了我，是我揀選了你們。」（</w:t>
-      </w:r>
-      <w:hyperlink r:id="rId140">
-        <w:r>
-          <w:rPr>
-            <w:lang w:val="zh_TW" w:bidi="zh_TW"/>
-          </w:rPr>
-          <w:rPr>
-            <w:color w:val="0000EE"/>
-            <w:u w:val="single"/>
-          </w:rPr>
-          <w:t>約15:16</w:t>
-        </w:r>
-      </w:hyperlink>
-      <w:r>
-        <w:rPr>
-          <w:lang w:val="zh_TW" w:bidi="zh_TW"/>
-        </w:rPr>
-        <w:t xml:space="preserve">）。 </w:t>
-      </w:r>
-    </w:p>
-    <w:p>
-      <w:pPr/>
-      <w:r>
-        <w:rPr>
-          <w:lang w:val="zh_TW" w:bidi="zh_TW"/>
-        </w:rPr>
-      </w:r>
-      <w:r>
-        <w:rPr>
-          <w:lang w:val="zh_TW" w:bidi="zh_TW"/>
-        </w:rPr>
-        <w:t>在早期基督教會中，領袖的揀選方式各不相同，但始終相信是神在引導這個過程。例如：</w:t>
-      </w:r>
-    </w:p>
-    <w:p>
-      <w:pPr>
-        <w:pStyle w:val="ListBullet"/>
-        <w:spacing w:line="240" w:lineRule="auto"/>
-        <w:ind w:left="720"/>
-      </w:pPr>
-      <w:r>
-        <w:rPr>
-          <w:lang w:val="zh_TW" w:bidi="zh_TW"/>
-        </w:rPr>
-      </w:r>
-      <w:r>
-        <w:rPr>
-          <w:lang w:val="zh_TW" w:bidi="zh_TW"/>
-        </w:rPr>
-        <w:t>當使徒們揀選馬提亞來取代猶大時，他們禱告並使用一種特殊的方法（搖籤）來確定神的旨意（</w:t>
-      </w:r>
-      <w:hyperlink r:id="rId141">
-        <w:r>
-          <w:rPr>
-            <w:lang w:val="zh_TW" w:bidi="zh_TW"/>
-          </w:rPr>
-          <w:rPr>
-            <w:color w:val="0000EE"/>
-            <w:u w:val="single"/>
-          </w:rPr>
-          <w:t>徒1:24–26</w:t>
-        </w:r>
-      </w:hyperlink>
-      <w:r>
-        <w:rPr>
-          <w:lang w:val="zh_TW" w:bidi="zh_TW"/>
-        </w:rPr>
-        <w:t xml:space="preserve">）。 </w:t>
-      </w:r>
-    </w:p>
-    <w:p>
-      <w:pPr>
-        <w:pStyle w:val="ListBullet"/>
-        <w:spacing w:line="240" w:lineRule="auto"/>
-        <w:ind w:left="720"/>
-      </w:pPr>
-      <w:r>
-        <w:rPr>
-          <w:lang w:val="zh_TW" w:bidi="zh_TW"/>
-        </w:rPr>
-      </w:r>
-      <w:r>
-        <w:rPr>
-          <w:lang w:val="zh_TW" w:bidi="zh_TW"/>
-        </w:rPr>
-        <w:t>保羅說在他出生以前神就已經揀選他作使徒。他堅持說，這一職分並不是從任何人那裡領受的（</w:t>
-      </w:r>
-      <w:hyperlink r:id="rId142">
-        <w:r>
-          <w:rPr>
-            <w:lang w:val="zh_TW" w:bidi="zh_TW"/>
-          </w:rPr>
-          <w:rPr>
-            <w:color w:val="0000EE"/>
-            <w:u w:val="single"/>
-          </w:rPr>
-          <w:t>加1:1、15</w:t>
-        </w:r>
-      </w:hyperlink>
-      <w:r>
-        <w:rPr>
-          <w:lang w:val="zh_TW" w:bidi="zh_TW"/>
-        </w:rPr>
-        <w:t xml:space="preserve">）。 </w:t>
-      </w:r>
-    </w:p>
-    <w:p>
-      <w:pPr>
-        <w:pStyle w:val="ListBullet"/>
-        <w:spacing w:line="240" w:lineRule="auto"/>
-        <w:ind w:left="720"/>
-      </w:pPr>
-      <w:r>
-        <w:rPr>
-          <w:lang w:val="zh_TW" w:bidi="zh_TW"/>
-        </w:rPr>
-      </w:r>
-      <w:r>
-        <w:rPr>
-          <w:lang w:val="zh_TW" w:bidi="zh_TW"/>
-        </w:rPr>
-        <w:t>聖靈指示教會差派保羅和巴拿巴作為傳教士，可能是通過某位基督教先知的話語來傳達的。</w:t>
-      </w:r>
-    </w:p>
-    <w:p>
-      <w:pPr>
-        <w:pStyle w:val="ListBullet"/>
-        <w:spacing w:line="240" w:lineRule="auto"/>
-        <w:ind w:left="720"/>
-      </w:pPr>
-      <w:r>
-        <w:rPr>
-          <w:lang w:val="zh_TW" w:bidi="zh_TW"/>
-        </w:rPr>
-      </w:r>
-      <w:r>
-        <w:rPr>
-          <w:lang w:val="zh_TW" w:bidi="zh_TW"/>
-        </w:rPr>
-        <w:t>提摩太最初被選為保羅的助手，是因為有指向他的預言信息（</w:t>
-      </w:r>
-      <w:hyperlink r:id="rId143">
-        <w:r>
-          <w:rPr>
-            <w:lang w:val="zh_TW" w:bidi="zh_TW"/>
-          </w:rPr>
-          <w:rPr>
-            <w:color w:val="0000EE"/>
-            <w:u w:val="single"/>
-          </w:rPr>
-          <w:t>提前1:18</w:t>
-        </w:r>
-      </w:hyperlink>
-      <w:r>
-        <w:rPr>
-          <w:lang w:val="zh_TW" w:bidi="zh_TW"/>
-        </w:rPr>
-        <w:t>，</w:t>
-      </w:r>
-      <w:hyperlink r:id="rId144">
-        <w:r>
-          <w:rPr>
-            <w:lang w:val="zh_TW" w:bidi="zh_TW"/>
-          </w:rPr>
-          <w:rPr>
-            <w:color w:val="0000EE"/>
-            <w:u w:val="single"/>
-          </w:rPr>
-          <w:t>4:14</w:t>
-        </w:r>
-      </w:hyperlink>
-      <w:r>
-        <w:rPr>
-          <w:lang w:val="zh_TW" w:bidi="zh_TW"/>
-        </w:rPr>
-        <w:t>）。</w:t>
-      </w:r>
-    </w:p>
-    <w:p>
-      <w:pPr/>
-      <w:r>
-        <w:rPr>
-          <w:lang w:val="zh_TW" w:bidi="zh_TW"/>
-        </w:rPr>
-      </w:r>
-      <w:r>
-        <w:rPr>
-          <w:lang w:val="zh_TW" w:bidi="zh_TW"/>
-        </w:rPr>
-        <w:t>在哥林多教會，聖靈直接賜予不同的職分，如講道、教導、醫治和治理事的（</w:t>
-      </w:r>
-      <w:hyperlink r:id="rId145">
-        <w:r>
-          <w:rPr>
-            <w:lang w:val="zh_TW" w:bidi="zh_TW"/>
-          </w:rPr>
-          <w:rPr>
-            <w:color w:val="0000EE"/>
-            <w:u w:val="single"/>
-          </w:rPr>
-          <w:t>林前12:8–11、28</w:t>
-        </w:r>
-      </w:hyperlink>
-      <w:r>
-        <w:rPr>
-          <w:lang w:val="zh_TW" w:bidi="zh_TW"/>
-        </w:rPr>
-        <w:t>；參</w:t>
-      </w:r>
-      <w:hyperlink r:id="rId146">
-        <w:r>
-          <w:rPr>
-            <w:lang w:val="zh_TW" w:bidi="zh_TW"/>
-          </w:rPr>
-          <w:rPr>
-            <w:color w:val="0000EE"/>
-            <w:u w:val="single"/>
-          </w:rPr>
-          <w:t>弗4:11</w:t>
-        </w:r>
-      </w:hyperlink>
-      <w:r>
-        <w:rPr>
-          <w:lang w:val="zh_TW" w:bidi="zh_TW"/>
-        </w:rPr>
-        <w:t xml:space="preserve">）。 </w:t>
-      </w:r>
-    </w:p>
-    <w:p>
-      <w:pPr/>
-      <w:r>
-        <w:rPr>
-          <w:lang w:val="zh_TW" w:bidi="zh_TW"/>
-        </w:rPr>
-      </w:r>
-      <w:r>
-        <w:rPr>
-          <w:lang w:val="zh_TW" w:bidi="zh_TW"/>
-        </w:rPr>
-        <w:t>在以弗所，聖靈使教會領袖（「監督」）成為會眾的守護者（</w:t>
-      </w:r>
-      <w:hyperlink r:id="rId147">
-        <w:r>
-          <w:rPr>
-            <w:lang w:val="zh_TW" w:bidi="zh_TW"/>
-          </w:rPr>
-          <w:rPr>
-            <w:color w:val="0000EE"/>
-            <w:u w:val="single"/>
-          </w:rPr>
-          <w:t>徒20:28</w:t>
-        </w:r>
-      </w:hyperlink>
-      <w:r>
-        <w:rPr>
-          <w:lang w:val="zh_TW" w:bidi="zh_TW"/>
-        </w:rPr>
-        <w:t xml:space="preserve">）。 </w:t>
-      </w:r>
-    </w:p>
-    <w:p>
-      <w:pPr/>
-      <w:r>
-        <w:rPr>
-          <w:lang w:val="zh_TW" w:bidi="zh_TW"/>
-        </w:rPr>
-      </w:r>
-      <w:r>
-        <w:rPr>
-          <w:lang w:val="zh_TW" w:bidi="zh_TW"/>
-        </w:rPr>
-        <w:t>通過這些例子可以明顯看出，神揀選誰來擔任這些職分。聖經強烈譴責任何企圖通過個人努力或不正當手段來獲得這些職分的行為（</w:t>
-      </w:r>
-      <w:hyperlink r:id="rId148">
-        <w:r>
-          <w:rPr>
-            <w:lang w:val="zh_TW" w:bidi="zh_TW"/>
-          </w:rPr>
-          <w:rPr>
-            <w:color w:val="0000EE"/>
-            <w:u w:val="single"/>
-          </w:rPr>
-          <w:t>徒8:18–24</w:t>
-        </w:r>
-      </w:hyperlink>
-      <w:r>
-        <w:rPr>
-          <w:lang w:val="zh_TW" w:bidi="zh_TW"/>
-        </w:rPr>
-        <w:t>）。</w:t>
-      </w:r>
-    </w:p>
-    <w:p>
-      <w:pPr/>
-      <w:r>
-        <w:rPr>
-          <w:lang w:val="zh_TW" w:bidi="zh_TW"/>
-        </w:rPr>
-      </w:r>
-      <w:r>
-        <w:rPr>
-          <w:lang w:val="zh_TW" w:bidi="zh_TW"/>
-        </w:rPr>
-        <w:t>另一方面，教會在揀選領袖方面也扮演了一個角色：</w:t>
-      </w:r>
-    </w:p>
-    <w:p>
-      <w:pPr>
-        <w:pStyle w:val="ListBullet"/>
-        <w:spacing w:line="240" w:lineRule="auto"/>
-        <w:ind w:left="720"/>
-      </w:pPr>
-      <w:r>
-        <w:rPr>
-          <w:lang w:val="zh_TW" w:bidi="zh_TW"/>
-        </w:rPr>
-      </w:r>
-      <w:r>
-        <w:rPr>
-          <w:lang w:val="zh_TW" w:bidi="zh_TW"/>
-        </w:rPr>
-        <w:t>聚集在一起的教會「提名」（或建議）巴撒巴和馬提亞作為候選人，然後請求神做出最終選擇（</w:t>
-      </w:r>
-      <w:hyperlink r:id="rId149">
-        <w:r>
-          <w:rPr>
-            <w:lang w:val="zh_TW" w:bidi="zh_TW"/>
-          </w:rPr>
-          <w:rPr>
-            <w:color w:val="0000EE"/>
-            <w:u w:val="single"/>
-          </w:rPr>
-          <w:t>徒1:15、23</w:t>
-        </w:r>
-      </w:hyperlink>
-      <w:r>
-        <w:rPr>
-          <w:lang w:val="zh_TW" w:bidi="zh_TW"/>
-        </w:rPr>
-        <w:t xml:space="preserve">）。 </w:t>
-      </w:r>
-    </w:p>
-    <w:p>
-      <w:pPr>
-        <w:pStyle w:val="ListBullet"/>
-        <w:spacing w:line="240" w:lineRule="auto"/>
-        <w:ind w:left="720"/>
-      </w:pPr>
-      <w:r>
-        <w:rPr>
-          <w:lang w:val="zh_TW" w:bidi="zh_TW"/>
-        </w:rPr>
-      </w:r>
-      <w:r>
-        <w:rPr>
-          <w:lang w:val="zh_TW" w:bidi="zh_TW"/>
-        </w:rPr>
-        <w:t>信徒選出七個人來服事，然後把他們帶到使徒面前（</w:t>
-      </w:r>
-      <w:hyperlink r:id="rId150">
-        <w:r>
-          <w:rPr>
-            <w:lang w:val="zh_TW" w:bidi="zh_TW"/>
-          </w:rPr>
-          <w:rPr>
-            <w:color w:val="0000EE"/>
-            <w:u w:val="single"/>
-          </w:rPr>
-          <w:t>徒6:2–6</w:t>
-        </w:r>
-      </w:hyperlink>
-      <w:r>
-        <w:rPr>
-          <w:lang w:val="zh_TW" w:bidi="zh_TW"/>
-        </w:rPr>
-        <w:t xml:space="preserve">）。 </w:t>
-      </w:r>
-    </w:p>
-    <w:p>
-      <w:pPr>
-        <w:pStyle w:val="ListBullet"/>
-        <w:spacing w:line="240" w:lineRule="auto"/>
-        <w:ind w:left="720"/>
-      </w:pPr>
-      <w:r>
-        <w:rPr>
-          <w:lang w:val="zh_TW" w:bidi="zh_TW"/>
-        </w:rPr>
-      </w:r>
-      <w:r>
-        <w:rPr>
-          <w:lang w:val="zh_TW" w:bidi="zh_TW"/>
-        </w:rPr>
-        <w:t>聚集的教會遵循聖靈的指示，差派保羅和巴拿巴作為傳教士（</w:t>
-      </w:r>
-      <w:hyperlink r:id="rId151">
-        <w:r>
-          <w:rPr>
-            <w:lang w:val="zh_TW" w:bidi="zh_TW"/>
-          </w:rPr>
-          <w:rPr>
-            <w:color w:val="0000EE"/>
-            <w:u w:val="single"/>
-          </w:rPr>
-          <w:t>徒13:3</w:t>
-        </w:r>
-      </w:hyperlink>
-      <w:r>
-        <w:rPr>
-          <w:lang w:val="zh_TW" w:bidi="zh_TW"/>
-        </w:rPr>
-        <w:t xml:space="preserve">）。 </w:t>
-      </w:r>
-    </w:p>
-    <w:p>
-      <w:pPr>
-        <w:pStyle w:val="ListBullet"/>
-        <w:spacing w:line="240" w:lineRule="auto"/>
-        <w:ind w:left="720"/>
-      </w:pPr>
-      <w:r>
-        <w:rPr>
-          <w:lang w:val="zh_TW" w:bidi="zh_TW"/>
-        </w:rPr>
-      </w:r>
-      <w:r>
-        <w:rPr>
-          <w:lang w:val="zh_TW" w:bidi="zh_TW"/>
-        </w:rPr>
-        <w:t>保羅和巴拿巴在各地選立長老（</w:t>
-      </w:r>
-      <w:hyperlink r:id="rId152">
-        <w:r>
-          <w:rPr>
-            <w:lang w:val="zh_TW" w:bidi="zh_TW"/>
-          </w:rPr>
-          <w:rPr>
-            <w:color w:val="0000EE"/>
-            <w:u w:val="single"/>
-          </w:rPr>
-          <w:t>徒14:23</w:t>
-        </w:r>
-      </w:hyperlink>
-      <w:r>
-        <w:rPr>
-          <w:lang w:val="zh_TW" w:bidi="zh_TW"/>
-        </w:rPr>
-        <w:t>）。保羅也指示提多去做同樣的事情（</w:t>
-      </w:r>
-      <w:hyperlink r:id="rId153">
-        <w:r>
-          <w:rPr>
-            <w:lang w:val="zh_TW" w:bidi="zh_TW"/>
-          </w:rPr>
-          <w:rPr>
-            <w:color w:val="0000EE"/>
-            <w:u w:val="single"/>
-          </w:rPr>
-          <w:t>多1:5</w:t>
-        </w:r>
-      </w:hyperlink>
-      <w:r>
-        <w:rPr>
-          <w:lang w:val="zh_TW" w:bidi="zh_TW"/>
-        </w:rPr>
-        <w:t>），提摩太可能也曾這樣做（</w:t>
-      </w:r>
-      <w:hyperlink r:id="rId154">
-        <w:r>
-          <w:rPr>
-            <w:lang w:val="zh_TW" w:bidi="zh_TW"/>
-          </w:rPr>
-          <w:rPr>
-            <w:color w:val="0000EE"/>
-            <w:u w:val="single"/>
-          </w:rPr>
-          <w:t>提前5:22</w:t>
-        </w:r>
-      </w:hyperlink>
-      <w:r>
-        <w:rPr>
-          <w:lang w:val="zh_TW" w:bidi="zh_TW"/>
-        </w:rPr>
-        <w:t xml:space="preserve">）。 </w:t>
-      </w:r>
-    </w:p>
-    <w:p>
-      <w:pPr>
-        <w:pStyle w:val="ListBullet"/>
-        <w:spacing w:line="240" w:lineRule="auto"/>
-        <w:ind w:left="720"/>
-      </w:pPr>
-      <w:r>
-        <w:rPr>
-          <w:lang w:val="zh_TW" w:bidi="zh_TW"/>
-        </w:rPr>
-      </w:r>
-      <w:r>
-        <w:rPr>
-          <w:lang w:val="zh_TW" w:bidi="zh_TW"/>
-        </w:rPr>
-        <w:t>路司得和以哥念的長老與保羅一起任命提摩太為領袖，這是回應一位基督教先知的信息（</w:t>
-      </w:r>
-      <w:hyperlink r:id="rId144">
-        <w:r>
-          <w:rPr>
-            <w:lang w:val="zh_TW" w:bidi="zh_TW"/>
-          </w:rPr>
-          <w:rPr>
-            <w:color w:val="0000EE"/>
-            <w:u w:val="single"/>
-          </w:rPr>
-          <w:t>提前4:14</w:t>
-        </w:r>
-      </w:hyperlink>
-      <w:r>
-        <w:rPr>
-          <w:lang w:val="zh_TW" w:bidi="zh_TW"/>
-        </w:rPr>
-        <w:t>；</w:t>
-      </w:r>
-      <w:hyperlink r:id="rId155">
-        <w:r>
-          <w:rPr>
-            <w:lang w:val="zh_TW" w:bidi="zh_TW"/>
-          </w:rPr>
-          <w:rPr>
-            <w:color w:val="0000EE"/>
-            <w:u w:val="single"/>
-          </w:rPr>
-          <w:t>提後1:6</w:t>
-        </w:r>
-      </w:hyperlink>
-      <w:r>
-        <w:rPr>
-          <w:lang w:val="zh_TW" w:bidi="zh_TW"/>
-        </w:rPr>
-        <w:t xml:space="preserve">）。 </w:t>
-      </w:r>
-    </w:p>
-    <w:p>
-      <w:pPr/>
-      <w:r>
-        <w:rPr>
-          <w:lang w:val="zh_TW" w:bidi="zh_TW"/>
-        </w:rPr>
-      </w:r>
-      <w:r>
-        <w:rPr>
-          <w:lang w:val="zh_TW" w:bidi="zh_TW"/>
-        </w:rPr>
-        <w:t>當保羅寫信給提摩太和提多時，已經有教會領袖所需的品質的詳細清單（</w:t>
-      </w:r>
-      <w:hyperlink r:id="rId156">
-        <w:r>
-          <w:rPr>
-            <w:lang w:val="zh_TW" w:bidi="zh_TW"/>
-          </w:rPr>
-          <w:rPr>
-            <w:color w:val="0000EE"/>
-            <w:u w:val="single"/>
-          </w:rPr>
-          <w:t>提前3:1–13</w:t>
-        </w:r>
-      </w:hyperlink>
-      <w:r>
-        <w:rPr>
-          <w:lang w:val="zh_TW" w:bidi="zh_TW"/>
-        </w:rPr>
-        <w:t>；</w:t>
-      </w:r>
-      <w:hyperlink r:id="rId157">
-        <w:r>
-          <w:rPr>
-            <w:lang w:val="zh_TW" w:bidi="zh_TW"/>
-          </w:rPr>
-          <w:rPr>
-            <w:color w:val="0000EE"/>
-            <w:u w:val="single"/>
-          </w:rPr>
-          <w:t>提後2:2</w:t>
-        </w:r>
-      </w:hyperlink>
-      <w:r>
-        <w:rPr>
-          <w:lang w:val="zh_TW" w:bidi="zh_TW"/>
-        </w:rPr>
-        <w:t>）。</w:t>
-      </w:r>
-    </w:p>
-    <w:p>
-      <w:pPr/>
-      <w:r>
-        <w:rPr>
-          <w:lang w:val="zh_TW" w:bidi="zh_TW"/>
-        </w:rPr>
-      </w:r>
-      <w:r>
-        <w:rPr>
-          <w:lang w:val="zh_TW" w:bidi="zh_TW"/>
-        </w:rPr>
-        <w:t>信徒的聚會也參與了揀選領袖。他們以多種方式進行：</w:t>
-      </w:r>
-    </w:p>
-    <w:p>
-      <w:pPr>
-        <w:pStyle w:val="ListBullet"/>
-        <w:spacing w:line="240" w:lineRule="auto"/>
-        <w:ind w:left="720"/>
-      </w:pPr>
-      <w:r>
-        <w:rPr>
-          <w:lang w:val="zh_TW" w:bidi="zh_TW"/>
-        </w:rPr>
-      </w:r>
-      <w:r>
-        <w:rPr>
-          <w:lang w:val="zh_TW" w:bidi="zh_TW"/>
-        </w:rPr>
-        <w:t>可以通過禱告、禁食（為了屬靈目的而不進食）和抽籤（被認為是揭示神旨意的一種隨機選擇方法；</w:t>
-      </w:r>
-      <w:hyperlink r:id="rId158">
-        <w:r>
-          <w:rPr>
-            <w:lang w:val="zh_TW" w:bidi="zh_TW"/>
-          </w:rPr>
-          <w:rPr>
-            <w:color w:val="0000EE"/>
-            <w:u w:val="single"/>
-          </w:rPr>
-          <w:t>徒1:26</w:t>
-        </w:r>
-      </w:hyperlink>
-      <w:r>
-        <w:rPr>
-          <w:lang w:val="zh_TW" w:bidi="zh_TW"/>
-        </w:rPr>
-        <w:t>，</w:t>
-      </w:r>
-      <w:hyperlink r:id="rId159">
-        <w:r>
-          <w:rPr>
-            <w:lang w:val="zh_TW" w:bidi="zh_TW"/>
-          </w:rPr>
-          <w:rPr>
-            <w:color w:val="0000EE"/>
-            <w:u w:val="single"/>
-          </w:rPr>
-          <w:t>6:6</w:t>
-        </w:r>
-      </w:hyperlink>
-      <w:r>
-        <w:rPr>
-          <w:lang w:val="zh_TW" w:bidi="zh_TW"/>
-        </w:rPr>
-        <w:t>，</w:t>
-      </w:r>
-      <w:hyperlink r:id="rId160">
-        <w:r>
-          <w:rPr>
-            <w:lang w:val="zh_TW" w:bidi="zh_TW"/>
-          </w:rPr>
-          <w:rPr>
-            <w:color w:val="0000EE"/>
-            <w:u w:val="single"/>
-          </w:rPr>
-          <w:t>13:2–3</w:t>
-        </w:r>
-      </w:hyperlink>
-      <w:r>
-        <w:rPr>
-          <w:lang w:val="zh_TW" w:bidi="zh_TW"/>
-        </w:rPr>
-        <w:t>，</w:t>
-      </w:r>
-      <w:hyperlink r:id="rId152">
-        <w:r>
-          <w:rPr>
-            <w:lang w:val="zh_TW" w:bidi="zh_TW"/>
-          </w:rPr>
-          <w:rPr>
-            <w:color w:val="0000EE"/>
-            <w:u w:val="single"/>
-          </w:rPr>
-          <w:t>14:23</w:t>
-        </w:r>
-      </w:hyperlink>
-      <w:r>
-        <w:rPr>
-          <w:lang w:val="zh_TW" w:bidi="zh_TW"/>
-        </w:rPr>
-        <w:t>）來揀選領袖。</w:t>
-      </w:r>
-    </w:p>
-    <w:p>
-      <w:pPr>
-        <w:pStyle w:val="ListBullet"/>
-        <w:spacing w:line="240" w:lineRule="auto"/>
-        <w:ind w:left="720"/>
-      </w:pPr>
-      <w:r>
-        <w:rPr>
-          <w:lang w:val="zh_TW" w:bidi="zh_TW"/>
-        </w:rPr>
-      </w:r>
-      <w:r>
-        <w:rPr>
-          <w:lang w:val="zh_TW" w:bidi="zh_TW"/>
-        </w:rPr>
-        <w:t>有時領袖是通過「舉手選舉」（希臘文為</w:t>
-      </w:r>
-      <w:r>
-        <w:rPr>
-          <w:i/>
-          <w:lang w:val="zh_TW" w:bidi="zh_TW"/>
-        </w:rPr>
-        <w:t>cheirotonein</w:t>
-      </w:r>
-      <w:r>
-        <w:rPr>
-          <w:lang w:val="zh_TW" w:bidi="zh_TW"/>
-        </w:rPr>
-        <w:t>）來揀選的。這個詞原本的意思是「舉手選舉」，但後來用來表示「通過指認選擇」（參</w:t>
-      </w:r>
-      <w:hyperlink r:id="rId152">
-        <w:r>
-          <w:rPr>
-            <w:lang w:val="zh_TW" w:bidi="zh_TW"/>
-          </w:rPr>
-          <w:rPr>
-            <w:color w:val="0000EE"/>
-            <w:u w:val="single"/>
-          </w:rPr>
-          <w:t>徒14:23</w:t>
-        </w:r>
-      </w:hyperlink>
-      <w:r>
-        <w:rPr>
-          <w:lang w:val="zh_TW" w:bidi="zh_TW"/>
-        </w:rPr>
-        <w:t>；</w:t>
-      </w:r>
-      <w:hyperlink r:id="rId161">
-        <w:r>
-          <w:rPr>
-            <w:lang w:val="zh_TW" w:bidi="zh_TW"/>
-          </w:rPr>
-          <w:rPr>
-            <w:color w:val="0000EE"/>
-            <w:u w:val="single"/>
-          </w:rPr>
-          <w:t>林後8:19</w:t>
-        </w:r>
-      </w:hyperlink>
-      <w:r>
-        <w:rPr>
-          <w:lang w:val="zh_TW" w:bidi="zh_TW"/>
-        </w:rPr>
-        <w:t>）。</w:t>
-      </w:r>
-    </w:p>
-    <w:p>
-      <w:pPr>
-        <w:pStyle w:val="ListBullet"/>
-        <w:spacing w:line="240" w:lineRule="auto"/>
-        <w:ind w:left="720"/>
-      </w:pPr>
-      <w:r>
-        <w:rPr>
-          <w:lang w:val="zh_TW" w:bidi="zh_TW"/>
-        </w:rPr>
-      </w:r>
-      <w:r>
-        <w:rPr>
-          <w:lang w:val="zh_TW" w:bidi="zh_TW"/>
-        </w:rPr>
-        <w:t>有時領袖是由團體選出的（</w:t>
-      </w:r>
-      <w:hyperlink r:id="rId149">
-        <w:r>
-          <w:rPr>
-            <w:lang w:val="zh_TW" w:bidi="zh_TW"/>
-          </w:rPr>
-          <w:rPr>
-            <w:color w:val="0000EE"/>
-            <w:u w:val="single"/>
-          </w:rPr>
-          <w:t>徒1:15、23</w:t>
-        </w:r>
-      </w:hyperlink>
-      <w:r>
-        <w:rPr>
-          <w:lang w:val="zh_TW" w:bidi="zh_TW"/>
-        </w:rPr>
-        <w:t>，</w:t>
-      </w:r>
-      <w:hyperlink r:id="rId162">
-        <w:r>
-          <w:rPr>
-            <w:lang w:val="zh_TW" w:bidi="zh_TW"/>
-          </w:rPr>
-          <w:rPr>
-            <w:color w:val="0000EE"/>
-            <w:u w:val="single"/>
-          </w:rPr>
-          <w:t>6:2–5</w:t>
-        </w:r>
-      </w:hyperlink>
-      <w:r>
-        <w:rPr>
-          <w:lang w:val="zh_TW" w:bidi="zh_TW"/>
-        </w:rPr>
-        <w:t>，</w:t>
-      </w:r>
-      <w:hyperlink r:id="rId151">
-        <w:r>
-          <w:rPr>
-            <w:lang w:val="zh_TW" w:bidi="zh_TW"/>
-          </w:rPr>
-          <w:rPr>
-            <w:color w:val="0000EE"/>
-            <w:u w:val="single"/>
-          </w:rPr>
-          <w:t>13:3</w:t>
-        </w:r>
-      </w:hyperlink>
-      <w:r>
-        <w:rPr>
-          <w:lang w:val="zh_TW" w:bidi="zh_TW"/>
-        </w:rPr>
-        <w:t>，</w:t>
-      </w:r>
-      <w:hyperlink r:id="rId163">
-        <w:r>
-          <w:rPr>
-            <w:lang w:val="zh_TW" w:bidi="zh_TW"/>
-          </w:rPr>
-          <w:rPr>
-            <w:color w:val="0000EE"/>
-            <w:u w:val="single"/>
-          </w:rPr>
-          <w:t>16:2</w:t>
-        </w:r>
-      </w:hyperlink>
-      <w:r>
-        <w:rPr>
-          <w:lang w:val="zh_TW" w:bidi="zh_TW"/>
-        </w:rPr>
-        <w:t>；</w:t>
-      </w:r>
-      <w:hyperlink r:id="rId144">
-        <w:r>
-          <w:rPr>
-            <w:lang w:val="zh_TW" w:bidi="zh_TW"/>
-          </w:rPr>
-          <w:rPr>
-            <w:color w:val="0000EE"/>
-            <w:u w:val="single"/>
-          </w:rPr>
-          <w:t>提前4:14</w:t>
-        </w:r>
-      </w:hyperlink>
-      <w:r>
-        <w:rPr>
-          <w:lang w:val="zh_TW" w:bidi="zh_TW"/>
-        </w:rPr>
-        <w:t>）。</w:t>
-      </w:r>
-    </w:p>
-    <w:p>
-      <w:pPr/>
-      <w:r>
-        <w:rPr>
-          <w:lang w:val="zh_TW" w:bidi="zh_TW"/>
-        </w:rPr>
-      </w:r>
-      <w:r>
-        <w:rPr>
-          <w:i/>
-          <w:lang w:val="zh_TW" w:bidi="zh_TW"/>
-        </w:rPr>
-        <w:t>另見</w:t>
-      </w:r>
-      <w:r>
-        <w:rPr>
-          <w:lang w:val="zh_TW" w:bidi="zh_TW"/>
-        </w:rPr>
-        <w:t>預定</w:t>
-      </w:r>
-      <w:r>
-        <w:rPr>
-          <w:lang w:val="zh_TW" w:bidi="zh_TW"/>
-        </w:rPr>
-        <w:t>。</w:t>
       </w:r>
       <w:r>
         <w:rPr>

--- a/zht/docx/109.content.docx
+++ b/zht/docx/109.content.docx
@@ -149,7 +149,7 @@
         <w:rPr>
           <w:lang w:val="zh_TW" w:bidi="zh_TW"/>
         </w:rPr>
-        <w:t>qu</w:t>
+        <w:t>qi</w:t>
       </w:r>
       <w:r>
         <w:rPr>
@@ -212,7 +212,7 @@
         <w:rPr>
           <w:lang w:val="zh_TW" w:bidi="zh_TW"/>
         </w:rPr>
-        <w:t>屈膝</w:t>
+        <w:t>乞丐</w:t>
       </w:r>
       <w:r>
         <w:rPr>
@@ -231,7 +231,49 @@
         <w:rPr>
           <w:lang w:val="zh_TW" w:bidi="zh_TW"/>
         </w:rPr>
-        <w:t>通常表示崇拜、尊敬或順服的姿勢。強壯的膝象徵著一個人有堅定的信心和目標，因此屈膝表示對上級的順服。人在君王、統治者、長官或神面前屈膝。</w:t>
+        <w:t>一個尋求幫助的人，通常是金錢或食物，且通常依靠他人的施捨為生。</w:t>
+      </w:r>
+    </w:p>
+    <w:p>
+      <w:pPr/>
+      <w:r>
+        <w:rPr>
+          <w:lang w:val="zh_TW" w:bidi="zh_TW"/>
+        </w:rPr>
+      </w:r>
+      <w:r>
+        <w:rPr>
+          <w:lang w:val="zh_TW" w:bidi="zh_TW"/>
+        </w:rPr>
+        <w:t>聖經中很少使用「乞丐」這個詞。在舊約聖經中，希伯來文用「尋求」或「乞求」的詞語，或指「貧窮和需要幫助的人」。在新約聖經中，希臘文的詞語則描述那些「貧窮」或「悲慘」的人，以及那些「乞求更多」的人。</w:t>
+      </w:r>
+    </w:p>
+    <w:p>
+      <w:pPr/>
+      <w:r>
+        <w:rPr>
+          <w:lang w:val="zh_TW" w:bidi="zh_TW"/>
+        </w:rPr>
+      </w:r>
+      <w:r>
+        <w:rPr>
+          <w:lang w:val="zh_TW" w:bidi="zh_TW"/>
+        </w:rPr>
+        <w:t>在摩西時代，沒有人以乞討為生，這是因為律法確保窮人得到照顧。</w:t>
+      </w:r>
+    </w:p>
+    <w:p>
+      <w:pPr/>
+      <w:r>
+        <w:rPr>
+          <w:lang w:val="zh_TW" w:bidi="zh_TW"/>
+        </w:rPr>
+      </w:r>
+      <w:r>
+        <w:rPr>
+          <w:lang w:val="zh_TW" w:bidi="zh_TW"/>
+        </w:rPr>
+        <w:t>最早的律法要求要照顧窮人（</w:t>
       </w:r>
       <w:hyperlink r:id="rId13">
         <w:r>
@@ -242,14 +284,32 @@
             <w:color w:val="0000EE"/>
             <w:u w:val="single"/>
           </w:rPr>
-          <w:t>創41:43</w:t>
-        </w:r>
-      </w:hyperlink>
-      <w:r>
-        <w:rPr>
-          <w:lang w:val="zh_TW" w:bidi="zh_TW"/>
-        </w:rPr>
-        <w:t>描述在法老和約瑟面前跪下的人。人在主面前敬畏地跪下是很常見的（</w:t>
+          <w:t>申15:11</w:t>
+        </w:r>
+      </w:hyperlink>
+      <w:r>
+        <w:rPr>
+          <w:lang w:val="zh_TW" w:bidi="zh_TW"/>
+        </w:rPr>
+        <w:t>）：</w:t>
+      </w:r>
+    </w:p>
+    <w:p>
+      <w:pPr>
+        <w:pStyle w:val="ListBullet"/>
+        <w:spacing w:line="240" w:lineRule="auto"/>
+        <w:ind w:left="720"/>
+      </w:pPr>
+      <w:r>
+        <w:rPr>
+          <w:lang w:val="zh_TW" w:bidi="zh_TW"/>
+        </w:rPr>
+      </w:r>
+      <w:r>
+        <w:rPr>
+          <w:lang w:val="zh_TW" w:bidi="zh_TW"/>
+        </w:rPr>
+        <w:t>在安息年（每七年），田地的出產要留給窮人，所有的債務被取消（</w:t>
       </w:r>
       <w:hyperlink r:id="rId14">
         <w:r>
@@ -260,7 +320,227 @@
             <w:color w:val="0000EE"/>
             <w:u w:val="single"/>
           </w:rPr>
-          <w:t>賽45:23</w:t>
+          <w:t>利25章；</w:t>
+        </w:r>
+      </w:hyperlink>
+      <w:hyperlink r:id="rId15">
+        <w:r>
+          <w:rPr>
+            <w:lang w:val="zh_TW" w:bidi="zh_TW"/>
+          </w:rPr>
+          <w:rPr>
+            <w:color w:val="0000EE"/>
+            <w:u w:val="single"/>
+          </w:rPr>
+          <w:t>出23:11；</w:t>
+        </w:r>
+      </w:hyperlink>
+      <w:hyperlink r:id="rId16">
+        <w:r>
+          <w:rPr>
+            <w:lang w:val="zh_TW" w:bidi="zh_TW"/>
+          </w:rPr>
+          <w:rPr>
+            <w:color w:val="0000EE"/>
+            <w:u w:val="single"/>
+          </w:rPr>
+          <w:t>申15:1</w:t>
+        </w:r>
+      </w:hyperlink>
+      <w:r>
+        <w:rPr>
+          <w:lang w:val="zh_TW" w:bidi="zh_TW"/>
+        </w:rPr>
+        <w:t>）。</w:t>
+      </w:r>
+    </w:p>
+    <w:p>
+      <w:pPr>
+        <w:pStyle w:val="ListBullet"/>
+        <w:spacing w:line="240" w:lineRule="auto"/>
+        <w:ind w:left="720"/>
+      </w:pPr>
+      <w:r>
+        <w:rPr>
+          <w:lang w:val="zh_TW" w:bidi="zh_TW"/>
+        </w:rPr>
+      </w:r>
+      <w:r>
+        <w:rPr>
+          <w:lang w:val="zh_TW" w:bidi="zh_TW"/>
+        </w:rPr>
+        <w:t>鼓勵慷慨借貸給窮人（</w:t>
+      </w:r>
+      <w:hyperlink r:id="rId17">
+        <w:r>
+          <w:rPr>
+            <w:lang w:val="zh_TW" w:bidi="zh_TW"/>
+          </w:rPr>
+          <w:rPr>
+            <w:color w:val="0000EE"/>
+            <w:u w:val="single"/>
+          </w:rPr>
+          <w:t>申15:7</w:t>
+        </w:r>
+      </w:hyperlink>
+      <w:r>
+        <w:rPr>
+          <w:lang w:val="zh_TW" w:bidi="zh_TW"/>
+        </w:rPr>
+        <w:t>–</w:t>
+      </w:r>
+      <w:hyperlink r:id="rId17">
+        <w:r>
+          <w:rPr>
+            <w:lang w:val="zh_TW" w:bidi="zh_TW"/>
+          </w:rPr>
+          <w:rPr>
+            <w:color w:val="0000EE"/>
+            <w:u w:val="single"/>
+          </w:rPr>
+          <w:t>11</w:t>
+        </w:r>
+      </w:hyperlink>
+      <w:r>
+        <w:rPr>
+          <w:lang w:val="zh_TW" w:bidi="zh_TW"/>
+        </w:rPr>
+        <w:t>）。</w:t>
+      </w:r>
+    </w:p>
+    <w:p>
+      <w:pPr>
+        <w:pStyle w:val="ListBullet"/>
+        <w:spacing w:line="240" w:lineRule="auto"/>
+        <w:ind w:left="720"/>
+      </w:pPr>
+      <w:r>
+        <w:rPr>
+          <w:lang w:val="zh_TW" w:bidi="zh_TW"/>
+        </w:rPr>
+      </w:r>
+      <w:r>
+        <w:rPr>
+          <w:lang w:val="zh_TW" w:bidi="zh_TW"/>
+        </w:rPr>
+        <w:t>雇工應受保護（</w:t>
+      </w:r>
+      <w:hyperlink r:id="rId18">
+        <w:r>
+          <w:rPr>
+            <w:lang w:val="zh_TW" w:bidi="zh_TW"/>
+          </w:rPr>
+          <w:rPr>
+            <w:color w:val="0000EE"/>
+            <w:u w:val="single"/>
+          </w:rPr>
+          <w:t>申24:14</w:t>
+        </w:r>
+      </w:hyperlink>
+      <w:r>
+        <w:rPr>
+          <w:lang w:val="zh_TW" w:bidi="zh_TW"/>
+        </w:rPr>
+        <w:t>–</w:t>
+      </w:r>
+      <w:hyperlink r:id="rId18">
+        <w:r>
+          <w:rPr>
+            <w:lang w:val="zh_TW" w:bidi="zh_TW"/>
+          </w:rPr>
+          <w:rPr>
+            <w:color w:val="0000EE"/>
+            <w:u w:val="single"/>
+          </w:rPr>
+          <w:t>15</w:t>
+        </w:r>
+      </w:hyperlink>
+      <w:r>
+        <w:rPr>
+          <w:lang w:val="zh_TW" w:bidi="zh_TW"/>
+        </w:rPr>
+        <w:t>）。</w:t>
+      </w:r>
+    </w:p>
+    <w:p>
+      <w:pPr/>
+      <w:r>
+        <w:rPr>
+          <w:lang w:val="zh_TW" w:bidi="zh_TW"/>
+        </w:rPr>
+      </w:r>
+      <w:r>
+        <w:rPr>
+          <w:lang w:val="zh_TW" w:bidi="zh_TW"/>
+        </w:rPr>
+        <w:t>目標是「在你們中間沒有窮人」（</w:t>
+      </w:r>
+      <w:hyperlink r:id="rId19">
+        <w:r>
+          <w:rPr>
+            <w:lang w:val="zh_TW" w:bidi="zh_TW"/>
+          </w:rPr>
+          <w:rPr>
+            <w:color w:val="0000EE"/>
+            <w:u w:val="single"/>
+          </w:rPr>
+          <w:t>申15:4</w:t>
+        </w:r>
+      </w:hyperlink>
+      <w:r>
+        <w:rPr>
+          <w:lang w:val="zh_TW" w:bidi="zh_TW"/>
+        </w:rPr>
+        <w:t>）。當以色列人初次定居在他們的土地上時，每個人擁有的財富大致相同。</w:t>
+      </w:r>
+    </w:p>
+    <w:p>
+      <w:pPr/>
+      <w:r>
+        <w:rPr>
+          <w:lang w:val="zh_TW" w:bidi="zh_TW"/>
+        </w:rPr>
+      </w:r>
+      <w:r>
+        <w:rPr>
+          <w:lang w:val="zh_TW" w:bidi="zh_TW"/>
+        </w:rPr>
+        <w:t>在靠近</w:t>
+      </w:r>
+      <w:r>
+        <w:rPr>
+          <w:lang w:val="zh_TW" w:bidi="zh_TW"/>
+        </w:rPr>
+        <w:t>納布盧斯（</w:t>
+      </w:r>
+      <w:r>
+        <w:rPr>
+          <w:lang w:val="zh_TW" w:bidi="zh_TW"/>
+        </w:rPr>
+        <w:t>Nablus</w:t>
+      </w:r>
+      <w:r>
+        <w:rPr>
+          <w:lang w:val="zh_TW" w:bidi="zh_TW"/>
+        </w:rPr>
+        <w:t>）</w:t>
+      </w:r>
+      <w:r>
+        <w:rPr>
+          <w:lang w:val="zh_TW" w:bidi="zh_TW"/>
+        </w:rPr>
+        <w:t>的提爾撒（Tirsah）的考古發現，公元前十世紀的房屋大小基本相同。然而，到公元前八世紀，出現了明顯的差距，房屋分為富人區和窮人區。這種社會變化始於以色列王國建立之後，一些官員利用職位牟利。先知們強烈譴責這種不公的財富分配（例如，</w:t>
+      </w:r>
+      <w:hyperlink r:id="rId20">
+        <w:r>
+          <w:rPr>
+            <w:lang w:val="zh_TW" w:bidi="zh_TW"/>
+          </w:rPr>
+          <w:rPr>
+            <w:color w:val="0000EE"/>
+            <w:u w:val="single"/>
+          </w:rPr>
+          <w:t>賽5:8</w:t>
         </w:r>
       </w:hyperlink>
       <w:r>
@@ -269,16 +549,16 @@
         </w:rPr>
         <w:t>；</w:t>
       </w:r>
-      <w:hyperlink r:id="rId15">
-        <w:r>
-          <w:rPr>
-            <w:lang w:val="zh_TW" w:bidi="zh_TW"/>
-          </w:rPr>
-          <w:rPr>
-            <w:color w:val="0000EE"/>
-            <w:u w:val="single"/>
-          </w:rPr>
-          <w:t>羅14:11</w:t>
+      <w:hyperlink r:id="rId21">
+        <w:r>
+          <w:rPr>
+            <w:lang w:val="zh_TW" w:bidi="zh_TW"/>
+          </w:rPr>
+          <w:rPr>
+            <w:color w:val="0000EE"/>
+            <w:u w:val="single"/>
+          </w:rPr>
+          <w:t>何12:8</w:t>
         </w:r>
       </w:hyperlink>
       <w:r>
@@ -287,52 +567,276 @@
         </w:rPr>
         <w:t>；</w:t>
       </w:r>
-      <w:hyperlink r:id="rId16">
-        <w:r>
-          <w:rPr>
-            <w:lang w:val="zh_TW" w:bidi="zh_TW"/>
-          </w:rPr>
-          <w:rPr>
-            <w:color w:val="0000EE"/>
-            <w:u w:val="single"/>
-          </w:rPr>
-          <w:t>腓2:10</w:t>
-        </w:r>
-      </w:hyperlink>
-      <w:r>
-        <w:rPr>
-          <w:lang w:val="zh_TW" w:bidi="zh_TW"/>
-        </w:rPr>
-        <w:t>）。發生饑荒時，以色列人偏離了主，那些保持忠心的人被描述為「未曾向巴力屈膝的」（</w:t>
-      </w:r>
-      <w:hyperlink r:id="rId17">
-        <w:r>
-          <w:rPr>
-            <w:lang w:val="zh_TW" w:bidi="zh_TW"/>
-          </w:rPr>
-          <w:rPr>
-            <w:color w:val="0000EE"/>
-            <w:u w:val="single"/>
-          </w:rPr>
-          <w:t>王上19:18</w:t>
-        </w:r>
-      </w:hyperlink>
-      <w:r>
-        <w:rPr>
-          <w:lang w:val="zh_TW" w:bidi="zh_TW"/>
-        </w:rPr>
-        <w:t>；見</w:t>
-      </w:r>
-      <w:hyperlink r:id="rId18">
-        <w:r>
-          <w:rPr>
-            <w:lang w:val="zh_TW" w:bidi="zh_TW"/>
-          </w:rPr>
-          <w:rPr>
-            <w:color w:val="0000EE"/>
-            <w:u w:val="single"/>
-          </w:rPr>
-          <w:t>羅11:4</w:t>
+      <w:hyperlink r:id="rId22">
+        <w:r>
+          <w:rPr>
+            <w:lang w:val="zh_TW" w:bidi="zh_TW"/>
+          </w:rPr>
+          <w:rPr>
+            <w:color w:val="0000EE"/>
+            <w:u w:val="single"/>
+          </w:rPr>
+          <w:t>摩8:4</w:t>
+        </w:r>
+      </w:hyperlink>
+      <w:r>
+        <w:rPr>
+          <w:lang w:val="zh_TW" w:bidi="zh_TW"/>
+        </w:rPr>
+        <w:t>–</w:t>
+      </w:r>
+      <w:hyperlink r:id="rId22">
+        <w:r>
+          <w:rPr>
+            <w:lang w:val="zh_TW" w:bidi="zh_TW"/>
+          </w:rPr>
+          <w:rPr>
+            <w:color w:val="0000EE"/>
+            <w:u w:val="single"/>
+          </w:rPr>
+          <w:t>7</w:t>
+        </w:r>
+      </w:hyperlink>
+      <w:r>
+        <w:rPr>
+          <w:lang w:val="zh_TW" w:bidi="zh_TW"/>
+        </w:rPr>
+        <w:t>；</w:t>
+      </w:r>
+      <w:hyperlink r:id="rId23">
+        <w:r>
+          <w:rPr>
+            <w:lang w:val="zh_TW" w:bidi="zh_TW"/>
+          </w:rPr>
+          <w:rPr>
+            <w:color w:val="0000EE"/>
+            <w:u w:val="single"/>
+          </w:rPr>
+          <w:t>彌2:2</w:t>
+        </w:r>
+      </w:hyperlink>
+      <w:r>
+        <w:rPr>
+          <w:lang w:val="zh_TW" w:bidi="zh_TW"/>
+        </w:rPr>
+        <w:t>），先知阿摩司責備那些借錢給人卻不關心窮人的人（</w:t>
+      </w:r>
+      <w:hyperlink r:id="rId24">
+        <w:r>
+          <w:rPr>
+            <w:lang w:val="zh_TW" w:bidi="zh_TW"/>
+          </w:rPr>
+          <w:rPr>
+            <w:color w:val="0000EE"/>
+            <w:u w:val="single"/>
+          </w:rPr>
+          <w:t>摩2:6</w:t>
+        </w:r>
+      </w:hyperlink>
+      <w:r>
+        <w:rPr>
+          <w:lang w:val="zh_TW" w:bidi="zh_TW"/>
+        </w:rPr>
+        <w:t>–</w:t>
+      </w:r>
+      <w:hyperlink r:id="rId24">
+        <w:r>
+          <w:rPr>
+            <w:lang w:val="zh_TW" w:bidi="zh_TW"/>
+          </w:rPr>
+          <w:rPr>
+            <w:color w:val="0000EE"/>
+            <w:u w:val="single"/>
+          </w:rPr>
+          <w:t>8，</w:t>
+        </w:r>
+      </w:hyperlink>
+      <w:hyperlink r:id="rId25">
+        <w:r>
+          <w:rPr>
+            <w:lang w:val="zh_TW" w:bidi="zh_TW"/>
+          </w:rPr>
+          <w:rPr>
+            <w:color w:val="0000EE"/>
+            <w:u w:val="single"/>
+          </w:rPr>
+          <w:t>8:6</w:t>
+        </w:r>
+      </w:hyperlink>
+      <w:r>
+        <w:rPr>
+          <w:lang w:val="zh_TW" w:bidi="zh_TW"/>
+        </w:rPr>
+        <w:t>）。即使如此，舊約聖經很少提到乞丐。然而，在舊約和新約時期之間，施予窮人成為一項重要的宗教義務（也稱為施捨）。</w:t>
+      </w:r>
+    </w:p>
+    <w:p>
+      <w:pPr/>
+      <w:r>
+        <w:rPr>
+          <w:lang w:val="zh_TW" w:bidi="zh_TW"/>
+        </w:rPr>
+      </w:r>
+      <w:r>
+        <w:rPr>
+          <w:lang w:val="zh_TW" w:bidi="zh_TW"/>
+        </w:rPr>
+        <w:t>在新約聖經中，乞討更為常見。在耶穌的事工中提到：</w:t>
+      </w:r>
+    </w:p>
+    <w:p>
+      <w:pPr>
+        <w:pStyle w:val="ListBullet"/>
+        <w:spacing w:line="240" w:lineRule="auto"/>
+        <w:ind w:left="720"/>
+      </w:pPr>
+      <w:r>
+        <w:rPr>
+          <w:lang w:val="zh_TW" w:bidi="zh_TW"/>
+        </w:rPr>
+      </w:r>
+      <w:r>
+        <w:rPr>
+          <w:lang w:val="zh_TW" w:bidi="zh_TW"/>
+        </w:rPr>
+        <w:t>一個瞎眼的乞丐（</w:t>
+      </w:r>
+      <w:hyperlink r:id="rId26">
+        <w:r>
+          <w:rPr>
+            <w:lang w:val="zh_TW" w:bidi="zh_TW"/>
+          </w:rPr>
+          <w:rPr>
+            <w:color w:val="0000EE"/>
+            <w:u w:val="single"/>
+          </w:rPr>
+          <w:t>約9:8</w:t>
+        </w:r>
+      </w:hyperlink>
+      <w:r>
+        <w:rPr>
+          <w:lang w:val="zh_TW" w:bidi="zh_TW"/>
+        </w:rPr>
+        <w:t>–</w:t>
+      </w:r>
+      <w:hyperlink r:id="rId26">
+        <w:r>
+          <w:rPr>
+            <w:lang w:val="zh_TW" w:bidi="zh_TW"/>
+          </w:rPr>
+          <w:rPr>
+            <w:color w:val="0000EE"/>
+            <w:u w:val="single"/>
+          </w:rPr>
+          <w:t>9</w:t>
+        </w:r>
+      </w:hyperlink>
+      <w:r>
+        <w:rPr>
+          <w:lang w:val="zh_TW" w:bidi="zh_TW"/>
+        </w:rPr>
+        <w:t>），</w:t>
+      </w:r>
+    </w:p>
+    <w:p>
+      <w:pPr>
+        <w:pStyle w:val="ListBullet"/>
+        <w:spacing w:line="240" w:lineRule="auto"/>
+        <w:ind w:left="720"/>
+      </w:pPr>
+      <w:r>
+        <w:rPr>
+          <w:lang w:val="zh_TW" w:bidi="zh_TW"/>
+        </w:rPr>
+      </w:r>
+      <w:r>
+        <w:rPr>
+          <w:lang w:val="zh_TW" w:bidi="zh_TW"/>
+        </w:rPr>
+        <w:t>瞎子巴底買（</w:t>
+      </w:r>
+      <w:hyperlink r:id="rId27">
+        <w:r>
+          <w:rPr>
+            <w:lang w:val="zh_TW" w:bidi="zh_TW"/>
+          </w:rPr>
+          <w:rPr>
+            <w:color w:val="0000EE"/>
+            <w:u w:val="single"/>
+          </w:rPr>
+          <w:t>可10:46</w:t>
+        </w:r>
+      </w:hyperlink>
+      <w:r>
+        <w:rPr>
+          <w:lang w:val="zh_TW" w:bidi="zh_TW"/>
+        </w:rPr>
+        <w:t>–</w:t>
+      </w:r>
+      <w:hyperlink r:id="rId27">
+        <w:r>
+          <w:rPr>
+            <w:lang w:val="zh_TW" w:bidi="zh_TW"/>
+          </w:rPr>
+          <w:rPr>
+            <w:color w:val="0000EE"/>
+            <w:u w:val="single"/>
+          </w:rPr>
+          <w:t>52</w:t>
+        </w:r>
+      </w:hyperlink>
+      <w:r>
+        <w:rPr>
+          <w:lang w:val="zh_TW" w:bidi="zh_TW"/>
+        </w:rPr>
+        <w:t>），以及</w:t>
+      </w:r>
+    </w:p>
+    <w:p>
+      <w:pPr>
+        <w:pStyle w:val="ListBullet"/>
+        <w:spacing w:line="240" w:lineRule="auto"/>
+        <w:ind w:left="720"/>
+      </w:pPr>
+      <w:r>
+        <w:rPr>
+          <w:lang w:val="zh_TW" w:bidi="zh_TW"/>
+        </w:rPr>
+      </w:r>
+      <w:r>
+        <w:rPr>
+          <w:lang w:val="zh_TW" w:bidi="zh_TW"/>
+        </w:rPr>
+        <w:t>敬虔的乞丐拉撒路，被拿來與財主相比（</w:t>
+      </w:r>
+      <w:hyperlink r:id="rId28">
+        <w:r>
+          <w:rPr>
+            <w:lang w:val="zh_TW" w:bidi="zh_TW"/>
+          </w:rPr>
+          <w:rPr>
+            <w:color w:val="0000EE"/>
+            <w:u w:val="single"/>
+          </w:rPr>
+          <w:t>路16:19</w:t>
+        </w:r>
+      </w:hyperlink>
+      <w:r>
+        <w:rPr>
+          <w:lang w:val="zh_TW" w:bidi="zh_TW"/>
+        </w:rPr>
+        <w:t>–</w:t>
+      </w:r>
+      <w:hyperlink r:id="rId28">
+        <w:r>
+          <w:rPr>
+            <w:lang w:val="zh_TW" w:bidi="zh_TW"/>
+          </w:rPr>
+          <w:rPr>
+            <w:color w:val="0000EE"/>
+            <w:u w:val="single"/>
+          </w:rPr>
+          <w:t>31</w:t>
         </w:r>
       </w:hyperlink>
       <w:r>
@@ -353,54 +857,274 @@
         <w:rPr>
           <w:lang w:val="zh_TW" w:bidi="zh_TW"/>
         </w:rPr>
-        <w:t>穩固的膝代表力量，雙膝被擊打則代表力量被毀（</w:t>
-      </w:r>
-      <w:hyperlink r:id="rId19">
-        <w:r>
-          <w:rPr>
-            <w:lang w:val="zh_TW" w:bidi="zh_TW"/>
-          </w:rPr>
-          <w:rPr>
-            <w:color w:val="0000EE"/>
-            <w:u w:val="single"/>
-          </w:rPr>
-          <w:t>申28:35</w:t>
-        </w:r>
-      </w:hyperlink>
-      <w:r>
-        <w:rPr>
-          <w:lang w:val="zh_TW" w:bidi="zh_TW"/>
-        </w:rPr>
-        <w:t>）。以賽亞求主使無力的膝穩固（</w:t>
-      </w:r>
-      <w:hyperlink r:id="rId20">
-        <w:r>
-          <w:rPr>
-            <w:lang w:val="zh_TW" w:bidi="zh_TW"/>
-          </w:rPr>
-          <w:rPr>
-            <w:color w:val="0000EE"/>
-            <w:u w:val="single"/>
-          </w:rPr>
-          <w:t>賽35:3</w:t>
-        </w:r>
-      </w:hyperlink>
-      <w:r>
-        <w:rPr>
-          <w:lang w:val="zh_TW" w:bidi="zh_TW"/>
-        </w:rPr>
-        <w:t>）。經文提到軟弱或無力的膝時一般指信心的不穩固（</w:t>
-      </w:r>
-      <w:hyperlink r:id="rId21">
-        <w:r>
-          <w:rPr>
-            <w:lang w:val="zh_TW" w:bidi="zh_TW"/>
-          </w:rPr>
-          <w:rPr>
-            <w:color w:val="0000EE"/>
-            <w:u w:val="single"/>
-          </w:rPr>
-          <w:t>伯4:4</w:t>
+        <w:t>彼得和約翰在耶路撒冷的美門遇上一個瘸腿的乞丐（</w:t>
+      </w:r>
+      <w:hyperlink r:id="rId29">
+        <w:r>
+          <w:rPr>
+            <w:lang w:val="zh_TW" w:bidi="zh_TW"/>
+          </w:rPr>
+          <w:rPr>
+            <w:color w:val="0000EE"/>
+            <w:u w:val="single"/>
+          </w:rPr>
+          <w:t>徒3:1</w:t>
+        </w:r>
+      </w:hyperlink>
+      <w:r>
+        <w:rPr>
+          <w:lang w:val="zh_TW" w:bidi="zh_TW"/>
+        </w:rPr>
+        <w:t>–</w:t>
+      </w:r>
+      <w:hyperlink r:id="rId29">
+        <w:r>
+          <w:rPr>
+            <w:lang w:val="zh_TW" w:bidi="zh_TW"/>
+          </w:rPr>
+          <w:rPr>
+            <w:color w:val="0000EE"/>
+            <w:u w:val="single"/>
+          </w:rPr>
+          <w:t>11</w:t>
+        </w:r>
+      </w:hyperlink>
+      <w:r>
+        <w:rPr>
+          <w:lang w:val="zh_TW" w:bidi="zh_TW"/>
+        </w:rPr>
+        <w:t>）。</w:t>
+      </w:r>
+    </w:p>
+    <w:p>
+      <w:pPr/>
+      <w:r>
+        <w:rPr>
+          <w:lang w:val="zh_TW" w:bidi="zh_TW"/>
+        </w:rPr>
+      </w:r>
+      <w:r>
+        <w:rPr>
+          <w:lang w:val="zh_TW" w:bidi="zh_TW"/>
+        </w:rPr>
+        <w:t>耶穌責備那些故意叫他人看見，而施捨給窮人的行為（</w:t>
+      </w:r>
+      <w:hyperlink r:id="rId30">
+        <w:r>
+          <w:rPr>
+            <w:lang w:val="zh_TW" w:bidi="zh_TW"/>
+          </w:rPr>
+          <w:rPr>
+            <w:color w:val="0000EE"/>
+            <w:u w:val="single"/>
+          </w:rPr>
+          <w:t>太6:1</w:t>
+        </w:r>
+      </w:hyperlink>
+      <w:r>
+        <w:rPr>
+          <w:lang w:val="zh_TW" w:bidi="zh_TW"/>
+        </w:rPr>
+        <w:t>–</w:t>
+      </w:r>
+      <w:hyperlink r:id="rId30">
+        <w:r>
+          <w:rPr>
+            <w:lang w:val="zh_TW" w:bidi="zh_TW"/>
+          </w:rPr>
+          <w:rPr>
+            <w:color w:val="0000EE"/>
+            <w:u w:val="single"/>
+          </w:rPr>
+          <w:t>4</w:t>
+        </w:r>
+      </w:hyperlink>
+      <w:r>
+        <w:rPr>
+          <w:lang w:val="zh_TW" w:bidi="zh_TW"/>
+        </w:rPr>
+        <w:t>），祂強調施捨應出於正確的動機（</w:t>
+      </w:r>
+      <w:hyperlink r:id="rId31">
+        <w:r>
+          <w:rPr>
+            <w:lang w:val="zh_TW" w:bidi="zh_TW"/>
+          </w:rPr>
+          <w:rPr>
+            <w:color w:val="0000EE"/>
+            <w:u w:val="single"/>
+          </w:rPr>
+          <w:t>太5:42</w:t>
+        </w:r>
+      </w:hyperlink>
+      <w:r>
+        <w:rPr>
+          <w:lang w:val="zh_TW" w:bidi="zh_TW"/>
+        </w:rPr>
+        <w:t>–</w:t>
+      </w:r>
+      <w:hyperlink r:id="rId31">
+        <w:r>
+          <w:rPr>
+            <w:lang w:val="zh_TW" w:bidi="zh_TW"/>
+          </w:rPr>
+          <w:rPr>
+            <w:color w:val="0000EE"/>
+            <w:u w:val="single"/>
+          </w:rPr>
+          <w:t>48</w:t>
+        </w:r>
+      </w:hyperlink>
+      <w:r>
+        <w:rPr>
+          <w:lang w:val="zh_TW" w:bidi="zh_TW"/>
+        </w:rPr>
+        <w:t>）。到了耶穌的時代，耶路撒冷到處都是乞丐，可能是因為在耶路撒冷施捨給窮人被視為一種美德。乞丐經常待在聖地附近，例如，畢士大池是一個醫治的地方，病人和殘疾的人在那裡乞討並尋求池水的醫治（</w:t>
+      </w:r>
+      <w:hyperlink r:id="rId32">
+        <w:r>
+          <w:rPr>
+            <w:lang w:val="zh_TW" w:bidi="zh_TW"/>
+          </w:rPr>
+          <w:rPr>
+            <w:color w:val="0000EE"/>
+            <w:u w:val="single"/>
+          </w:rPr>
+          <w:t>約5:2</w:t>
+        </w:r>
+      </w:hyperlink>
+      <w:r>
+        <w:rPr>
+          <w:lang w:val="zh_TW" w:bidi="zh_TW"/>
+        </w:rPr>
+        <w:t>–</w:t>
+      </w:r>
+      <w:hyperlink r:id="rId32">
+        <w:r>
+          <w:rPr>
+            <w:lang w:val="zh_TW" w:bidi="zh_TW"/>
+          </w:rPr>
+          <w:rPr>
+            <w:color w:val="0000EE"/>
+            <w:u w:val="single"/>
+          </w:rPr>
+          <w:t>9</w:t>
+        </w:r>
+      </w:hyperlink>
+      <w:r>
+        <w:rPr>
+          <w:lang w:val="zh_TW" w:bidi="zh_TW"/>
+        </w:rPr>
+        <w:t>）。</w:t>
+      </w:r>
+    </w:p>
+    <w:p>
+      <w:pPr/>
+      <w:r>
+        <w:rPr>
+          <w:lang w:val="zh_TW" w:bidi="zh_TW"/>
+        </w:rPr>
+      </w:r>
+      <w:r>
+        <w:rPr>
+          <w:lang w:val="zh_TW" w:bidi="zh_TW"/>
+        </w:rPr>
+        <w:t>早期基督教群體選出領袖來公平地分配資源給窮人（</w:t>
+      </w:r>
+      <w:hyperlink r:id="rId33">
+        <w:r>
+          <w:rPr>
+            <w:lang w:val="zh_TW" w:bidi="zh_TW"/>
+          </w:rPr>
+          <w:rPr>
+            <w:color w:val="0000EE"/>
+            <w:u w:val="single"/>
+          </w:rPr>
+          <w:t>徒4:32</w:t>
+        </w:r>
+      </w:hyperlink>
+      <w:r>
+        <w:rPr>
+          <w:lang w:val="zh_TW" w:bidi="zh_TW"/>
+        </w:rPr>
+        <w:t>–</w:t>
+      </w:r>
+      <w:hyperlink r:id="rId33">
+        <w:r>
+          <w:rPr>
+            <w:lang w:val="zh_TW" w:bidi="zh_TW"/>
+          </w:rPr>
+          <w:rPr>
+            <w:color w:val="0000EE"/>
+            <w:u w:val="single"/>
+          </w:rPr>
+          <w:t>35，</w:t>
+        </w:r>
+      </w:hyperlink>
+      <w:hyperlink r:id="rId34">
+        <w:r>
+          <w:rPr>
+            <w:lang w:val="zh_TW" w:bidi="zh_TW"/>
+          </w:rPr>
+          <w:rPr>
+            <w:color w:val="0000EE"/>
+            <w:u w:val="single"/>
+          </w:rPr>
+          <w:t>6:1</w:t>
+        </w:r>
+      </w:hyperlink>
+      <w:r>
+        <w:rPr>
+          <w:lang w:val="zh_TW" w:bidi="zh_TW"/>
+        </w:rPr>
+        <w:t>–</w:t>
+      </w:r>
+      <w:hyperlink r:id="rId34">
+        <w:r>
+          <w:rPr>
+            <w:lang w:val="zh_TW" w:bidi="zh_TW"/>
+          </w:rPr>
+          <w:rPr>
+            <w:color w:val="0000EE"/>
+            <w:u w:val="single"/>
+          </w:rPr>
+          <w:t>6</w:t>
+        </w:r>
+      </w:hyperlink>
+      <w:r>
+        <w:rPr>
+          <w:lang w:val="zh_TW" w:bidi="zh_TW"/>
+        </w:rPr>
+        <w:t>）。每個基督徒都需要將部分收入捐獻給有需要的人（</w:t>
+      </w:r>
+      <w:hyperlink r:id="rId35">
+        <w:r>
+          <w:rPr>
+            <w:lang w:val="zh_TW" w:bidi="zh_TW"/>
+          </w:rPr>
+          <w:rPr>
+            <w:color w:val="0000EE"/>
+            <w:u w:val="single"/>
+          </w:rPr>
+          <w:t>徒11:27</w:t>
+        </w:r>
+      </w:hyperlink>
+      <w:r>
+        <w:rPr>
+          <w:lang w:val="zh_TW" w:bidi="zh_TW"/>
+        </w:rPr>
+        <w:t>–</w:t>
+      </w:r>
+      <w:hyperlink r:id="rId35">
+        <w:r>
+          <w:rPr>
+            <w:lang w:val="zh_TW" w:bidi="zh_TW"/>
+          </w:rPr>
+          <w:rPr>
+            <w:color w:val="0000EE"/>
+            <w:u w:val="single"/>
+          </w:rPr>
+          <w:t>30</w:t>
         </w:r>
       </w:hyperlink>
       <w:r>
@@ -409,76 +1133,398 @@
         </w:rPr>
         <w:t>；</w:t>
       </w:r>
-      <w:hyperlink r:id="rId22">
-        <w:r>
-          <w:rPr>
-            <w:lang w:val="zh_TW" w:bidi="zh_TW"/>
-          </w:rPr>
-          <w:rPr>
-            <w:color w:val="0000EE"/>
-            <w:u w:val="single"/>
-          </w:rPr>
-          <w:t>來12:12</w:t>
-        </w:r>
-      </w:hyperlink>
-      <w:r>
-        <w:rPr>
-          <w:lang w:val="zh_TW" w:bidi="zh_TW"/>
-        </w:rPr>
-        <w:t>），但有時也指健康的衰退（</w:t>
-      </w:r>
-      <w:hyperlink r:id="rId23">
-        <w:r>
-          <w:rPr>
-            <w:lang w:val="zh_TW" w:bidi="zh_TW"/>
-          </w:rPr>
-          <w:rPr>
-            <w:color w:val="0000EE"/>
-            <w:u w:val="single"/>
-          </w:rPr>
-          <w:t>詩109:24</w:t>
-        </w:r>
-      </w:hyperlink>
-      <w:r>
-        <w:rPr>
-          <w:lang w:val="zh_TW" w:bidi="zh_TW"/>
-        </w:rPr>
-        <w:t>）。以西結提到那些膝「弱如水」的人（</w:t>
-      </w:r>
-      <w:hyperlink r:id="rId24">
-        <w:r>
-          <w:rPr>
-            <w:lang w:val="zh_TW" w:bidi="zh_TW"/>
-          </w:rPr>
-          <w:rPr>
-            <w:color w:val="0000EE"/>
-            <w:u w:val="single"/>
-          </w:rPr>
-          <w:t>結7:17</w:t>
-        </w:r>
-      </w:hyperlink>
-      <w:hyperlink r:id="rId24">
-        <w:r>
-          <w:rPr>
-            <w:lang w:val="zh_TW" w:bidi="zh_TW"/>
-          </w:rPr>
-          <w:rPr>
-            <w:color w:val="0000EE"/>
-            <w:u w:val="single"/>
-          </w:rPr>
-          <w:t>，</w:t>
-        </w:r>
-      </w:hyperlink>
-      <w:hyperlink r:id="rId25">
-        <w:r>
-          <w:rPr>
-            <w:lang w:val="zh_TW" w:bidi="zh_TW"/>
-          </w:rPr>
-          <w:rPr>
-            <w:color w:val="0000EE"/>
-            <w:u w:val="single"/>
-          </w:rPr>
-          <w:t>21:7</w:t>
+      <w:hyperlink r:id="rId36">
+        <w:r>
+          <w:rPr>
+            <w:lang w:val="zh_TW" w:bidi="zh_TW"/>
+          </w:rPr>
+          <w:rPr>
+            <w:color w:val="0000EE"/>
+            <w:u w:val="single"/>
+          </w:rPr>
+          <w:t>羅15:25</w:t>
+        </w:r>
+      </w:hyperlink>
+      <w:r>
+        <w:rPr>
+          <w:lang w:val="zh_TW" w:bidi="zh_TW"/>
+        </w:rPr>
+        <w:t>–</w:t>
+      </w:r>
+      <w:hyperlink r:id="rId36">
+        <w:r>
+          <w:rPr>
+            <w:lang w:val="zh_TW" w:bidi="zh_TW"/>
+          </w:rPr>
+          <w:rPr>
+            <w:color w:val="0000EE"/>
+            <w:u w:val="single"/>
+          </w:rPr>
+          <w:t>27</w:t>
+        </w:r>
+      </w:hyperlink>
+      <w:r>
+        <w:rPr>
+          <w:lang w:val="zh_TW" w:bidi="zh_TW"/>
+        </w:rPr>
+        <w:t>；</w:t>
+      </w:r>
+      <w:hyperlink r:id="rId37">
+        <w:r>
+          <w:rPr>
+            <w:lang w:val="zh_TW" w:bidi="zh_TW"/>
+          </w:rPr>
+          <w:rPr>
+            <w:color w:val="0000EE"/>
+            <w:u w:val="single"/>
+          </w:rPr>
+          <w:t>林前16:1</w:t>
+        </w:r>
+      </w:hyperlink>
+      <w:r>
+        <w:rPr>
+          <w:lang w:val="zh_TW" w:bidi="zh_TW"/>
+        </w:rPr>
+        <w:t>–</w:t>
+      </w:r>
+      <w:hyperlink r:id="rId37">
+        <w:r>
+          <w:rPr>
+            <w:lang w:val="zh_TW" w:bidi="zh_TW"/>
+          </w:rPr>
+          <w:rPr>
+            <w:color w:val="0000EE"/>
+            <w:u w:val="single"/>
+          </w:rPr>
+          <w:t>4</w:t>
+        </w:r>
+      </w:hyperlink>
+      <w:r>
+        <w:rPr>
+          <w:lang w:val="zh_TW" w:bidi="zh_TW"/>
+        </w:rPr>
+        <w:t>）。巴勒斯坦的貧困可能因羅馬的重稅而更加嚴重。福音書中多次提到稅吏和尋求幫助的人。</w:t>
+      </w:r>
+    </w:p>
+    <w:p>
+      <w:pPr/>
+      <w:r>
+        <w:rPr>
+          <w:lang w:val="zh_TW" w:bidi="zh_TW"/>
+        </w:rPr>
+      </w:r>
+      <w:r>
+        <w:rPr>
+          <w:lang w:val="zh_TW" w:bidi="zh_TW"/>
+        </w:rPr>
+        <w:t>有些人認為奮銳黨（反抗羅馬的團體）是因貧困而成立的。猶太歷史學家約瑟夫（Josephus）記載，奮銳黨有許多窮人。在公元66年，奮銳黨在耶路撒冷燒毀了檔案記錄，可能是為了銷毀他們的欠債記錄。約瑟夫又提到，在羅馬摧毀耶路撒冷之前，乞討的群體在城內引發了恐懼和動盪。</w:t>
+      </w:r>
+    </w:p>
+    <w:p>
+      <w:pPr/>
+      <w:r>
+        <w:rPr>
+          <w:lang w:val="zh_TW" w:bidi="zh_TW"/>
+        </w:rPr>
+      </w:r>
+      <w:r>
+        <w:rPr>
+          <w:i/>
+          <w:lang w:val="zh_TW" w:bidi="zh_TW"/>
+        </w:rPr>
+        <w:t>見</w:t>
+      </w:r>
+      <w:r>
+        <w:rPr>
+          <w:lang w:val="zh_TW" w:bidi="zh_TW"/>
+        </w:rPr>
+        <w:t xml:space="preserve"> </w:t>
+      </w:r>
+      <w:r>
+        <w:rPr>
+          <w:lang w:val="zh_TW" w:bidi="zh_TW"/>
+        </w:rPr>
+        <w:t>施捨，</w:t>
+      </w:r>
+      <w:r>
+        <w:rPr>
+          <w:lang w:val="zh_TW" w:bidi="zh_TW"/>
+        </w:rPr>
+        <w:t>窮人</w:t>
+      </w:r>
+      <w:r>
+        <w:rPr>
+          <w:lang w:val="zh_TW" w:bidi="zh_TW"/>
+        </w:rPr>
+        <w:t>。</w:t>
+      </w:r>
+      <w:r>
+        <w:rPr>
+          <w:lang w:val="zh_TW" w:bidi="zh_TW"/>
+        </w:rPr>
+      </w:r>
+      <w:r>
+        <w:rPr>
+          <w:lang w:val="zh_TW" w:bidi="zh_TW"/>
+        </w:rPr>
+      </w:r>
+    </w:p>
+    <w:p>
+      <w:pPr/>
+      <w:r>
+        <w:rPr>
+          <w:lang w:val="zh_TW" w:bidi="zh_TW"/>
+        </w:rPr>
+      </w:r>
+    </w:p>
+    <w:p>
+      <w:pPr>
+        <w:pStyle w:val="Heading2"/>
+      </w:pPr>
+      <w:r>
+        <w:rPr>
+          <w:lang w:val="zh_TW" w:bidi="zh_TW"/>
+        </w:rPr>
+        <w:t>啟示錄</w:t>
+      </w:r>
+      <w:r>
+        <w:rPr>
+          <w:lang w:val="zh_TW" w:bidi="zh_TW"/>
+        </w:rPr>
+      </w:r>
+    </w:p>
+    <w:p>
+      <w:pPr/>
+      <w:r>
+        <w:rPr>
+          <w:lang w:val="zh_TW" w:bidi="zh_TW"/>
+        </w:rPr>
+      </w:r>
+      <w:r>
+        <w:rPr>
+          <w:lang w:val="zh_TW" w:bidi="zh_TW"/>
+        </w:rPr>
+        <w:t>聖經的最後一卷書，包括關於末後事件的啟示。</w:t>
+      </w:r>
+    </w:p>
+    <w:p>
+      <w:pPr/>
+      <w:r>
+        <w:rPr>
+          <w:lang w:val="zh_TW" w:bidi="zh_TW"/>
+        </w:rPr>
+      </w:r>
+      <w:r>
+        <w:rPr>
+          <w:lang w:val="zh_TW" w:bidi="zh_TW"/>
+        </w:rPr>
+        <w:t>概述</w:t>
+      </w:r>
+    </w:p>
+    <w:p>
+      <w:pPr/>
+      <w:r>
+        <w:rPr>
+          <w:lang w:val="zh_TW" w:bidi="zh_TW"/>
+        </w:rPr>
+      </w:r>
+      <w:r>
+        <w:rPr>
+          <w:lang w:val="zh_TW" w:bidi="zh_TW"/>
+        </w:rPr>
+        <w:t>• 作者</w:t>
+      </w:r>
+    </w:p>
+    <w:p>
+      <w:pPr/>
+      <w:r>
+        <w:rPr>
+          <w:lang w:val="zh_TW" w:bidi="zh_TW"/>
+        </w:rPr>
+      </w:r>
+      <w:r>
+        <w:rPr>
+          <w:lang w:val="zh_TW" w:bidi="zh_TW"/>
+        </w:rPr>
+        <w:t>• 成書日期、起源、讀者</w:t>
+      </w:r>
+    </w:p>
+    <w:p>
+      <w:pPr/>
+      <w:r>
+        <w:rPr>
+          <w:lang w:val="zh_TW" w:bidi="zh_TW"/>
+        </w:rPr>
+      </w:r>
+      <w:r>
+        <w:rPr>
+          <w:lang w:val="zh_TW" w:bidi="zh_TW"/>
+        </w:rPr>
+        <w:t>• 背景</w:t>
+      </w:r>
+    </w:p>
+    <w:p>
+      <w:pPr/>
+      <w:r>
+        <w:rPr>
+          <w:lang w:val="zh_TW" w:bidi="zh_TW"/>
+        </w:rPr>
+      </w:r>
+      <w:r>
+        <w:rPr>
+          <w:lang w:val="zh_TW" w:bidi="zh_TW"/>
+        </w:rPr>
+        <w:t>• 解釋啟示錄的方法</w:t>
+      </w:r>
+    </w:p>
+    <w:p>
+      <w:pPr/>
+      <w:r>
+        <w:rPr>
+          <w:lang w:val="zh_TW" w:bidi="zh_TW"/>
+        </w:rPr>
+      </w:r>
+      <w:r>
+        <w:rPr>
+          <w:lang w:val="zh_TW" w:bidi="zh_TW"/>
+        </w:rPr>
+        <w:t>• 目的與教導</w:t>
+      </w:r>
+    </w:p>
+    <w:p>
+      <w:pPr/>
+      <w:r>
+        <w:rPr>
+          <w:lang w:val="zh_TW" w:bidi="zh_TW"/>
+        </w:rPr>
+      </w:r>
+      <w:r>
+        <w:rPr>
+          <w:lang w:val="zh_TW" w:bidi="zh_TW"/>
+        </w:rPr>
+        <w:t>• 內容</w:t>
+      </w:r>
+    </w:p>
+    <w:p>
+      <w:pPr>
+        <w:pStyle w:val="Heading3"/>
+      </w:pPr>
+      <w:r>
+        <w:rPr>
+          <w:lang w:val="zh_TW" w:bidi="zh_TW"/>
+        </w:rPr>
+        <w:t>作者</w:t>
+      </w:r>
+    </w:p>
+    <w:p>
+      <w:pPr/>
+      <w:r>
+        <w:rPr>
+          <w:lang w:val="zh_TW" w:bidi="zh_TW"/>
+        </w:rPr>
+      </w:r>
+      <w:r>
+        <w:rPr>
+          <w:lang w:val="zh_TW" w:bidi="zh_TW"/>
+        </w:rPr>
+        <w:t>最早的見證人</w:t>
+      </w:r>
+      <w:r>
+        <w:rPr>
+          <w:lang w:val="zh_TW" w:bidi="zh_TW"/>
+        </w:rPr>
+        <w:t>認為，啟示錄的作者為西庇太的兒子使徒約翰。可是，公元三世紀初俄利根（Origen）的學生，著名的亞歷山大主教丟尼修（Dionysius），在教會中第一個質疑其使徒作者的身份，因為他認為啟示錄的寫作風格，與人們視為由約翰所寫的第四福音書</w:t>
+      </w:r>
+      <w:r>
+        <w:rPr>
+          <w:lang w:val="zh_TW" w:bidi="zh_TW"/>
+        </w:rPr>
+        <w:t>大有不同</w:t>
+      </w:r>
+      <w:r>
+        <w:rPr>
+          <w:lang w:val="zh_TW" w:bidi="zh_TW"/>
+        </w:rPr>
+        <w:t>。從丟尼修開始，東方教會質疑啟示錄是否由使徒傳承，直到亞歷山大的亞他那修（Athanasius of Alexandria，約公元350年）</w:t>
+      </w:r>
+      <w:r>
+        <w:rPr>
+          <w:lang w:val="zh_TW" w:bidi="zh_TW"/>
+        </w:rPr>
+        <w:t>扭轉局面，使啟示錄開始為人接受</w:t>
+      </w:r>
+      <w:r>
+        <w:rPr>
+          <w:lang w:val="zh_TW" w:bidi="zh_TW"/>
+        </w:rPr>
+        <w:t>。在西方教會，這書卷</w:t>
+      </w:r>
+      <w:r>
+        <w:rPr>
+          <w:lang w:val="zh_TW" w:bidi="zh_TW"/>
+        </w:rPr>
+        <w:t>從二世紀中葉起，為人廣泛接受，並列入主要的正典書目</w:t>
+      </w:r>
+      <w:r>
+        <w:rPr>
+          <w:lang w:val="zh_TW" w:bidi="zh_TW"/>
+        </w:rPr>
+        <w:t>。</w:t>
+      </w:r>
+    </w:p>
+    <w:p>
+      <w:pPr/>
+      <w:r>
+        <w:rPr>
+          <w:lang w:val="zh_TW" w:bidi="zh_TW"/>
+        </w:rPr>
+      </w:r>
+      <w:r>
+        <w:rPr>
+          <w:lang w:val="zh_TW" w:bidi="zh_TW"/>
+        </w:rPr>
+        <w:t>從內部證據</w:t>
+      </w:r>
+      <w:r>
+        <w:rPr>
+          <w:lang w:val="zh_TW" w:bidi="zh_TW"/>
+        </w:rPr>
+        <w:t>來看</w:t>
+      </w:r>
+      <w:r>
+        <w:rPr>
+          <w:lang w:val="zh_TW" w:bidi="zh_TW"/>
+        </w:rPr>
+        <w:t>，學者認為以下關於作者的幾點是真確的。他自稱約翰（</w:t>
+      </w:r>
+      <w:hyperlink r:id="rId38">
+        <w:r>
+          <w:rPr>
+            <w:lang w:val="zh_TW" w:bidi="zh_TW"/>
+          </w:rPr>
+          <w:rPr>
+            <w:color w:val="0000EE"/>
+            <w:u w:val="single"/>
+          </w:rPr>
+          <w:t>啟1:4、9</w:t>
+        </w:r>
+      </w:hyperlink>
+      <w:r>
+        <w:rPr>
+          <w:lang w:val="zh_TW" w:bidi="zh_TW"/>
+        </w:rPr>
+        <w:t>，</w:t>
+      </w:r>
+      <w:hyperlink r:id="rId39">
+        <w:r>
+          <w:rPr>
+            <w:lang w:val="zh_TW" w:bidi="zh_TW"/>
+          </w:rPr>
+          <w:rPr>
+            <w:color w:val="0000EE"/>
+            <w:u w:val="single"/>
+          </w:rPr>
+          <w:t>22:8</w:t>
         </w:r>
       </w:hyperlink>
       <w:r>
@@ -487,6 +1533,179 @@
         </w:rPr>
         <w:t>）。</w:t>
       </w:r>
+      <w:r>
+        <w:rPr>
+          <w:lang w:val="zh_TW" w:bidi="zh_TW"/>
+        </w:rPr>
+        <w:t>這很可能不是假託，而是其真實名字，他是亞細亞教會中的知名人物</w:t>
+      </w:r>
+      <w:r>
+        <w:rPr>
+          <w:lang w:val="zh_TW" w:bidi="zh_TW"/>
+        </w:rPr>
+        <w:t>。</w:t>
+      </w:r>
+      <w:r>
+        <w:rPr>
+          <w:lang w:val="zh_TW" w:bidi="zh_TW"/>
+        </w:rPr>
+        <w:t>這位約翰自稱是先知</w:t>
+      </w:r>
+      <w:r>
+        <w:rPr>
+          <w:lang w:val="zh_TW" w:bidi="zh_TW"/>
+        </w:rPr>
+        <w:t>（</w:t>
+      </w:r>
+      <w:hyperlink r:id="rId40">
+        <w:r>
+          <w:rPr>
+            <w:lang w:val="zh_TW" w:bidi="zh_TW"/>
+          </w:rPr>
+          <w:rPr>
+            <w:color w:val="0000EE"/>
+            <w:u w:val="single"/>
+          </w:rPr>
+          <w:t>1:3</w:t>
+        </w:r>
+      </w:hyperlink>
+      <w:r>
+        <w:rPr>
+          <w:lang w:val="zh_TW" w:bidi="zh_TW"/>
+        </w:rPr>
+        <w:t>，</w:t>
+      </w:r>
+      <w:hyperlink r:id="rId41">
+        <w:r>
+          <w:rPr>
+            <w:lang w:val="zh_TW" w:bidi="zh_TW"/>
+          </w:rPr>
+          <w:rPr>
+            <w:color w:val="0000EE"/>
+            <w:u w:val="single"/>
+          </w:rPr>
+          <w:t>22:6–10、18–19</w:t>
+        </w:r>
+      </w:hyperlink>
+      <w:r>
+        <w:rPr>
+          <w:lang w:val="zh_TW" w:bidi="zh_TW"/>
+        </w:rPr>
+        <w:t>），</w:t>
+      </w:r>
+      <w:r>
+        <w:rPr>
+          <w:lang w:val="zh_TW" w:bidi="zh_TW"/>
+        </w:rPr>
+        <w:t>因他的先知見證而被放逐</w:t>
+      </w:r>
+      <w:r>
+        <w:rPr>
+          <w:lang w:val="zh_TW" w:bidi="zh_TW"/>
+        </w:rPr>
+        <w:t>（</w:t>
+      </w:r>
+      <w:hyperlink r:id="rId42">
+        <w:r>
+          <w:rPr>
+            <w:lang w:val="zh_TW" w:bidi="zh_TW"/>
+          </w:rPr>
+          <w:rPr>
+            <w:color w:val="0000EE"/>
+            <w:u w:val="single"/>
+          </w:rPr>
+          <w:t>1:9</w:t>
+        </w:r>
+      </w:hyperlink>
+      <w:r>
+        <w:rPr>
+          <w:lang w:val="zh_TW" w:bidi="zh_TW"/>
+        </w:rPr>
+        <w:t>）。因此，他以極大的權柄</w:t>
+      </w:r>
+      <w:r>
+        <w:rPr>
+          <w:lang w:val="zh_TW" w:bidi="zh_TW"/>
+        </w:rPr>
+        <w:t>向</w:t>
+      </w:r>
+      <w:r>
+        <w:rPr>
+          <w:lang w:val="zh_TW" w:bidi="zh_TW"/>
+        </w:rPr>
+        <w:t>教會說話。</w:t>
+      </w:r>
+      <w:r>
+        <w:rPr>
+          <w:lang w:val="zh_TW" w:bidi="zh_TW"/>
+        </w:rPr>
+        <w:t>他運用舊約和他爾根（Targums）的手法，令人幾乎可以肯定他是巴勒斯坦的猶太人，深諳聖殿和會堂的禮儀。</w:t>
+      </w:r>
+      <w:r>
+        <w:rPr>
+          <w:lang w:val="zh_TW" w:bidi="zh_TW"/>
+        </w:rPr>
+        <w:t>使徒約翰符合這些條件。</w:t>
+      </w:r>
+      <w:r>
+        <w:rPr>
+          <w:lang w:val="zh_TW" w:bidi="zh_TW"/>
+        </w:rPr>
+        <w:t>第四福音書與啟示錄的風格差異，可以通過兩書截然不同的</w:t>
+      </w:r>
+      <w:r>
+        <w:rPr>
+          <w:lang w:val="zh_TW" w:bidi="zh_TW"/>
+        </w:rPr>
+        <w:t>體裁</w:t>
+      </w:r>
+      <w:r>
+        <w:rPr>
+          <w:lang w:val="zh_TW" w:bidi="zh_TW"/>
+        </w:rPr>
+        <w:t>來解釋：約翰福音是精心編寫的歷史敘事，啟示錄則記載了異象經歷和直接從神而來的啟示。</w:t>
+      </w:r>
+      <w:r>
+        <w:rPr>
+          <w:lang w:val="zh_TW" w:bidi="zh_TW"/>
+        </w:rPr>
+        <w:t>福音書的作者可以逐字逐句精心編寫其敘述，</w:t>
+      </w:r>
+      <w:r>
+        <w:rPr>
+          <w:lang w:val="zh_TW" w:bidi="zh_TW"/>
+        </w:rPr>
+        <w:t>而啟示錄的作者則被神催促，立即寫下他所聽見和看見的一切</w:t>
+      </w:r>
+      <w:r>
+        <w:rPr>
+          <w:lang w:val="zh_TW" w:bidi="zh_TW"/>
+        </w:rPr>
+        <w:t>。因此，使徒約翰很可能是這兩本書的作者。</w:t>
+      </w:r>
+      <w:r>
+        <w:rPr>
+          <w:lang w:val="zh_TW" w:bidi="zh_TW"/>
+        </w:rPr>
+        <w:t>無論如何，目前尚未有令人信服的論據，反對他的作者身份</w:t>
+      </w:r>
+      <w:r>
+        <w:rPr>
+          <w:lang w:val="zh_TW" w:bidi="zh_TW"/>
+        </w:rPr>
+        <w:t>。</w:t>
+      </w:r>
+    </w:p>
+    <w:p>
+      <w:pPr>
+        <w:pStyle w:val="Heading3"/>
+      </w:pPr>
+      <w:r>
+        <w:rPr>
+          <w:lang w:val="zh_TW" w:bidi="zh_TW"/>
+        </w:rPr>
+        <w:t>成書日期、起源、讀者</w:t>
+      </w:r>
     </w:p>
     <w:p>
       <w:pPr/>
@@ -499,180 +1718,135 @@
         <w:rPr>
           <w:lang w:val="zh_TW" w:bidi="zh_TW"/>
         </w:rPr>
-        <w:t>在主面前雙膝跪下是一種表示敬拜（</w:t>
-      </w:r>
-      <w:hyperlink r:id="rId26">
-        <w:r>
-          <w:rPr>
-            <w:lang w:val="zh_TW" w:bidi="zh_TW"/>
-          </w:rPr>
-          <w:rPr>
-            <w:color w:val="0000EE"/>
-            <w:u w:val="single"/>
-          </w:rPr>
-          <w:t>詩95:6</w:t>
-        </w:r>
-      </w:hyperlink>
-      <w:r>
-        <w:rPr>
-          <w:lang w:val="zh_TW" w:bidi="zh_TW"/>
-        </w:rPr>
-        <w:t>）和禱告的姿勢（</w:t>
-      </w:r>
-      <w:hyperlink r:id="rId27">
-        <w:r>
-          <w:rPr>
-            <w:lang w:val="zh_TW" w:bidi="zh_TW"/>
-          </w:rPr>
-          <w:rPr>
-            <w:color w:val="0000EE"/>
-            <w:u w:val="single"/>
-          </w:rPr>
-          <w:t>但6:10</w:t>
-        </w:r>
-      </w:hyperlink>
-      <w:r>
-        <w:rPr>
-          <w:lang w:val="zh_TW" w:bidi="zh_TW"/>
-        </w:rPr>
-        <w:t>）。基督自己在客西馬尼園跪下禱告（</w:t>
-      </w:r>
-      <w:hyperlink r:id="rId28">
-        <w:r>
-          <w:rPr>
-            <w:lang w:val="zh_TW" w:bidi="zh_TW"/>
-          </w:rPr>
-          <w:rPr>
-            <w:color w:val="0000EE"/>
-            <w:u w:val="single"/>
-          </w:rPr>
-          <w:t>路22:41</w:t>
-        </w:r>
-      </w:hyperlink>
-      <w:r>
-        <w:rPr>
-          <w:lang w:val="zh_TW" w:bidi="zh_TW"/>
-        </w:rPr>
-        <w:t>），彼得、保羅和司提反也曾如此（</w:t>
-      </w:r>
-      <w:hyperlink r:id="rId29">
-        <w:r>
-          <w:rPr>
-            <w:lang w:val="zh_TW" w:bidi="zh_TW"/>
-          </w:rPr>
-          <w:rPr>
-            <w:color w:val="0000EE"/>
-            <w:u w:val="single"/>
-          </w:rPr>
-          <w:t>徒7:60</w:t>
-        </w:r>
-      </w:hyperlink>
-      <w:hyperlink r:id="rId29">
-        <w:r>
-          <w:rPr>
-            <w:lang w:val="zh_TW" w:bidi="zh_TW"/>
-          </w:rPr>
-          <w:rPr>
-            <w:color w:val="0000EE"/>
-            <w:u w:val="single"/>
-          </w:rPr>
-          <w:t>，</w:t>
-        </w:r>
-      </w:hyperlink>
-      <w:hyperlink r:id="rId30">
-        <w:r>
-          <w:rPr>
-            <w:lang w:val="zh_TW" w:bidi="zh_TW"/>
-          </w:rPr>
-          <w:rPr>
-            <w:color w:val="0000EE"/>
-            <w:u w:val="single"/>
-          </w:rPr>
-          <w:t>9:40</w:t>
-        </w:r>
-      </w:hyperlink>
-      <w:hyperlink r:id="rId30">
-        <w:r>
-          <w:rPr>
-            <w:lang w:val="zh_TW" w:bidi="zh_TW"/>
-          </w:rPr>
-          <w:rPr>
-            <w:color w:val="0000EE"/>
-            <w:u w:val="single"/>
-          </w:rPr>
-          <w:t>，</w:t>
-        </w:r>
-      </w:hyperlink>
-      <w:hyperlink r:id="rId31">
-        <w:r>
-          <w:rPr>
-            <w:lang w:val="zh_TW" w:bidi="zh_TW"/>
-          </w:rPr>
-          <w:rPr>
-            <w:color w:val="0000EE"/>
-            <w:u w:val="single"/>
-          </w:rPr>
-          <w:t>20:36</w:t>
-        </w:r>
-      </w:hyperlink>
-      <w:hyperlink r:id="rId31">
-        <w:r>
-          <w:rPr>
-            <w:lang w:val="zh_TW" w:bidi="zh_TW"/>
-          </w:rPr>
-          <w:rPr>
-            <w:color w:val="0000EE"/>
-            <w:u w:val="single"/>
-          </w:rPr>
-          <w:t>，</w:t>
-        </w:r>
-      </w:hyperlink>
-      <w:hyperlink r:id="rId32">
-        <w:r>
-          <w:rPr>
-            <w:lang w:val="zh_TW" w:bidi="zh_TW"/>
-          </w:rPr>
-          <w:rPr>
-            <w:color w:val="0000EE"/>
-            <w:u w:val="single"/>
-          </w:rPr>
-          <w:t>21:5</w:t>
-        </w:r>
-      </w:hyperlink>
-      <w:r>
-        <w:rPr>
-          <w:lang w:val="zh_TW" w:bidi="zh_TW"/>
-        </w:rPr>
-        <w:t>）。所羅門在主面前屈膝禱告和祈求（</w:t>
-      </w:r>
-      <w:hyperlink r:id="rId33">
-        <w:r>
-          <w:rPr>
-            <w:lang w:val="zh_TW" w:bidi="zh_TW"/>
-          </w:rPr>
-          <w:rPr>
-            <w:color w:val="0000EE"/>
-            <w:u w:val="single"/>
-          </w:rPr>
-          <w:t>王上8:54</w:t>
-        </w:r>
-      </w:hyperlink>
-      <w:r>
-        <w:rPr>
-          <w:lang w:val="zh_TW" w:bidi="zh_TW"/>
-        </w:rPr>
-        <w:t>），甚至有一次他造了一個方便他能站上去的銅臺，當著以色列的會眾在主面前跪下（</w:t>
-      </w:r>
-      <w:hyperlink r:id="rId34">
-        <w:r>
-          <w:rPr>
-            <w:lang w:val="zh_TW" w:bidi="zh_TW"/>
-          </w:rPr>
-          <w:rPr>
-            <w:color w:val="0000EE"/>
-            <w:u w:val="single"/>
-          </w:rPr>
-          <w:t>代下6:13</w:t>
+        <w:t>關於啟示錄的</w:t>
+      </w:r>
+      <w:r>
+        <w:rPr>
+          <w:lang w:val="zh_TW" w:bidi="zh_TW"/>
+        </w:rPr>
+        <w:t>成書日期</w:t>
+      </w:r>
+      <w:r>
+        <w:rPr>
+          <w:lang w:val="zh_TW" w:bidi="zh_TW"/>
+        </w:rPr>
+        <w:t>，主要有兩大</w:t>
+      </w:r>
+      <w:r>
+        <w:rPr>
+          <w:lang w:val="zh_TW" w:bidi="zh_TW"/>
+        </w:rPr>
+        <w:t>成書日期</w:t>
+      </w:r>
+      <w:r>
+        <w:rPr>
+          <w:lang w:val="zh_TW" w:bidi="zh_TW"/>
+        </w:rPr>
+        <w:t>的說法得到支持</w:t>
+      </w:r>
+      <w:r>
+        <w:rPr>
+          <w:lang w:val="zh_TW" w:bidi="zh_TW"/>
+        </w:rPr>
+        <w:t>。較早的成書日期是在尼祿統治（Nero，公元54–68）後不久，</w:t>
+      </w:r>
+      <w:r>
+        <w:rPr>
+          <w:lang w:val="zh_TW" w:bidi="zh_TW"/>
+        </w:rPr>
+        <w:t>這觀點的支持者</w:t>
+      </w:r>
+      <w:r>
+        <w:rPr>
+          <w:lang w:val="zh_TW" w:bidi="zh_TW"/>
+        </w:rPr>
+        <w:t>稱，這是由於書中提到對基督徒的逼迫、「尼祿復活」（</w:t>
+      </w:r>
+      <w:r>
+        <w:rPr>
+          <w:i/>
+          <w:lang w:val="zh_TW" w:bidi="zh_TW"/>
+        </w:rPr>
+        <w:t>Nero redivivus</w:t>
+      </w:r>
+      <w:r>
+        <w:rPr>
+          <w:lang w:val="zh_TW" w:bidi="zh_TW"/>
+        </w:rPr>
+        <w:t>）神話（復活的尼祿將是整個羅馬帝國的邪惡化身）、帝國崇拜（第</w:t>
+      </w:r>
+      <w:hyperlink r:id="rId43">
+        <w:r>
+          <w:rPr>
+            <w:lang w:val="zh_TW" w:bidi="zh_TW"/>
+          </w:rPr>
+          <w:rPr>
+            <w:color w:val="0000EE"/>
+            <w:u w:val="single"/>
+          </w:rPr>
+          <w:t>13</w:t>
+        </w:r>
+      </w:hyperlink>
+      <w:r>
+        <w:rPr>
+          <w:lang w:val="zh_TW" w:bidi="zh_TW"/>
+        </w:rPr>
+        <w:t>章）以及聖殿（第</w:t>
+      </w:r>
+      <w:hyperlink r:id="rId44">
+        <w:r>
+          <w:rPr>
+            <w:lang w:val="zh_TW" w:bidi="zh_TW"/>
+          </w:rPr>
+          <w:rPr>
+            <w:color w:val="0000EE"/>
+            <w:u w:val="single"/>
+          </w:rPr>
+          <w:t>11</w:t>
+        </w:r>
+      </w:hyperlink>
+      <w:r>
+        <w:rPr>
+          <w:lang w:val="zh_TW" w:bidi="zh_TW"/>
+        </w:rPr>
+        <w:t>章），而聖殿在公元70年被摧毀。另一個成書日期主要出自早期教父愛任紐（Irenaeus），他指出使徒約翰「在多米田（Domitian）統治結束時看到了這個啟示……」（公元81–96年）。</w:t>
+      </w:r>
+    </w:p>
+    <w:p>
+      <w:pPr/>
+      <w:r>
+        <w:rPr>
+          <w:lang w:val="zh_TW" w:bidi="zh_TW"/>
+        </w:rPr>
+      </w:r>
+      <w:r>
+        <w:rPr>
+          <w:lang w:val="zh_TW" w:bidi="zh_TW"/>
+        </w:rPr>
+        <w:t>這書卷的起源，明確與拔摩島聯繫起來。拔摩島是斯波拉澤斯群島（the Sporades Islands）之一，位於米利都西南約37英里（59.5公里），</w:t>
+      </w:r>
+      <w:r>
+        <w:rPr>
+          <w:lang w:val="zh_TW" w:bidi="zh_TW"/>
+        </w:rPr>
+        <w:t>位於</w:t>
+      </w:r>
+      <w:r>
+        <w:rPr>
+          <w:lang w:val="zh_TW" w:bidi="zh_TW"/>
+        </w:rPr>
+        <w:t>伊卡利亞海（</w:t>
+      </w:r>
+      <w:hyperlink r:id="rId42">
+        <w:r>
+          <w:rPr>
+            <w:lang w:val="zh_TW" w:bidi="zh_TW"/>
+          </w:rPr>
+          <w:rPr>
+            <w:color w:val="0000EE"/>
+            <w:u w:val="single"/>
+          </w:rPr>
+          <w:t>1:9</w:t>
         </w:r>
       </w:hyperlink>
       <w:r>
@@ -681,6 +1855,36 @@
         </w:rPr>
         <w:t>）。</w:t>
       </w:r>
+      <w:r>
+        <w:rPr>
+          <w:lang w:val="zh_TW" w:bidi="zh_TW"/>
+        </w:rPr>
+        <w:t>約翰顯然因他對耶穌的見證，而遭受宗教及／或政府迫害，被放逐到該島</w:t>
+      </w:r>
+      <w:r>
+        <w:rPr>
+          <w:lang w:val="zh_TW" w:bidi="zh_TW"/>
+        </w:rPr>
+        <w:t>（</w:t>
+      </w:r>
+      <w:hyperlink r:id="rId42">
+        <w:r>
+          <w:rPr>
+            <w:lang w:val="zh_TW" w:bidi="zh_TW"/>
+          </w:rPr>
+          <w:rPr>
+            <w:color w:val="0000EE"/>
+            <w:u w:val="single"/>
+          </w:rPr>
+          <w:t>1:9</w:t>
+        </w:r>
+      </w:hyperlink>
+      <w:r>
+        <w:rPr>
+          <w:lang w:val="zh_TW" w:bidi="zh_TW"/>
+        </w:rPr>
+        <w:t>）。</w:t>
+      </w:r>
     </w:p>
     <w:p>
       <w:pPr/>
@@ -693,72 +1897,307 @@
         <w:rPr>
           <w:lang w:val="zh_TW" w:bidi="zh_TW"/>
         </w:rPr>
-        <w:t>有些人跪下痛悔，好像以斯拉在獻晚祭時那樣（</w:t>
-      </w:r>
-      <w:hyperlink r:id="rId35">
-        <w:r>
-          <w:rPr>
-            <w:lang w:val="zh_TW" w:bidi="zh_TW"/>
-          </w:rPr>
-          <w:rPr>
-            <w:color w:val="0000EE"/>
-            <w:u w:val="single"/>
-          </w:rPr>
-          <w:t>拉9:5</w:t>
-        </w:r>
-      </w:hyperlink>
-      <w:r>
-        <w:rPr>
-          <w:lang w:val="zh_TW" w:bidi="zh_TW"/>
-        </w:rPr>
-        <w:t>），又像彼得求主赦免他的信心和信靠不足時那樣（</w:t>
-      </w:r>
-      <w:hyperlink r:id="rId36">
-        <w:r>
-          <w:rPr>
-            <w:lang w:val="zh_TW" w:bidi="zh_TW"/>
-          </w:rPr>
-          <w:rPr>
-            <w:color w:val="0000EE"/>
-            <w:u w:val="single"/>
-          </w:rPr>
-          <w:t>路5:8</w:t>
-        </w:r>
-      </w:hyperlink>
-      <w:r>
-        <w:rPr>
-          <w:lang w:val="zh_TW" w:bidi="zh_TW"/>
-        </w:rPr>
-        <w:t>）。人在先知以利亞面前跪下哀求，視他為神的代表（</w:t>
-      </w:r>
-      <w:hyperlink r:id="rId37">
-        <w:r>
-          <w:rPr>
-            <w:lang w:val="zh_TW" w:bidi="zh_TW"/>
-          </w:rPr>
-          <w:rPr>
-            <w:color w:val="0000EE"/>
-            <w:u w:val="single"/>
-          </w:rPr>
-          <w:t>王下1:13</w:t>
-        </w:r>
-      </w:hyperlink>
-      <w:r>
-        <w:rPr>
-          <w:lang w:val="zh_TW" w:bidi="zh_TW"/>
-        </w:rPr>
-        <w:t>），還有許多人在主面前跪下求醫治（</w:t>
-      </w:r>
-      <w:hyperlink r:id="rId38">
-        <w:r>
-          <w:rPr>
-            <w:lang w:val="zh_TW" w:bidi="zh_TW"/>
-          </w:rPr>
-          <w:rPr>
-            <w:color w:val="0000EE"/>
-            <w:u w:val="single"/>
-          </w:rPr>
-          <w:t>太17:14</w:t>
+        <w:t>同樣，其收信人應是羅馬省份亞細亞（現代土耳其西部）的七個教會：以弗所、士每拿、別迦摩、推雅推喇、撒狄、非拉鐵非和老底嘉（</w:t>
+      </w:r>
+      <w:hyperlink r:id="rId45">
+        <w:r>
+          <w:rPr>
+            <w:lang w:val="zh_TW" w:bidi="zh_TW"/>
+          </w:rPr>
+          <w:rPr>
+            <w:color w:val="0000EE"/>
+            <w:u w:val="single"/>
+          </w:rPr>
+          <w:t>1:4、11</w:t>
+        </w:r>
+      </w:hyperlink>
+      <w:r>
+        <w:rPr>
+          <w:lang w:val="zh_TW" w:bidi="zh_TW"/>
+        </w:rPr>
+        <w:t>，</w:t>
+      </w:r>
+      <w:hyperlink r:id="rId46">
+        <w:r>
+          <w:rPr>
+            <w:lang w:val="zh_TW" w:bidi="zh_TW"/>
+          </w:rPr>
+          <w:rPr>
+            <w:color w:val="0000EE"/>
+            <w:u w:val="single"/>
+          </w:rPr>
+          <w:t>2:1、8、12、18</w:t>
+        </w:r>
+      </w:hyperlink>
+      <w:r>
+        <w:rPr>
+          <w:lang w:val="zh_TW" w:bidi="zh_TW"/>
+        </w:rPr>
+        <w:t>，</w:t>
+      </w:r>
+      <w:hyperlink r:id="rId47">
+        <w:r>
+          <w:rPr>
+            <w:lang w:val="zh_TW" w:bidi="zh_TW"/>
+          </w:rPr>
+          <w:rPr>
+            <w:color w:val="0000EE"/>
+            <w:u w:val="single"/>
+          </w:rPr>
+          <w:t>3:1、7、14</w:t>
+        </w:r>
+      </w:hyperlink>
+      <w:r>
+        <w:rPr>
+          <w:lang w:val="zh_TW" w:bidi="zh_TW"/>
+        </w:rPr>
+        <w:t>）。</w:t>
+      </w:r>
+    </w:p>
+    <w:p>
+      <w:pPr>
+        <w:pStyle w:val="Heading3"/>
+      </w:pPr>
+      <w:r>
+        <w:rPr>
+          <w:lang w:val="zh_TW" w:bidi="zh_TW"/>
+        </w:rPr>
+        <w:t>背景</w:t>
+      </w:r>
+    </w:p>
+    <w:p>
+      <w:pPr/>
+      <w:r>
+        <w:rPr>
+          <w:lang w:val="zh_TW" w:bidi="zh_TW"/>
+        </w:rPr>
+      </w:r>
+      <w:r>
+        <w:rPr>
+          <w:lang w:val="zh_TW" w:bidi="zh_TW"/>
+        </w:rPr>
+        <w:t>啟示錄與其它新約著作十分不同，它們的分別不是在教義上，而是在文學體裁和神學主題上。這是一本預言（</w:t>
+      </w:r>
+      <w:hyperlink r:id="rId40">
+        <w:r>
+          <w:rPr>
+            <w:lang w:val="zh_TW" w:bidi="zh_TW"/>
+          </w:rPr>
+          <w:rPr>
+            <w:color w:val="0000EE"/>
+            <w:u w:val="single"/>
+          </w:rPr>
+          <w:t>1:3</w:t>
+        </w:r>
+      </w:hyperlink>
+      <w:r>
+        <w:rPr>
+          <w:lang w:val="zh_TW" w:bidi="zh_TW"/>
+        </w:rPr>
+        <w:t>，</w:t>
+      </w:r>
+      <w:hyperlink r:id="rId48">
+        <w:r>
+          <w:rPr>
+            <w:lang w:val="zh_TW" w:bidi="zh_TW"/>
+          </w:rPr>
+          <w:rPr>
+            <w:color w:val="0000EE"/>
+            <w:u w:val="single"/>
+          </w:rPr>
+          <w:t>22:7、18–19</w:t>
+        </w:r>
+      </w:hyperlink>
+      <w:r>
+        <w:rPr>
+          <w:lang w:val="zh_TW" w:bidi="zh_TW"/>
+        </w:rPr>
+        <w:t>），其中包含警告和安慰</w:t>
+      </w:r>
+      <w:r>
+        <w:rPr>
+          <w:lang w:val="zh_TW" w:bidi="zh_TW"/>
+        </w:rPr>
+        <w:t>——通過象徵和異象，宣告未來的審判和祝福</w:t>
+      </w:r>
+      <w:r>
+        <w:rPr>
+          <w:lang w:val="zh_TW" w:bidi="zh_TW"/>
+        </w:rPr>
+        <w:t>。</w:t>
+      </w:r>
+    </w:p>
+    <w:p>
+      <w:pPr/>
+      <w:r>
+        <w:rPr>
+          <w:lang w:val="zh_TW" w:bidi="zh_TW"/>
+        </w:rPr>
+      </w:r>
+      <w:r>
+        <w:rPr>
+          <w:lang w:val="zh_TW" w:bidi="zh_TW"/>
+        </w:rPr>
+        <w:t>對於第一世紀的讀者來說，</w:t>
+      </w:r>
+      <w:r>
+        <w:rPr>
+          <w:lang w:val="zh_TW" w:bidi="zh_TW"/>
+        </w:rPr>
+        <w:t>啟示錄的</w:t>
+      </w:r>
+      <w:r>
+        <w:rPr>
+          <w:lang w:val="zh_TW" w:bidi="zh_TW"/>
+        </w:rPr>
+        <w:t>語言和意象並不陌生。因此，讀者如能熟悉舊約先知書，特別是但以理書和以西結書，將有助理解啟示錄的內容。</w:t>
+      </w:r>
+    </w:p>
+    <w:p>
+      <w:pPr/>
+      <w:r>
+        <w:rPr>
+          <w:lang w:val="zh_TW" w:bidi="zh_TW"/>
+        </w:rPr>
+      </w:r>
+      <w:r>
+        <w:rPr>
+          <w:lang w:val="zh_TW" w:bidi="zh_TW"/>
+        </w:rPr>
+        <w:t>雖然象徵和異象的表達方式，會讓許多人感到模稜兩可又造成困惑，但它實際上描述了不可見的現實，而這個描述能帶來其它方法無法達到的深刻和清晰</w:t>
+      </w:r>
+      <w:r>
+        <w:rPr>
+          <w:lang w:val="zh_TW" w:bidi="zh_TW"/>
+        </w:rPr>
+        <w:t>。這樣的語言可以啟發各種想法、聯想、實質參與甚至是密契回應，</w:t>
+      </w:r>
+      <w:r>
+        <w:rPr>
+          <w:lang w:val="zh_TW" w:bidi="zh_TW"/>
+        </w:rPr>
+        <w:t>是新約大部分直白的散文體裁，所無法達到的效果</w:t>
+      </w:r>
+      <w:r>
+        <w:rPr>
+          <w:lang w:val="zh_TW" w:bidi="zh_TW"/>
+        </w:rPr>
+        <w:t>。</w:t>
+      </w:r>
+    </w:p>
+    <w:p>
+      <w:pPr/>
+      <w:r>
+        <w:rPr>
+          <w:lang w:val="zh_TW" w:bidi="zh_TW"/>
+        </w:rPr>
+      </w:r>
+      <w:r>
+        <w:rPr>
+          <w:lang w:val="zh_TW" w:bidi="zh_TW"/>
+        </w:rPr>
+        <w:t>啟示錄也是寫給教會的書信，七間教會中，有五間教會正處於重大困境。他們的主要問題似乎是未有忠於基督，可能表明啟示錄的主要重點不是社會政治，而是神學。約翰更關心的，是反駁在第一世紀末逐漸侵入教會的異端，而不是解決政治困局。這種異端似乎是諾斯底（Gnostic）主義的</w:t>
+      </w:r>
+      <w:r>
+        <w:rPr>
+          <w:lang w:val="zh_TW" w:bidi="zh_TW"/>
+        </w:rPr>
+        <w:t>教導</w:t>
+      </w:r>
+      <w:r>
+        <w:rPr>
+          <w:lang w:val="zh_TW" w:bidi="zh_TW"/>
+        </w:rPr>
+        <w:t>。</w:t>
+      </w:r>
+    </w:p>
+    <w:p>
+      <w:pPr/>
+      <w:r>
+        <w:rPr>
+          <w:lang w:val="zh_TW" w:bidi="zh_TW"/>
+        </w:rPr>
+      </w:r>
+      <w:r>
+        <w:rPr>
+          <w:lang w:val="zh_TW" w:bidi="zh_TW"/>
+        </w:rPr>
+        <w:t>啟示錄</w:t>
+      </w:r>
+      <w:r>
+        <w:rPr>
+          <w:lang w:val="zh_TW" w:bidi="zh_TW"/>
+        </w:rPr>
+        <w:t>通常被視為屬於</w:t>
+      </w:r>
+      <w:r>
+        <w:rPr>
+          <w:lang w:val="zh_TW" w:bidi="zh_TW"/>
+        </w:rPr>
+        <w:t>天啟文學（apocalyptic literature）</w:t>
+      </w:r>
+      <w:r>
+        <w:rPr>
+          <w:lang w:val="zh_TW" w:bidi="zh_TW"/>
+        </w:rPr>
+        <w:t>的一類</w:t>
+      </w:r>
+      <w:r>
+        <w:rPr>
+          <w:lang w:val="zh_TW" w:bidi="zh_TW"/>
+        </w:rPr>
+        <w:t>。這類文學的名稱源自希臘文詞語</w:t>
+      </w:r>
+      <w:r>
+        <w:rPr>
+          <w:i/>
+          <w:lang w:val="zh_TW" w:bidi="zh_TW"/>
+        </w:rPr>
+        <w:t>apokalupsis</w:t>
+      </w:r>
+      <w:r>
+        <w:rPr>
+          <w:lang w:val="zh_TW" w:bidi="zh_TW"/>
+        </w:rPr>
+        <w:t>，意思是「啟示」</w:t>
+      </w:r>
+      <w:r>
+        <w:rPr>
+          <w:i/>
+          <w:lang w:val="zh_TW" w:bidi="zh_TW"/>
+        </w:rPr>
+        <w:t>。</w:t>
+      </w:r>
+      <w:r>
+        <w:rPr>
+          <w:lang w:val="zh_TW" w:bidi="zh_TW"/>
+        </w:rPr>
+        <w:t xml:space="preserve"> 聖經外的天啟書卷，寫於公元前200年至公元200年之間。儘管它們與啟示錄多有相似，但也有一些明顯的差異。</w:t>
+      </w:r>
+    </w:p>
+    <w:p>
+      <w:pPr/>
+      <w:r>
+        <w:rPr>
+          <w:lang w:val="zh_TW" w:bidi="zh_TW"/>
+        </w:rPr>
+      </w:r>
+      <w:r>
+        <w:rPr>
+          <w:lang w:val="zh_TW" w:bidi="zh_TW"/>
+        </w:rPr>
+        <w:t>相比猶太背景的天啟文學，啟示錄更為重視的，是約翰對耶穌末世或末世教導的借鑒，例如橄欖山講論（</w:t>
+      </w:r>
+      <w:hyperlink r:id="rId49">
+        <w:r>
+          <w:rPr>
+            <w:lang w:val="zh_TW" w:bidi="zh_TW"/>
+          </w:rPr>
+          <w:rPr>
+            <w:color w:val="0000EE"/>
+            <w:u w:val="single"/>
+          </w:rPr>
+          <w:t>太24–25</w:t>
         </w:r>
       </w:hyperlink>
       <w:r>
@@ -767,70 +2206,16 @@
         </w:rPr>
         <w:t>；</w:t>
       </w:r>
-      <w:hyperlink r:id="rId39">
-        <w:r>
-          <w:rPr>
-            <w:lang w:val="zh_TW" w:bidi="zh_TW"/>
-          </w:rPr>
-          <w:rPr>
-            <w:color w:val="0000EE"/>
-            <w:u w:val="single"/>
-          </w:rPr>
-          <w:t>可1:40</w:t>
-        </w:r>
-      </w:hyperlink>
-      <w:r>
-        <w:rPr>
-          <w:lang w:val="zh_TW" w:bidi="zh_TW"/>
-        </w:rPr>
-        <w:t>）。但以理在天使面前心存驚奇和敬畏地跪下（</w:t>
-      </w:r>
-      <w:hyperlink r:id="rId40">
-        <w:r>
-          <w:rPr>
-            <w:lang w:val="zh_TW" w:bidi="zh_TW"/>
-          </w:rPr>
-          <w:rPr>
-            <w:color w:val="0000EE"/>
-            <w:u w:val="single"/>
-          </w:rPr>
-          <w:t>但10:10</w:t>
-        </w:r>
-      </w:hyperlink>
-      <w:r>
-        <w:rPr>
-          <w:lang w:val="zh_TW" w:bidi="zh_TW"/>
-        </w:rPr>
-        <w:t>），伯沙撒的驚惶從他「雙膝彼此相碰」看得出（</w:t>
-      </w:r>
-      <w:hyperlink r:id="rId41">
-        <w:r>
-          <w:rPr>
-            <w:lang w:val="zh_TW" w:bidi="zh_TW"/>
-          </w:rPr>
-          <w:rPr>
-            <w:color w:val="0000EE"/>
-            <w:u w:val="single"/>
-          </w:rPr>
-          <w:t>但5:6</w:t>
-        </w:r>
-      </w:hyperlink>
-      <w:r>
-        <w:rPr>
-          <w:lang w:val="zh_TW" w:bidi="zh_TW"/>
-        </w:rPr>
-        <w:t>）。在新約中，君尊卻寬容的基督遭受士兵們的嘲弄和譏誚，跪在祂面前嘲諷地喊道：「恭喜，猶太人的王啊！」（</w:t>
-      </w:r>
-      <w:hyperlink r:id="rId42">
-        <w:r>
-          <w:rPr>
-            <w:lang w:val="zh_TW" w:bidi="zh_TW"/>
-          </w:rPr>
-          <w:rPr>
-            <w:color w:val="0000EE"/>
-            <w:u w:val="single"/>
-          </w:rPr>
-          <w:t>太27:29</w:t>
+      <w:hyperlink r:id="rId50">
+        <w:r>
+          <w:rPr>
+            <w:lang w:val="zh_TW" w:bidi="zh_TW"/>
+          </w:rPr>
+          <w:rPr>
+            <w:color w:val="0000EE"/>
+            <w:u w:val="single"/>
+          </w:rPr>
+          <w:t>可13</w:t>
         </w:r>
       </w:hyperlink>
       <w:r>
@@ -839,6 +2224,122 @@
         </w:rPr>
         <w:t>；</w:t>
       </w:r>
+      <w:hyperlink r:id="rId51">
+        <w:r>
+          <w:rPr>
+            <w:lang w:val="zh_TW" w:bidi="zh_TW"/>
+          </w:rPr>
+          <w:rPr>
+            <w:color w:val="0000EE"/>
+            <w:u w:val="single"/>
+          </w:rPr>
+          <w:t>路21</w:t>
+        </w:r>
+      </w:hyperlink>
+      <w:r>
+        <w:rPr>
+          <w:lang w:val="zh_TW" w:bidi="zh_TW"/>
+        </w:rPr>
+        <w:t>）。啟示錄以獨特的手法運用舊約。在啟示錄的404節經文中，有278節呼應舊約經文。約翰經常提到以賽亞書、耶利米書、以西結書和但以理書，也多次提到出埃及記、申命記和詩篇。然而，他很少直接引用舊約。</w:t>
+      </w:r>
+    </w:p>
+    <w:p>
+      <w:pPr>
+        <w:pStyle w:val="Heading3"/>
+      </w:pPr>
+      <w:r>
+        <w:rPr>
+          <w:lang w:val="zh_TW" w:bidi="zh_TW"/>
+        </w:rPr>
+        <w:t>解釋啟示錄的方法</w:t>
+      </w:r>
+    </w:p>
+    <w:p>
+      <w:pPr/>
+      <w:r>
+        <w:rPr>
+          <w:lang w:val="zh_TW" w:bidi="zh_TW"/>
+        </w:rPr>
+      </w:r>
+      <w:r>
+        <w:rPr>
+          <w:lang w:val="zh_TW" w:bidi="zh_TW"/>
+        </w:rPr>
+        <w:t>在教會歷史中，主要有四種解釋</w:t>
+      </w:r>
+      <w:hyperlink r:id="rId52">
+        <w:r>
+          <w:rPr>
+            <w:lang w:val="zh_TW" w:bidi="zh_TW"/>
+          </w:rPr>
+          <w:rPr>
+            <w:color w:val="0000EE"/>
+            <w:u w:val="single"/>
+          </w:rPr>
+          <w:t>啟示錄四至二十二章</w:t>
+        </w:r>
+      </w:hyperlink>
+      <w:r>
+        <w:rPr>
+          <w:lang w:val="zh_TW" w:bidi="zh_TW"/>
+        </w:rPr>
+        <w:t>的方法。</w:t>
+      </w:r>
+    </w:p>
+    <w:p>
+      <w:pPr>
+        <w:pStyle w:val="Heading4"/>
+      </w:pPr>
+      <w:r>
+        <w:rPr>
+          <w:lang w:val="zh_TW" w:bidi="zh_TW"/>
+        </w:rPr>
+        <w:t>未來派（Futurist）</w:t>
+      </w:r>
+    </w:p>
+    <w:p>
+      <w:pPr/>
+      <w:r>
+        <w:rPr>
+          <w:lang w:val="zh_TW" w:bidi="zh_TW"/>
+        </w:rPr>
+      </w:r>
+      <w:r>
+        <w:rPr>
+          <w:lang w:val="zh_TW" w:bidi="zh_TW"/>
+        </w:rPr>
+        <w:t>這種觀點認為，除了</w:t>
+      </w:r>
+      <w:hyperlink r:id="rId53">
+        <w:r>
+          <w:rPr>
+            <w:lang w:val="zh_TW" w:bidi="zh_TW"/>
+          </w:rPr>
+          <w:rPr>
+            <w:color w:val="0000EE"/>
+            <w:u w:val="single"/>
+          </w:rPr>
+          <w:t>一至三</w:t>
+        </w:r>
+      </w:hyperlink>
+      <w:r>
+        <w:rPr>
+          <w:lang w:val="zh_TW" w:bidi="zh_TW"/>
+        </w:rPr>
+        <w:t>章外，啟示錄所有異象都與基督在世代結束時，</w:t>
+      </w:r>
+      <w:r>
+        <w:rPr>
+          <w:lang w:val="zh_TW" w:bidi="zh_TW"/>
+        </w:rPr>
+        <w:t>基督再來</w:t>
+      </w:r>
+      <w:r>
+        <w:rPr>
+          <w:lang w:val="zh_TW" w:bidi="zh_TW"/>
+        </w:rPr>
+        <w:t>前後的時期有關。獸（第</w:t>
+      </w:r>
       <w:hyperlink r:id="rId43">
         <w:r>
           <w:rPr>
@@ -848,7 +2349,675 @@
             <w:color w:val="0000EE"/>
             <w:u w:val="single"/>
           </w:rPr>
-          <w:t>可15:19</w:t>
+          <w:t>13</w:t>
+        </w:r>
+      </w:hyperlink>
+      <w:r>
+        <w:rPr>
+          <w:lang w:val="zh_TW" w:bidi="zh_TW"/>
+        </w:rPr>
+        <w:t>章、第</w:t>
+      </w:r>
+      <w:hyperlink r:id="rId54">
+        <w:r>
+          <w:rPr>
+            <w:lang w:val="zh_TW" w:bidi="zh_TW"/>
+          </w:rPr>
+          <w:rPr>
+            <w:color w:val="0000EE"/>
+            <w:u w:val="single"/>
+          </w:rPr>
+          <w:t>17</w:t>
+        </w:r>
+      </w:hyperlink>
+      <w:r>
+        <w:rPr>
+          <w:lang w:val="zh_TW" w:bidi="zh_TW"/>
+        </w:rPr>
+        <w:t>章）被認為是未來的敵基督，牠將在世界歷史的最後時刻出現，並將在基督再來時被祂擊敗。基督將審判世界，並建立祂在地上的千禧年王國。</w:t>
+      </w:r>
+    </w:p>
+    <w:p>
+      <w:pPr/>
+      <w:r>
+        <w:rPr>
+          <w:lang w:val="zh_TW" w:bidi="zh_TW"/>
+        </w:rPr>
+      </w:r>
+      <w:r>
+        <w:rPr>
+          <w:lang w:val="zh_TW" w:bidi="zh_TW"/>
+        </w:rPr>
+        <w:t>早期解經家也有類似觀點，例如殉道者游斯丁（Justin Martyr，卒於164年）、愛任紐（卒於約195年）、希坡律陀（Hippolytus，卒於236年）和彼他的維克多納（Victorinus，卒於約303年）。自19世紀以來，這種未來派的方法重新受到重視，並在今天的福音派中流行。</w:t>
+      </w:r>
+    </w:p>
+    <w:p>
+      <w:pPr>
+        <w:pStyle w:val="Heading4"/>
+      </w:pPr>
+      <w:r>
+        <w:rPr>
+          <w:lang w:val="zh_TW" w:bidi="zh_TW"/>
+        </w:rPr>
+        <w:t>歷史派（Historicist）</w:t>
+      </w:r>
+    </w:p>
+    <w:p>
+      <w:pPr/>
+      <w:r>
+        <w:rPr>
+          <w:lang w:val="zh_TW" w:bidi="zh_TW"/>
+        </w:rPr>
+      </w:r>
+      <w:r>
+        <w:rPr>
+          <w:lang w:val="zh_TW" w:bidi="zh_TW"/>
+        </w:rPr>
+        <w:t>正如這個詞所暗示，這種觀點將啟示錄視為歷史的預言概覽。它起源於佛羅倫薩的約阿希姆（Joachim of Floris，卒於1202年），他聲稱見到特別的異象，揭示神對不同時代的計劃。</w:t>
+      </w:r>
+      <w:r>
+        <w:rPr>
+          <w:lang w:val="zh_TW" w:bidi="zh_TW"/>
+        </w:rPr>
+        <w:t>他將啟示錄中的1260天，解釋為一年代表一天</w:t>
+      </w:r>
+      <w:r>
+        <w:rPr>
+          <w:lang w:val="zh_TW" w:bidi="zh_TW"/>
+        </w:rPr>
+        <w:t>。</w:t>
+      </w:r>
+      <w:r>
+        <w:rPr>
+          <w:lang w:val="zh_TW" w:bidi="zh_TW"/>
+        </w:rPr>
+        <w:t>他主張啟示錄是預言，描述了從使徒時代到約阿希姆時代期間的西方歷史</w:t>
+      </w:r>
+      <w:r>
+        <w:rPr>
+          <w:lang w:val="zh_TW" w:bidi="zh_TW"/>
+        </w:rPr>
+        <w:t>。</w:t>
+      </w:r>
+      <w:r>
+        <w:rPr>
+          <w:lang w:val="zh_TW" w:bidi="zh_TW"/>
+        </w:rPr>
+        <w:t>這種解釋方法發展出不同的應用，其共同的特點在於，將敵基督和巴比倫的形象連上羅馬帝國以及教皇制度</w:t>
+      </w:r>
+      <w:r>
+        <w:rPr>
+          <w:lang w:val="zh_TW" w:bidi="zh_TW"/>
+        </w:rPr>
+        <w:t>。後來，路德（Luther）、加爾文（Calvin）和其他宗教改革者也吸納了這種看法。</w:t>
+      </w:r>
+    </w:p>
+    <w:p>
+      <w:pPr>
+        <w:pStyle w:val="Heading4"/>
+      </w:pPr>
+      <w:r>
+        <w:rPr>
+          <w:lang w:val="zh_TW" w:bidi="zh_TW"/>
+        </w:rPr>
+        <w:t>過去派（Preterist）</w:t>
+      </w:r>
+    </w:p>
+    <w:p>
+      <w:pPr/>
+      <w:r>
+        <w:rPr>
+          <w:lang w:val="zh_TW" w:bidi="zh_TW"/>
+        </w:rPr>
+      </w:r>
+      <w:r>
+        <w:rPr>
+          <w:lang w:val="zh_TW" w:bidi="zh_TW"/>
+        </w:rPr>
+        <w:t>根據這種看法，啟示錄要處理的，是作者身處時代中的社會問題。</w:t>
+      </w:r>
+      <w:r>
+        <w:rPr>
+          <w:lang w:val="zh_TW" w:bidi="zh_TW"/>
+        </w:rPr>
+        <w:t>因此，啟示錄的主要內容，被認為是針對約翰所處時代的事件</w:t>
+      </w:r>
+      <w:r>
+        <w:rPr>
+          <w:lang w:val="zh_TW" w:bidi="zh_TW"/>
+        </w:rPr>
+        <w:t>。獸（第</w:t>
+      </w:r>
+      <w:hyperlink r:id="rId43">
+        <w:r>
+          <w:rPr>
+            <w:lang w:val="zh_TW" w:bidi="zh_TW"/>
+          </w:rPr>
+          <w:rPr>
+            <w:color w:val="0000EE"/>
+            <w:u w:val="single"/>
+          </w:rPr>
+          <w:t>13</w:t>
+        </w:r>
+      </w:hyperlink>
+      <w:r>
+        <w:rPr>
+          <w:lang w:val="zh_TW" w:bidi="zh_TW"/>
+        </w:rPr>
+        <w:t>章）被認定為是羅馬帝國和</w:t>
+      </w:r>
+      <w:r>
+        <w:rPr>
+          <w:lang w:val="zh_TW" w:bidi="zh_TW"/>
+        </w:rPr>
+        <w:t>帝國祭司</w:t>
+      </w:r>
+      <w:r>
+        <w:rPr>
+          <w:lang w:val="zh_TW" w:bidi="zh_TW"/>
+        </w:rPr>
+        <w:t>。這個觀點為許多當代學者接受。</w:t>
+      </w:r>
+    </w:p>
+    <w:p>
+      <w:pPr>
+        <w:pStyle w:val="Heading4"/>
+      </w:pPr>
+      <w:r>
+        <w:rPr>
+          <w:lang w:val="zh_TW" w:bidi="zh_TW"/>
+        </w:rPr>
+        <w:t>理想派（Idealist）</w:t>
+      </w:r>
+    </w:p>
+    <w:p>
+      <w:pPr/>
+      <w:r>
+        <w:rPr>
+          <w:lang w:val="zh_TW" w:bidi="zh_TW"/>
+        </w:rPr>
+      </w:r>
+      <w:r>
+        <w:rPr>
+          <w:lang w:val="zh_TW" w:bidi="zh_TW"/>
+        </w:rPr>
+        <w:t>這種解釋啟示錄的方法，認為啟示錄的性質基本上是具詩意、象徵和屬靈的。因此，啟示錄並無預測任何具體的歷史事件；</w:t>
+      </w:r>
+      <w:r>
+        <w:rPr>
+          <w:lang w:val="zh_TW" w:bidi="zh_TW"/>
+        </w:rPr>
+        <w:t>相反，啟示錄闡述的是善惡之爭的永恆真理，貫穿整個教會時代。這個解釋體系，較其它三種方法更晚出現</w:t>
+      </w:r>
+      <w:r>
+        <w:rPr>
+          <w:lang w:val="zh_TW" w:bidi="zh_TW"/>
+        </w:rPr>
+        <w:t>。</w:t>
+      </w:r>
+    </w:p>
+    <w:p>
+      <w:pPr>
+        <w:pStyle w:val="Heading3"/>
+      </w:pPr>
+      <w:r>
+        <w:rPr>
+          <w:lang w:val="zh_TW" w:bidi="zh_TW"/>
+        </w:rPr>
+        <w:t>目的與教導</w:t>
+      </w:r>
+    </w:p>
+    <w:p>
+      <w:pPr/>
+      <w:r>
+        <w:rPr>
+          <w:lang w:val="zh_TW" w:bidi="zh_TW"/>
+        </w:rPr>
+      </w:r>
+      <w:r>
+        <w:rPr>
+          <w:lang w:val="zh_TW" w:bidi="zh_TW"/>
+        </w:rPr>
+        <w:t>新約學者</w:t>
+      </w:r>
+      <w:r>
+        <w:rPr>
+          <w:lang w:val="zh_TW" w:bidi="zh_TW"/>
+        </w:rPr>
+        <w:t>司威特</w:t>
+      </w:r>
+      <w:r>
+        <w:rPr>
+          <w:lang w:val="zh_TW" w:bidi="zh_TW"/>
+        </w:rPr>
+        <w:t>（H. B. Swete）</w:t>
+      </w:r>
+      <w:r>
+        <w:rPr>
+          <w:lang w:val="zh_TW" w:bidi="zh_TW"/>
+        </w:rPr>
+        <w:t>曾這樣描述啟示錄</w:t>
+      </w:r>
+      <w:r>
+        <w:rPr>
+          <w:lang w:val="zh_TW" w:bidi="zh_TW"/>
+        </w:rPr>
+        <w:t>：「在形式上，它是一封書信，包含了一個天啟預言；在屬靈層面上，它是一種牧養。」約翰作為先知，領受呼召</w:t>
+      </w:r>
+      <w:r>
+        <w:rPr>
+          <w:lang w:val="zh_TW" w:bidi="zh_TW"/>
+        </w:rPr>
+        <w:t>分辨真實與虛假的信仰</w:t>
+      </w:r>
+      <w:r>
+        <w:rPr>
+          <w:lang w:val="zh_TW" w:bidi="zh_TW"/>
+        </w:rPr>
+        <w:t>，</w:t>
+      </w:r>
+      <w:r>
+        <w:rPr>
+          <w:lang w:val="zh_TW" w:bidi="zh_TW"/>
+        </w:rPr>
+        <w:t>揭露亞細亞各教會的失敗</w:t>
+      </w:r>
+      <w:r>
+        <w:rPr>
+          <w:lang w:val="zh_TW" w:bidi="zh_TW"/>
+        </w:rPr>
+        <w:t>。他希望解釋基督徒的苦難和殉道，</w:t>
+      </w:r>
+      <w:r>
+        <w:rPr>
+          <w:lang w:val="zh_TW" w:bidi="zh_TW"/>
+        </w:rPr>
+        <w:t>以耶穌的死與復戰勝邪惡的勝利為背景</w:t>
+      </w:r>
+      <w:r>
+        <w:rPr>
+          <w:lang w:val="zh_TW" w:bidi="zh_TW"/>
+        </w:rPr>
+        <w:t>，藉此鼓勵真正的基督門徒。約翰關心的是殉道者（例如安提帕，</w:t>
+      </w:r>
+      <w:hyperlink r:id="rId55">
+        <w:r>
+          <w:rPr>
+            <w:lang w:val="zh_TW" w:bidi="zh_TW"/>
+          </w:rPr>
+          <w:rPr>
+            <w:color w:val="0000EE"/>
+            <w:u w:val="single"/>
+          </w:rPr>
+          <w:t>2:13</w:t>
+        </w:r>
+      </w:hyperlink>
+      <w:r>
+        <w:rPr>
+          <w:lang w:val="zh_TW" w:bidi="zh_TW"/>
+        </w:rPr>
+        <w:t>）</w:t>
+      </w:r>
+      <w:r>
+        <w:rPr>
+          <w:lang w:val="zh_TW" w:bidi="zh_TW"/>
+        </w:rPr>
+        <w:t>將得到平反</w:t>
+      </w:r>
+      <w:r>
+        <w:rPr>
+          <w:lang w:val="zh_TW" w:bidi="zh_TW"/>
+        </w:rPr>
+        <w:t>。他揭示了邪惡以及那些跟隨獸的人的結局（</w:t>
+      </w:r>
+      <w:hyperlink r:id="rId56">
+        <w:r>
+          <w:rPr>
+            <w:lang w:val="zh_TW" w:bidi="zh_TW"/>
+          </w:rPr>
+          <w:rPr>
+            <w:color w:val="0000EE"/>
+            <w:u w:val="single"/>
+          </w:rPr>
+          <w:t>19:20–21</w:t>
+        </w:r>
+      </w:hyperlink>
+      <w:r>
+        <w:rPr>
+          <w:lang w:val="zh_TW" w:bidi="zh_TW"/>
+        </w:rPr>
+        <w:t>，</w:t>
+      </w:r>
+      <w:hyperlink r:id="rId57">
+        <w:r>
+          <w:rPr>
+            <w:lang w:val="zh_TW" w:bidi="zh_TW"/>
+          </w:rPr>
+          <w:rPr>
+            <w:color w:val="0000EE"/>
+            <w:u w:val="single"/>
+          </w:rPr>
+          <w:t>20:10、15</w:t>
+        </w:r>
+      </w:hyperlink>
+      <w:r>
+        <w:rPr>
+          <w:lang w:val="zh_TW" w:bidi="zh_TW"/>
+        </w:rPr>
+        <w:t>），並描述羔羊和跟隨祂的人最終將會得勝。</w:t>
+      </w:r>
+    </w:p>
+    <w:p>
+      <w:pPr>
+        <w:pStyle w:val="Heading3"/>
+      </w:pPr>
+      <w:r>
+        <w:rPr>
+          <w:lang w:val="zh_TW" w:bidi="zh_TW"/>
+        </w:rPr>
+        <w:t>內容</w:t>
+      </w:r>
+    </w:p>
+    <w:p>
+      <w:pPr/>
+      <w:r>
+        <w:rPr>
+          <w:lang w:val="zh_TW" w:bidi="zh_TW"/>
+        </w:rPr>
+      </w:r>
+      <w:r>
+        <w:rPr>
+          <w:lang w:val="zh_TW" w:bidi="zh_TW"/>
+        </w:rPr>
+        <w:t>啟示錄的主要內容，以七項為一個系列，有些較為明確，有些較為隱藏，如：七個教會（</w:t>
+      </w:r>
+      <w:hyperlink r:id="rId58">
+        <w:r>
+          <w:rPr>
+            <w:lang w:val="zh_TW" w:bidi="zh_TW"/>
+          </w:rPr>
+          <w:rPr>
+            <w:color w:val="0000EE"/>
+            <w:u w:val="single"/>
+          </w:rPr>
+          <w:t>2–3</w:t>
+        </w:r>
+      </w:hyperlink>
+      <w:r>
+        <w:rPr>
+          <w:lang w:val="zh_TW" w:bidi="zh_TW"/>
+        </w:rPr>
+        <w:t>章）、七個印（</w:t>
+      </w:r>
+      <w:hyperlink r:id="rId59">
+        <w:r>
+          <w:rPr>
+            <w:lang w:val="zh_TW" w:bidi="zh_TW"/>
+          </w:rPr>
+          <w:rPr>
+            <w:color w:val="0000EE"/>
+            <w:u w:val="single"/>
+          </w:rPr>
+          <w:t>6–7</w:t>
+        </w:r>
+      </w:hyperlink>
+      <w:r>
+        <w:rPr>
+          <w:lang w:val="zh_TW" w:bidi="zh_TW"/>
+        </w:rPr>
+        <w:t>章）、七個號角（</w:t>
+      </w:r>
+      <w:hyperlink r:id="rId60">
+        <w:r>
+          <w:rPr>
+            <w:lang w:val="zh_TW" w:bidi="zh_TW"/>
+          </w:rPr>
+          <w:rPr>
+            <w:color w:val="0000EE"/>
+            <w:u w:val="single"/>
+          </w:rPr>
+          <w:t>8–11</w:t>
+        </w:r>
+      </w:hyperlink>
+      <w:r>
+        <w:rPr>
+          <w:lang w:val="zh_TW" w:bidi="zh_TW"/>
+        </w:rPr>
+        <w:t>章）、七個碗（</w:t>
+      </w:r>
+      <w:hyperlink r:id="rId61">
+        <w:r>
+          <w:rPr>
+            <w:lang w:val="zh_TW" w:bidi="zh_TW"/>
+          </w:rPr>
+          <w:rPr>
+            <w:color w:val="0000EE"/>
+            <w:u w:val="single"/>
+          </w:rPr>
+          <w:t>16–18</w:t>
+        </w:r>
+      </w:hyperlink>
+      <w:r>
+        <w:rPr>
+          <w:lang w:val="zh_TW" w:bidi="zh_TW"/>
+        </w:rPr>
+        <w:t>章）、七個末後的事（</w:t>
+      </w:r>
+      <w:hyperlink r:id="rId62">
+        <w:r>
+          <w:rPr>
+            <w:lang w:val="zh_TW" w:bidi="zh_TW"/>
+          </w:rPr>
+          <w:rPr>
+            <w:color w:val="0000EE"/>
+            <w:u w:val="single"/>
+          </w:rPr>
+          <w:t>19–22</w:t>
+        </w:r>
+      </w:hyperlink>
+      <w:r>
+        <w:rPr>
+          <w:lang w:val="zh_TW" w:bidi="zh_TW"/>
+        </w:rPr>
+        <w:t xml:space="preserve"> 章）。我們也可以將內容分為四個關鍵的異象：（1）人子在七個教會中的異象（</w:t>
+      </w:r>
+      <w:hyperlink r:id="rId53">
+        <w:r>
+          <w:rPr>
+            <w:lang w:val="zh_TW" w:bidi="zh_TW"/>
+          </w:rPr>
+          <w:rPr>
+            <w:color w:val="0000EE"/>
+            <w:u w:val="single"/>
+          </w:rPr>
+          <w:t>1–3</w:t>
+        </w:r>
+      </w:hyperlink>
+      <w:r>
+        <w:rPr>
+          <w:lang w:val="zh_TW" w:bidi="zh_TW"/>
+        </w:rPr>
+        <w:t>章）；（2）七封印書卷、七個號角和七個碗的異象（</w:t>
+      </w:r>
+      <w:hyperlink r:id="rId63">
+        <w:r>
+          <w:rPr>
+            <w:lang w:val="zh_TW" w:bidi="zh_TW"/>
+          </w:rPr>
+          <w:rPr>
+            <w:color w:val="0000EE"/>
+            <w:u w:val="single"/>
+          </w:rPr>
+          <w:t>4:1–19:10</w:t>
+        </w:r>
+      </w:hyperlink>
+      <w:r>
+        <w:rPr>
+          <w:lang w:val="zh_TW" w:bidi="zh_TW"/>
+        </w:rPr>
+        <w:t>）；（3）基督再來和這個時代終結的異象（</w:t>
+      </w:r>
+      <w:hyperlink r:id="rId64">
+        <w:r>
+          <w:rPr>
+            <w:lang w:val="zh_TW" w:bidi="zh_TW"/>
+          </w:rPr>
+          <w:rPr>
+            <w:color w:val="0000EE"/>
+            <w:u w:val="single"/>
+          </w:rPr>
+          <w:t>19:11–20:15</w:t>
+        </w:r>
+      </w:hyperlink>
+      <w:r>
+        <w:rPr>
+          <w:lang w:val="zh_TW" w:bidi="zh_TW"/>
+        </w:rPr>
+        <w:t>）；（4）新天新地的異象（</w:t>
+      </w:r>
+      <w:hyperlink r:id="rId65">
+        <w:r>
+          <w:rPr>
+            <w:lang w:val="zh_TW" w:bidi="zh_TW"/>
+          </w:rPr>
+          <w:rPr>
+            <w:color w:val="0000EE"/>
+            <w:u w:val="single"/>
+          </w:rPr>
+          <w:t>21–22</w:t>
+        </w:r>
+      </w:hyperlink>
+      <w:r>
+        <w:rPr>
+          <w:lang w:val="zh_TW" w:bidi="zh_TW"/>
+        </w:rPr>
+        <w:t xml:space="preserve"> 章）。</w:t>
+      </w:r>
+    </w:p>
+    <w:p>
+      <w:pPr>
+        <w:pStyle w:val="Heading4"/>
+      </w:pPr>
+      <w:r>
+        <w:rPr>
+          <w:lang w:val="zh_TW" w:bidi="zh_TW"/>
+        </w:rPr>
+        <w:t>約翰的介紹（</w:t>
+      </w:r>
+      <w:hyperlink r:id="rId66">
+        <w:r>
+          <w:rPr>
+            <w:lang w:val="zh_TW" w:bidi="zh_TW"/>
+          </w:rPr>
+          <w:rPr>
+            <w:color w:val="0000EE"/>
+            <w:u w:val="single"/>
+          </w:rPr>
+          <w:t>1:1–8</w:t>
+        </w:r>
+      </w:hyperlink>
+      <w:r>
+        <w:rPr>
+          <w:lang w:val="zh_TW" w:bidi="zh_TW"/>
+        </w:rPr>
+        <w:t>）</w:t>
+      </w:r>
+    </w:p>
+    <w:p>
+      <w:pPr/>
+      <w:r>
+        <w:rPr>
+          <w:lang w:val="zh_TW" w:bidi="zh_TW"/>
+        </w:rPr>
+      </w:r>
+      <w:r>
+        <w:rPr>
+          <w:lang w:val="zh_TW" w:bidi="zh_TW"/>
+        </w:rPr>
+        <w:t>啟示錄的首三章構成一個單元，相對較易理解，是</w:t>
+      </w:r>
+      <w:r>
+        <w:rPr>
+          <w:lang w:val="zh_TW" w:bidi="zh_TW"/>
+        </w:rPr>
+        <w:t>最為人熟知</w:t>
+      </w:r>
+      <w:r>
+        <w:rPr>
+          <w:lang w:val="zh_TW" w:bidi="zh_TW"/>
+        </w:rPr>
+        <w:t>的部份，包括了整書卷的介紹（</w:t>
+      </w:r>
+      <w:hyperlink r:id="rId66">
+        <w:r>
+          <w:rPr>
+            <w:lang w:val="zh_TW" w:bidi="zh_TW"/>
+          </w:rPr>
+          <w:rPr>
+            <w:color w:val="0000EE"/>
+            <w:u w:val="single"/>
+          </w:rPr>
+          <w:t>1:1–8</w:t>
+        </w:r>
+      </w:hyperlink>
+      <w:r>
+        <w:rPr>
+          <w:lang w:val="zh_TW" w:bidi="zh_TW"/>
+        </w:rPr>
+        <w:t>）、第一個異象，即人子在七個燈</w:t>
+      </w:r>
+      <w:r>
+        <w:rPr>
+          <w:lang w:val="zh_TW" w:bidi="zh_TW"/>
+        </w:rPr>
+        <w:t>臺</w:t>
+      </w:r>
+      <w:r>
+        <w:rPr>
+          <w:lang w:val="zh_TW" w:bidi="zh_TW"/>
+        </w:rPr>
+        <w:t>中間的異象（</w:t>
+      </w:r>
+      <w:hyperlink r:id="rId67">
+        <w:r>
+          <w:rPr>
+            <w:lang w:val="zh_TW" w:bidi="zh_TW"/>
+          </w:rPr>
+          <w:rPr>
+            <w:color w:val="0000EE"/>
+            <w:u w:val="single"/>
+          </w:rPr>
+          <w:t>1:9–20</w:t>
+        </w:r>
+      </w:hyperlink>
+      <w:r>
+        <w:rPr>
+          <w:lang w:val="zh_TW" w:bidi="zh_TW"/>
+        </w:rPr>
+        <w:t>），以及給亞細亞七個教會的</w:t>
+      </w:r>
+      <w:r>
+        <w:rPr>
+          <w:lang w:val="zh_TW" w:bidi="zh_TW"/>
+        </w:rPr>
+        <w:t>書信或信息</w:t>
+      </w:r>
+      <w:r>
+        <w:rPr>
+          <w:lang w:val="zh_TW" w:bidi="zh_TW"/>
+        </w:rPr>
+        <w:t>（</w:t>
+      </w:r>
+      <w:hyperlink r:id="rId58">
+        <w:r>
+          <w:rPr>
+            <w:lang w:val="zh_TW" w:bidi="zh_TW"/>
+          </w:rPr>
+          <w:rPr>
+            <w:color w:val="0000EE"/>
+            <w:u w:val="single"/>
+          </w:rPr>
+          <w:t>2:1–3:22</w:t>
         </w:r>
       </w:hyperlink>
       <w:r>
@@ -856,6 +3025,5467 @@
           <w:lang w:val="zh_TW" w:bidi="zh_TW"/>
         </w:rPr>
         <w:t>）。</w:t>
+      </w:r>
+    </w:p>
+    <w:p>
+      <w:pPr/>
+      <w:r>
+        <w:rPr>
+          <w:lang w:val="zh_TW" w:bidi="zh_TW"/>
+        </w:rPr>
+      </w:r>
+      <w:r>
+        <w:rPr>
+          <w:lang w:val="zh_TW" w:bidi="zh_TW"/>
+        </w:rPr>
+        <w:t>首八節經文是全書的引言</w:t>
+      </w:r>
+      <w:r>
+        <w:rPr>
+          <w:lang w:val="zh_TW" w:bidi="zh_TW"/>
+        </w:rPr>
+        <w:t>，充滿了神學意義和細節。在簡短的序言之後（</w:t>
+      </w:r>
+      <w:hyperlink r:id="rId68">
+        <w:r>
+          <w:rPr>
+            <w:lang w:val="zh_TW" w:bidi="zh_TW"/>
+          </w:rPr>
+          <w:rPr>
+            <w:color w:val="0000EE"/>
+            <w:u w:val="single"/>
+          </w:rPr>
+          <w:t>1:1–3</w:t>
+        </w:r>
+      </w:hyperlink>
+      <w:r>
+        <w:rPr>
+          <w:lang w:val="zh_TW" w:bidi="zh_TW"/>
+        </w:rPr>
+        <w:t>），約翰以古代書信格式，加以擴展，並</w:t>
+      </w:r>
+      <w:r>
+        <w:rPr>
+          <w:lang w:val="zh_TW" w:bidi="zh_TW"/>
+        </w:rPr>
+        <w:t>將這卷書寫給亞細亞的七個教會</w:t>
+      </w:r>
+      <w:r>
+        <w:rPr>
+          <w:lang w:val="zh_TW" w:bidi="zh_TW"/>
+        </w:rPr>
+        <w:t>（</w:t>
+      </w:r>
+      <w:hyperlink r:id="rId69">
+        <w:r>
+          <w:rPr>
+            <w:lang w:val="zh_TW" w:bidi="zh_TW"/>
+          </w:rPr>
+          <w:rPr>
+            <w:color w:val="0000EE"/>
+            <w:u w:val="single"/>
+          </w:rPr>
+          <w:t>4–8節</w:t>
+        </w:r>
+      </w:hyperlink>
+      <w:r>
+        <w:rPr>
+          <w:lang w:val="zh_TW" w:bidi="zh_TW"/>
+        </w:rPr>
+        <w:t>）。</w:t>
+      </w:r>
+    </w:p>
+    <w:p>
+      <w:pPr>
+        <w:pStyle w:val="Heading4"/>
+      </w:pPr>
+      <w:r>
+        <w:rPr>
+          <w:lang w:val="zh_TW" w:bidi="zh_TW"/>
+        </w:rPr>
+        <w:t>燈</w:t>
+      </w:r>
+      <w:r>
+        <w:rPr>
+          <w:lang w:val="zh_TW" w:bidi="zh_TW"/>
+        </w:rPr>
+        <w:t>臺</w:t>
+      </w:r>
+      <w:r>
+        <w:rPr>
+          <w:lang w:val="zh_TW" w:bidi="zh_TW"/>
+        </w:rPr>
+        <w:t>中的人子（</w:t>
+      </w:r>
+      <w:hyperlink r:id="rId67">
+        <w:r>
+          <w:rPr>
+            <w:lang w:val="zh_TW" w:bidi="zh_TW"/>
+          </w:rPr>
+          <w:rPr>
+            <w:color w:val="0000EE"/>
+            <w:u w:val="single"/>
+          </w:rPr>
+          <w:t>1:9–20</w:t>
+        </w:r>
+      </w:hyperlink>
+      <w:r>
+        <w:rPr>
+          <w:lang w:val="zh_TW" w:bidi="zh_TW"/>
+        </w:rPr>
+        <w:t>）</w:t>
+      </w:r>
+    </w:p>
+    <w:p>
+      <w:pPr/>
+      <w:r>
+        <w:rPr>
+          <w:lang w:val="zh_TW" w:bidi="zh_TW"/>
+        </w:rPr>
+      </w:r>
+      <w:r>
+        <w:rPr>
+          <w:lang w:val="zh_TW" w:bidi="zh_TW"/>
+        </w:rPr>
+        <w:t>在簡略</w:t>
+      </w:r>
+      <w:r>
+        <w:rPr>
+          <w:lang w:val="zh_TW" w:bidi="zh_TW"/>
+        </w:rPr>
+        <w:t>說明異象的</w:t>
+      </w:r>
+      <w:r>
+        <w:rPr>
+          <w:lang w:val="zh_TW" w:bidi="zh_TW"/>
+        </w:rPr>
+        <w:t>歷史背景後（</w:t>
+      </w:r>
+      <w:hyperlink r:id="rId70">
+        <w:r>
+          <w:rPr>
+            <w:lang w:val="zh_TW" w:bidi="zh_TW"/>
+          </w:rPr>
+          <w:rPr>
+            <w:color w:val="0000EE"/>
+            <w:u w:val="single"/>
+          </w:rPr>
+          <w:t>1:9–11</w:t>
+        </w:r>
+      </w:hyperlink>
+      <w:r>
+        <w:rPr>
+          <w:lang w:val="zh_TW" w:bidi="zh_TW"/>
+        </w:rPr>
+        <w:t>），約翰描述了他</w:t>
+      </w:r>
+      <w:r>
+        <w:rPr>
+          <w:lang w:val="zh_TW" w:bidi="zh_TW"/>
+        </w:rPr>
+        <w:t>所見</w:t>
+      </w:r>
+      <w:r>
+        <w:rPr>
+          <w:lang w:val="zh_TW" w:bidi="zh_TW"/>
+        </w:rPr>
+        <w:t>的異象：他看到「</w:t>
+      </w:r>
+      <w:r>
+        <w:rPr>
+          <w:lang w:val="zh_TW" w:bidi="zh_TW"/>
+        </w:rPr>
+        <w:t>一位好像人子</w:t>
+      </w:r>
+      <w:r>
+        <w:rPr>
+          <w:lang w:val="zh_TW" w:bidi="zh_TW"/>
+        </w:rPr>
+        <w:t>」在七個金燈</w:t>
+      </w:r>
+      <w:r>
+        <w:rPr>
+          <w:lang w:val="zh_TW" w:bidi="zh_TW"/>
+        </w:rPr>
+        <w:t>臺</w:t>
+      </w:r>
+      <w:r>
+        <w:rPr>
+          <w:lang w:val="zh_TW" w:bidi="zh_TW"/>
+        </w:rPr>
+        <w:t>中行走（</w:t>
+      </w:r>
+      <w:hyperlink r:id="rId71">
+        <w:r>
+          <w:rPr>
+            <w:lang w:val="zh_TW" w:bidi="zh_TW"/>
+          </w:rPr>
+          <w:rPr>
+            <w:color w:val="0000EE"/>
+            <w:u w:val="single"/>
+          </w:rPr>
+          <w:t>12–16節</w:t>
+        </w:r>
+      </w:hyperlink>
+      <w:r>
+        <w:rPr>
+          <w:lang w:val="zh_TW" w:bidi="zh_TW"/>
+        </w:rPr>
+        <w:t>）。這人自稱是被高舉的主，耶穌基督（</w:t>
+      </w:r>
+      <w:hyperlink r:id="rId72">
+        <w:r>
+          <w:rPr>
+            <w:lang w:val="zh_TW" w:bidi="zh_TW"/>
+          </w:rPr>
+          <w:rPr>
+            <w:color w:val="0000EE"/>
+            <w:u w:val="single"/>
+          </w:rPr>
+          <w:t>17–18節</w:t>
+        </w:r>
+      </w:hyperlink>
+      <w:r>
+        <w:rPr>
+          <w:lang w:val="zh_TW" w:bidi="zh_TW"/>
+        </w:rPr>
+        <w:t>），然後解釋了這個象徵性異象的意義（</w:t>
+      </w:r>
+      <w:hyperlink r:id="rId73">
+        <w:r>
+          <w:rPr>
+            <w:lang w:val="zh_TW" w:bidi="zh_TW"/>
+          </w:rPr>
+          <w:rPr>
+            <w:color w:val="0000EE"/>
+            <w:u w:val="single"/>
+          </w:rPr>
+          <w:t>19–20節</w:t>
+        </w:r>
+      </w:hyperlink>
+      <w:r>
+        <w:rPr>
+          <w:lang w:val="zh_TW" w:bidi="zh_TW"/>
+        </w:rPr>
+        <w:t>）。最後，主向亞細亞的七個教會</w:t>
+      </w:r>
+      <w:r>
+        <w:rPr>
+          <w:lang w:val="zh_TW" w:bidi="zh_TW"/>
+        </w:rPr>
+        <w:t>分別傳達</w:t>
+      </w:r>
+      <w:r>
+        <w:rPr>
+          <w:lang w:val="zh_TW" w:bidi="zh_TW"/>
+        </w:rPr>
+        <w:t>了相當仔細且具體的信息（</w:t>
+      </w:r>
+      <w:hyperlink r:id="rId58">
+        <w:r>
+          <w:rPr>
+            <w:lang w:val="zh_TW" w:bidi="zh_TW"/>
+          </w:rPr>
+          <w:rPr>
+            <w:color w:val="0000EE"/>
+            <w:u w:val="single"/>
+          </w:rPr>
+          <w:t>2:1–3:22</w:t>
+        </w:r>
+      </w:hyperlink>
+      <w:r>
+        <w:rPr>
+          <w:lang w:val="zh_TW" w:bidi="zh_TW"/>
+        </w:rPr>
+        <w:t>）。</w:t>
+      </w:r>
+    </w:p>
+    <w:p>
+      <w:pPr>
+        <w:pStyle w:val="Heading4"/>
+      </w:pPr>
+      <w:r>
+        <w:rPr>
+          <w:lang w:val="zh_TW" w:bidi="zh_TW"/>
+        </w:rPr>
+        <w:t>給七個教會的信（</w:t>
+      </w:r>
+      <w:hyperlink r:id="rId58">
+        <w:r>
+          <w:rPr>
+            <w:lang w:val="zh_TW" w:bidi="zh_TW"/>
+          </w:rPr>
+          <w:rPr>
+            <w:color w:val="0000EE"/>
+            <w:u w:val="single"/>
+          </w:rPr>
+          <w:t>2:1–3:22</w:t>
+        </w:r>
+      </w:hyperlink>
+      <w:r>
+        <w:rPr>
+          <w:lang w:val="zh_TW" w:bidi="zh_TW"/>
+        </w:rPr>
+        <w:t>）</w:t>
+      </w:r>
+    </w:p>
+    <w:p>
+      <w:pPr/>
+      <w:r>
+        <w:rPr>
+          <w:lang w:val="zh_TW" w:bidi="zh_TW"/>
+        </w:rPr>
+      </w:r>
+      <w:r>
+        <w:rPr>
+          <w:lang w:val="zh_TW" w:bidi="zh_TW"/>
+        </w:rPr>
+        <w:t>這七個教會具有典型又有代表性的特質——順服和不順服都有，這些特質是對歷代所有教會的持續提醒（參</w:t>
+      </w:r>
+      <w:hyperlink r:id="rId74">
+        <w:r>
+          <w:rPr>
+            <w:lang w:val="zh_TW" w:bidi="zh_TW"/>
+          </w:rPr>
+          <w:rPr>
+            <w:color w:val="0000EE"/>
+            <w:u w:val="single"/>
+          </w:rPr>
+          <w:t>2:7、11、17、29</w:t>
+        </w:r>
+      </w:hyperlink>
+      <w:r>
+        <w:rPr>
+          <w:lang w:val="zh_TW" w:bidi="zh_TW"/>
+        </w:rPr>
+        <w:t>，</w:t>
+      </w:r>
+      <w:hyperlink r:id="rId75">
+        <w:r>
+          <w:rPr>
+            <w:lang w:val="zh_TW" w:bidi="zh_TW"/>
+          </w:rPr>
+          <w:rPr>
+            <w:color w:val="0000EE"/>
+            <w:u w:val="single"/>
+          </w:rPr>
+          <w:t>3:6、13、22</w:t>
+        </w:r>
+      </w:hyperlink>
+      <w:r>
+        <w:rPr>
+          <w:lang w:val="zh_TW" w:bidi="zh_TW"/>
+        </w:rPr>
+        <w:t>；特別是</w:t>
+      </w:r>
+      <w:hyperlink r:id="rId76">
+        <w:r>
+          <w:rPr>
+            <w:lang w:val="zh_TW" w:bidi="zh_TW"/>
+          </w:rPr>
+          <w:rPr>
+            <w:color w:val="0000EE"/>
+            <w:u w:val="single"/>
+          </w:rPr>
+          <w:t>2:23</w:t>
+        </w:r>
+      </w:hyperlink>
+      <w:r>
+        <w:rPr>
+          <w:lang w:val="zh_TW" w:bidi="zh_TW"/>
+        </w:rPr>
+        <w:t>）。</w:t>
+      </w:r>
+      <w:r>
+        <w:rPr>
+          <w:lang w:val="zh_TW" w:bidi="zh_TW"/>
+        </w:rPr>
+        <w:t>它們的順序</w:t>
+      </w:r>
+      <w:r>
+        <w:rPr>
+          <w:lang w:val="zh_TW" w:bidi="zh_TW"/>
+        </w:rPr>
+        <w:t>（</w:t>
+      </w:r>
+      <w:hyperlink r:id="rId77">
+        <w:r>
+          <w:rPr>
+            <w:lang w:val="zh_TW" w:bidi="zh_TW"/>
+          </w:rPr>
+          <w:rPr>
+            <w:color w:val="0000EE"/>
+            <w:u w:val="single"/>
+          </w:rPr>
+          <w:t>1:11</w:t>
+        </w:r>
+      </w:hyperlink>
+      <w:r>
+        <w:rPr>
+          <w:lang w:val="zh_TW" w:bidi="zh_TW"/>
+        </w:rPr>
+        <w:t>；</w:t>
+      </w:r>
+      <w:hyperlink r:id="rId58">
+        <w:r>
+          <w:rPr>
+            <w:lang w:val="zh_TW" w:bidi="zh_TW"/>
+          </w:rPr>
+          <w:rPr>
+            <w:color w:val="0000EE"/>
+            <w:u w:val="single"/>
+          </w:rPr>
+          <w:t>2:1–3:22</w:t>
+        </w:r>
+      </w:hyperlink>
+      <w:r>
+        <w:rPr>
+          <w:lang w:val="zh_TW" w:bidi="zh_TW"/>
+        </w:rPr>
+        <w:t>）</w:t>
+      </w:r>
+      <w:r>
+        <w:rPr>
+          <w:lang w:val="zh_TW" w:bidi="zh_TW"/>
+        </w:rPr>
+        <w:t>反映了從以弗所開始、最終到達老底嘉的古代路線</w:t>
+      </w:r>
+      <w:r>
+        <w:rPr>
+          <w:lang w:val="zh_TW" w:bidi="zh_TW"/>
+        </w:rPr>
+        <w:t>。</w:t>
+      </w:r>
+    </w:p>
+    <w:p>
+      <w:pPr/>
+      <w:r>
+        <w:rPr>
+          <w:lang w:val="zh_TW" w:bidi="zh_TW"/>
+        </w:rPr>
+      </w:r>
+      <w:r>
+        <w:rPr>
+          <w:lang w:val="zh_TW" w:bidi="zh_TW"/>
+        </w:rPr>
+        <w:t>每段信息均按照當時的書信格式，由七個部分所組成：</w:t>
+      </w:r>
+    </w:p>
+    <w:p>
+      <w:pPr>
+        <w:pStyle w:val="ListNumber"/>
+        <w:numPr>
+          <w:ilvl w:val="0"/>
+          <w:numId w:val="14"/>
+        </w:numPr>
+        <w:spacing w:line="240" w:lineRule="auto"/>
+        <w:ind w:left="720"/>
+      </w:pPr>
+      <w:r>
+        <w:rPr>
+          <w:lang w:val="zh_TW" w:bidi="zh_TW"/>
+        </w:rPr>
+      </w:r>
+      <w:r>
+        <w:rPr>
+          <w:lang w:val="zh_TW" w:bidi="zh_TW"/>
+        </w:rPr>
+        <w:t>依照常見格式，七封信皆首先提及收信人的身份：「寫信給以弗所教會的使者……」</w:t>
+      </w:r>
+    </w:p>
+    <w:p>
+      <w:pPr>
+        <w:pStyle w:val="ListNumber"/>
+        <w:spacing w:line="240" w:lineRule="auto"/>
+        <w:ind w:left="720"/>
+      </w:pPr>
+      <w:r>
+        <w:rPr>
+          <w:lang w:val="zh_TW" w:bidi="zh_TW"/>
+        </w:rPr>
+      </w:r>
+      <w:r>
+        <w:rPr>
+          <w:lang w:val="zh_TW" w:bidi="zh_TW"/>
+        </w:rPr>
+        <w:t>然後提到</w:t>
+      </w:r>
+      <w:r>
+        <w:rPr>
+          <w:lang w:val="zh_TW" w:bidi="zh_TW"/>
+        </w:rPr>
+        <w:t>發言者</w:t>
+      </w:r>
+      <w:r>
+        <w:rPr>
+          <w:lang w:val="zh_TW" w:bidi="zh_TW"/>
+        </w:rPr>
+        <w:t>。每段信息的介紹，都會重述基督宏大的異象和身份（</w:t>
+      </w:r>
+      <w:hyperlink r:id="rId78">
+        <w:r>
+          <w:rPr>
+            <w:lang w:val="zh_TW" w:bidi="zh_TW"/>
+          </w:rPr>
+          <w:rPr>
+            <w:color w:val="0000EE"/>
+            <w:u w:val="single"/>
+          </w:rPr>
+          <w:t>1:12–20</w:t>
+        </w:r>
+      </w:hyperlink>
+      <w:r>
+        <w:rPr>
+          <w:lang w:val="zh_TW" w:bidi="zh_TW"/>
+        </w:rPr>
+        <w:t>），例如：「</w:t>
+      </w:r>
+      <w:r>
+        <w:rPr>
+          <w:lang w:val="zh_TW" w:bidi="zh_TW"/>
+        </w:rPr>
+        <w:t>那右手拿着七星、在七個金燈臺中間行走的</w:t>
+      </w:r>
+      <w:r>
+        <w:rPr>
+          <w:lang w:val="zh_TW" w:bidi="zh_TW"/>
+        </w:rPr>
+        <w:t>」（</w:t>
+      </w:r>
+      <w:hyperlink r:id="rId79">
+        <w:r>
+          <w:rPr>
+            <w:lang w:val="zh_TW" w:bidi="zh_TW"/>
+          </w:rPr>
+          <w:rPr>
+            <w:color w:val="0000EE"/>
+            <w:u w:val="single"/>
+          </w:rPr>
+          <w:t>2:1</w:t>
+        </w:r>
+      </w:hyperlink>
+      <w:r>
+        <w:rPr>
+          <w:lang w:val="zh_TW" w:bidi="zh_TW"/>
+        </w:rPr>
+        <w:t>；參見</w:t>
+      </w:r>
+      <w:hyperlink r:id="rId80">
+        <w:r>
+          <w:rPr>
+            <w:lang w:val="zh_TW" w:bidi="zh_TW"/>
+          </w:rPr>
+          <w:rPr>
+            <w:color w:val="0000EE"/>
+            <w:u w:val="single"/>
+          </w:rPr>
+          <w:t>1:13、16</w:t>
+        </w:r>
+      </w:hyperlink>
+      <w:r>
+        <w:rPr>
+          <w:lang w:val="zh_TW" w:bidi="zh_TW"/>
+        </w:rPr>
+        <w:t>）。</w:t>
+      </w:r>
+    </w:p>
+    <w:p>
+      <w:pPr>
+        <w:pStyle w:val="ListNumber"/>
+        <w:spacing w:line="240" w:lineRule="auto"/>
+        <w:ind w:left="720"/>
+      </w:pPr>
+      <w:r>
+        <w:rPr>
+          <w:lang w:val="zh_TW" w:bidi="zh_TW"/>
+        </w:rPr>
+      </w:r>
+      <w:r>
+        <w:rPr>
+          <w:lang w:val="zh_TW" w:bidi="zh_TW"/>
+        </w:rPr>
+        <w:t>接著是發言者的知識</w:t>
+      </w:r>
+      <w:r>
+        <w:rPr>
+          <w:lang w:val="zh_TW" w:bidi="zh_TW"/>
+        </w:rPr>
+        <w:t>。祂深深知道教會的所作所為，以及教會對祂的忠心程度，無論表面情況如何。在給撒狄和老底嘉教會的信息中，評估是完全負面的。基督教會的敵人是欺騙者撒但，牠試圖破壞教會對基督的忠心（</w:t>
+      </w:r>
+      <w:hyperlink r:id="rId81">
+        <w:r>
+          <w:rPr>
+            <w:lang w:val="zh_TW" w:bidi="zh_TW"/>
+          </w:rPr>
+          <w:rPr>
+            <w:color w:val="0000EE"/>
+            <w:u w:val="single"/>
+          </w:rPr>
+          <w:t>2:10、24</w:t>
+        </w:r>
+      </w:hyperlink>
+      <w:r>
+        <w:rPr>
+          <w:lang w:val="zh_TW" w:bidi="zh_TW"/>
+        </w:rPr>
+        <w:t>）。</w:t>
+      </w:r>
+    </w:p>
+    <w:p>
+      <w:pPr>
+        <w:pStyle w:val="ListNumber"/>
+        <w:spacing w:line="240" w:lineRule="auto"/>
+        <w:ind w:left="720"/>
+      </w:pPr>
+      <w:r>
+        <w:rPr>
+          <w:lang w:val="zh_TW" w:bidi="zh_TW"/>
+        </w:rPr>
+      </w:r>
+      <w:r>
+        <w:rPr>
+          <w:lang w:val="zh_TW" w:bidi="zh_TW"/>
+        </w:rPr>
+        <w:t>在評估教會的成就後，</w:t>
+      </w:r>
+      <w:r>
+        <w:rPr>
+          <w:lang w:val="zh_TW" w:bidi="zh_TW"/>
+        </w:rPr>
+        <w:t>發言者</w:t>
+      </w:r>
+      <w:r>
+        <w:rPr>
+          <w:lang w:val="zh_TW" w:bidi="zh_TW"/>
+        </w:rPr>
+        <w:t>會用這樣的話語，宣告對他們狀況的判決，例如「</w:t>
+      </w:r>
+      <w:r>
+        <w:rPr>
+          <w:lang w:val="zh_TW" w:bidi="zh_TW"/>
+        </w:rPr>
+        <w:t>你把起初的愛心離棄了</w:t>
+      </w:r>
+      <w:r>
+        <w:rPr>
+          <w:lang w:val="zh_TW" w:bidi="zh_TW"/>
+        </w:rPr>
+        <w:t>」（</w:t>
+      </w:r>
+      <w:hyperlink r:id="rId82">
+        <w:r>
+          <w:rPr>
+            <w:lang w:val="zh_TW" w:bidi="zh_TW"/>
+          </w:rPr>
+          <w:rPr>
+            <w:color w:val="0000EE"/>
+            <w:u w:val="single"/>
+          </w:rPr>
+          <w:t>2:4</w:t>
+        </w:r>
+      </w:hyperlink>
+      <w:r>
+        <w:rPr>
+          <w:lang w:val="zh_TW" w:bidi="zh_TW"/>
+        </w:rPr>
+        <w:t>）或「</w:t>
+      </w:r>
+      <w:r>
+        <w:rPr>
+          <w:lang w:val="zh_TW" w:bidi="zh_TW"/>
+        </w:rPr>
+        <w:t>其實是死的</w:t>
+      </w:r>
+      <w:r>
+        <w:rPr>
+          <w:lang w:val="zh_TW" w:bidi="zh_TW"/>
+        </w:rPr>
+        <w:t>」（</w:t>
+      </w:r>
+      <w:hyperlink r:id="rId83">
+        <w:r>
+          <w:rPr>
+            <w:lang w:val="zh_TW" w:bidi="zh_TW"/>
+          </w:rPr>
+          <w:rPr>
+            <w:color w:val="0000EE"/>
+            <w:u w:val="single"/>
+          </w:rPr>
+          <w:t>3:1</w:t>
+        </w:r>
+      </w:hyperlink>
+      <w:r>
+        <w:rPr>
+          <w:lang w:val="zh_TW" w:bidi="zh_TW"/>
+        </w:rPr>
+        <w:t>）。其中有兩封信沒有負面的判決（士每拿、非拉鐵非），而有兩封信則沒有讚美的話（撒狄、老底嘉）。在這些信中，所有的不忠都被視為從裡面背叛與基督的關係。</w:t>
+      </w:r>
+    </w:p>
+    <w:p>
+      <w:pPr>
+        <w:pStyle w:val="ListNumber"/>
+        <w:spacing w:line="240" w:lineRule="auto"/>
+        <w:ind w:left="720"/>
+      </w:pPr>
+      <w:r>
+        <w:rPr>
+          <w:lang w:val="zh_TW" w:bidi="zh_TW"/>
+        </w:rPr>
+      </w:r>
+      <w:r>
+        <w:rPr>
+          <w:lang w:val="zh_TW" w:bidi="zh_TW"/>
+        </w:rPr>
+        <w:t>為了糾正或提醒每個教會，耶穌發出了深入的命令。這些命令進一步揭示這些教會自我欺騙的具體情況。</w:t>
+      </w:r>
+    </w:p>
+    <w:p>
+      <w:pPr>
+        <w:pStyle w:val="ListNumber"/>
+        <w:spacing w:line="240" w:lineRule="auto"/>
+        <w:ind w:left="720"/>
+      </w:pPr>
+      <w:r>
+        <w:rPr>
+          <w:lang w:val="zh_TW" w:bidi="zh_TW"/>
+        </w:rPr>
+      </w:r>
+      <w:r>
+        <w:rPr>
+          <w:lang w:val="zh_TW" w:bidi="zh_TW"/>
+        </w:rPr>
+        <w:t>每封信都也有一般的勸告：「聖靈向眾教會所說的話，凡有耳的，就應當聽！」聖靈的話就是基督的話（參見</w:t>
+      </w:r>
+      <w:hyperlink r:id="rId84">
+        <w:r>
+          <w:rPr>
+            <w:lang w:val="zh_TW" w:bidi="zh_TW"/>
+          </w:rPr>
+          <w:rPr>
+            <w:color w:val="0000EE"/>
+            <w:u w:val="single"/>
+          </w:rPr>
+          <w:t>19:10</w:t>
+        </w:r>
+      </w:hyperlink>
+      <w:r>
+        <w:rPr>
+          <w:lang w:val="zh_TW" w:bidi="zh_TW"/>
+        </w:rPr>
+        <w:t>）。</w:t>
+      </w:r>
+    </w:p>
+    <w:p>
+      <w:pPr>
+        <w:pStyle w:val="ListNumber"/>
+        <w:spacing w:line="240" w:lineRule="auto"/>
+        <w:ind w:left="720"/>
+      </w:pPr>
+      <w:r>
+        <w:rPr>
+          <w:lang w:val="zh_TW" w:bidi="zh_TW"/>
+        </w:rPr>
+      </w:r>
+      <w:r>
+        <w:rPr>
+          <w:lang w:val="zh_TW" w:bidi="zh_TW"/>
+        </w:rPr>
+        <w:t>最後，每封信都應許獎賞得勝者。每一個應許都具有末世的意義，並與書卷的最後兩章相關。此外，這些應許呼應</w:t>
+      </w:r>
+      <w:hyperlink r:id="rId85">
+        <w:r>
+          <w:rPr>
+            <w:lang w:val="zh_TW" w:bidi="zh_TW"/>
+          </w:rPr>
+          <w:rPr>
+            <w:color w:val="0000EE"/>
+            <w:u w:val="single"/>
+          </w:rPr>
+          <w:t>創世記二至三章</w:t>
+        </w:r>
+      </w:hyperlink>
+      <w:r>
+        <w:rPr>
+          <w:lang w:val="zh_TW" w:bidi="zh_TW"/>
+        </w:rPr>
+        <w:t>：基督已經完全恢復亞當在伊甸園中所失去的。我們應該將這七個應許理解為不同的面向，結合起來構成對給予信徒的偉大應許：基督在哪裡，「</w:t>
+      </w:r>
+      <w:r>
+        <w:rPr>
+          <w:lang w:val="zh_TW" w:bidi="zh_TW"/>
+        </w:rPr>
+        <w:t>得勝者」也將在那裡</w:t>
+      </w:r>
+      <w:r>
+        <w:rPr>
+          <w:lang w:val="zh_TW" w:bidi="zh_TW"/>
+        </w:rPr>
+        <w:t>。</w:t>
+      </w:r>
+    </w:p>
+    <w:p>
+      <w:pPr>
+        <w:pStyle w:val="Heading3"/>
+      </w:pPr>
+      <w:r>
+        <w:rPr>
+          <w:lang w:val="zh_TW" w:bidi="zh_TW"/>
+        </w:rPr>
+        <w:t>七印（</w:t>
+      </w:r>
+      <w:hyperlink r:id="rId86">
+        <w:r>
+          <w:rPr>
+            <w:lang w:val="zh_TW" w:bidi="zh_TW"/>
+          </w:rPr>
+          <w:rPr>
+            <w:color w:val="0000EE"/>
+            <w:u w:val="single"/>
+          </w:rPr>
+          <w:t>4:1–8:1</w:t>
+        </w:r>
+      </w:hyperlink>
+      <w:r>
+        <w:rPr>
+          <w:lang w:val="zh_TW" w:bidi="zh_TW"/>
+        </w:rPr>
+        <w:t>）</w:t>
+      </w:r>
+    </w:p>
+    <w:p>
+      <w:pPr/>
+      <w:r>
+        <w:rPr>
+          <w:lang w:val="zh_TW" w:bidi="zh_TW"/>
+        </w:rPr>
+      </w:r>
+      <w:r>
+        <w:rPr>
+          <w:lang w:val="zh_TW" w:bidi="zh_TW"/>
+        </w:rPr>
+        <w:t>由於從</w:t>
+      </w:r>
+      <w:r>
+        <w:rPr>
+          <w:lang w:val="zh_TW" w:bidi="zh_TW"/>
+        </w:rPr>
+        <w:t>啟示錄</w:t>
+      </w:r>
+      <w:hyperlink r:id="rId87">
+        <w:r>
+          <w:rPr>
+            <w:lang w:val="zh_TW" w:bidi="zh_TW"/>
+          </w:rPr>
+          <w:rPr>
+            <w:color w:val="0000EE"/>
+            <w:u w:val="single"/>
+          </w:rPr>
+          <w:t>四章1節</w:t>
+        </w:r>
+      </w:hyperlink>
+      <w:r>
+        <w:rPr>
+          <w:lang w:val="zh_TW" w:bidi="zh_TW"/>
+        </w:rPr>
+        <w:t>到結尾，經文都大量使用了異象和象徵</w:t>
+      </w:r>
+      <w:r>
+        <w:rPr>
+          <w:lang w:val="zh_TW" w:bidi="zh_TW"/>
+        </w:rPr>
+        <w:t>，加上這些內容與</w:t>
+      </w:r>
+      <w:hyperlink r:id="rId88">
+        <w:r>
+          <w:rPr>
+            <w:lang w:val="zh_TW" w:bidi="zh_TW"/>
+          </w:rPr>
+          <w:rPr>
+            <w:color w:val="0000EE"/>
+            <w:u w:val="single"/>
+          </w:rPr>
+          <w:t>一至三章</w:t>
+        </w:r>
+      </w:hyperlink>
+      <w:r>
+        <w:rPr>
+          <w:lang w:val="zh_TW" w:bidi="zh_TW"/>
+        </w:rPr>
+        <w:t>有何關聯的問題，無怪乎解經家在處理這些章節時的看法差異很大。</w:t>
+      </w:r>
+    </w:p>
+    <w:p>
+      <w:pPr/>
+      <w:r>
+        <w:rPr>
+          <w:lang w:val="zh_TW" w:bidi="zh_TW"/>
+        </w:rPr>
+      </w:r>
+      <w:r>
+        <w:rPr>
+          <w:lang w:val="zh_TW" w:bidi="zh_TW"/>
+        </w:rPr>
+        <w:t>寶座、書卷與羔羊（</w:t>
+      </w:r>
+      <w:hyperlink r:id="rId89">
+        <w:r>
+          <w:rPr>
+            <w:lang w:val="zh_TW" w:bidi="zh_TW"/>
+          </w:rPr>
+          <w:rPr>
+            <w:color w:val="0000EE"/>
+            <w:u w:val="single"/>
+          </w:rPr>
+          <w:t>4:1–5:14</w:t>
+        </w:r>
+      </w:hyperlink>
+      <w:r>
+        <w:rPr>
+          <w:lang w:val="zh_TW" w:bidi="zh_TW"/>
+        </w:rPr>
+        <w:t>）</w:t>
+      </w:r>
+    </w:p>
+    <w:p>
+      <w:pPr/>
+      <w:r>
+        <w:rPr>
+          <w:lang w:val="zh_TW" w:bidi="zh_TW"/>
+        </w:rPr>
+      </w:r>
+      <w:r>
+        <w:rPr>
+          <w:lang w:val="zh_TW" w:bidi="zh_TW"/>
+        </w:rPr>
+        <w:t>第</w:t>
+      </w:r>
+      <w:hyperlink r:id="rId90">
+        <w:r>
+          <w:rPr>
+            <w:lang w:val="zh_TW" w:bidi="zh_TW"/>
+          </w:rPr>
+          <w:rPr>
+            <w:color w:val="0000EE"/>
+            <w:u w:val="single"/>
+          </w:rPr>
+          <w:t>四至五</w:t>
+        </w:r>
+      </w:hyperlink>
+      <w:r>
+        <w:rPr>
+          <w:lang w:val="zh_TW" w:bidi="zh_TW"/>
+        </w:rPr>
+        <w:t>章</w:t>
+      </w:r>
+      <w:r>
+        <w:rPr>
+          <w:lang w:val="zh_TW" w:bidi="zh_TW"/>
+        </w:rPr>
+        <w:t>形成</w:t>
+      </w:r>
+      <w:r>
+        <w:rPr>
+          <w:lang w:val="zh_TW" w:bidi="zh_TW"/>
+        </w:rPr>
+        <w:t>一個異象，由兩個部份組成：寶座（</w:t>
+      </w:r>
+      <w:hyperlink r:id="rId91">
+        <w:r>
+          <w:rPr>
+            <w:lang w:val="zh_TW" w:bidi="zh_TW"/>
+          </w:rPr>
+          <w:rPr>
+            <w:color w:val="0000EE"/>
+            <w:u w:val="single"/>
+          </w:rPr>
+          <w:t>4</w:t>
+        </w:r>
+      </w:hyperlink>
+      <w:r>
+        <w:rPr>
+          <w:lang w:val="zh_TW" w:bidi="zh_TW"/>
+        </w:rPr>
+        <w:t>章）和羔羊與書卷（</w:t>
+      </w:r>
+      <w:hyperlink r:id="rId92">
+        <w:r>
+          <w:rPr>
+            <w:lang w:val="zh_TW" w:bidi="zh_TW"/>
+          </w:rPr>
+          <w:rPr>
+            <w:color w:val="0000EE"/>
+            <w:u w:val="single"/>
+          </w:rPr>
+          <w:t>5</w:t>
+        </w:r>
+      </w:hyperlink>
+      <w:r>
+        <w:rPr>
+          <w:lang w:val="zh_TW" w:bidi="zh_TW"/>
+        </w:rPr>
+        <w:t>章）。事實上，寶座的異象（</w:t>
+      </w:r>
+      <w:hyperlink r:id="rId90">
+        <w:r>
+          <w:rPr>
+            <w:lang w:val="zh_TW" w:bidi="zh_TW"/>
+          </w:rPr>
+          <w:rPr>
+            <w:color w:val="0000EE"/>
+            <w:u w:val="single"/>
+          </w:rPr>
+          <w:t>4–5</w:t>
+        </w:r>
+      </w:hyperlink>
+      <w:r>
+        <w:rPr>
+          <w:lang w:val="zh_TW" w:bidi="zh_TW"/>
+        </w:rPr>
+        <w:t>章）和七印的開啟（</w:t>
+      </w:r>
+      <w:hyperlink r:id="rId93">
+        <w:r>
+          <w:rPr>
+            <w:lang w:val="zh_TW" w:bidi="zh_TW"/>
+          </w:rPr>
+          <w:rPr>
+            <w:color w:val="0000EE"/>
+            <w:u w:val="single"/>
+          </w:rPr>
+          <w:t>6–8</w:t>
+        </w:r>
+      </w:hyperlink>
+      <w:r>
+        <w:rPr>
+          <w:lang w:val="zh_TW" w:bidi="zh_TW"/>
+        </w:rPr>
+        <w:t>章）形成一個單一且連續的異象，不應分開；實際上，寶座的異象應被視為主導整個七印的異象，這異象</w:t>
+      </w:r>
+      <w:r>
+        <w:rPr>
+          <w:lang w:val="zh_TW" w:bidi="zh_TW"/>
+        </w:rPr>
+        <w:t>甚至主導全書其餘部分</w:t>
+      </w:r>
+      <w:r>
+        <w:rPr>
+          <w:lang w:val="zh_TW" w:bidi="zh_TW"/>
+        </w:rPr>
+        <w:t>（參</w:t>
+      </w:r>
+      <w:hyperlink r:id="rId94">
+        <w:r>
+          <w:rPr>
+            <w:lang w:val="zh_TW" w:bidi="zh_TW"/>
+          </w:rPr>
+          <w:rPr>
+            <w:color w:val="0000EE"/>
+            <w:u w:val="single"/>
+          </w:rPr>
+          <w:t>22:3</w:t>
+        </w:r>
+      </w:hyperlink>
+      <w:r>
+        <w:rPr>
+          <w:lang w:val="zh_TW" w:bidi="zh_TW"/>
+        </w:rPr>
+        <w:t>）。</w:t>
+      </w:r>
+    </w:p>
+    <w:p>
+      <w:pPr/>
+      <w:r>
+        <w:rPr>
+          <w:lang w:val="zh_TW" w:bidi="zh_TW"/>
+        </w:rPr>
+      </w:r>
+      <w:r>
+        <w:rPr>
+          <w:lang w:val="zh_TW" w:bidi="zh_TW"/>
+        </w:rPr>
+        <w:t>約翰看到了一個認識神威嚴和權能的新視角，使他能理解與七印異象相關的地上事件</w:t>
+      </w:r>
+      <w:r>
+        <w:rPr>
+          <w:lang w:val="zh_TW" w:bidi="zh_TW"/>
+        </w:rPr>
+        <w:t>（</w:t>
+      </w:r>
+      <w:hyperlink r:id="rId91">
+        <w:r>
+          <w:rPr>
+            <w:lang w:val="zh_TW" w:bidi="zh_TW"/>
+          </w:rPr>
+          <w:rPr>
+            <w:color w:val="0000EE"/>
+            <w:u w:val="single"/>
+          </w:rPr>
+          <w:t>4:1–11</w:t>
+        </w:r>
+      </w:hyperlink>
+      <w:r>
+        <w:rPr>
+          <w:lang w:val="zh_TW" w:bidi="zh_TW"/>
+        </w:rPr>
+        <w:t>；參</w:t>
+      </w:r>
+      <w:hyperlink r:id="rId95">
+        <w:r>
+          <w:rPr>
+            <w:lang w:val="zh_TW" w:bidi="zh_TW"/>
+          </w:rPr>
+          <w:rPr>
+            <w:color w:val="0000EE"/>
+            <w:u w:val="single"/>
+          </w:rPr>
+          <w:t>王上22:19</w:t>
+        </w:r>
+      </w:hyperlink>
+      <w:r>
+        <w:rPr>
+          <w:lang w:val="zh_TW" w:bidi="zh_TW"/>
+        </w:rPr>
+        <w:t>）。</w:t>
+      </w:r>
+      <w:r>
+        <w:rPr>
+          <w:lang w:val="zh_TW" w:bidi="zh_TW"/>
+        </w:rPr>
+        <w:t>這是啟示錄中第一次引入天地頻繁交替，這種交替在書卷的其餘部分中常見。地上發生的事件，在天上都有其對應和不可分割的屬靈意義。</w:t>
+      </w:r>
+    </w:p>
+    <w:p>
+      <w:pPr/>
+      <w:r>
+        <w:rPr>
+          <w:lang w:val="zh_TW" w:bidi="zh_TW"/>
+        </w:rPr>
+      </w:r>
+      <w:r>
+        <w:rPr>
+          <w:lang w:val="zh_TW" w:bidi="zh_TW"/>
+        </w:rPr>
+        <w:t>第</w:t>
+      </w:r>
+      <w:hyperlink r:id="rId92">
+        <w:r>
+          <w:rPr>
+            <w:lang w:val="zh_TW" w:bidi="zh_TW"/>
+          </w:rPr>
+          <w:rPr>
+            <w:color w:val="0000EE"/>
+            <w:u w:val="single"/>
+          </w:rPr>
+          <w:t>五</w:t>
+        </w:r>
+      </w:hyperlink>
+      <w:r>
+        <w:rPr>
+          <w:lang w:val="zh_TW" w:bidi="zh_TW"/>
+        </w:rPr>
+        <w:t>章是從第</w:t>
+      </w:r>
+      <w:hyperlink r:id="rId91">
+        <w:r>
+          <w:rPr>
+            <w:lang w:val="zh_TW" w:bidi="zh_TW"/>
+          </w:rPr>
+          <w:rPr>
+            <w:color w:val="0000EE"/>
+            <w:u w:val="single"/>
+          </w:rPr>
+          <w:t>四</w:t>
+        </w:r>
+      </w:hyperlink>
+      <w:r>
+        <w:rPr>
+          <w:lang w:val="zh_TW" w:bidi="zh_TW"/>
+        </w:rPr>
+        <w:t>章開始</w:t>
+      </w:r>
+      <w:r>
+        <w:rPr>
+          <w:lang w:val="zh_TW" w:bidi="zh_TW"/>
+        </w:rPr>
+        <w:t>並延續到七印開啟的異象的一部分</w:t>
+      </w:r>
+      <w:r>
+        <w:rPr>
+          <w:lang w:val="zh_TW" w:bidi="zh_TW"/>
+        </w:rPr>
+        <w:t>（</w:t>
+      </w:r>
+      <w:hyperlink r:id="rId96">
+        <w:r>
+          <w:rPr>
+            <w:lang w:val="zh_TW" w:bidi="zh_TW"/>
+          </w:rPr>
+          <w:rPr>
+            <w:color w:val="0000EE"/>
+            <w:u w:val="single"/>
+          </w:rPr>
+          <w:t>啟6:1–8:1</w:t>
+        </w:r>
+      </w:hyperlink>
+      <w:r>
+        <w:rPr>
+          <w:lang w:val="zh_TW" w:bidi="zh_TW"/>
+        </w:rPr>
+        <w:t>；參第</w:t>
+      </w:r>
+      <w:hyperlink r:id="rId91">
+        <w:r>
+          <w:rPr>
+            <w:lang w:val="zh_TW" w:bidi="zh_TW"/>
+          </w:rPr>
+          <w:rPr>
+            <w:color w:val="0000EE"/>
+            <w:u w:val="single"/>
+          </w:rPr>
+          <w:t>4</w:t>
+        </w:r>
+      </w:hyperlink>
+      <w:r>
+        <w:rPr>
+          <w:lang w:val="zh_TW" w:bidi="zh_TW"/>
+        </w:rPr>
+        <w:t>章的介紹）。</w:t>
+      </w:r>
+      <w:r>
+        <w:rPr>
+          <w:lang w:val="zh_TW" w:bidi="zh_TW"/>
+        </w:rPr>
+        <w:t>整個場景的焦點集中在被殺羔羊從坐在寶座上的那位手中接過書卷。最終強調的是，羔羊因祂的犧牲而配得敬拜。</w:t>
+      </w:r>
+    </w:p>
+    <w:p>
+      <w:pPr/>
+      <w:r>
+        <w:rPr>
+          <w:lang w:val="zh_TW" w:bidi="zh_TW"/>
+        </w:rPr>
+      </w:r>
+      <w:r>
+        <w:rPr>
+          <w:lang w:val="zh_TW" w:bidi="zh_TW"/>
+        </w:rPr>
+        <w:t>揭開前六印（</w:t>
+      </w:r>
+      <w:hyperlink r:id="rId97">
+        <w:r>
+          <w:rPr>
+            <w:lang w:val="zh_TW" w:bidi="zh_TW"/>
+          </w:rPr>
+          <w:rPr>
+            <w:color w:val="0000EE"/>
+            <w:u w:val="single"/>
+          </w:rPr>
+          <w:t>6:1–17</w:t>
+        </w:r>
+      </w:hyperlink>
+      <w:r>
+        <w:rPr>
+          <w:lang w:val="zh_TW" w:bidi="zh_TW"/>
+        </w:rPr>
+        <w:t>）</w:t>
+      </w:r>
+    </w:p>
+    <w:p>
+      <w:pPr/>
+      <w:r>
+        <w:rPr>
+          <w:lang w:val="zh_TW" w:bidi="zh_TW"/>
+        </w:rPr>
+      </w:r>
+      <w:r>
+        <w:rPr>
+          <w:lang w:val="zh_TW" w:bidi="zh_TW"/>
+        </w:rPr>
+        <w:t>揭開</w:t>
+      </w:r>
+      <w:r>
+        <w:rPr>
+          <w:lang w:val="zh_TW" w:bidi="zh_TW"/>
+        </w:rPr>
+        <w:t>七印的異象</w:t>
+      </w:r>
+      <w:r>
+        <w:rPr>
+          <w:lang w:val="zh_TW" w:bidi="zh_TW"/>
+        </w:rPr>
+        <w:t>延續自第</w:t>
+      </w:r>
+      <w:hyperlink r:id="rId91">
+        <w:r>
+          <w:rPr>
+            <w:lang w:val="zh_TW" w:bidi="zh_TW"/>
+          </w:rPr>
+          <w:rPr>
+            <w:color w:val="0000EE"/>
+            <w:u w:val="single"/>
+          </w:rPr>
+          <w:t>四</w:t>
+        </w:r>
+      </w:hyperlink>
+      <w:r>
+        <w:rPr>
+          <w:lang w:val="zh_TW" w:bidi="zh_TW"/>
+        </w:rPr>
+        <w:t>章</w:t>
+      </w:r>
+      <w:r>
+        <w:rPr>
+          <w:lang w:val="zh_TW" w:bidi="zh_TW"/>
+        </w:rPr>
+        <w:t>和</w:t>
+      </w:r>
+      <w:r>
+        <w:rPr>
+          <w:lang w:val="zh_TW" w:bidi="zh_TW"/>
+        </w:rPr>
+        <w:t>第</w:t>
+      </w:r>
+      <w:hyperlink r:id="rId92">
+        <w:r>
+          <w:rPr>
+            <w:lang w:val="zh_TW" w:bidi="zh_TW"/>
+          </w:rPr>
+          <w:rPr>
+            <w:color w:val="0000EE"/>
+            <w:u w:val="single"/>
+          </w:rPr>
+          <w:t>五</w:t>
+        </w:r>
+      </w:hyperlink>
+      <w:r>
+        <w:rPr>
+          <w:lang w:val="zh_TW" w:bidi="zh_TW"/>
+        </w:rPr>
+        <w:t>章。現在場景轉移到地上的事件。卷軸本身涉及啟示錄</w:t>
+      </w:r>
+      <w:r>
+        <w:rPr>
+          <w:lang w:val="zh_TW" w:bidi="zh_TW"/>
+        </w:rPr>
+        <w:t>的其餘部分，並涉及萬事終結的奧秘，即歷史的終局，無論是對得勝者還是對獸的敬拜者</w:t>
+      </w:r>
+      <w:r>
+        <w:rPr>
+          <w:lang w:val="zh_TW" w:bidi="zh_TW"/>
+        </w:rPr>
+        <w:t>。</w:t>
+      </w:r>
+      <w:r>
+        <w:rPr>
+          <w:lang w:val="zh_TW" w:bidi="zh_TW"/>
+        </w:rPr>
+        <w:t>作者認為這些印可能代表最終終結前的預備事件</w:t>
+      </w:r>
+      <w:r>
+        <w:rPr>
+          <w:lang w:val="zh_TW" w:bidi="zh_TW"/>
+        </w:rPr>
+        <w:t>。</w:t>
+      </w:r>
+      <w:r>
+        <w:rPr>
+          <w:lang w:val="zh_TW" w:bidi="zh_TW"/>
+        </w:rPr>
+        <w:t>然而，這些事件是在終結前立即發生，還是代表了終結前普遍存在的狀況，這是一個更難回答的問題</w:t>
+      </w:r>
+      <w:r>
+        <w:rPr>
+          <w:lang w:val="zh_TW" w:bidi="zh_TW"/>
+        </w:rPr>
+        <w:t>。</w:t>
+      </w:r>
+    </w:p>
+    <w:p>
+      <w:pPr/>
+      <w:r>
+        <w:rPr>
+          <w:lang w:val="zh_TW" w:bidi="zh_TW"/>
+        </w:rPr>
+      </w:r>
+      <w:r>
+        <w:rPr>
+          <w:lang w:val="zh_TW" w:bidi="zh_TW"/>
+        </w:rPr>
+        <w:t>這些印與耶穌在橄欖山講論中所提到的末世徵兆，有著密切的關係（</w:t>
+      </w:r>
+      <w:hyperlink r:id="rId98">
+        <w:r>
+          <w:rPr>
+            <w:lang w:val="zh_TW" w:bidi="zh_TW"/>
+          </w:rPr>
+          <w:rPr>
+            <w:color w:val="0000EE"/>
+            <w:u w:val="single"/>
+          </w:rPr>
+          <w:t>太24:1–35</w:t>
+        </w:r>
+      </w:hyperlink>
+      <w:r>
+        <w:rPr>
+          <w:lang w:val="zh_TW" w:bidi="zh_TW"/>
+        </w:rPr>
+        <w:t>；</w:t>
+      </w:r>
+      <w:hyperlink r:id="rId50">
+        <w:r>
+          <w:rPr>
+            <w:lang w:val="zh_TW" w:bidi="zh_TW"/>
+          </w:rPr>
+          <w:rPr>
+            <w:color w:val="0000EE"/>
+            <w:u w:val="single"/>
+          </w:rPr>
+          <w:t>可13:1–37</w:t>
+        </w:r>
+      </w:hyperlink>
+      <w:r>
+        <w:rPr>
+          <w:lang w:val="zh_TW" w:bidi="zh_TW"/>
+        </w:rPr>
+        <w:t>；</w:t>
+      </w:r>
+      <w:hyperlink r:id="rId99">
+        <w:r>
+          <w:rPr>
+            <w:lang w:val="zh_TW" w:bidi="zh_TW"/>
+          </w:rPr>
+          <w:rPr>
+            <w:color w:val="0000EE"/>
+            <w:u w:val="single"/>
+          </w:rPr>
+          <w:t>路21:5–33</w:t>
+        </w:r>
+      </w:hyperlink>
+      <w:r>
+        <w:rPr>
+          <w:lang w:val="zh_TW" w:bidi="zh_TW"/>
+        </w:rPr>
+        <w:t>）。橄欖山講論與啟示錄主要部份，有著相當明顯的相似之處，使人無法忽視。因此，這些印對應於橄欖山講論中的「大災難的開頭」。</w:t>
+      </w:r>
+      <w:r>
+        <w:rPr>
+          <w:lang w:val="zh_TW" w:bidi="zh_TW"/>
+        </w:rPr>
+        <w:t>這些事件與</w:t>
+      </w:r>
+      <w:r>
+        <w:rPr>
+          <w:lang w:val="zh_TW" w:bidi="zh_TW"/>
+        </w:rPr>
+        <w:t>號（</w:t>
+      </w:r>
+      <w:hyperlink r:id="rId100">
+        <w:r>
+          <w:rPr>
+            <w:lang w:val="zh_TW" w:bidi="zh_TW"/>
+          </w:rPr>
+          <w:rPr>
+            <w:color w:val="0000EE"/>
+            <w:u w:val="single"/>
+          </w:rPr>
+          <w:t>啟8:2–11:19</w:t>
+        </w:r>
+      </w:hyperlink>
+      <w:r>
+        <w:rPr>
+          <w:lang w:val="zh_TW" w:bidi="zh_TW"/>
+        </w:rPr>
+        <w:t>）和碗（</w:t>
+      </w:r>
+      <w:hyperlink r:id="rId101">
+        <w:r>
+          <w:rPr>
+            <w:lang w:val="zh_TW" w:bidi="zh_TW"/>
+          </w:rPr>
+          <w:rPr>
+            <w:color w:val="0000EE"/>
+            <w:u w:val="single"/>
+          </w:rPr>
+          <w:t>15:1–16:21</w:t>
+        </w:r>
+      </w:hyperlink>
+      <w:r>
+        <w:rPr>
+          <w:lang w:val="zh_TW" w:bidi="zh_TW"/>
+        </w:rPr>
+        <w:t>）</w:t>
+      </w:r>
+      <w:r>
+        <w:rPr>
+          <w:lang w:val="zh_TW" w:bidi="zh_TW"/>
+        </w:rPr>
+        <w:t>下的審判相似</w:t>
+      </w:r>
+      <w:r>
+        <w:rPr>
+          <w:lang w:val="zh_TW" w:bidi="zh_TW"/>
+        </w:rPr>
+        <w:t>，但不應與那些後期且嚴重的審判混淆。</w:t>
+      </w:r>
+    </w:p>
+    <w:p>
+      <w:pPr/>
+      <w:r>
+        <w:rPr>
+          <w:lang w:val="zh_TW" w:bidi="zh_TW"/>
+        </w:rPr>
+      </w:r>
+      <w:r>
+        <w:rPr>
+          <w:lang w:val="zh_TW" w:bidi="zh_TW"/>
+        </w:rPr>
+        <w:t>第一插曲：十四萬四千名以色列人和穿白衣的群眾（</w:t>
+      </w:r>
+      <w:hyperlink r:id="rId102">
+        <w:r>
+          <w:rPr>
+            <w:lang w:val="zh_TW" w:bidi="zh_TW"/>
+          </w:rPr>
+          <w:rPr>
+            <w:color w:val="0000EE"/>
+            <w:u w:val="single"/>
+          </w:rPr>
+          <w:t>7:1–17</w:t>
+        </w:r>
+      </w:hyperlink>
+      <w:r>
+        <w:rPr>
+          <w:lang w:val="zh_TW" w:bidi="zh_TW"/>
+        </w:rPr>
+        <w:t>）</w:t>
+      </w:r>
+    </w:p>
+    <w:p>
+      <w:pPr/>
+      <w:r>
+        <w:rPr>
+          <w:lang w:val="zh_TW" w:bidi="zh_TW"/>
+        </w:rPr>
+      </w:r>
+      <w:r>
+        <w:rPr>
+          <w:lang w:val="zh_TW" w:bidi="zh_TW"/>
+        </w:rPr>
+        <w:t>從</w:t>
+      </w:r>
+      <w:r>
+        <w:rPr>
+          <w:lang w:val="zh_TW" w:bidi="zh_TW"/>
+        </w:rPr>
+        <w:t>第六印的主題語境漸漸改變，以及第七印延遲到</w:t>
+      </w:r>
+      <w:hyperlink r:id="rId103">
+        <w:r>
+          <w:rPr>
+            <w:lang w:val="zh_TW" w:bidi="zh_TW"/>
+          </w:rPr>
+          <w:rPr>
+            <w:color w:val="0000EE"/>
+            <w:u w:val="single"/>
+          </w:rPr>
+          <w:t>八章1節</w:t>
+        </w:r>
+      </w:hyperlink>
+      <w:r>
+        <w:rPr>
+          <w:lang w:val="zh_TW" w:bidi="zh_TW"/>
+        </w:rPr>
+        <w:t>才</w:t>
+      </w:r>
+      <w:r>
+        <w:rPr>
+          <w:lang w:val="zh_TW" w:bidi="zh_TW"/>
+        </w:rPr>
+        <w:t>揭開</w:t>
+      </w:r>
+      <w:r>
+        <w:rPr>
+          <w:lang w:val="zh_TW" w:bidi="zh_TW"/>
+        </w:rPr>
+        <w:t>，這表明了第</w:t>
+      </w:r>
+      <w:hyperlink r:id="rId102">
+        <w:r>
+          <w:rPr>
+            <w:lang w:val="zh_TW" w:bidi="zh_TW"/>
+          </w:rPr>
+          <w:rPr>
+            <w:color w:val="0000EE"/>
+            <w:u w:val="single"/>
+          </w:rPr>
+          <w:t>七</w:t>
+        </w:r>
+      </w:hyperlink>
+      <w:r>
+        <w:rPr>
+          <w:lang w:val="zh_TW" w:bidi="zh_TW"/>
+        </w:rPr>
+        <w:t>章是一個真正的插曲。約翰首先看到天使將在地上開始毀滅，但他們被限制住，直到來自以色列各個支派，十四萬四千名神的僕人被印上印記（</w:t>
+      </w:r>
+      <w:hyperlink r:id="rId104">
+        <w:r>
+          <w:rPr>
+            <w:lang w:val="zh_TW" w:bidi="zh_TW"/>
+          </w:rPr>
+          <w:rPr>
+            <w:color w:val="0000EE"/>
+            <w:u w:val="single"/>
+          </w:rPr>
+          <w:t>1–8</w:t>
+        </w:r>
+      </w:hyperlink>
+      <w:r>
+        <w:rPr>
+          <w:lang w:val="zh_TW" w:bidi="zh_TW"/>
+        </w:rPr>
+        <w:t>節）。然後他看到無數穿著白衣的人站在神的寶座前；這些人</w:t>
+      </w:r>
+      <w:r>
+        <w:rPr>
+          <w:lang w:val="zh_TW" w:bidi="zh_TW"/>
+        </w:rPr>
+        <w:t>被認定</w:t>
+      </w:r>
+      <w:r>
+        <w:rPr>
+          <w:lang w:val="zh_TW" w:bidi="zh_TW"/>
+        </w:rPr>
+        <w:t>是從大災難中出來的（</w:t>
+      </w:r>
+      <w:hyperlink r:id="rId105">
+        <w:r>
+          <w:rPr>
+            <w:lang w:val="zh_TW" w:bidi="zh_TW"/>
+          </w:rPr>
+          <w:rPr>
+            <w:color w:val="0000EE"/>
+            <w:u w:val="single"/>
+          </w:rPr>
+          <w:t>9–17</w:t>
+        </w:r>
+      </w:hyperlink>
+      <w:r>
+        <w:rPr>
+          <w:lang w:val="zh_TW" w:bidi="zh_TW"/>
+        </w:rPr>
+        <w:t>節）。</w:t>
+      </w:r>
+    </w:p>
+    <w:p>
+      <w:pPr/>
+      <w:r>
+        <w:rPr>
+          <w:lang w:val="zh_TW" w:bidi="zh_TW"/>
+        </w:rPr>
+      </w:r>
+      <w:r>
+        <w:rPr>
+          <w:lang w:val="zh_TW" w:bidi="zh_TW"/>
+        </w:rPr>
+        <w:t>一些學者將這兩個群體分為猶太人和外邦人，</w:t>
+      </w:r>
+      <w:r>
+        <w:rPr>
+          <w:lang w:val="zh_TW" w:bidi="zh_TW"/>
+        </w:rPr>
+        <w:t>而另一些人則認為這兩群</w:t>
+      </w:r>
+      <w:r>
+        <w:rPr>
+          <w:lang w:val="zh_TW" w:bidi="zh_TW"/>
+        </w:rPr>
+        <w:t>體</w:t>
+      </w:r>
+      <w:r>
+        <w:rPr>
+          <w:lang w:val="zh_TW" w:bidi="zh_TW"/>
+        </w:rPr>
+        <w:t>是從不同角度看到的同一群</w:t>
+      </w:r>
+      <w:r>
+        <w:rPr>
+          <w:lang w:val="zh_TW" w:bidi="zh_TW"/>
+        </w:rPr>
+        <w:t>體。</w:t>
+      </w:r>
+    </w:p>
+    <w:p>
+      <w:pPr/>
+      <w:r>
+        <w:rPr>
+          <w:lang w:val="zh_TW" w:bidi="zh_TW"/>
+        </w:rPr>
+      </w:r>
+      <w:r>
+        <w:rPr>
+          <w:lang w:val="zh_TW" w:bidi="zh_TW"/>
+        </w:rPr>
+        <w:t>揭開第七印（</w:t>
+      </w:r>
+      <w:hyperlink r:id="rId103">
+        <w:r>
+          <w:rPr>
+            <w:lang w:val="zh_TW" w:bidi="zh_TW"/>
+          </w:rPr>
+          <w:rPr>
+            <w:color w:val="0000EE"/>
+            <w:u w:val="single"/>
+          </w:rPr>
+          <w:t>8:1</w:t>
+        </w:r>
+      </w:hyperlink>
+      <w:r>
+        <w:rPr>
+          <w:lang w:val="zh_TW" w:bidi="zh_TW"/>
+        </w:rPr>
+        <w:t>）</w:t>
+      </w:r>
+    </w:p>
+    <w:p>
+      <w:pPr/>
+      <w:r>
+        <w:rPr>
+          <w:lang w:val="zh_TW" w:bidi="zh_TW"/>
+        </w:rPr>
+      </w:r>
+      <w:r>
+        <w:rPr>
+          <w:lang w:val="zh_TW" w:bidi="zh_TW"/>
+        </w:rPr>
+        <w:t>在插曲（第</w:t>
+      </w:r>
+      <w:hyperlink r:id="rId102">
+        <w:r>
+          <w:rPr>
+            <w:lang w:val="zh_TW" w:bidi="zh_TW"/>
+          </w:rPr>
+          <w:rPr>
+            <w:color w:val="0000EE"/>
+            <w:u w:val="single"/>
+          </w:rPr>
+          <w:t>7</w:t>
+        </w:r>
+      </w:hyperlink>
+      <w:r>
+        <w:rPr>
+          <w:lang w:val="zh_TW" w:bidi="zh_TW"/>
+        </w:rPr>
+        <w:t>章）之後，最後的印被揭開，天上沉默半小時，</w:t>
+      </w:r>
+      <w:r>
+        <w:rPr>
+          <w:lang w:val="zh_TW" w:bidi="zh_TW"/>
+        </w:rPr>
+        <w:t>為地上的審判作準備，或是為了聆聽地上殉道者的呼求</w:t>
+      </w:r>
+      <w:r>
+        <w:rPr>
+          <w:lang w:val="zh_TW" w:bidi="zh_TW"/>
+        </w:rPr>
+        <w:t xml:space="preserve">（參 </w:t>
+      </w:r>
+      <w:hyperlink r:id="rId106">
+        <w:r>
+          <w:rPr>
+            <w:lang w:val="zh_TW" w:bidi="zh_TW"/>
+          </w:rPr>
+          <w:rPr>
+            <w:color w:val="0000EE"/>
+            <w:u w:val="single"/>
+          </w:rPr>
+          <w:t>6:10</w:t>
+        </w:r>
+      </w:hyperlink>
+      <w:r>
+        <w:rPr>
+          <w:lang w:val="zh_TW" w:bidi="zh_TW"/>
+        </w:rPr>
+        <w:t>）。</w:t>
+      </w:r>
+    </w:p>
+    <w:p>
+      <w:pPr>
+        <w:pStyle w:val="Heading4"/>
+      </w:pPr>
+      <w:r>
+        <w:rPr>
+          <w:lang w:val="zh_TW" w:bidi="zh_TW"/>
+        </w:rPr>
+        <w:t>前六個號（</w:t>
+      </w:r>
+      <w:hyperlink r:id="rId107">
+        <w:r>
+          <w:rPr>
+            <w:lang w:val="zh_TW" w:bidi="zh_TW"/>
+          </w:rPr>
+          <w:rPr>
+            <w:color w:val="0000EE"/>
+            <w:u w:val="single"/>
+          </w:rPr>
+          <w:t>8:2–11:14</w:t>
+        </w:r>
+      </w:hyperlink>
+      <w:r>
+        <w:rPr>
+          <w:lang w:val="zh_TW" w:bidi="zh_TW"/>
+        </w:rPr>
+        <w:t>）</w:t>
+      </w:r>
+    </w:p>
+    <w:p>
+      <w:pPr/>
+      <w:r>
+        <w:rPr>
+          <w:lang w:val="zh_TW" w:bidi="zh_TW"/>
+        </w:rPr>
+      </w:r>
+      <w:r>
+        <w:rPr>
+          <w:lang w:val="zh_TW" w:bidi="zh_TW"/>
+        </w:rPr>
+        <w:t>在天上的預備場景之後</w:t>
+      </w:r>
+      <w:r>
+        <w:rPr>
+          <w:lang w:val="zh_TW" w:bidi="zh_TW"/>
+        </w:rPr>
+        <w:t>（</w:t>
+      </w:r>
+      <w:hyperlink r:id="rId108">
+        <w:r>
+          <w:rPr>
+            <w:lang w:val="zh_TW" w:bidi="zh_TW"/>
+          </w:rPr>
+          <w:rPr>
+            <w:color w:val="0000EE"/>
+            <w:u w:val="single"/>
+          </w:rPr>
+          <w:t>8:2–5</w:t>
+        </w:r>
+      </w:hyperlink>
+      <w:r>
+        <w:rPr>
+          <w:lang w:val="zh_TW" w:bidi="zh_TW"/>
+        </w:rPr>
+        <w:t>），六個號依次吹響（</w:t>
+      </w:r>
+      <w:hyperlink r:id="rId109">
+        <w:r>
+          <w:rPr>
+            <w:lang w:val="zh_TW" w:bidi="zh_TW"/>
+          </w:rPr>
+          <w:rPr>
+            <w:color w:val="0000EE"/>
+            <w:u w:val="single"/>
+          </w:rPr>
+          <w:t>8:6–9:19</w:t>
+        </w:r>
+      </w:hyperlink>
+      <w:r>
+        <w:rPr>
+          <w:lang w:val="zh_TW" w:bidi="zh_TW"/>
+        </w:rPr>
+        <w:t>），</w:t>
+      </w:r>
+      <w:r>
+        <w:rPr>
+          <w:lang w:val="zh_TW" w:bidi="zh_TW"/>
+        </w:rPr>
+        <w:t>隨後又是一次插曲</w:t>
+      </w:r>
+      <w:r>
+        <w:rPr>
+          <w:lang w:val="zh_TW" w:bidi="zh_TW"/>
+        </w:rPr>
+        <w:t>（</w:t>
+      </w:r>
+      <w:hyperlink r:id="rId110">
+        <w:r>
+          <w:rPr>
+            <w:lang w:val="zh_TW" w:bidi="zh_TW"/>
+          </w:rPr>
+          <w:rPr>
+            <w:color w:val="0000EE"/>
+            <w:u w:val="single"/>
+          </w:rPr>
+          <w:t>10:1–11:14</w:t>
+        </w:r>
+      </w:hyperlink>
+      <w:r>
+        <w:rPr>
+          <w:lang w:val="zh_TW" w:bidi="zh_TW"/>
+        </w:rPr>
+        <w:t>）。</w:t>
+      </w:r>
+    </w:p>
+    <w:p>
+      <w:pPr/>
+      <w:r>
+        <w:rPr>
+          <w:lang w:val="zh_TW" w:bidi="zh_TW"/>
+        </w:rPr>
+      </w:r>
+      <w:r>
+        <w:rPr>
+          <w:lang w:val="zh_TW" w:bidi="zh_TW"/>
+        </w:rPr>
+        <w:t>前六個號（</w:t>
+      </w:r>
+      <w:hyperlink r:id="rId111">
+        <w:r>
+          <w:rPr>
+            <w:lang w:val="zh_TW" w:bidi="zh_TW"/>
+          </w:rPr>
+          <w:rPr>
+            <w:color w:val="0000EE"/>
+            <w:u w:val="single"/>
+          </w:rPr>
+          <w:t>8:6–9:21</w:t>
+        </w:r>
+      </w:hyperlink>
+      <w:r>
+        <w:rPr>
+          <w:lang w:val="zh_TW" w:bidi="zh_TW"/>
+        </w:rPr>
+        <w:t>）</w:t>
+      </w:r>
+    </w:p>
+    <w:p>
+      <w:pPr/>
+      <w:r>
+        <w:rPr>
+          <w:lang w:val="zh_TW" w:bidi="zh_TW"/>
+        </w:rPr>
+      </w:r>
+      <w:r>
+        <w:rPr>
+          <w:lang w:val="zh_TW" w:bidi="zh_TW"/>
+        </w:rPr>
+        <w:t>儘管學者意見不同，但我們最好將前五個印視為在號和碗</w:t>
+      </w:r>
+      <w:r>
+        <w:rPr>
+          <w:lang w:val="zh_TW" w:bidi="zh_TW"/>
+        </w:rPr>
+        <w:t>審判之前的事件</w:t>
+      </w:r>
+      <w:r>
+        <w:rPr>
+          <w:lang w:val="zh_TW" w:bidi="zh_TW"/>
+        </w:rPr>
+        <w:t>。然而，第六印進入了神憤怒傾倒的時期，這在號和碗的審判中施行（</w:t>
+      </w:r>
+      <w:hyperlink r:id="rId112">
+        <w:r>
+          <w:rPr>
+            <w:lang w:val="zh_TW" w:bidi="zh_TW"/>
+          </w:rPr>
+          <w:rPr>
+            <w:color w:val="0000EE"/>
+            <w:u w:val="single"/>
+          </w:rPr>
+          <w:t>6:12–17</w:t>
+        </w:r>
+      </w:hyperlink>
+      <w:r>
+        <w:rPr>
+          <w:lang w:val="zh_TW" w:bidi="zh_TW"/>
+        </w:rPr>
+        <w:t>）。因此，號的審判發生在第七印期間，而碗的審判（</w:t>
+      </w:r>
+      <w:hyperlink r:id="rId113">
+        <w:r>
+          <w:rPr>
+            <w:lang w:val="zh_TW" w:bidi="zh_TW"/>
+          </w:rPr>
+          <w:rPr>
+            <w:color w:val="0000EE"/>
+            <w:u w:val="single"/>
+          </w:rPr>
+          <w:t>16:1–21</w:t>
+        </w:r>
+      </w:hyperlink>
+      <w:r>
+        <w:rPr>
+          <w:lang w:val="zh_TW" w:bidi="zh_TW"/>
+        </w:rPr>
+        <w:t>）則在第七號響起時進行。因此，印、號和碗之間有一些重疊，</w:t>
+      </w:r>
+      <w:r>
+        <w:rPr>
+          <w:lang w:val="zh_TW" w:bidi="zh_TW"/>
+        </w:rPr>
+        <w:t>但也有順序和進展</w:t>
+      </w:r>
+      <w:r>
+        <w:rPr>
+          <w:lang w:val="zh_TW" w:bidi="zh_TW"/>
+        </w:rPr>
+        <w:t>。</w:t>
+      </w:r>
+    </w:p>
+    <w:p>
+      <w:pPr/>
+      <w:r>
+        <w:rPr>
+          <w:lang w:val="zh_TW" w:bidi="zh_TW"/>
+        </w:rPr>
+      </w:r>
+      <w:r>
+        <w:rPr>
+          <w:lang w:val="zh_TW" w:bidi="zh_TW"/>
+        </w:rPr>
+        <w:t>如同印一樣，吹號的段落中也有明顯的格式。前四枝號角與後三枝號分開，後三枝號被稱為「災禍」（</w:t>
+      </w:r>
+      <w:hyperlink r:id="rId114">
+        <w:r>
+          <w:rPr>
+            <w:lang w:val="zh_TW" w:bidi="zh_TW"/>
+          </w:rPr>
+          <w:rPr>
+            <w:color w:val="0000EE"/>
+            <w:u w:val="single"/>
+          </w:rPr>
+          <w:t>8:13</w:t>
+        </w:r>
+      </w:hyperlink>
+      <w:r>
+        <w:rPr>
+          <w:lang w:val="zh_TW" w:bidi="zh_TW"/>
+        </w:rPr>
+        <w:t>，</w:t>
+      </w:r>
+      <w:hyperlink r:id="rId115">
+        <w:r>
+          <w:rPr>
+            <w:lang w:val="zh_TW" w:bidi="zh_TW"/>
+          </w:rPr>
+          <w:rPr>
+            <w:color w:val="0000EE"/>
+            <w:u w:val="single"/>
+          </w:rPr>
+          <w:t>9:12</w:t>
+        </w:r>
+      </w:hyperlink>
+      <w:r>
+        <w:rPr>
+          <w:lang w:val="zh_TW" w:bidi="zh_TW"/>
+        </w:rPr>
+        <w:t>，</w:t>
+      </w:r>
+      <w:hyperlink r:id="rId116">
+        <w:r>
+          <w:rPr>
+            <w:lang w:val="zh_TW" w:bidi="zh_TW"/>
+          </w:rPr>
+          <w:rPr>
+            <w:color w:val="0000EE"/>
+            <w:u w:val="single"/>
+          </w:rPr>
+          <w:t>11:14</w:t>
+        </w:r>
+      </w:hyperlink>
+      <w:r>
+        <w:rPr>
+          <w:lang w:val="zh_TW" w:bidi="zh_TW"/>
+        </w:rPr>
+        <w:t>）</w:t>
+      </w:r>
+      <w:r>
+        <w:rPr>
+          <w:lang w:val="zh_TW" w:bidi="zh_TW"/>
+        </w:rPr>
+        <w:t>，並通常讓人聯想到出埃及記中的災難</w:t>
+      </w:r>
+      <w:r>
+        <w:rPr>
+          <w:lang w:val="zh_TW" w:bidi="zh_TW"/>
+        </w:rPr>
+        <w:t>。</w:t>
+      </w:r>
+    </w:p>
+    <w:p>
+      <w:pPr/>
+      <w:r>
+        <w:rPr>
+          <w:lang w:val="zh_TW" w:bidi="zh_TW"/>
+        </w:rPr>
+      </w:r>
+      <w:r>
+        <w:rPr>
+          <w:lang w:val="zh_TW" w:bidi="zh_TW"/>
+        </w:rPr>
+        <w:t>後三枝號被強調，並且也被稱為「</w:t>
+      </w:r>
+      <w:r>
+        <w:rPr>
+          <w:lang w:val="zh_TW" w:bidi="zh_TW"/>
+        </w:rPr>
+        <w:t>災禍</w:t>
+      </w:r>
+      <w:r>
+        <w:rPr>
+          <w:lang w:val="zh_TW" w:bidi="zh_TW"/>
+        </w:rPr>
+        <w:t>」（</w:t>
+      </w:r>
+      <w:hyperlink r:id="rId114">
+        <w:r>
+          <w:rPr>
+            <w:lang w:val="zh_TW" w:bidi="zh_TW"/>
+          </w:rPr>
+          <w:rPr>
+            <w:color w:val="0000EE"/>
+            <w:u w:val="single"/>
+          </w:rPr>
+          <w:t>8:13</w:t>
+        </w:r>
+      </w:hyperlink>
+      <w:r>
+        <w:rPr>
+          <w:lang w:val="zh_TW" w:bidi="zh_TW"/>
+        </w:rPr>
+        <w:t>），因為它們非常嚴重。第一枝號帶來一場蝗災，那些蝗蟲像蠍子一樣能螫人（</w:t>
+      </w:r>
+      <w:hyperlink r:id="rId117">
+        <w:r>
+          <w:rPr>
+            <w:lang w:val="zh_TW" w:bidi="zh_TW"/>
+          </w:rPr>
+          <w:rPr>
+            <w:color w:val="0000EE"/>
+            <w:u w:val="single"/>
+          </w:rPr>
+          <w:t>9:1–11</w:t>
+        </w:r>
+      </w:hyperlink>
+      <w:r>
+        <w:rPr>
+          <w:lang w:val="zh_TW" w:bidi="zh_TW"/>
+        </w:rPr>
+        <w:t>），第二枝號則帶來一支龐大的軍隊，他們騎著馬，馬有獅子的頭、像蛇一樣的尾巴（</w:t>
+      </w:r>
+      <w:hyperlink r:id="rId118">
+        <w:r>
+          <w:rPr>
+            <w:lang w:val="zh_TW" w:bidi="zh_TW"/>
+          </w:rPr>
+          <w:rPr>
+            <w:color w:val="0000EE"/>
+            <w:u w:val="single"/>
+          </w:rPr>
+          <w:t>13–19節</w:t>
+        </w:r>
+      </w:hyperlink>
+      <w:r>
+        <w:rPr>
+          <w:lang w:val="zh_TW" w:bidi="zh_TW"/>
+        </w:rPr>
+        <w:t>）。這兩種</w:t>
+      </w:r>
+      <w:r>
+        <w:rPr>
+          <w:lang w:val="zh_TW" w:bidi="zh_TW"/>
+        </w:rPr>
+        <w:t>災禍</w:t>
+      </w:r>
+      <w:r>
+        <w:rPr>
+          <w:lang w:val="zh_TW" w:bidi="zh_TW"/>
+        </w:rPr>
+        <w:t>應被視為惡魔的群體（參</w:t>
+      </w:r>
+      <w:hyperlink r:id="rId119">
+        <w:r>
+          <w:rPr>
+            <w:lang w:val="zh_TW" w:bidi="zh_TW"/>
+          </w:rPr>
+          <w:rPr>
+            <w:color w:val="0000EE"/>
+            <w:u w:val="single"/>
+          </w:rPr>
+          <w:t>1、11節</w:t>
+        </w:r>
+      </w:hyperlink>
+      <w:r>
+        <w:rPr>
+          <w:lang w:val="zh_TW" w:bidi="zh_TW"/>
+        </w:rPr>
+        <w:t>）。</w:t>
+      </w:r>
+    </w:p>
+    <w:p>
+      <w:pPr/>
+      <w:r>
+        <w:rPr>
+          <w:lang w:val="zh_TW" w:bidi="zh_TW"/>
+        </w:rPr>
+      </w:r>
+      <w:r>
+        <w:rPr>
+          <w:lang w:val="zh_TW" w:bidi="zh_TW"/>
+        </w:rPr>
+        <w:t>第二插曲：小書卷和兩位見證人（</w:t>
+      </w:r>
+      <w:hyperlink r:id="rId110">
+        <w:r>
+          <w:rPr>
+            <w:lang w:val="zh_TW" w:bidi="zh_TW"/>
+          </w:rPr>
+          <w:rPr>
+            <w:color w:val="0000EE"/>
+            <w:u w:val="single"/>
+          </w:rPr>
+          <w:t>10:1–11:14</w:t>
+        </w:r>
+      </w:hyperlink>
+      <w:r>
+        <w:rPr>
+          <w:lang w:val="zh_TW" w:bidi="zh_TW"/>
+        </w:rPr>
+        <w:t>）</w:t>
+      </w:r>
+    </w:p>
+    <w:p>
+      <w:pPr/>
+      <w:r>
+        <w:rPr>
+          <w:lang w:val="zh_TW" w:bidi="zh_TW"/>
+        </w:rPr>
+      </w:r>
+      <w:r>
+        <w:rPr>
+          <w:lang w:val="zh_TW" w:bidi="zh_TW"/>
+        </w:rPr>
+        <w:t>第</w:t>
+      </w:r>
+      <w:hyperlink r:id="rId120">
+        <w:r>
+          <w:rPr>
+            <w:lang w:val="zh_TW" w:bidi="zh_TW"/>
+          </w:rPr>
+          <w:rPr>
+            <w:color w:val="0000EE"/>
+            <w:u w:val="single"/>
+          </w:rPr>
+          <w:t>十</w:t>
+        </w:r>
+      </w:hyperlink>
+      <w:r>
+        <w:rPr>
+          <w:lang w:val="zh_TW" w:bidi="zh_TW"/>
+        </w:rPr>
+        <w:t>章</w:t>
+      </w:r>
+      <w:r>
+        <w:rPr>
+          <w:lang w:val="zh_TW" w:bidi="zh_TW"/>
+        </w:rPr>
+        <w:t>的主要重點似乎是對約翰先知呼召的確認</w:t>
+      </w:r>
+      <w:r>
+        <w:rPr>
+          <w:lang w:val="zh_TW" w:bidi="zh_TW"/>
+        </w:rPr>
+        <w:t>，正如第</w:t>
+      </w:r>
+      <w:hyperlink r:id="rId121">
+        <w:r>
+          <w:rPr>
+            <w:lang w:val="zh_TW" w:bidi="zh_TW"/>
+          </w:rPr>
+          <w:rPr>
+            <w:color w:val="0000EE"/>
+            <w:u w:val="single"/>
+          </w:rPr>
+          <w:t>11</w:t>
+        </w:r>
+      </w:hyperlink>
+      <w:r>
+        <w:rPr>
+          <w:lang w:val="zh_TW" w:bidi="zh_TW"/>
+        </w:rPr>
+        <w:t>節所指出的：「</w:t>
+      </w:r>
+      <w:r>
+        <w:rPr>
+          <w:lang w:val="zh_TW" w:bidi="zh_TW"/>
+        </w:rPr>
+        <w:t>你必指着多民、多國、多方、多王再說預言。</w:t>
+      </w:r>
+      <w:r>
+        <w:rPr>
+          <w:lang w:val="zh_TW" w:bidi="zh_TW"/>
+        </w:rPr>
+        <w:t>」更具體地說，小書卷的內容可能包括第</w:t>
+      </w:r>
+      <w:hyperlink r:id="rId44">
+        <w:r>
+          <w:rPr>
+            <w:lang w:val="zh_TW" w:bidi="zh_TW"/>
+          </w:rPr>
+          <w:rPr>
+            <w:color w:val="0000EE"/>
+            <w:u w:val="single"/>
+          </w:rPr>
+          <w:t>十一</w:t>
+        </w:r>
+      </w:hyperlink>
+      <w:r>
+        <w:rPr>
+          <w:lang w:val="zh_TW" w:bidi="zh_TW"/>
+        </w:rPr>
+        <w:t>、</w:t>
+      </w:r>
+      <w:hyperlink r:id="rId122">
+        <w:r>
+          <w:rPr>
+            <w:lang w:val="zh_TW" w:bidi="zh_TW"/>
+          </w:rPr>
+          <w:rPr>
+            <w:color w:val="0000EE"/>
+            <w:u w:val="single"/>
+          </w:rPr>
+          <w:t>十二</w:t>
+        </w:r>
+      </w:hyperlink>
+      <w:r>
+        <w:rPr>
+          <w:lang w:val="zh_TW" w:bidi="zh_TW"/>
+        </w:rPr>
+        <w:t>和</w:t>
+      </w:r>
+      <w:hyperlink r:id="rId43">
+        <w:r>
+          <w:rPr>
+            <w:lang w:val="zh_TW" w:bidi="zh_TW"/>
+          </w:rPr>
+          <w:rPr>
+            <w:color w:val="0000EE"/>
+            <w:u w:val="single"/>
+          </w:rPr>
+          <w:t>十三</w:t>
+        </w:r>
+      </w:hyperlink>
+      <w:r>
+        <w:rPr>
+          <w:lang w:val="zh_TW" w:bidi="zh_TW"/>
+        </w:rPr>
+        <w:t>章。</w:t>
+      </w:r>
+    </w:p>
+    <w:p>
+      <w:pPr/>
+      <w:r>
+        <w:rPr>
+          <w:lang w:val="zh_TW" w:bidi="zh_TW"/>
+        </w:rPr>
+      </w:r>
+      <w:r>
+        <w:rPr>
+          <w:lang w:val="zh_TW" w:bidi="zh_TW"/>
+        </w:rPr>
+        <w:t>第</w:t>
+      </w:r>
+      <w:hyperlink r:id="rId44">
+        <w:r>
+          <w:rPr>
+            <w:lang w:val="zh_TW" w:bidi="zh_TW"/>
+          </w:rPr>
+          <w:rPr>
+            <w:color w:val="0000EE"/>
+            <w:u w:val="single"/>
+          </w:rPr>
+          <w:t>十一</w:t>
+        </w:r>
+      </w:hyperlink>
+      <w:r>
+        <w:rPr>
+          <w:lang w:val="zh_TW" w:bidi="zh_TW"/>
+        </w:rPr>
+        <w:t>章</w:t>
+      </w:r>
+      <w:r>
+        <w:rPr>
+          <w:lang w:val="zh_TW" w:bidi="zh_TW"/>
+        </w:rPr>
+        <w:t>是著名的難解經文</w:t>
+      </w:r>
+      <w:r>
+        <w:rPr>
+          <w:lang w:val="zh_TW" w:bidi="zh_TW"/>
+        </w:rPr>
+        <w:t>。它提到測量聖殿、</w:t>
+      </w:r>
+      <w:r>
+        <w:rPr>
+          <w:lang w:val="zh_TW" w:bidi="zh_TW"/>
+        </w:rPr>
+        <w:t>祭壇</w:t>
+      </w:r>
+      <w:r>
+        <w:rPr>
+          <w:lang w:val="zh_TW" w:bidi="zh_TW"/>
+        </w:rPr>
+        <w:t>和</w:t>
+      </w:r>
+      <w:r>
+        <w:rPr>
+          <w:lang w:val="zh_TW" w:bidi="zh_TW"/>
+        </w:rPr>
+        <w:t>在殿中禮拜的人</w:t>
+      </w:r>
+      <w:r>
+        <w:rPr>
+          <w:lang w:val="zh_TW" w:bidi="zh_TW"/>
+        </w:rPr>
+        <w:t>，</w:t>
+      </w:r>
+      <w:r>
+        <w:rPr>
+          <w:lang w:val="zh_TW" w:bidi="zh_TW"/>
+        </w:rPr>
+        <w:t>以及對聖城被踐踏42個月的描述（</w:t>
+      </w:r>
+      <w:hyperlink r:id="rId123">
+        <w:r>
+          <w:rPr>
+            <w:lang w:val="zh_TW" w:bidi="zh_TW"/>
+          </w:rPr>
+          <w:rPr>
+            <w:color w:val="0000EE"/>
+            <w:u w:val="single"/>
+          </w:rPr>
+          <w:t>11:1–2</w:t>
+        </w:r>
+      </w:hyperlink>
+      <w:r>
+        <w:rPr>
+          <w:lang w:val="zh_TW" w:bidi="zh_TW"/>
+        </w:rPr>
+        <w:t>），還有</w:t>
+      </w:r>
+      <w:r>
+        <w:rPr>
+          <w:lang w:val="zh_TW" w:bidi="zh_TW"/>
+        </w:rPr>
+        <w:t>兩位見證人被殺並復活的描述</w:t>
+      </w:r>
+      <w:r>
+        <w:rPr>
+          <w:lang w:val="zh_TW" w:bidi="zh_TW"/>
+        </w:rPr>
+        <w:t>（</w:t>
+      </w:r>
+      <w:hyperlink r:id="rId124">
+        <w:r>
+          <w:rPr>
+            <w:lang w:val="zh_TW" w:bidi="zh_TW"/>
+          </w:rPr>
+          <w:rPr>
+            <w:color w:val="0000EE"/>
+            <w:u w:val="single"/>
+          </w:rPr>
+          <w:t>3–13</w:t>
+        </w:r>
+      </w:hyperlink>
+      <w:r>
+        <w:rPr>
+          <w:lang w:val="zh_TW" w:bidi="zh_TW"/>
+        </w:rPr>
+        <w:t>節）。大家</w:t>
+      </w:r>
+      <w:r>
+        <w:rPr>
+          <w:lang w:val="zh_TW" w:bidi="zh_TW"/>
+        </w:rPr>
+        <w:t>對此的</w:t>
+      </w:r>
+      <w:r>
+        <w:rPr>
+          <w:lang w:val="zh_TW" w:bidi="zh_TW"/>
+        </w:rPr>
+        <w:t>意見分歧很大；有些人認為這個異象描繪了猶太民族大復興，就是舊約先知摩西和以利亞復活。另一些人則認為聖殿是指在大患難中受到神保護，真正的教會，而兩位見證人則代表整個在逼迫下仍然對主忠心的教會。</w:t>
+      </w:r>
+    </w:p>
+    <w:p>
+      <w:pPr>
+        <w:pStyle w:val="Heading4"/>
+      </w:pPr>
+      <w:r>
+        <w:rPr>
+          <w:lang w:val="zh_TW" w:bidi="zh_TW"/>
+        </w:rPr>
+        <w:t>第七號（</w:t>
+      </w:r>
+      <w:hyperlink r:id="rId125">
+        <w:r>
+          <w:rPr>
+            <w:lang w:val="zh_TW" w:bidi="zh_TW"/>
+          </w:rPr>
+          <w:rPr>
+            <w:color w:val="0000EE"/>
+            <w:u w:val="single"/>
+          </w:rPr>
+          <w:t>11:15–14:20</w:t>
+        </w:r>
+      </w:hyperlink>
+      <w:r>
+        <w:rPr>
+          <w:lang w:val="zh_TW" w:bidi="zh_TW"/>
+        </w:rPr>
+        <w:t>）</w:t>
+      </w:r>
+    </w:p>
+    <w:p>
+      <w:pPr/>
+      <w:r>
+        <w:rPr>
+          <w:lang w:val="zh_TW" w:bidi="zh_TW"/>
+        </w:rPr>
+      </w:r>
+      <w:r>
+        <w:rPr>
+          <w:lang w:val="zh_TW" w:bidi="zh_TW"/>
+        </w:rPr>
+        <w:t>第七號</w:t>
+      </w:r>
+      <w:r>
+        <w:rPr>
+          <w:lang w:val="zh_TW" w:bidi="zh_TW"/>
+        </w:rPr>
+        <w:t>吹響</w:t>
+      </w:r>
+      <w:r>
+        <w:rPr>
+          <w:lang w:val="zh_TW" w:bidi="zh_TW"/>
+        </w:rPr>
+        <w:t>，</w:t>
+      </w:r>
+      <w:r>
+        <w:rPr>
+          <w:lang w:val="zh_TW" w:bidi="zh_TW"/>
+        </w:rPr>
+        <w:t>天上響起大聲的宣告</w:t>
+      </w:r>
+      <w:r>
+        <w:rPr>
+          <w:lang w:val="zh_TW" w:bidi="zh_TW"/>
+        </w:rPr>
+        <w:t>，</w:t>
+      </w:r>
+      <w:r>
+        <w:rPr>
+          <w:lang w:val="zh_TW" w:bidi="zh_TW"/>
+        </w:rPr>
+        <w:t>宣告神和基督</w:t>
+      </w:r>
+      <w:r>
+        <w:rPr>
+          <w:lang w:val="zh_TW" w:bidi="zh_TW"/>
+        </w:rPr>
+        <w:t>最終戰勝世界。這裡的主題是神的國和基督——</w:t>
+      </w:r>
+      <w:r>
+        <w:rPr>
+          <w:lang w:val="zh_TW" w:bidi="zh_TW"/>
+        </w:rPr>
+        <w:t>一個雙重的國度，永恆長存</w:t>
+      </w:r>
+      <w:r>
+        <w:rPr>
+          <w:lang w:val="zh_TW" w:bidi="zh_TW"/>
+        </w:rPr>
+        <w:t>。這個意象暗示著現今的世代被邪惡勢力所統治，撒但掌王權，但永恆的國度則由真正的擁有者和王掌權。雖然這裡宣佈了神的統治，但要等到基督再來的時候，仇敵對世界的控制才會被神</w:t>
+      </w:r>
+      <w:r>
+        <w:rPr>
+          <w:lang w:val="zh_TW" w:bidi="zh_TW"/>
+        </w:rPr>
+        <w:t>徹底打破</w:t>
+      </w:r>
+      <w:r>
+        <w:rPr>
+          <w:lang w:val="zh_TW" w:bidi="zh_TW"/>
+        </w:rPr>
+        <w:t>（</w:t>
+      </w:r>
+      <w:hyperlink r:id="rId126">
+        <w:r>
+          <w:rPr>
+            <w:lang w:val="zh_TW" w:bidi="zh_TW"/>
+          </w:rPr>
+          <w:rPr>
+            <w:color w:val="0000EE"/>
+            <w:u w:val="single"/>
+          </w:rPr>
+          <w:t>19:11–21</w:t>
+        </w:r>
+      </w:hyperlink>
+      <w:r>
+        <w:rPr>
+          <w:lang w:val="zh_TW" w:bidi="zh_TW"/>
+        </w:rPr>
+        <w:t>）。</w:t>
+      </w:r>
+    </w:p>
+    <w:p>
+      <w:pPr/>
+      <w:r>
+        <w:rPr>
+          <w:lang w:val="zh_TW" w:bidi="zh_TW"/>
+        </w:rPr>
+      </w:r>
+      <w:r>
+        <w:rPr>
+          <w:lang w:val="zh_TW" w:bidi="zh_TW"/>
+        </w:rPr>
+        <w:t>婦人與龍（</w:t>
+      </w:r>
+      <w:hyperlink r:id="rId127">
+        <w:r>
+          <w:rPr>
+            <w:lang w:val="zh_TW" w:bidi="zh_TW"/>
+          </w:rPr>
+          <w:rPr>
+            <w:color w:val="0000EE"/>
+            <w:u w:val="single"/>
+          </w:rPr>
+          <w:t>12:1–17</w:t>
+        </w:r>
+      </w:hyperlink>
+      <w:r>
+        <w:rPr>
+          <w:lang w:val="zh_TW" w:bidi="zh_TW"/>
+        </w:rPr>
+        <w:t>）</w:t>
+      </w:r>
+    </w:p>
+    <w:p>
+      <w:pPr/>
+      <w:r>
+        <w:rPr>
+          <w:lang w:val="zh_TW" w:bidi="zh_TW"/>
+        </w:rPr>
+      </w:r>
+      <w:r>
+        <w:rPr>
+          <w:lang w:val="zh_TW" w:bidi="zh_TW"/>
+        </w:rPr>
+        <w:t>本章主要出現三個重要人物：婦人、孩子與龍。</w:t>
+      </w:r>
+    </w:p>
+    <w:p>
+      <w:pPr/>
+      <w:r>
+        <w:rPr>
+          <w:lang w:val="zh_TW" w:bidi="zh_TW"/>
+        </w:rPr>
+      </w:r>
+      <w:r>
+        <w:rPr>
+          <w:lang w:val="zh_TW" w:bidi="zh_TW"/>
+        </w:rPr>
+        <w:t>同時，也可分為三個主要場景：</w:t>
+      </w:r>
+    </w:p>
+    <w:p>
+      <w:pPr>
+        <w:pStyle w:val="ListNumber"/>
+        <w:numPr>
+          <w:ilvl w:val="0"/>
+          <w:numId w:val="15"/>
+        </w:numPr>
+        <w:spacing w:line="240" w:lineRule="auto"/>
+        <w:ind w:left="720"/>
+      </w:pPr>
+      <w:r>
+        <w:rPr>
+          <w:lang w:val="zh_TW" w:bidi="zh_TW"/>
+        </w:rPr>
+      </w:r>
+      <w:r>
+        <w:rPr>
+          <w:lang w:val="zh_TW" w:bidi="zh_TW"/>
+        </w:rPr>
+        <w:t>孩子的誕生（</w:t>
+      </w:r>
+      <w:hyperlink r:id="rId128">
+        <w:r>
+          <w:rPr>
+            <w:lang w:val="zh_TW" w:bidi="zh_TW"/>
+          </w:rPr>
+          <w:rPr>
+            <w:color w:val="0000EE"/>
+            <w:u w:val="single"/>
+          </w:rPr>
+          <w:t>1–6</w:t>
+        </w:r>
+      </w:hyperlink>
+      <w:r>
+        <w:rPr>
+          <w:lang w:val="zh_TW" w:bidi="zh_TW"/>
+        </w:rPr>
+        <w:t>節），</w:t>
+      </w:r>
+    </w:p>
+    <w:p>
+      <w:pPr>
+        <w:pStyle w:val="ListNumber"/>
+        <w:spacing w:line="240" w:lineRule="auto"/>
+        <w:ind w:left="720"/>
+      </w:pPr>
+      <w:r>
+        <w:rPr>
+          <w:lang w:val="zh_TW" w:bidi="zh_TW"/>
+        </w:rPr>
+      </w:r>
+      <w:r>
+        <w:rPr>
+          <w:lang w:val="zh_TW" w:bidi="zh_TW"/>
+        </w:rPr>
+        <w:t>龍被摔在天上之外（</w:t>
+      </w:r>
+      <w:hyperlink r:id="rId129">
+        <w:r>
+          <w:rPr>
+            <w:lang w:val="zh_TW" w:bidi="zh_TW"/>
+          </w:rPr>
+          <w:rPr>
+            <w:color w:val="0000EE"/>
+            <w:u w:val="single"/>
+          </w:rPr>
+          <w:t>7–12</w:t>
+        </w:r>
+      </w:hyperlink>
+      <w:r>
+        <w:rPr>
+          <w:lang w:val="zh_TW" w:bidi="zh_TW"/>
+        </w:rPr>
+        <w:t>節），</w:t>
+      </w:r>
+    </w:p>
+    <w:p>
+      <w:pPr>
+        <w:pStyle w:val="ListNumber"/>
+        <w:spacing w:line="240" w:lineRule="auto"/>
+        <w:ind w:left="720"/>
+      </w:pPr>
+      <w:r>
+        <w:rPr>
+          <w:lang w:val="zh_TW" w:bidi="zh_TW"/>
+        </w:rPr>
+      </w:r>
+      <w:r>
+        <w:rPr>
+          <w:lang w:val="zh_TW" w:bidi="zh_TW"/>
+        </w:rPr>
+        <w:t>龍攻擊婦人及她其餘的兒女（</w:t>
+      </w:r>
+      <w:hyperlink r:id="rId130">
+        <w:r>
+          <w:rPr>
+            <w:lang w:val="zh_TW" w:bidi="zh_TW"/>
+          </w:rPr>
+          <w:rPr>
+            <w:color w:val="0000EE"/>
+            <w:u w:val="single"/>
+          </w:rPr>
+          <w:t>13–17</w:t>
+        </w:r>
+      </w:hyperlink>
+      <w:r>
+        <w:rPr>
+          <w:lang w:val="zh_TW" w:bidi="zh_TW"/>
+        </w:rPr>
+        <w:t>節）。</w:t>
+      </w:r>
+    </w:p>
+    <w:p>
+      <w:pPr/>
+      <w:r>
+        <w:rPr>
+          <w:lang w:val="zh_TW" w:bidi="zh_TW"/>
+        </w:rPr>
+      </w:r>
+      <w:r>
+        <w:rPr>
+          <w:lang w:val="zh_TW" w:bidi="zh_TW"/>
+        </w:rPr>
+        <w:t>許多釋經者認為，這位遭受攻擊的婦人象徵屬神的子民群體。這意象首先使人聯想到以色列——她生出了彌賽亞——隨後又延伸至受逼迫的基督徒群體。</w:t>
+      </w:r>
+    </w:p>
+    <w:p>
+      <w:pPr/>
+      <w:r>
+        <w:rPr>
+          <w:lang w:val="zh_TW" w:bidi="zh_TW"/>
+        </w:rPr>
+      </w:r>
+      <w:r>
+        <w:rPr>
+          <w:lang w:val="zh_TW" w:bidi="zh_TW"/>
+        </w:rPr>
+        <w:t>婦人被描寫為正在生產中，而陣痛則象徵著神的子民在彌賽亞與新時代來臨之前所經歷的掙扎與痛苦（</w:t>
+      </w:r>
+      <w:hyperlink r:id="rId131">
+        <w:r>
+          <w:rPr>
+            <w:lang w:val="zh_TW" w:bidi="zh_TW"/>
+          </w:rPr>
+          <w:rPr>
+            <w:color w:val="0000EE"/>
+            <w:u w:val="single"/>
+          </w:rPr>
+          <w:t>賽26:17</w:t>
+        </w:r>
+      </w:hyperlink>
+      <w:r>
+        <w:rPr>
+          <w:lang w:val="zh_TW" w:bidi="zh_TW"/>
+        </w:rPr>
+        <w:t>，</w:t>
+      </w:r>
+      <w:hyperlink r:id="rId132">
+        <w:r>
+          <w:rPr>
+            <w:lang w:val="zh_TW" w:bidi="zh_TW"/>
+          </w:rPr>
+          <w:rPr>
+            <w:color w:val="0000EE"/>
+            <w:u w:val="single"/>
+          </w:rPr>
+          <w:t>66:7–8</w:t>
+        </w:r>
+      </w:hyperlink>
+      <w:r>
+        <w:rPr>
+          <w:lang w:val="zh_TW" w:bidi="zh_TW"/>
+        </w:rPr>
+        <w:t>；</w:t>
+      </w:r>
+      <w:hyperlink r:id="rId133">
+        <w:r>
+          <w:rPr>
+            <w:lang w:val="zh_TW" w:bidi="zh_TW"/>
+          </w:rPr>
+          <w:rPr>
+            <w:color w:val="0000EE"/>
+            <w:u w:val="single"/>
+          </w:rPr>
+          <w:t>彌4:10</w:t>
+        </w:r>
+      </w:hyperlink>
+      <w:r>
+        <w:rPr>
+          <w:lang w:val="zh_TW" w:bidi="zh_TW"/>
+        </w:rPr>
+        <w:t>，</w:t>
+      </w:r>
+      <w:hyperlink r:id="rId134">
+        <w:r>
+          <w:rPr>
+            <w:lang w:val="zh_TW" w:bidi="zh_TW"/>
+          </w:rPr>
+          <w:rPr>
+            <w:color w:val="0000EE"/>
+            <w:u w:val="single"/>
+          </w:rPr>
+          <w:t>5:3</w:t>
+        </w:r>
+      </w:hyperlink>
+      <w:r>
+        <w:rPr>
+          <w:lang w:val="zh_TW" w:bidi="zh_TW"/>
+        </w:rPr>
+        <w:t>）。</w:t>
+      </w:r>
+    </w:p>
+    <w:p>
+      <w:pPr/>
+      <w:r>
+        <w:rPr>
+          <w:lang w:val="zh_TW" w:bidi="zh_TW"/>
+        </w:rPr>
+      </w:r>
+      <w:r>
+        <w:rPr>
+          <w:lang w:val="zh_TW" w:bidi="zh_TW"/>
+        </w:rPr>
+        <w:t>兩個獸（</w:t>
+      </w:r>
+      <w:hyperlink r:id="rId43">
+        <w:r>
+          <w:rPr>
+            <w:lang w:val="zh_TW" w:bidi="zh_TW"/>
+          </w:rPr>
+          <w:rPr>
+            <w:color w:val="0000EE"/>
+            <w:u w:val="single"/>
+          </w:rPr>
+          <w:t>13:1–18</w:t>
+        </w:r>
+      </w:hyperlink>
+      <w:r>
+        <w:rPr>
+          <w:lang w:val="zh_TW" w:bidi="zh_TW"/>
+        </w:rPr>
+        <w:t>）</w:t>
+      </w:r>
+    </w:p>
+    <w:p>
+      <w:pPr/>
+      <w:r>
+        <w:rPr>
+          <w:lang w:val="zh_TW" w:bidi="zh_TW"/>
+        </w:rPr>
+      </w:r>
+      <w:r>
+        <w:rPr>
+          <w:lang w:val="zh_TW" w:bidi="zh_TW"/>
+        </w:rPr>
+        <w:t>從</w:t>
+      </w:r>
+      <w:r>
+        <w:rPr>
+          <w:lang w:val="zh_TW" w:bidi="zh_TW"/>
+        </w:rPr>
+        <w:t>第</w:t>
+      </w:r>
+      <w:hyperlink r:id="rId122">
+        <w:r>
+          <w:rPr>
+            <w:lang w:val="zh_TW" w:bidi="zh_TW"/>
+          </w:rPr>
+          <w:rPr>
+            <w:color w:val="0000EE"/>
+            <w:u w:val="single"/>
+          </w:rPr>
+          <w:t>十二</w:t>
+        </w:r>
+      </w:hyperlink>
+      <w:r>
+        <w:rPr>
+          <w:lang w:val="zh_TW" w:bidi="zh_TW"/>
+        </w:rPr>
+        <w:t>章</w:t>
+      </w:r>
+      <w:r>
+        <w:rPr>
+          <w:lang w:val="zh_TW" w:bidi="zh_TW"/>
+        </w:rPr>
+        <w:t>中內部鬥爭的描述轉向</w:t>
+      </w:r>
+      <w:r>
+        <w:rPr>
+          <w:lang w:val="zh_TW" w:bidi="zh_TW"/>
+        </w:rPr>
+        <w:t>第</w:t>
+      </w:r>
+      <w:hyperlink r:id="rId43">
+        <w:r>
+          <w:rPr>
+            <w:lang w:val="zh_TW" w:bidi="zh_TW"/>
+          </w:rPr>
+          <w:rPr>
+            <w:color w:val="0000EE"/>
+            <w:u w:val="single"/>
+          </w:rPr>
+          <w:t>十三</w:t>
+        </w:r>
+      </w:hyperlink>
+      <w:r>
+        <w:rPr>
+          <w:lang w:val="zh_TW" w:bidi="zh_TW"/>
+        </w:rPr>
+        <w:t>章，</w:t>
+      </w:r>
+      <w:r>
+        <w:rPr>
+          <w:lang w:val="zh_TW" w:bidi="zh_TW"/>
+        </w:rPr>
+        <w:t>焦點轉移到實際的地上工具，即兩隻由龍驅動的獸，這些獸是對神子民發動攻擊的具體表現</w:t>
+      </w:r>
+      <w:r>
+        <w:rPr>
+          <w:lang w:val="zh_TW" w:bidi="zh_TW"/>
+        </w:rPr>
+        <w:t>。龍指示了這兩個獸進行最後的嘗試，來</w:t>
+      </w:r>
+      <w:r>
+        <w:rPr>
+          <w:lang w:val="zh_TW" w:bidi="zh_TW"/>
+        </w:rPr>
+        <w:t>與</w:t>
+      </w:r>
+      <w:r>
+        <w:rPr>
+          <w:lang w:val="zh_TW" w:bidi="zh_TW"/>
+        </w:rPr>
+        <w:t>婦人的</w:t>
+      </w:r>
+      <w:r>
+        <w:rPr>
+          <w:lang w:val="zh_TW" w:bidi="zh_TW"/>
+        </w:rPr>
+        <w:t>兒女爭戰</w:t>
+      </w:r>
+      <w:r>
+        <w:rPr>
+          <w:lang w:val="zh_TW" w:bidi="zh_TW"/>
+        </w:rPr>
+        <w:t>（</w:t>
+      </w:r>
+      <w:hyperlink r:id="rId135">
+        <w:r>
+          <w:rPr>
+            <w:lang w:val="zh_TW" w:bidi="zh_TW"/>
+          </w:rPr>
+          <w:rPr>
+            <w:color w:val="0000EE"/>
+            <w:u w:val="single"/>
+          </w:rPr>
+          <w:t>12:17</w:t>
+        </w:r>
+      </w:hyperlink>
+      <w:r>
+        <w:rPr>
+          <w:lang w:val="zh_TW" w:bidi="zh_TW"/>
+        </w:rPr>
+        <w:t>）。</w:t>
+      </w:r>
+    </w:p>
+    <w:p>
+      <w:pPr/>
+      <w:r>
+        <w:rPr>
+          <w:lang w:val="zh_TW" w:bidi="zh_TW"/>
+        </w:rPr>
+      </w:r>
+      <w:r>
+        <w:rPr>
+          <w:lang w:val="zh_TW" w:bidi="zh_TW"/>
+        </w:rPr>
+        <w:t>龍和第一個獸策劃的陰謀，是要誘惑整個世界崇拜這個獸。牠</w:t>
+      </w:r>
+      <w:r>
+        <w:rPr>
+          <w:lang w:val="zh_TW" w:bidi="zh_TW"/>
+        </w:rPr>
+        <w:t>們召喚第三個角色來幫助牠們</w:t>
+      </w:r>
+      <w:r>
+        <w:rPr>
+          <w:lang w:val="zh_TW" w:bidi="zh_TW"/>
+        </w:rPr>
+        <w:t>，就是地上的獸，這個獸必定與羔羊相似，</w:t>
+      </w:r>
+      <w:r>
+        <w:rPr>
+          <w:lang w:val="zh_TW" w:bidi="zh_TW"/>
+        </w:rPr>
+        <w:t>甚至能誘惑耶穌的追隨者</w:t>
+      </w:r>
+      <w:r>
+        <w:rPr>
+          <w:lang w:val="zh_TW" w:bidi="zh_TW"/>
+        </w:rPr>
+        <w:t>。</w:t>
+      </w:r>
+      <w:r>
+        <w:rPr>
+          <w:lang w:val="zh_TW" w:bidi="zh_TW"/>
+        </w:rPr>
+        <w:t>隨著戰鬥的進行</w:t>
+      </w:r>
+      <w:r>
+        <w:rPr>
+          <w:lang w:val="zh_TW" w:bidi="zh_TW"/>
+        </w:rPr>
+        <w:t>，</w:t>
+      </w:r>
+      <w:r>
+        <w:rPr>
+          <w:lang w:val="zh_TW" w:bidi="zh_TW"/>
+        </w:rPr>
+        <w:t>龍的欺騙變得越來越微妙</w:t>
+      </w:r>
+      <w:r>
+        <w:rPr>
+          <w:lang w:val="zh_TW" w:bidi="zh_TW"/>
+        </w:rPr>
+        <w:t>。</w:t>
+      </w:r>
+      <w:r>
+        <w:rPr>
+          <w:lang w:val="zh_TW" w:bidi="zh_TW"/>
+        </w:rPr>
+        <w:t>因此，作者呼籲讀者要分辨「像羔羊的獸」與「真正的羔羊」之間的區別</w:t>
+      </w:r>
+      <w:r>
+        <w:rPr>
+          <w:lang w:val="zh_TW" w:bidi="zh_TW"/>
+        </w:rPr>
+        <w:t>（參</w:t>
+      </w:r>
+      <w:hyperlink r:id="rId136">
+        <w:r>
+          <w:rPr>
+            <w:lang w:val="zh_TW" w:bidi="zh_TW"/>
+          </w:rPr>
+          <w:rPr>
+            <w:color w:val="0000EE"/>
+            <w:u w:val="single"/>
+          </w:rPr>
+          <w:t>13:11</w:t>
+        </w:r>
+      </w:hyperlink>
+      <w:r>
+        <w:rPr>
+          <w:lang w:val="zh_TW" w:bidi="zh_TW"/>
+        </w:rPr>
+        <w:t>，</w:t>
+      </w:r>
+      <w:hyperlink r:id="rId137">
+        <w:r>
+          <w:rPr>
+            <w:lang w:val="zh_TW" w:bidi="zh_TW"/>
+          </w:rPr>
+          <w:rPr>
+            <w:color w:val="0000EE"/>
+            <w:u w:val="single"/>
+          </w:rPr>
+          <w:t>14:1</w:t>
+        </w:r>
+      </w:hyperlink>
+      <w:r>
+        <w:rPr>
+          <w:lang w:val="zh_TW" w:bidi="zh_TW"/>
+        </w:rPr>
+        <w:t>）。</w:t>
+      </w:r>
+    </w:p>
+    <w:p>
+      <w:pPr/>
+      <w:r>
+        <w:rPr>
+          <w:lang w:val="zh_TW" w:bidi="zh_TW"/>
+        </w:rPr>
+      </w:r>
+      <w:r>
+        <w:rPr>
+          <w:lang w:val="zh_TW" w:bidi="zh_TW"/>
+        </w:rPr>
+        <w:t>地上的</w:t>
+      </w:r>
+      <w:r>
+        <w:rPr>
+          <w:lang w:val="zh_TW" w:bidi="zh_TW"/>
+        </w:rPr>
+        <w:t>莊稼</w:t>
+      </w:r>
+      <w:r>
+        <w:rPr>
+          <w:lang w:val="zh_TW" w:bidi="zh_TW"/>
+        </w:rPr>
+        <w:t>（</w:t>
+      </w:r>
+      <w:hyperlink r:id="rId138">
+        <w:r>
+          <w:rPr>
+            <w:lang w:val="zh_TW" w:bidi="zh_TW"/>
+          </w:rPr>
+          <w:rPr>
+            <w:color w:val="0000EE"/>
+            <w:u w:val="single"/>
+          </w:rPr>
+          <w:t>14:1–20</w:t>
+        </w:r>
+      </w:hyperlink>
+      <w:r>
+        <w:rPr>
+          <w:lang w:val="zh_TW" w:bidi="zh_TW"/>
+        </w:rPr>
+        <w:t>）</w:t>
+      </w:r>
+    </w:p>
+    <w:p>
+      <w:pPr/>
+      <w:r>
+        <w:rPr>
+          <w:lang w:val="zh_TW" w:bidi="zh_TW"/>
+        </w:rPr>
+      </w:r>
+      <w:r>
+        <w:rPr>
+          <w:lang w:val="zh_TW" w:bidi="zh_TW"/>
+        </w:rPr>
+        <w:t>前兩章已經讓基督徒準備好面對現實，</w:t>
+      </w:r>
+      <w:r>
+        <w:rPr>
+          <w:lang w:val="zh_TW" w:bidi="zh_TW"/>
+        </w:rPr>
+        <w:t>即隨著末日臨近</w:t>
+      </w:r>
+      <w:r>
+        <w:rPr>
+          <w:lang w:val="zh_TW" w:bidi="zh_TW"/>
+        </w:rPr>
+        <w:t>，他們將像羔羊一樣被騷擾和犧牲。這個段落顯示他們的</w:t>
+      </w:r>
+      <w:r>
+        <w:rPr>
+          <w:lang w:val="zh_TW" w:bidi="zh_TW"/>
+        </w:rPr>
+        <w:t>犧牲</w:t>
+      </w:r>
+      <w:r>
+        <w:rPr>
+          <w:lang w:val="zh_TW" w:bidi="zh_TW"/>
+        </w:rPr>
+        <w:t>並非毫無意義。在第</w:t>
+      </w:r>
+      <w:hyperlink r:id="rId102">
+        <w:r>
+          <w:rPr>
+            <w:lang w:val="zh_TW" w:bidi="zh_TW"/>
+          </w:rPr>
+          <w:rPr>
+            <w:color w:val="0000EE"/>
+            <w:u w:val="single"/>
+          </w:rPr>
+          <w:t>七</w:t>
+        </w:r>
+      </w:hyperlink>
+      <w:r>
+        <w:rPr>
+          <w:lang w:val="zh_TW" w:bidi="zh_TW"/>
+        </w:rPr>
+        <w:t>章中，十四萬四千人只是被封印；</w:t>
+      </w:r>
+      <w:r>
+        <w:rPr>
+          <w:lang w:val="zh_TW" w:bidi="zh_TW"/>
+        </w:rPr>
+        <w:t>而在這裡，他們已經被拯救</w:t>
+      </w:r>
+      <w:r>
+        <w:rPr>
+          <w:lang w:val="zh_TW" w:bidi="zh_TW"/>
+        </w:rPr>
+        <w:t>。</w:t>
+      </w:r>
+      <w:r>
+        <w:rPr>
+          <w:lang w:val="zh_TW" w:bidi="zh_TW"/>
+        </w:rPr>
+        <w:t>當洪水過去後</w:t>
+      </w:r>
+      <w:r>
+        <w:rPr>
+          <w:lang w:val="zh_TW" w:bidi="zh_TW"/>
+        </w:rPr>
+        <w:t>，</w:t>
+      </w:r>
+      <w:r>
+        <w:rPr>
+          <w:lang w:val="zh_TW" w:bidi="zh_TW"/>
+        </w:rPr>
+        <w:t>錫安山高聳於水面上；羔羊坐在榮耀的寶座上，周圍是祂子民的勝利之歌；神恩慈的同在充滿了整個宇宙</w:t>
+      </w:r>
+      <w:r>
+        <w:rPr>
+          <w:lang w:val="zh_TW" w:bidi="zh_TW"/>
+        </w:rPr>
+        <w:t>。</w:t>
+      </w:r>
+    </w:p>
+    <w:p>
+      <w:pPr/>
+      <w:r>
+        <w:rPr>
+          <w:lang w:val="zh_TW" w:bidi="zh_TW"/>
+        </w:rPr>
+      </w:r>
+      <w:r>
+        <w:rPr>
+          <w:lang w:val="zh_TW" w:bidi="zh_TW"/>
+        </w:rPr>
+        <w:t>第</w:t>
+      </w:r>
+      <w:hyperlink r:id="rId138">
+        <w:r>
+          <w:rPr>
+            <w:lang w:val="zh_TW" w:bidi="zh_TW"/>
+          </w:rPr>
+          <w:rPr>
+            <w:color w:val="0000EE"/>
+            <w:u w:val="single"/>
+          </w:rPr>
+          <w:t>14</w:t>
+        </w:r>
+      </w:hyperlink>
+      <w:r>
+        <w:rPr>
+          <w:lang w:val="zh_TW" w:bidi="zh_TW"/>
+        </w:rPr>
+        <w:t>章簡要回答了兩個</w:t>
+      </w:r>
+      <w:r>
+        <w:rPr>
+          <w:lang w:val="zh_TW" w:bidi="zh_TW"/>
+        </w:rPr>
+        <w:t>迫切</w:t>
+      </w:r>
+      <w:r>
+        <w:rPr>
+          <w:lang w:val="zh_TW" w:bidi="zh_TW"/>
+        </w:rPr>
+        <w:t>的問題：那些拒絕接受獸印並被殺的人會怎樣（</w:t>
+      </w:r>
+      <w:hyperlink r:id="rId139">
+        <w:r>
+          <w:rPr>
+            <w:lang w:val="zh_TW" w:bidi="zh_TW"/>
+          </w:rPr>
+          <w:rPr>
+            <w:color w:val="0000EE"/>
+            <w:u w:val="single"/>
+          </w:rPr>
+          <w:t>1–5</w:t>
+        </w:r>
+      </w:hyperlink>
+      <w:r>
+        <w:rPr>
+          <w:lang w:val="zh_TW" w:bidi="zh_TW"/>
+        </w:rPr>
+        <w:t>節）？獸和牠的僕人</w:t>
+      </w:r>
+      <w:r>
+        <w:rPr>
+          <w:lang w:val="zh_TW" w:bidi="zh_TW"/>
+        </w:rPr>
+        <w:t>會怎樣</w:t>
+      </w:r>
+      <w:r>
+        <w:rPr>
+          <w:lang w:val="zh_TW" w:bidi="zh_TW"/>
+        </w:rPr>
+        <w:t>（</w:t>
+      </w:r>
+      <w:hyperlink r:id="rId140">
+        <w:r>
+          <w:rPr>
+            <w:lang w:val="zh_TW" w:bidi="zh_TW"/>
+          </w:rPr>
+          <w:rPr>
+            <w:color w:val="0000EE"/>
+            <w:u w:val="single"/>
+          </w:rPr>
+          <w:t>6–20</w:t>
+        </w:r>
+      </w:hyperlink>
+      <w:r>
+        <w:rPr>
+          <w:lang w:val="zh_TW" w:bidi="zh_TW"/>
+        </w:rPr>
+        <w:t>節）？</w:t>
+      </w:r>
+    </w:p>
+    <w:p>
+      <w:pPr>
+        <w:pStyle w:val="Heading4"/>
+      </w:pPr>
+      <w:r>
+        <w:rPr>
+          <w:lang w:val="zh_TW" w:bidi="zh_TW"/>
+        </w:rPr>
+        <w:t>七碗（</w:t>
+      </w:r>
+      <w:hyperlink r:id="rId141">
+        <w:r>
+          <w:rPr>
+            <w:lang w:val="zh_TW" w:bidi="zh_TW"/>
+          </w:rPr>
+          <w:rPr>
+            <w:color w:val="0000EE"/>
+            <w:u w:val="single"/>
+          </w:rPr>
+          <w:t>15:1–19:10</w:t>
+        </w:r>
+      </w:hyperlink>
+      <w:r>
+        <w:rPr>
+          <w:lang w:val="zh_TW" w:bidi="zh_TW"/>
+        </w:rPr>
+        <w:t>）</w:t>
+      </w:r>
+    </w:p>
+    <w:p>
+      <w:pPr/>
+      <w:r>
+        <w:rPr>
+          <w:lang w:val="zh_TW" w:bidi="zh_TW"/>
+        </w:rPr>
+      </w:r>
+      <w:r>
+        <w:rPr>
+          <w:lang w:val="zh_TW" w:bidi="zh_TW"/>
+        </w:rPr>
+        <w:t>碗的一系列審判構成了「</w:t>
+      </w:r>
+      <w:r>
+        <w:rPr>
+          <w:lang w:val="zh_TW" w:bidi="zh_TW"/>
+        </w:rPr>
+        <w:t>第三樣災禍</w:t>
+      </w:r>
+      <w:r>
+        <w:rPr>
+          <w:lang w:val="zh_TW" w:bidi="zh_TW"/>
+        </w:rPr>
+        <w:t>」，在</w:t>
+      </w:r>
+      <w:hyperlink r:id="rId116">
+        <w:r>
+          <w:rPr>
+            <w:lang w:val="zh_TW" w:bidi="zh_TW"/>
+          </w:rPr>
+          <w:rPr>
+            <w:color w:val="0000EE"/>
+            <w:u w:val="single"/>
+          </w:rPr>
+          <w:t>十一章14節</w:t>
+        </w:r>
+      </w:hyperlink>
+      <w:r>
+        <w:rPr>
+          <w:lang w:val="zh_TW" w:bidi="zh_TW"/>
+        </w:rPr>
+        <w:t>中宣佈為「</w:t>
+      </w:r>
+      <w:r>
+        <w:rPr>
+          <w:lang w:val="zh_TW" w:bidi="zh_TW"/>
+        </w:rPr>
+        <w:t>快到了</w:t>
+      </w:r>
+      <w:r>
+        <w:rPr>
+          <w:lang w:val="zh_TW" w:bidi="zh_TW"/>
+        </w:rPr>
+        <w:t>」。這些最後的災難發生在耶穌在橄欖山講論中提到的「</w:t>
+      </w:r>
+      <w:r>
+        <w:rPr>
+          <w:lang w:val="zh_TW" w:bidi="zh_TW"/>
+        </w:rPr>
+        <w:t>那些日子的災難一過去</w:t>
+      </w:r>
+      <w:r>
+        <w:rPr>
+          <w:lang w:val="zh_TW" w:bidi="zh_TW"/>
+        </w:rPr>
+        <w:t>」，很可能是祂那段對末後的話語的實現：「</w:t>
+      </w:r>
+      <w:r>
+        <w:rPr>
+          <w:lang w:val="zh_TW" w:bidi="zh_TW"/>
+        </w:rPr>
+        <w:t>日頭就變黑了， 月亮也不放光， 眾星要從天上墜落， 天勢都要震動</w:t>
+      </w:r>
+      <w:r>
+        <w:rPr>
+          <w:lang w:val="zh_TW" w:bidi="zh_TW"/>
+        </w:rPr>
+        <w:t>」（</w:t>
+      </w:r>
+      <w:hyperlink r:id="rId142">
+        <w:r>
+          <w:rPr>
+            <w:lang w:val="zh_TW" w:bidi="zh_TW"/>
+          </w:rPr>
+          <w:rPr>
+            <w:color w:val="0000EE"/>
+            <w:u w:val="single"/>
+          </w:rPr>
+          <w:t>太24:29</w:t>
+        </w:r>
+      </w:hyperlink>
+      <w:r>
+        <w:rPr>
+          <w:lang w:val="zh_TW" w:bidi="zh_TW"/>
+        </w:rPr>
+        <w:t>）。</w:t>
+      </w:r>
+    </w:p>
+    <w:p>
+      <w:pPr>
+        <w:pStyle w:val="Heading5"/>
+      </w:pPr>
+      <w:r>
+        <w:rPr>
+          <w:lang w:val="zh_TW" w:bidi="zh_TW"/>
+        </w:rPr>
+        <w:t>預備：七位天使和</w:t>
+      </w:r>
+      <w:r>
+        <w:rPr>
+          <w:lang w:val="zh_TW" w:bidi="zh_TW"/>
+        </w:rPr>
+        <w:t>末了的七災</w:t>
+      </w:r>
+      <w:r>
+        <w:rPr>
+          <w:lang w:val="zh_TW" w:bidi="zh_TW"/>
+        </w:rPr>
+        <w:t>（</w:t>
+      </w:r>
+      <w:hyperlink r:id="rId143">
+        <w:r>
+          <w:rPr>
+            <w:lang w:val="zh_TW" w:bidi="zh_TW"/>
+          </w:rPr>
+          <w:rPr>
+            <w:color w:val="0000EE"/>
+            <w:u w:val="single"/>
+          </w:rPr>
+          <w:t>15:1–8</w:t>
+        </w:r>
+      </w:hyperlink>
+      <w:r>
+        <w:rPr>
+          <w:lang w:val="zh_TW" w:bidi="zh_TW"/>
+        </w:rPr>
+        <w:t>）</w:t>
+      </w:r>
+    </w:p>
+    <w:p>
+      <w:pPr/>
+      <w:r>
+        <w:rPr>
+          <w:lang w:val="zh_TW" w:bidi="zh_TW"/>
+        </w:rPr>
+      </w:r>
+      <w:r>
+        <w:rPr>
+          <w:lang w:val="zh_TW" w:bidi="zh_TW"/>
+        </w:rPr>
+        <w:t>第</w:t>
+      </w:r>
+      <w:hyperlink r:id="rId143">
+        <w:r>
+          <w:rPr>
+            <w:lang w:val="zh_TW" w:bidi="zh_TW"/>
+          </w:rPr>
+          <w:rPr>
+            <w:color w:val="0000EE"/>
+            <w:u w:val="single"/>
+          </w:rPr>
+          <w:t>15</w:t>
+        </w:r>
+      </w:hyperlink>
+      <w:r>
+        <w:rPr>
+          <w:lang w:val="zh_TW" w:bidi="zh_TW"/>
+        </w:rPr>
+        <w:t>章與舊約中出埃及的記載有關，並強烈暗示了古代猶太會堂的禮儀傳統。本章有兩個主要的異象：第一個描繪了從大災難中的得勝者（</w:t>
+      </w:r>
+      <w:hyperlink r:id="rId144">
+        <w:r>
+          <w:rPr>
+            <w:lang w:val="zh_TW" w:bidi="zh_TW"/>
+          </w:rPr>
+          <w:rPr>
+            <w:color w:val="0000EE"/>
+            <w:u w:val="single"/>
+          </w:rPr>
+          <w:t>2–4</w:t>
+        </w:r>
+      </w:hyperlink>
+      <w:r>
+        <w:rPr>
+          <w:lang w:val="zh_TW" w:bidi="zh_TW"/>
+        </w:rPr>
+        <w:t>節）；第二個描述了從天上聖殿出現，七位穿著白色和金色衣服的天使，他們持有最後災難的七個碗（</w:t>
+      </w:r>
+      <w:hyperlink r:id="rId145">
+        <w:r>
+          <w:rPr>
+            <w:lang w:val="zh_TW" w:bidi="zh_TW"/>
+          </w:rPr>
+          <w:rPr>
+            <w:color w:val="0000EE"/>
+            <w:u w:val="single"/>
+          </w:rPr>
+          <w:t>5–8</w:t>
+        </w:r>
+      </w:hyperlink>
+      <w:r>
+        <w:rPr>
+          <w:lang w:val="zh_TW" w:bidi="zh_TW"/>
+        </w:rPr>
+        <w:t>節）。</w:t>
+      </w:r>
+    </w:p>
+    <w:p>
+      <w:pPr/>
+      <w:r>
+        <w:rPr>
+          <w:lang w:val="zh_TW" w:bidi="zh_TW"/>
+        </w:rPr>
+      </w:r>
+      <w:r>
+        <w:rPr>
+          <w:lang w:val="zh_TW" w:bidi="zh_TW"/>
+        </w:rPr>
+        <w:t>碗的審判傾倒在地上（</w:t>
+      </w:r>
+      <w:hyperlink r:id="rId113">
+        <w:r>
+          <w:rPr>
+            <w:lang w:val="zh_TW" w:bidi="zh_TW"/>
+          </w:rPr>
+          <w:rPr>
+            <w:color w:val="0000EE"/>
+            <w:u w:val="single"/>
+          </w:rPr>
+          <w:t>16:1–21</w:t>
+        </w:r>
+      </w:hyperlink>
+      <w:r>
+        <w:rPr>
+          <w:lang w:val="zh_TW" w:bidi="zh_TW"/>
+        </w:rPr>
+        <w:t>）</w:t>
+      </w:r>
+    </w:p>
+    <w:p>
+      <w:pPr/>
+      <w:r>
+        <w:rPr>
+          <w:lang w:val="zh_TW" w:bidi="zh_TW"/>
+        </w:rPr>
+      </w:r>
+      <w:r>
+        <w:rPr>
+          <w:lang w:val="zh_TW" w:bidi="zh_TW"/>
+        </w:rPr>
+        <w:t>這些審判接連</w:t>
+      </w:r>
+      <w:r>
+        <w:rPr>
+          <w:lang w:val="zh_TW" w:bidi="zh_TW"/>
+        </w:rPr>
+        <w:t>迅速</w:t>
+      </w:r>
+      <w:r>
+        <w:rPr>
+          <w:lang w:val="zh_TW" w:bidi="zh_TW"/>
+        </w:rPr>
+        <w:t>發生，期間只有短暫的停頓，就是第三位天使與祭壇對話，強調神懲罰的公義</w:t>
+      </w:r>
+      <w:r>
+        <w:rPr>
+          <w:lang w:val="zh_TW" w:bidi="zh_TW"/>
+        </w:rPr>
+        <w:t>（</w:t>
+      </w:r>
+      <w:hyperlink r:id="rId146">
+        <w:r>
+          <w:rPr>
+            <w:lang w:val="zh_TW" w:bidi="zh_TW"/>
+          </w:rPr>
+          <w:rPr>
+            <w:color w:val="0000EE"/>
+            <w:u w:val="single"/>
+          </w:rPr>
+          <w:t>5–7</w:t>
+        </w:r>
+      </w:hyperlink>
+      <w:r>
+        <w:rPr>
+          <w:lang w:val="zh_TW" w:bidi="zh_TW"/>
+        </w:rPr>
+        <w:t>節）。</w:t>
+      </w:r>
+      <w:r>
+        <w:rPr>
+          <w:lang w:val="zh_TW" w:bidi="zh_TW"/>
+        </w:rPr>
+        <w:t>這種快速接連可能是因為，約翰希望簡要描述前六碗的審判，並迅速轉向第七碗，他</w:t>
+      </w:r>
+      <w:r>
+        <w:rPr>
+          <w:lang w:val="zh_TW" w:bidi="zh_TW"/>
+        </w:rPr>
+        <w:t>將在那裡詳細描述對巴比倫的審判。最後三個災難不單是社會上的審判，更是屬靈上的，並從大自然轉向全人類。</w:t>
+      </w:r>
+    </w:p>
+    <w:p>
+      <w:pPr/>
+      <w:r>
+        <w:rPr>
+          <w:lang w:val="zh_TW" w:bidi="zh_TW"/>
+        </w:rPr>
+      </w:r>
+      <w:r>
+        <w:rPr>
+          <w:lang w:val="zh_TW" w:bidi="zh_TW"/>
+        </w:rPr>
+        <w:t>大淫婦</w:t>
+      </w:r>
+      <w:r>
+        <w:rPr>
+          <w:lang w:val="zh_TW" w:bidi="zh_TW"/>
+        </w:rPr>
+        <w:t>與獸（</w:t>
+      </w:r>
+      <w:hyperlink r:id="rId54">
+        <w:r>
+          <w:rPr>
+            <w:lang w:val="zh_TW" w:bidi="zh_TW"/>
+          </w:rPr>
+          <w:rPr>
+            <w:color w:val="0000EE"/>
+            <w:u w:val="single"/>
+          </w:rPr>
+          <w:t>17:1–18</w:t>
+        </w:r>
+      </w:hyperlink>
+      <w:r>
+        <w:rPr>
+          <w:lang w:val="zh_TW" w:bidi="zh_TW"/>
+        </w:rPr>
+        <w:t>）</w:t>
+      </w:r>
+    </w:p>
+    <w:p>
+      <w:pPr/>
+      <w:r>
+        <w:rPr>
+          <w:lang w:val="zh_TW" w:bidi="zh_TW"/>
+        </w:rPr>
+      </w:r>
+      <w:r>
+        <w:rPr>
+          <w:lang w:val="zh_TW" w:bidi="zh_TW"/>
+        </w:rPr>
+        <w:t>對於大多數現代解經家來說，巴比倫代表羅馬。獸則象徵整個羅馬帝國，包括其省份和人民。然而，僅僅將巴比倫與羅馬等同是不夠的。事實上，巴比倫不能被限制於任何一個歷史中，無論是過去還是未來出現的政權；</w:t>
+      </w:r>
+      <w:r>
+        <w:rPr>
+          <w:lang w:val="zh_TW" w:bidi="zh_TW"/>
+        </w:rPr>
+        <w:t>它在不同的歷史時期和背景下，有多個與之對應的表現形式</w:t>
+      </w:r>
+      <w:r>
+        <w:rPr>
+          <w:lang w:val="zh_TW" w:bidi="zh_TW"/>
+        </w:rPr>
+        <w:t>（參</w:t>
+      </w:r>
+      <w:hyperlink r:id="rId147">
+        <w:r>
+          <w:rPr>
+            <w:lang w:val="zh_TW" w:bidi="zh_TW"/>
+          </w:rPr>
+          <w:rPr>
+            <w:color w:val="0000EE"/>
+            <w:u w:val="single"/>
+          </w:rPr>
+          <w:t>11:8</w:t>
+        </w:r>
+      </w:hyperlink>
+      <w:r>
+        <w:rPr>
+          <w:lang w:val="zh_TW" w:bidi="zh_TW"/>
+        </w:rPr>
+        <w:t>）。巴比倫其實存在於任何充滿撒旦欺騙的地方。</w:t>
+      </w:r>
+      <w:r>
+        <w:rPr>
+          <w:lang w:val="zh_TW" w:bidi="zh_TW"/>
+        </w:rPr>
+        <w:t>在這裡，巴比倫最適合理解為所有根深蒂固、抵擋神的世界勢力原型</w:t>
+      </w:r>
+      <w:r>
+        <w:rPr>
+          <w:lang w:val="zh_TW" w:bidi="zh_TW"/>
+        </w:rPr>
+        <w:t>。巴比倫是一個跨歷史的現實，包括像所多瑪、埃及、巴比倫、泰爾、尼尼微和羅馬一般，偶像崇拜的國家和地方。巴比倫是一個末世的象徵，代表撒旦的欺騙和權力；它是一個神聖的奧秘，永遠無法完全簡化為地上任何的文化和政權。巴比倫代表脫離神的文化和世界，而神的體系則由新耶路撒冷來呈現出來。羅馬只是這個總體系統的一種表現，並非全部。</w:t>
+      </w:r>
+    </w:p>
+    <w:p>
+      <w:pPr/>
+      <w:r>
+        <w:rPr>
+          <w:lang w:val="zh_TW" w:bidi="zh_TW"/>
+        </w:rPr>
+      </w:r>
+      <w:r>
+        <w:rPr>
+          <w:lang w:val="zh_TW" w:bidi="zh_TW"/>
+        </w:rPr>
+        <w:t>巴比倫大城</w:t>
+      </w:r>
+      <w:r>
+        <w:rPr>
+          <w:lang w:val="zh_TW" w:bidi="zh_TW"/>
+        </w:rPr>
+        <w:t>的傾倒（</w:t>
+      </w:r>
+      <w:hyperlink r:id="rId148">
+        <w:r>
+          <w:rPr>
+            <w:lang w:val="zh_TW" w:bidi="zh_TW"/>
+          </w:rPr>
+          <w:rPr>
+            <w:color w:val="0000EE"/>
+            <w:u w:val="single"/>
+          </w:rPr>
+          <w:t>18:1–24</w:t>
+        </w:r>
+      </w:hyperlink>
+      <w:r>
+        <w:rPr>
+          <w:lang w:val="zh_TW" w:bidi="zh_TW"/>
+        </w:rPr>
+        <w:t>）</w:t>
+      </w:r>
+    </w:p>
+    <w:p>
+      <w:pPr/>
+      <w:r>
+        <w:rPr>
+          <w:lang w:val="zh_TW" w:bidi="zh_TW"/>
+        </w:rPr>
+      </w:r>
+      <w:r>
+        <w:rPr>
+          <w:lang w:val="zh_TW" w:bidi="zh_TW"/>
+        </w:rPr>
+        <w:t>第</w:t>
+      </w:r>
+      <w:hyperlink r:id="rId148">
+        <w:r>
+          <w:rPr>
+            <w:lang w:val="zh_TW" w:bidi="zh_TW"/>
+          </w:rPr>
+          <w:rPr>
+            <w:color w:val="0000EE"/>
+            <w:u w:val="single"/>
+          </w:rPr>
+          <w:t>18</w:t>
+        </w:r>
+      </w:hyperlink>
+      <w:r>
+        <w:rPr>
+          <w:lang w:val="zh_TW" w:bidi="zh_TW"/>
+        </w:rPr>
+        <w:t>章說明了之前宣告，對大淫婦的審判（</w:t>
+      </w:r>
+      <w:hyperlink r:id="rId149">
+        <w:r>
+          <w:rPr>
+            <w:lang w:val="zh_TW" w:bidi="zh_TW"/>
+          </w:rPr>
+          <w:rPr>
+            <w:color w:val="0000EE"/>
+            <w:u w:val="single"/>
+          </w:rPr>
+          <w:t>17:1</w:t>
+        </w:r>
+      </w:hyperlink>
+      <w:r>
+        <w:rPr>
+          <w:lang w:val="zh_TW" w:bidi="zh_TW"/>
+        </w:rPr>
+        <w:t>）。在一個繁榮商業城市毀滅的意象下，約翰描述了巴比倫大淫婦最終滅亡的結局。</w:t>
+      </w:r>
+    </w:p>
+    <w:p>
+      <w:pPr/>
+      <w:r>
+        <w:rPr>
+          <w:lang w:val="zh_TW" w:bidi="zh_TW"/>
+        </w:rPr>
+      </w:r>
+      <w:r>
+        <w:rPr>
+          <w:lang w:val="zh_TW" w:bidi="zh_TW"/>
+        </w:rPr>
+        <w:t>為巴比倫毀滅的感恩（</w:t>
+      </w:r>
+      <w:hyperlink r:id="rId150">
+        <w:r>
+          <w:rPr>
+            <w:lang w:val="zh_TW" w:bidi="zh_TW"/>
+          </w:rPr>
+          <w:rPr>
+            <w:color w:val="0000EE"/>
+            <w:u w:val="single"/>
+          </w:rPr>
+          <w:t>19:1–5</w:t>
+        </w:r>
+      </w:hyperlink>
+      <w:r>
+        <w:rPr>
+          <w:lang w:val="zh_TW" w:bidi="zh_TW"/>
+        </w:rPr>
+        <w:t>）</w:t>
+      </w:r>
+    </w:p>
+    <w:p>
+      <w:pPr/>
+      <w:r>
+        <w:rPr>
+          <w:lang w:val="zh_TW" w:bidi="zh_TW"/>
+        </w:rPr>
+      </w:r>
+      <w:r>
+        <w:rPr>
+          <w:lang w:val="zh_TW" w:bidi="zh_TW"/>
+        </w:rPr>
+        <w:t>天上的詩班高聲唱出對神的盛大讚美</w:t>
+      </w:r>
+      <w:r>
+        <w:rPr>
+          <w:lang w:val="zh_TW" w:bidi="zh_TW"/>
+        </w:rPr>
+        <w:t>，與巴比倫</w:t>
+      </w:r>
+      <w:r>
+        <w:rPr>
+          <w:lang w:val="zh_TW" w:bidi="zh_TW"/>
+        </w:rPr>
+        <w:t>同伴的哀嘆形成鮮明對比</w:t>
+      </w:r>
+      <w:r>
+        <w:rPr>
+          <w:lang w:val="zh_TW" w:bidi="zh_TW"/>
+        </w:rPr>
+        <w:t>。</w:t>
+      </w:r>
+    </w:p>
+    <w:p>
+      <w:pPr/>
+      <w:r>
+        <w:rPr>
+          <w:lang w:val="zh_TW" w:bidi="zh_TW"/>
+        </w:rPr>
+      </w:r>
+      <w:r>
+        <w:rPr>
+          <w:lang w:val="zh_TW" w:bidi="zh_TW"/>
+        </w:rPr>
+        <w:t>羔羊的婚宴（</w:t>
+      </w:r>
+      <w:hyperlink r:id="rId151">
+        <w:r>
+          <w:rPr>
+            <w:lang w:val="zh_TW" w:bidi="zh_TW"/>
+          </w:rPr>
+          <w:rPr>
+            <w:color w:val="0000EE"/>
+            <w:u w:val="single"/>
+          </w:rPr>
+          <w:t>19:6–10</w:t>
+        </w:r>
+      </w:hyperlink>
+      <w:r>
+        <w:rPr>
+          <w:lang w:val="zh_TW" w:bidi="zh_TW"/>
+        </w:rPr>
+        <w:t>）</w:t>
+      </w:r>
+    </w:p>
+    <w:p>
+      <w:pPr/>
+      <w:r>
+        <w:rPr>
+          <w:lang w:val="zh_TW" w:bidi="zh_TW"/>
+        </w:rPr>
+      </w:r>
+      <w:r>
+        <w:rPr>
+          <w:lang w:val="zh_TW" w:bidi="zh_TW"/>
+        </w:rPr>
+        <w:t>最後，讚美的尾聲在另一個群眾的回響聲中完成（</w:t>
+      </w:r>
+      <w:hyperlink r:id="rId152">
+        <w:r>
+          <w:rPr>
+            <w:lang w:val="zh_TW" w:bidi="zh_TW"/>
+          </w:rPr>
+          <w:rPr>
+            <w:color w:val="0000EE"/>
+            <w:u w:val="single"/>
+          </w:rPr>
+          <w:t>6</w:t>
+        </w:r>
+      </w:hyperlink>
+      <w:r>
+        <w:rPr>
+          <w:lang w:val="zh_TW" w:bidi="zh_TW"/>
+        </w:rPr>
+        <w:t>節）：被救贖的群眾（參</w:t>
+      </w:r>
+      <w:hyperlink r:id="rId153">
+        <w:r>
+          <w:rPr>
+            <w:lang w:val="zh_TW" w:bidi="zh_TW"/>
+          </w:rPr>
+          <w:rPr>
+            <w:color w:val="0000EE"/>
+            <w:u w:val="single"/>
+          </w:rPr>
+          <w:t>7:9</w:t>
+        </w:r>
+      </w:hyperlink>
+      <w:r>
+        <w:rPr>
+          <w:lang w:val="zh_TW" w:bidi="zh_TW"/>
+        </w:rPr>
+        <w:t>）。他們用讓人想起大君王，就是詩篇的話語，頌唱最後的讚美詩（</w:t>
+      </w:r>
+      <w:hyperlink r:id="rId154">
+        <w:r>
+          <w:rPr>
+            <w:lang w:val="zh_TW" w:bidi="zh_TW"/>
+          </w:rPr>
+          <w:rPr>
+            <w:color w:val="0000EE"/>
+            <w:u w:val="single"/>
+          </w:rPr>
+          <w:t>詩93:1</w:t>
+        </w:r>
+      </w:hyperlink>
+      <w:r>
+        <w:rPr>
+          <w:lang w:val="zh_TW" w:bidi="zh_TW"/>
+        </w:rPr>
+        <w:t>，</w:t>
+      </w:r>
+      <w:hyperlink r:id="rId155">
+        <w:r>
+          <w:rPr>
+            <w:lang w:val="zh_TW" w:bidi="zh_TW"/>
+          </w:rPr>
+          <w:rPr>
+            <w:color w:val="0000EE"/>
+            <w:u w:val="single"/>
+          </w:rPr>
+          <w:t>97:1</w:t>
+        </w:r>
+      </w:hyperlink>
+      <w:r>
+        <w:rPr>
+          <w:lang w:val="zh_TW" w:bidi="zh_TW"/>
+        </w:rPr>
+        <w:t>，</w:t>
+      </w:r>
+      <w:hyperlink r:id="rId156">
+        <w:r>
+          <w:rPr>
+            <w:lang w:val="zh_TW" w:bidi="zh_TW"/>
+          </w:rPr>
+          <w:rPr>
+            <w:color w:val="0000EE"/>
+            <w:u w:val="single"/>
+          </w:rPr>
+          <w:t>99:1</w:t>
+        </w:r>
+      </w:hyperlink>
+      <w:r>
+        <w:rPr>
+          <w:lang w:val="zh_TW" w:bidi="zh_TW"/>
+        </w:rPr>
+        <w:t>）。</w:t>
+      </w:r>
+    </w:p>
+    <w:p>
+      <w:pPr>
+        <w:pStyle w:val="Heading4"/>
+      </w:pPr>
+      <w:r>
+        <w:rPr>
+          <w:lang w:val="zh_TW" w:bidi="zh_TW"/>
+        </w:rPr>
+        <w:t>基督再來的異象與時代的終結（</w:t>
+      </w:r>
+      <w:hyperlink r:id="rId64">
+        <w:r>
+          <w:rPr>
+            <w:lang w:val="zh_TW" w:bidi="zh_TW"/>
+          </w:rPr>
+          <w:rPr>
+            <w:color w:val="0000EE"/>
+            <w:u w:val="single"/>
+          </w:rPr>
+          <w:t>19:11–20:15</w:t>
+        </w:r>
+      </w:hyperlink>
+      <w:r>
+        <w:rPr>
+          <w:lang w:val="zh_TW" w:bidi="zh_TW"/>
+        </w:rPr>
+        <w:t>）</w:t>
+      </w:r>
+    </w:p>
+    <w:p>
+      <w:pPr/>
+      <w:r>
+        <w:rPr>
+          <w:lang w:val="zh_TW" w:bidi="zh_TW"/>
+        </w:rPr>
+      </w:r>
+      <w:r>
+        <w:rPr>
+          <w:lang w:val="zh_TW" w:bidi="zh_TW"/>
+        </w:rPr>
+        <w:t>第一和第二件末後的事：白馬騎士與獸的毀滅（</w:t>
+      </w:r>
+      <w:hyperlink r:id="rId126">
+        <w:r>
+          <w:rPr>
+            <w:lang w:val="zh_TW" w:bidi="zh_TW"/>
+          </w:rPr>
+          <w:rPr>
+            <w:color w:val="0000EE"/>
+            <w:u w:val="single"/>
+          </w:rPr>
+          <w:t>19:11–21</w:t>
+        </w:r>
+      </w:hyperlink>
+      <w:r>
+        <w:rPr>
+          <w:lang w:val="zh_TW" w:bidi="zh_TW"/>
+        </w:rPr>
+        <w:t>）</w:t>
+      </w:r>
+    </w:p>
+    <w:p>
+      <w:pPr/>
+      <w:r>
+        <w:rPr>
+          <w:lang w:val="zh_TW" w:bidi="zh_TW"/>
+        </w:rPr>
+      </w:r>
+      <w:r>
+        <w:rPr>
+          <w:lang w:val="zh_TW" w:bidi="zh_TW"/>
+        </w:rPr>
+        <w:t>這個異象描述了基督的再來和獸的最終覆滅，可以被視為前一部份的高潮（</w:t>
+      </w:r>
+      <w:hyperlink r:id="rId157">
+        <w:r>
+          <w:rPr>
+            <w:lang w:val="zh_TW" w:bidi="zh_TW"/>
+          </w:rPr>
+          <w:rPr>
+            <w:color w:val="0000EE"/>
+            <w:u w:val="single"/>
+          </w:rPr>
+          <w:t>1–10</w:t>
+        </w:r>
+      </w:hyperlink>
+      <w:r>
+        <w:rPr>
+          <w:lang w:val="zh_TW" w:bidi="zh_TW"/>
+        </w:rPr>
+        <w:t>節），或作為一系列七件末後之事的第一件——即基督的再來、獸的</w:t>
+      </w:r>
+      <w:r>
+        <w:rPr>
+          <w:lang w:val="zh_TW" w:bidi="zh_TW"/>
+        </w:rPr>
+        <w:t>敗亡</w:t>
+      </w:r>
+      <w:r>
+        <w:rPr>
+          <w:lang w:val="zh_TW" w:bidi="zh_TW"/>
+        </w:rPr>
+        <w:t>、撒但的捆綁、千禧年、撒但的釋放和最後的審判、新天新地和新耶路撒冷。</w:t>
+      </w:r>
+    </w:p>
+    <w:p>
+      <w:pPr/>
+      <w:r>
+        <w:rPr>
+          <w:lang w:val="zh_TW" w:bidi="zh_TW"/>
+        </w:rPr>
+      </w:r>
+      <w:r>
+        <w:rPr>
+          <w:lang w:val="zh_TW" w:bidi="zh_TW"/>
+        </w:rPr>
+        <w:t>雖然撒但在十字架上已經受到致命一擊（參</w:t>
+      </w:r>
+      <w:hyperlink r:id="rId158">
+        <w:r>
+          <w:rPr>
+            <w:lang w:val="zh_TW" w:bidi="zh_TW"/>
+          </w:rPr>
+          <w:rPr>
+            <w:color w:val="0000EE"/>
+            <w:u w:val="single"/>
+          </w:rPr>
+          <w:t>約12:31</w:t>
+        </w:r>
+      </w:hyperlink>
+      <w:r>
+        <w:rPr>
+          <w:lang w:val="zh_TW" w:bidi="zh_TW"/>
+        </w:rPr>
+        <w:t>，</w:t>
+      </w:r>
+      <w:hyperlink r:id="rId159">
+        <w:r>
+          <w:rPr>
+            <w:lang w:val="zh_TW" w:bidi="zh_TW"/>
+          </w:rPr>
+          <w:rPr>
+            <w:color w:val="0000EE"/>
+            <w:u w:val="single"/>
+          </w:rPr>
+          <w:t>16:11</w:t>
+        </w:r>
+      </w:hyperlink>
+      <w:r>
+        <w:rPr>
+          <w:lang w:val="zh_TW" w:bidi="zh_TW"/>
+        </w:rPr>
+        <w:t>），但牠仍然在現今這個時代，繼續散播邪惡和欺騙（參</w:t>
+      </w:r>
+      <w:hyperlink r:id="rId160">
+        <w:r>
+          <w:rPr>
+            <w:lang w:val="zh_TW" w:bidi="zh_TW"/>
+          </w:rPr>
+          <w:rPr>
+            <w:color w:val="0000EE"/>
+            <w:u w:val="single"/>
+          </w:rPr>
+          <w:t>弗2:2</w:t>
+        </w:r>
+      </w:hyperlink>
+      <w:r>
+        <w:rPr>
+          <w:lang w:val="zh_TW" w:bidi="zh_TW"/>
+        </w:rPr>
+        <w:t>；</w:t>
+      </w:r>
+      <w:hyperlink r:id="rId161">
+        <w:r>
+          <w:rPr>
+            <w:lang w:val="zh_TW" w:bidi="zh_TW"/>
+          </w:rPr>
+          <w:rPr>
+            <w:color w:val="0000EE"/>
+            <w:u w:val="single"/>
+          </w:rPr>
+          <w:t>帖前3:5</w:t>
+        </w:r>
+      </w:hyperlink>
+      <w:r>
+        <w:rPr>
+          <w:lang w:val="zh_TW" w:bidi="zh_TW"/>
+        </w:rPr>
+        <w:t>；</w:t>
+      </w:r>
+      <w:hyperlink r:id="rId162">
+        <w:r>
+          <w:rPr>
+            <w:lang w:val="zh_TW" w:bidi="zh_TW"/>
+          </w:rPr>
+          <w:rPr>
+            <w:color w:val="0000EE"/>
+            <w:u w:val="single"/>
+          </w:rPr>
+          <w:t>彼前5:8–9</w:t>
+        </w:r>
+      </w:hyperlink>
+      <w:r>
+        <w:rPr>
+          <w:lang w:val="zh_TW" w:bidi="zh_TW"/>
+        </w:rPr>
+        <w:t>；</w:t>
+      </w:r>
+      <w:hyperlink r:id="rId163">
+        <w:r>
+          <w:rPr>
+            <w:lang w:val="zh_TW" w:bidi="zh_TW"/>
+          </w:rPr>
+          <w:rPr>
+            <w:color w:val="0000EE"/>
+            <w:u w:val="single"/>
+          </w:rPr>
+          <w:t>啟2:10</w:t>
+        </w:r>
+      </w:hyperlink>
+      <w:r>
+        <w:rPr>
+          <w:lang w:val="zh_TW" w:bidi="zh_TW"/>
+        </w:rPr>
+        <w:t>）。然而，現在在基督的主權下，牠是一位被廢黜的統治者。神允許撒但的邪惡在短時間內繼續存在，直到祂的旨意完全實現。在這場神推翻獸、其諸王及軍隊的場景中，約翰向我們展示了這些邪惡勢力被萬王之王和萬主之主</w:t>
+      </w:r>
+      <w:r>
+        <w:rPr>
+          <w:lang w:val="zh_TW" w:bidi="zh_TW"/>
+        </w:rPr>
+        <w:t>迅速且徹底毀滅的結局</w:t>
+      </w:r>
+      <w:r>
+        <w:rPr>
+          <w:lang w:val="zh_TW" w:bidi="zh_TW"/>
+        </w:rPr>
+        <w:t>。牠們在這場最終且絕對真實的對抗中，遇到了牠們的主宰（</w:t>
+      </w:r>
+      <w:hyperlink r:id="rId164">
+        <w:r>
+          <w:rPr>
+            <w:lang w:val="zh_TW" w:bidi="zh_TW"/>
+          </w:rPr>
+          <w:rPr>
+            <w:color w:val="0000EE"/>
+            <w:u w:val="single"/>
+          </w:rPr>
+          <w:t>啟19:17–21</w:t>
+        </w:r>
+      </w:hyperlink>
+      <w:r>
+        <w:rPr>
+          <w:lang w:val="zh_TW" w:bidi="zh_TW"/>
+        </w:rPr>
+        <w:t>）。</w:t>
+      </w:r>
+    </w:p>
+    <w:p>
+      <w:pPr/>
+      <w:r>
+        <w:rPr>
+          <w:lang w:val="zh_TW" w:bidi="zh_TW"/>
+        </w:rPr>
+      </w:r>
+      <w:r>
+        <w:rPr>
+          <w:lang w:val="zh_TW" w:bidi="zh_TW"/>
+        </w:rPr>
+        <w:t>第三和第四件末後的事：撒但的捆綁與千禧年（</w:t>
+      </w:r>
+      <w:hyperlink r:id="rId165">
+        <w:r>
+          <w:rPr>
+            <w:lang w:val="zh_TW" w:bidi="zh_TW"/>
+          </w:rPr>
+          <w:rPr>
+            <w:color w:val="0000EE"/>
+            <w:u w:val="single"/>
+          </w:rPr>
+          <w:t>20:1–6</w:t>
+        </w:r>
+      </w:hyperlink>
+      <w:r>
+        <w:rPr>
+          <w:lang w:val="zh_TW" w:bidi="zh_TW"/>
+        </w:rPr>
+        <w:t>）</w:t>
+      </w:r>
+    </w:p>
+    <w:p>
+      <w:pPr/>
+      <w:r>
+        <w:rPr>
+          <w:lang w:val="zh_TW" w:bidi="zh_TW"/>
+        </w:rPr>
+      </w:r>
+      <w:r>
+        <w:rPr>
+          <w:lang w:val="zh_TW" w:bidi="zh_TW"/>
+        </w:rPr>
+        <w:t>「千禧年（</w:t>
+      </w:r>
+      <w:r>
+        <w:rPr>
+          <w:lang w:val="zh_TW" w:bidi="zh_TW"/>
+        </w:rPr>
+        <w:t>Millennium</w:t>
+      </w:r>
+      <w:r>
+        <w:rPr>
+          <w:lang w:val="zh_TW" w:bidi="zh_TW"/>
+        </w:rPr>
+        <w:t>）」一直是基督教末世論中最具爭議的議題之一。啟示錄二十章提到基督統治一千年的時期，但對這段經文的理解，歷代詮釋者眾說紛紜。</w:t>
+      </w:r>
+    </w:p>
+    <w:p>
+      <w:pPr/>
+      <w:r>
+        <w:rPr>
+          <w:lang w:val="zh_TW" w:bidi="zh_TW"/>
+        </w:rPr>
+      </w:r>
+      <w:r>
+        <w:rPr>
+          <w:lang w:val="zh_TW" w:bidi="zh_TW"/>
+        </w:rPr>
+        <w:t>有些人認為這段經文描述的是在現今世代結束時，基督與祂的聖徒要在地上統治的一個未來時期——這就是「前千禧年論」（premillennialism）的觀點，認為基督的第二次再臨發生在千禧年之前。</w:t>
+      </w:r>
+    </w:p>
+    <w:p>
+      <w:pPr/>
+      <w:r>
+        <w:rPr>
+          <w:lang w:val="zh_TW" w:bidi="zh_TW"/>
+        </w:rPr>
+      </w:r>
+      <w:r>
+        <w:rPr>
+          <w:lang w:val="zh_TW" w:bidi="zh_TW"/>
+        </w:rPr>
+        <w:t>另一種觀點，稱為「無千禧年論」（amillennialism），主張這一千年是象徵性的，指的是基督與祂的聖徒如今在天上掌權的時期，也就是從基督復活直到祂再來之間的整段歷史。</w:t>
+      </w:r>
+    </w:p>
+    <w:p>
+      <w:pPr/>
+      <w:r>
+        <w:rPr>
+          <w:lang w:val="zh_TW" w:bidi="zh_TW"/>
+        </w:rPr>
+      </w:r>
+      <w:r>
+        <w:rPr>
+          <w:lang w:val="zh_TW" w:bidi="zh_TW"/>
+        </w:rPr>
+        <w:t>第三種立場是「後千禧年論」（postmillennialism），認為隨著福音的廣傳，世界將進入一個長久的和平與公義時代；而基督的再來發生在這個「千禧盛世」結束之後，作為終極完成。</w:t>
+      </w:r>
+    </w:p>
+    <w:p>
+      <w:pPr/>
+      <w:r>
+        <w:rPr>
+          <w:lang w:val="zh_TW" w:bidi="zh_TW"/>
+        </w:rPr>
+      </w:r>
+      <w:r>
+        <w:rPr>
+          <w:lang w:val="zh_TW" w:bidi="zh_TW"/>
+        </w:rPr>
+        <w:t>在這異象中，撒但被捆綁，以限制他迷惑列國的權勢（</w:t>
+      </w:r>
+      <w:hyperlink r:id="rId166">
+        <w:r>
+          <w:rPr>
+            <w:lang w:val="zh_TW" w:bidi="zh_TW"/>
+          </w:rPr>
+          <w:rPr>
+            <w:color w:val="0000EE"/>
+            <w:u w:val="single"/>
+          </w:rPr>
+          <w:t>20:1–3</w:t>
+        </w:r>
+      </w:hyperlink>
+      <w:r>
+        <w:rPr>
+          <w:lang w:val="zh_TW" w:bidi="zh_TW"/>
+        </w:rPr>
+        <w:t>），而聖徒被描寫為與基督一同作王（</w:t>
+      </w:r>
+      <w:hyperlink r:id="rId167">
+        <w:r>
+          <w:rPr>
+            <w:lang w:val="zh_TW" w:bidi="zh_TW"/>
+          </w:rPr>
+          <w:rPr>
+            <w:color w:val="0000EE"/>
+            <w:u w:val="single"/>
+          </w:rPr>
+          <w:t>20:4–6</w:t>
+        </w:r>
+      </w:hyperlink>
+      <w:r>
+        <w:rPr>
+          <w:lang w:val="zh_TW" w:bidi="zh_TW"/>
+        </w:rPr>
+        <w:t>）。</w:t>
+        <w:br/>
+      </w:r>
+      <w:r>
+        <w:rPr>
+          <w:lang w:val="zh_TW" w:bidi="zh_TW"/>
+        </w:rPr>
+        <w:t>前千禧年論通常認為這指的是未來撒但將被真實地捆綁，信徒也將身體復活，與基督在地上同掌王權；</w:t>
+        <w:br/>
+      </w:r>
+      <w:r>
+        <w:rPr>
+          <w:lang w:val="zh_TW" w:bidi="zh_TW"/>
+        </w:rPr>
+        <w:t>無千禧年論則視之為撒但現今因基督得勝而受限制，信徒則在天上與基督共享屬靈的統治；</w:t>
+        <w:br/>
+      </w:r>
+      <w:r>
+        <w:rPr>
+          <w:lang w:val="zh_TW" w:bidi="zh_TW"/>
+        </w:rPr>
+        <w:t>後千禧年論大體上同意無千禧年論對撒但受限的理解，但更強調這一勝利在歷史中藉著福音的推展逐步實現。</w:t>
+      </w:r>
+    </w:p>
+    <w:p>
+      <w:pPr/>
+      <w:r>
+        <w:rPr>
+          <w:lang w:val="zh_TW" w:bidi="zh_TW"/>
+        </w:rPr>
+      </w:r>
+      <w:r>
+        <w:rPr>
+          <w:lang w:val="zh_TW" w:bidi="zh_TW"/>
+        </w:rPr>
+        <w:t>第五件末後的事：撒但的釋放和最終結局（</w:t>
+      </w:r>
+      <w:hyperlink r:id="rId168">
+        <w:r>
+          <w:rPr>
+            <w:lang w:val="zh_TW" w:bidi="zh_TW"/>
+          </w:rPr>
+          <w:rPr>
+            <w:color w:val="0000EE"/>
+            <w:u w:val="single"/>
+          </w:rPr>
+          <w:t>20:7–10</w:t>
+        </w:r>
+      </w:hyperlink>
+      <w:r>
+        <w:rPr>
+          <w:lang w:val="zh_TW" w:bidi="zh_TW"/>
+        </w:rPr>
+        <w:t>）</w:t>
+      </w:r>
+    </w:p>
+    <w:p>
+      <w:pPr/>
+      <w:r>
+        <w:rPr>
+          <w:lang w:val="zh_TW" w:bidi="zh_TW"/>
+        </w:rPr>
+      </w:r>
+      <w:r>
+        <w:rPr>
+          <w:lang w:val="zh_TW" w:bidi="zh_TW"/>
+        </w:rPr>
+        <w:t>在</w:t>
+      </w:r>
+      <w:hyperlink r:id="rId169">
+        <w:r>
+          <w:rPr>
+            <w:lang w:val="zh_TW" w:bidi="zh_TW"/>
+          </w:rPr>
+          <w:rPr>
+            <w:color w:val="0000EE"/>
+            <w:u w:val="single"/>
+          </w:rPr>
+          <w:t>以西結書三十八至三十九章</w:t>
+        </w:r>
+      </w:hyperlink>
+      <w:r>
+        <w:rPr>
+          <w:lang w:val="zh_TW" w:bidi="zh_TW"/>
+        </w:rPr>
+        <w:t>中，「歌革（Gog）」指的是來自北方異教入侵者的首領，特別是來自遙遠的瑪各地西西安人部落（the Scythian hordes）。</w:t>
+      </w:r>
+      <w:r>
+        <w:rPr>
+          <w:lang w:val="zh_TW" w:bidi="zh_TW"/>
+        </w:rPr>
+        <w:t>然而，在啟示錄中，這些名字象徵著被撒但欺騙，來攻擊聖徒的最後敵人</w:t>
+      </w:r>
+      <w:r>
+        <w:rPr>
+          <w:lang w:val="zh_TW" w:bidi="zh_TW"/>
+        </w:rPr>
+        <w:t>。</w:t>
+      </w:r>
+    </w:p>
+    <w:p>
+      <w:pPr/>
+      <w:r>
+        <w:rPr>
+          <w:lang w:val="zh_TW" w:bidi="zh_TW"/>
+        </w:rPr>
+      </w:r>
+      <w:r>
+        <w:rPr>
+          <w:lang w:val="zh_TW" w:bidi="zh_TW"/>
+        </w:rPr>
+        <w:t>第六件末後的事：白色大寶座的審判（</w:t>
+      </w:r>
+      <w:hyperlink r:id="rId170">
+        <w:r>
+          <w:rPr>
+            <w:lang w:val="zh_TW" w:bidi="zh_TW"/>
+          </w:rPr>
+          <w:rPr>
+            <w:color w:val="0000EE"/>
+            <w:u w:val="single"/>
+          </w:rPr>
+          <w:t>20:11–15</w:t>
+        </w:r>
+      </w:hyperlink>
+      <w:r>
+        <w:rPr>
+          <w:lang w:val="zh_TW" w:bidi="zh_TW"/>
+        </w:rPr>
+        <w:t>）</w:t>
+      </w:r>
+    </w:p>
+    <w:p>
+      <w:pPr/>
+      <w:r>
+        <w:rPr>
+          <w:lang w:val="zh_TW" w:bidi="zh_TW"/>
+        </w:rPr>
+      </w:r>
+      <w:r>
+        <w:rPr>
+          <w:lang w:val="zh_TW" w:bidi="zh_TW"/>
+        </w:rPr>
+        <w:t>經文充滿詩意的語言描繪了世上所有事物逐漸消逝的特性（</w:t>
+      </w:r>
+      <w:hyperlink r:id="rId171">
+        <w:r>
+          <w:rPr>
+            <w:lang w:val="zh_TW" w:bidi="zh_TW"/>
+          </w:rPr>
+          <w:rPr>
+            <w:color w:val="0000EE"/>
+            <w:u w:val="single"/>
+          </w:rPr>
+          <w:t>約一2:15–17</w:t>
+        </w:r>
+      </w:hyperlink>
+      <w:r>
+        <w:rPr>
+          <w:lang w:val="zh_TW" w:bidi="zh_TW"/>
+        </w:rPr>
+        <w:t>）。</w:t>
+      </w:r>
+      <w:r>
+        <w:rPr>
+          <w:lang w:val="zh_TW" w:bidi="zh_TW"/>
+        </w:rPr>
+        <w:t>現在唯一的現實是，神坐在審判的寶座上，所有人都必須出現在祂面前</w:t>
+      </w:r>
+      <w:r>
+        <w:rPr>
+          <w:lang w:val="zh_TW" w:bidi="zh_TW"/>
+        </w:rPr>
+        <w:t>（</w:t>
+      </w:r>
+      <w:hyperlink r:id="rId172">
+        <w:r>
+          <w:rPr>
+            <w:lang w:val="zh_TW" w:bidi="zh_TW"/>
+          </w:rPr>
+          <w:rPr>
+            <w:color w:val="0000EE"/>
+            <w:u w:val="single"/>
+          </w:rPr>
+          <w:t>來9:27</w:t>
+        </w:r>
+      </w:hyperlink>
+      <w:r>
+        <w:rPr>
+          <w:lang w:val="zh_TW" w:bidi="zh_TW"/>
+        </w:rPr>
+        <w:t>）。祂的判決是聖潔和公義的（</w:t>
+      </w:r>
+      <w:r>
+        <w:rPr>
+          <w:lang w:val="zh_TW" w:bidi="zh_TW"/>
+        </w:rPr>
+        <w:t>以白色寶座象徵</w:t>
+      </w:r>
+      <w:r>
+        <w:rPr>
+          <w:lang w:val="zh_TW" w:bidi="zh_TW"/>
+        </w:rPr>
+        <w:t>）。</w:t>
+      </w:r>
+      <w:r>
+        <w:rPr>
+          <w:lang w:val="zh_TW" w:bidi="zh_TW"/>
+        </w:rPr>
+        <w:t>這一異象宣告，即使地上歷史的進程看似與祂的聖潔旨意相悖，但沒有一天或一刻曾削弱神的絕對主權</w:t>
+      </w:r>
+      <w:r>
+        <w:rPr>
+          <w:lang w:val="zh_TW" w:bidi="zh_TW"/>
+        </w:rPr>
+        <w:t>。</w:t>
+      </w:r>
+    </w:p>
+    <w:p>
+      <w:pPr/>
+      <w:r>
+        <w:rPr>
+          <w:lang w:val="zh_TW" w:bidi="zh_TW"/>
+        </w:rPr>
+      </w:r>
+      <w:r>
+        <w:rPr>
+          <w:lang w:val="zh_TW" w:bidi="zh_TW"/>
+        </w:rPr>
+        <w:t>第七件末後的事：新天新地以及新耶路撒冷（</w:t>
+      </w:r>
+      <w:hyperlink r:id="rId173">
+        <w:r>
+          <w:rPr>
+            <w:lang w:val="zh_TW" w:bidi="zh_TW"/>
+          </w:rPr>
+          <w:rPr>
+            <w:color w:val="0000EE"/>
+            <w:u w:val="single"/>
+          </w:rPr>
+          <w:t>21:1–22:5</w:t>
+        </w:r>
+      </w:hyperlink>
+      <w:r>
+        <w:rPr>
+          <w:lang w:val="zh_TW" w:bidi="zh_TW"/>
+        </w:rPr>
+        <w:t>）</w:t>
+      </w:r>
+    </w:p>
+    <w:p>
+      <w:pPr/>
+      <w:r>
+        <w:rPr>
+          <w:lang w:val="zh_TW" w:bidi="zh_TW"/>
+        </w:rPr>
+      </w:r>
+      <w:r>
+        <w:rPr>
+          <w:lang w:val="zh_TW" w:bidi="zh_TW"/>
+        </w:rPr>
+        <w:t>約翰在這裡以石頭、純淨如玻璃的金子和色彩揭示了一種神學</w:t>
+      </w:r>
+      <w:r>
+        <w:rPr>
+          <w:lang w:val="zh_TW" w:bidi="zh_TW"/>
+        </w:rPr>
+        <w:t>。它們所指向的圖像隨處可見：教會被稱為新娘（</w:t>
+      </w:r>
+      <w:hyperlink r:id="rId174">
+        <w:r>
+          <w:rPr>
+            <w:lang w:val="zh_TW" w:bidi="zh_TW"/>
+          </w:rPr>
+          <w:rPr>
+            <w:color w:val="0000EE"/>
+            <w:u w:val="single"/>
+          </w:rPr>
+          <w:t>21:2</w:t>
+        </w:r>
+      </w:hyperlink>
+      <w:r>
+        <w:rPr>
+          <w:lang w:val="zh_TW" w:bidi="zh_TW"/>
+        </w:rPr>
+        <w:t>）；神賜給口渴的人「</w:t>
+      </w:r>
+      <w:r>
+        <w:rPr>
+          <w:lang w:val="zh_TW" w:bidi="zh_TW"/>
+        </w:rPr>
+        <w:t>生命泉的水白白賜給那口渴的人喝</w:t>
+      </w:r>
+      <w:r>
+        <w:rPr>
+          <w:lang w:val="zh_TW" w:bidi="zh_TW"/>
+        </w:rPr>
+        <w:t>」（</w:t>
+      </w:r>
+      <w:hyperlink r:id="rId175">
+        <w:r>
+          <w:rPr>
+            <w:lang w:val="zh_TW" w:bidi="zh_TW"/>
+          </w:rPr>
+          <w:rPr>
+            <w:color w:val="0000EE"/>
+            <w:u w:val="single"/>
+          </w:rPr>
+          <w:t>6節</w:t>
+        </w:r>
+      </w:hyperlink>
+      <w:r>
+        <w:rPr>
+          <w:lang w:val="zh_TW" w:bidi="zh_TW"/>
+        </w:rPr>
+        <w:t>）；數字12和12的倍數</w:t>
+      </w:r>
+      <w:r>
+        <w:rPr>
+          <w:lang w:val="zh_TW" w:bidi="zh_TW"/>
+        </w:rPr>
+        <w:t>暗示了完全（</w:t>
+      </w:r>
+      <w:hyperlink r:id="rId176">
+        <w:r>
+          <w:rPr>
+            <w:lang w:val="zh_TW" w:bidi="zh_TW"/>
+          </w:rPr>
+          <w:rPr>
+            <w:color w:val="0000EE"/>
+            <w:u w:val="single"/>
+          </w:rPr>
+          <w:t>12–14、16–17、21節</w:t>
+        </w:r>
+      </w:hyperlink>
+      <w:r>
+        <w:rPr>
+          <w:lang w:val="zh_TW" w:bidi="zh_TW"/>
+        </w:rPr>
+        <w:t>）；而城的立方體形狀象徵著豐滿（</w:t>
+      </w:r>
+      <w:hyperlink r:id="rId177">
+        <w:r>
+          <w:rPr>
+            <w:lang w:val="zh_TW" w:bidi="zh_TW"/>
+          </w:rPr>
+          <w:rPr>
+            <w:color w:val="0000EE"/>
+            <w:u w:val="single"/>
+          </w:rPr>
+          <w:t>16節</w:t>
+        </w:r>
+      </w:hyperlink>
+      <w:r>
+        <w:rPr>
+          <w:lang w:val="zh_TW" w:bidi="zh_TW"/>
+        </w:rPr>
+        <w:t>）；色彩斑斕的寶石隨處可見，還指向光和神的榮耀 （</w:t>
+      </w:r>
+      <w:hyperlink r:id="rId178">
+        <w:r>
+          <w:rPr>
+            <w:lang w:val="zh_TW" w:bidi="zh_TW"/>
+          </w:rPr>
+          <w:rPr>
+            <w:color w:val="0000EE"/>
+            <w:u w:val="single"/>
+          </w:rPr>
+          <w:t>21:11、18–21、23–25</w:t>
+        </w:r>
+      </w:hyperlink>
+      <w:r>
+        <w:rPr>
+          <w:lang w:val="zh_TW" w:bidi="zh_TW"/>
+        </w:rPr>
+        <w:t>，</w:t>
+      </w:r>
+      <w:hyperlink r:id="rId179">
+        <w:r>
+          <w:rPr>
+            <w:lang w:val="zh_TW" w:bidi="zh_TW"/>
+          </w:rPr>
+          <w:rPr>
+            <w:color w:val="0000EE"/>
+            <w:u w:val="single"/>
+          </w:rPr>
+          <w:t>22:5</w:t>
+        </w:r>
+      </w:hyperlink>
+      <w:r>
+        <w:rPr>
+          <w:lang w:val="zh_TW" w:bidi="zh_TW"/>
+        </w:rPr>
+        <w:t>）。那裡還有「</w:t>
+      </w:r>
+      <w:r>
+        <w:rPr>
+          <w:lang w:val="zh_TW" w:bidi="zh_TW"/>
+        </w:rPr>
+        <w:t>生命水的河</w:t>
+      </w:r>
+      <w:r>
+        <w:rPr>
+          <w:lang w:val="zh_TW" w:bidi="zh_TW"/>
+        </w:rPr>
+        <w:t>」 （</w:t>
+      </w:r>
+      <w:hyperlink r:id="rId180">
+        <w:r>
+          <w:rPr>
+            <w:lang w:val="zh_TW" w:bidi="zh_TW"/>
+          </w:rPr>
+          <w:rPr>
+            <w:color w:val="0000EE"/>
+            <w:u w:val="single"/>
+          </w:rPr>
+          <w:t>22:1</w:t>
+        </w:r>
+      </w:hyperlink>
+      <w:r>
+        <w:rPr>
+          <w:lang w:val="zh_TW" w:bidi="zh_TW"/>
+        </w:rPr>
+        <w:t>）和「生命樹」 （</w:t>
+      </w:r>
+      <w:hyperlink r:id="rId181">
+        <w:r>
+          <w:rPr>
+            <w:lang w:val="zh_TW" w:bidi="zh_TW"/>
+          </w:rPr>
+          <w:rPr>
+            <w:color w:val="0000EE"/>
+            <w:u w:val="single"/>
+          </w:rPr>
+          <w:t>2節</w:t>
+        </w:r>
+      </w:hyperlink>
+      <w:r>
+        <w:rPr>
+          <w:lang w:val="zh_TW" w:bidi="zh_TW"/>
+        </w:rPr>
+        <w:t>）。「海」不復存在（</w:t>
+      </w:r>
+      <w:hyperlink r:id="rId182">
+        <w:r>
+          <w:rPr>
+            <w:lang w:val="zh_TW" w:bidi="zh_TW"/>
+          </w:rPr>
+          <w:rPr>
+            <w:color w:val="0000EE"/>
+            <w:u w:val="single"/>
+          </w:rPr>
+          <w:t>21:1</w:t>
+        </w:r>
+      </w:hyperlink>
+      <w:r>
+        <w:rPr>
+          <w:lang w:val="zh_TW" w:bidi="zh_TW"/>
+        </w:rPr>
+        <w:t>）。</w:t>
+      </w:r>
+    </w:p>
+    <w:p>
+      <w:pPr/>
+      <w:r>
+        <w:rPr>
+          <w:lang w:val="zh_TW" w:bidi="zh_TW"/>
+        </w:rPr>
+      </w:r>
+      <w:r>
+        <w:rPr>
+          <w:lang w:val="zh_TW" w:bidi="zh_TW"/>
+        </w:rPr>
+        <w:t>對舊約的引用隨處可見。</w:t>
+      </w:r>
+      <w:r>
+        <w:rPr>
+          <w:lang w:val="zh_TW" w:bidi="zh_TW"/>
+        </w:rPr>
+        <w:t>約翰在本章中的大多數意象，反映了</w:t>
+      </w:r>
+      <w:hyperlink r:id="rId183">
+        <w:r>
+          <w:rPr>
+            <w:lang w:val="zh_TW" w:bidi="zh_TW"/>
+          </w:rPr>
+          <w:rPr>
+            <w:color w:val="0000EE"/>
+            <w:u w:val="single"/>
+          </w:rPr>
+          <w:t>以賽亞書六十章</w:t>
+        </w:r>
+      </w:hyperlink>
+      <w:r>
+        <w:rPr>
+          <w:lang w:val="zh_TW" w:bidi="zh_TW"/>
+        </w:rPr>
+        <w:t>和</w:t>
+      </w:r>
+      <w:hyperlink r:id="rId184">
+        <w:r>
+          <w:rPr>
+            <w:lang w:val="zh_TW" w:bidi="zh_TW"/>
+          </w:rPr>
+          <w:rPr>
+            <w:color w:val="0000EE"/>
+            <w:u w:val="single"/>
+          </w:rPr>
+          <w:t>六十五章</w:t>
+        </w:r>
+      </w:hyperlink>
+      <w:r>
+        <w:rPr>
+          <w:lang w:val="zh_TW" w:bidi="zh_TW"/>
+        </w:rPr>
+        <w:t>，以及</w:t>
+      </w:r>
+      <w:hyperlink r:id="rId185">
+        <w:r>
+          <w:rPr>
+            <w:lang w:val="zh_TW" w:bidi="zh_TW"/>
+          </w:rPr>
+          <w:rPr>
+            <w:color w:val="0000EE"/>
+            <w:u w:val="single"/>
+          </w:rPr>
+          <w:t>以西結書四十至四十八章</w:t>
+        </w:r>
+      </w:hyperlink>
+      <w:r>
+        <w:rPr>
+          <w:lang w:val="zh_TW" w:bidi="zh_TW"/>
+        </w:rPr>
+        <w:t>。約翰將以賽亞書的新耶路撒冷異象，與以西結書的新聖殿異象交織。</w:t>
+      </w:r>
+      <w:r>
+        <w:rPr>
+          <w:lang w:val="zh_TW" w:bidi="zh_TW"/>
+        </w:rPr>
+        <w:t>他腦海中匯聚的多重舊約應許似乎表明，他將新耶路撒冷視為這些預言的實現</w:t>
+      </w:r>
+      <w:r>
+        <w:rPr>
+          <w:lang w:val="zh_TW" w:bidi="zh_TW"/>
+        </w:rPr>
+        <w:t>。</w:t>
+      </w:r>
+      <w:r>
+        <w:rPr>
+          <w:lang w:val="zh_TW" w:bidi="zh_TW"/>
+        </w:rPr>
+        <w:t>這裡也有</w:t>
+      </w:r>
+      <w:r>
+        <w:rPr>
+          <w:lang w:val="zh_TW" w:bidi="zh_TW"/>
+        </w:rPr>
+        <w:t>暗示</w:t>
+      </w:r>
+      <w:hyperlink r:id="rId186">
+        <w:r>
+          <w:rPr>
+            <w:lang w:val="zh_TW" w:bidi="zh_TW"/>
+          </w:rPr>
+          <w:rPr>
+            <w:color w:val="0000EE"/>
+            <w:u w:val="single"/>
+          </w:rPr>
+          <w:t>創世記一至三章</w:t>
+        </w:r>
+      </w:hyperlink>
+      <w:r>
+        <w:rPr>
+          <w:lang w:val="zh_TW" w:bidi="zh_TW"/>
+        </w:rPr>
+        <w:t>的典故</w:t>
+      </w:r>
+      <w:r>
+        <w:rPr>
+          <w:lang w:val="zh_TW" w:bidi="zh_TW"/>
+        </w:rPr>
+        <w:t>：</w:t>
+      </w:r>
+      <w:r>
+        <w:rPr>
+          <w:lang w:val="zh_TW" w:bidi="zh_TW"/>
+        </w:rPr>
+        <w:t>死亡和痛苦的消失，神與祂的子民同住，如同在伊甸園中；生命樹的恢復，咒詛的移除。創造恢復到其原始的完美狀態</w:t>
+      </w:r>
+      <w:r>
+        <w:rPr>
+          <w:lang w:val="zh_TW" w:bidi="zh_TW"/>
+        </w:rPr>
+        <w:t>。</w:t>
+      </w:r>
+    </w:p>
+    <w:p>
+      <w:pPr/>
+      <w:r>
+        <w:rPr>
+          <w:lang w:val="zh_TW" w:bidi="zh_TW"/>
+        </w:rPr>
+      </w:r>
+      <w:r>
+        <w:rPr>
+          <w:lang w:val="zh_TW" w:bidi="zh_TW"/>
+        </w:rPr>
+        <w:t>這一異象與寫給七個教會的信中對得勝者的應許</w:t>
+      </w:r>
+      <w:r>
+        <w:rPr>
+          <w:lang w:val="zh_TW" w:bidi="zh_TW"/>
+        </w:rPr>
+        <w:t>（</w:t>
+      </w:r>
+      <w:hyperlink r:id="rId58">
+        <w:r>
+          <w:rPr>
+            <w:lang w:val="zh_TW" w:bidi="zh_TW"/>
+          </w:rPr>
+          <w:rPr>
+            <w:color w:val="0000EE"/>
+            <w:u w:val="single"/>
+          </w:rPr>
+          <w:t>啟2–3</w:t>
+        </w:r>
+      </w:hyperlink>
+      <w:r>
+        <w:rPr>
+          <w:lang w:val="zh_TW" w:bidi="zh_TW"/>
+        </w:rPr>
+        <w:t>）</w:t>
+      </w:r>
+      <w:r>
+        <w:rPr>
+          <w:lang w:val="zh_TW" w:bidi="zh_TW"/>
+        </w:rPr>
+        <w:t>有重要聯繫</w:t>
+      </w:r>
+      <w:r>
+        <w:rPr>
+          <w:lang w:val="zh_TW" w:bidi="zh_TW"/>
+        </w:rPr>
+        <w:t>。例如，</w:t>
+      </w:r>
+      <w:r>
+        <w:rPr>
+          <w:lang w:val="zh_TW" w:bidi="zh_TW"/>
+        </w:rPr>
+        <w:t>以弗所的得勝者被授予生命樹的權利</w:t>
+      </w:r>
+      <w:r>
+        <w:rPr>
+          <w:lang w:val="zh_TW" w:bidi="zh_TW"/>
+        </w:rPr>
+        <w:t>（</w:t>
+      </w:r>
+      <w:hyperlink r:id="rId187">
+        <w:r>
+          <w:rPr>
+            <w:lang w:val="zh_TW" w:bidi="zh_TW"/>
+          </w:rPr>
+          <w:rPr>
+            <w:color w:val="0000EE"/>
+            <w:u w:val="single"/>
+          </w:rPr>
+          <w:t>2:7</w:t>
+        </w:r>
+      </w:hyperlink>
+      <w:r>
+        <w:rPr>
+          <w:lang w:val="zh_TW" w:bidi="zh_TW"/>
+        </w:rPr>
+        <w:t>；參</w:t>
+      </w:r>
+      <w:hyperlink r:id="rId181">
+        <w:r>
+          <w:rPr>
+            <w:lang w:val="zh_TW" w:bidi="zh_TW"/>
+          </w:rPr>
+          <w:rPr>
+            <w:color w:val="0000EE"/>
+            <w:u w:val="single"/>
+          </w:rPr>
+          <w:t>22:2</w:t>
+        </w:r>
+      </w:hyperlink>
+      <w:r>
+        <w:rPr>
+          <w:lang w:val="zh_TW" w:bidi="zh_TW"/>
+        </w:rPr>
+        <w:t>）；</w:t>
+      </w:r>
+      <w:r>
+        <w:rPr>
+          <w:lang w:val="zh_TW" w:bidi="zh_TW"/>
+        </w:rPr>
+        <w:t>推雅推喇的得勝者被授予統治列國的權利</w:t>
+      </w:r>
+      <w:r>
+        <w:rPr>
+          <w:lang w:val="zh_TW" w:bidi="zh_TW"/>
+        </w:rPr>
+        <w:t>（</w:t>
+      </w:r>
+      <w:hyperlink r:id="rId188">
+        <w:r>
+          <w:rPr>
+            <w:lang w:val="zh_TW" w:bidi="zh_TW"/>
+          </w:rPr>
+          <w:rPr>
+            <w:color w:val="0000EE"/>
+            <w:u w:val="single"/>
+          </w:rPr>
+          <w:t>2:26</w:t>
+        </w:r>
+      </w:hyperlink>
+      <w:r>
+        <w:rPr>
+          <w:lang w:val="zh_TW" w:bidi="zh_TW"/>
+        </w:rPr>
+        <w:t>；參</w:t>
+      </w:r>
+      <w:hyperlink r:id="rId179">
+        <w:r>
+          <w:rPr>
+            <w:lang w:val="zh_TW" w:bidi="zh_TW"/>
+          </w:rPr>
+          <w:rPr>
+            <w:color w:val="0000EE"/>
+            <w:u w:val="single"/>
+          </w:rPr>
+          <w:t>22:5</w:t>
+        </w:r>
+      </w:hyperlink>
+      <w:r>
+        <w:rPr>
+          <w:lang w:val="zh_TW" w:bidi="zh_TW"/>
+        </w:rPr>
+        <w:t>）；</w:t>
+      </w:r>
+      <w:r>
+        <w:rPr>
+          <w:lang w:val="zh_TW" w:bidi="zh_TW"/>
+        </w:rPr>
+        <w:t>非拉鐵非的得勝者被賜予神城新耶路撒冷的名字（</w:t>
+      </w:r>
+      <w:hyperlink r:id="rId189">
+        <w:r>
+          <w:rPr>
+            <w:lang w:val="zh_TW" w:bidi="zh_TW"/>
+          </w:rPr>
+          <w:rPr>
+            <w:color w:val="0000EE"/>
+            <w:u w:val="single"/>
+          </w:rPr>
+          <w:t>3:12</w:t>
+        </w:r>
+      </w:hyperlink>
+      <w:r>
+        <w:rPr>
+          <w:lang w:val="zh_TW" w:bidi="zh_TW"/>
+        </w:rPr>
+        <w:t>；參</w:t>
+      </w:r>
+      <w:hyperlink r:id="rId190">
+        <w:r>
+          <w:rPr>
+            <w:lang w:val="zh_TW" w:bidi="zh_TW"/>
+          </w:rPr>
+          <w:rPr>
+            <w:color w:val="0000EE"/>
+            <w:u w:val="single"/>
+          </w:rPr>
+          <w:t>21:2、9–27</w:t>
+        </w:r>
+      </w:hyperlink>
+      <w:r>
+        <w:rPr>
+          <w:lang w:val="zh_TW" w:bidi="zh_TW"/>
+        </w:rPr>
+        <w:t>）。</w:t>
+      </w:r>
+      <w:r>
+        <w:rPr>
+          <w:lang w:val="zh_TW" w:bidi="zh_TW"/>
+        </w:rPr>
+        <w:t>在某種意義上，啟示錄每一主要部分的線索，都出現在</w:t>
+      </w:r>
+      <w:hyperlink r:id="rId65">
+        <w:r>
+          <w:rPr>
+            <w:lang w:val="zh_TW" w:bidi="zh_TW"/>
+          </w:rPr>
+          <w:rPr>
+            <w:color w:val="0000EE"/>
+            <w:u w:val="single"/>
+          </w:rPr>
+          <w:t>二十一至二十二</w:t>
+        </w:r>
+      </w:hyperlink>
+      <w:r>
+        <w:rPr>
+          <w:lang w:val="zh_TW" w:bidi="zh_TW"/>
+        </w:rPr>
+        <w:t>章中。</w:t>
+      </w:r>
+    </w:p>
+    <w:p>
+      <w:pPr>
+        <w:pStyle w:val="Heading4"/>
+      </w:pPr>
+      <w:r>
+        <w:rPr>
+          <w:lang w:val="zh_TW" w:bidi="zh_TW"/>
+        </w:rPr>
+        <w:t>約翰的結論（</w:t>
+      </w:r>
+      <w:hyperlink r:id="rId191">
+        <w:r>
+          <w:rPr>
+            <w:lang w:val="zh_TW" w:bidi="zh_TW"/>
+          </w:rPr>
+          <w:rPr>
+            <w:color w:val="0000EE"/>
+            <w:u w:val="single"/>
+          </w:rPr>
+          <w:t>22:6–21</w:t>
+        </w:r>
+      </w:hyperlink>
+      <w:r>
+        <w:rPr>
+          <w:lang w:val="zh_TW" w:bidi="zh_TW"/>
+        </w:rPr>
+        <w:t>）</w:t>
+      </w:r>
+    </w:p>
+    <w:p>
+      <w:pPr/>
+      <w:r>
+        <w:rPr>
+          <w:lang w:val="zh_TW" w:bidi="zh_TW"/>
+        </w:rPr>
+      </w:r>
+      <w:r>
+        <w:rPr>
+          <w:lang w:val="zh_TW" w:bidi="zh_TW"/>
+        </w:rPr>
+        <w:t>作者以精湛的藝術，使序言中的文字（</w:t>
+      </w:r>
+      <w:hyperlink r:id="rId66">
+        <w:r>
+          <w:rPr>
+            <w:lang w:val="zh_TW" w:bidi="zh_TW"/>
+          </w:rPr>
+          <w:rPr>
+            <w:color w:val="0000EE"/>
+            <w:u w:val="single"/>
+          </w:rPr>
+          <w:t>1:1–8</w:t>
+        </w:r>
+      </w:hyperlink>
+      <w:r>
+        <w:rPr>
+          <w:lang w:val="zh_TW" w:bidi="zh_TW"/>
+        </w:rPr>
+        <w:t>）在結論中再次響起：這</w:t>
+      </w:r>
+      <w:r>
+        <w:rPr>
+          <w:lang w:val="zh_TW" w:bidi="zh_TW"/>
+        </w:rPr>
+        <w:t>書卷</w:t>
+      </w:r>
+      <w:r>
+        <w:rPr>
+          <w:lang w:val="zh_TW" w:bidi="zh_TW"/>
+        </w:rPr>
+        <w:t>以天使、耶穌、聖靈、新娘，最後是約翰的聲音結束：「</w:t>
+      </w:r>
+      <w:r>
+        <w:rPr>
+          <w:lang w:val="zh_TW" w:bidi="zh_TW"/>
+        </w:rPr>
+        <w:t>阿們！主耶穌啊，我願你來</w:t>
+      </w:r>
+      <w:r>
+        <w:rPr>
+          <w:lang w:val="zh_TW" w:bidi="zh_TW"/>
+        </w:rPr>
+        <w:t>」（</w:t>
+      </w:r>
+      <w:hyperlink r:id="rId192">
+        <w:r>
+          <w:rPr>
+            <w:lang w:val="zh_TW" w:bidi="zh_TW"/>
+          </w:rPr>
+          <w:rPr>
+            <w:color w:val="0000EE"/>
+            <w:u w:val="single"/>
+          </w:rPr>
+          <w:t>22:20</w:t>
+        </w:r>
+      </w:hyperlink>
+      <w:r>
+        <w:rPr>
+          <w:lang w:val="zh_TW" w:bidi="zh_TW"/>
+        </w:rPr>
+        <w:t>）。</w:t>
+      </w:r>
+    </w:p>
+    <w:p>
+      <w:pPr/>
+      <w:r>
+        <w:rPr>
+          <w:lang w:val="zh_TW" w:bidi="zh_TW"/>
+        </w:rPr>
+      </w:r>
+      <w:r>
+        <w:rPr>
+          <w:i/>
+          <w:lang w:val="zh_TW" w:bidi="zh_TW"/>
+        </w:rPr>
+        <w:t>另見</w:t>
+      </w:r>
+      <w:r>
+        <w:rPr>
+          <w:lang w:val="zh_TW" w:bidi="zh_TW"/>
+        </w:rPr>
+        <w:t>天啟</w:t>
+      </w:r>
+      <w:r>
+        <w:rPr>
+          <w:lang w:val="zh_TW" w:bidi="zh_TW"/>
+        </w:rPr>
+        <w:t>，</w:t>
+      </w:r>
+      <w:r>
+        <w:rPr>
+          <w:lang w:val="zh_TW" w:bidi="zh_TW"/>
+        </w:rPr>
+        <w:t>但以理書</w:t>
+      </w:r>
+      <w:r>
+        <w:rPr>
+          <w:lang w:val="zh_TW" w:bidi="zh_TW"/>
+        </w:rPr>
+        <w:t>，</w:t>
+      </w:r>
+      <w:r>
+        <w:rPr>
+          <w:lang w:val="zh_TW" w:bidi="zh_TW"/>
+        </w:rPr>
+        <w:t>末世論</w:t>
+      </w:r>
+      <w:r>
+        <w:rPr>
+          <w:lang w:val="zh_TW" w:bidi="zh_TW"/>
+        </w:rPr>
+        <w:t>，</w:t>
+      </w:r>
+      <w:r>
+        <w:rPr>
+          <w:lang w:val="zh_TW" w:bidi="zh_TW"/>
+        </w:rPr>
+        <w:t>使徒約翰</w:t>
+      </w:r>
+      <w:r>
+        <w:rPr>
+          <w:lang w:val="zh_TW" w:bidi="zh_TW"/>
+        </w:rPr>
+        <w:t>。</w:t>
       </w:r>
       <w:r>
         <w:rPr>
@@ -2758,6 +10388,18 @@
   <w:num w:numId="13" w16cid:durableId="592781308">
     <w:abstractNumId w:val="11"/>
   </w:num>
+  <w:num w:numId="14">
+    <w:abstractNumId w:val="3"/>
+    <w:lvlOverride w:ilvl="0">
+      <w:startOverride w:val="1"/>
+    </w:lvlOverride>
+  </w:num>
+  <w:num w:numId="15">
+    <w:abstractNumId w:val="3"/>
+    <w:lvlOverride w:ilvl="0">
+      <w:startOverride w:val="1"/>
+    </w:lvlOverride>
+  </w:num>
   <w:numIdMacAtCleanup w:val="10"/>
 </w:numbering>
 </file>

--- a/zht/docx/109.content.docx
+++ b/zht/docx/109.content.docx
@@ -19,7 +19,7 @@
         <w:rPr>
           <w:lang w:val="zh_TW" w:bidi="zh_TW"/>
         </w:rPr>
-        <w:t>Resource: Tyndale Open Bible Dictionary</w:t>
+        <w:t>Resource: Aquifer Open Bible Dictionary</w:t>
       </w:r>
       <w:r>
         <w:rPr>
@@ -112,7 +112,7 @@
         <w:rPr>
           <w:lang w:val="zh_TW" w:bidi="zh_TW"/>
         </w:rPr>
-        <w:t>Tyndale Open Bible Dictionary</w:t>
+        <w:t>Aquifer Open Bible Dictionary</w:t>
       </w:r>
     </w:p>
     <w:p>
@@ -476,6 +476,280 @@
         <w:rPr>
           <w:lang w:val="zh_TW" w:bidi="zh_TW"/>
         </w:rPr>
+        <w:t>尼母利</w:t>
+      </w:r>
+      <w:r>
+        <w:rPr>
+          <w:lang w:val="zh_TW" w:bidi="zh_TW"/>
+        </w:rPr>
+      </w:r>
+    </w:p>
+    <w:p>
+      <w:pPr>
+        <w:pStyle w:val="ListNumber"/>
+        <w:numPr>
+          <w:ilvl w:val="0"/>
+          <w:numId w:val="14"/>
+        </w:numPr>
+        <w:spacing w:line="240" w:lineRule="auto"/>
+        <w:ind w:left="720"/>
+      </w:pPr>
+      <w:r>
+        <w:rPr>
+          <w:lang w:val="zh_TW" w:bidi="zh_TW"/>
+        </w:rPr>
+      </w:r>
+      <w:r>
+        <w:rPr>
+          <w:lang w:val="zh_TW" w:bidi="zh_TW"/>
+        </w:rPr>
+        <w:t>呂便人，以利押的兒子（</w:t>
+      </w:r>
+      <w:hyperlink r:id="rId20">
+        <w:r>
+          <w:rPr>
+            <w:lang w:val="zh_TW" w:bidi="zh_TW"/>
+          </w:rPr>
+          <w:rPr>
+            <w:color w:val="0000EE"/>
+            <w:u w:val="single"/>
+          </w:rPr>
+          <w:t>民26:9</w:t>
+        </w:r>
+      </w:hyperlink>
+      <w:r>
+        <w:rPr>
+          <w:lang w:val="zh_TW" w:bidi="zh_TW"/>
+        </w:rPr>
+        <w:t>）。</w:t>
+      </w:r>
+    </w:p>
+    <w:p>
+      <w:pPr>
+        <w:pStyle w:val="ListNumber"/>
+        <w:spacing w:line="240" w:lineRule="auto"/>
+        <w:ind w:left="720"/>
+      </w:pPr>
+      <w:r>
+        <w:rPr>
+          <w:lang w:val="zh_TW" w:bidi="zh_TW"/>
+        </w:rPr>
+      </w:r>
+      <w:r>
+        <w:rPr>
+          <w:lang w:val="zh_TW" w:bidi="zh_TW"/>
+        </w:rPr>
+        <w:t>西緬的兒子之一（</w:t>
+      </w:r>
+      <w:hyperlink r:id="rId21">
+        <w:r>
+          <w:rPr>
+            <w:lang w:val="zh_TW" w:bidi="zh_TW"/>
+          </w:rPr>
+          <w:rPr>
+            <w:color w:val="0000EE"/>
+            <w:u w:val="single"/>
+          </w:rPr>
+          <w:t>民26:12</w:t>
+        </w:r>
+      </w:hyperlink>
+      <w:r>
+        <w:rPr>
+          <w:lang w:val="zh_TW" w:bidi="zh_TW"/>
+        </w:rPr>
+        <w:t>；</w:t>
+      </w:r>
+      <w:hyperlink r:id="rId22">
+        <w:r>
+          <w:rPr>
+            <w:lang w:val="zh_TW" w:bidi="zh_TW"/>
+          </w:rPr>
+          <w:rPr>
+            <w:color w:val="0000EE"/>
+            <w:u w:val="single"/>
+          </w:rPr>
+          <w:t>代上4:24</w:t>
+        </w:r>
+      </w:hyperlink>
+      <w:r>
+        <w:rPr>
+          <w:lang w:val="zh_TW" w:bidi="zh_TW"/>
+        </w:rPr>
+        <w:t>），又稱耶母利（</w:t>
+      </w:r>
+      <w:hyperlink r:id="rId23">
+        <w:r>
+          <w:rPr>
+            <w:lang w:val="zh_TW" w:bidi="zh_TW"/>
+          </w:rPr>
+          <w:rPr>
+            <w:color w:val="0000EE"/>
+            <w:u w:val="single"/>
+          </w:rPr>
+          <w:t>創46:10</w:t>
+        </w:r>
+      </w:hyperlink>
+      <w:r>
+        <w:rPr>
+          <w:lang w:val="zh_TW" w:bidi="zh_TW"/>
+        </w:rPr>
+        <w:t>）。</w:t>
+      </w:r>
+      <w:r>
+        <w:rPr>
+          <w:i/>
+          <w:lang w:val="zh_TW" w:bidi="zh_TW"/>
+        </w:rPr>
+        <w:t>見</w:t>
+      </w:r>
+      <w:r>
+        <w:rPr>
+          <w:lang w:val="zh_TW" w:bidi="zh_TW"/>
+        </w:rPr>
+        <w:t xml:space="preserve"> </w:t>
+      </w:r>
+      <w:r>
+        <w:rPr>
+          <w:lang w:val="zh_TW" w:bidi="zh_TW"/>
+        </w:rPr>
+        <w:t>耶母利</w:t>
+      </w:r>
+      <w:r>
+        <w:rPr>
+          <w:lang w:val="zh_TW" w:bidi="zh_TW"/>
+        </w:rPr>
+        <w:t>。</w:t>
+      </w:r>
+      <w:r>
+        <w:rPr>
+          <w:lang w:val="zh_TW" w:bidi="zh_TW"/>
+        </w:rPr>
+      </w:r>
+      <w:r>
+        <w:rPr>
+          <w:lang w:val="zh_TW" w:bidi="zh_TW"/>
+        </w:rPr>
+      </w:r>
+    </w:p>
+    <w:p>
+      <w:pPr/>
+      <w:r>
+        <w:rPr>
+          <w:lang w:val="zh_TW" w:bidi="zh_TW"/>
+        </w:rPr>
+      </w:r>
+    </w:p>
+    <w:p>
+      <w:pPr>
+        <w:pStyle w:val="Heading2"/>
+      </w:pPr>
+      <w:r>
+        <w:rPr>
+          <w:lang w:val="zh_TW" w:bidi="zh_TW"/>
+        </w:rPr>
+        <w:t>尼母利人</w:t>
+      </w:r>
+      <w:r>
+        <w:rPr>
+          <w:lang w:val="zh_TW" w:bidi="zh_TW"/>
+        </w:rPr>
+      </w:r>
+    </w:p>
+    <w:p>
+      <w:pPr/>
+      <w:r>
+        <w:rPr>
+          <w:lang w:val="zh_TW" w:bidi="zh_TW"/>
+        </w:rPr>
+      </w:r>
+      <w:r>
+        <w:rPr>
+          <w:lang w:val="zh_TW" w:bidi="zh_TW"/>
+        </w:rPr>
+        <w:t>屬於西緬支派尼母利家族的人（</w:t>
+      </w:r>
+      <w:hyperlink r:id="rId21">
+        <w:r>
+          <w:rPr>
+            <w:lang w:val="zh_TW" w:bidi="zh_TW"/>
+          </w:rPr>
+          <w:rPr>
+            <w:color w:val="0000EE"/>
+            <w:u w:val="single"/>
+          </w:rPr>
+          <w:t>民26:12</w:t>
+        </w:r>
+      </w:hyperlink>
+      <w:r>
+        <w:rPr>
+          <w:lang w:val="zh_TW" w:bidi="zh_TW"/>
+        </w:rPr>
+        <w:t>；在</w:t>
+      </w:r>
+      <w:hyperlink r:id="rId23">
+        <w:r>
+          <w:rPr>
+            <w:lang w:val="zh_TW" w:bidi="zh_TW"/>
+          </w:rPr>
+          <w:rPr>
+            <w:color w:val="0000EE"/>
+            <w:u w:val="single"/>
+          </w:rPr>
+          <w:t>創46:10</w:t>
+        </w:r>
+      </w:hyperlink>
+      <w:r>
+        <w:rPr>
+          <w:lang w:val="zh_TW" w:bidi="zh_TW"/>
+        </w:rPr>
+        <w:t>中另稱為耶母利）。</w:t>
+      </w:r>
+      <w:r>
+        <w:rPr>
+          <w:i/>
+          <w:lang w:val="zh_TW" w:bidi="zh_TW"/>
+        </w:rPr>
+        <w:t>見</w:t>
+      </w:r>
+      <w:r>
+        <w:rPr>
+          <w:lang w:val="zh_TW" w:bidi="zh_TW"/>
+        </w:rPr>
+        <w:t>耶母利</w:t>
+      </w:r>
+      <w:r>
+        <w:rPr>
+          <w:lang w:val="zh_TW" w:bidi="zh_TW"/>
+        </w:rPr>
+        <w:t>。</w:t>
+      </w:r>
+      <w:r>
+        <w:rPr>
+          <w:lang w:val="zh_TW" w:bidi="zh_TW"/>
+        </w:rPr>
+      </w:r>
+      <w:r>
+        <w:rPr>
+          <w:lang w:val="zh_TW" w:bidi="zh_TW"/>
+        </w:rPr>
+      </w:r>
+    </w:p>
+    <w:p>
+      <w:pPr/>
+      <w:r>
+        <w:rPr>
+          <w:lang w:val="zh_TW" w:bidi="zh_TW"/>
+        </w:rPr>
+      </w:r>
+    </w:p>
+    <w:p>
+      <w:pPr>
+        <w:pStyle w:val="Heading2"/>
+      </w:pPr>
+      <w:r>
+        <w:rPr>
+          <w:lang w:val="zh_TW" w:bidi="zh_TW"/>
+        </w:rPr>
         <w:t>尼尼微、尼尼微人</w:t>
       </w:r>
       <w:r>
@@ -550,7 +824,7 @@
         </w:rPr>
         <w:t>尼尼微的居住歷史可追溯到史前時代（約公元前4500年），這與</w:t>
       </w:r>
-      <w:hyperlink r:id="rId20">
+      <w:hyperlink r:id="rId24">
         <w:r>
           <w:rPr>
             <w:lang w:val="zh_TW" w:bidi="zh_TW"/>
@@ -753,7 +1027,7 @@
         </w:rPr>
         <w:t>舊約中有六卷書提及尼尼微。在創世記中，唯一提到尼尼微的是在列國表（the table of nations）中（</w:t>
       </w:r>
-      <w:hyperlink r:id="rId20">
+      <w:hyperlink r:id="rId24">
         <w:r>
           <w:rPr>
             <w:lang w:val="zh_TW" w:bidi="zh_TW"/>
@@ -771,7 +1045,7 @@
         </w:rPr>
         <w:t>），寧錄自示拿地往亞述去，建造尼尼微、利河伯、迦拉與利鮮，利鮮位於尼尼微和迦拉之間（</w:t>
       </w:r>
-      <w:hyperlink r:id="rId21">
+      <w:hyperlink r:id="rId25">
         <w:r>
           <w:rPr>
             <w:lang w:val="zh_TW" w:bidi="zh_TW"/>
@@ -803,7 +1077,7 @@
         </w:rPr>
         <w:t>米拿現所支付的貢品（</w:t>
       </w:r>
-      <w:hyperlink r:id="rId22">
+      <w:hyperlink r:id="rId26">
         <w:r>
           <w:rPr>
             <w:lang w:val="zh_TW" w:bidi="zh_TW"/>
@@ -821,7 +1095,7 @@
         </w:rPr>
         <w:t>）和撒馬利亞淪陷時所奪取的戰利品（</w:t>
       </w:r>
-      <w:hyperlink r:id="rId23">
+      <w:hyperlink r:id="rId27">
         <w:r>
           <w:rPr>
             <w:lang w:val="zh_TW" w:bidi="zh_TW"/>
@@ -839,7 +1113,7 @@
         </w:rPr>
         <w:t>）都被運送至尼尼微。西拿基立從希西家那裡所收取的貢物，也同樣被送到這座城中（</w:t>
       </w:r>
-      <w:hyperlink r:id="rId24">
+      <w:hyperlink r:id="rId28">
         <w:r>
           <w:rPr>
             <w:lang w:val="zh_TW" w:bidi="zh_TW"/>
@@ -871,7 +1145,7 @@
         </w:rPr>
         <w:t>在尼尼微西拿基立宮殿出土的浮雕中，有描繪拉吉圍城戰的場景（參</w:t>
       </w:r>
-      <w:hyperlink r:id="rId25">
+      <w:hyperlink r:id="rId29">
         <w:r>
           <w:rPr>
             <w:lang w:val="zh_TW" w:bidi="zh_TW"/>
@@ -917,7 +1191,7 @@
         </w:rPr>
         <w:t>與尼尼微有關的亞述諸王在以色列的歷史中扮演重要角色，然而尼尼微這個名稱在聖經歷史書中僅出現過一次。</w:t>
       </w:r>
-      <w:hyperlink r:id="rId26">
+      <w:hyperlink r:id="rId30">
         <w:r>
           <w:rPr>
             <w:lang w:val="zh_TW" w:bidi="zh_TW"/>
@@ -935,7 +1209,7 @@
         </w:rPr>
         <w:t>記載，在耶和華的使者擊殺了十八萬五千名士兵後，西拿基立回家並留在尼尼微。公元前681年，他在此被兩子所殺（參</w:t>
       </w:r>
-      <w:hyperlink r:id="rId27">
+      <w:hyperlink r:id="rId31">
         <w:r>
           <w:rPr>
             <w:lang w:val="zh_TW" w:bidi="zh_TW"/>
@@ -953,7 +1227,7 @@
         </w:rPr>
         <w:t>；</w:t>
       </w:r>
-      <w:hyperlink r:id="rId28">
+      <w:hyperlink r:id="rId32">
         <w:r>
           <w:rPr>
             <w:lang w:val="zh_TW" w:bidi="zh_TW"/>
@@ -971,7 +1245,7 @@
         </w:rPr>
         <w:t>；</w:t>
       </w:r>
-      <w:hyperlink r:id="rId29">
+      <w:hyperlink r:id="rId33">
         <w:r>
           <w:rPr>
             <w:lang w:val="zh_TW" w:bidi="zh_TW"/>
@@ -1003,7 +1277,7 @@
         </w:rPr>
         <w:t>約拿書中多次提到尼尼微，因上帝差遣先知前往該城宣告其即將臨到的審判。經文稱尼尼微為「大城」（</w:t>
       </w:r>
-      <w:hyperlink r:id="rId30">
+      <w:hyperlink r:id="rId34">
         <w:r>
           <w:rPr>
             <w:lang w:val="zh_TW" w:bidi="zh_TW"/>
@@ -1021,7 +1295,7 @@
         </w:rPr>
         <w:t>，</w:t>
       </w:r>
-      <w:hyperlink r:id="rId31">
+      <w:hyperlink r:id="rId35">
         <w:r>
           <w:rPr>
             <w:lang w:val="zh_TW" w:bidi="zh_TW"/>
@@ -1051,7 +1325,7 @@
         </w:rPr>
         <w:t>」（</w:t>
       </w:r>
-      <w:hyperlink r:id="rId32">
+      <w:hyperlink r:id="rId36">
         <w:r>
           <w:rPr>
             <w:lang w:val="zh_TW" w:bidi="zh_TW"/>
@@ -1095,7 +1369,7 @@
         </w:rPr>
         <w:t>」（</w:t>
       </w:r>
-      <w:hyperlink r:id="rId33">
+      <w:hyperlink r:id="rId37">
         <w:r>
           <w:rPr>
             <w:lang w:val="zh_TW" w:bidi="zh_TW"/>
@@ -1127,7 +1401,7 @@
         </w:rPr>
         <w:t>約拿宣講的是審判與毀滅的信息，但全城的悔改帶來了拯救（</w:t>
       </w:r>
-      <w:hyperlink r:id="rId34">
+      <w:hyperlink r:id="rId38">
         <w:r>
           <w:rPr>
             <w:lang w:val="zh_TW" w:bidi="zh_TW"/>
@@ -1145,7 +1419,7 @@
         </w:rPr>
         <w:t>）。那鴻以栩栩如生又激昂的語言宣告了這座城市最終的傾覆。西番亞也預言了尼尼微的毀滅，宣告它將成為荒涼之地，成為羊群躺臥之處，即使是隨意造訪的人也能體會（</w:t>
       </w:r>
-      <w:hyperlink r:id="rId35">
+      <w:hyperlink r:id="rId39">
         <w:r>
           <w:rPr>
             <w:lang w:val="zh_TW" w:bidi="zh_TW"/>
@@ -1191,7 +1465,7 @@
         </w:rPr>
         <w:t>新約聖經福音書中僅有幾次提到尼尼微，也都與審判有關。耶穌在回應文士和法利賽人的要求時，指出邪惡的世代在尋求神蹟；正如約拿曾是尼尼微人的一個神蹟，耶穌也將成為祂那世代的神蹟（</w:t>
       </w:r>
-      <w:hyperlink r:id="rId36">
+      <w:hyperlink r:id="rId40">
         <w:r>
           <w:rPr>
             <w:lang w:val="zh_TW" w:bidi="zh_TW"/>
@@ -1209,7 +1483,7 @@
         </w:rPr>
         <w:t>；</w:t>
       </w:r>
-      <w:hyperlink r:id="rId37">
+      <w:hyperlink r:id="rId41">
         <w:r>
           <w:rPr>
             <w:lang w:val="zh_TW" w:bidi="zh_TW"/>
@@ -1227,7 +1501,7 @@
         </w:rPr>
         <w:t>）。祂接著宣告，尼尼微人在審判時將與祂那世代的人一同起來定這世代的罪，因為尼尼微人在約拿的宣講下悔改了。現在，有一位比約拿更大的人已經來了（</w:t>
       </w:r>
-      <w:hyperlink r:id="rId38">
+      <w:hyperlink r:id="rId42">
         <w:r>
           <w:rPr>
             <w:lang w:val="zh_TW" w:bidi="zh_TW"/>
@@ -1245,7 +1519,7 @@
         </w:rPr>
         <w:t>；</w:t>
       </w:r>
-      <w:hyperlink r:id="rId39">
+      <w:hyperlink r:id="rId43">
         <w:r>
           <w:rPr>
             <w:lang w:val="zh_TW" w:bidi="zh_TW"/>
@@ -1367,7 +1641,7 @@
         </w:rPr>
         <w:t>這是在</w:t>
       </w:r>
-      <w:hyperlink r:id="rId40">
+      <w:hyperlink r:id="rId44">
         <w:r>
           <w:rPr>
             <w:lang w:val="zh_TW" w:bidi="zh_TW"/>
@@ -1385,7 +1659,7 @@
         </w:rPr>
         <w:t>和</w:t>
       </w:r>
-      <w:hyperlink r:id="rId41">
+      <w:hyperlink r:id="rId45">
         <w:r>
           <w:rPr>
             <w:lang w:val="zh_TW" w:bidi="zh_TW"/>
@@ -1537,7 +1811,7 @@
         </w:rPr>
         <w:t>（bitumen pits）的譯名（</w:t>
       </w:r>
-      <w:hyperlink r:id="rId42">
+      <w:hyperlink r:id="rId46">
         <w:r>
           <w:rPr>
             <w:lang w:val="zh_TW" w:bidi="zh_TW"/>
@@ -3482,6 +3756,12 @@
   </w:num>
   <w:num w:numId="13" w16cid:durableId="592781308">
     <w:abstractNumId w:val="11"/>
+  </w:num>
+  <w:num w:numId="14">
+    <w:abstractNumId w:val="3"/>
+    <w:lvlOverride w:ilvl="0">
+      <w:startOverride w:val="1"/>
+    </w:lvlOverride>
   </w:num>
   <w:numIdMacAtCleanup w:val="10"/>
 </w:numbering>

--- a/zht/docx/109.content.docx
+++ b/zht/docx/109.content.docx
@@ -149,7 +149,7 @@
         <w:rPr>
           <w:lang w:val="zh_TW" w:bidi="zh_TW"/>
         </w:rPr>
-        <w:t>ni</w:t>
+        <w:t>na</w:t>
       </w:r>
       <w:r>
         <w:rPr>
@@ -212,7 +212,7 @@
         <w:rPr>
           <w:lang w:val="zh_TW" w:bidi="zh_TW"/>
         </w:rPr>
-        <w:t>尼拜約</w:t>
+        <w:t>拿但業</w:t>
       </w:r>
       <w:r>
         <w:rPr>
@@ -231,7 +231,7 @@
         <w:rPr>
           <w:lang w:val="zh_TW" w:bidi="zh_TW"/>
         </w:rPr>
-        <w:t>以實瑪利十二個兒子中的長子（</w:t>
+        <w:t>加利利迦拿的猶太人，被耶穌呼召成為門徒（</w:t>
       </w:r>
       <w:hyperlink r:id="rId13">
         <w:r>
@@ -242,15 +242,9 @@
             <w:color w:val="0000EE"/>
             <w:u w:val="single"/>
           </w:rPr>
-          <w:t>創25:13</w:t>
-        </w:r>
-      </w:hyperlink>
-      <w:r>
-        <w:rPr>
-          <w:lang w:val="zh_TW" w:bidi="zh_TW"/>
-        </w:rPr>
-        <w:t>；</w:t>
-      </w:r>
+          <w:t>約1:45–50，</w:t>
+        </w:r>
+      </w:hyperlink>
       <w:hyperlink r:id="rId14">
         <w:r>
           <w:rPr>
@@ -260,14 +254,14 @@
             <w:color w:val="0000EE"/>
             <w:u w:val="single"/>
           </w:rPr>
-          <w:t>代上1:29</w:t>
-        </w:r>
-      </w:hyperlink>
-      <w:r>
-        <w:rPr>
-          <w:lang w:val="zh_TW" w:bidi="zh_TW"/>
-        </w:rPr>
-        <w:t>）。他的姊妹是瑪哈拉，她也被稱為「巴實抹」（參</w:t>
+          <w:t>21:2</w:t>
+        </w:r>
+      </w:hyperlink>
+      <w:r>
+        <w:rPr>
+          <w:lang w:val="zh_TW" w:bidi="zh_TW"/>
+        </w:rPr>
+        <w:t>）。起初，當腓力描述耶穌為整本舊約的應驗者時，拿但業持懷疑態度（</w:t>
       </w:r>
       <w:hyperlink r:id="rId15">
         <w:r>
@@ -278,14 +272,14 @@
             <w:color w:val="0000EE"/>
             <w:u w:val="single"/>
           </w:rPr>
-          <w:t>創36:3</w:t>
-        </w:r>
-      </w:hyperlink>
-      <w:r>
-        <w:rPr>
-          <w:lang w:val="zh_TW" w:bidi="zh_TW"/>
-        </w:rPr>
-        <w:t>），後來嫁給以掃（</w:t>
+          <w:t>1:45–46</w:t>
+        </w:r>
+      </w:hyperlink>
+      <w:r>
+        <w:rPr>
+          <w:lang w:val="zh_TW" w:bidi="zh_TW"/>
+        </w:rPr>
+        <w:t>），但在一次令人驚訝的個人相遇後，他就承認耶穌是神的兒子和以色列的王（</w:t>
       </w:r>
       <w:hyperlink r:id="rId16">
         <w:r>
@@ -296,14 +290,14 @@
             <w:color w:val="0000EE"/>
             <w:u w:val="single"/>
           </w:rPr>
-          <w:t>創28:9</w:t>
-        </w:r>
-      </w:hyperlink>
-      <w:r>
-        <w:rPr>
-          <w:lang w:val="zh_TW" w:bidi="zh_TW"/>
-        </w:rPr>
-        <w:t>）。</w:t>
+          <w:t>49</w:t>
+        </w:r>
+      </w:hyperlink>
+      <w:r>
+        <w:rPr>
+          <w:lang w:val="zh_TW" w:bidi="zh_TW"/>
+        </w:rPr>
+        <w:t>節）。</w:t>
       </w:r>
     </w:p>
     <w:p>
@@ -317,7 +311,7 @@
         <w:rPr>
           <w:lang w:val="zh_TW" w:bidi="zh_TW"/>
         </w:rPr>
-        <w:t>尼拜約後裔的身分並不確定。他們可能是阿拉伯族群拿巴提人（Nabatean）之祖先，這個族群曾佔有以東之地，以及約旦河東（外約旦）的部分地區，其勢力向北一直延伸到帕米拉（Palmyra，古代的達莫）。尼拜約與基達的後裔都以羊群優良而聞名（</w:t>
+        <w:t>由於拿但業在新約中僅於約翰福音中出現，一些學者認為他可能與對觀福音中的其他人物是同一人。因他與安得烈、彼得和腓力的呼召同時出現，有些人推測他是十二使徒之一，可能就是巴多羅買。支持此觀點的三個理由是：（1）巴多羅買是家族名（意即「多買的兒子」），應會有另一個名字；（2）在對觀福音中的十二使徒名單中，巴多羅買均緊隨腓力之後（</w:t>
       </w:r>
       <w:hyperlink r:id="rId17">
         <w:r>
@@ -328,24 +322,50 @@
             <w:color w:val="0000EE"/>
             <w:u w:val="single"/>
           </w:rPr>
-          <w:t>賽60:7</w:t>
-        </w:r>
-      </w:hyperlink>
-      <w:r>
-        <w:rPr>
-          <w:lang w:val="zh_TW" w:bidi="zh_TW"/>
-        </w:rPr>
-        <w:t>）。亞述王亞述巴尼拔（Ashurbanipal）的著作中也有提及他們，這位亞述王生活在公元前七世紀。</w:t>
-      </w:r>
-      <w:r>
-        <w:rPr>
-          <w:lang w:val="zh_TW" w:bidi="zh_TW"/>
-        </w:rPr>
-      </w:r>
-      <w:r>
-        <w:rPr>
-          <w:lang w:val="zh_TW" w:bidi="zh_TW"/>
-        </w:rPr>
+          <w:t>太10:2–4</w:t>
+        </w:r>
+      </w:hyperlink>
+      <w:r>
+        <w:rPr>
+          <w:lang w:val="zh_TW" w:bidi="zh_TW"/>
+        </w:rPr>
+        <w:t>；</w:t>
+      </w:r>
+      <w:hyperlink r:id="rId18">
+        <w:r>
+          <w:rPr>
+            <w:lang w:val="zh_TW" w:bidi="zh_TW"/>
+          </w:rPr>
+          <w:rPr>
+            <w:color w:val="0000EE"/>
+            <w:u w:val="single"/>
+          </w:rPr>
+          <w:t>可3:16–19</w:t>
+        </w:r>
+      </w:hyperlink>
+      <w:r>
+        <w:rPr>
+          <w:lang w:val="zh_TW" w:bidi="zh_TW"/>
+        </w:rPr>
+        <w:t>；</w:t>
+      </w:r>
+      <w:hyperlink r:id="rId19">
+        <w:r>
+          <w:rPr>
+            <w:lang w:val="zh_TW" w:bidi="zh_TW"/>
+          </w:rPr>
+          <w:rPr>
+            <w:color w:val="0000EE"/>
+            <w:u w:val="single"/>
+          </w:rPr>
+          <w:t>路6:14–16</w:t>
+        </w:r>
+      </w:hyperlink>
+      <w:r>
+        <w:rPr>
+          <w:lang w:val="zh_TW" w:bidi="zh_TW"/>
+        </w:rPr>
+        <w:t>），與約翰記載中拿但業跟隨腓力的呼召吻合；（3）巴多羅買的名字沒有出現在約翰福音中。</w:t>
       </w:r>
     </w:p>
     <w:p>
@@ -355,21 +375,53 @@
           <w:lang w:val="zh_TW" w:bidi="zh_TW"/>
         </w:rPr>
       </w:r>
-    </w:p>
-    <w:p>
-      <w:pPr>
-        <w:pStyle w:val="Heading2"/>
-      </w:pPr>
-      <w:r>
-        <w:rPr>
-          <w:lang w:val="zh_TW" w:bidi="zh_TW"/>
-        </w:rPr>
-        <w:t>尼哥坡里</w:t>
-      </w:r>
-      <w:r>
-        <w:rPr>
-          <w:lang w:val="zh_TW" w:bidi="zh_TW"/>
-        </w:rPr>
+      <w:r>
+        <w:rPr>
+          <w:lang w:val="zh_TW" w:bidi="zh_TW"/>
+        </w:rPr>
+        <w:t>另一種觀點認為，拿但業是亞勒腓的兒子雅各。根據此觀點，</w:t>
+      </w:r>
+      <w:hyperlink r:id="rId20">
+        <w:r>
+          <w:rPr>
+            <w:lang w:val="zh_TW" w:bidi="zh_TW"/>
+          </w:rPr>
+          <w:rPr>
+            <w:color w:val="0000EE"/>
+            <w:u w:val="single"/>
+          </w:rPr>
+          <w:t>約翰福音一章47節</w:t>
+        </w:r>
+      </w:hyperlink>
+      <w:r>
+        <w:rPr>
+          <w:lang w:val="zh_TW" w:bidi="zh_TW"/>
+        </w:rPr>
+        <w:t>中耶穌的話應譯作「看哪，以色列</w:t>
+      </w:r>
+      <w:r>
+        <w:rPr>
+          <w:lang w:val="zh_TW" w:bidi="zh_TW"/>
+        </w:rPr>
+        <w:t>〔</w:t>
+      </w:r>
+      <w:r>
+        <w:rPr>
+          <w:lang w:val="zh_TW" w:bidi="zh_TW"/>
+        </w:rPr>
+        <w:t>而非『真以色列人』</w:t>
+      </w:r>
+      <w:r>
+        <w:rPr>
+          <w:lang w:val="zh_TW" w:bidi="zh_TW"/>
+        </w:rPr>
+        <w:t>〕</w:t>
+      </w:r>
+      <w:r>
+        <w:rPr>
+          <w:lang w:val="zh_TW" w:bidi="zh_TW"/>
+        </w:rPr>
+        <w:t>是沒有詭詐的！」以色列是神賜給雅各的名字，而雅各在新約中對應名是雅各（James）。約翰稱亞勒腓的兒子雅各為拿但業，以區別於早期教會中的其他同名者。</w:t>
       </w:r>
     </w:p>
     <w:p>
@@ -383,7 +435,7 @@
         <w:rPr>
           <w:lang w:val="zh_TW" w:bidi="zh_TW"/>
         </w:rPr>
-        <w:t>名稱的意思是「勝利之城」。在羅馬帝國，當一個新建的城市需要命名時，尼哥坡里（Nicopolis）是一個常見的選擇。在戰爭時期為了紀念軍事勝利而建的城鎮，通常被命名為尼哥坡里。</w:t>
+        <w:t>也有兩種可能性較低的說法認為，拿但業可能是馬太或迦拿人西門。第一個觀點基於馬太（「耶和華的禮物」）和拿但業（「耶和華已賜」）名稱的相似語源；第二個觀點則基於兩人都來自迦拿。</w:t>
       </w:r>
     </w:p>
     <w:p>
@@ -397,43 +449,109 @@
         <w:rPr>
           <w:lang w:val="zh_TW" w:bidi="zh_TW"/>
         </w:rPr>
-        <w:t>在保羅寫給提多的信中，保羅告訴提多離開他一直在事奉的克里特（</w:t>
-      </w:r>
-      <w:hyperlink r:id="rId18">
-        <w:r>
-          <w:rPr>
-            <w:lang w:val="zh_TW" w:bidi="zh_TW"/>
-          </w:rPr>
-          <w:rPr>
-            <w:color w:val="0000EE"/>
-            <w:u w:val="single"/>
-          </w:rPr>
-          <w:t>多1:5</w:t>
-        </w:r>
-      </w:hyperlink>
-      <w:r>
-        <w:rPr>
-          <w:lang w:val="zh_TW" w:bidi="zh_TW"/>
-        </w:rPr>
-        <w:t>），前往尼哥坡里，使徒正在那裏作工，並且保羅計劃在那裡過冬（</w:t>
-      </w:r>
-      <w:hyperlink r:id="rId19">
-        <w:r>
-          <w:rPr>
-            <w:lang w:val="zh_TW" w:bidi="zh_TW"/>
-          </w:rPr>
-          <w:rPr>
-            <w:color w:val="0000EE"/>
-            <w:u w:val="single"/>
-          </w:rPr>
-          <w:t>3:12</w:t>
-        </w:r>
-      </w:hyperlink>
-      <w:r>
-        <w:rPr>
-          <w:lang w:val="zh_TW" w:bidi="zh_TW"/>
-        </w:rPr>
-        <w:t>）。在整個羅馬帝國的九個尼哥坡里城中，幾乎可以肯定保羅指的是位於哥林多灣西北方和伊庇魯斯（Epirus）海岬東南方的城市。岬是一塊突入水體的高地，如同半島或俯瞰大海的懸崖。</w:t>
+        <w:t>總結來看，最可能的結論是：拿但業並非十二使徒之一，而僅是約翰記載的門徒之一。此觀點與早期教父文獻相符。在約翰福音中，拿但業象徵了那些克服最初的懷疑，並信靠基督的真正猶太人。這一象徵性意義可從以下三點觀察到：（1）他對耶穌的最初反應類似於那些信仰律法和先知書之人的反應（</w:t>
+      </w:r>
+      <w:hyperlink r:id="rId21">
+        <w:r>
+          <w:rPr>
+            <w:lang w:val="zh_TW" w:bidi="zh_TW"/>
+          </w:rPr>
+          <w:rPr>
+            <w:color w:val="0000EE"/>
+            <w:u w:val="single"/>
+          </w:rPr>
+          <w:t>約7:15、27、41，</w:t>
+        </w:r>
+      </w:hyperlink>
+      <w:hyperlink r:id="rId22">
+        <w:r>
+          <w:rPr>
+            <w:lang w:val="zh_TW" w:bidi="zh_TW"/>
+          </w:rPr>
+          <w:rPr>
+            <w:color w:val="0000EE"/>
+            <w:u w:val="single"/>
+          </w:rPr>
+          <w:t>9:41</w:t>
+        </w:r>
+      </w:hyperlink>
+      <w:r>
+        <w:rPr>
+          <w:lang w:val="zh_TW" w:bidi="zh_TW"/>
+        </w:rPr>
+        <w:t>）；（2）耶穌提到祂看見拿但業在無花果樹下（</w:t>
+      </w:r>
+      <w:hyperlink r:id="rId23">
+        <w:r>
+          <w:rPr>
+            <w:lang w:val="zh_TW" w:bidi="zh_TW"/>
+          </w:rPr>
+          <w:rPr>
+            <w:color w:val="0000EE"/>
+            <w:u w:val="single"/>
+          </w:rPr>
+          <w:t>1:48</w:t>
+        </w:r>
+      </w:hyperlink>
+      <w:r>
+        <w:rPr>
+          <w:lang w:val="zh_TW" w:bidi="zh_TW"/>
+        </w:rPr>
+        <w:t>），這表明他對律法的虔誠（拉比文學中，學習律法的理想地點就是無花果樹下）；（3）耶穌將拿但業與以色列的祖先雅各聯繫起來。在</w:t>
+      </w:r>
+      <w:hyperlink r:id="rId24">
+        <w:r>
+          <w:rPr>
+            <w:lang w:val="zh_TW" w:bidi="zh_TW"/>
+          </w:rPr>
+          <w:rPr>
+            <w:color w:val="0000EE"/>
+            <w:u w:val="single"/>
+          </w:rPr>
+          <w:t>創世記二十五至三十二章</w:t>
+        </w:r>
+      </w:hyperlink>
+      <w:r>
+        <w:rPr>
+          <w:lang w:val="zh_TW" w:bidi="zh_TW"/>
+        </w:rPr>
+        <w:t>中，雅各確實在與以掃和拉班的相處中表現出狡猾和機智。</w:t>
+      </w:r>
+      <w:hyperlink r:id="rId25">
+        <w:r>
+          <w:rPr>
+            <w:lang w:val="zh_TW" w:bidi="zh_TW"/>
+          </w:rPr>
+          <w:rPr>
+            <w:color w:val="0000EE"/>
+            <w:u w:val="single"/>
+          </w:rPr>
+          <w:t>約翰福音一章51節</w:t>
+        </w:r>
+      </w:hyperlink>
+      <w:r>
+        <w:rPr>
+          <w:lang w:val="zh_TW" w:bidi="zh_TW"/>
+        </w:rPr>
+        <w:t>進一步加強了拿但業與雅各的關聯，呈現了天使上去下來的意象，這讓人想起雅各的夢境，並且發生地靠近伯特利和雅博河，即雅各的經歷之地。拿但業因此成為敬虔以色列人的象徵，表達出真正以色列人應對耶穌的適當回應——從起初的懷疑到信心的建立（參</w:t>
+      </w:r>
+      <w:hyperlink r:id="rId26">
+        <w:r>
+          <w:rPr>
+            <w:lang w:val="zh_TW" w:bidi="zh_TW"/>
+          </w:rPr>
+          <w:rPr>
+            <w:color w:val="0000EE"/>
+            <w:u w:val="single"/>
+          </w:rPr>
+          <w:t>羅9:6</w:t>
+        </w:r>
+      </w:hyperlink>
+      <w:r>
+        <w:rPr>
+          <w:lang w:val="zh_TW" w:bidi="zh_TW"/>
+        </w:rPr>
+        <w:t>）。</w:t>
       </w:r>
     </w:p>
     <w:p>
@@ -445,9 +563,28 @@
       </w:r>
       <w:r>
         <w:rPr>
-          <w:lang w:val="zh_TW" w:bidi="zh_TW"/>
-        </w:rPr>
-        <w:t>屋大維（Octavian，後來成為羅馬帝國第一位統治者）於公元前31年建立了這座城市，以慶祝他在附近進行的偉大的亞克興戰役（battle of Actium）中戰勝安東尼（Mark Antony）。尼哥坡里的名稱和政府都是希臘式的，並且是附近許多城的中心。這座新的尼哥坡里是一個非常大的城，擁有類似於附近的雅典城的獨立性。該城建造了神廟、劇院、競技場和水道，並設立了一年四次的慶典比賽。尼哥坡里最著名的市民，是斯多亞派（Stoic）哲學家愛比克泰德（Epictetus），他大約在公元90年居住在那裡。保羅曾在這個大城及其周邊的小社區中傳揚福音。</w:t>
+          <w:i/>
+          <w:lang w:val="zh_TW" w:bidi="zh_TW"/>
+        </w:rPr>
+        <w:t>另見</w:t>
+      </w:r>
+      <w:r>
+        <w:rPr>
+          <w:lang w:val="zh_TW" w:bidi="zh_TW"/>
+        </w:rPr>
+        <w:t xml:space="preserve"> </w:t>
+      </w:r>
+      <w:r>
+        <w:rPr>
+          <w:lang w:val="zh_TW" w:bidi="zh_TW"/>
+        </w:rPr>
+        <w:t>使徒，使徒職分</w:t>
+      </w:r>
+      <w:r>
+        <w:rPr>
+          <w:lang w:val="zh_TW" w:bidi="zh_TW"/>
+        </w:rPr>
+        <w:t>。</w:t>
       </w:r>
       <w:r>
         <w:rPr>
@@ -476,7 +613,193 @@
         <w:rPr>
           <w:lang w:val="zh_TW" w:bidi="zh_TW"/>
         </w:rPr>
-        <w:t>尼母利</w:t>
+        <w:t>拿非施</w:t>
+      </w:r>
+      <w:r>
+        <w:rPr>
+          <w:lang w:val="zh_TW" w:bidi="zh_TW"/>
+        </w:rPr>
+      </w:r>
+    </w:p>
+    <w:p>
+      <w:pPr/>
+      <w:r>
+        <w:rPr>
+          <w:lang w:val="zh_TW" w:bidi="zh_TW"/>
+        </w:rPr>
+      </w:r>
+      <w:r>
+        <w:rPr>
+          <w:lang w:val="zh_TW" w:bidi="zh_TW"/>
+        </w:rPr>
+        <w:t>以實瑪利十二個兒子中的第十一位（</w:t>
+      </w:r>
+      <w:hyperlink r:id="rId27">
+        <w:r>
+          <w:rPr>
+            <w:lang w:val="zh_TW" w:bidi="zh_TW"/>
+          </w:rPr>
+          <w:rPr>
+            <w:color w:val="0000EE"/>
+            <w:u w:val="single"/>
+          </w:rPr>
+          <w:t>創25:15</w:t>
+        </w:r>
+      </w:hyperlink>
+      <w:r>
+        <w:rPr>
+          <w:lang w:val="zh_TW" w:bidi="zh_TW"/>
+        </w:rPr>
+        <w:t>；</w:t>
+      </w:r>
+      <w:hyperlink r:id="rId28">
+        <w:r>
+          <w:rPr>
+            <w:lang w:val="zh_TW" w:bidi="zh_TW"/>
+          </w:rPr>
+          <w:rPr>
+            <w:color w:val="0000EE"/>
+            <w:u w:val="single"/>
+          </w:rPr>
+          <w:t>代上1:31</w:t>
+        </w:r>
+      </w:hyperlink>
+      <w:r>
+        <w:rPr>
+          <w:lang w:val="zh_TW" w:bidi="zh_TW"/>
+        </w:rPr>
+        <w:t>），也是一個以他名字命名的部族的始祖。這個部族後來曾與住在約旦河東的以色列支派交戰（</w:t>
+      </w:r>
+      <w:hyperlink r:id="rId29">
+        <w:r>
+          <w:rPr>
+            <w:lang w:val="zh_TW" w:bidi="zh_TW"/>
+          </w:rPr>
+          <w:rPr>
+            <w:color w:val="0000EE"/>
+            <w:u w:val="single"/>
+          </w:rPr>
+          <w:t>代上5:19</w:t>
+        </w:r>
+      </w:hyperlink>
+      <w:r>
+        <w:rPr>
+          <w:lang w:val="zh_TW" w:bidi="zh_TW"/>
+        </w:rPr>
+        <w:t>）。</w:t>
+      </w:r>
+      <w:r>
+        <w:rPr>
+          <w:lang w:val="zh_TW" w:bidi="zh_TW"/>
+        </w:rPr>
+      </w:r>
+      <w:r>
+        <w:rPr>
+          <w:lang w:val="zh_TW" w:bidi="zh_TW"/>
+        </w:rPr>
+      </w:r>
+    </w:p>
+    <w:p>
+      <w:pPr/>
+      <w:r>
+        <w:rPr>
+          <w:lang w:val="zh_TW" w:bidi="zh_TW"/>
+        </w:rPr>
+      </w:r>
+    </w:p>
+    <w:p>
+      <w:pPr>
+        <w:pStyle w:val="Heading2"/>
+      </w:pPr>
+      <w:r>
+        <w:rPr>
+          <w:lang w:val="zh_TW" w:bidi="zh_TW"/>
+        </w:rPr>
+        <w:t>拿弗土希人</w:t>
+      </w:r>
+      <w:r>
+        <w:rPr>
+          <w:lang w:val="zh_TW" w:bidi="zh_TW"/>
+        </w:rPr>
+      </w:r>
+    </w:p>
+    <w:p>
+      <w:pPr/>
+      <w:r>
+        <w:rPr>
+          <w:lang w:val="zh_TW" w:bidi="zh_TW"/>
+        </w:rPr>
+      </w:r>
+      <w:r>
+        <w:rPr>
+          <w:lang w:val="zh_TW" w:bidi="zh_TW"/>
+        </w:rPr>
+        <w:t>埃及人是挪亞和含的後代（</w:t>
+      </w:r>
+      <w:hyperlink r:id="rId30">
+        <w:r>
+          <w:rPr>
+            <w:lang w:val="zh_TW" w:bidi="zh_TW"/>
+          </w:rPr>
+          <w:rPr>
+            <w:color w:val="0000EE"/>
+            <w:u w:val="single"/>
+          </w:rPr>
+          <w:t>創10:13</w:t>
+        </w:r>
+      </w:hyperlink>
+      <w:r>
+        <w:rPr>
+          <w:lang w:val="zh_TW" w:bidi="zh_TW"/>
+        </w:rPr>
+        <w:t>；</w:t>
+      </w:r>
+      <w:hyperlink r:id="rId31">
+        <w:r>
+          <w:rPr>
+            <w:lang w:val="zh_TW" w:bidi="zh_TW"/>
+          </w:rPr>
+          <w:rPr>
+            <w:color w:val="0000EE"/>
+            <w:u w:val="single"/>
+          </w:rPr>
+          <w:t>代上1:11</w:t>
+        </w:r>
+      </w:hyperlink>
+      <w:r>
+        <w:rPr>
+          <w:lang w:val="zh_TW" w:bidi="zh_TW"/>
+        </w:rPr>
+        <w:t>），被列在利哈比人和帕特魯細人部落之間。一些學者認為，拿弗土希人是中埃及的居民，位於下埃及的利比亞人和上埃及的帕特魯細人之間。然而，他們在古代定居的實際位置不明。</w:t>
+      </w:r>
+      <w:r>
+        <w:rPr>
+          <w:lang w:val="zh_TW" w:bidi="zh_TW"/>
+        </w:rPr>
+      </w:r>
+      <w:r>
+        <w:rPr>
+          <w:lang w:val="zh_TW" w:bidi="zh_TW"/>
+        </w:rPr>
+      </w:r>
+    </w:p>
+    <w:p>
+      <w:pPr/>
+      <w:r>
+        <w:rPr>
+          <w:lang w:val="zh_TW" w:bidi="zh_TW"/>
+        </w:rPr>
+      </w:r>
+    </w:p>
+    <w:p>
+      <w:pPr>
+        <w:pStyle w:val="Heading2"/>
+      </w:pPr>
+      <w:r>
+        <w:rPr>
+          <w:lang w:val="zh_TW" w:bidi="zh_TW"/>
+        </w:rPr>
+        <w:t>拿哈</w:t>
       </w:r>
       <w:r>
         <w:rPr>
@@ -503,18 +826,54 @@
         <w:rPr>
           <w:lang w:val="zh_TW" w:bidi="zh_TW"/>
         </w:rPr>
-        <w:t>呂便人，以利押的兒子（</w:t>
-      </w:r>
-      <w:hyperlink r:id="rId20">
-        <w:r>
-          <w:rPr>
-            <w:lang w:val="zh_TW" w:bidi="zh_TW"/>
-          </w:rPr>
-          <w:rPr>
-            <w:color w:val="0000EE"/>
-            <w:u w:val="single"/>
-          </w:rPr>
-          <w:t>民26:9</w:t>
+        <w:t>流珥的長子，也是以東一個宗族的族長（</w:t>
+      </w:r>
+      <w:hyperlink r:id="rId32">
+        <w:r>
+          <w:rPr>
+            <w:lang w:val="zh_TW" w:bidi="zh_TW"/>
+          </w:rPr>
+          <w:rPr>
+            <w:color w:val="0000EE"/>
+            <w:u w:val="single"/>
+          </w:rPr>
+          <w:t>創36:13</w:t>
+        </w:r>
+      </w:hyperlink>
+      <w:r>
+        <w:rPr>
+          <w:lang w:val="zh_TW" w:bidi="zh_TW"/>
+        </w:rPr>
+        <w:t>、</w:t>
+      </w:r>
+      <w:hyperlink r:id="rId32">
+        <w:r>
+          <w:rPr>
+            <w:lang w:val="zh_TW" w:bidi="zh_TW"/>
+          </w:rPr>
+          <w:rPr>
+            <w:color w:val="0000EE"/>
+            <w:u w:val="single"/>
+          </w:rPr>
+          <w:t>17</w:t>
+        </w:r>
+      </w:hyperlink>
+      <w:r>
+        <w:rPr>
+          <w:lang w:val="zh_TW" w:bidi="zh_TW"/>
+        </w:rPr>
+        <w:t>；</w:t>
+      </w:r>
+      <w:hyperlink r:id="rId33">
+        <w:r>
+          <w:rPr>
+            <w:lang w:val="zh_TW" w:bidi="zh_TW"/>
+          </w:rPr>
+          <w:rPr>
+            <w:color w:val="0000EE"/>
+            <w:u w:val="single"/>
+          </w:rPr>
+          <w:t>代上1:37</w:t>
         </w:r>
       </w:hyperlink>
       <w:r>
@@ -539,54 +898,18 @@
         <w:rPr>
           <w:lang w:val="zh_TW" w:bidi="zh_TW"/>
         </w:rPr>
-        <w:t>西緬的兒子之一（</w:t>
-      </w:r>
-      <w:hyperlink r:id="rId21">
-        <w:r>
-          <w:rPr>
-            <w:lang w:val="zh_TW" w:bidi="zh_TW"/>
-          </w:rPr>
-          <w:rPr>
-            <w:color w:val="0000EE"/>
-            <w:u w:val="single"/>
-          </w:rPr>
-          <w:t>民26:12</w:t>
-        </w:r>
-      </w:hyperlink>
-      <w:r>
-        <w:rPr>
-          <w:lang w:val="zh_TW" w:bidi="zh_TW"/>
-        </w:rPr>
-        <w:t>；</w:t>
-      </w:r>
-      <w:hyperlink r:id="rId22">
-        <w:r>
-          <w:rPr>
-            <w:lang w:val="zh_TW" w:bidi="zh_TW"/>
-          </w:rPr>
-          <w:rPr>
-            <w:color w:val="0000EE"/>
-            <w:u w:val="single"/>
-          </w:rPr>
-          <w:t>代上4:24</w:t>
-        </w:r>
-      </w:hyperlink>
-      <w:r>
-        <w:rPr>
-          <w:lang w:val="zh_TW" w:bidi="zh_TW"/>
-        </w:rPr>
-        <w:t>），又稱耶母利（</w:t>
-      </w:r>
-      <w:hyperlink r:id="rId23">
-        <w:r>
-          <w:rPr>
-            <w:lang w:val="zh_TW" w:bidi="zh_TW"/>
-          </w:rPr>
-          <w:rPr>
-            <w:color w:val="0000EE"/>
-            <w:u w:val="single"/>
-          </w:rPr>
-          <w:t>創46:10</w:t>
+        <w:t>利未人，屬哥轄家族，是以利加拿的孫子（</w:t>
+      </w:r>
+      <w:hyperlink r:id="rId34">
+        <w:r>
+          <w:rPr>
+            <w:lang w:val="zh_TW" w:bidi="zh_TW"/>
+          </w:rPr>
+          <w:rPr>
+            <w:color w:val="0000EE"/>
+            <w:u w:val="single"/>
+          </w:rPr>
+          <w:t>代上6:26</w:t>
         </w:r>
       </w:hyperlink>
       <w:r>
@@ -595,30 +918,41 @@
         </w:rPr>
         <w:t>）。</w:t>
       </w:r>
-      <w:r>
-        <w:rPr>
-          <w:i/>
-          <w:lang w:val="zh_TW" w:bidi="zh_TW"/>
-        </w:rPr>
-        <w:t>見</w:t>
-      </w:r>
-      <w:r>
-        <w:rPr>
-          <w:lang w:val="zh_TW" w:bidi="zh_TW"/>
-        </w:rPr>
-        <w:t xml:space="preserve"> </w:t>
-      </w:r>
-      <w:r>
-        <w:rPr>
-          <w:lang w:val="zh_TW" w:bidi="zh_TW"/>
-        </w:rPr>
-        <w:t>耶母利</w:t>
-      </w:r>
-      <w:r>
-        <w:rPr>
-          <w:lang w:val="zh_TW" w:bidi="zh_TW"/>
-        </w:rPr>
-        <w:t>。</w:t>
+    </w:p>
+    <w:p>
+      <w:pPr>
+        <w:pStyle w:val="ListNumber"/>
+        <w:spacing w:line="240" w:lineRule="auto"/>
+        <w:ind w:left="720"/>
+      </w:pPr>
+      <w:r>
+        <w:rPr>
+          <w:lang w:val="zh_TW" w:bidi="zh_TW"/>
+        </w:rPr>
+      </w:r>
+      <w:r>
+        <w:rPr>
+          <w:lang w:val="zh_TW" w:bidi="zh_TW"/>
+        </w:rPr>
+        <w:t>希西家王在位時的一位利未人，負責監督聖殿的事務（</w:t>
+      </w:r>
+      <w:hyperlink r:id="rId35">
+        <w:r>
+          <w:rPr>
+            <w:lang w:val="zh_TW" w:bidi="zh_TW"/>
+          </w:rPr>
+          <w:rPr>
+            <w:color w:val="0000EE"/>
+            <w:u w:val="single"/>
+          </w:rPr>
+          <w:t>代下31:13</w:t>
+        </w:r>
+      </w:hyperlink>
+      <w:r>
+        <w:rPr>
+          <w:lang w:val="zh_TW" w:bidi="zh_TW"/>
+        </w:rPr>
+        <w:t>）。</w:t>
       </w:r>
       <w:r>
         <w:rPr>
@@ -647,7 +981,264 @@
         <w:rPr>
           <w:lang w:val="zh_TW" w:bidi="zh_TW"/>
         </w:rPr>
-        <w:t>尼母利人</w:t>
+        <w:t>拿鶴 (人物)</w:t>
+      </w:r>
+      <w:r>
+        <w:rPr>
+          <w:lang w:val="zh_TW" w:bidi="zh_TW"/>
+        </w:rPr>
+      </w:r>
+    </w:p>
+    <w:p>
+      <w:pPr>
+        <w:pStyle w:val="ListNumber"/>
+        <w:numPr>
+          <w:ilvl w:val="0"/>
+          <w:numId w:val="15"/>
+        </w:numPr>
+        <w:spacing w:line="240" w:lineRule="auto"/>
+        <w:ind w:left="720"/>
+      </w:pPr>
+      <w:r>
+        <w:rPr>
+          <w:lang w:val="zh_TW" w:bidi="zh_TW"/>
+        </w:rPr>
+      </w:r>
+      <w:r>
+        <w:rPr>
+          <w:lang w:val="zh_TW" w:bidi="zh_TW"/>
+        </w:rPr>
+        <w:t>亞伯拉罕的祖父（</w:t>
+      </w:r>
+      <w:hyperlink r:id="rId36">
+        <w:r>
+          <w:rPr>
+            <w:lang w:val="zh_TW" w:bidi="zh_TW"/>
+          </w:rPr>
+          <w:rPr>
+            <w:color w:val="0000EE"/>
+            <w:u w:val="single"/>
+          </w:rPr>
+          <w:t>創11:22–25</w:t>
+        </w:r>
+      </w:hyperlink>
+      <w:r>
+        <w:rPr>
+          <w:lang w:val="zh_TW" w:bidi="zh_TW"/>
+        </w:rPr>
+        <w:t>；</w:t>
+      </w:r>
+      <w:hyperlink r:id="rId37">
+        <w:r>
+          <w:rPr>
+            <w:lang w:val="zh_TW" w:bidi="zh_TW"/>
+          </w:rPr>
+          <w:rPr>
+            <w:color w:val="0000EE"/>
+            <w:u w:val="single"/>
+          </w:rPr>
+          <w:t>代上1:26</w:t>
+        </w:r>
+      </w:hyperlink>
+      <w:r>
+        <w:rPr>
+          <w:lang w:val="zh_TW" w:bidi="zh_TW"/>
+        </w:rPr>
+        <w:t>），且根據</w:t>
+      </w:r>
+      <w:hyperlink r:id="rId38">
+        <w:r>
+          <w:rPr>
+            <w:lang w:val="zh_TW" w:bidi="zh_TW"/>
+          </w:rPr>
+          <w:rPr>
+            <w:color w:val="0000EE"/>
+            <w:u w:val="single"/>
+          </w:rPr>
+          <w:t>路加福音三章34節</w:t>
+        </w:r>
+      </w:hyperlink>
+      <w:r>
+        <w:rPr>
+          <w:lang w:val="zh_TW" w:bidi="zh_TW"/>
+        </w:rPr>
+        <w:t>，他也是耶穌的祖先。一些英文譯本使用希臘文拼寫「拿鶴〔Nachor〕」。創世記和歷代志上的經文顯示出拿鶴出自於閃的後裔，因此亞伯拉罕及其後代屬於閃族。</w:t>
+      </w:r>
+    </w:p>
+    <w:p>
+      <w:pPr>
+        <w:pStyle w:val="ListNumber"/>
+        <w:spacing w:line="240" w:lineRule="auto"/>
+        <w:ind w:left="720"/>
+      </w:pPr>
+      <w:r>
+        <w:rPr>
+          <w:lang w:val="zh_TW" w:bidi="zh_TW"/>
+        </w:rPr>
+      </w:r>
+      <w:r>
+        <w:rPr>
+          <w:lang w:val="zh_TW" w:bidi="zh_TW"/>
+        </w:rPr>
+        <w:t>他拉的兒子、亞伯拉罕的兄弟（</w:t>
+      </w:r>
+      <w:hyperlink r:id="rId39">
+        <w:r>
+          <w:rPr>
+            <w:lang w:val="zh_TW" w:bidi="zh_TW"/>
+          </w:rPr>
+          <w:rPr>
+            <w:color w:val="0000EE"/>
+            <w:u w:val="single"/>
+          </w:rPr>
+          <w:t>創11:26–29</w:t>
+        </w:r>
+      </w:hyperlink>
+      <w:r>
+        <w:rPr>
+          <w:lang w:val="zh_TW" w:bidi="zh_TW"/>
+        </w:rPr>
+        <w:t>；</w:t>
+      </w:r>
+      <w:hyperlink r:id="rId40">
+        <w:r>
+          <w:rPr>
+            <w:lang w:val="zh_TW" w:bidi="zh_TW"/>
+          </w:rPr>
+          <w:rPr>
+            <w:color w:val="0000EE"/>
+            <w:u w:val="single"/>
+          </w:rPr>
+          <w:t>書24:2</w:t>
+        </w:r>
+      </w:hyperlink>
+      <w:r>
+        <w:rPr>
+          <w:lang w:val="zh_TW" w:bidi="zh_TW"/>
+        </w:rPr>
+        <w:t>）。他娶了哈蘭的女兒密迦，他的家譜在</w:t>
+      </w:r>
+      <w:hyperlink r:id="rId41">
+        <w:r>
+          <w:rPr>
+            <w:lang w:val="zh_TW" w:bidi="zh_TW"/>
+          </w:rPr>
+          <w:rPr>
+            <w:color w:val="0000EE"/>
+            <w:u w:val="single"/>
+          </w:rPr>
+          <w:t>創世記二十二章20至23節</w:t>
+        </w:r>
+      </w:hyperlink>
+      <w:r>
+        <w:rPr>
+          <w:lang w:val="zh_TW" w:bidi="zh_TW"/>
+        </w:rPr>
+        <w:t>中被提到。亞伯拉罕派他的僕人去美索不達米亞的拿鶴住處為以撒尋妻（見</w:t>
+      </w:r>
+      <w:hyperlink r:id="rId42">
+        <w:r>
+          <w:rPr>
+            <w:lang w:val="zh_TW" w:bidi="zh_TW"/>
+          </w:rPr>
+          <w:rPr>
+            <w:color w:val="0000EE"/>
+            <w:u w:val="single"/>
+          </w:rPr>
+          <w:t>創24:10</w:t>
+        </w:r>
+      </w:hyperlink>
+      <w:r>
+        <w:rPr>
+          <w:lang w:val="zh_TW" w:bidi="zh_TW"/>
+        </w:rPr>
+        <w:t>，這可能暗示該城市本身被稱為拿鶴）。他在那裡找到拿鶴的孫女利百加（</w:t>
+      </w:r>
+      <w:hyperlink r:id="rId43">
+        <w:r>
+          <w:rPr>
+            <w:lang w:val="zh_TW" w:bidi="zh_TW"/>
+          </w:rPr>
+          <w:rPr>
+            <w:color w:val="0000EE"/>
+            <w:u w:val="single"/>
+          </w:rPr>
+          <w:t>創24:1–51</w:t>
+        </w:r>
+      </w:hyperlink>
+      <w:r>
+        <w:rPr>
+          <w:lang w:val="zh_TW" w:bidi="zh_TW"/>
+        </w:rPr>
+        <w:t>）。</w:t>
+        <w:br/>
+      </w:r>
+      <w:r>
+        <w:rPr>
+          <w:lang w:val="zh_TW" w:bidi="zh_TW"/>
+        </w:rPr>
+        <w:t>拿鶴也被稱為拉班的父親（或許是祖父），當雅各逃離他的兄弟以掃時，他去了拉班那裡（</w:t>
+      </w:r>
+      <w:hyperlink r:id="rId44">
+        <w:r>
+          <w:rPr>
+            <w:lang w:val="zh_TW" w:bidi="zh_TW"/>
+          </w:rPr>
+          <w:rPr>
+            <w:color w:val="0000EE"/>
+            <w:u w:val="single"/>
+          </w:rPr>
+          <w:t>創29:5</w:t>
+        </w:r>
+      </w:hyperlink>
+      <w:r>
+        <w:rPr>
+          <w:lang w:val="zh_TW" w:bidi="zh_TW"/>
+        </w:rPr>
+        <w:t>）。這兩段經文都將亞伯拉罕的家族與相關的閃族人聯繫起來。在</w:t>
+      </w:r>
+      <w:hyperlink r:id="rId45">
+        <w:r>
+          <w:rPr>
+            <w:lang w:val="zh_TW" w:bidi="zh_TW"/>
+          </w:rPr>
+          <w:rPr>
+            <w:color w:val="0000EE"/>
+            <w:u w:val="single"/>
+          </w:rPr>
+          <w:t>創世記三十一章53節</w:t>
+        </w:r>
+      </w:hyperlink>
+      <w:r>
+        <w:rPr>
+          <w:lang w:val="zh_TW" w:bidi="zh_TW"/>
+        </w:rPr>
+        <w:t>中，神被稱為「亞伯拉罕的神和拿鶴的神」。</w:t>
+        <w:br/>
+      </w:r>
+      <w:r>
+        <w:rPr>
+          <w:i/>
+          <w:lang w:val="zh_TW" w:bidi="zh_TW"/>
+        </w:rPr>
+        <w:t>另見</w:t>
+      </w:r>
+      <w:r>
+        <w:rPr>
+          <w:lang w:val="zh_TW" w:bidi="zh_TW"/>
+        </w:rPr>
+        <w:t>拿鶴（地點）</w:t>
+      </w:r>
+      <w:r>
+        <w:rPr>
+          <w:lang w:val="zh_TW" w:bidi="zh_TW"/>
+        </w:rPr>
+        <w:t>。</w:t>
+      </w:r>
+      <w:r>
+        <w:rPr>
+          <w:lang w:val="zh_TW" w:bidi="zh_TW"/>
+        </w:rPr>
       </w:r>
       <w:r>
         <w:rPr>
@@ -662,71 +1253,16 @@
           <w:lang w:val="zh_TW" w:bidi="zh_TW"/>
         </w:rPr>
       </w:r>
-      <w:r>
-        <w:rPr>
-          <w:lang w:val="zh_TW" w:bidi="zh_TW"/>
-        </w:rPr>
-        <w:t>屬於西緬支派尼母利家族的人（</w:t>
-      </w:r>
-      <w:hyperlink r:id="rId21">
-        <w:r>
-          <w:rPr>
-            <w:lang w:val="zh_TW" w:bidi="zh_TW"/>
-          </w:rPr>
-          <w:rPr>
-            <w:color w:val="0000EE"/>
-            <w:u w:val="single"/>
-          </w:rPr>
-          <w:t>民26:12</w:t>
-        </w:r>
-      </w:hyperlink>
-      <w:r>
-        <w:rPr>
-          <w:lang w:val="zh_TW" w:bidi="zh_TW"/>
-        </w:rPr>
-        <w:t>；在</w:t>
-      </w:r>
-      <w:hyperlink r:id="rId23">
-        <w:r>
-          <w:rPr>
-            <w:lang w:val="zh_TW" w:bidi="zh_TW"/>
-          </w:rPr>
-          <w:rPr>
-            <w:color w:val="0000EE"/>
-            <w:u w:val="single"/>
-          </w:rPr>
-          <w:t>創46:10</w:t>
-        </w:r>
-      </w:hyperlink>
-      <w:r>
-        <w:rPr>
-          <w:lang w:val="zh_TW" w:bidi="zh_TW"/>
-        </w:rPr>
-        <w:t>中另稱為耶母利）。</w:t>
-      </w:r>
-      <w:r>
-        <w:rPr>
-          <w:i/>
-          <w:lang w:val="zh_TW" w:bidi="zh_TW"/>
-        </w:rPr>
-        <w:t>見</w:t>
-      </w:r>
-      <w:r>
-        <w:rPr>
-          <w:lang w:val="zh_TW" w:bidi="zh_TW"/>
-        </w:rPr>
-        <w:t>耶母利</w:t>
-      </w:r>
-      <w:r>
-        <w:rPr>
-          <w:lang w:val="zh_TW" w:bidi="zh_TW"/>
-        </w:rPr>
-        <w:t>。</w:t>
-      </w:r>
-      <w:r>
-        <w:rPr>
-          <w:lang w:val="zh_TW" w:bidi="zh_TW"/>
-        </w:rPr>
+    </w:p>
+    <w:p>
+      <w:pPr>
+        <w:pStyle w:val="Heading2"/>
+      </w:pPr>
+      <w:r>
+        <w:rPr>
+          <w:lang w:val="zh_TW" w:bidi="zh_TW"/>
+        </w:rPr>
+        <w:t>拿鶴（地點）</w:t>
       </w:r>
       <w:r>
         <w:rPr>
@@ -741,21 +1277,29 @@
           <w:lang w:val="zh_TW" w:bidi="zh_TW"/>
         </w:rPr>
       </w:r>
-    </w:p>
-    <w:p>
-      <w:pPr>
-        <w:pStyle w:val="Heading2"/>
-      </w:pPr>
-      <w:r>
-        <w:rPr>
-          <w:lang w:val="zh_TW" w:bidi="zh_TW"/>
-        </w:rPr>
-        <w:t>尼尼微、尼尼微人</w:t>
-      </w:r>
-      <w:r>
-        <w:rPr>
-          <w:lang w:val="zh_TW" w:bidi="zh_TW"/>
-        </w:rPr>
+      <w:r>
+        <w:rPr>
+          <w:lang w:val="zh_TW" w:bidi="zh_TW"/>
+        </w:rPr>
+        <w:t>一座位於美索不達米亞西北部的城，該城是以撒妻子利百加的家鄉，而拿鶴也是亞伯拉罕兄弟的名字（</w:t>
+      </w:r>
+      <w:hyperlink r:id="rId42">
+        <w:r>
+          <w:rPr>
+            <w:lang w:val="zh_TW" w:bidi="zh_TW"/>
+          </w:rPr>
+          <w:rPr>
+            <w:color w:val="0000EE"/>
+            <w:u w:val="single"/>
+          </w:rPr>
+          <w:t>創24:10</w:t>
+        </w:r>
+      </w:hyperlink>
+      <w:r>
+        <w:rPr>
+          <w:lang w:val="zh_TW" w:bidi="zh_TW"/>
+        </w:rPr>
+        <w:t>）。瑪里（Mari）文獻（公元前18世紀）中，經常將拿鶴稱為拿庫珥（Nakhur），其位置在哈蘭附近的巴利河谷（Balikh River Valley）。這座城很可能是古代部分哈比魯（Habiru）人的居住地，但其確切遺址至今不明。</w:t>
       </w:r>
     </w:p>
     <w:p>
@@ -767,9 +1311,32 @@
       </w:r>
       <w:r>
         <w:rPr>
-          <w:lang w:val="zh_TW" w:bidi="zh_TW"/>
-        </w:rPr>
-        <w:t>亞述帝國的首都之一，且在該帝國的鼎盛時期，是世界上最偉大的城市之一。尼尼微位於現今伊拉克北部，而今日其以坐落於底格里斯河（Tigris River）以東，與摩蘇爾城（Mosul）主要區域相對的古雲吉克丘（Kouyunjik）與尼比‧優努斯丘（Nebi Yunus）為象徵。</w:t>
+          <w:i/>
+          <w:lang w:val="zh_TW" w:bidi="zh_TW"/>
+        </w:rPr>
+        <w:t xml:space="preserve">另見 </w:t>
+      </w:r>
+      <w:r>
+        <w:rPr>
+          <w:lang w:val="zh_TW" w:bidi="zh_TW"/>
+        </w:rPr>
+        <w:t>拿鶴（人物）#2</w:t>
+      </w:r>
+      <w:r>
+        <w:rPr>
+          <w:lang w:val="zh_TW" w:bidi="zh_TW"/>
+        </w:rPr>
+        <w:t>。</w:t>
+      </w:r>
+      <w:r>
+        <w:rPr>
+          <w:lang w:val="zh_TW" w:bidi="zh_TW"/>
+        </w:rPr>
+      </w:r>
+      <w:r>
+        <w:rPr>
+          <w:lang w:val="zh_TW" w:bidi="zh_TW"/>
+        </w:rPr>
       </w:r>
     </w:p>
     <w:p>
@@ -779,11 +1346,161 @@
           <w:lang w:val="zh_TW" w:bidi="zh_TW"/>
         </w:rPr>
       </w:r>
-      <w:r>
-        <w:rPr>
-          <w:lang w:val="zh_TW" w:bidi="zh_TW"/>
-        </w:rPr>
-        <w:t>較大的古雲吉克丘位於西北方，面積約1英里乘650碼（約1.6 公里乘594.4公尺），高出平原約九十英尺（約27.4公尺），中間以科斯爾河（Khosr River）隔開。尼比‧優努斯丘上現為村落、墓地及一座傳說存放約拿墳墓的清真寺，因此未能進行廣泛考古。</w:t>
+    </w:p>
+    <w:p>
+      <w:pPr>
+        <w:pStyle w:val="Heading2"/>
+      </w:pPr>
+      <w:r>
+        <w:rPr>
+          <w:lang w:val="zh_TW" w:bidi="zh_TW"/>
+        </w:rPr>
+        <w:t>拿瑪（人物）</w:t>
+      </w:r>
+      <w:r>
+        <w:rPr>
+          <w:lang w:val="zh_TW" w:bidi="zh_TW"/>
+        </w:rPr>
+      </w:r>
+    </w:p>
+    <w:p>
+      <w:pPr>
+        <w:pStyle w:val="ListNumber"/>
+        <w:numPr>
+          <w:ilvl w:val="0"/>
+          <w:numId w:val="16"/>
+        </w:numPr>
+        <w:spacing w:line="240" w:lineRule="auto"/>
+        <w:ind w:left="720"/>
+      </w:pPr>
+      <w:r>
+        <w:rPr>
+          <w:lang w:val="zh_TW" w:bidi="zh_TW"/>
+        </w:rPr>
+      </w:r>
+      <w:r>
+        <w:rPr>
+          <w:lang w:val="zh_TW" w:bidi="zh_TW"/>
+        </w:rPr>
+        <w:t>在該隱後代的名單中，洗拉和拉麥的女兒（</w:t>
+      </w:r>
+      <w:hyperlink r:id="rId46">
+        <w:r>
+          <w:rPr>
+            <w:lang w:val="zh_TW" w:bidi="zh_TW"/>
+          </w:rPr>
+          <w:rPr>
+            <w:color w:val="0000EE"/>
+            <w:u w:val="single"/>
+          </w:rPr>
+          <w:t>創4:22</w:t>
+        </w:r>
+      </w:hyperlink>
+      <w:r>
+        <w:rPr>
+          <w:lang w:val="zh_TW" w:bidi="zh_TW"/>
+        </w:rPr>
+        <w:t>）。</w:t>
+      </w:r>
+    </w:p>
+    <w:p>
+      <w:pPr>
+        <w:pStyle w:val="ListNumber"/>
+        <w:spacing w:line="240" w:lineRule="auto"/>
+        <w:ind w:left="720"/>
+      </w:pPr>
+      <w:r>
+        <w:rPr>
+          <w:lang w:val="zh_TW" w:bidi="zh_TW"/>
+        </w:rPr>
+      </w:r>
+      <w:r>
+        <w:rPr>
+          <w:lang w:val="zh_TW" w:bidi="zh_TW"/>
+        </w:rPr>
+        <w:t>所羅門王的其中一位妻子。她來自亞捫（</w:t>
+      </w:r>
+      <w:hyperlink r:id="rId47">
+        <w:r>
+          <w:rPr>
+            <w:lang w:val="zh_TW" w:bidi="zh_TW"/>
+          </w:rPr>
+          <w:rPr>
+            <w:color w:val="0000EE"/>
+            <w:u w:val="single"/>
+          </w:rPr>
+          <w:t>王上14:21</w:t>
+        </w:r>
+      </w:hyperlink>
+      <w:r>
+        <w:rPr>
+          <w:lang w:val="zh_TW" w:bidi="zh_TW"/>
+        </w:rPr>
+        <w:t>、</w:t>
+      </w:r>
+      <w:hyperlink r:id="rId47">
+        <w:r>
+          <w:rPr>
+            <w:lang w:val="zh_TW" w:bidi="zh_TW"/>
+          </w:rPr>
+          <w:rPr>
+            <w:color w:val="0000EE"/>
+            <w:u w:val="single"/>
+          </w:rPr>
+          <w:t>31</w:t>
+        </w:r>
+      </w:hyperlink>
+      <w:r>
+        <w:rPr>
+          <w:lang w:val="zh_TW" w:bidi="zh_TW"/>
+        </w:rPr>
+        <w:t>；</w:t>
+      </w:r>
+      <w:hyperlink r:id="rId48">
+        <w:r>
+          <w:rPr>
+            <w:lang w:val="zh_TW" w:bidi="zh_TW"/>
+          </w:rPr>
+          <w:rPr>
+            <w:color w:val="0000EE"/>
+            <w:u w:val="single"/>
+          </w:rPr>
+          <w:t>代下12:13</w:t>
+        </w:r>
+      </w:hyperlink>
+      <w:r>
+        <w:rPr>
+          <w:lang w:val="zh_TW" w:bidi="zh_TW"/>
+        </w:rPr>
+        <w:t>）。可以確定她要為所羅門的偶像崇拜負起部分責任。她的兒子羅波安在所羅門去世後統治猶大（</w:t>
+      </w:r>
+      <w:hyperlink r:id="rId49">
+        <w:r>
+          <w:rPr>
+            <w:lang w:val="zh_TW" w:bidi="zh_TW"/>
+          </w:rPr>
+          <w:rPr>
+            <w:color w:val="0000EE"/>
+            <w:u w:val="single"/>
+          </w:rPr>
+          <w:t>王上14:21–24</w:t>
+        </w:r>
+      </w:hyperlink>
+      <w:r>
+        <w:rPr>
+          <w:lang w:val="zh_TW" w:bidi="zh_TW"/>
+        </w:rPr>
+        <w:t>）。</w:t>
+      </w:r>
+      <w:r>
+        <w:rPr>
+          <w:lang w:val="zh_TW" w:bidi="zh_TW"/>
+        </w:rPr>
+      </w:r>
+      <w:r>
+        <w:rPr>
+          <w:lang w:val="zh_TW" w:bidi="zh_TW"/>
+        </w:rPr>
       </w:r>
     </w:p>
     <w:p>
@@ -793,22 +1510,21 @@
           <w:lang w:val="zh_TW" w:bidi="zh_TW"/>
         </w:rPr>
       </w:r>
-      <w:r>
-        <w:rPr>
-          <w:lang w:val="zh_TW" w:bidi="zh_TW"/>
-        </w:rPr>
-        <w:t>尼尼微城牆以磚砌成，長約8英里（約12.9公里），設有十五座城門（已發掘其中五座），門前立有巨大的石雕公牛像，其為亞述城邑建築的典型特色。</w:t>
-      </w:r>
     </w:p>
     <w:p>
       <w:pPr>
-        <w:pStyle w:val="Heading3"/>
-      </w:pPr>
-      <w:r>
-        <w:rPr>
-          <w:lang w:val="zh_TW" w:bidi="zh_TW"/>
-        </w:rPr>
-        <w:t>歷史</w:t>
+        <w:pStyle w:val="Heading2"/>
+      </w:pPr>
+      <w:r>
+        <w:rPr>
+          <w:lang w:val="zh_TW" w:bidi="zh_TW"/>
+        </w:rPr>
+        <w:t>拿撒勒</w:t>
+      </w:r>
+      <w:r>
+        <w:rPr>
+          <w:lang w:val="zh_TW" w:bidi="zh_TW"/>
+        </w:rPr>
       </w:r>
     </w:p>
     <w:p>
@@ -822,25 +1538,43 @@
         <w:rPr>
           <w:lang w:val="zh_TW" w:bidi="zh_TW"/>
         </w:rPr>
-        <w:t>尼尼微的居住歷史可追溯到史前時代（約公元前4500年），這與</w:t>
-      </w:r>
-      <w:hyperlink r:id="rId24">
-        <w:r>
-          <w:rPr>
-            <w:lang w:val="zh_TW" w:bidi="zh_TW"/>
-          </w:rPr>
-          <w:rPr>
-            <w:color w:val="0000EE"/>
-            <w:u w:val="single"/>
-          </w:rPr>
-          <w:t>創世記第十章</w:t>
-        </w:r>
-      </w:hyperlink>
-      <w:r>
-        <w:rPr>
-          <w:lang w:val="zh_TW" w:bidi="zh_TW"/>
-        </w:rPr>
-        <w:t>中關於該城市建立的記載一致。在尼尼微也發現了來自各個早期文化（哈蘇納〔Hassuna〕、薩邁拉〔Samarra〕、哈拉夫〔Halaf〕、烏拜德〔Ubaid〕）的材料。</w:t>
+        <w:t>羅馬帝國加利利省的一個村莊，是約瑟、馬利亞和耶穌的家鄉。拿撒勒一直是個偏僻的小鎮。在舊約、次經、兩約之間時期的猶太文獻或約瑟夫的歷史著作中，都沒有提到這個地方。該城位於黎巴嫩南部山脈的石灰岩丘陵中，靠近以斯得倫（Esdraelon）平原北側，三面環山，形成了一個氣候溫和、適合水果和野花生長的庇護谷地。雖然拿撒勒附近有貿易路線和道路經過，但該村莊本身並不位於任何主要道路上。拿撒勒位於加利利海以西約15英里（24.1公里），地中海以東約20英里（32.2公里），而耶路撒冷則位於其南方約70英里（112.6公里）處。考古遺跡顯示，古代的拿撒勒比現今的村莊更靠近西邊的山丘（參</w:t>
+      </w:r>
+      <w:hyperlink r:id="rId50">
+        <w:r>
+          <w:rPr>
+            <w:lang w:val="zh_TW" w:bidi="zh_TW"/>
+          </w:rPr>
+          <w:rPr>
+            <w:color w:val="0000EE"/>
+            <w:u w:val="single"/>
+          </w:rPr>
+          <w:t>路4:29</w:t>
+        </w:r>
+      </w:hyperlink>
+      <w:r>
+        <w:rPr>
+          <w:lang w:val="zh_TW" w:bidi="zh_TW"/>
+        </w:rPr>
+        <w:t>）。在基督時代，拿撒勒及整個加利利南部地區都處於猶太生活的主流範圍之外，這也提供了拿但業對腓力所說「拿撒勒還能出甚麼好的嗎？」（見</w:t>
+      </w:r>
+      <w:hyperlink r:id="rId51">
+        <w:r>
+          <w:rPr>
+            <w:lang w:val="zh_TW" w:bidi="zh_TW"/>
+          </w:rPr>
+          <w:rPr>
+            <w:color w:val="0000EE"/>
+            <w:u w:val="single"/>
+          </w:rPr>
+          <w:t>約1:46</w:t>
+        </w:r>
+      </w:hyperlink>
+      <w:r>
+        <w:rPr>
+          <w:lang w:val="zh_TW" w:bidi="zh_TW"/>
+        </w:rPr>
+        <w:t>）這句諷刺話的背景。</w:t>
       </w:r>
     </w:p>
     <w:p>
@@ -854,7 +1588,241 @@
         <w:rPr>
           <w:lang w:val="zh_TW" w:bidi="zh_TW"/>
         </w:rPr>
-        <w:t>亞喀得的撒珥根（Sargon of Akkad；公元前24世紀中期）對尼尼微十分熟悉，尼尼微在他的時代非常繁榮。在其後的國王沙姆希阿達德一世（Shamsi-Adad I；約公元前1800年）在位時的記錄提到，撒珥根的兒子瑪尼什圖蘇（Manishtusu）修復了尼尼微的伊什塔爾（Ishtar）聖殿。</w:t>
+        <w:t>拿撒勒首次在新約中被提及，是作為馬利亞和約瑟的家鄉（</w:t>
+      </w:r>
+      <w:hyperlink r:id="rId52">
+        <w:r>
+          <w:rPr>
+            <w:lang w:val="zh_TW" w:bidi="zh_TW"/>
+          </w:rPr>
+          <w:rPr>
+            <w:color w:val="0000EE"/>
+            <w:u w:val="single"/>
+          </w:rPr>
+          <w:t>路1:26–27</w:t>
+        </w:r>
+      </w:hyperlink>
+      <w:r>
+        <w:rPr>
+          <w:lang w:val="zh_TW" w:bidi="zh_TW"/>
+        </w:rPr>
+        <w:t>）。耶穌在祂父母的祖籍伯利恆（位於南方約80英里或128.7公里處）出生後不久，馬利亞和約瑟便返回拿撒勒（</w:t>
+      </w:r>
+      <w:hyperlink r:id="rId53">
+        <w:r>
+          <w:rPr>
+            <w:lang w:val="zh_TW" w:bidi="zh_TW"/>
+          </w:rPr>
+          <w:rPr>
+            <w:color w:val="0000EE"/>
+            <w:u w:val="single"/>
+          </w:rPr>
+          <w:t>太2:23</w:t>
+        </w:r>
+      </w:hyperlink>
+      <w:r>
+        <w:rPr>
+          <w:lang w:val="zh_TW" w:bidi="zh_TW"/>
+        </w:rPr>
+        <w:t>；</w:t>
+      </w:r>
+      <w:hyperlink r:id="rId54">
+        <w:r>
+          <w:rPr>
+            <w:lang w:val="zh_TW" w:bidi="zh_TW"/>
+          </w:rPr>
+          <w:rPr>
+            <w:color w:val="0000EE"/>
+            <w:u w:val="single"/>
+          </w:rPr>
+          <w:t>路2:39</w:t>
+        </w:r>
+      </w:hyperlink>
+      <w:r>
+        <w:rPr>
+          <w:lang w:val="zh_TW" w:bidi="zh_TW"/>
+        </w:rPr>
+        <w:t>）。耶穌在那裡長大（</w:t>
+      </w:r>
+      <w:hyperlink r:id="rId55">
+        <w:r>
+          <w:rPr>
+            <w:lang w:val="zh_TW" w:bidi="zh_TW"/>
+          </w:rPr>
+          <w:rPr>
+            <w:color w:val="0000EE"/>
+            <w:u w:val="single"/>
+          </w:rPr>
+          <w:t>路2:39–40、51</w:t>
+        </w:r>
+      </w:hyperlink>
+      <w:r>
+        <w:rPr>
+          <w:lang w:val="zh_TW" w:bidi="zh_TW"/>
+        </w:rPr>
+        <w:t>），後來離開村莊前往約旦河接受約翰的洗禮（</w:t>
+      </w:r>
+      <w:hyperlink r:id="rId56">
+        <w:r>
+          <w:rPr>
+            <w:lang w:val="zh_TW" w:bidi="zh_TW"/>
+          </w:rPr>
+          <w:rPr>
+            <w:color w:val="0000EE"/>
+            <w:u w:val="single"/>
+          </w:rPr>
+          <w:t>可1:9</w:t>
+        </w:r>
+      </w:hyperlink>
+      <w:r>
+        <w:rPr>
+          <w:lang w:val="zh_TW" w:bidi="zh_TW"/>
+        </w:rPr>
+        <w:t>）。約翰被捕後，耶穌搬到迦百農居住（</w:t>
+      </w:r>
+      <w:hyperlink r:id="rId57">
+        <w:r>
+          <w:rPr>
+            <w:lang w:val="zh_TW" w:bidi="zh_TW"/>
+          </w:rPr>
+          <w:rPr>
+            <w:color w:val="0000EE"/>
+            <w:u w:val="single"/>
+          </w:rPr>
+          <w:t>太4:13</w:t>
+        </w:r>
+      </w:hyperlink>
+      <w:r>
+        <w:rPr>
+          <w:lang w:val="zh_TW" w:bidi="zh_TW"/>
+        </w:rPr>
+        <w:t>）。雖然耶穌經常被人以祂的童年成長的城而稱為「拿撒勒人耶穌」（見</w:t>
+      </w:r>
+      <w:hyperlink r:id="rId58">
+        <w:r>
+          <w:rPr>
+            <w:lang w:val="zh_TW" w:bidi="zh_TW"/>
+          </w:rPr>
+          <w:rPr>
+            <w:color w:val="0000EE"/>
+            <w:u w:val="single"/>
+          </w:rPr>
+          <w:t>可10:47</w:t>
+        </w:r>
+      </w:hyperlink>
+      <w:r>
+        <w:rPr>
+          <w:lang w:val="zh_TW" w:bidi="zh_TW"/>
+        </w:rPr>
+        <w:t>；</w:t>
+      </w:r>
+      <w:hyperlink r:id="rId59">
+        <w:r>
+          <w:rPr>
+            <w:lang w:val="zh_TW" w:bidi="zh_TW"/>
+          </w:rPr>
+          <w:rPr>
+            <w:color w:val="0000EE"/>
+            <w:u w:val="single"/>
+          </w:rPr>
+          <w:t>約18:5、7</w:t>
+        </w:r>
+      </w:hyperlink>
+      <w:r>
+        <w:rPr>
+          <w:lang w:val="zh_TW" w:bidi="zh_TW"/>
+        </w:rPr>
+        <w:t>；</w:t>
+      </w:r>
+      <w:hyperlink r:id="rId60">
+        <w:r>
+          <w:rPr>
+            <w:lang w:val="zh_TW" w:bidi="zh_TW"/>
+          </w:rPr>
+          <w:rPr>
+            <w:color w:val="0000EE"/>
+            <w:u w:val="single"/>
+          </w:rPr>
+          <w:t>徒2:22</w:t>
+        </w:r>
+      </w:hyperlink>
+      <w:r>
+        <w:rPr>
+          <w:lang w:val="zh_TW" w:bidi="zh_TW"/>
+        </w:rPr>
+        <w:t>），但新約僅記載耶穌在事工期間只回過拿撒勒一次。那次祂在會堂中講道，但卻被鎮民拒絕（</w:t>
+      </w:r>
+      <w:hyperlink r:id="rId61">
+        <w:r>
+          <w:rPr>
+            <w:lang w:val="zh_TW" w:bidi="zh_TW"/>
+          </w:rPr>
+          <w:rPr>
+            <w:color w:val="0000EE"/>
+            <w:u w:val="single"/>
+          </w:rPr>
+          <w:t>路4:16–30</w:t>
+        </w:r>
+      </w:hyperlink>
+      <w:r>
+        <w:rPr>
+          <w:lang w:val="zh_TW" w:bidi="zh_TW"/>
+        </w:rPr>
+        <w:t>；參</w:t>
+      </w:r>
+      <w:hyperlink r:id="rId62">
+        <w:r>
+          <w:rPr>
+            <w:lang w:val="zh_TW" w:bidi="zh_TW"/>
+          </w:rPr>
+          <w:rPr>
+            <w:color w:val="0000EE"/>
+            <w:u w:val="single"/>
+          </w:rPr>
+          <w:t>太13:54–58</w:t>
+        </w:r>
+      </w:hyperlink>
+      <w:r>
+        <w:rPr>
+          <w:lang w:val="zh_TW" w:bidi="zh_TW"/>
+        </w:rPr>
+        <w:t>；</w:t>
+      </w:r>
+      <w:hyperlink r:id="rId63">
+        <w:r>
+          <w:rPr>
+            <w:lang w:val="zh_TW" w:bidi="zh_TW"/>
+          </w:rPr>
+          <w:rPr>
+            <w:color w:val="0000EE"/>
+            <w:u w:val="single"/>
+          </w:rPr>
+          <w:t>可6:1–6</w:t>
+        </w:r>
+      </w:hyperlink>
+      <w:r>
+        <w:rPr>
+          <w:lang w:val="zh_TW" w:bidi="zh_TW"/>
+        </w:rPr>
+        <w:t>）。耶穌的跟隨者也被譏諷地稱為「拿撒勒教黨（Nazarenes）」（</w:t>
+      </w:r>
+      <w:hyperlink r:id="rId64">
+        <w:r>
+          <w:rPr>
+            <w:lang w:val="zh_TW" w:bidi="zh_TW"/>
+          </w:rPr>
+          <w:rPr>
+            <w:color w:val="0000EE"/>
+            <w:u w:val="single"/>
+          </w:rPr>
+          <w:t>徒24:5</w:t>
+        </w:r>
+      </w:hyperlink>
+      <w:r>
+        <w:rPr>
+          <w:lang w:val="zh_TW" w:bidi="zh_TW"/>
+        </w:rPr>
+        <w:t>）。</w:t>
       </w:r>
     </w:p>
     <w:p>
@@ -868,7 +1836,7 @@
         <w:rPr>
           <w:lang w:val="zh_TW" w:bidi="zh_TW"/>
         </w:rPr>
-        <w:t>伊什塔爾（又命：伊南娜〔Inanna〕）是愛與戰爭的女神，對於貪婪好戰的亞述人來說是十分相稱的神祇。尼尼微敬拜多位神祇，城門多以這些神祇命名。亞述人也在書寫之神、藝術與科學之神拿布（Nabu）的神廟中敬拜，反映出亞述人對文獻、文學及浮雕藝術的重視。</w:t>
+        <w:t>拿撒勒一直是猶太人的城，直到君士坦丁皇帝（卒於公元327年）時期，它才成為基督徒朝聖的聖地。大約在公元600年，在拿撒勒建造了一座大型聖殿。阿拉伯人和十字軍先後控制該村莊，直到公元1517年村莊被土耳其人佔領，他們驅逐了所有的基督徒。基督徒於公元1620年返回，該城成為重要的基督教中心。</w:t>
       </w:r>
     </w:p>
     <w:p>
@@ -880,9 +1848,38 @@
       </w:r>
       <w:r>
         <w:rPr>
-          <w:lang w:val="zh_TW" w:bidi="zh_TW"/>
-        </w:rPr>
-        <w:t>沙姆希阿達德一世和漢謨拉比（Hammurabi）也修復了尼尼微的伊什塔爾聖殿，撒縵以色一世（Shalmaneser I）和突庫里尼努爾塔一世（Tukulti-Ninurta I）擴建並修葺這座城市，其他統治者如提革拉·毗列色一世（Tiglath-pileser I）、亞述拿色帕二世（Ashurnasirpal II；公元前883–859年）和撒珥根二世（Sargon II；公元前722–705年）則在此建造了他們的宮殿。然而，西拿基立（公元前705–681年）將尼尼微定為首都，且不遺餘力地美化城市。除了他著名的宮殿外，他還進行了許多工程：重建城牆、規劃公園、收集植物和動物標本，又建造引水道，將水從30英里（48.3公里）外引入城中。亞述征服列國後向各國索取的貢物，包括以色列與猶大的財寶，皆運至尼尼微。</w:t>
+          <w:i/>
+          <w:lang w:val="zh_TW" w:bidi="zh_TW"/>
+        </w:rPr>
+        <w:t>另見</w:t>
+      </w:r>
+      <w:r>
+        <w:rPr>
+          <w:lang w:val="zh_TW" w:bidi="zh_TW"/>
+        </w:rPr>
+        <w:t xml:space="preserve"> </w:t>
+      </w:r>
+      <w:r>
+        <w:rPr>
+          <w:lang w:val="zh_TW" w:bidi="zh_TW"/>
+        </w:rPr>
+        <w:t>拿撒勒人</w:t>
+      </w:r>
+      <w:r>
+        <w:rPr>
+          <w:lang w:val="zh_TW" w:bidi="zh_TW"/>
+        </w:rPr>
+        <w:t>。</w:t>
+      </w:r>
+      <w:r>
+        <w:rPr>
+          <w:lang w:val="zh_TW" w:bidi="zh_TW"/>
+        </w:rPr>
+      </w:r>
+      <w:r>
+        <w:rPr>
+          <w:lang w:val="zh_TW" w:bidi="zh_TW"/>
+        </w:rPr>
       </w:r>
     </w:p>
     <w:p>
@@ -892,11 +1889,21 @@
           <w:lang w:val="zh_TW" w:bidi="zh_TW"/>
         </w:rPr>
       </w:r>
-      <w:r>
-        <w:rPr>
-          <w:lang w:val="zh_TW" w:bidi="zh_TW"/>
-        </w:rPr>
-        <w:t>西拿基立遇刺後，其子以撒·哈頓（公元前681–669年）鎮壓叛亂，重奪尼尼微，於此與迦拉建造宮殿。他一生大部份時間都在那裡度過。</w:t>
+    </w:p>
+    <w:p>
+      <w:pPr>
+        <w:pStyle w:val="Heading2"/>
+      </w:pPr>
+      <w:r>
+        <w:rPr>
+          <w:lang w:val="zh_TW" w:bidi="zh_TW"/>
+        </w:rPr>
+        <w:t>拿撒勒人</w:t>
+      </w:r>
+      <w:r>
+        <w:rPr>
+          <w:lang w:val="zh_TW" w:bidi="zh_TW"/>
+        </w:rPr>
       </w:r>
     </w:p>
     <w:p>
@@ -910,31 +1917,7 @@
         <w:rPr>
           <w:lang w:val="zh_TW" w:bidi="zh_TW"/>
         </w:rPr>
-        <w:t>以撒·哈頓的兒子亞述巴尼拔（Ashurbanipal ；公元前669至633年）將他的住所設在尼尼微，他在那裡接受教育、體育和軍事技能的訓練。他精於古董研究，精通亞喀得語（Akkadian）和蘇美語（Sumerian）。他的宮殿中設有著名的圖書館，用於亞述學（Assyriology）的研究。納布聖殿中至少有一個可以追溯到撒珥根二世時期的圖書館，但亞述巴尼拔的皇家圖書館在規模和重要性上都遠勝於它。撒珥根和他的繼任者收集了許多泥版，而亞述巴尼拔更派遣文士到亞述和巴比倫各地收集和抄寫泥版，繼而積累了數以萬計的泥版。像尼普爾（Nippur）的圖書館一樣，尼尼微圖書館內容涵蓋了極為廣泛的資料：商業帳目、書信、王室記錄、史料、字彙表、雙語文獻、傳說、神話、及讚美詩與祈禱文等各類宗教銘文。在這些泥版中，有七塊保存了巴比倫的創造故事，十二塊記載了吉加墨詩史詩（epic of Gilgamesh），其中包含一個洪水的版本。其它有時被引用為與聖經敘述相似的著作包括</w:t>
-      </w:r>
-      <w:r>
-        <w:rPr>
-          <w:lang w:val="zh_TW" w:bidi="zh_TW"/>
-        </w:rPr>
-        <w:t>阿達帕（</w:t>
-      </w:r>
-      <w:r>
-        <w:rPr>
-          <w:lang w:val="zh_TW" w:bidi="zh_TW"/>
-        </w:rPr>
-        <w:t>Adapa）的故事——講述他失去獲得永生的機會，以及</w:t>
-      </w:r>
-      <w:r>
-        <w:rPr>
-          <w:lang w:val="zh_TW" w:bidi="zh_TW"/>
-        </w:rPr>
-        <w:t>伊坦納（</w:t>
-      </w:r>
-      <w:r>
-        <w:rPr>
-          <w:lang w:val="zh_TW" w:bidi="zh_TW"/>
-        </w:rPr>
-        <w:t>Etana）的傳說，講述一位升上天堂的牧羊人的經歷。</w:t>
+        <w:t>指來自新約時期加利利拿撒勒城的原住民或居民。</w:t>
       </w:r>
     </w:p>
     <w:p>
@@ -948,7 +1931,79 @@
         <w:rPr>
           <w:lang w:val="zh_TW" w:bidi="zh_TW"/>
         </w:rPr>
-        <w:t>亞述巴尼拔亦以戰爭與其殘酷聞名。他的宮殿浮雕中雖有宴樂場景，卻同時刻畫了掛在樹上的被斬首的以攔人首領之首。</w:t>
+        <w:t>拿撒勒是耶穌在世上頭三十年間所居住的家鄉。由於「耶穌」這個名字在猶太人中非常普遍，而且當時並沒有使用姓氏，因此「拿撒勒人」這一稱號可能是用來區別拿撒勒的耶穌與其他同名的人（見希臘文譯本的</w:t>
+      </w:r>
+      <w:hyperlink r:id="rId65">
+        <w:r>
+          <w:rPr>
+            <w:lang w:val="zh_TW" w:bidi="zh_TW"/>
+          </w:rPr>
+          <w:rPr>
+            <w:color w:val="0000EE"/>
+            <w:u w:val="single"/>
+          </w:rPr>
+          <w:t>太27:16–17</w:t>
+        </w:r>
+      </w:hyperlink>
+      <w:r>
+        <w:rPr>
+          <w:lang w:val="zh_TW" w:bidi="zh_TW"/>
+        </w:rPr>
+        <w:t>；</w:t>
+      </w:r>
+      <w:hyperlink r:id="rId66">
+        <w:r>
+          <w:rPr>
+            <w:lang w:val="zh_TW" w:bidi="zh_TW"/>
+          </w:rPr>
+          <w:rPr>
+            <w:color w:val="0000EE"/>
+            <w:u w:val="single"/>
+          </w:rPr>
+          <w:t>徒7:45</w:t>
+        </w:r>
+      </w:hyperlink>
+      <w:r>
+        <w:rPr>
+          <w:lang w:val="zh_TW" w:bidi="zh_TW"/>
+        </w:rPr>
+        <w:t>；</w:t>
+      </w:r>
+      <w:hyperlink r:id="rId67">
+        <w:r>
+          <w:rPr>
+            <w:lang w:val="zh_TW" w:bidi="zh_TW"/>
+          </w:rPr>
+          <w:rPr>
+            <w:color w:val="0000EE"/>
+            <w:u w:val="single"/>
+          </w:rPr>
+          <w:t>西4:11</w:t>
+        </w:r>
+      </w:hyperlink>
+      <w:r>
+        <w:rPr>
+          <w:lang w:val="zh_TW" w:bidi="zh_TW"/>
+        </w:rPr>
+        <w:t>；</w:t>
+      </w:r>
+      <w:hyperlink r:id="rId68">
+        <w:r>
+          <w:rPr>
+            <w:lang w:val="zh_TW" w:bidi="zh_TW"/>
+          </w:rPr>
+          <w:rPr>
+            <w:color w:val="0000EE"/>
+            <w:u w:val="single"/>
+          </w:rPr>
+          <w:t>來4:8</w:t>
+        </w:r>
+      </w:hyperlink>
+      <w:r>
+        <w:rPr>
+          <w:lang w:val="zh_TW" w:bidi="zh_TW"/>
+        </w:rPr>
+        <w:t>，其中「耶穌」這個名字是指其他人）。</w:t>
       </w:r>
     </w:p>
     <w:p>
@@ -962,19 +2017,169 @@
         <w:rPr>
           <w:lang w:val="zh_TW" w:bidi="zh_TW"/>
         </w:rPr>
-        <w:t>他晚年及死後，附庸國紛紛叛亂。巴比倫獨立並與米底亞人聯軍，於公元前614年攻取了亞述和迦拉。米底亞的</w:t>
-      </w:r>
-      <w:r>
-        <w:rPr>
-          <w:lang w:val="zh_TW" w:bidi="zh_TW"/>
-        </w:rPr>
-        <w:t>基亞克薩雷斯（</w:t>
-      </w:r>
-      <w:r>
-        <w:rPr>
-          <w:lang w:val="zh_TW" w:bidi="zh_TW"/>
-        </w:rPr>
-        <w:t>Cyaxares the Mede）、巴比倫的尼布卜拉撒（Nabopolassar of Babylon），以及一支西古提（Scythian）軍隊在公元前612年圍攻尼尼微，尼尼微城淪陷，亞述王辛沙利士庫（Sinshariskum，又名沙單拿伯羅〔Sardanapalus〕）死於烈火中。</w:t>
+        <w:t>在原文中，拿撒勒人耶穌的稱號被污鬼（</w:t>
+      </w:r>
+      <w:hyperlink r:id="rId69">
+        <w:r>
+          <w:rPr>
+            <w:lang w:val="zh_TW" w:bidi="zh_TW"/>
+          </w:rPr>
+          <w:rPr>
+            <w:color w:val="0000EE"/>
+            <w:u w:val="single"/>
+          </w:rPr>
+          <w:t>可1:24</w:t>
+        </w:r>
+      </w:hyperlink>
+      <w:r>
+        <w:rPr>
+          <w:lang w:val="zh_TW" w:bidi="zh_TW"/>
+        </w:rPr>
+        <w:t>；</w:t>
+      </w:r>
+      <w:hyperlink r:id="rId70">
+        <w:r>
+          <w:rPr>
+            <w:lang w:val="zh_TW" w:bidi="zh_TW"/>
+          </w:rPr>
+          <w:rPr>
+            <w:color w:val="0000EE"/>
+            <w:u w:val="single"/>
+          </w:rPr>
+          <w:t>路4:34</w:t>
+        </w:r>
+      </w:hyperlink>
+      <w:r>
+        <w:rPr>
+          <w:lang w:val="zh_TW" w:bidi="zh_TW"/>
+        </w:rPr>
+        <w:t>）、耶利哥城外的群眾（</w:t>
+      </w:r>
+      <w:hyperlink r:id="rId58">
+        <w:r>
+          <w:rPr>
+            <w:lang w:val="zh_TW" w:bidi="zh_TW"/>
+          </w:rPr>
+          <w:rPr>
+            <w:color w:val="0000EE"/>
+            <w:u w:val="single"/>
+          </w:rPr>
+          <w:t>可10:47</w:t>
+        </w:r>
+      </w:hyperlink>
+      <w:r>
+        <w:rPr>
+          <w:lang w:val="zh_TW" w:bidi="zh_TW"/>
+        </w:rPr>
+        <w:t>；</w:t>
+      </w:r>
+      <w:hyperlink r:id="rId71">
+        <w:r>
+          <w:rPr>
+            <w:lang w:val="zh_TW" w:bidi="zh_TW"/>
+          </w:rPr>
+          <w:rPr>
+            <w:color w:val="0000EE"/>
+            <w:u w:val="single"/>
+          </w:rPr>
+          <w:t>路18:37</w:t>
+        </w:r>
+      </w:hyperlink>
+      <w:r>
+        <w:rPr>
+          <w:lang w:val="zh_TW" w:bidi="zh_TW"/>
+        </w:rPr>
+        <w:t>）、一個使女（</w:t>
+      </w:r>
+      <w:hyperlink r:id="rId72">
+        <w:r>
+          <w:rPr>
+            <w:lang w:val="zh_TW" w:bidi="zh_TW"/>
+          </w:rPr>
+          <w:rPr>
+            <w:color w:val="0000EE"/>
+            <w:u w:val="single"/>
+          </w:rPr>
+          <w:t>可14:67</w:t>
+        </w:r>
+      </w:hyperlink>
+      <w:r>
+        <w:rPr>
+          <w:lang w:val="zh_TW" w:bidi="zh_TW"/>
+        </w:rPr>
+        <w:t>）、兵丁（</w:t>
+      </w:r>
+      <w:hyperlink r:id="rId73">
+        <w:r>
+          <w:rPr>
+            <w:lang w:val="zh_TW" w:bidi="zh_TW"/>
+          </w:rPr>
+          <w:rPr>
+            <w:color w:val="0000EE"/>
+            <w:u w:val="single"/>
+          </w:rPr>
+          <w:t>約18:5–7</w:t>
+        </w:r>
+      </w:hyperlink>
+      <w:r>
+        <w:rPr>
+          <w:lang w:val="zh_TW" w:bidi="zh_TW"/>
+        </w:rPr>
+        <w:t>）、彼拉多（</w:t>
+      </w:r>
+      <w:hyperlink r:id="rId74">
+        <w:r>
+          <w:rPr>
+            <w:lang w:val="zh_TW" w:bidi="zh_TW"/>
+          </w:rPr>
+          <w:rPr>
+            <w:color w:val="0000EE"/>
+            <w:u w:val="single"/>
+          </w:rPr>
+          <w:t>約19:19</w:t>
+        </w:r>
+      </w:hyperlink>
+      <w:r>
+        <w:rPr>
+          <w:lang w:val="zh_TW" w:bidi="zh_TW"/>
+        </w:rPr>
+        <w:t>）、在往以馬忤斯路上的兩個門徒（</w:t>
+      </w:r>
+      <w:hyperlink r:id="rId75">
+        <w:r>
+          <w:rPr>
+            <w:lang w:val="zh_TW" w:bidi="zh_TW"/>
+          </w:rPr>
+          <w:rPr>
+            <w:color w:val="0000EE"/>
+            <w:u w:val="single"/>
+          </w:rPr>
+          <w:t>路24:19</w:t>
+        </w:r>
+      </w:hyperlink>
+      <w:r>
+        <w:rPr>
+          <w:lang w:val="zh_TW" w:bidi="zh_TW"/>
+        </w:rPr>
+        <w:t>）和墓旁的天使（</w:t>
+      </w:r>
+      <w:hyperlink r:id="rId76">
+        <w:r>
+          <w:rPr>
+            <w:lang w:val="zh_TW" w:bidi="zh_TW"/>
+          </w:rPr>
+          <w:rPr>
+            <w:color w:val="0000EE"/>
+            <w:u w:val="single"/>
+          </w:rPr>
+          <w:t>可16:6</w:t>
+        </w:r>
+      </w:hyperlink>
+      <w:r>
+        <w:rPr>
+          <w:lang w:val="zh_TW" w:bidi="zh_TW"/>
+        </w:rPr>
+        <w:t>）所使用。</w:t>
       </w:r>
     </w:p>
     <w:p>
@@ -988,30 +2193,79 @@
         <w:rPr>
           <w:lang w:val="zh_TW" w:bidi="zh_TW"/>
         </w:rPr>
-        <w:t>儘管殘餘亞述勢力由</w:t>
-      </w:r>
-      <w:r>
-        <w:rPr>
-          <w:lang w:val="zh_TW" w:bidi="zh_TW"/>
-        </w:rPr>
-        <w:t>亞述烏巴列</w:t>
-      </w:r>
-      <w:r>
-        <w:rPr>
-          <w:lang w:val="zh_TW" w:bidi="zh_TW"/>
-        </w:rPr>
-        <w:t>（Ashuruballit）在哈蘭支撐至公元前609年，尼尼微仍已徹底毀滅，應驗了希伯來先知的預言。</w:t>
-      </w:r>
-    </w:p>
-    <w:p>
-      <w:pPr>
-        <w:pStyle w:val="Heading3"/>
-      </w:pPr>
-      <w:r>
-        <w:rPr>
-          <w:lang w:val="zh_TW" w:bidi="zh_TW"/>
-        </w:rPr>
-        <w:t>尼尼微與聖經</w:t>
+        <w:t>使徒行傳中的使徒們也用「拿撒勒人」這個稱號來指認耶穌，彼得在五旬節那天的講道中提到拿撒勒人耶穌（</w:t>
+      </w:r>
+      <w:hyperlink r:id="rId60">
+        <w:r>
+          <w:rPr>
+            <w:lang w:val="zh_TW" w:bidi="zh_TW"/>
+          </w:rPr>
+          <w:rPr>
+            <w:color w:val="0000EE"/>
+            <w:u w:val="single"/>
+          </w:rPr>
+          <w:t>徒2:22</w:t>
+        </w:r>
+      </w:hyperlink>
+      <w:r>
+        <w:rPr>
+          <w:lang w:val="zh_TW" w:bidi="zh_TW"/>
+        </w:rPr>
+        <w:t>），並在隨後的聖殿門口的醫治事蹟中再次提及（</w:t>
+      </w:r>
+      <w:hyperlink r:id="rId77">
+        <w:r>
+          <w:rPr>
+            <w:lang w:val="zh_TW" w:bidi="zh_TW"/>
+          </w:rPr>
+          <w:rPr>
+            <w:color w:val="0000EE"/>
+            <w:u w:val="single"/>
+          </w:rPr>
+          <w:t>3:6</w:t>
+        </w:r>
+      </w:hyperlink>
+      <w:r>
+        <w:rPr>
+          <w:lang w:val="zh_TW" w:bidi="zh_TW"/>
+        </w:rPr>
+        <w:t>，</w:t>
+      </w:r>
+      <w:hyperlink r:id="rId78">
+        <w:r>
+          <w:rPr>
+            <w:lang w:val="zh_TW" w:bidi="zh_TW"/>
+          </w:rPr>
+          <w:rPr>
+            <w:color w:val="0000EE"/>
+            <w:u w:val="single"/>
+          </w:rPr>
+          <w:t>4:10</w:t>
+        </w:r>
+      </w:hyperlink>
+      <w:r>
+        <w:rPr>
+          <w:lang w:val="zh_TW" w:bidi="zh_TW"/>
+        </w:rPr>
+        <w:t>）。保羅在</w:t>
+      </w:r>
+      <w:hyperlink r:id="rId79">
+        <w:r>
+          <w:rPr>
+            <w:lang w:val="zh_TW" w:bidi="zh_TW"/>
+          </w:rPr>
+          <w:rPr>
+            <w:color w:val="0000EE"/>
+            <w:u w:val="single"/>
+          </w:rPr>
+          <w:t>使徒行傳二十六章9節</w:t>
+        </w:r>
+      </w:hyperlink>
+      <w:r>
+        <w:rPr>
+          <w:lang w:val="zh_TW" w:bidi="zh_TW"/>
+        </w:rPr>
+        <w:t>中也稱耶穌為「拿撒勒人」。</w:t>
       </w:r>
     </w:p>
     <w:p>
@@ -1025,43 +2279,43 @@
         <w:rPr>
           <w:lang w:val="zh_TW" w:bidi="zh_TW"/>
         </w:rPr>
-        <w:t>舊約中有六卷書提及尼尼微。在創世記中，唯一提到尼尼微的是在列國表（the table of nations）中（</w:t>
-      </w:r>
-      <w:hyperlink r:id="rId24">
-        <w:r>
-          <w:rPr>
-            <w:lang w:val="zh_TW" w:bidi="zh_TW"/>
-          </w:rPr>
-          <w:rPr>
-            <w:color w:val="0000EE"/>
-            <w:u w:val="single"/>
-          </w:rPr>
-          <w:t>創10章</w:t>
-        </w:r>
-      </w:hyperlink>
-      <w:r>
-        <w:rPr>
-          <w:lang w:val="zh_TW" w:bidi="zh_TW"/>
-        </w:rPr>
-        <w:t>），寧錄自示拿地往亞述去，建造尼尼微、利河伯、迦拉與利鮮，利鮮位於尼尼微和迦拉之間（</w:t>
-      </w:r>
-      <w:hyperlink r:id="rId25">
-        <w:r>
-          <w:rPr>
-            <w:lang w:val="zh_TW" w:bidi="zh_TW"/>
-          </w:rPr>
-          <w:rPr>
-            <w:color w:val="0000EE"/>
-            <w:u w:val="single"/>
-          </w:rPr>
-          <w:t>11–12</w:t>
-        </w:r>
-      </w:hyperlink>
-      <w:r>
-        <w:rPr>
-          <w:lang w:val="zh_TW" w:bidi="zh_TW"/>
-        </w:rPr>
-        <w:t>節；在其它譯本中，這些是亞述所造）。</w:t>
+        <w:t>有一處敵對性的提及是在</w:t>
+      </w:r>
+      <w:hyperlink r:id="rId80">
+        <w:r>
+          <w:rPr>
+            <w:lang w:val="zh_TW" w:bidi="zh_TW"/>
+          </w:rPr>
+          <w:rPr>
+            <w:color w:val="0000EE"/>
+            <w:u w:val="single"/>
+          </w:rPr>
+          <w:t>使徒行傳六章14節</w:t>
+        </w:r>
+      </w:hyperlink>
+      <w:r>
+        <w:rPr>
+          <w:lang w:val="zh_TW" w:bidi="zh_TW"/>
+        </w:rPr>
+        <w:t>。針對司提反作假見證的人在公會前控告他說：「這拿撒勒人耶穌要毀壞此地（聖殿），也要改變摩西所交給我們的規條。」（見希臘文譯本）。另一個敵對性的提及在</w:t>
+      </w:r>
+      <w:hyperlink r:id="rId64">
+        <w:r>
+          <w:rPr>
+            <w:lang w:val="zh_TW" w:bidi="zh_TW"/>
+          </w:rPr>
+          <w:rPr>
+            <w:color w:val="0000EE"/>
+            <w:u w:val="single"/>
+          </w:rPr>
+          <w:t>使徒行傳二十四章5節</w:t>
+        </w:r>
+      </w:hyperlink>
+      <w:r>
+        <w:rPr>
+          <w:lang w:val="zh_TW" w:bidi="zh_TW"/>
+        </w:rPr>
+        <w:t>，這是唯一一次提到耶穌的跟隨者為拿撒勒教黨。帖土羅控告保羅說：「我們看這個人，如同瘟疫一般，是鼓動普天下眾猶太人生亂的，又是拿撒勒教黨裡的一個頭目。」</w:t>
       </w:r>
     </w:p>
     <w:p>
@@ -1075,54 +2329,108 @@
         <w:rPr>
           <w:lang w:val="zh_TW" w:bidi="zh_TW"/>
         </w:rPr>
-        <w:t>米拿現所支付的貢品（</w:t>
-      </w:r>
-      <w:hyperlink r:id="rId26">
-        <w:r>
-          <w:rPr>
-            <w:lang w:val="zh_TW" w:bidi="zh_TW"/>
-          </w:rPr>
-          <w:rPr>
-            <w:color w:val="0000EE"/>
-            <w:u w:val="single"/>
-          </w:rPr>
-          <w:t>王下15:19–20</w:t>
-        </w:r>
-      </w:hyperlink>
-      <w:r>
-        <w:rPr>
-          <w:lang w:val="zh_TW" w:bidi="zh_TW"/>
-        </w:rPr>
-        <w:t>）和撒馬利亞淪陷時所奪取的戰利品（</w:t>
-      </w:r>
-      <w:hyperlink r:id="rId27">
-        <w:r>
-          <w:rPr>
-            <w:lang w:val="zh_TW" w:bidi="zh_TW"/>
-          </w:rPr>
-          <w:rPr>
-            <w:color w:val="0000EE"/>
-            <w:u w:val="single"/>
-          </w:rPr>
-          <w:t>賽8:4</w:t>
-        </w:r>
-      </w:hyperlink>
-      <w:r>
-        <w:rPr>
-          <w:lang w:val="zh_TW" w:bidi="zh_TW"/>
-        </w:rPr>
-        <w:t>）都被運送至尼尼微。西拿基立從希西家那裡所收取的貢物，也同樣被送到這座城中（</w:t>
-      </w:r>
-      <w:hyperlink r:id="rId28">
-        <w:r>
-          <w:rPr>
-            <w:lang w:val="zh_TW" w:bidi="zh_TW"/>
-          </w:rPr>
-          <w:rPr>
-            <w:color w:val="0000EE"/>
-            <w:u w:val="single"/>
-          </w:rPr>
-          <w:t>王下14–16</w:t>
+        <w:t>關於「拿撒勒人」這個名稱，在</w:t>
+      </w:r>
+      <w:hyperlink r:id="rId53">
+        <w:r>
+          <w:rPr>
+            <w:lang w:val="zh_TW" w:bidi="zh_TW"/>
+          </w:rPr>
+          <w:rPr>
+            <w:color w:val="0000EE"/>
+            <w:u w:val="single"/>
+          </w:rPr>
+          <w:t>馬太福音二章23節</w:t>
+        </w:r>
+      </w:hyperlink>
+      <w:r>
+        <w:rPr>
+          <w:lang w:val="zh_TW" w:bidi="zh_TW"/>
+        </w:rPr>
+        <w:t>一直是個難題：「到了一座城，名叫拿撒勒，就住在那裡。這是要應驗先知所說，他將稱為拿撒勒人的話了」。舊約中沒有任何先知直接預言彌賽亞將被稱為拿撒勒人。一些學者將馬太福音的引用與</w:t>
+      </w:r>
+      <w:hyperlink r:id="rId81">
+        <w:r>
+          <w:rPr>
+            <w:lang w:val="zh_TW" w:bidi="zh_TW"/>
+          </w:rPr>
+          <w:rPr>
+            <w:color w:val="0000EE"/>
+            <w:u w:val="single"/>
+          </w:rPr>
+          <w:t>以賽亞書十一章1節</w:t>
+        </w:r>
+      </w:hyperlink>
+      <w:r>
+        <w:rPr>
+          <w:lang w:val="zh_TW" w:bidi="zh_TW"/>
+        </w:rPr>
+        <w:t>聯繫起來，該處提到彌賽亞是枝子，這個希伯來文詞語源自與「拿撒勒」相同的詞根。另一些人則認為這段舊約預言指的是彌賽亞將被人輕視和辱罵，因為他們認為彌賽亞應該來自大衛之城伯利恆。然而，儘管耶穌確實在伯利恆出生，但祂卻在拿撒勒長大，後來被稱為拿撒勒人，因而被人嘲笑。因此，當一些同時代的人稱祂為拿撒勒人時，這預言就應驗了，因為拿撒勒被視為一個不受人重視的地方（</w:t>
+      </w:r>
+      <w:hyperlink r:id="rId51">
+        <w:r>
+          <w:rPr>
+            <w:lang w:val="zh_TW" w:bidi="zh_TW"/>
+          </w:rPr>
+          <w:rPr>
+            <w:color w:val="0000EE"/>
+            <w:u w:val="single"/>
+          </w:rPr>
+          <w:t>約1:46</w:t>
+        </w:r>
+      </w:hyperlink>
+      <w:r>
+        <w:rPr>
+          <w:lang w:val="zh_TW" w:bidi="zh_TW"/>
+        </w:rPr>
+        <w:t>；參</w:t>
+      </w:r>
+      <w:hyperlink r:id="rId82">
+        <w:r>
+          <w:rPr>
+            <w:lang w:val="zh_TW" w:bidi="zh_TW"/>
+          </w:rPr>
+          <w:rPr>
+            <w:color w:val="0000EE"/>
+            <w:u w:val="single"/>
+          </w:rPr>
+          <w:t>太13:54</w:t>
+        </w:r>
+      </w:hyperlink>
+      <w:r>
+        <w:rPr>
+          <w:lang w:val="zh_TW" w:bidi="zh_TW"/>
+        </w:rPr>
+        <w:t>；</w:t>
+      </w:r>
+      <w:hyperlink r:id="rId83">
+        <w:r>
+          <w:rPr>
+            <w:lang w:val="zh_TW" w:bidi="zh_TW"/>
+          </w:rPr>
+          <w:rPr>
+            <w:color w:val="0000EE"/>
+            <w:u w:val="single"/>
+          </w:rPr>
+          <w:t>可6:2–3</w:t>
+        </w:r>
+      </w:hyperlink>
+      <w:r>
+        <w:rPr>
+          <w:lang w:val="zh_TW" w:bidi="zh_TW"/>
+        </w:rPr>
+        <w:t>；</w:t>
+      </w:r>
+      <w:hyperlink r:id="rId84">
+        <w:r>
+          <w:rPr>
+            <w:lang w:val="zh_TW" w:bidi="zh_TW"/>
+          </w:rPr>
+          <w:rPr>
+            <w:color w:val="0000EE"/>
+            <w:u w:val="single"/>
+          </w:rPr>
+          <w:t>路4:22</w:t>
         </w:r>
       </w:hyperlink>
       <w:r>
@@ -1141,27 +2449,32 @@
       </w:r>
       <w:r>
         <w:rPr>
-          <w:lang w:val="zh_TW" w:bidi="zh_TW"/>
-        </w:rPr>
-        <w:t>在尼尼微西拿基立宮殿出土的浮雕中，有描繪拉吉圍城戰的場景（參</w:t>
-      </w:r>
-      <w:hyperlink r:id="rId29">
-        <w:r>
-          <w:rPr>
-            <w:lang w:val="zh_TW" w:bidi="zh_TW"/>
-          </w:rPr>
-          <w:rPr>
-            <w:color w:val="0000EE"/>
-            <w:u w:val="single"/>
-          </w:rPr>
-          <w:t>王下19:8</w:t>
-        </w:r>
-      </w:hyperlink>
-      <w:r>
-        <w:rPr>
-          <w:lang w:val="zh_TW" w:bidi="zh_TW"/>
-        </w:rPr>
-        <w:t>）。浮雕上西拿基立坐在寶座上，向他哀求的俘虜則跪於前方；城牆上有弓箭手與撞城槌進攻，守軍以火與箭抵禦。其中一座城門，另有居民背負行囊逃離或投降的畫面，右下角可見三名赤身的男子被釘於木樁之上。</w:t>
+          <w:i/>
+          <w:lang w:val="zh_TW" w:bidi="zh_TW"/>
+        </w:rPr>
+        <w:t>另見</w:t>
+      </w:r>
+      <w:r>
+        <w:rPr>
+          <w:lang w:val="zh_TW" w:bidi="zh_TW"/>
+        </w:rPr>
+        <w:t>拿撒勒</w:t>
+      </w:r>
+      <w:r>
+        <w:rPr>
+          <w:lang w:val="zh_TW" w:bidi="zh_TW"/>
+        </w:rPr>
+        <w:t>。</w:t>
+      </w:r>
+      <w:r>
+        <w:rPr>
+          <w:lang w:val="zh_TW" w:bidi="zh_TW"/>
+        </w:rPr>
+      </w:r>
+      <w:r>
+        <w:rPr>
+          <w:lang w:val="zh_TW" w:bidi="zh_TW"/>
+        </w:rPr>
       </w:r>
     </w:p>
     <w:p>
@@ -1171,11 +2484,21 @@
           <w:lang w:val="zh_TW" w:bidi="zh_TW"/>
         </w:rPr>
       </w:r>
-      <w:r>
-        <w:rPr>
-          <w:lang w:val="zh_TW" w:bidi="zh_TW"/>
-        </w:rPr>
-        <w:t>在芝加哥大學東方研究所（Oriental Institute of the University of Chicago）的所收藏的棱柱和大英博物館（British Museum）的泰勒六棱柱（Taylor Prism）上，都刻有西拿基立入侵猶大之戰，由於亞述人沒有攻下耶路撒冷，西拿基立只能以誇耀自我滿足：「至於猶大人希西家，他未服我軛。我圍攻他之四十六堅城與無數鄉村，皆取之……我困他本人於耶路撒冷的皇宮中，如籠中之鳥。」</w:t>
+    </w:p>
+    <w:p>
+      <w:pPr>
+        <w:pStyle w:val="Heading2"/>
+      </w:pPr>
+      <w:r>
+        <w:rPr>
+          <w:lang w:val="zh_TW" w:bidi="zh_TW"/>
+        </w:rPr>
+        <w:t>那地的人</w:t>
+      </w:r>
+      <w:r>
+        <w:rPr>
+          <w:lang w:val="zh_TW" w:bidi="zh_TW"/>
+        </w:rPr>
       </w:r>
     </w:p>
     <w:p>
@@ -1189,36 +2512,170 @@
         <w:rPr>
           <w:lang w:val="zh_TW" w:bidi="zh_TW"/>
         </w:rPr>
-        <w:t>與尼尼微有關的亞述諸王在以色列的歷史中扮演重要角色，然而尼尼微這個名稱在聖經歷史書中僅出現過一次。</w:t>
-      </w:r>
-      <w:hyperlink r:id="rId30">
-        <w:r>
-          <w:rPr>
-            <w:lang w:val="zh_TW" w:bidi="zh_TW"/>
-          </w:rPr>
-          <w:rPr>
-            <w:color w:val="0000EE"/>
-            <w:u w:val="single"/>
-          </w:rPr>
-          <w:t>列王紀下十九章36節</w:t>
-        </w:r>
-      </w:hyperlink>
-      <w:r>
-        <w:rPr>
-          <w:lang w:val="zh_TW" w:bidi="zh_TW"/>
-        </w:rPr>
-        <w:t>記載，在耶和華的使者擊殺了十八萬五千名士兵後，西拿基立回家並留在尼尼微。公元前681年，他在此被兩子所殺（參</w:t>
-      </w:r>
-      <w:hyperlink r:id="rId31">
-        <w:r>
-          <w:rPr>
-            <w:lang w:val="zh_TW" w:bidi="zh_TW"/>
-          </w:rPr>
-          <w:rPr>
-            <w:color w:val="0000EE"/>
-            <w:u w:val="single"/>
-          </w:rPr>
-          <w:t>王下19:37</w:t>
+        <w:t>「那地的人」這個片語出自希伯來文</w:t>
+      </w:r>
+      <w:r>
+        <w:rPr>
+          <w:i/>
+          <w:lang w:val="zh_TW" w:bidi="zh_TW"/>
+        </w:rPr>
+        <w:t>‘Am-Ha’arets。</w:t>
+      </w:r>
+      <w:r>
+        <w:rPr>
+          <w:lang w:val="zh_TW" w:bidi="zh_TW"/>
+        </w:rPr>
+        <w:t xml:space="preserve"> 一般而言，</w:t>
+      </w:r>
+      <w:r>
+        <w:rPr>
+          <w:i/>
+          <w:lang w:val="zh_TW" w:bidi="zh_TW"/>
+        </w:rPr>
+        <w:t>‘Am-Ha’arets</w:t>
+      </w:r>
+      <w:r>
+        <w:rPr>
+          <w:lang w:val="zh_TW" w:bidi="zh_TW"/>
+        </w:rPr>
+        <w:t>可以指某個政治或民族群體，例如：</w:t>
+      </w:r>
+    </w:p>
+    <w:p>
+      <w:pPr>
+        <w:pStyle w:val="ListBullet"/>
+        <w:spacing w:line="240" w:lineRule="auto"/>
+        <w:ind w:left="720"/>
+      </w:pPr>
+      <w:r>
+        <w:rPr>
+          <w:lang w:val="zh_TW" w:bidi="zh_TW"/>
+        </w:rPr>
+      </w:r>
+      <w:r>
+        <w:rPr>
+          <w:lang w:val="zh_TW" w:bidi="zh_TW"/>
+        </w:rPr>
+        <w:t>赫的子孫，就是赫人（</w:t>
+      </w:r>
+      <w:hyperlink r:id="rId85">
+        <w:r>
+          <w:rPr>
+            <w:lang w:val="zh_TW" w:bidi="zh_TW"/>
+          </w:rPr>
+          <w:rPr>
+            <w:color w:val="0000EE"/>
+            <w:u w:val="single"/>
+          </w:rPr>
+          <w:t>創23:7</w:t>
+        </w:r>
+      </w:hyperlink>
+      <w:r>
+        <w:rPr>
+          <w:lang w:val="zh_TW" w:bidi="zh_TW"/>
+        </w:rPr>
+        <w:t>）</w:t>
+      </w:r>
+    </w:p>
+    <w:p>
+      <w:pPr>
+        <w:pStyle w:val="ListBullet"/>
+        <w:spacing w:line="240" w:lineRule="auto"/>
+        <w:ind w:left="720"/>
+      </w:pPr>
+      <w:r>
+        <w:rPr>
+          <w:lang w:val="zh_TW" w:bidi="zh_TW"/>
+        </w:rPr>
+      </w:r>
+      <w:r>
+        <w:rPr>
+          <w:lang w:val="zh_TW" w:bidi="zh_TW"/>
+        </w:rPr>
+        <w:t>埃及人（</w:t>
+      </w:r>
+      <w:hyperlink r:id="rId86">
+        <w:r>
+          <w:rPr>
+            <w:lang w:val="zh_TW" w:bidi="zh_TW"/>
+          </w:rPr>
+          <w:rPr>
+            <w:color w:val="0000EE"/>
+            <w:u w:val="single"/>
+          </w:rPr>
+          <w:t>創42:6</w:t>
+        </w:r>
+      </w:hyperlink>
+      <w:r>
+        <w:rPr>
+          <w:lang w:val="zh_TW" w:bidi="zh_TW"/>
+        </w:rPr>
+        <w:t>）</w:t>
+      </w:r>
+    </w:p>
+    <w:p>
+      <w:pPr>
+        <w:pStyle w:val="ListBullet"/>
+        <w:spacing w:line="240" w:lineRule="auto"/>
+        <w:ind w:left="720"/>
+      </w:pPr>
+      <w:r>
+        <w:rPr>
+          <w:lang w:val="zh_TW" w:bidi="zh_TW"/>
+        </w:rPr>
+      </w:r>
+      <w:r>
+        <w:rPr>
+          <w:lang w:val="zh_TW" w:bidi="zh_TW"/>
+        </w:rPr>
+        <w:t>以色列人（</w:t>
+      </w:r>
+      <w:hyperlink r:id="rId87">
+        <w:r>
+          <w:rPr>
+            <w:lang w:val="zh_TW" w:bidi="zh_TW"/>
+          </w:rPr>
+          <w:rPr>
+            <w:color w:val="0000EE"/>
+            <w:u w:val="single"/>
+          </w:rPr>
+          <w:t>出5:5</w:t>
+        </w:r>
+      </w:hyperlink>
+      <w:r>
+        <w:rPr>
+          <w:lang w:val="zh_TW" w:bidi="zh_TW"/>
+        </w:rPr>
+        <w:t>）</w:t>
+      </w:r>
+    </w:p>
+    <w:p>
+      <w:pPr>
+        <w:pStyle w:val="ListBullet"/>
+        <w:spacing w:line="240" w:lineRule="auto"/>
+        <w:ind w:left="720"/>
+      </w:pPr>
+      <w:r>
+        <w:rPr>
+          <w:lang w:val="zh_TW" w:bidi="zh_TW"/>
+        </w:rPr>
+      </w:r>
+      <w:r>
+        <w:rPr>
+          <w:lang w:val="zh_TW" w:bidi="zh_TW"/>
+        </w:rPr>
+        <w:t>迦南諸國的民族（</w:t>
+      </w:r>
+      <w:hyperlink r:id="rId88">
+        <w:r>
+          <w:rPr>
+            <w:lang w:val="zh_TW" w:bidi="zh_TW"/>
+          </w:rPr>
+          <w:rPr>
+            <w:color w:val="0000EE"/>
+            <w:u w:val="single"/>
+          </w:rPr>
+          <w:t>民13:28</w:t>
         </w:r>
       </w:hyperlink>
       <w:r>
@@ -1227,41 +2684,59 @@
         </w:rPr>
         <w:t>；</w:t>
       </w:r>
-      <w:hyperlink r:id="rId32">
-        <w:r>
-          <w:rPr>
-            <w:lang w:val="zh_TW" w:bidi="zh_TW"/>
-          </w:rPr>
-          <w:rPr>
-            <w:color w:val="0000EE"/>
-            <w:u w:val="single"/>
-          </w:rPr>
-          <w:t>代下32:21</w:t>
-        </w:r>
-      </w:hyperlink>
-      <w:r>
-        <w:rPr>
-          <w:lang w:val="zh_TW" w:bidi="zh_TW"/>
-        </w:rPr>
-        <w:t>；</w:t>
-      </w:r>
-      <w:hyperlink r:id="rId33">
-        <w:r>
-          <w:rPr>
-            <w:lang w:val="zh_TW" w:bidi="zh_TW"/>
-          </w:rPr>
-          <w:rPr>
-            <w:color w:val="0000EE"/>
-            <w:u w:val="single"/>
-          </w:rPr>
-          <w:t>賽37:38</w:t>
-        </w:r>
-      </w:hyperlink>
-      <w:r>
-        <w:rPr>
-          <w:lang w:val="zh_TW" w:bidi="zh_TW"/>
-        </w:rPr>
-        <w:t>）。</w:t>
+      <w:hyperlink r:id="rId89">
+        <w:r>
+          <w:rPr>
+            <w:lang w:val="zh_TW" w:bidi="zh_TW"/>
+          </w:rPr>
+          <w:rPr>
+            <w:color w:val="0000EE"/>
+            <w:u w:val="single"/>
+          </w:rPr>
+          <w:t>尼9:24</w:t>
+        </w:r>
+      </w:hyperlink>
+      <w:r>
+        <w:rPr>
+          <w:lang w:val="zh_TW" w:bidi="zh_TW"/>
+        </w:rPr>
+        <w:t>）</w:t>
+      </w:r>
+    </w:p>
+    <w:p>
+      <w:pPr>
+        <w:pStyle w:val="ListBullet"/>
+        <w:spacing w:line="240" w:lineRule="auto"/>
+        <w:ind w:left="720"/>
+      </w:pPr>
+      <w:r>
+        <w:rPr>
+          <w:lang w:val="zh_TW" w:bidi="zh_TW"/>
+        </w:rPr>
+      </w:r>
+      <w:r>
+        <w:rPr>
+          <w:lang w:val="zh_TW" w:bidi="zh_TW"/>
+        </w:rPr>
+        <w:t>亞捫人（</w:t>
+      </w:r>
+      <w:hyperlink r:id="rId90">
+        <w:r>
+          <w:rPr>
+            <w:lang w:val="zh_TW" w:bidi="zh_TW"/>
+          </w:rPr>
+          <w:rPr>
+            <w:color w:val="0000EE"/>
+            <w:u w:val="single"/>
+          </w:rPr>
+          <w:t>民21:34</w:t>
+        </w:r>
+      </w:hyperlink>
+      <w:r>
+        <w:rPr>
+          <w:lang w:val="zh_TW" w:bidi="zh_TW"/>
+        </w:rPr>
+        <w:t>）</w:t>
       </w:r>
     </w:p>
     <w:p>
@@ -1275,18 +2750,18 @@
         <w:rPr>
           <w:lang w:val="zh_TW" w:bidi="zh_TW"/>
         </w:rPr>
-        <w:t>約拿書中多次提到尼尼微，因上帝差遣先知前往該城宣告其即將臨到的審判。經文稱尼尼微為「大城」（</w:t>
-      </w:r>
-      <w:hyperlink r:id="rId34">
-        <w:r>
-          <w:rPr>
-            <w:lang w:val="zh_TW" w:bidi="zh_TW"/>
-          </w:rPr>
-          <w:rPr>
-            <w:color w:val="0000EE"/>
-            <w:u w:val="single"/>
-          </w:rPr>
-          <w:t>拿1:2</w:t>
+        <w:t>隨著以色列成為一個民族，這個詞的意思就改變了。它開始指一般百姓，也就是不屬於宗教或政治領袖的人（</w:t>
+      </w:r>
+      <w:hyperlink r:id="rId91">
+        <w:r>
+          <w:rPr>
+            <w:lang w:val="zh_TW" w:bidi="zh_TW"/>
+          </w:rPr>
+          <w:rPr>
+            <w:color w:val="0000EE"/>
+            <w:u w:val="single"/>
+          </w:rPr>
+          <w:t>王下11:14–20</w:t>
         </w:r>
       </w:hyperlink>
       <w:r>
@@ -1295,186 +2770,16 @@
         </w:rPr>
         <w:t>，</w:t>
       </w:r>
-      <w:hyperlink r:id="rId35">
-        <w:r>
-          <w:rPr>
-            <w:lang w:val="zh_TW" w:bidi="zh_TW"/>
-          </w:rPr>
-          <w:rPr>
-            <w:color w:val="0000EE"/>
-            <w:u w:val="single"/>
-          </w:rPr>
-          <w:t>3:2</w:t>
-        </w:r>
-      </w:hyperlink>
-      <w:r>
-        <w:rPr>
-          <w:lang w:val="zh_TW" w:bidi="zh_TW"/>
-        </w:rPr>
-        <w:t>），並且描述「</w:t>
-      </w:r>
-      <w:r>
-        <w:rPr>
-          <w:lang w:val="zh_TW" w:bidi="zh_TW"/>
-        </w:rPr>
-        <w:t>尼尼微是極大的城，有三日的路程。</w:t>
-      </w:r>
-      <w:r>
-        <w:rPr>
-          <w:lang w:val="zh_TW" w:bidi="zh_TW"/>
-        </w:rPr>
-        <w:t>」（</w:t>
-      </w:r>
-      <w:hyperlink r:id="rId36">
-        <w:r>
-          <w:rPr>
-            <w:lang w:val="zh_TW" w:bidi="zh_TW"/>
-          </w:rPr>
-          <w:rPr>
-            <w:color w:val="0000EE"/>
-            <w:u w:val="single"/>
-          </w:rPr>
-          <w:t>3:3</w:t>
-        </w:r>
-      </w:hyperlink>
-      <w:r>
-        <w:rPr>
-          <w:lang w:val="zh_TW" w:bidi="zh_TW"/>
-        </w:rPr>
-        <w:t>）。尼尼微地的地界必定超過古雲吉克丘與尼比‧優努斯丘所代表的區域。一些釋經者認為，當時的尼尼微城範圍還包括與之相關的其它城市，其中包括底格里斯與大扎卜河（Great Zab）之間的「亞述三角」（Assyrian triangle）地區，北起柯沙巴（Khorsabad），南至尼姆魯德（Nimrud）。</w:t>
-      </w:r>
-    </w:p>
-    <w:p>
-      <w:pPr/>
-      <w:r>
-        <w:rPr>
-          <w:lang w:val="zh_TW" w:bidi="zh_TW"/>
-        </w:rPr>
-      </w:r>
-      <w:r>
-        <w:rPr>
-          <w:lang w:val="zh_TW" w:bidi="zh_TW"/>
-        </w:rPr>
-        <w:t>耶和華說：「</w:t>
-      </w:r>
-      <w:r>
-        <w:rPr>
-          <w:lang w:val="zh_TW" w:bidi="zh_TW"/>
-        </w:rPr>
-        <w:t>這尼尼微大城，其中不能分辨左手右手的有十二萬多人</w:t>
-      </w:r>
-      <w:r>
-        <w:rPr>
-          <w:lang w:val="zh_TW" w:bidi="zh_TW"/>
-        </w:rPr>
-        <w:t>」（</w:t>
-      </w:r>
-      <w:hyperlink r:id="rId37">
-        <w:r>
-          <w:rPr>
-            <w:lang w:val="zh_TW" w:bidi="zh_TW"/>
-          </w:rPr>
-          <w:rPr>
-            <w:color w:val="0000EE"/>
-            <w:u w:val="single"/>
-          </w:rPr>
-          <w:t>拿4:11</w:t>
-        </w:r>
-      </w:hyperlink>
-      <w:r>
-        <w:rPr>
-          <w:lang w:val="zh_TW" w:bidi="zh_TW"/>
-        </w:rPr>
-        <w:t>）。有些人把這句話解釋為指城中無辜的孩童人數，因此推估大尼尼微人口約六十萬；但更合理的理解是，這是指全體居民，而那描述性的片語是用來說明尼尼微人完全的屬靈黑暗。</w:t>
-      </w:r>
-    </w:p>
-    <w:p>
-      <w:pPr/>
-      <w:r>
-        <w:rPr>
-          <w:lang w:val="zh_TW" w:bidi="zh_TW"/>
-        </w:rPr>
-      </w:r>
-      <w:r>
-        <w:rPr>
-          <w:lang w:val="zh_TW" w:bidi="zh_TW"/>
-        </w:rPr>
-        <w:t>約拿宣講的是審判與毀滅的信息，但全城的悔改帶來了拯救（</w:t>
-      </w:r>
-      <w:hyperlink r:id="rId38">
-        <w:r>
-          <w:rPr>
-            <w:lang w:val="zh_TW" w:bidi="zh_TW"/>
-          </w:rPr>
-          <w:rPr>
-            <w:color w:val="0000EE"/>
-            <w:u w:val="single"/>
-          </w:rPr>
-          <w:t>3:6–10</w:t>
-        </w:r>
-      </w:hyperlink>
-      <w:r>
-        <w:rPr>
-          <w:lang w:val="zh_TW" w:bidi="zh_TW"/>
-        </w:rPr>
-        <w:t>）。那鴻以栩栩如生又激昂的語言宣告了這座城市最終的傾覆。西番亞也預言了尼尼微的毀滅，宣告它將成為荒涼之地，成為羊群躺臥之處，即使是隨意造訪的人也能體會（</w:t>
-      </w:r>
-      <w:hyperlink r:id="rId39">
-        <w:r>
-          <w:rPr>
-            <w:lang w:val="zh_TW" w:bidi="zh_TW"/>
-          </w:rPr>
-          <w:rPr>
-            <w:color w:val="0000EE"/>
-            <w:u w:val="single"/>
-          </w:rPr>
-          <w:t>番2:13–15</w:t>
-        </w:r>
-      </w:hyperlink>
-      <w:r>
-        <w:rPr>
-          <w:lang w:val="zh_TW" w:bidi="zh_TW"/>
-        </w:rPr>
-        <w:t>）。</w:t>
-      </w:r>
-    </w:p>
-    <w:p>
-      <w:pPr/>
-      <w:r>
-        <w:rPr>
-          <w:lang w:val="zh_TW" w:bidi="zh_TW"/>
-        </w:rPr>
-      </w:r>
-      <w:r>
-        <w:rPr>
-          <w:lang w:val="zh_TW" w:bidi="zh_TW"/>
-        </w:rPr>
-        <w:t>尼尼微被巴比倫人、米底亞人和西古提人的聯軍所毀。這座城市遭受極其嚴重且徹底的破壞；數世紀後連確定位置也被人遺忘。色諾芬（Xenophon）和希臘軍隊在公元前401年從該地附近撤退經過，卻未意識到那裡正是尼尼微的所在。在公元第二世紀，希臘諷刺作家琉善（Lucian）評論道：「尼尼微被毀得如此徹底，以致於已無法說出它曾經位於何處；連一點痕跡都沒有留下。」</w:t>
-      </w:r>
-    </w:p>
-    <w:p>
-      <w:pPr/>
-      <w:r>
-        <w:rPr>
-          <w:lang w:val="zh_TW" w:bidi="zh_TW"/>
-        </w:rPr>
-      </w:r>
-      <w:r>
-        <w:rPr>
-          <w:lang w:val="zh_TW" w:bidi="zh_TW"/>
-        </w:rPr>
-        <w:t>新約聖經福音書中僅有幾次提到尼尼微，也都與審判有關。耶穌在回應文士和法利賽人的要求時，指出邪惡的世代在尋求神蹟；正如約拿曾是尼尼微人的一個神蹟，耶穌也將成為祂那世代的神蹟（</w:t>
-      </w:r>
-      <w:hyperlink r:id="rId40">
-        <w:r>
-          <w:rPr>
-            <w:lang w:val="zh_TW" w:bidi="zh_TW"/>
-          </w:rPr>
-          <w:rPr>
-            <w:color w:val="0000EE"/>
-            <w:u w:val="single"/>
-          </w:rPr>
-          <w:t>太12:38–40</w:t>
+      <w:hyperlink r:id="rId92">
+        <w:r>
+          <w:rPr>
+            <w:lang w:val="zh_TW" w:bidi="zh_TW"/>
+          </w:rPr>
+          <w:rPr>
+            <w:color w:val="0000EE"/>
+            <w:u w:val="single"/>
+          </w:rPr>
+          <w:t>25:3</w:t>
         </w:r>
       </w:hyperlink>
       <w:r>
@@ -1483,34 +2788,16 @@
         </w:rPr>
         <w:t>；</w:t>
       </w:r>
-      <w:hyperlink r:id="rId41">
-        <w:r>
-          <w:rPr>
-            <w:lang w:val="zh_TW" w:bidi="zh_TW"/>
-          </w:rPr>
-          <w:rPr>
-            <w:color w:val="0000EE"/>
-            <w:u w:val="single"/>
-          </w:rPr>
-          <w:t>路11:29–31</w:t>
-        </w:r>
-      </w:hyperlink>
-      <w:r>
-        <w:rPr>
-          <w:lang w:val="zh_TW" w:bidi="zh_TW"/>
-        </w:rPr>
-        <w:t>）。祂接著宣告，尼尼微人在審判時將與祂那世代的人一同起來定這世代的罪，因為尼尼微人在約拿的宣講下悔改了。現在，有一位比約拿更大的人已經來了（</w:t>
-      </w:r>
-      <w:hyperlink r:id="rId42">
-        <w:r>
-          <w:rPr>
-            <w:lang w:val="zh_TW" w:bidi="zh_TW"/>
-          </w:rPr>
-          <w:rPr>
-            <w:color w:val="0000EE"/>
-            <w:u w:val="single"/>
-          </w:rPr>
-          <w:t>太12:41</w:t>
+      <w:hyperlink r:id="rId93">
+        <w:r>
+          <w:rPr>
+            <w:lang w:val="zh_TW" w:bidi="zh_TW"/>
+          </w:rPr>
+          <w:rPr>
+            <w:color w:val="0000EE"/>
+            <w:u w:val="single"/>
+          </w:rPr>
+          <w:t>代下33:25</w:t>
         </w:r>
       </w:hyperlink>
       <w:r>
@@ -1519,336 +2806,102 @@
         </w:rPr>
         <w:t>；</w:t>
       </w:r>
-      <w:hyperlink r:id="rId43">
-        <w:r>
-          <w:rPr>
-            <w:lang w:val="zh_TW" w:bidi="zh_TW"/>
-          </w:rPr>
-          <w:rPr>
-            <w:color w:val="0000EE"/>
-            <w:u w:val="single"/>
-          </w:rPr>
-          <w:t>路11:32</w:t>
-        </w:r>
-      </w:hyperlink>
-      <w:r>
-        <w:rPr>
-          <w:lang w:val="zh_TW" w:bidi="zh_TW"/>
-        </w:rPr>
-        <w:t>）。</w:t>
-      </w:r>
-    </w:p>
-    <w:p>
-      <w:pPr/>
-      <w:r>
-        <w:rPr>
-          <w:lang w:val="zh_TW" w:bidi="zh_TW"/>
-        </w:rPr>
+      <w:hyperlink r:id="rId94">
+        <w:r>
+          <w:rPr>
+            <w:lang w:val="zh_TW" w:bidi="zh_TW"/>
+          </w:rPr>
+          <w:rPr>
+            <w:color w:val="0000EE"/>
+            <w:u w:val="single"/>
+          </w:rPr>
+          <w:t>耶52:25</w:t>
+        </w:r>
+      </w:hyperlink>
+      <w:r>
+        <w:rPr>
+          <w:lang w:val="zh_TW" w:bidi="zh_TW"/>
+        </w:rPr>
+        <w:t>）。後來，許多猶大人從巴比倫被擄歸回之後，這個詞又衍生出新的意思，它被用來形容那些與其它民族通婚的猶大人。以斯拉和跟從他的人通常不與這些通婚的家庭來往（</w:t>
+      </w:r>
+      <w:hyperlink r:id="rId95">
+        <w:r>
+          <w:rPr>
+            <w:lang w:val="zh_TW" w:bidi="zh_TW"/>
+          </w:rPr>
+          <w:rPr>
+            <w:color w:val="0000EE"/>
+            <w:u w:val="single"/>
+          </w:rPr>
+          <w:t>拉4:4</w:t>
+        </w:r>
+      </w:hyperlink>
+      <w:r>
+        <w:rPr>
+          <w:lang w:val="zh_TW" w:bidi="zh_TW"/>
+        </w:rPr>
+        <w:t>，</w:t>
+      </w:r>
+      <w:hyperlink r:id="rId96">
+        <w:r>
+          <w:rPr>
+            <w:lang w:val="zh_TW" w:bidi="zh_TW"/>
+          </w:rPr>
+          <w:rPr>
+            <w:color w:val="0000EE"/>
+            <w:u w:val="single"/>
+          </w:rPr>
+          <w:t>10:2</w:t>
+        </w:r>
+      </w:hyperlink>
+      <w:r>
+        <w:rPr>
+          <w:lang w:val="zh_TW" w:bidi="zh_TW"/>
+        </w:rPr>
+        <w:t>、</w:t>
+      </w:r>
+      <w:hyperlink r:id="rId96">
+        <w:r>
+          <w:rPr>
+            <w:lang w:val="zh_TW" w:bidi="zh_TW"/>
+          </w:rPr>
+          <w:rPr>
+            <w:color w:val="0000EE"/>
+            <w:u w:val="single"/>
+          </w:rPr>
+          <w:t>11</w:t>
+        </w:r>
+      </w:hyperlink>
+      <w:r>
+        <w:rPr>
+          <w:lang w:val="zh_TW" w:bidi="zh_TW"/>
+        </w:rPr>
+        <w:t>；</w:t>
+      </w:r>
+      <w:hyperlink r:id="rId97">
+        <w:r>
+          <w:rPr>
+            <w:lang w:val="zh_TW" w:bidi="zh_TW"/>
+          </w:rPr>
+          <w:rPr>
+            <w:color w:val="0000EE"/>
+            <w:u w:val="single"/>
+          </w:rPr>
+          <w:t>尼10:28–31</w:t>
+        </w:r>
+      </w:hyperlink>
+      <w:r>
+        <w:rPr>
+          <w:lang w:val="zh_TW" w:bidi="zh_TW"/>
+        </w:rPr>
+        <w:t>）。再後來，拉比猶太教將那些不能遵行全部律法的猶太人稱為</w:t>
       </w:r>
       <w:r>
         <w:rPr>
           <w:i/>
           <w:lang w:val="zh_TW" w:bidi="zh_TW"/>
         </w:rPr>
-        <w:t>另見</w:t>
-      </w:r>
-      <w:r>
-        <w:rPr>
-          <w:lang w:val="zh_TW" w:bidi="zh_TW"/>
-        </w:rPr>
-        <w:t xml:space="preserve"> </w:t>
-      </w:r>
-      <w:r>
-        <w:rPr>
-          <w:lang w:val="zh_TW" w:bidi="zh_TW"/>
-        </w:rPr>
-        <w:t>亞述、亞述人</w:t>
-      </w:r>
-      <w:r>
-        <w:rPr>
-          <w:lang w:val="zh_TW" w:bidi="zh_TW"/>
-        </w:rPr>
-        <w:t>；</w:t>
-      </w:r>
-      <w:r>
-        <w:rPr>
-          <w:lang w:val="zh_TW" w:bidi="zh_TW"/>
-        </w:rPr>
-        <w:t>漢謨拉比法典</w:t>
-      </w:r>
-      <w:r>
-        <w:rPr>
-          <w:lang w:val="zh_TW" w:bidi="zh_TW"/>
-        </w:rPr>
-        <w:t>。</w:t>
-      </w:r>
-      <w:r>
-        <w:rPr>
-          <w:lang w:val="zh_TW" w:bidi="zh_TW"/>
-        </w:rPr>
-      </w:r>
-      <w:r>
-        <w:rPr>
-          <w:lang w:val="zh_TW" w:bidi="zh_TW"/>
-        </w:rPr>
-      </w:r>
-    </w:p>
-    <w:p>
-      <w:pPr/>
-      <w:r>
-        <w:rPr>
-          <w:lang w:val="zh_TW" w:bidi="zh_TW"/>
-        </w:rPr>
-      </w:r>
-    </w:p>
-    <w:p>
-      <w:pPr>
-        <w:pStyle w:val="Heading2"/>
-      </w:pPr>
-      <w:r>
-        <w:rPr>
-          <w:lang w:val="zh_TW" w:bidi="zh_TW"/>
-        </w:rPr>
-        <w:t>泥漿</w:t>
-      </w:r>
-      <w:r>
-        <w:rPr>
-          <w:lang w:val="zh_TW" w:bidi="zh_TW"/>
-        </w:rPr>
-      </w:r>
-    </w:p>
-    <w:p>
-      <w:pPr>
-        <w:pStyle w:val="Heading2"/>
-      </w:pPr>
-      <w:r>
-        <w:rPr>
-          <w:lang w:val="zh_TW" w:bidi="zh_TW"/>
-        </w:rPr>
-        <w:t>泥漿（Slime）</w:t>
-      </w:r>
-    </w:p>
-    <w:p>
-      <w:pPr/>
-      <w:r>
-        <w:rPr>
-          <w:lang w:val="zh_TW" w:bidi="zh_TW"/>
-        </w:rPr>
-      </w:r>
-      <w:r>
-        <w:rPr>
-          <w:lang w:val="zh_TW" w:bidi="zh_TW"/>
-        </w:rPr>
-        <w:t>這是在</w:t>
-      </w:r>
-      <w:hyperlink r:id="rId44">
-        <w:r>
-          <w:rPr>
-            <w:lang w:val="zh_TW" w:bidi="zh_TW"/>
-          </w:rPr>
-          <w:rPr>
-            <w:color w:val="0000EE"/>
-            <w:u w:val="single"/>
-          </w:rPr>
-          <w:t>創世記十一章3節</w:t>
-        </w:r>
-      </w:hyperlink>
-      <w:r>
-        <w:rPr>
-          <w:lang w:val="zh_TW" w:bidi="zh_TW"/>
-        </w:rPr>
-        <w:t>和</w:t>
-      </w:r>
-      <w:hyperlink r:id="rId45">
-        <w:r>
-          <w:rPr>
-            <w:lang w:val="zh_TW" w:bidi="zh_TW"/>
-          </w:rPr>
-          <w:rPr>
-            <w:color w:val="0000EE"/>
-            <w:u w:val="single"/>
-          </w:rPr>
-          <w:t>出埃及記二章3節</w:t>
-        </w:r>
-      </w:hyperlink>
-      <w:r>
-        <w:rPr>
-          <w:lang w:val="zh_TW" w:bidi="zh_TW"/>
-        </w:rPr>
-        <w:t>中，「</w:t>
-      </w:r>
-      <w:r>
-        <w:rPr>
-          <w:lang w:val="zh_TW" w:bidi="zh_TW"/>
-        </w:rPr>
-        <w:t>石漆</w:t>
-      </w:r>
-      <w:r>
-        <w:rPr>
-          <w:lang w:val="zh_TW" w:bidi="zh_TW"/>
-        </w:rPr>
-        <w:t>（tar）」一詞在某些譯本中的譯法。</w:t>
-      </w:r>
-    </w:p>
-    <w:p>
-      <w:pPr/>
-      <w:r>
-        <w:rPr>
-          <w:lang w:val="zh_TW" w:bidi="zh_TW"/>
-        </w:rPr>
-      </w:r>
-      <w:r>
-        <w:rPr>
-          <w:i/>
-          <w:lang w:val="zh_TW" w:bidi="zh_TW"/>
-        </w:rPr>
-        <w:t>見</w:t>
-      </w:r>
-      <w:r>
-        <w:rPr>
-          <w:lang w:val="zh_TW" w:bidi="zh_TW"/>
-        </w:rPr>
-        <w:t>瀝青</w:t>
-      </w:r>
-      <w:r>
-        <w:rPr>
-          <w:lang w:val="zh_TW" w:bidi="zh_TW"/>
-        </w:rPr>
-        <w:t>；</w:t>
-      </w:r>
-      <w:r>
-        <w:rPr>
-          <w:lang w:val="zh_TW" w:bidi="zh_TW"/>
-        </w:rPr>
-        <w:t>石漆</w:t>
-      </w:r>
-      <w:r>
-        <w:rPr>
-          <w:lang w:val="zh_TW" w:bidi="zh_TW"/>
-        </w:rPr>
-        <w:t>。</w:t>
-      </w:r>
-      <w:r>
-        <w:rPr>
-          <w:lang w:val="zh_TW" w:bidi="zh_TW"/>
-        </w:rPr>
-      </w:r>
-      <w:r>
-        <w:rPr>
-          <w:lang w:val="zh_TW" w:bidi="zh_TW"/>
-        </w:rPr>
-      </w:r>
-    </w:p>
-    <w:p>
-      <w:pPr/>
-      <w:r>
-        <w:rPr>
-          <w:lang w:val="zh_TW" w:bidi="zh_TW"/>
-        </w:rPr>
-      </w:r>
-    </w:p>
-    <w:p>
-      <w:pPr>
-        <w:pStyle w:val="Heading2"/>
-      </w:pPr>
-      <w:r>
-        <w:rPr>
-          <w:lang w:val="zh_TW" w:bidi="zh_TW"/>
-        </w:rPr>
-        <w:t>泥漿坑</w:t>
-      </w:r>
-      <w:r>
-        <w:rPr>
-          <w:lang w:val="zh_TW" w:bidi="zh_TW"/>
-        </w:rPr>
-      </w:r>
-    </w:p>
-    <w:p>
-      <w:pPr>
-        <w:pStyle w:val="Heading2"/>
-      </w:pPr>
-      <w:r>
-        <w:rPr>
-          <w:lang w:val="zh_TW" w:bidi="zh_TW"/>
-        </w:rPr>
-        <w:t>泥漿坑（</w:t>
-      </w:r>
-      <w:r>
-        <w:rPr>
-          <w:lang w:val="zh_TW" w:bidi="zh_TW"/>
-        </w:rPr>
-        <w:t>Slimepits</w:t>
-      </w:r>
-      <w:r>
-        <w:rPr>
-          <w:lang w:val="zh_TW" w:bidi="zh_TW"/>
-        </w:rPr>
-        <w:t>）</w:t>
-      </w:r>
-    </w:p>
-    <w:p>
-      <w:pPr/>
-      <w:r>
-        <w:rPr>
-          <w:lang w:val="zh_TW" w:bidi="zh_TW"/>
-        </w:rPr>
-      </w:r>
-      <w:r>
-        <w:rPr>
-          <w:lang w:val="zh_TW" w:bidi="zh_TW"/>
-        </w:rPr>
-        <w:t>這是某些譯本對於在西訂谷中發現的瀝青坑（asphalt pits）或</w:t>
-      </w:r>
-      <w:r>
-        <w:rPr>
-          <w:lang w:val="zh_TW" w:bidi="zh_TW"/>
-        </w:rPr>
-        <w:t>石漆坑</w:t>
-      </w:r>
-      <w:r>
-        <w:rPr>
-          <w:lang w:val="zh_TW" w:bidi="zh_TW"/>
-        </w:rPr>
-        <w:t>（bitumen pits）的譯名（</w:t>
-      </w:r>
-      <w:hyperlink r:id="rId46">
-        <w:r>
-          <w:rPr>
-            <w:lang w:val="zh_TW" w:bidi="zh_TW"/>
-          </w:rPr>
-          <w:rPr>
-            <w:color w:val="0000EE"/>
-            <w:u w:val="single"/>
-          </w:rPr>
-          <w:t>創14:10</w:t>
-        </w:r>
-      </w:hyperlink>
-      <w:r>
-        <w:rPr>
-          <w:lang w:val="zh_TW" w:bidi="zh_TW"/>
-        </w:rPr>
-        <w:t>）。</w:t>
-      </w:r>
-    </w:p>
-    <w:p>
-      <w:pPr/>
-      <w:r>
-        <w:rPr>
-          <w:lang w:val="zh_TW" w:bidi="zh_TW"/>
-        </w:rPr>
-      </w:r>
-      <w:r>
-        <w:rPr>
-          <w:i/>
-          <w:lang w:val="zh_TW" w:bidi="zh_TW"/>
-        </w:rPr>
-        <w:t>見</w:t>
-      </w:r>
-      <w:r>
-        <w:rPr>
-          <w:lang w:val="zh_TW" w:bidi="zh_TW"/>
-        </w:rPr>
-        <w:t>西訂谷</w:t>
+        <w:t>‘Am-Ha’arets</w:t>
       </w:r>
       <w:r>
         <w:rPr>
@@ -3758,6 +4811,18 @@
     <w:abstractNumId w:val="11"/>
   </w:num>
   <w:num w:numId="14">
+    <w:abstractNumId w:val="3"/>
+    <w:lvlOverride w:ilvl="0">
+      <w:startOverride w:val="1"/>
+    </w:lvlOverride>
+  </w:num>
+  <w:num w:numId="15">
+    <w:abstractNumId w:val="3"/>
+    <w:lvlOverride w:ilvl="0">
+      <w:startOverride w:val="1"/>
+    </w:lvlOverride>
+  </w:num>
+  <w:num w:numId="16">
     <w:abstractNumId w:val="3"/>
     <w:lvlOverride w:ilvl="0">
       <w:startOverride w:val="1"/>

--- a/zht/docx/109.content.docx
+++ b/zht/docx/109.content.docx
@@ -149,7 +149,7 @@
         <w:rPr>
           <w:lang w:val="zh_TW" w:bidi="zh_TW"/>
         </w:rPr>
-        <w:t>na</w:t>
+        <w:t>mo</w:t>
       </w:r>
       <w:r>
         <w:rPr>
@@ -212,26 +212,26 @@
         <w:rPr>
           <w:lang w:val="zh_TW" w:bidi="zh_TW"/>
         </w:rPr>
-        <w:t>拿但業</w:t>
-      </w:r>
-      <w:r>
-        <w:rPr>
-          <w:lang w:val="zh_TW" w:bidi="zh_TW"/>
-        </w:rPr>
-      </w:r>
-    </w:p>
-    <w:p>
-      <w:pPr/>
-      <w:r>
-        <w:rPr>
-          <w:lang w:val="zh_TW" w:bidi="zh_TW"/>
-        </w:rPr>
-      </w:r>
-      <w:r>
-        <w:rPr>
-          <w:lang w:val="zh_TW" w:bidi="zh_TW"/>
-        </w:rPr>
-        <w:t>加利利迦拿的猶太人，被耶穌呼召成為門徒（</w:t>
+        <w:t>摩利橡樹</w:t>
+      </w:r>
+      <w:r>
+        <w:rPr>
+          <w:lang w:val="zh_TW" w:bidi="zh_TW"/>
+        </w:rPr>
+      </w:r>
+    </w:p>
+    <w:p>
+      <w:pPr/>
+      <w:r>
+        <w:rPr>
+          <w:lang w:val="zh_TW" w:bidi="zh_TW"/>
+        </w:rPr>
+      </w:r>
+      <w:r>
+        <w:rPr>
+          <w:lang w:val="zh_TW" w:bidi="zh_TW"/>
+        </w:rPr>
+        <w:t>亞伯拉罕離開美索不達米亞、進入迦南地後首次停留的地點。他在那裡為神築了一座壇（</w:t>
       </w:r>
       <w:hyperlink r:id="rId13">
         <w:r>
@@ -242,9 +242,15 @@
             <w:color w:val="0000EE"/>
             <w:u w:val="single"/>
           </w:rPr>
-          <w:t>約1:45–50，</w:t>
-        </w:r>
-      </w:hyperlink>
+          <w:t>創12:6</w:t>
+        </w:r>
+      </w:hyperlink>
+      <w:r>
+        <w:rPr>
+          <w:lang w:val="zh_TW" w:bidi="zh_TW"/>
+        </w:rPr>
+        <w:t>）。後來，摩西提到這個地方作為地理標誌，以確定基利心山和以巴路山的位置（</w:t>
+      </w:r>
       <w:hyperlink r:id="rId14">
         <w:r>
           <w:rPr>
@@ -254,14 +260,76 @@
             <w:color w:val="0000EE"/>
             <w:u w:val="single"/>
           </w:rPr>
-          <w:t>21:2</w:t>
-        </w:r>
-      </w:hyperlink>
-      <w:r>
-        <w:rPr>
-          <w:lang w:val="zh_TW" w:bidi="zh_TW"/>
-        </w:rPr>
-        <w:t>）。起初，當腓力描述耶穌為整本舊約的應驗者時，拿但業持懷疑態度（</w:t>
+          <w:t>申11:30</w:t>
+        </w:r>
+      </w:hyperlink>
+      <w:r>
+        <w:rPr>
+          <w:lang w:val="zh_TW" w:bidi="zh_TW"/>
+        </w:rPr>
+        <w:t>）。一些譯本錯誤地將其讀作摩利「平原」。摩利橡樹位於示劍附近。</w:t>
+      </w:r>
+      <w:r>
+        <w:rPr>
+          <w:lang w:val="zh_TW" w:bidi="zh_TW"/>
+        </w:rPr>
+      </w:r>
+      <w:r>
+        <w:rPr>
+          <w:lang w:val="zh_TW" w:bidi="zh_TW"/>
+        </w:rPr>
+      </w:r>
+    </w:p>
+    <w:p>
+      <w:pPr/>
+      <w:r>
+        <w:rPr>
+          <w:lang w:val="zh_TW" w:bidi="zh_TW"/>
+        </w:rPr>
+      </w:r>
+    </w:p>
+    <w:p>
+      <w:pPr>
+        <w:pStyle w:val="Heading2"/>
+      </w:pPr>
+      <w:r>
+        <w:rPr>
+          <w:lang w:val="zh_TW" w:bidi="zh_TW"/>
+        </w:rPr>
+        <w:t>摩利亞</w:t>
+      </w:r>
+      <w:r>
+        <w:rPr>
+          <w:lang w:val="zh_TW" w:bidi="zh_TW"/>
+        </w:rPr>
+      </w:r>
+    </w:p>
+    <w:p>
+      <w:pPr/>
+      <w:r>
+        <w:rPr>
+          <w:lang w:val="zh_TW" w:bidi="zh_TW"/>
+        </w:rPr>
+      </w:r>
+      <w:r>
+        <w:rPr>
+          <w:lang w:val="zh_TW" w:bidi="zh_TW"/>
+        </w:rPr>
+        <w:t>摩利亞是舊約聖經裡出現過兩次的名字。</w:t>
+      </w:r>
+    </w:p>
+    <w:p>
+      <w:pPr/>
+      <w:r>
+        <w:rPr>
+          <w:lang w:val="zh_TW" w:bidi="zh_TW"/>
+        </w:rPr>
+      </w:r>
+      <w:r>
+        <w:rPr>
+          <w:lang w:val="zh_TW" w:bidi="zh_TW"/>
+        </w:rPr>
+        <w:t>此詞第一次出現在亞伯拉罕的故事裡。神差亞伯拉罕去「摩利亞地」將他的兒子以撒獻為燔祭（</w:t>
       </w:r>
       <w:hyperlink r:id="rId15">
         <w:r>
@@ -272,14 +340,41 @@
             <w:color w:val="0000EE"/>
             <w:u w:val="single"/>
           </w:rPr>
-          <w:t>1:45–46</w:t>
-        </w:r>
-      </w:hyperlink>
-      <w:r>
-        <w:rPr>
-          <w:lang w:val="zh_TW" w:bidi="zh_TW"/>
-        </w:rPr>
-        <w:t>），但在一次令人驚訝的個人相遇後，他就承認耶穌是神的兒子和以色列的王（</w:t>
+          <w:t>創22:2</w:t>
+        </w:r>
+      </w:hyperlink>
+      <w:r>
+        <w:rPr>
+          <w:lang w:val="zh_TW" w:bidi="zh_TW"/>
+        </w:rPr>
+        <w:t>）。神在那個地方預備了一隻公羊代替以撒。這個故事也說神在那裡向亞伯拉罕「顯現」。有些人認為，「摩利亞」這個名字可能與希伯來文</w:t>
+      </w:r>
+      <w:r>
+        <w:rPr>
+          <w:i/>
+          <w:lang w:val="zh_TW" w:bidi="zh_TW"/>
+        </w:rPr>
+        <w:t>ra’ah</w:t>
+      </w:r>
+      <w:r>
+        <w:rPr>
+          <w:lang w:val="zh_TW" w:bidi="zh_TW"/>
+        </w:rPr>
+        <w:t>有關；這個詞可以解釋為「看見」、「預備」，或「顯現」。字尾-iah是「耶和華」聖名的簡寫，常見於許多希伯來名字裡。</w:t>
+      </w:r>
+    </w:p>
+    <w:p>
+      <w:pPr/>
+      <w:r>
+        <w:rPr>
+          <w:lang w:val="zh_TW" w:bidi="zh_TW"/>
+        </w:rPr>
+      </w:r>
+      <w:r>
+        <w:rPr>
+          <w:lang w:val="zh_TW" w:bidi="zh_TW"/>
+        </w:rPr>
+        <w:t>此詞第二次是出現在</w:t>
       </w:r>
       <w:hyperlink r:id="rId16">
         <w:r>
@@ -290,28 +385,14 @@
             <w:color w:val="0000EE"/>
             <w:u w:val="single"/>
           </w:rPr>
-          <w:t>49</w:t>
-        </w:r>
-      </w:hyperlink>
-      <w:r>
-        <w:rPr>
-          <w:lang w:val="zh_TW" w:bidi="zh_TW"/>
-        </w:rPr>
-        <w:t>節）。</w:t>
-      </w:r>
-    </w:p>
-    <w:p>
-      <w:pPr/>
-      <w:r>
-        <w:rPr>
-          <w:lang w:val="zh_TW" w:bidi="zh_TW"/>
-        </w:rPr>
-      </w:r>
-      <w:r>
-        <w:rPr>
-          <w:lang w:val="zh_TW" w:bidi="zh_TW"/>
-        </w:rPr>
-        <w:t>由於拿但業在新約中僅於約翰福音中出現，一些學者認為他可能與對觀福音中的其他人物是同一人。因他與安得烈、彼得和腓力的呼召同時出現，有些人推測他是十二使徒之一，可能就是巴多羅買。支持此觀點的三個理由是：（1）巴多羅買是家族名（意即「多買的兒子」），應會有另一個名字；（2）在對觀福音中的十二使徒名單中，巴多羅買均緊隨腓力之後（</w:t>
+          <w:t>歷代志下三章1節</w:t>
+        </w:r>
+      </w:hyperlink>
+      <w:r>
+        <w:rPr>
+          <w:lang w:val="zh_TW" w:bidi="zh_TW"/>
+        </w:rPr>
+        <w:t>。這節經文說，所羅門在摩利亞山上建造聖殿。經文也說，這是耶和華向大衛顯現的地方。它指出這座山就是耶布斯人阿珥楠的禾場那地方（參</w:t>
       </w:r>
       <w:hyperlink r:id="rId17">
         <w:r>
@@ -322,7 +403,7 @@
             <w:color w:val="0000EE"/>
             <w:u w:val="single"/>
           </w:rPr>
-          <w:t>太10:2–4</w:t>
+          <w:t>撒下24章</w:t>
         </w:r>
       </w:hyperlink>
       <w:r>
@@ -340,7 +421,303 @@
             <w:color w:val="0000EE"/>
             <w:u w:val="single"/>
           </w:rPr>
-          <w:t>可3:16–19</w:t>
+          <w:t>代上21章</w:t>
+        </w:r>
+      </w:hyperlink>
+      <w:r>
+        <w:rPr>
+          <w:lang w:val="zh_TW" w:bidi="zh_TW"/>
+        </w:rPr>
+        <w:t>）。但聖經沒有直接說，這裡就是亞伯拉罕獻以撒的那個地方。</w:t>
+      </w:r>
+    </w:p>
+    <w:p>
+      <w:pPr/>
+      <w:r>
+        <w:rPr>
+          <w:lang w:val="zh_TW" w:bidi="zh_TW"/>
+        </w:rPr>
+      </w:r>
+      <w:r>
+        <w:rPr>
+          <w:lang w:val="zh_TW" w:bidi="zh_TW"/>
+        </w:rPr>
+        <w:t>有些人相信這兩個故事發生在同一個地方，因為兩者都提到耶和華顯現。猶太歷史學家約瑟夫（Josephus）（</w:t>
+      </w:r>
+      <w:r>
+        <w:rPr>
+          <w:i/>
+          <w:lang w:val="zh_TW" w:bidi="zh_TW"/>
+        </w:rPr>
+        <w:t>猶太古史記</w:t>
+      </w:r>
+      <w:r>
+        <w:rPr>
+          <w:lang w:val="zh_TW" w:bidi="zh_TW"/>
+        </w:rPr>
+        <w:t xml:space="preserve"> 1.13.2，7.13.4）記載，所羅門的聖殿建在獻以撒的同一個地方。禧年書（book of </w:t>
+      </w:r>
+      <w:r>
+        <w:rPr>
+          <w:i/>
+          <w:lang w:val="zh_TW" w:bidi="zh_TW"/>
+        </w:rPr>
+        <w:t>Jubilees</w:t>
+      </w:r>
+      <w:r>
+        <w:rPr>
+          <w:lang w:val="zh_TW" w:bidi="zh_TW"/>
+        </w:rPr>
+        <w:t>，寫於公元前100年間）也指這兩件事是發生在同一個地方（禧年書18:13）。</w:t>
+      </w:r>
+    </w:p>
+    <w:p>
+      <w:pPr/>
+      <w:r>
+        <w:rPr>
+          <w:lang w:val="zh_TW" w:bidi="zh_TW"/>
+        </w:rPr>
+      </w:r>
+      <w:r>
+        <w:rPr>
+          <w:lang w:val="zh_TW" w:bidi="zh_TW"/>
+        </w:rPr>
+        <w:t>也有其它傳統持不同看法。撒馬利亞人傳統認為摩利亞就是基利心山。伊斯蘭傳統則認為，耶路撒冷的圓頂清真寺（Dome of the Rock）標示著亞伯拉罕獻以撒的地方。有人認為圓頂之下那塊大岩石就是獻祭的地點。</w:t>
+      </w:r>
+      <w:r>
+        <w:rPr>
+          <w:lang w:val="zh_TW" w:bidi="zh_TW"/>
+        </w:rPr>
+      </w:r>
+      <w:r>
+        <w:rPr>
+          <w:lang w:val="zh_TW" w:bidi="zh_TW"/>
+        </w:rPr>
+      </w:r>
+    </w:p>
+    <w:p>
+      <w:pPr/>
+      <w:r>
+        <w:rPr>
+          <w:lang w:val="zh_TW" w:bidi="zh_TW"/>
+        </w:rPr>
+      </w:r>
+    </w:p>
+    <w:p>
+      <w:pPr>
+        <w:pStyle w:val="Heading2"/>
+      </w:pPr>
+      <w:r>
+        <w:rPr>
+          <w:lang w:val="zh_TW" w:bidi="zh_TW"/>
+        </w:rPr>
+        <w:t>摩西</w:t>
+      </w:r>
+      <w:r>
+        <w:rPr>
+          <w:lang w:val="zh_TW" w:bidi="zh_TW"/>
+        </w:rPr>
+      </w:r>
+    </w:p>
+    <w:p>
+      <w:pPr/>
+      <w:r>
+        <w:rPr>
+          <w:lang w:val="zh_TW" w:bidi="zh_TW"/>
+        </w:rPr>
+      </w:r>
+      <w:r>
+        <w:rPr>
+          <w:lang w:val="zh_TW" w:bidi="zh_TW"/>
+        </w:rPr>
+        <w:t>帶領希伯來人脫離埃及的奴役，前往應許之地迦南的偉大領袖。他在西奈山頒佈律法，成為他們宗教信仰數個世紀的基礎。摩西又擔任了多個角色，包括：</w:t>
+      </w:r>
+    </w:p>
+    <w:p>
+      <w:pPr>
+        <w:pStyle w:val="ListBullet"/>
+        <w:spacing w:line="240" w:lineRule="auto"/>
+        <w:ind w:left="720"/>
+      </w:pPr>
+      <w:r>
+        <w:rPr>
+          <w:lang w:val="zh_TW" w:bidi="zh_TW"/>
+        </w:rPr>
+      </w:r>
+      <w:r>
+        <w:rPr>
+          <w:lang w:val="zh_TW" w:bidi="zh_TW"/>
+        </w:rPr>
+        <w:t>先知</w:t>
+      </w:r>
+    </w:p>
+    <w:p>
+      <w:pPr>
+        <w:pStyle w:val="ListBullet"/>
+        <w:spacing w:line="240" w:lineRule="auto"/>
+        <w:ind w:left="720"/>
+      </w:pPr>
+      <w:r>
+        <w:rPr>
+          <w:lang w:val="zh_TW" w:bidi="zh_TW"/>
+        </w:rPr>
+      </w:r>
+      <w:r>
+        <w:rPr>
+          <w:lang w:val="zh_TW" w:bidi="zh_TW"/>
+        </w:rPr>
+        <w:t>祭司</w:t>
+      </w:r>
+    </w:p>
+    <w:p>
+      <w:pPr>
+        <w:pStyle w:val="ListBullet"/>
+        <w:spacing w:line="240" w:lineRule="auto"/>
+        <w:ind w:left="720"/>
+      </w:pPr>
+      <w:r>
+        <w:rPr>
+          <w:lang w:val="zh_TW" w:bidi="zh_TW"/>
+        </w:rPr>
+      </w:r>
+      <w:r>
+        <w:rPr>
+          <w:lang w:val="zh_TW" w:bidi="zh_TW"/>
+        </w:rPr>
+        <w:t>立法者</w:t>
+      </w:r>
+    </w:p>
+    <w:p>
+      <w:pPr>
+        <w:pStyle w:val="ListBullet"/>
+        <w:spacing w:line="240" w:lineRule="auto"/>
+        <w:ind w:left="720"/>
+      </w:pPr>
+      <w:r>
+        <w:rPr>
+          <w:lang w:val="zh_TW" w:bidi="zh_TW"/>
+        </w:rPr>
+      </w:r>
+      <w:r>
+        <w:rPr>
+          <w:lang w:val="zh_TW" w:bidi="zh_TW"/>
+        </w:rPr>
+        <w:t>法官</w:t>
+      </w:r>
+    </w:p>
+    <w:p>
+      <w:pPr>
+        <w:pStyle w:val="ListBullet"/>
+        <w:spacing w:line="240" w:lineRule="auto"/>
+        <w:ind w:left="720"/>
+      </w:pPr>
+      <w:r>
+        <w:rPr>
+          <w:lang w:val="zh_TW" w:bidi="zh_TW"/>
+        </w:rPr>
+      </w:r>
+      <w:r>
+        <w:rPr>
+          <w:lang w:val="zh_TW" w:bidi="zh_TW"/>
+        </w:rPr>
+        <w:t>代禱者</w:t>
+      </w:r>
+    </w:p>
+    <w:p>
+      <w:pPr>
+        <w:pStyle w:val="ListBullet"/>
+        <w:spacing w:line="240" w:lineRule="auto"/>
+        <w:ind w:left="720"/>
+      </w:pPr>
+      <w:r>
+        <w:rPr>
+          <w:lang w:val="zh_TW" w:bidi="zh_TW"/>
+        </w:rPr>
+      </w:r>
+      <w:r>
+        <w:rPr>
+          <w:lang w:val="zh_TW" w:bidi="zh_TW"/>
+        </w:rPr>
+        <w:t>牧羊人</w:t>
+      </w:r>
+    </w:p>
+    <w:p>
+      <w:pPr>
+        <w:pStyle w:val="ListBullet"/>
+        <w:spacing w:line="240" w:lineRule="auto"/>
+        <w:ind w:left="720"/>
+      </w:pPr>
+      <w:r>
+        <w:rPr>
+          <w:lang w:val="zh_TW" w:bidi="zh_TW"/>
+        </w:rPr>
+      </w:r>
+      <w:r>
+        <w:rPr>
+          <w:lang w:val="zh_TW" w:bidi="zh_TW"/>
+        </w:rPr>
+        <w:t>行神蹟者</w:t>
+      </w:r>
+    </w:p>
+    <w:p>
+      <w:pPr>
+        <w:pStyle w:val="ListBullet"/>
+        <w:spacing w:line="240" w:lineRule="auto"/>
+        <w:ind w:left="720"/>
+      </w:pPr>
+      <w:r>
+        <w:rPr>
+          <w:lang w:val="zh_TW" w:bidi="zh_TW"/>
+        </w:rPr>
+      </w:r>
+      <w:r>
+        <w:rPr>
+          <w:lang w:val="zh_TW" w:bidi="zh_TW"/>
+        </w:rPr>
+        <w:t>民族創立人</w:t>
+      </w:r>
+    </w:p>
+    <w:p>
+      <w:pPr/>
+      <w:r>
+        <w:rPr>
+          <w:lang w:val="zh_TW" w:bidi="zh_TW"/>
+        </w:rPr>
+      </w:r>
+      <w:r>
+        <w:rPr>
+          <w:lang w:val="zh_TW" w:bidi="zh_TW"/>
+        </w:rPr>
+        <w:t>他名字的意思並不確定。可能是一個希伯來文詞語，意思是「拉出來」（</w:t>
+      </w:r>
+      <w:hyperlink r:id="rId19">
+        <w:r>
+          <w:rPr>
+            <w:lang w:val="zh_TW" w:bidi="zh_TW"/>
+          </w:rPr>
+          <w:rPr>
+            <w:color w:val="0000EE"/>
+            <w:u w:val="single"/>
+          </w:rPr>
+          <w:t>出2:10</w:t>
+        </w:r>
+      </w:hyperlink>
+      <w:r>
+        <w:rPr>
+          <w:lang w:val="zh_TW" w:bidi="zh_TW"/>
+        </w:rPr>
+        <w:t>；比較</w:t>
+      </w:r>
+      <w:hyperlink r:id="rId20">
+        <w:r>
+          <w:rPr>
+            <w:lang w:val="zh_TW" w:bidi="zh_TW"/>
+          </w:rPr>
+          <w:rPr>
+            <w:color w:val="0000EE"/>
+            <w:u w:val="single"/>
+          </w:rPr>
+          <w:t>撒下22:17</w:t>
         </w:r>
       </w:hyperlink>
       <w:r>
@@ -349,55 +726,455 @@
         </w:rPr>
         <w:t>；</w:t>
       </w:r>
-      <w:hyperlink r:id="rId19">
-        <w:r>
-          <w:rPr>
-            <w:lang w:val="zh_TW" w:bidi="zh_TW"/>
-          </w:rPr>
-          <w:rPr>
-            <w:color w:val="0000EE"/>
-            <w:u w:val="single"/>
-          </w:rPr>
-          <w:t>路6:14–16</w:t>
-        </w:r>
-      </w:hyperlink>
-      <w:r>
-        <w:rPr>
-          <w:lang w:val="zh_TW" w:bidi="zh_TW"/>
-        </w:rPr>
-        <w:t>），與約翰記載中拿但業跟隨腓力的呼召吻合；（3）巴多羅買的名字沒有出現在約翰福音中。</w:t>
-      </w:r>
-    </w:p>
-    <w:p>
-      <w:pPr/>
-      <w:r>
-        <w:rPr>
-          <w:lang w:val="zh_TW" w:bidi="zh_TW"/>
-        </w:rPr>
-      </w:r>
-      <w:r>
-        <w:rPr>
-          <w:lang w:val="zh_TW" w:bidi="zh_TW"/>
-        </w:rPr>
-        <w:t>另一種觀點認為，拿但業是亞勒腓的兒子雅各。根據此觀點，</w:t>
-      </w:r>
-      <w:hyperlink r:id="rId20">
-        <w:r>
-          <w:rPr>
-            <w:lang w:val="zh_TW" w:bidi="zh_TW"/>
-          </w:rPr>
-          <w:rPr>
-            <w:color w:val="0000EE"/>
-            <w:u w:val="single"/>
-          </w:rPr>
-          <w:t>約翰福音一章47節</w:t>
-        </w:r>
-      </w:hyperlink>
-      <w:r>
-        <w:rPr>
-          <w:lang w:val="zh_TW" w:bidi="zh_TW"/>
-        </w:rPr>
-        <w:t>中耶穌的話應譯作「看哪，以色列</w:t>
+      <w:hyperlink r:id="rId21">
+        <w:r>
+          <w:rPr>
+            <w:lang w:val="zh_TW" w:bidi="zh_TW"/>
+          </w:rPr>
+          <w:rPr>
+            <w:color w:val="0000EE"/>
+            <w:u w:val="single"/>
+          </w:rPr>
+          <w:t>詩18:16</w:t>
+        </w:r>
+      </w:hyperlink>
+      <w:r>
+        <w:rPr>
+          <w:lang w:val="zh_TW" w:bidi="zh_TW"/>
+        </w:rPr>
+        <w:t>）。如果是在法老的女兒發現他後，幫他取的埃及名字，這個名字可能意味著「子」的意思，如同埃及名字中的亞摩斯（Ahmose）、</w:t>
+      </w:r>
+      <w:r>
+        <w:rPr>
+          <w:lang w:val="zh_TW" w:bidi="zh_TW"/>
+        </w:rPr>
+        <w:t>圖特摩斯</w:t>
+      </w:r>
+      <w:r>
+        <w:rPr>
+          <w:lang w:val="zh_TW" w:bidi="zh_TW"/>
+        </w:rPr>
+        <w:t>（Thutmose）和</w:t>
+      </w:r>
+      <w:r>
+        <w:rPr>
+          <w:lang w:val="zh_TW" w:bidi="zh_TW"/>
+        </w:rPr>
+        <w:t>蘭塞（</w:t>
+      </w:r>
+      <w:r>
+        <w:rPr>
+          <w:lang w:val="zh_TW" w:bidi="zh_TW"/>
+        </w:rPr>
+        <w:t>Ramses）。舊約聖經沒有其他人使用這個名字。</w:t>
+      </w:r>
+    </w:p>
+    <w:p>
+      <w:pPr/>
+      <w:r>
+        <w:rPr>
+          <w:lang w:val="zh_TW" w:bidi="zh_TW"/>
+        </w:rPr>
+      </w:r>
+      <w:r>
+        <w:rPr>
+          <w:lang w:val="zh_TW" w:bidi="zh_TW"/>
+        </w:rPr>
+        <w:t>摩西是舊約聖經中最偉大的人物，他的名字出現了767次。他的影響力延伸到新約聖經，出現了79次。他生命的最初四十年是在法老家中度過，他從中學到埃及人一切的智慧（</w:t>
+      </w:r>
+      <w:hyperlink r:id="rId22">
+        <w:r>
+          <w:rPr>
+            <w:lang w:val="zh_TW" w:bidi="zh_TW"/>
+          </w:rPr>
+          <w:rPr>
+            <w:color w:val="0000EE"/>
+            <w:u w:val="single"/>
+          </w:rPr>
+          <w:t>徒7:23</w:t>
+        </w:r>
+      </w:hyperlink>
+      <w:r>
+        <w:rPr>
+          <w:lang w:val="zh_TW" w:bidi="zh_TW"/>
+        </w:rPr>
+        <w:t>）。</w:t>
+      </w:r>
+    </w:p>
+    <w:p>
+      <w:pPr/>
+      <w:r>
+        <w:rPr>
+          <w:lang w:val="zh_TW" w:bidi="zh_TW"/>
+        </w:rPr>
+      </w:r>
+      <w:r>
+        <w:rPr>
+          <w:lang w:val="zh_TW" w:bidi="zh_TW"/>
+        </w:rPr>
+        <w:t>在接下來的四十年中，他因為殺了一個虐待希伯來人的埃及人，成為逃犯，住在米甸。他最後的四十年致力帶領以色列人出埃及，前往神應許給亞伯拉罕和他後裔的土地（</w:t>
+      </w:r>
+      <w:hyperlink r:id="rId23">
+        <w:r>
+          <w:rPr>
+            <w:lang w:val="zh_TW" w:bidi="zh_TW"/>
+          </w:rPr>
+          <w:rPr>
+            <w:color w:val="0000EE"/>
+            <w:u w:val="single"/>
+          </w:rPr>
+          <w:t>創12:1–3</w:t>
+        </w:r>
+      </w:hyperlink>
+      <w:r>
+        <w:rPr>
+          <w:lang w:val="zh_TW" w:bidi="zh_TW"/>
+        </w:rPr>
+        <w:t>）。他帶領以色列人曠野漂流四十年後，在120歲去世。他把他們帶到約旦河東方應許之地的邊緣（</w:t>
+      </w:r>
+      <w:hyperlink r:id="rId24">
+        <w:r>
+          <w:rPr>
+            <w:lang w:val="zh_TW" w:bidi="zh_TW"/>
+          </w:rPr>
+          <w:rPr>
+            <w:color w:val="0000EE"/>
+            <w:u w:val="single"/>
+          </w:rPr>
+          <w:t>申34:7</w:t>
+        </w:r>
+      </w:hyperlink>
+      <w:r>
+        <w:rPr>
+          <w:lang w:val="zh_TW" w:bidi="zh_TW"/>
+        </w:rPr>
+        <w:t>）。摩西是歷史上舉足輕重的人物，將一群奴隸變成了一個對歷史進程有深遠影響的民族。</w:t>
+      </w:r>
+    </w:p>
+    <w:p>
+      <w:pPr>
+        <w:pStyle w:val="Heading3"/>
+      </w:pPr>
+      <w:r>
+        <w:rPr>
+          <w:lang w:val="zh_TW" w:bidi="zh_TW"/>
+        </w:rPr>
+        <w:t>概述</w:t>
+      </w:r>
+    </w:p>
+    <w:p>
+      <w:pPr/>
+      <w:r>
+        <w:rPr>
+          <w:lang w:val="zh_TW" w:bidi="zh_TW"/>
+        </w:rPr>
+      </w:r>
+      <w:r>
+        <w:rPr>
+          <w:lang w:val="zh_TW" w:bidi="zh_TW"/>
+        </w:rPr>
+        <w:t>• 背景</w:t>
+      </w:r>
+    </w:p>
+    <w:p>
+      <w:pPr/>
+      <w:r>
+        <w:rPr>
+          <w:lang w:val="zh_TW" w:bidi="zh_TW"/>
+        </w:rPr>
+      </w:r>
+      <w:r>
+        <w:rPr>
+          <w:lang w:val="zh_TW" w:bidi="zh_TW"/>
+        </w:rPr>
+        <w:t>• 在埃及的頭四十年</w:t>
+      </w:r>
+    </w:p>
+    <w:p>
+      <w:pPr/>
+      <w:r>
+        <w:rPr>
+          <w:lang w:val="zh_TW" w:bidi="zh_TW"/>
+        </w:rPr>
+      </w:r>
+      <w:r>
+        <w:rPr>
+          <w:lang w:val="zh_TW" w:bidi="zh_TW"/>
+        </w:rPr>
+        <w:t>• 在米甸的第二個四十年</w:t>
+      </w:r>
+    </w:p>
+    <w:p>
+      <w:pPr/>
+      <w:r>
+        <w:rPr>
+          <w:lang w:val="zh_TW" w:bidi="zh_TW"/>
+        </w:rPr>
+      </w:r>
+      <w:r>
+        <w:rPr>
+          <w:lang w:val="zh_TW" w:bidi="zh_TW"/>
+        </w:rPr>
+        <w:t>• 從埃及到迦南的第三個四十年</w:t>
+      </w:r>
+    </w:p>
+    <w:p>
+      <w:pPr/>
+      <w:r>
+        <w:rPr>
+          <w:lang w:val="zh_TW" w:bidi="zh_TW"/>
+        </w:rPr>
+      </w:r>
+      <w:r>
+        <w:rPr>
+          <w:lang w:val="zh_TW" w:bidi="zh_TW"/>
+        </w:rPr>
+        <w:t>• 新約聖經中的摩西</w:t>
+      </w:r>
+    </w:p>
+    <w:p>
+      <w:pPr>
+        <w:pStyle w:val="Heading3"/>
+      </w:pPr>
+      <w:r>
+        <w:rPr>
+          <w:lang w:val="zh_TW" w:bidi="zh_TW"/>
+        </w:rPr>
+        <w:t>背景</w:t>
+      </w:r>
+    </w:p>
+    <w:p>
+      <w:pPr/>
+      <w:r>
+        <w:rPr>
+          <w:lang w:val="zh_TW" w:bidi="zh_TW"/>
+        </w:rPr>
+      </w:r>
+      <w:r>
+        <w:rPr>
+          <w:lang w:val="zh_TW" w:bidi="zh_TW"/>
+        </w:rPr>
+        <w:t>我們只可以透過聖經來認識摩西的生平。考古學家確認了與摩西的事跡，但卻不知道他是否為虛構的角色，或他實際上做了什麼。他的故事始於雅各，就是他兒子們在迦南地饑荒期間抵達埃及。他們一家受約瑟邀請，又受到法老的愛戴，便定居在埃及東北部的歌珊，便在那裡住了430年（</w:t>
+      </w:r>
+      <w:hyperlink r:id="rId25">
+        <w:r>
+          <w:rPr>
+            <w:lang w:val="zh_TW" w:bidi="zh_TW"/>
+          </w:rPr>
+          <w:rPr>
+            <w:color w:val="0000EE"/>
+            <w:u w:val="single"/>
+          </w:rPr>
+          <w:t>出12:40</w:t>
+        </w:r>
+      </w:hyperlink>
+      <w:r>
+        <w:rPr>
+          <w:lang w:val="zh_TW" w:bidi="zh_TW"/>
+        </w:rPr>
+        <w:t>）。隨著時光流逝，他們落地生根，人口迅速增長，遍佈那地（</w:t>
+      </w:r>
+      <w:hyperlink r:id="rId26">
+        <w:r>
+          <w:rPr>
+            <w:lang w:val="zh_TW" w:bidi="zh_TW"/>
+          </w:rPr>
+          <w:rPr>
+            <w:color w:val="0000EE"/>
+            <w:u w:val="single"/>
+          </w:rPr>
+          <w:t>出1:7</w:t>
+        </w:r>
+      </w:hyperlink>
+      <w:r>
+        <w:rPr>
+          <w:lang w:val="zh_TW" w:bidi="zh_TW"/>
+        </w:rPr>
+        <w:t>）。一位不認識約瑟的新法老崛起，聖經沒有提到這位法老的名字，他的身份亦存在爭議。他通常被認為是：</w:t>
+      </w:r>
+    </w:p>
+    <w:p>
+      <w:pPr>
+        <w:pStyle w:val="ListBullet"/>
+        <w:spacing w:line="240" w:lineRule="auto"/>
+        <w:ind w:left="720"/>
+      </w:pPr>
+      <w:r>
+        <w:rPr>
+          <w:lang w:val="zh_TW" w:bidi="zh_TW"/>
+        </w:rPr>
+      </w:r>
+      <w:r>
+        <w:rPr>
+          <w:lang w:val="zh_TW" w:bidi="zh_TW"/>
+        </w:rPr>
+        <w:t>圖特摩斯三世（Thutmose III），公元前1504年到1451年的法老；</w:t>
+      </w:r>
+    </w:p>
+    <w:p>
+      <w:pPr>
+        <w:pStyle w:val="ListBullet"/>
+        <w:spacing w:line="240" w:lineRule="auto"/>
+        <w:ind w:left="720"/>
+      </w:pPr>
+      <w:r>
+        <w:rPr>
+          <w:lang w:val="zh_TW" w:bidi="zh_TW"/>
+        </w:rPr>
+      </w:r>
+      <w:r>
+        <w:rPr>
+          <w:lang w:val="zh_TW" w:bidi="zh_TW"/>
+        </w:rPr>
+        <w:t>塞提一世（Seti I），公元前1304年到1290年是法老；或</w:t>
+      </w:r>
+    </w:p>
+    <w:p>
+      <w:pPr>
+        <w:pStyle w:val="ListBullet"/>
+        <w:spacing w:line="240" w:lineRule="auto"/>
+        <w:ind w:left="720"/>
+      </w:pPr>
+      <w:r>
+        <w:rPr>
+          <w:lang w:val="zh_TW" w:bidi="zh_TW"/>
+        </w:rPr>
+      </w:r>
+      <w:r>
+        <w:rPr>
+          <w:lang w:val="zh_TW" w:bidi="zh_TW"/>
+        </w:rPr>
+        <w:t>蘭塞</w:t>
+      </w:r>
+      <w:r>
+        <w:rPr>
+          <w:lang w:val="zh_TW" w:bidi="zh_TW"/>
+        </w:rPr>
+        <w:t>二世（Ramses II），公元前1290年到1224年在位的法老。</w:t>
+      </w:r>
+    </w:p>
+    <w:p>
+      <w:pPr/>
+      <w:r>
+        <w:rPr>
+          <w:lang w:val="zh_TW" w:bidi="zh_TW"/>
+        </w:rPr>
+      </w:r>
+      <w:r>
+        <w:rPr>
+          <w:lang w:val="zh_TW" w:bidi="zh_TW"/>
+        </w:rPr>
+        <w:t>法老擔心以色列人變得強大，漸漸會對國家構成危險。因此，他試圖減少他們的人口，強迫他們工作，建造比東和蘭塞的儲藏城，但嚴酷的政策並沒有減少他們的數目。然後，他試圖讓收生婆殺死男嬰，但她們拒絕遵從他的命令。最後，他命令埃及人將男嬰溺死在尼羅河中。摩西就是在這個逼迫以色列人的背景下出生。</w:t>
+      </w:r>
+    </w:p>
+    <w:p>
+      <w:pPr>
+        <w:pStyle w:val="Heading3"/>
+      </w:pPr>
+      <w:r>
+        <w:rPr>
+          <w:lang w:val="zh_TW" w:bidi="zh_TW"/>
+        </w:rPr>
+        <w:t>在埃及的頭四十年</w:t>
+      </w:r>
+    </w:p>
+    <w:p>
+      <w:pPr>
+        <w:pStyle w:val="Heading4"/>
+      </w:pPr>
+      <w:r>
+        <w:rPr>
+          <w:lang w:val="zh_TW" w:bidi="zh_TW"/>
+        </w:rPr>
+        <w:t>出生和早期經歷</w:t>
+      </w:r>
+    </w:p>
+    <w:p>
+      <w:pPr/>
+      <w:r>
+        <w:rPr>
+          <w:lang w:val="zh_TW" w:bidi="zh_TW"/>
+        </w:rPr>
+      </w:r>
+      <w:r>
+        <w:rPr>
+          <w:lang w:val="zh_TW" w:bidi="zh_TW"/>
+        </w:rPr>
+        <w:t>一位來自利未家族的男子，名叫暗蘭，他娶了他父親的妹妹約基別（</w:t>
+      </w:r>
+      <w:hyperlink r:id="rId27">
+        <w:r>
+          <w:rPr>
+            <w:lang w:val="zh_TW" w:bidi="zh_TW"/>
+          </w:rPr>
+          <w:rPr>
+            <w:color w:val="0000EE"/>
+            <w:u w:val="single"/>
+          </w:rPr>
+          <w:t>出6:20</w:t>
+        </w:r>
+      </w:hyperlink>
+      <w:r>
+        <w:rPr>
+          <w:lang w:val="zh_TW" w:bidi="zh_TW"/>
+        </w:rPr>
+        <w:t>；參</w:t>
+      </w:r>
+      <w:hyperlink r:id="rId28">
+        <w:r>
+          <w:rPr>
+            <w:lang w:val="zh_TW" w:bidi="zh_TW"/>
+          </w:rPr>
+          <w:rPr>
+            <w:color w:val="0000EE"/>
+            <w:u w:val="single"/>
+          </w:rPr>
+          <w:t>2:1</w:t>
+        </w:r>
+      </w:hyperlink>
+      <w:r>
+        <w:rPr>
+          <w:lang w:val="zh_TW" w:bidi="zh_TW"/>
+        </w:rPr>
+        <w:t>）。他們的第一個兒子亞倫，比摩西大三年，且在淹死希伯來嬰兒的命令下達之前出生，所以他沒有生命危險。然而，當摩西出生時，這個殘酷的命令已經生效。摩西出生後三個月，他的母親再也無法匿藏他，於是用蘆葦做了一個籃子，並用瀝青和樹脂塗抹，然後將嬰兒放在裡面，再將籃子放在河岸的蘆葦中間。摩西的姐姐米利暗則在附近守候，察看會發生什麼事。</w:t>
+      </w:r>
+    </w:p>
+    <w:p>
+      <w:pPr/>
+      <w:r>
+        <w:rPr>
+          <w:lang w:val="zh_TW" w:bidi="zh_TW"/>
+        </w:rPr>
+      </w:r>
+      <w:r>
+        <w:rPr>
+          <w:lang w:val="zh_TW" w:bidi="zh_TW"/>
+        </w:rPr>
+        <w:t>不久，法老的女兒一如既往來到河邊洗澡。（約瑟夫稱她為</w:t>
+      </w:r>
+      <w:r>
+        <w:rPr>
+          <w:lang w:val="zh_TW" w:bidi="zh_TW"/>
+        </w:rPr>
+        <w:t>她母迪斯〔</w:t>
+      </w:r>
+      <w:r>
+        <w:rPr>
+          <w:lang w:val="zh_TW" w:bidi="zh_TW"/>
+        </w:rPr>
+        <w:t>Thermuthis</w:t>
+      </w:r>
+      <w:r>
+        <w:rPr>
+          <w:lang w:val="zh_TW" w:bidi="zh_TW"/>
+        </w:rPr>
+        <w:t>〕</w:t>
+      </w:r>
+      <w:r>
+        <w:rPr>
+          <w:lang w:val="zh_TW" w:bidi="zh_TW"/>
+        </w:rPr>
+        <w:t>，其他人稱她為哈特謝普蘇特</w:t>
       </w:r>
       <w:r>
         <w:rPr>
@@ -409,7 +1186,7 @@
         <w:rPr>
           <w:lang w:val="zh_TW" w:bidi="zh_TW"/>
         </w:rPr>
-        <w:t>而非『真以色列人』</w:t>
+        <w:t>Hatshepsut</w:t>
       </w:r>
       <w:r>
         <w:rPr>
@@ -421,130 +1198,18 @@
         <w:rPr>
           <w:lang w:val="zh_TW" w:bidi="zh_TW"/>
         </w:rPr>
-        <w:t>是沒有詭詐的！」以色列是神賜給雅各的名字，而雅各在新約中對應名是雅各（James）。約翰稱亞勒腓的兒子雅各為拿但業，以區別於早期教會中的其他同名者。</w:t>
-      </w:r>
-    </w:p>
-    <w:p>
-      <w:pPr/>
-      <w:r>
-        <w:rPr>
-          <w:lang w:val="zh_TW" w:bidi="zh_TW"/>
-        </w:rPr>
-      </w:r>
-      <w:r>
-        <w:rPr>
-          <w:lang w:val="zh_TW" w:bidi="zh_TW"/>
-        </w:rPr>
-        <w:t>也有兩種可能性較低的說法認為，拿但業可能是馬太或迦拿人西門。第一個觀點基於馬太（「耶和華的禮物」）和拿但業（「耶和華已賜」）名稱的相似語源；第二個觀點則基於兩人都來自迦拿。</w:t>
-      </w:r>
-    </w:p>
-    <w:p>
-      <w:pPr/>
-      <w:r>
-        <w:rPr>
-          <w:lang w:val="zh_TW" w:bidi="zh_TW"/>
-        </w:rPr>
-      </w:r>
-      <w:r>
-        <w:rPr>
-          <w:lang w:val="zh_TW" w:bidi="zh_TW"/>
-        </w:rPr>
-        <w:t>總結來看，最可能的結論是：拿但業並非十二使徒之一，而僅是約翰記載的門徒之一。此觀點與早期教父文獻相符。在約翰福音中，拿但業象徵了那些克服最初的懷疑，並信靠基督的真正猶太人。這一象徵性意義可從以下三點觀察到：（1）他對耶穌的最初反應類似於那些信仰律法和先知書之人的反應（</w:t>
-      </w:r>
-      <w:hyperlink r:id="rId21">
-        <w:r>
-          <w:rPr>
-            <w:lang w:val="zh_TW" w:bidi="zh_TW"/>
-          </w:rPr>
-          <w:rPr>
-            <w:color w:val="0000EE"/>
-            <w:u w:val="single"/>
-          </w:rPr>
-          <w:t>約7:15、27、41，</w:t>
-        </w:r>
-      </w:hyperlink>
-      <w:hyperlink r:id="rId22">
-        <w:r>
-          <w:rPr>
-            <w:lang w:val="zh_TW" w:bidi="zh_TW"/>
-          </w:rPr>
-          <w:rPr>
-            <w:color w:val="0000EE"/>
-            <w:u w:val="single"/>
-          </w:rPr>
-          <w:t>9:41</w:t>
-        </w:r>
-      </w:hyperlink>
-      <w:r>
-        <w:rPr>
-          <w:lang w:val="zh_TW" w:bidi="zh_TW"/>
-        </w:rPr>
-        <w:t>）；（2）耶穌提到祂看見拿但業在無花果樹下（</w:t>
-      </w:r>
-      <w:hyperlink r:id="rId23">
-        <w:r>
-          <w:rPr>
-            <w:lang w:val="zh_TW" w:bidi="zh_TW"/>
-          </w:rPr>
-          <w:rPr>
-            <w:color w:val="0000EE"/>
-            <w:u w:val="single"/>
-          </w:rPr>
-          <w:t>1:48</w:t>
-        </w:r>
-      </w:hyperlink>
-      <w:r>
-        <w:rPr>
-          <w:lang w:val="zh_TW" w:bidi="zh_TW"/>
-        </w:rPr>
-        <w:t>），這表明他對律法的虔誠（拉比文學中，學習律法的理想地點就是無花果樹下）；（3）耶穌將拿但業與以色列的祖先雅各聯繫起來。在</w:t>
-      </w:r>
-      <w:hyperlink r:id="rId24">
-        <w:r>
-          <w:rPr>
-            <w:lang w:val="zh_TW" w:bidi="zh_TW"/>
-          </w:rPr>
-          <w:rPr>
-            <w:color w:val="0000EE"/>
-            <w:u w:val="single"/>
-          </w:rPr>
-          <w:t>創世記二十五至三十二章</w:t>
-        </w:r>
-      </w:hyperlink>
-      <w:r>
-        <w:rPr>
-          <w:lang w:val="zh_TW" w:bidi="zh_TW"/>
-        </w:rPr>
-        <w:t>中，雅各確實在與以掃和拉班的相處中表現出狡猾和機智。</w:t>
-      </w:r>
-      <w:hyperlink r:id="rId25">
-        <w:r>
-          <w:rPr>
-            <w:lang w:val="zh_TW" w:bidi="zh_TW"/>
-          </w:rPr>
-          <w:rPr>
-            <w:color w:val="0000EE"/>
-            <w:u w:val="single"/>
-          </w:rPr>
-          <w:t>約翰福音一章51節</w:t>
-        </w:r>
-      </w:hyperlink>
-      <w:r>
-        <w:rPr>
-          <w:lang w:val="zh_TW" w:bidi="zh_TW"/>
-        </w:rPr>
-        <w:t>進一步加強了拿但業與雅各的關聯，呈現了天使上去下來的意象，這讓人想起雅各的夢境，並且發生地靠近伯特利和雅博河，即雅各的經歷之地。拿但業因此成為敬虔以色列人的象徵，表達出真正以色列人應對耶穌的適當回應——從起初的懷疑到信心的建立（參</w:t>
-      </w:r>
-      <w:hyperlink r:id="rId26">
-        <w:r>
-          <w:rPr>
-            <w:lang w:val="zh_TW" w:bidi="zh_TW"/>
-          </w:rPr>
-          <w:rPr>
-            <w:color w:val="0000EE"/>
-            <w:u w:val="single"/>
-          </w:rPr>
-          <w:t>羅9:6</w:t>
+        <w:t>，但她實際名字不詳。）她發現這個嬰兒，認出他是希伯來人的孩子，決定將他養育成人，成為自己的孩子。米利暗隨後上前，提出找一位希伯來婦女來哺乳這個孩子。公主同意，米利暗把嬰兒帶回給他的母親哺乳，她可能持續為他哺乳，直到兒子兩三歲（比較</w:t>
+      </w:r>
+      <w:hyperlink r:id="rId29">
+        <w:r>
+          <w:rPr>
+            <w:lang w:val="zh_TW" w:bidi="zh_TW"/>
+          </w:rPr>
+          <w:rPr>
+            <w:color w:val="0000EE"/>
+            <w:u w:val="single"/>
+          </w:rPr>
+          <w:t>撒上1:19–24</w:t>
         </w:r>
       </w:hyperlink>
       <w:r>
@@ -563,6 +1228,249 @@
       </w:r>
       <w:r>
         <w:rPr>
+          <w:lang w:val="zh_TW" w:bidi="zh_TW"/>
+        </w:rPr>
+        <w:t>然而，摩西早年並無其他記錄。我們不知道他的母親是否在他後來的童年和青年時期繼續照顧他，或者她有否讓他知道自己的真正身份，並教導他希伯來人的信仰。我們所知的是，摩西學習一切埃及人的智慧，接受為皇室成員而設的教育，使他</w:t>
+      </w:r>
+      <w:r>
+        <w:rPr>
+          <w:lang w:val="zh_TW" w:bidi="zh_TW"/>
+        </w:rPr>
+        <w:t>說話行事都有才能</w:t>
+      </w:r>
+      <w:r>
+        <w:rPr>
+          <w:lang w:val="zh_TW" w:bidi="zh_TW"/>
+        </w:rPr>
+        <w:t>（</w:t>
+      </w:r>
+      <w:hyperlink r:id="rId30">
+        <w:r>
+          <w:rPr>
+            <w:lang w:val="zh_TW" w:bidi="zh_TW"/>
+          </w:rPr>
+          <w:rPr>
+            <w:color w:val="0000EE"/>
+            <w:u w:val="single"/>
+          </w:rPr>
+          <w:t>徒7:22</w:t>
+        </w:r>
+      </w:hyperlink>
+      <w:r>
+        <w:rPr>
+          <w:lang w:val="zh_TW" w:bidi="zh_TW"/>
+        </w:rPr>
+        <w:t>）。</w:t>
+      </w:r>
+    </w:p>
+    <w:p>
+      <w:pPr>
+        <w:pStyle w:val="Heading4"/>
+      </w:pPr>
+      <w:r>
+        <w:rPr>
+          <w:lang w:val="zh_TW" w:bidi="zh_TW"/>
+        </w:rPr>
+        <w:t>與他自己民族的認同感</w:t>
+      </w:r>
+    </w:p>
+    <w:p>
+      <w:pPr/>
+      <w:r>
+        <w:rPr>
+          <w:lang w:val="zh_TW" w:bidi="zh_TW"/>
+        </w:rPr>
+      </w:r>
+      <w:r>
+        <w:rPr>
+          <w:lang w:val="zh_TW" w:bidi="zh_TW"/>
+        </w:rPr>
+        <w:t>我們並不清楚，摩西在何時知道自己是希伯來人而不是埃及人；但到他四十歲時，顯然已經知道。有一天，他出去探望他的同胞，看看他們受到甚麼樣的待遇。他出生時埃及人對他希伯來同胞的殘酷對待仍舊存在。當他看到一個埃及人正在毆打一個希伯來人時，摩西在忿怒中殺了那個埃及人，將他埋葬。他以為沒有人注意到，但其實有人看到了。第二天，當他試圖阻止兩個希伯來人打架時，他們轉向他並指責他謀殺：「</w:t>
+      </w:r>
+      <w:r>
+        <w:rPr>
+          <w:lang w:val="zh_TW" w:bidi="zh_TW"/>
+        </w:rPr>
+        <w:t>誰立你作我們的首領和審判官呢？難道你要殺我，像殺那埃及人嗎？</w:t>
+      </w:r>
+      <w:r>
+        <w:rPr>
+          <w:lang w:val="zh_TW" w:bidi="zh_TW"/>
+        </w:rPr>
+        <w:t>」（</w:t>
+      </w:r>
+      <w:hyperlink r:id="rId31">
+        <w:r>
+          <w:rPr>
+            <w:lang w:val="zh_TW" w:bidi="zh_TW"/>
+          </w:rPr>
+          <w:rPr>
+            <w:color w:val="0000EE"/>
+            <w:u w:val="single"/>
+          </w:rPr>
+          <w:t>出2:14</w:t>
+        </w:r>
+      </w:hyperlink>
+      <w:r>
+        <w:rPr>
+          <w:lang w:val="zh_TW" w:bidi="zh_TW"/>
+        </w:rPr>
+        <w:t>）。</w:t>
+      </w:r>
+      <w:hyperlink r:id="rId32">
+        <w:r>
+          <w:rPr>
+            <w:lang w:val="zh_TW" w:bidi="zh_TW"/>
+          </w:rPr>
+          <w:rPr>
+            <w:color w:val="0000EE"/>
+            <w:u w:val="single"/>
+          </w:rPr>
+          <w:t>使徒行傳七章25節</w:t>
+        </w:r>
+      </w:hyperlink>
+      <w:r>
+        <w:rPr>
+          <w:lang w:val="zh_TW" w:bidi="zh_TW"/>
+        </w:rPr>
+        <w:t>補充說：「</w:t>
+      </w:r>
+      <w:r>
+        <w:rPr>
+          <w:lang w:val="zh_TW" w:bidi="zh_TW"/>
+        </w:rPr>
+        <w:t>他以為弟兄必明白神是藉他的手搭救他們；他們卻不明白。</w:t>
+      </w:r>
+      <w:r>
+        <w:rPr>
+          <w:lang w:val="zh_TW" w:bidi="zh_TW"/>
+        </w:rPr>
+        <w:t>」摩西才意識到，他謀殺埃及人的事已經被人知道，並且法老家成員的身分也未能保護他，於是逃到米甸。</w:t>
+      </w:r>
+    </w:p>
+    <w:p>
+      <w:pPr>
+        <w:pStyle w:val="Heading3"/>
+      </w:pPr>
+      <w:r>
+        <w:rPr>
+          <w:lang w:val="zh_TW" w:bidi="zh_TW"/>
+        </w:rPr>
+        <w:t>在米甸的第二個四十年</w:t>
+      </w:r>
+    </w:p>
+    <w:p>
+      <w:pPr>
+        <w:pStyle w:val="Heading4"/>
+      </w:pPr>
+      <w:r>
+        <w:rPr>
+          <w:lang w:val="zh_TW" w:bidi="zh_TW"/>
+        </w:rPr>
+        <w:t>入贅</w:t>
+      </w:r>
+      <w:r>
+        <w:rPr>
+          <w:lang w:val="zh_TW" w:bidi="zh_TW"/>
+        </w:rPr>
+        <w:t>葉忒羅的家庭</w:t>
+      </w:r>
+    </w:p>
+    <w:p>
+      <w:pPr/>
+      <w:r>
+        <w:rPr>
+          <w:lang w:val="zh_TW" w:bidi="zh_TW"/>
+        </w:rPr>
+      </w:r>
+      <w:r>
+        <w:rPr>
+          <w:lang w:val="zh_TW" w:bidi="zh_TW"/>
+        </w:rPr>
+        <w:t>抵達米甸後，摩西獨自坐在井旁。他在那裡看到，米甸祭司的七個女兒正在為父親的羊群打水。當牧羊人試圖趕走她們時，摩西幫助她們給動物喝水。祭司葉忒羅便邀請摩西與他的家人同住，並將他的女兒西坡拉嫁給摩西為妻（</w:t>
+      </w:r>
+      <w:hyperlink r:id="rId33">
+        <w:r>
+          <w:rPr>
+            <w:lang w:val="zh_TW" w:bidi="zh_TW"/>
+          </w:rPr>
+          <w:rPr>
+            <w:color w:val="0000EE"/>
+            <w:u w:val="single"/>
+          </w:rPr>
+          <w:t>出3:1</w:t>
+        </w:r>
+      </w:hyperlink>
+      <w:r>
+        <w:rPr>
+          <w:lang w:val="zh_TW" w:bidi="zh_TW"/>
+        </w:rPr>
+        <w:t>；葉忒羅在</w:t>
+      </w:r>
+      <w:hyperlink r:id="rId34">
+        <w:r>
+          <w:rPr>
+            <w:lang w:val="zh_TW" w:bidi="zh_TW"/>
+          </w:rPr>
+          <w:rPr>
+            <w:color w:val="0000EE"/>
+            <w:u w:val="single"/>
+          </w:rPr>
+          <w:t>出埃及記二章18節</w:t>
+        </w:r>
+      </w:hyperlink>
+      <w:r>
+        <w:rPr>
+          <w:lang w:val="zh_TW" w:bidi="zh_TW"/>
+        </w:rPr>
+        <w:t>，被稱為流珥；或在</w:t>
+      </w:r>
+      <w:hyperlink r:id="rId35">
+        <w:r>
+          <w:rPr>
+            <w:lang w:val="zh_TW" w:bidi="zh_TW"/>
+          </w:rPr>
+          <w:rPr>
+            <w:color w:val="0000EE"/>
+            <w:u w:val="single"/>
+          </w:rPr>
+          <w:t>民數記十章29節</w:t>
+        </w:r>
+      </w:hyperlink>
+      <w:r>
+        <w:rPr>
+          <w:lang w:val="zh_TW" w:bidi="zh_TW"/>
+        </w:rPr>
+        <w:t>被稱為何巴）。學者們對於何巴在</w:t>
+      </w:r>
+      <w:hyperlink r:id="rId35">
+        <w:r>
+          <w:rPr>
+            <w:lang w:val="zh_TW" w:bidi="zh_TW"/>
+          </w:rPr>
+          <w:rPr>
+            <w:color w:val="0000EE"/>
+            <w:u w:val="single"/>
+          </w:rPr>
+          <w:t>民數記十章29節</w:t>
+        </w:r>
+      </w:hyperlink>
+      <w:r>
+        <w:rPr>
+          <w:lang w:val="zh_TW" w:bidi="zh_TW"/>
+        </w:rPr>
+        <w:t>的身份存在分歧。有些人認為他是摩西的岳父，另一些人則認為他是摩西的內兄（brother-in-law）。</w:t>
+      </w:r>
+    </w:p>
+    <w:p>
+      <w:pPr/>
+      <w:r>
+        <w:rPr>
+          <w:lang w:val="zh_TW" w:bidi="zh_TW"/>
+        </w:rPr>
+      </w:r>
+      <w:r>
+        <w:rPr>
           <w:i/>
           <w:lang w:val="zh_TW" w:bidi="zh_TW"/>
         </w:rPr>
@@ -578,108 +1486,87 @@
         <w:rPr>
           <w:lang w:val="zh_TW" w:bidi="zh_TW"/>
         </w:rPr>
-        <w:t>使徒，使徒職分</w:t>
-      </w:r>
-      <w:r>
-        <w:rPr>
-          <w:lang w:val="zh_TW" w:bidi="zh_TW"/>
-        </w:rPr>
-        <w:t>。</w:t>
-      </w:r>
-      <w:r>
-        <w:rPr>
-          <w:lang w:val="zh_TW" w:bidi="zh_TW"/>
-        </w:rPr>
-      </w:r>
-      <w:r>
-        <w:rPr>
-          <w:lang w:val="zh_TW" w:bidi="zh_TW"/>
-        </w:rPr>
-      </w:r>
-    </w:p>
-    <w:p>
-      <w:pPr/>
-      <w:r>
-        <w:rPr>
-          <w:lang w:val="zh_TW" w:bidi="zh_TW"/>
-        </w:rPr>
-      </w:r>
-    </w:p>
-    <w:p>
-      <w:pPr>
-        <w:pStyle w:val="Heading2"/>
-      </w:pPr>
-      <w:r>
-        <w:rPr>
-          <w:lang w:val="zh_TW" w:bidi="zh_TW"/>
-        </w:rPr>
-        <w:t>拿非施</w:t>
-      </w:r>
-      <w:r>
-        <w:rPr>
-          <w:lang w:val="zh_TW" w:bidi="zh_TW"/>
-        </w:rPr>
-      </w:r>
-    </w:p>
-    <w:p>
-      <w:pPr/>
-      <w:r>
-        <w:rPr>
-          <w:lang w:val="zh_TW" w:bidi="zh_TW"/>
-        </w:rPr>
-      </w:r>
-      <w:r>
-        <w:rPr>
-          <w:lang w:val="zh_TW" w:bidi="zh_TW"/>
-        </w:rPr>
-        <w:t>以實瑪利十二個兒子中的第十一位（</w:t>
-      </w:r>
-      <w:hyperlink r:id="rId27">
-        <w:r>
-          <w:rPr>
-            <w:lang w:val="zh_TW" w:bidi="zh_TW"/>
-          </w:rPr>
-          <w:rPr>
-            <w:color w:val="0000EE"/>
-            <w:u w:val="single"/>
-          </w:rPr>
-          <w:t>創25:15</w:t>
-        </w:r>
-      </w:hyperlink>
-      <w:r>
-        <w:rPr>
-          <w:lang w:val="zh_TW" w:bidi="zh_TW"/>
-        </w:rPr>
-        <w:t>；</w:t>
-      </w:r>
-      <w:hyperlink r:id="rId28">
-        <w:r>
-          <w:rPr>
-            <w:lang w:val="zh_TW" w:bidi="zh_TW"/>
-          </w:rPr>
-          <w:rPr>
-            <w:color w:val="0000EE"/>
-            <w:u w:val="single"/>
-          </w:rPr>
-          <w:t>代上1:31</w:t>
-        </w:r>
-      </w:hyperlink>
-      <w:r>
-        <w:rPr>
-          <w:lang w:val="zh_TW" w:bidi="zh_TW"/>
-        </w:rPr>
-        <w:t>），也是一個以他名字命名的部族的始祖。這個部族後來曾與住在約旦河東的以色列支派交戰（</w:t>
-      </w:r>
-      <w:hyperlink r:id="rId29">
-        <w:r>
-          <w:rPr>
-            <w:lang w:val="zh_TW" w:bidi="zh_TW"/>
-          </w:rPr>
-          <w:rPr>
-            <w:color w:val="0000EE"/>
-            <w:u w:val="single"/>
-          </w:rPr>
-          <w:t>代上5:19</w:t>
+        <w:t>何巴</w:t>
+      </w:r>
+    </w:p>
+    <w:p>
+      <w:pPr/>
+      <w:r>
+        <w:rPr>
+          <w:lang w:val="zh_TW" w:bidi="zh_TW"/>
+        </w:rPr>
+      </w:r>
+      <w:r>
+        <w:rPr>
+          <w:lang w:val="zh_TW" w:bidi="zh_TW"/>
+        </w:rPr>
+        <w:t>在米甸，摩西和西坡拉有兩個兒子，革舜和以利以謝（</w:t>
+      </w:r>
+      <w:hyperlink r:id="rId36">
+        <w:r>
+          <w:rPr>
+            <w:lang w:val="zh_TW" w:bidi="zh_TW"/>
+          </w:rPr>
+          <w:rPr>
+            <w:color w:val="0000EE"/>
+            <w:u w:val="single"/>
+          </w:rPr>
+          <w:t>出2:22</w:t>
+        </w:r>
+      </w:hyperlink>
+      <w:hyperlink r:id="rId37">
+        <w:r>
+          <w:rPr>
+            <w:lang w:val="zh_TW" w:bidi="zh_TW"/>
+          </w:rPr>
+          <w:rPr>
+            <w:color w:val="0000EE"/>
+            <w:u w:val="single"/>
+          </w:rPr>
+          <w:t>，18:4</w:t>
+        </w:r>
+      </w:hyperlink>
+      <w:r>
+        <w:rPr>
+          <w:lang w:val="zh_TW" w:bidi="zh_TW"/>
+        </w:rPr>
+        <w:t>）。在米甸的四十年間，摩西可能已經淡忘過往埃及的生活。他無法預見神會很快就呼召他回到埃及，更要面對新的法老，要求他釋放希伯來人，脫離束縛。然而，神沒有忘記祂的子民，正準備拯救他們。</w:t>
+      </w:r>
+    </w:p>
+    <w:p>
+      <w:pPr>
+        <w:pStyle w:val="Heading4"/>
+      </w:pPr>
+      <w:r>
+        <w:rPr>
+          <w:lang w:val="zh_TW" w:bidi="zh_TW"/>
+        </w:rPr>
+        <w:t>在燃燒的荊棘中遇見神</w:t>
+      </w:r>
+    </w:p>
+    <w:p>
+      <w:pPr/>
+      <w:r>
+        <w:rPr>
+          <w:lang w:val="zh_TW" w:bidi="zh_TW"/>
+        </w:rPr>
+      </w:r>
+      <w:r>
+        <w:rPr>
+          <w:lang w:val="zh_TW" w:bidi="zh_TW"/>
+        </w:rPr>
+        <w:t>有一天，當摩西正在照顧他岳父的羊群時，他把羊群帶到了何烈山（也稱為西奈山）。神在一個燃燒但未被燒毀的荊棘中，以火焰的形式向他顯現。摩西走近觀察這個奇異的景象，並聽見神從荊棘中對他說話：「 摩西！ 摩西！」他說：「我在這裏。」神說：「不要近前來。當把你腳上的鞋脫下來，因為你所站之地是聖地」（</w:t>
+      </w:r>
+      <w:hyperlink r:id="rId38">
+        <w:r>
+          <w:rPr>
+            <w:lang w:val="zh_TW" w:bidi="zh_TW"/>
+          </w:rPr>
+          <w:rPr>
+            <w:color w:val="0000EE"/>
+            <w:u w:val="single"/>
+          </w:rPr>
+          <w:t>出3:4–5</w:t>
         </w:r>
       </w:hyperlink>
       <w:r>
@@ -688,123 +1575,107 @@
         </w:rPr>
         <w:t>）。</w:t>
       </w:r>
-      <w:r>
-        <w:rPr>
-          <w:lang w:val="zh_TW" w:bidi="zh_TW"/>
-        </w:rPr>
-      </w:r>
-      <w:r>
-        <w:rPr>
-          <w:lang w:val="zh_TW" w:bidi="zh_TW"/>
-        </w:rPr>
-      </w:r>
-    </w:p>
-    <w:p>
-      <w:pPr/>
-      <w:r>
-        <w:rPr>
-          <w:lang w:val="zh_TW" w:bidi="zh_TW"/>
-        </w:rPr>
-      </w:r>
-    </w:p>
-    <w:p>
-      <w:pPr>
-        <w:pStyle w:val="Heading2"/>
-      </w:pPr>
-      <w:r>
-        <w:rPr>
-          <w:lang w:val="zh_TW" w:bidi="zh_TW"/>
-        </w:rPr>
-        <w:t>拿弗土希人</w:t>
-      </w:r>
-      <w:r>
-        <w:rPr>
-          <w:lang w:val="zh_TW" w:bidi="zh_TW"/>
-        </w:rPr>
-      </w:r>
-    </w:p>
-    <w:p>
-      <w:pPr/>
-      <w:r>
-        <w:rPr>
-          <w:lang w:val="zh_TW" w:bidi="zh_TW"/>
-        </w:rPr>
-      </w:r>
-      <w:r>
-        <w:rPr>
-          <w:lang w:val="zh_TW" w:bidi="zh_TW"/>
-        </w:rPr>
-        <w:t>埃及人是挪亞和含的後代（</w:t>
-      </w:r>
-      <w:hyperlink r:id="rId30">
-        <w:r>
-          <w:rPr>
-            <w:lang w:val="zh_TW" w:bidi="zh_TW"/>
-          </w:rPr>
-          <w:rPr>
-            <w:color w:val="0000EE"/>
-            <w:u w:val="single"/>
-          </w:rPr>
-          <w:t>創10:13</w:t>
-        </w:r>
-      </w:hyperlink>
-      <w:r>
-        <w:rPr>
-          <w:lang w:val="zh_TW" w:bidi="zh_TW"/>
-        </w:rPr>
-        <w:t>；</w:t>
-      </w:r>
-      <w:hyperlink r:id="rId31">
-        <w:r>
-          <w:rPr>
-            <w:lang w:val="zh_TW" w:bidi="zh_TW"/>
-          </w:rPr>
-          <w:rPr>
-            <w:color w:val="0000EE"/>
-            <w:u w:val="single"/>
-          </w:rPr>
-          <w:t>代上1:11</w:t>
-        </w:r>
-      </w:hyperlink>
-      <w:r>
-        <w:rPr>
-          <w:lang w:val="zh_TW" w:bidi="zh_TW"/>
-        </w:rPr>
-        <w:t>），被列在利哈比人和帕特魯細人部落之間。一些學者認為，拿弗土希人是中埃及的居民，位於下埃及的利比亞人和上埃及的帕特魯細人之間。然而，他們在古代定居的實際位置不明。</w:t>
-      </w:r>
-      <w:r>
-        <w:rPr>
-          <w:lang w:val="zh_TW" w:bidi="zh_TW"/>
-        </w:rPr>
-      </w:r>
-      <w:r>
-        <w:rPr>
-          <w:lang w:val="zh_TW" w:bidi="zh_TW"/>
-        </w:rPr>
-      </w:r>
-    </w:p>
-    <w:p>
-      <w:pPr/>
-      <w:r>
-        <w:rPr>
-          <w:lang w:val="zh_TW" w:bidi="zh_TW"/>
-        </w:rPr>
-      </w:r>
-    </w:p>
-    <w:p>
-      <w:pPr>
-        <w:pStyle w:val="Heading2"/>
-      </w:pPr>
-      <w:r>
-        <w:rPr>
-          <w:lang w:val="zh_TW" w:bidi="zh_TW"/>
-        </w:rPr>
-        <w:t>拿哈</w:t>
-      </w:r>
-      <w:r>
-        <w:rPr>
-          <w:lang w:val="zh_TW" w:bidi="zh_TW"/>
-        </w:rPr>
+    </w:p>
+    <w:p>
+      <w:pPr/>
+      <w:r>
+        <w:rPr>
+          <w:lang w:val="zh_TW" w:bidi="zh_TW"/>
+        </w:rPr>
+      </w:r>
+      <w:r>
+        <w:rPr>
+          <w:lang w:val="zh_TW" w:bidi="zh_TW"/>
+        </w:rPr>
+        <w:t>神自稱為亞伯拉罕、以撒和雅各的神，並向摩西保證，祂已聽見祂子民的呼求，並知道他們的苦難。神揭示祂的計劃，就是要差遣摩西去埃及，解救祂的子民脫離奴役。</w:t>
+      </w:r>
+    </w:p>
+    <w:p>
+      <w:pPr/>
+      <w:r>
+        <w:rPr>
+          <w:lang w:val="zh_TW" w:bidi="zh_TW"/>
+        </w:rPr>
+      </w:r>
+      <w:r>
+        <w:rPr>
+          <w:lang w:val="zh_TW" w:bidi="zh_TW"/>
+        </w:rPr>
+        <w:t>摩西感到</w:t>
+      </w:r>
+      <w:r>
+        <w:rPr>
+          <w:lang w:val="zh_TW" w:bidi="zh_TW"/>
+        </w:rPr>
+        <w:t>力有未逮</w:t>
+      </w:r>
+      <w:r>
+        <w:rPr>
+          <w:lang w:val="zh_TW" w:bidi="zh_TW"/>
+        </w:rPr>
+        <w:t>，便開始找藉口。然而，神向摩西保證，祂會與他同在（</w:t>
+      </w:r>
+      <w:hyperlink r:id="rId39">
+        <w:r>
+          <w:rPr>
+            <w:lang w:val="zh_TW" w:bidi="zh_TW"/>
+          </w:rPr>
+          <w:rPr>
+            <w:color w:val="0000EE"/>
+            <w:u w:val="single"/>
+          </w:rPr>
+          <w:t>出3:11–12</w:t>
+        </w:r>
+      </w:hyperlink>
+      <w:r>
+        <w:rPr>
+          <w:lang w:val="zh_TW" w:bidi="zh_TW"/>
+        </w:rPr>
+        <w:t>）。當摩西擔心，如果其他人詢問神的名字該怎麼回答時，神便回答：</w:t>
+      </w:r>
+      <w:r>
+        <w:rPr>
+          <w:lang w:val="zh_TW" w:bidi="zh_TW"/>
+        </w:rPr>
+        <w:t>「我是自有永有的」；又說：「你要對以色列人這樣說：『那自有的打發我到你們這裏來。』」</w:t>
+      </w:r>
+      <w:r>
+        <w:rPr>
+          <w:lang w:val="zh_TW" w:bidi="zh_TW"/>
+        </w:rPr>
+        <w:t>（</w:t>
+      </w:r>
+      <w:hyperlink r:id="rId40">
+        <w:r>
+          <w:rPr>
+            <w:lang w:val="zh_TW" w:bidi="zh_TW"/>
+          </w:rPr>
+          <w:rPr>
+            <w:color w:val="0000EE"/>
+            <w:u w:val="single"/>
+          </w:rPr>
+          <w:t>出3:13–14</w:t>
+        </w:r>
+      </w:hyperlink>
+      <w:r>
+        <w:rPr>
+          <w:lang w:val="zh_TW" w:bidi="zh_TW"/>
+        </w:rPr>
+        <w:t>）。學者們對這個名字提出了許多解釋。可以確定的是，這個名字暗示神藉自己的力量永存自足。</w:t>
+      </w:r>
+    </w:p>
+    <w:p>
+      <w:pPr/>
+      <w:r>
+        <w:rPr>
+          <w:lang w:val="zh_TW" w:bidi="zh_TW"/>
+        </w:rPr>
+      </w:r>
+      <w:r>
+        <w:rPr>
+          <w:lang w:val="zh_TW" w:bidi="zh_TW"/>
+        </w:rPr>
+        <w:t>接著，摩西擔心百姓不會相信他。神便給他三個神跡：</w:t>
       </w:r>
     </w:p>
     <w:p>
@@ -826,61 +1697,7 @@
         <w:rPr>
           <w:lang w:val="zh_TW" w:bidi="zh_TW"/>
         </w:rPr>
-        <w:t>流珥的長子，也是以東一個宗族的族長（</w:t>
-      </w:r>
-      <w:hyperlink r:id="rId32">
-        <w:r>
-          <w:rPr>
-            <w:lang w:val="zh_TW" w:bidi="zh_TW"/>
-          </w:rPr>
-          <w:rPr>
-            <w:color w:val="0000EE"/>
-            <w:u w:val="single"/>
-          </w:rPr>
-          <w:t>創36:13</w:t>
-        </w:r>
-      </w:hyperlink>
-      <w:r>
-        <w:rPr>
-          <w:lang w:val="zh_TW" w:bidi="zh_TW"/>
-        </w:rPr>
-        <w:t>、</w:t>
-      </w:r>
-      <w:hyperlink r:id="rId32">
-        <w:r>
-          <w:rPr>
-            <w:lang w:val="zh_TW" w:bidi="zh_TW"/>
-          </w:rPr>
-          <w:rPr>
-            <w:color w:val="0000EE"/>
-            <w:u w:val="single"/>
-          </w:rPr>
-          <w:t>17</w:t>
-        </w:r>
-      </w:hyperlink>
-      <w:r>
-        <w:rPr>
-          <w:lang w:val="zh_TW" w:bidi="zh_TW"/>
-        </w:rPr>
-        <w:t>；</w:t>
-      </w:r>
-      <w:hyperlink r:id="rId33">
-        <w:r>
-          <w:rPr>
-            <w:lang w:val="zh_TW" w:bidi="zh_TW"/>
-          </w:rPr>
-          <w:rPr>
-            <w:color w:val="0000EE"/>
-            <w:u w:val="single"/>
-          </w:rPr>
-          <w:t>代上1:37</w:t>
-        </w:r>
-      </w:hyperlink>
-      <w:r>
-        <w:rPr>
-          <w:lang w:val="zh_TW" w:bidi="zh_TW"/>
-        </w:rPr>
-        <w:t>）。</w:t>
+        <w:t>將他的杖變成蛇</w:t>
       </w:r>
     </w:p>
     <w:p>
@@ -898,25 +1715,7 @@
         <w:rPr>
           <w:lang w:val="zh_TW" w:bidi="zh_TW"/>
         </w:rPr>
-        <w:t>利未人，屬哥轄家族，是以利加拿的孫子（</w:t>
-      </w:r>
-      <w:hyperlink r:id="rId34">
-        <w:r>
-          <w:rPr>
-            <w:lang w:val="zh_TW" w:bidi="zh_TW"/>
-          </w:rPr>
-          <w:rPr>
-            <w:color w:val="0000EE"/>
-            <w:u w:val="single"/>
-          </w:rPr>
-          <w:t>代上6:26</w:t>
-        </w:r>
-      </w:hyperlink>
-      <w:r>
-        <w:rPr>
-          <w:lang w:val="zh_TW" w:bidi="zh_TW"/>
-        </w:rPr>
-        <w:t>）。</w:t>
+        <w:t>使他的手生大痲瘋</w:t>
       </w:r>
     </w:p>
     <w:p>
@@ -934,18 +1733,18 @@
         <w:rPr>
           <w:lang w:val="zh_TW" w:bidi="zh_TW"/>
         </w:rPr>
-        <w:t>希西家王在位時的一位利未人，負責監督聖殿的事務（</w:t>
-      </w:r>
-      <w:hyperlink r:id="rId35">
-        <w:r>
-          <w:rPr>
-            <w:lang w:val="zh_TW" w:bidi="zh_TW"/>
-          </w:rPr>
-          <w:rPr>
-            <w:color w:val="0000EE"/>
-            <w:u w:val="single"/>
-          </w:rPr>
-          <w:t>代下31:13</w:t>
+        <w:t>將尼羅河的水變成血（</w:t>
+      </w:r>
+      <w:hyperlink r:id="rId41">
+        <w:r>
+          <w:rPr>
+            <w:lang w:val="zh_TW" w:bidi="zh_TW"/>
+          </w:rPr>
+          <w:rPr>
+            <w:color w:val="0000EE"/>
+            <w:u w:val="single"/>
+          </w:rPr>
+          <w:t>出4:1–9</w:t>
         </w:r>
       </w:hyperlink>
       <w:r>
@@ -954,39 +1753,328 @@
         </w:rPr>
         <w:t>）。</w:t>
       </w:r>
-      <w:r>
-        <w:rPr>
-          <w:lang w:val="zh_TW" w:bidi="zh_TW"/>
-        </w:rPr>
-      </w:r>
-      <w:r>
-        <w:rPr>
-          <w:lang w:val="zh_TW" w:bidi="zh_TW"/>
-        </w:rPr>
-      </w:r>
-    </w:p>
-    <w:p>
-      <w:pPr/>
-      <w:r>
-        <w:rPr>
-          <w:lang w:val="zh_TW" w:bidi="zh_TW"/>
-        </w:rPr>
-      </w:r>
-    </w:p>
-    <w:p>
-      <w:pPr>
-        <w:pStyle w:val="Heading2"/>
-      </w:pPr>
-      <w:r>
-        <w:rPr>
-          <w:lang w:val="zh_TW" w:bidi="zh_TW"/>
-        </w:rPr>
-        <w:t>拿鶴 (人物)</w:t>
-      </w:r>
-      <w:r>
-        <w:rPr>
-          <w:lang w:val="zh_TW" w:bidi="zh_TW"/>
-        </w:rPr>
+    </w:p>
+    <w:p>
+      <w:pPr/>
+      <w:r>
+        <w:rPr>
+          <w:lang w:val="zh_TW" w:bidi="zh_TW"/>
+        </w:rPr>
+      </w:r>
+      <w:r>
+        <w:rPr>
+          <w:lang w:val="zh_TW" w:bidi="zh_TW"/>
+        </w:rPr>
+        <w:t>儘管有這些神蹟，摩西仍然猶豫不決：</w:t>
+      </w:r>
+      <w:r>
+        <w:rPr>
+          <w:lang w:val="zh_TW" w:bidi="zh_TW"/>
+        </w:rPr>
+        <w:t>「主啊，我素日不是能言的人，就是從你對僕人說話以後，也是這樣。我本是拙口笨舌的。」</w:t>
+      </w:r>
+      <w:r>
+        <w:rPr>
+          <w:lang w:val="zh_TW" w:bidi="zh_TW"/>
+        </w:rPr>
+        <w:t>（</w:t>
+      </w:r>
+      <w:hyperlink r:id="rId42">
+        <w:r>
+          <w:rPr>
+            <w:lang w:val="zh_TW" w:bidi="zh_TW"/>
+          </w:rPr>
+          <w:rPr>
+            <w:color w:val="0000EE"/>
+            <w:u w:val="single"/>
+          </w:rPr>
+          <w:t>出埃及記4:10</w:t>
+        </w:r>
+      </w:hyperlink>
+      <w:r>
+        <w:rPr>
+          <w:lang w:val="zh_TW" w:bidi="zh_TW"/>
+        </w:rPr>
+        <w:t>）神告訴他，會讓他知道該說什麼。然而，摩西求神派遣其他人。神最終同意讓摩西的兄弟亞倫為他說話。神會將祂的指示告訴摩西，然後亞倫會將這些話傳給百姓。</w:t>
+      </w:r>
+    </w:p>
+    <w:p>
+      <w:pPr>
+        <w:pStyle w:val="Heading4"/>
+      </w:pPr>
+      <w:r>
+        <w:rPr>
+          <w:lang w:val="zh_TW" w:bidi="zh_TW"/>
+        </w:rPr>
+        <w:t>回到埃及</w:t>
+      </w:r>
+    </w:p>
+    <w:p>
+      <w:pPr/>
+      <w:r>
+        <w:rPr>
+          <w:lang w:val="zh_TW" w:bidi="zh_TW"/>
+        </w:rPr>
+      </w:r>
+      <w:r>
+        <w:rPr>
+          <w:lang w:val="zh_TW" w:bidi="zh_TW"/>
+        </w:rPr>
+        <w:t>摩西帶著他的妻子和兒子出發前往埃及，告訴他的岳父他想去那裡探望他的家人（</w:t>
+      </w:r>
+      <w:hyperlink r:id="rId43">
+        <w:r>
+          <w:rPr>
+            <w:lang w:val="zh_TW" w:bidi="zh_TW"/>
+          </w:rPr>
+          <w:rPr>
+            <w:color w:val="0000EE"/>
+            <w:u w:val="single"/>
+          </w:rPr>
+          <w:t>出4:18</w:t>
+        </w:r>
+      </w:hyperlink>
+      <w:r>
+        <w:rPr>
+          <w:lang w:val="zh_TW" w:bidi="zh_TW"/>
+        </w:rPr>
+        <w:t>）。根據聖經記載，他將妻子和兒子們放在驢上，啟程出發（</w:t>
+      </w:r>
+      <w:hyperlink r:id="rId44">
+        <w:r>
+          <w:rPr>
+            <w:lang w:val="zh_TW" w:bidi="zh_TW"/>
+          </w:rPr>
+          <w:rPr>
+            <w:color w:val="0000EE"/>
+            <w:u w:val="single"/>
+          </w:rPr>
+          <w:t>出4:20</w:t>
+        </w:r>
+      </w:hyperlink>
+      <w:r>
+        <w:rPr>
+          <w:lang w:val="zh_TW" w:bidi="zh_TW"/>
+        </w:rPr>
+        <w:t>）。這顯示兩個孩子都很年輕，並不是在摩西成婚之初出生的。</w:t>
+      </w:r>
+    </w:p>
+    <w:p>
+      <w:pPr/>
+      <w:r>
+        <w:rPr>
+          <w:lang w:val="zh_TW" w:bidi="zh_TW"/>
+        </w:rPr>
+      </w:r>
+      <w:r>
+        <w:rPr>
+          <w:lang w:val="zh_TW" w:bidi="zh_TW"/>
+        </w:rPr>
+        <w:t>在旅程中的一個休息停駐點，發生了一件令人詫異的事，就是耶和華遇見摩西並試圖殺死他，因為摩西在離開米甸之前，沒有為他的孩子行割禮（</w:t>
+      </w:r>
+      <w:hyperlink r:id="rId45">
+        <w:r>
+          <w:rPr>
+            <w:lang w:val="zh_TW" w:bidi="zh_TW"/>
+          </w:rPr>
+          <w:rPr>
+            <w:color w:val="0000EE"/>
+            <w:u w:val="single"/>
+          </w:rPr>
+          <w:t>出4:24</w:t>
+        </w:r>
+      </w:hyperlink>
+      <w:r>
+        <w:rPr>
+          <w:lang w:val="zh_TW" w:bidi="zh_TW"/>
+        </w:rPr>
+        <w:t>）。當西坡拉意識到摩西危在旦夕時，她親自執行割禮。然後她對丈夫說：「你真是我的血郎了」（</w:t>
+      </w:r>
+      <w:hyperlink r:id="rId46">
+        <w:r>
+          <w:rPr>
+            <w:lang w:val="zh_TW" w:bidi="zh_TW"/>
+          </w:rPr>
+          <w:rPr>
+            <w:color w:val="0000EE"/>
+            <w:u w:val="single"/>
+          </w:rPr>
+          <w:t>出4:25</w:t>
+        </w:r>
+      </w:hyperlink>
+      <w:r>
+        <w:rPr>
+          <w:lang w:val="zh_TW" w:bidi="zh_TW"/>
+        </w:rPr>
+        <w:t>）。這奇怪的事件提醒，盟約的領袖必須遵循盟約（</w:t>
+      </w:r>
+      <w:hyperlink r:id="rId47">
+        <w:r>
+          <w:rPr>
+            <w:lang w:val="zh_TW" w:bidi="zh_TW"/>
+          </w:rPr>
+          <w:rPr>
+            <w:color w:val="0000EE"/>
+            <w:u w:val="single"/>
+          </w:rPr>
+          <w:t>創17:10–14</w:t>
+        </w:r>
+      </w:hyperlink>
+      <w:r>
+        <w:rPr>
+          <w:lang w:val="zh_TW" w:bidi="zh_TW"/>
+        </w:rPr>
+        <w:t>）。（以色列是神盟約中的子民，因為神與他們立了盟約</w:t>
+      </w:r>
+      <w:r>
+        <w:rPr>
+          <w:lang w:val="zh_TW" w:bidi="zh_TW"/>
+        </w:rPr>
+        <w:t>，</w:t>
+      </w:r>
+      <w:r>
+        <w:rPr>
+          <w:lang w:val="zh_TW" w:bidi="zh_TW"/>
+        </w:rPr>
+        <w:t>即特別的協議，要求男性接受割禮。）</w:t>
+      </w:r>
+    </w:p>
+    <w:p>
+      <w:pPr/>
+      <w:r>
+        <w:rPr>
+          <w:lang w:val="zh_TW" w:bidi="zh_TW"/>
+        </w:rPr>
+      </w:r>
+      <w:r>
+        <w:rPr>
+          <w:lang w:val="zh_TW" w:bidi="zh_TW"/>
+        </w:rPr>
+        <w:t>當時亞倫還在埃及，神告訴他要去摩西在燃燒荊棘遇見神的山上，與他的兄弟會合。摩西告知亞倫所發生的一切，他們一起去了埃及，召集希伯來人的長老，告知他們這些事件。當摩西和亞倫在百姓面前展示神蹟時，這些領袖便相信摩西和亞倫是神派來拯救他們的（</w:t>
+      </w:r>
+      <w:hyperlink r:id="rId48">
+        <w:r>
+          <w:rPr>
+            <w:lang w:val="zh_TW" w:bidi="zh_TW"/>
+          </w:rPr>
+          <w:rPr>
+            <w:color w:val="0000EE"/>
+            <w:u w:val="single"/>
+          </w:rPr>
+          <w:t>出4:30–31</w:t>
+        </w:r>
+      </w:hyperlink>
+      <w:r>
+        <w:rPr>
+          <w:lang w:val="zh_TW" w:bidi="zh_TW"/>
+        </w:rPr>
+        <w:t>）。</w:t>
+      </w:r>
+    </w:p>
+    <w:p>
+      <w:pPr>
+        <w:pStyle w:val="Heading3"/>
+      </w:pPr>
+      <w:r>
+        <w:rPr>
+          <w:lang w:val="zh_TW" w:bidi="zh_TW"/>
+        </w:rPr>
+        <w:t>從埃及到迦南的第三個四十年</w:t>
+      </w:r>
+    </w:p>
+    <w:p>
+      <w:pPr>
+        <w:pStyle w:val="Heading4"/>
+      </w:pPr>
+      <w:r>
+        <w:rPr>
+          <w:lang w:val="zh_TW" w:bidi="zh_TW"/>
+        </w:rPr>
+        <w:t>與法老的相遇</w:t>
+      </w:r>
+    </w:p>
+    <w:p>
+      <w:pPr/>
+      <w:r>
+        <w:rPr>
+          <w:lang w:val="zh_TW" w:bidi="zh_TW"/>
+        </w:rPr>
+      </w:r>
+      <w:r>
+        <w:rPr>
+          <w:lang w:val="zh_TW" w:bidi="zh_TW"/>
+        </w:rPr>
+        <w:t>不久，摩西回到埃及，並和亞倫一起去見法老。摩西重申耶和華的要求：「</w:t>
+      </w:r>
+      <w:r>
+        <w:rPr>
+          <w:lang w:val="zh_TW" w:bidi="zh_TW"/>
+        </w:rPr>
+        <w:t>容我的百姓去，在曠野向我守節。</w:t>
+      </w:r>
+      <w:r>
+        <w:rPr>
+          <w:lang w:val="zh_TW" w:bidi="zh_TW"/>
+        </w:rPr>
+        <w:t>」（</w:t>
+      </w:r>
+      <w:hyperlink r:id="rId49">
+        <w:r>
+          <w:rPr>
+            <w:lang w:val="zh_TW" w:bidi="zh_TW"/>
+          </w:rPr>
+          <w:rPr>
+            <w:color w:val="0000EE"/>
+            <w:u w:val="single"/>
+          </w:rPr>
+          <w:t>出5:1</w:t>
+        </w:r>
+      </w:hyperlink>
+      <w:r>
+        <w:rPr>
+          <w:lang w:val="zh_TW" w:bidi="zh_TW"/>
+        </w:rPr>
+        <w:t>）。法老斷然拒絕，說他從未聽說過這個神；由於法老自認為是神，並感到非常受辱，他不僅拒絕了摩西的要求，還讓希伯來人的工作更加艱難。他們現在必須自己收集稻草來製磚，但仍須製作與先前要求同樣數目的磚。</w:t>
+      </w:r>
+    </w:p>
+    <w:p>
+      <w:pPr/>
+      <w:r>
+        <w:rPr>
+          <w:lang w:val="zh_TW" w:bidi="zh_TW"/>
+        </w:rPr>
+      </w:r>
+      <w:r>
+        <w:rPr>
+          <w:lang w:val="zh_TW" w:bidi="zh_TW"/>
+        </w:rPr>
+        <w:t>希伯來人感到無比難受，並責怪摩西，要他為他們的困境負責。摩西感到十分困惱，向神抱怨。神安慰摩西，是祂會將希伯來人從奴役中解救出來，並帶他們到應許給亞伯拉罕、以撒和雅各的土地。祂叫摩西回到法老那裡，重申</w:t>
+      </w:r>
+      <w:r>
+        <w:rPr>
+          <w:lang w:val="zh_TW" w:bidi="zh_TW"/>
+        </w:rPr>
+        <w:t>訴</w:t>
+      </w:r>
+      <w:r>
+        <w:rPr>
+          <w:lang w:val="zh_TW" w:bidi="zh_TW"/>
+        </w:rPr>
+        <w:t>求，並警告如果法老拒絕，會招致嚴重後果。</w:t>
+      </w:r>
+    </w:p>
+    <w:p>
+      <w:pPr/>
+      <w:r>
+        <w:rPr>
+          <w:lang w:val="zh_TW" w:bidi="zh_TW"/>
+        </w:rPr>
+      </w:r>
+      <w:r>
+        <w:rPr>
+          <w:lang w:val="zh_TW" w:bidi="zh_TW"/>
+        </w:rPr>
+        <w:t>當摩西和亞倫回到法老那裡時，摩西再次要求他讓以色列人離開。他向法老展示一個神蹟，將他的杖變成蛇；但埃及的術士用他們的邪術做到同樣的事，所以法老仍然拒絕聽從。然後，摩西為埃及帶來九災，以顯示神的力量，迫使法老服從。這些災難包括：</w:t>
       </w:r>
     </w:p>
     <w:p>
@@ -1008,61 +2096,7 @@
         <w:rPr>
           <w:lang w:val="zh_TW" w:bidi="zh_TW"/>
         </w:rPr>
-        <w:t>亞伯拉罕的祖父（</w:t>
-      </w:r>
-      <w:hyperlink r:id="rId36">
-        <w:r>
-          <w:rPr>
-            <w:lang w:val="zh_TW" w:bidi="zh_TW"/>
-          </w:rPr>
-          <w:rPr>
-            <w:color w:val="0000EE"/>
-            <w:u w:val="single"/>
-          </w:rPr>
-          <w:t>創11:22–25</w:t>
-        </w:r>
-      </w:hyperlink>
-      <w:r>
-        <w:rPr>
-          <w:lang w:val="zh_TW" w:bidi="zh_TW"/>
-        </w:rPr>
-        <w:t>；</w:t>
-      </w:r>
-      <w:hyperlink r:id="rId37">
-        <w:r>
-          <w:rPr>
-            <w:lang w:val="zh_TW" w:bidi="zh_TW"/>
-          </w:rPr>
-          <w:rPr>
-            <w:color w:val="0000EE"/>
-            <w:u w:val="single"/>
-          </w:rPr>
-          <w:t>代上1:26</w:t>
-        </w:r>
-      </w:hyperlink>
-      <w:r>
-        <w:rPr>
-          <w:lang w:val="zh_TW" w:bidi="zh_TW"/>
-        </w:rPr>
-        <w:t>），且根據</w:t>
-      </w:r>
-      <w:hyperlink r:id="rId38">
-        <w:r>
-          <w:rPr>
-            <w:lang w:val="zh_TW" w:bidi="zh_TW"/>
-          </w:rPr>
-          <w:rPr>
-            <w:color w:val="0000EE"/>
-            <w:u w:val="single"/>
-          </w:rPr>
-          <w:t>路加福音三章34節</w:t>
-        </w:r>
-      </w:hyperlink>
-      <w:r>
-        <w:rPr>
-          <w:lang w:val="zh_TW" w:bidi="zh_TW"/>
-        </w:rPr>
-        <w:t>，他也是耶穌的祖先。一些英文譯本使用希臘文拼寫「拿鶴〔Nachor〕」。創世記和歷代志上的經文顯示出拿鶴出自於閃的後裔，因此亞伯拉罕及其後代屬於閃族。</w:t>
+        <w:t>將尼羅河的水變成血</w:t>
       </w:r>
     </w:p>
     <w:p>
@@ -1080,18 +2114,364 @@
         <w:rPr>
           <w:lang w:val="zh_TW" w:bidi="zh_TW"/>
         </w:rPr>
-        <w:t>他拉的兒子、亞伯拉罕的兄弟（</w:t>
-      </w:r>
-      <w:hyperlink r:id="rId39">
-        <w:r>
-          <w:rPr>
-            <w:lang w:val="zh_TW" w:bidi="zh_TW"/>
-          </w:rPr>
-          <w:rPr>
-            <w:color w:val="0000EE"/>
-            <w:u w:val="single"/>
-          </w:rPr>
-          <w:t>創11:26–29</w:t>
+        <w:t>青蛙的瘟疫</w:t>
+      </w:r>
+    </w:p>
+    <w:p>
+      <w:pPr>
+        <w:pStyle w:val="ListNumber"/>
+        <w:spacing w:line="240" w:lineRule="auto"/>
+        <w:ind w:left="720"/>
+      </w:pPr>
+      <w:r>
+        <w:rPr>
+          <w:lang w:val="zh_TW" w:bidi="zh_TW"/>
+        </w:rPr>
+      </w:r>
+      <w:r>
+        <w:rPr>
+          <w:lang w:val="zh_TW" w:bidi="zh_TW"/>
+        </w:rPr>
+        <w:t>虱</w:t>
+      </w:r>
+    </w:p>
+    <w:p>
+      <w:pPr>
+        <w:pStyle w:val="ListNumber"/>
+        <w:spacing w:line="240" w:lineRule="auto"/>
+        <w:ind w:left="720"/>
+      </w:pPr>
+      <w:r>
+        <w:rPr>
+          <w:lang w:val="zh_TW" w:bidi="zh_TW"/>
+        </w:rPr>
+      </w:r>
+      <w:r>
+        <w:rPr>
+          <w:lang w:val="zh_TW" w:bidi="zh_TW"/>
+        </w:rPr>
+        <w:t>蒼蠅</w:t>
+      </w:r>
+    </w:p>
+    <w:p>
+      <w:pPr>
+        <w:pStyle w:val="ListNumber"/>
+        <w:spacing w:line="240" w:lineRule="auto"/>
+        <w:ind w:left="720"/>
+      </w:pPr>
+      <w:r>
+        <w:rPr>
+          <w:lang w:val="zh_TW" w:bidi="zh_TW"/>
+        </w:rPr>
+      </w:r>
+      <w:r>
+        <w:rPr>
+          <w:lang w:val="zh_TW" w:bidi="zh_TW"/>
+        </w:rPr>
+        <w:t>牲畜的災病</w:t>
+      </w:r>
+    </w:p>
+    <w:p>
+      <w:pPr>
+        <w:pStyle w:val="ListNumber"/>
+        <w:spacing w:line="240" w:lineRule="auto"/>
+        <w:ind w:left="720"/>
+      </w:pPr>
+      <w:r>
+        <w:rPr>
+          <w:lang w:val="zh_TW" w:bidi="zh_TW"/>
+        </w:rPr>
+      </w:r>
+      <w:r>
+        <w:rPr>
+          <w:lang w:val="zh_TW" w:bidi="zh_TW"/>
+        </w:rPr>
+        <w:t>瘡</w:t>
+      </w:r>
+    </w:p>
+    <w:p>
+      <w:pPr>
+        <w:pStyle w:val="ListNumber"/>
+        <w:spacing w:line="240" w:lineRule="auto"/>
+        <w:ind w:left="720"/>
+      </w:pPr>
+      <w:r>
+        <w:rPr>
+          <w:lang w:val="zh_TW" w:bidi="zh_TW"/>
+        </w:rPr>
+      </w:r>
+      <w:r>
+        <w:rPr>
+          <w:lang w:val="zh_TW" w:bidi="zh_TW"/>
+        </w:rPr>
+        <w:t>冰雹</w:t>
+      </w:r>
+    </w:p>
+    <w:p>
+      <w:pPr>
+        <w:pStyle w:val="ListNumber"/>
+        <w:spacing w:line="240" w:lineRule="auto"/>
+        <w:ind w:left="720"/>
+      </w:pPr>
+      <w:r>
+        <w:rPr>
+          <w:lang w:val="zh_TW" w:bidi="zh_TW"/>
+        </w:rPr>
+      </w:r>
+      <w:r>
+        <w:rPr>
+          <w:lang w:val="zh_TW" w:bidi="zh_TW"/>
+        </w:rPr>
+        <w:t>蝗蟲</w:t>
+      </w:r>
+    </w:p>
+    <w:p>
+      <w:pPr>
+        <w:pStyle w:val="ListNumber"/>
+        <w:spacing w:line="240" w:lineRule="auto"/>
+        <w:ind w:left="720"/>
+      </w:pPr>
+      <w:r>
+        <w:rPr>
+          <w:lang w:val="zh_TW" w:bidi="zh_TW"/>
+        </w:rPr>
+      </w:r>
+      <w:r>
+        <w:rPr>
+          <w:lang w:val="zh_TW" w:bidi="zh_TW"/>
+        </w:rPr>
+        <w:t>完全的黑暗</w:t>
+      </w:r>
+    </w:p>
+    <w:p>
+      <w:pPr/>
+      <w:r>
+        <w:rPr>
+          <w:lang w:val="zh_TW" w:bidi="zh_TW"/>
+        </w:rPr>
+      </w:r>
+      <w:r>
+        <w:rPr>
+          <w:lang w:val="zh_TW" w:bidi="zh_TW"/>
+        </w:rPr>
+        <w:t>在這些災中，法老有時會同意讓以色列人離開，但一旦災難結束，他又會改變主意，再次拒絕。前九災使埃及滿目瘡痍，但以色列人仍未重獲自由。然而，神還有最後一災要降下，將是最嚴重的一擊。</w:t>
+      </w:r>
+    </w:p>
+    <w:p>
+      <w:pPr>
+        <w:pStyle w:val="Heading4"/>
+      </w:pPr>
+      <w:r>
+        <w:rPr>
+          <w:lang w:val="zh_TW" w:bidi="zh_TW"/>
+        </w:rPr>
+        <w:t>第一個逾越節</w:t>
+      </w:r>
+    </w:p>
+    <w:p>
+      <w:pPr/>
+      <w:r>
+        <w:rPr>
+          <w:lang w:val="zh_TW" w:bidi="zh_TW"/>
+        </w:rPr>
+      </w:r>
+      <w:r>
+        <w:rPr>
+          <w:lang w:val="zh_TW" w:bidi="zh_TW"/>
+        </w:rPr>
+        <w:t>神告訴摩西，還有一災要降臨埃及：「</w:t>
+      </w:r>
+      <w:r>
+        <w:rPr>
+          <w:lang w:val="zh_TW" w:bidi="zh_TW"/>
+        </w:rPr>
+        <w:t>凡在埃及地，從坐寶座的法老直到磨子後的婢女所有的長子，以及一切頭生的牲畜，都必死</w:t>
+      </w:r>
+      <w:r>
+        <w:rPr>
+          <w:lang w:val="zh_TW" w:bidi="zh_TW"/>
+        </w:rPr>
+        <w:t>」（</w:t>
+      </w:r>
+      <w:hyperlink r:id="rId50">
+        <w:r>
+          <w:rPr>
+            <w:lang w:val="zh_TW" w:bidi="zh_TW"/>
+          </w:rPr>
+          <w:rPr>
+            <w:color w:val="0000EE"/>
+            <w:u w:val="single"/>
+          </w:rPr>
+          <w:t>出11:5</w:t>
+        </w:r>
+      </w:hyperlink>
+      <w:r>
+        <w:rPr>
+          <w:lang w:val="zh_TW" w:bidi="zh_TW"/>
+        </w:rPr>
+        <w:t>）。祂向摩西保證，這災不會影響希伯來人，「</w:t>
+      </w:r>
+      <w:r>
+        <w:rPr>
+          <w:lang w:val="zh_TW" w:bidi="zh_TW"/>
+        </w:rPr>
+        <w:t>好叫你們知道耶和華是將埃及人和以色列人分別出來</w:t>
+      </w:r>
+      <w:r>
+        <w:rPr>
+          <w:lang w:val="zh_TW" w:bidi="zh_TW"/>
+        </w:rPr>
+        <w:t>」（</w:t>
+      </w:r>
+      <w:hyperlink r:id="rId51">
+        <w:r>
+          <w:rPr>
+            <w:lang w:val="zh_TW" w:bidi="zh_TW"/>
+          </w:rPr>
+          <w:rPr>
+            <w:color w:val="0000EE"/>
+            <w:u w:val="single"/>
+          </w:rPr>
+          <w:t>出11:7</w:t>
+        </w:r>
+      </w:hyperlink>
+      <w:r>
+        <w:rPr>
+          <w:lang w:val="zh_TW" w:bidi="zh_TW"/>
+        </w:rPr>
+        <w:t>）。</w:t>
+      </w:r>
+    </w:p>
+    <w:p>
+      <w:pPr/>
+      <w:r>
+        <w:rPr>
+          <w:lang w:val="zh_TW" w:bidi="zh_TW"/>
+        </w:rPr>
+      </w:r>
+      <w:r>
+        <w:rPr>
+          <w:lang w:val="zh_TW" w:bidi="zh_TW"/>
+        </w:rPr>
+        <w:t>神透過摩西和亞倫，指示百姓迅速準備離開埃及。他們要向埃及人索取銀飾和金飾（</w:t>
+      </w:r>
+      <w:hyperlink r:id="rId52">
+        <w:r>
+          <w:rPr>
+            <w:lang w:val="zh_TW" w:bidi="zh_TW"/>
+          </w:rPr>
+          <w:rPr>
+            <w:color w:val="0000EE"/>
+            <w:u w:val="single"/>
+          </w:rPr>
+          <w:t>出11:2–3</w:t>
+        </w:r>
+      </w:hyperlink>
+      <w:r>
+        <w:rPr>
+          <w:lang w:val="zh_TW" w:bidi="zh_TW"/>
+        </w:rPr>
+        <w:t>）。埃及人同意，可能是出於恐懼，並希望這些禮物能阻止災難發生。希伯來人也要為每個家庭準備一隻羊羔，作為他們在埃及的最後晚餐。這便成為後來猶太人過逾越節的傳統。他們要將羊羔的血塗在房屋的門框和門楣上，那夜逾越節的晚餐將會在其中享用。凡是門上有血的地方，那戶人家就不會遭受傷害。他們還要準備無酵餅（就是未經發酵的餅）。</w:t>
+      </w:r>
+    </w:p>
+    <w:p>
+      <w:pPr/>
+      <w:r>
+        <w:rPr>
+          <w:lang w:val="zh_TW" w:bidi="zh_TW"/>
+        </w:rPr>
+      </w:r>
+      <w:r>
+        <w:rPr>
+          <w:lang w:val="zh_TW" w:bidi="zh_TW"/>
+        </w:rPr>
+        <w:t>在半夜，耶和華擊殺埃及所有的長子，從法老的長子到階下囚，無一倖免。當法老看到這悲劇時，他命令摩西和以色列人立即離開（</w:t>
+      </w:r>
+      <w:hyperlink r:id="rId53">
+        <w:r>
+          <w:rPr>
+            <w:lang w:val="zh_TW" w:bidi="zh_TW"/>
+          </w:rPr>
+          <w:rPr>
+            <w:color w:val="0000EE"/>
+            <w:u w:val="single"/>
+          </w:rPr>
+          <w:t>出12:31–32</w:t>
+        </w:r>
+      </w:hyperlink>
+      <w:r>
+        <w:rPr>
+          <w:lang w:val="zh_TW" w:bidi="zh_TW"/>
+        </w:rPr>
+        <w:t>）。聖經說約有六十萬希伯來男人離開埃及。加上婦女和兒童，總數超過二百萬人。</w:t>
+      </w:r>
+    </w:p>
+    <w:p>
+      <w:pPr>
+        <w:pStyle w:val="Heading4"/>
+      </w:pPr>
+      <w:r>
+        <w:rPr>
+          <w:lang w:val="zh_TW" w:bidi="zh_TW"/>
+        </w:rPr>
+        <w:t>出埃及</w:t>
+      </w:r>
+    </w:p>
+    <w:p>
+      <w:pPr/>
+      <w:r>
+        <w:rPr>
+          <w:lang w:val="zh_TW" w:bidi="zh_TW"/>
+        </w:rPr>
+      </w:r>
+      <w:r>
+        <w:rPr>
+          <w:lang w:val="zh_TW" w:bidi="zh_TW"/>
+        </w:rPr>
+        <w:t>出埃及是舊約聖經的核心事件，標誌以色列作為民族的誕生。猶太人仍然將這事件視為神拯救祂子民偉大作為，就像基督徒將「十字架」視為信仰的關鍵作為。</w:t>
+      </w:r>
+    </w:p>
+    <w:p>
+      <w:pPr/>
+      <w:r>
+        <w:rPr>
+          <w:lang w:val="zh_TW" w:bidi="zh_TW"/>
+        </w:rPr>
+      </w:r>
+      <w:r>
+        <w:rPr>
+          <w:lang w:val="zh_TW" w:bidi="zh_TW"/>
+        </w:rPr>
+        <w:t>神學家提出許多想法，但我們仍然無法確定希伯來人離開埃及的實際路線。他們沒有選擇最接近迦南的路線，這條路線沿著地中海海岸，大約只需短短10天腳程。相反，他們前往西奈山，那是摩西早前在燃燒荊棘中遇見神的地方。神告訴摩西，祂會帶領人到達同一地點，作為摩西被派來拯救他們的記號（</w:t>
+      </w:r>
+      <w:hyperlink r:id="rId54">
+        <w:r>
+          <w:rPr>
+            <w:lang w:val="zh_TW" w:bidi="zh_TW"/>
+          </w:rPr>
+          <w:rPr>
+            <w:color w:val="0000EE"/>
+            <w:u w:val="single"/>
+          </w:rPr>
+          <w:t>出3:12</w:t>
+        </w:r>
+      </w:hyperlink>
+      <w:r>
+        <w:rPr>
+          <w:lang w:val="zh_TW" w:bidi="zh_TW"/>
+        </w:rPr>
+        <w:t>）。希伯來人也記得約瑟要求他們在返回自己的土地時，要帶著他的骨頭（</w:t>
+      </w:r>
+      <w:hyperlink r:id="rId55">
+        <w:r>
+          <w:rPr>
+            <w:lang w:val="zh_TW" w:bidi="zh_TW"/>
+          </w:rPr>
+          <w:rPr>
+            <w:color w:val="0000EE"/>
+            <w:u w:val="single"/>
+          </w:rPr>
+          <w:t>創50:25</w:t>
         </w:r>
       </w:hyperlink>
       <w:r>
@@ -1100,70 +2480,16 @@
         </w:rPr>
         <w:t>；</w:t>
       </w:r>
-      <w:hyperlink r:id="rId40">
-        <w:r>
-          <w:rPr>
-            <w:lang w:val="zh_TW" w:bidi="zh_TW"/>
-          </w:rPr>
-          <w:rPr>
-            <w:color w:val="0000EE"/>
-            <w:u w:val="single"/>
-          </w:rPr>
-          <w:t>書24:2</w:t>
-        </w:r>
-      </w:hyperlink>
-      <w:r>
-        <w:rPr>
-          <w:lang w:val="zh_TW" w:bidi="zh_TW"/>
-        </w:rPr>
-        <w:t>）。他娶了哈蘭的女兒密迦，他的家譜在</w:t>
-      </w:r>
-      <w:hyperlink r:id="rId41">
-        <w:r>
-          <w:rPr>
-            <w:lang w:val="zh_TW" w:bidi="zh_TW"/>
-          </w:rPr>
-          <w:rPr>
-            <w:color w:val="0000EE"/>
-            <w:u w:val="single"/>
-          </w:rPr>
-          <w:t>創世記二十二章20至23節</w:t>
-        </w:r>
-      </w:hyperlink>
-      <w:r>
-        <w:rPr>
-          <w:lang w:val="zh_TW" w:bidi="zh_TW"/>
-        </w:rPr>
-        <w:t>中被提到。亞伯拉罕派他的僕人去美索不達米亞的拿鶴住處為以撒尋妻（見</w:t>
-      </w:r>
-      <w:hyperlink r:id="rId42">
-        <w:r>
-          <w:rPr>
-            <w:lang w:val="zh_TW" w:bidi="zh_TW"/>
-          </w:rPr>
-          <w:rPr>
-            <w:color w:val="0000EE"/>
-            <w:u w:val="single"/>
-          </w:rPr>
-          <w:t>創24:10</w:t>
-        </w:r>
-      </w:hyperlink>
-      <w:r>
-        <w:rPr>
-          <w:lang w:val="zh_TW" w:bidi="zh_TW"/>
-        </w:rPr>
-        <w:t>，這可能暗示該城市本身被稱為拿鶴）。他在那裡找到拿鶴的孫女利百加（</w:t>
-      </w:r>
-      <w:hyperlink r:id="rId43">
-        <w:r>
-          <w:rPr>
-            <w:lang w:val="zh_TW" w:bidi="zh_TW"/>
-          </w:rPr>
-          <w:rPr>
-            <w:color w:val="0000EE"/>
-            <w:u w:val="single"/>
-          </w:rPr>
-          <w:t>創24:1–51</w:t>
+      <w:hyperlink r:id="rId56">
+        <w:r>
+          <w:rPr>
+            <w:lang w:val="zh_TW" w:bidi="zh_TW"/>
+          </w:rPr>
+          <w:rPr>
+            <w:color w:val="0000EE"/>
+            <w:u w:val="single"/>
+          </w:rPr>
+          <w:t>出13:19</w:t>
         </w:r>
       </w:hyperlink>
       <w:r>
@@ -1171,50 +2497,2930 @@
           <w:lang w:val="zh_TW" w:bidi="zh_TW"/>
         </w:rPr>
         <w:t>）。</w:t>
-        <w:br/>
-      </w:r>
-      <w:r>
-        <w:rPr>
-          <w:lang w:val="zh_TW" w:bidi="zh_TW"/>
-        </w:rPr>
-        <w:t>拿鶴也被稱為拉班的父親（或許是祖父），當雅各逃離他的兄弟以掃時，他去了拉班那裡（</w:t>
-      </w:r>
-      <w:hyperlink r:id="rId44">
-        <w:r>
-          <w:rPr>
-            <w:lang w:val="zh_TW" w:bidi="zh_TW"/>
-          </w:rPr>
-          <w:rPr>
-            <w:color w:val="0000EE"/>
-            <w:u w:val="single"/>
-          </w:rPr>
-          <w:t>創29:5</w:t>
-        </w:r>
-      </w:hyperlink>
-      <w:r>
-        <w:rPr>
-          <w:lang w:val="zh_TW" w:bidi="zh_TW"/>
-        </w:rPr>
-        <w:t>）。這兩段經文都將亞伯拉罕的家族與相關的閃族人聯繫起來。在</w:t>
-      </w:r>
-      <w:hyperlink r:id="rId45">
-        <w:r>
-          <w:rPr>
-            <w:lang w:val="zh_TW" w:bidi="zh_TW"/>
-          </w:rPr>
-          <w:rPr>
-            <w:color w:val="0000EE"/>
-            <w:u w:val="single"/>
-          </w:rPr>
-          <w:t>創世記三十一章53節</w:t>
-        </w:r>
-      </w:hyperlink>
-      <w:r>
-        <w:rPr>
-          <w:lang w:val="zh_TW" w:bidi="zh_TW"/>
-        </w:rPr>
-        <w:t>中，神被稱為「亞伯拉罕的神和拿鶴的神」。</w:t>
-        <w:br/>
+      </w:r>
+    </w:p>
+    <w:p>
+      <w:pPr/>
+      <w:r>
+        <w:rPr>
+          <w:lang w:val="zh_TW" w:bidi="zh_TW"/>
+        </w:rPr>
+      </w:r>
+      <w:r>
+        <w:rPr>
+          <w:lang w:val="zh_TW" w:bidi="zh_TW"/>
+        </w:rPr>
+        <w:t>以色列人在曠野期間，白天有雲柱、晚上有火柱為他們引路。雲柱、火柱代表神的同在，引導他們沿著神所安排的路線前進。</w:t>
+      </w:r>
+    </w:p>
+    <w:p>
+      <w:pPr/>
+      <w:r>
+        <w:rPr>
+          <w:lang w:val="zh_TW" w:bidi="zh_TW"/>
+        </w:rPr>
+      </w:r>
+      <w:r>
+        <w:rPr>
+          <w:lang w:val="zh_TW" w:bidi="zh_TW"/>
+        </w:rPr>
+        <w:t>與此同時，身在埃及的法老後悔讓希伯來人離開，決定帶著他的軍隊追趕他們。希伯來人看到埃及軍隊逼近時，感到非常恐懼。海就在他們前面，埃及人在他們後面，前無退路，後有追兵；於是他們責怪摩西把他們帶出埃及。神向他們保證，他們不需要害怕或做任何事情來保衛自己，因祂承諾為他們爭戰，賜給他們勝利（</w:t>
+      </w:r>
+      <w:hyperlink r:id="rId57">
+        <w:r>
+          <w:rPr>
+            <w:lang w:val="zh_TW" w:bidi="zh_TW"/>
+          </w:rPr>
+          <w:rPr>
+            <w:color w:val="0000EE"/>
+            <w:u w:val="single"/>
+          </w:rPr>
+          <w:t>出14:14</w:t>
+        </w:r>
+      </w:hyperlink>
+      <w:r>
+        <w:rPr>
+          <w:lang w:val="zh_TW" w:bidi="zh_TW"/>
+        </w:rPr>
+        <w:t>）。</w:t>
+      </w:r>
+    </w:p>
+    <w:p>
+      <w:pPr/>
+      <w:r>
+        <w:rPr>
+          <w:lang w:val="zh_TW" w:bidi="zh_TW"/>
+        </w:rPr>
+      </w:r>
+      <w:r>
+        <w:rPr>
+          <w:lang w:val="zh_TW" w:bidi="zh_TW"/>
+        </w:rPr>
+        <w:t>耶和華用強烈的東風分開蘆葦海（常被錯誤地稱為紅海）的水，使以色列人走過乾地。埃及人緊隨其後，進入海中，但是，分開的海水卻湧下淹沒了埃及軍隊。以色列人在海的另一邊安全無恙，他們在歌聲中慶祝神的拯救（</w:t>
+      </w:r>
+      <w:hyperlink r:id="rId58">
+        <w:r>
+          <w:rPr>
+            <w:lang w:val="zh_TW" w:bidi="zh_TW"/>
+          </w:rPr>
+          <w:rPr>
+            <w:color w:val="0000EE"/>
+            <w:u w:val="single"/>
+          </w:rPr>
+          <w:t>出15章</w:t>
+        </w:r>
+      </w:hyperlink>
+      <w:r>
+        <w:rPr>
+          <w:lang w:val="zh_TW" w:bidi="zh_TW"/>
+        </w:rPr>
+        <w:t>），並繼續他們的旅程。接下來的敘述，描述以色列人在曠野掙扎求存：</w:t>
+      </w:r>
+    </w:p>
+    <w:p>
+      <w:pPr>
+        <w:pStyle w:val="ListBullet"/>
+        <w:spacing w:line="240" w:lineRule="auto"/>
+        <w:ind w:left="720"/>
+      </w:pPr>
+      <w:r>
+        <w:rPr>
+          <w:lang w:val="zh_TW" w:bidi="zh_TW"/>
+        </w:rPr>
+      </w:r>
+      <w:r>
+        <w:rPr>
+          <w:lang w:val="zh_TW" w:bidi="zh_TW"/>
+        </w:rPr>
+        <w:t>以色列人遇到食物和水的問題。</w:t>
+      </w:r>
+    </w:p>
+    <w:p>
+      <w:pPr>
+        <w:pStyle w:val="ListBullet"/>
+        <w:spacing w:line="240" w:lineRule="auto"/>
+        <w:ind w:left="720"/>
+      </w:pPr>
+      <w:r>
+        <w:rPr>
+          <w:lang w:val="zh_TW" w:bidi="zh_TW"/>
+        </w:rPr>
+      </w:r>
+      <w:r>
+        <w:rPr>
+          <w:lang w:val="zh_TW" w:bidi="zh_TW"/>
+        </w:rPr>
+        <w:t>以色列人彼此爭論。</w:t>
+      </w:r>
+    </w:p>
+    <w:p>
+      <w:pPr>
+        <w:pStyle w:val="ListBullet"/>
+        <w:spacing w:line="240" w:lineRule="auto"/>
+        <w:ind w:left="720"/>
+      </w:pPr>
+      <w:r>
+        <w:rPr>
+          <w:lang w:val="zh_TW" w:bidi="zh_TW"/>
+        </w:rPr>
+      </w:r>
+      <w:r>
+        <w:rPr>
+          <w:lang w:val="zh_TW" w:bidi="zh_TW"/>
+        </w:rPr>
+        <w:t>以色列人埋怨摩西。</w:t>
+      </w:r>
+    </w:p>
+    <w:p>
+      <w:pPr>
+        <w:pStyle w:val="ListBullet"/>
+        <w:spacing w:line="240" w:lineRule="auto"/>
+        <w:ind w:left="720"/>
+      </w:pPr>
+      <w:r>
+        <w:rPr>
+          <w:lang w:val="zh_TW" w:bidi="zh_TW"/>
+        </w:rPr>
+      </w:r>
+      <w:r>
+        <w:rPr>
+          <w:lang w:val="zh_TW" w:bidi="zh_TW"/>
+        </w:rPr>
+        <w:t>以色列人與敵人戰爭。</w:t>
+      </w:r>
+    </w:p>
+    <w:p>
+      <w:pPr/>
+      <w:r>
+        <w:rPr>
+          <w:lang w:val="zh_TW" w:bidi="zh_TW"/>
+        </w:rPr>
+      </w:r>
+      <w:r>
+        <w:rPr>
+          <w:lang w:val="zh_TW" w:bidi="zh_TW"/>
+        </w:rPr>
+        <w:t>在他們所有經歷中，摩西成為他們合一的力量和偉大的屬靈領袖。</w:t>
+      </w:r>
+    </w:p>
+    <w:p>
+      <w:pPr/>
+      <w:r>
+        <w:rPr>
+          <w:lang w:val="zh_TW" w:bidi="zh_TW"/>
+        </w:rPr>
+      </w:r>
+      <w:r>
+        <w:rPr>
+          <w:lang w:val="zh_TW" w:bidi="zh_TW"/>
+        </w:rPr>
+        <w:t>儘管以色列人見證過神偉大的拯救，其信心卻仍然薄弱。三天後，他們發現水無法飲用，便向摩西埋怨。耶和華指示摩西淨化食水，滿足了他們的需求（</w:t>
+      </w:r>
+      <w:hyperlink r:id="rId59">
+        <w:r>
+          <w:rPr>
+            <w:lang w:val="zh_TW" w:bidi="zh_TW"/>
+          </w:rPr>
+          <w:rPr>
+            <w:color w:val="0000EE"/>
+            <w:u w:val="single"/>
+          </w:rPr>
+          <w:t>出15:22–25</w:t>
+        </w:r>
+      </w:hyperlink>
+      <w:r>
+        <w:rPr>
+          <w:lang w:val="zh_TW" w:bidi="zh_TW"/>
+        </w:rPr>
+        <w:t>）。當他們到達汛的曠野時，由於缺乏食物，於是再次抱怨。神便提供嗎哪，嗎哪是一種類似餅的物質，供養他們直到迦南（</w:t>
+      </w:r>
+      <w:hyperlink r:id="rId60">
+        <w:r>
+          <w:rPr>
+            <w:lang w:val="zh_TW" w:bidi="zh_TW"/>
+          </w:rPr>
+          <w:rPr>
+            <w:color w:val="0000EE"/>
+            <w:u w:val="single"/>
+          </w:rPr>
+          <w:t>出16:1–21</w:t>
+        </w:r>
+      </w:hyperlink>
+      <w:r>
+        <w:rPr>
+          <w:lang w:val="zh_TW" w:bidi="zh_TW"/>
+        </w:rPr>
+        <w:t>）。後來，當他們在利非訂安營時，人們再次抱怨缺水，神便從何烈的磐石供應水（</w:t>
+      </w:r>
+      <w:hyperlink r:id="rId61">
+        <w:r>
+          <w:rPr>
+            <w:lang w:val="zh_TW" w:bidi="zh_TW"/>
+          </w:rPr>
+          <w:rPr>
+            <w:color w:val="0000EE"/>
+            <w:u w:val="single"/>
+          </w:rPr>
+          <w:t>出17:1–7</w:t>
+        </w:r>
+      </w:hyperlink>
+      <w:r>
+        <w:rPr>
+          <w:lang w:val="zh_TW" w:bidi="zh_TW"/>
+        </w:rPr>
+        <w:t>）。亞瑪力人在利非訂攻擊他們時，神又賜給以色列人大大得勝（</w:t>
+      </w:r>
+      <w:hyperlink r:id="rId62">
+        <w:r>
+          <w:rPr>
+            <w:lang w:val="zh_TW" w:bidi="zh_TW"/>
+          </w:rPr>
+          <w:rPr>
+            <w:color w:val="0000EE"/>
+            <w:u w:val="single"/>
+          </w:rPr>
+          <w:t>出17:8–13</w:t>
+        </w:r>
+      </w:hyperlink>
+      <w:r>
+        <w:rPr>
+          <w:lang w:val="zh_TW" w:bidi="zh_TW"/>
+        </w:rPr>
+        <w:t>）。</w:t>
+      </w:r>
+    </w:p>
+    <w:p>
+      <w:pPr/>
+      <w:r>
+        <w:rPr>
+          <w:lang w:val="zh_TW" w:bidi="zh_TW"/>
+        </w:rPr>
+      </w:r>
+      <w:r>
+        <w:rPr>
+          <w:lang w:val="zh_TW" w:bidi="zh_TW"/>
+        </w:rPr>
+        <w:t>摩西和百姓到達西奈，在那裡安營。摩西的岳父葉忒羅來訪，帶來摩西的妻子和兒子。顯然西坡拉先前決定留在她的父親那裡，而不是和摩西一起去埃及。所以，這是一個歡樂的重聚，葉忒羅向神獻上燔祭和祭物。當時摩西正感苦惱，他無法獨自解決希伯來人所有的爭端，因此，葉忒羅建議摩西將部分任務，分配給百姓中負責任的人。摩西同意，葉忒羅返回家鄉，沒有留在西奈參與神的盟約（</w:t>
+      </w:r>
+      <w:hyperlink r:id="rId63">
+        <w:r>
+          <w:rPr>
+            <w:lang w:val="zh_TW" w:bidi="zh_TW"/>
+          </w:rPr>
+          <w:rPr>
+            <w:color w:val="0000EE"/>
+            <w:u w:val="single"/>
+          </w:rPr>
+          <w:t>出18:13–27</w:t>
+        </w:r>
+      </w:hyperlink>
+      <w:r>
+        <w:rPr>
+          <w:lang w:val="zh_TW" w:bidi="zh_TW"/>
+        </w:rPr>
+        <w:t>）。</w:t>
+      </w:r>
+    </w:p>
+    <w:p>
+      <w:pPr>
+        <w:pStyle w:val="Heading4"/>
+      </w:pPr>
+      <w:r>
+        <w:rPr>
+          <w:lang w:val="zh_TW" w:bidi="zh_TW"/>
+        </w:rPr>
+        <w:t>在西奈山頒佈律法</w:t>
+      </w:r>
+    </w:p>
+    <w:p>
+      <w:pPr/>
+      <w:r>
+        <w:rPr>
+          <w:lang w:val="zh_TW" w:bidi="zh_TW"/>
+        </w:rPr>
+      </w:r>
+      <w:r>
+        <w:rPr>
+          <w:lang w:val="zh_TW" w:bidi="zh_TW"/>
+        </w:rPr>
+        <w:t>神信守對摩西的承諾，帶領希伯來人脫離奴役，並帶領他們到西奈山，就是祂最初呼召摩西的地方，神在那裡與以色列立約。神再次降臨在西奈山上，呼召摩西上山頂，那裡有閃電、雷聲、濃雲、火、煙和地震壯觀的自然景象。摩西在那裡停留四十天，領受作為盟約基礎的律法。</w:t>
+      </w:r>
+    </w:p>
+    <w:p>
+      <w:pPr/>
+      <w:r>
+        <w:rPr>
+          <w:lang w:val="zh_TW" w:bidi="zh_TW"/>
+        </w:rPr>
+      </w:r>
+      <w:r>
+        <w:rPr>
+          <w:lang w:val="zh_TW" w:bidi="zh_TW"/>
+        </w:rPr>
+        <w:t>在西奈山上，神顯示自己是一個要求祂的子民，在生命所有方面敬拜祂的神，又是希望與他們建立關係的神。</w:t>
+      </w:r>
+    </w:p>
+    <w:p>
+      <w:pPr>
+        <w:pStyle w:val="Heading4"/>
+      </w:pPr>
+      <w:r>
+        <w:rPr>
+          <w:lang w:val="zh_TW" w:bidi="zh_TW"/>
+        </w:rPr>
+        <w:t>神的子民背棄信仰</w:t>
+      </w:r>
+    </w:p>
+    <w:p>
+      <w:pPr/>
+      <w:r>
+        <w:rPr>
+          <w:lang w:val="zh_TW" w:bidi="zh_TW"/>
+        </w:rPr>
+      </w:r>
+      <w:r>
+        <w:rPr>
+          <w:lang w:val="zh_TW" w:bidi="zh_TW"/>
+        </w:rPr>
+        <w:t>因摩西長時間留在西奈山，百姓開始不耐煩，懷疑他會否回來，所以，們要求亞倫製造偶像給他們崇拜。亞倫收集了百姓的金耳環，將它們熔化，製成一隻金牛犢。</w:t>
+      </w:r>
+      <w:r>
+        <w:rPr>
+          <w:lang w:val="zh_TW" w:bidi="zh_TW"/>
+        </w:rPr>
+        <w:t>亞倫從他們手裏接過來，鑄了一隻牛犢，用雕刻的器具做成。他們就說：「 以色列啊，這是領你出埃及地的神。」（</w:t>
+      </w:r>
+      <w:hyperlink r:id="rId64">
+        <w:r>
+          <w:rPr>
+            <w:lang w:val="zh_TW" w:bidi="zh_TW"/>
+          </w:rPr>
+          <w:rPr>
+            <w:color w:val="0000EE"/>
+            <w:u w:val="single"/>
+          </w:rPr>
+          <w:t>出32:4</w:t>
+        </w:r>
+      </w:hyperlink>
+      <w:r>
+        <w:rPr>
+          <w:lang w:val="zh_TW" w:bidi="zh_TW"/>
+        </w:rPr>
+        <w:t>）。</w:t>
+      </w:r>
+    </w:p>
+    <w:p>
+      <w:pPr/>
+      <w:r>
+        <w:rPr>
+          <w:lang w:val="zh_TW" w:bidi="zh_TW"/>
+        </w:rPr>
+      </w:r>
+      <w:r>
+        <w:rPr>
+          <w:lang w:val="zh_TW" w:bidi="zh_TW"/>
+        </w:rPr>
+        <w:t>第二天，他們以獻祭和慶祝來崇拜偶像。神告知摩西百姓的行為，並打算毀滅他們，更提議從摩西的後裔中建立一個大國。摩西立即為百姓代求，神的忿怒才得止息。摩西帶著刻有律法的石版下山，看到偶像崇拜後，他義憤填膺，摔碎石版，將金牛磨成粉末，混入水中，讓百姓喝下。摩西又要求亞倫解釋，但他卻嘗試淡化自己在其中的角色，說：「</w:t>
+      </w:r>
+      <w:r>
+        <w:rPr>
+          <w:lang w:val="zh_TW" w:bidi="zh_TW"/>
+        </w:rPr>
+        <w:t>我把金環扔在火中，這牛犢便出來了</w:t>
+      </w:r>
+      <w:r>
+        <w:rPr>
+          <w:lang w:val="zh_TW" w:bidi="zh_TW"/>
+        </w:rPr>
+        <w:t>」（</w:t>
+      </w:r>
+      <w:hyperlink r:id="rId65">
+        <w:r>
+          <w:rPr>
+            <w:lang w:val="zh_TW" w:bidi="zh_TW"/>
+          </w:rPr>
+          <w:rPr>
+            <w:color w:val="0000EE"/>
+            <w:u w:val="single"/>
+          </w:rPr>
+          <w:t>出32:24</w:t>
+        </w:r>
+      </w:hyperlink>
+      <w:r>
+        <w:rPr>
+          <w:lang w:val="zh_TW" w:bidi="zh_TW"/>
+        </w:rPr>
+        <w:t>）。</w:t>
+      </w:r>
+    </w:p>
+    <w:p>
+      <w:pPr/>
+      <w:r>
+        <w:rPr>
+          <w:lang w:val="zh_TW" w:bidi="zh_TW"/>
+        </w:rPr>
+      </w:r>
+      <w:r>
+        <w:rPr>
+          <w:lang w:val="zh_TW" w:bidi="zh_TW"/>
+        </w:rPr>
+        <w:t>摩西召集志願者在百姓身上執行神的審判。利未人回應並殺了約三千人，後來得到讚賞和獎勵（</w:t>
+      </w:r>
+      <w:hyperlink r:id="rId66">
+        <w:r>
+          <w:rPr>
+            <w:lang w:val="zh_TW" w:bidi="zh_TW"/>
+          </w:rPr>
+          <w:rPr>
+            <w:color w:val="0000EE"/>
+            <w:u w:val="single"/>
+          </w:rPr>
+          <w:t>申33:9–10</w:t>
+        </w:r>
+      </w:hyperlink>
+      <w:r>
+        <w:rPr>
+          <w:lang w:val="zh_TW" w:bidi="zh_TW"/>
+        </w:rPr>
+        <w:t>）。摩西再次為百姓代求，請求若神不能赦免他們，就毀滅他們。神發憐憫，並應許祂的使者會依舊陪伴他們（</w:t>
+      </w:r>
+      <w:hyperlink r:id="rId67">
+        <w:r>
+          <w:rPr>
+            <w:lang w:val="zh_TW" w:bidi="zh_TW"/>
+          </w:rPr>
+          <w:rPr>
+            <w:color w:val="0000EE"/>
+            <w:u w:val="single"/>
+          </w:rPr>
+          <w:t>出32:34</w:t>
+        </w:r>
+      </w:hyperlink>
+      <w:r>
+        <w:rPr>
+          <w:lang w:val="zh_TW" w:bidi="zh_TW"/>
+        </w:rPr>
+        <w:t>）。</w:t>
+      </w:r>
+    </w:p>
+    <w:p>
+      <w:pPr/>
+      <w:r>
+        <w:rPr>
+          <w:lang w:val="zh_TW" w:bidi="zh_TW"/>
+        </w:rPr>
+      </w:r>
+      <w:r>
+        <w:rPr>
+          <w:lang w:val="zh_TW" w:bidi="zh_TW"/>
+        </w:rPr>
+        <w:t>其後，摩西求神讓他再次看見祂的榮耀。神指示他再雕刻兩塊石版，並返回山上。神在那裡宣告祂的名字：「</w:t>
+      </w:r>
+      <w:r>
+        <w:rPr>
+          <w:lang w:val="zh_TW" w:bidi="zh_TW"/>
+        </w:rPr>
+        <w:t>耶和華，耶和華，是有憐憫有恩典的神，不輕易發怒，並有豐盛的慈愛和誠實</w:t>
+      </w:r>
+      <w:r>
+        <w:rPr>
+          <w:lang w:val="zh_TW" w:bidi="zh_TW"/>
+        </w:rPr>
+        <w:t>」（</w:t>
+      </w:r>
+      <w:hyperlink r:id="rId68">
+        <w:r>
+          <w:rPr>
+            <w:lang w:val="zh_TW" w:bidi="zh_TW"/>
+          </w:rPr>
+          <w:rPr>
+            <w:color w:val="0000EE"/>
+            <w:u w:val="single"/>
+          </w:rPr>
+          <w:t>出34:6</w:t>
+        </w:r>
+      </w:hyperlink>
+      <w:r>
+        <w:rPr>
+          <w:lang w:val="zh_TW" w:bidi="zh_TW"/>
+        </w:rPr>
+        <w:t>）。摩西又在山上待了四十天，神警告他偶像崇拜的事。摩西接受教導後，獲得十誡的另一份副本。當他下山時，他的臉因與神交談而發光，人們便害怕他。所以，摩西將</w:t>
+      </w:r>
+      <w:r>
+        <w:rPr>
+          <w:lang w:val="zh_TW" w:bidi="zh_TW"/>
+        </w:rPr>
+        <w:t>帕子蒙在臉上，而</w:t>
+      </w:r>
+      <w:r>
+        <w:rPr>
+          <w:lang w:val="zh_TW" w:bidi="zh_TW"/>
+        </w:rPr>
+        <w:t>他在神面前時會拿掉它。保羅解釋說，這層帕子是為了讓以色列人看不到摩西臉上的天光消退（</w:t>
+      </w:r>
+      <w:hyperlink r:id="rId69">
+        <w:r>
+          <w:rPr>
+            <w:lang w:val="zh_TW" w:bidi="zh_TW"/>
+          </w:rPr>
+          <w:rPr>
+            <w:color w:val="0000EE"/>
+            <w:u w:val="single"/>
+          </w:rPr>
+          <w:t>林後3:13</w:t>
+        </w:r>
+      </w:hyperlink>
+      <w:r>
+        <w:rPr>
+          <w:lang w:val="zh_TW" w:bidi="zh_TW"/>
+        </w:rPr>
+        <w:t>）。</w:t>
+      </w:r>
+    </w:p>
+    <w:p>
+      <w:pPr>
+        <w:pStyle w:val="Heading4"/>
+      </w:pPr>
+      <w:r>
+        <w:rPr>
+          <w:lang w:val="zh_TW" w:bidi="zh_TW"/>
+        </w:rPr>
+        <w:t>會幕與祭司職份的建立</w:t>
+      </w:r>
+    </w:p>
+    <w:p>
+      <w:pPr/>
+      <w:r>
+        <w:rPr>
+          <w:lang w:val="zh_TW" w:bidi="zh_TW"/>
+        </w:rPr>
+      </w:r>
+      <w:r>
+        <w:rPr>
+          <w:lang w:val="zh_TW" w:bidi="zh_TW"/>
+        </w:rPr>
+        <w:t>摩西第一次上山領受律法時，神叫他收集各種物料來建造會幕。會幕是用來敬拜的可移動聖所。用來建造會幕的物料包括：</w:t>
+      </w:r>
+    </w:p>
+    <w:p>
+      <w:pPr>
+        <w:pStyle w:val="ListBullet"/>
+        <w:spacing w:line="240" w:lineRule="auto"/>
+        <w:ind w:left="720"/>
+      </w:pPr>
+      <w:r>
+        <w:rPr>
+          <w:lang w:val="zh_TW" w:bidi="zh_TW"/>
+        </w:rPr>
+      </w:r>
+      <w:r>
+        <w:rPr>
+          <w:lang w:val="zh_TW" w:bidi="zh_TW"/>
+        </w:rPr>
+        <w:t>黃金</w:t>
+      </w:r>
+    </w:p>
+    <w:p>
+      <w:pPr>
+        <w:pStyle w:val="ListBullet"/>
+        <w:spacing w:line="240" w:lineRule="auto"/>
+        <w:ind w:left="720"/>
+      </w:pPr>
+      <w:r>
+        <w:rPr>
+          <w:lang w:val="zh_TW" w:bidi="zh_TW"/>
+        </w:rPr>
+      </w:r>
+      <w:r>
+        <w:rPr>
+          <w:lang w:val="zh_TW" w:bidi="zh_TW"/>
+        </w:rPr>
+        <w:t>銀</w:t>
+      </w:r>
+    </w:p>
+    <w:p>
+      <w:pPr>
+        <w:pStyle w:val="ListBullet"/>
+        <w:spacing w:line="240" w:lineRule="auto"/>
+        <w:ind w:left="720"/>
+      </w:pPr>
+      <w:r>
+        <w:rPr>
+          <w:lang w:val="zh_TW" w:bidi="zh_TW"/>
+        </w:rPr>
+      </w:r>
+      <w:r>
+        <w:rPr>
+          <w:lang w:val="zh_TW" w:bidi="zh_TW"/>
+        </w:rPr>
+        <w:t>青銅</w:t>
+      </w:r>
+    </w:p>
+    <w:p>
+      <w:pPr>
+        <w:pStyle w:val="ListBullet"/>
+        <w:spacing w:line="240" w:lineRule="auto"/>
+        <w:ind w:left="720"/>
+      </w:pPr>
+      <w:r>
+        <w:rPr>
+          <w:lang w:val="zh_TW" w:bidi="zh_TW"/>
+        </w:rPr>
+      </w:r>
+      <w:r>
+        <w:rPr>
+          <w:lang w:val="zh_TW" w:bidi="zh_TW"/>
+        </w:rPr>
+        <w:t>各種顏色的紗線</w:t>
+      </w:r>
+    </w:p>
+    <w:p>
+      <w:pPr>
+        <w:pStyle w:val="ListBullet"/>
+        <w:spacing w:line="240" w:lineRule="auto"/>
+        <w:ind w:left="720"/>
+      </w:pPr>
+      <w:r>
+        <w:rPr>
+          <w:lang w:val="zh_TW" w:bidi="zh_TW"/>
+        </w:rPr>
+      </w:r>
+      <w:r>
+        <w:rPr>
+          <w:lang w:val="zh_TW" w:bidi="zh_TW"/>
+        </w:rPr>
+        <w:t>細麻布</w:t>
+      </w:r>
+    </w:p>
+    <w:p>
+      <w:pPr>
+        <w:pStyle w:val="ListBullet"/>
+        <w:spacing w:line="240" w:lineRule="auto"/>
+        <w:ind w:left="720"/>
+      </w:pPr>
+      <w:r>
+        <w:rPr>
+          <w:lang w:val="zh_TW" w:bidi="zh_TW"/>
+        </w:rPr>
+      </w:r>
+      <w:r>
+        <w:rPr>
+          <w:lang w:val="zh_TW" w:bidi="zh_TW"/>
+        </w:rPr>
+        <w:t>山羊的毛髮</w:t>
+      </w:r>
+    </w:p>
+    <w:p>
+      <w:pPr>
+        <w:pStyle w:val="ListBullet"/>
+        <w:spacing w:line="240" w:lineRule="auto"/>
+        <w:ind w:left="720"/>
+      </w:pPr>
+      <w:r>
+        <w:rPr>
+          <w:lang w:val="zh_TW" w:bidi="zh_TW"/>
+        </w:rPr>
+      </w:r>
+      <w:r>
+        <w:rPr>
+          <w:lang w:val="zh_TW" w:bidi="zh_TW"/>
+        </w:rPr>
+        <w:t>羊皮</w:t>
+      </w:r>
+    </w:p>
+    <w:p>
+      <w:pPr>
+        <w:pStyle w:val="ListBullet"/>
+        <w:spacing w:line="240" w:lineRule="auto"/>
+        <w:ind w:left="720"/>
+      </w:pPr>
+      <w:r>
+        <w:rPr>
+          <w:lang w:val="zh_TW" w:bidi="zh_TW"/>
+        </w:rPr>
+      </w:r>
+      <w:r>
+        <w:rPr>
+          <w:lang w:val="zh_TW" w:bidi="zh_TW"/>
+        </w:rPr>
+        <w:t>皂莢木</w:t>
+      </w:r>
+    </w:p>
+    <w:p>
+      <w:pPr>
+        <w:pStyle w:val="ListBullet"/>
+        <w:spacing w:line="240" w:lineRule="auto"/>
+        <w:ind w:left="720"/>
+      </w:pPr>
+      <w:r>
+        <w:rPr>
+          <w:lang w:val="zh_TW" w:bidi="zh_TW"/>
+        </w:rPr>
+      </w:r>
+      <w:r>
+        <w:rPr>
+          <w:lang w:val="zh_TW" w:bidi="zh_TW"/>
+        </w:rPr>
+        <w:t>燈油</w:t>
+      </w:r>
+    </w:p>
+    <w:p>
+      <w:pPr>
+        <w:pStyle w:val="ListBullet"/>
+        <w:spacing w:line="240" w:lineRule="auto"/>
+        <w:ind w:left="720"/>
+      </w:pPr>
+      <w:r>
+        <w:rPr>
+          <w:lang w:val="zh_TW" w:bidi="zh_TW"/>
+        </w:rPr>
+      </w:r>
+      <w:r>
+        <w:rPr>
+          <w:lang w:val="zh_TW" w:bidi="zh_TW"/>
+        </w:rPr>
+        <w:t>用於膏油的香料和香</w:t>
+      </w:r>
+    </w:p>
+    <w:p>
+      <w:pPr>
+        <w:pStyle w:val="ListBullet"/>
+        <w:spacing w:line="240" w:lineRule="auto"/>
+        <w:ind w:left="720"/>
+      </w:pPr>
+      <w:r>
+        <w:rPr>
+          <w:lang w:val="zh_TW" w:bidi="zh_TW"/>
+        </w:rPr>
+      </w:r>
+      <w:r>
+        <w:rPr>
+          <w:lang w:val="zh_TW" w:bidi="zh_TW"/>
+        </w:rPr>
+        <w:t>寶石（</w:t>
+      </w:r>
+      <w:hyperlink r:id="rId70">
+        <w:r>
+          <w:rPr>
+            <w:lang w:val="zh_TW" w:bidi="zh_TW"/>
+          </w:rPr>
+          <w:rPr>
+            <w:color w:val="0000EE"/>
+            <w:u w:val="single"/>
+          </w:rPr>
+          <w:t>出25:3–7</w:t>
+        </w:r>
+      </w:hyperlink>
+      <w:r>
+        <w:rPr>
+          <w:lang w:val="zh_TW" w:bidi="zh_TW"/>
+        </w:rPr>
+        <w:t>）</w:t>
+      </w:r>
+    </w:p>
+    <w:p>
+      <w:pPr/>
+      <w:r>
+        <w:rPr>
+          <w:lang w:val="zh_TW" w:bidi="zh_TW"/>
+        </w:rPr>
+      </w:r>
+      <w:r>
+        <w:rPr>
+          <w:lang w:val="zh_TW" w:bidi="zh_TW"/>
+        </w:rPr>
+        <w:t>神給他具體的藍圖和獻祭儀式，讓祭司進行獻祭。在比撒列在亞何利亞伯的協助下，摩西被任命負責建造會幕（</w:t>
+      </w:r>
+      <w:hyperlink r:id="rId71">
+        <w:r>
+          <w:rPr>
+            <w:lang w:val="zh_TW" w:bidi="zh_TW"/>
+          </w:rPr>
+          <w:rPr>
+            <w:color w:val="0000EE"/>
+            <w:u w:val="single"/>
+          </w:rPr>
+          <w:t>出31:1–6</w:t>
+        </w:r>
+      </w:hyperlink>
+      <w:r>
+        <w:rPr>
+          <w:lang w:val="zh_TW" w:bidi="zh_TW"/>
+        </w:rPr>
+        <w:t>）。會幕是可移動的，就像帳篷一樣，隨著希伯來人繼續他們前往迦南的旅程，會幕可以拆卸，並從一個地方移動到另一個地方。</w:t>
+      </w:r>
+    </w:p>
+    <w:p>
+      <w:pPr/>
+      <w:r>
+        <w:rPr>
+          <w:lang w:val="zh_TW" w:bidi="zh_TW"/>
+        </w:rPr>
+      </w:r>
+      <w:r>
+        <w:rPr>
+          <w:lang w:val="zh_TW" w:bidi="zh_TW"/>
+        </w:rPr>
+        <w:t>神也給摩西關於燔祭、素祭、平安祭、罪祭和贖愆祭等的指示（</w:t>
+      </w:r>
+      <w:hyperlink r:id="rId72">
+        <w:r>
+          <w:rPr>
+            <w:lang w:val="zh_TW" w:bidi="zh_TW"/>
+          </w:rPr>
+          <w:rPr>
+            <w:color w:val="0000EE"/>
+            <w:u w:val="single"/>
+          </w:rPr>
+          <w:t>利1–7章</w:t>
+        </w:r>
+      </w:hyperlink>
+      <w:r>
+        <w:rPr>
+          <w:lang w:val="zh_TW" w:bidi="zh_TW"/>
+        </w:rPr>
+        <w:t>）。</w:t>
+      </w:r>
+    </w:p>
+    <w:p>
+      <w:pPr/>
+      <w:r>
+        <w:rPr>
+          <w:lang w:val="zh_TW" w:bidi="zh_TW"/>
+        </w:rPr>
+      </w:r>
+      <w:r>
+        <w:rPr>
+          <w:lang w:val="zh_TW" w:bidi="zh_TW"/>
+        </w:rPr>
+        <w:t>摩西舉行莊嚴的儀式，任命亞倫和他的兒子為祭司，並開始崇拜儀式（</w:t>
+      </w:r>
+      <w:hyperlink r:id="rId73">
+        <w:r>
+          <w:rPr>
+            <w:lang w:val="zh_TW" w:bidi="zh_TW"/>
+          </w:rPr>
+          <w:rPr>
+            <w:color w:val="0000EE"/>
+            <w:u w:val="single"/>
+          </w:rPr>
+          <w:t>利8–9章</w:t>
+        </w:r>
+      </w:hyperlink>
+      <w:r>
+        <w:rPr>
+          <w:lang w:val="zh_TW" w:bidi="zh_TW"/>
+        </w:rPr>
+        <w:t>）。</w:t>
+      </w:r>
+    </w:p>
+    <w:p>
+      <w:pPr/>
+      <w:r>
+        <w:rPr>
+          <w:lang w:val="zh_TW" w:bidi="zh_TW"/>
+        </w:rPr>
+      </w:r>
+      <w:r>
+        <w:rPr>
+          <w:lang w:val="zh_TW" w:bidi="zh_TW"/>
+        </w:rPr>
+        <w:t>在第一次儀式之後，亞倫的兒子拿答與亞比戶，在主面前獻上凡火，就是未經授權獻祭的火。因為他們這樣做，就被神的火吞滅。摩西阻止亞倫和他其餘的兒子哀悼，因為他想強調神無可侵犯的聖潔（</w:t>
+      </w:r>
+      <w:hyperlink r:id="rId74">
+        <w:r>
+          <w:rPr>
+            <w:lang w:val="zh_TW" w:bidi="zh_TW"/>
+          </w:rPr>
+          <w:rPr>
+            <w:color w:val="0000EE"/>
+            <w:u w:val="single"/>
+          </w:rPr>
+          <w:t>利10:1–7</w:t>
+        </w:r>
+      </w:hyperlink>
+      <w:r>
+        <w:rPr>
+          <w:lang w:val="zh_TW" w:bidi="zh_TW"/>
+        </w:rPr>
+        <w:t>）。這件事突顯了聖潔生活的重要性，利未記其他的章節細說了應有的規範。</w:t>
+      </w:r>
+    </w:p>
+    <w:p>
+      <w:pPr>
+        <w:pStyle w:val="Heading4"/>
+      </w:pPr>
+      <w:r>
+        <w:rPr>
+          <w:lang w:val="zh_TW" w:bidi="zh_TW"/>
+        </w:rPr>
+        <w:t>從西奈到加低斯</w:t>
+      </w:r>
+    </w:p>
+    <w:p>
+      <w:pPr/>
+      <w:r>
+        <w:rPr>
+          <w:lang w:val="zh_TW" w:bidi="zh_TW"/>
+        </w:rPr>
+      </w:r>
+      <w:r>
+        <w:rPr>
+          <w:lang w:val="zh_TW" w:bidi="zh_TW"/>
+        </w:rPr>
+        <w:t>出埃及後約一年，以色列人進行了一次人口普查（</w:t>
+      </w:r>
+      <w:hyperlink r:id="rId75">
+        <w:r>
+          <w:rPr>
+            <w:lang w:val="zh_TW" w:bidi="zh_TW"/>
+          </w:rPr>
+          <w:rPr>
+            <w:color w:val="0000EE"/>
+            <w:u w:val="single"/>
+          </w:rPr>
+          <w:t>民9:1</w:t>
+        </w:r>
+      </w:hyperlink>
+      <w:r>
+        <w:rPr>
+          <w:lang w:val="zh_TW" w:bidi="zh_TW"/>
+        </w:rPr>
+        <w:t>）。神提醒他們要守逾越節。一個月後，他們從西奈出發，抱怨嗎哪的單調乏味，渴望埃及的食物，如：</w:t>
+      </w:r>
+    </w:p>
+    <w:p>
+      <w:pPr>
+        <w:pStyle w:val="ListBullet"/>
+        <w:spacing w:line="240" w:lineRule="auto"/>
+        <w:ind w:left="720"/>
+      </w:pPr>
+      <w:r>
+        <w:rPr>
+          <w:lang w:val="zh_TW" w:bidi="zh_TW"/>
+        </w:rPr>
+      </w:r>
+      <w:r>
+        <w:rPr>
+          <w:lang w:val="zh_TW" w:bidi="zh_TW"/>
+        </w:rPr>
+        <w:t>魚</w:t>
+      </w:r>
+    </w:p>
+    <w:p>
+      <w:pPr>
+        <w:pStyle w:val="ListBullet"/>
+        <w:spacing w:line="240" w:lineRule="auto"/>
+        <w:ind w:left="720"/>
+      </w:pPr>
+      <w:r>
+        <w:rPr>
+          <w:lang w:val="zh_TW" w:bidi="zh_TW"/>
+        </w:rPr>
+      </w:r>
+      <w:r>
+        <w:rPr>
+          <w:lang w:val="zh_TW" w:bidi="zh_TW"/>
+        </w:rPr>
+        <w:t>青瓜</w:t>
+      </w:r>
+    </w:p>
+    <w:p>
+      <w:pPr>
+        <w:pStyle w:val="ListBullet"/>
+        <w:spacing w:line="240" w:lineRule="auto"/>
+        <w:ind w:left="720"/>
+      </w:pPr>
+      <w:r>
+        <w:rPr>
+          <w:lang w:val="zh_TW" w:bidi="zh_TW"/>
+        </w:rPr>
+      </w:r>
+      <w:r>
+        <w:rPr>
+          <w:lang w:val="zh_TW" w:bidi="zh_TW"/>
+        </w:rPr>
+        <w:t>蜜瓜</w:t>
+      </w:r>
+    </w:p>
+    <w:p>
+      <w:pPr>
+        <w:pStyle w:val="ListBullet"/>
+        <w:spacing w:line="240" w:lineRule="auto"/>
+        <w:ind w:left="720"/>
+      </w:pPr>
+      <w:r>
+        <w:rPr>
+          <w:lang w:val="zh_TW" w:bidi="zh_TW"/>
+        </w:rPr>
+      </w:r>
+      <w:r>
+        <w:rPr>
+          <w:lang w:val="zh_TW" w:bidi="zh_TW"/>
+        </w:rPr>
+        <w:t>韭蔥</w:t>
+      </w:r>
+    </w:p>
+    <w:p>
+      <w:pPr>
+        <w:pStyle w:val="ListBullet"/>
+        <w:spacing w:line="240" w:lineRule="auto"/>
+        <w:ind w:left="720"/>
+      </w:pPr>
+      <w:r>
+        <w:rPr>
+          <w:lang w:val="zh_TW" w:bidi="zh_TW"/>
+        </w:rPr>
+      </w:r>
+      <w:r>
+        <w:rPr>
+          <w:lang w:val="zh_TW" w:bidi="zh_TW"/>
+        </w:rPr>
+        <w:t>洋蔥</w:t>
+      </w:r>
+    </w:p>
+    <w:p>
+      <w:pPr>
+        <w:pStyle w:val="ListBullet"/>
+        <w:spacing w:line="240" w:lineRule="auto"/>
+        <w:ind w:left="720"/>
+      </w:pPr>
+      <w:r>
+        <w:rPr>
+          <w:lang w:val="zh_TW" w:bidi="zh_TW"/>
+        </w:rPr>
+      </w:r>
+      <w:r>
+        <w:rPr>
+          <w:lang w:val="zh_TW" w:bidi="zh_TW"/>
+        </w:rPr>
+        <w:t>大蒜（</w:t>
+      </w:r>
+      <w:hyperlink r:id="rId76">
+        <w:r>
+          <w:rPr>
+            <w:lang w:val="zh_TW" w:bidi="zh_TW"/>
+          </w:rPr>
+          <w:rPr>
+            <w:color w:val="0000EE"/>
+            <w:u w:val="single"/>
+          </w:rPr>
+          <w:t>民11:4–6</w:t>
+        </w:r>
+      </w:hyperlink>
+      <w:r>
+        <w:rPr>
+          <w:lang w:val="zh_TW" w:bidi="zh_TW"/>
+        </w:rPr>
+        <w:t>）</w:t>
+      </w:r>
+    </w:p>
+    <w:p>
+      <w:pPr/>
+      <w:r>
+        <w:rPr>
+          <w:lang w:val="zh_TW" w:bidi="zh_TW"/>
+        </w:rPr>
+      </w:r>
+      <w:r>
+        <w:rPr>
+          <w:lang w:val="zh_TW" w:bidi="zh_TW"/>
+        </w:rPr>
+        <w:t>神在忿怒中賜下鵪鶉，但他們在吃肉時便死於瘟疫。</w:t>
+      </w:r>
+    </w:p>
+    <w:p>
+      <w:pPr/>
+      <w:r>
+        <w:rPr>
+          <w:lang w:val="zh_TW" w:bidi="zh_TW"/>
+        </w:rPr>
+      </w:r>
+      <w:r>
+        <w:rPr>
+          <w:lang w:val="zh_TW" w:bidi="zh_TW"/>
+        </w:rPr>
+        <w:t>米利暗和亞倫也埋怨摩西，特別是他的古實妻子（</w:t>
+      </w:r>
+      <w:hyperlink r:id="rId77">
+        <w:r>
+          <w:rPr>
+            <w:lang w:val="zh_TW" w:bidi="zh_TW"/>
+          </w:rPr>
+          <w:rPr>
+            <w:color w:val="0000EE"/>
+            <w:u w:val="single"/>
+          </w:rPr>
+          <w:t>民12:1–2</w:t>
+        </w:r>
+      </w:hyperlink>
+      <w:r>
+        <w:rPr>
+          <w:lang w:val="zh_TW" w:bidi="zh_TW"/>
+        </w:rPr>
+        <w:t>）。神學家尚不清楚古實人是否指一個衣索比亞人，或是另一個對西坡拉的稱呼。如果摩西確實再婚，舊約聖經中並沒再提及。摩西保持緘默，神就為他辯護，擊打米利暗使她患上痲瘋病。亞倫就承認他們的罪，而摩西為米利暗代求，使她在七天後痊癒。</w:t>
+      </w:r>
+    </w:p>
+    <w:p>
+      <w:pPr/>
+      <w:r>
+        <w:rPr>
+          <w:lang w:val="zh_TW" w:bidi="zh_TW"/>
+        </w:rPr>
+      </w:r>
+      <w:r>
+        <w:rPr>
+          <w:lang w:val="zh_TW" w:bidi="zh_TW"/>
+        </w:rPr>
+        <w:t>當百姓在加低斯時（在</w:t>
+      </w:r>
+      <w:hyperlink r:id="rId78">
+        <w:r>
+          <w:rPr>
+            <w:lang w:val="zh_TW" w:bidi="zh_TW"/>
+          </w:rPr>
+          <w:rPr>
+            <w:color w:val="0000EE"/>
+            <w:u w:val="single"/>
+          </w:rPr>
+          <w:t>民32:8</w:t>
+        </w:r>
+      </w:hyperlink>
+      <w:r>
+        <w:rPr>
+          <w:lang w:val="zh_TW" w:bidi="zh_TW"/>
+        </w:rPr>
+        <w:t>中也稱為加低斯‧巴尼亞），摩西派遣了十二個男子進入迦南。每個支派各派一人去窺探那地，為以色列的得地為業作好準備。經過四十天，探子回來，他們一致認為那地肥沃誘人，但其中十人害怕迦南人，建議不要進入那地。只有約書亞和迦勒，敦促以色列人信靠神並進入迦南，突顯他們獨特的勇氣和對神忠心。</w:t>
+      </w:r>
+    </w:p>
+    <w:p>
+      <w:pPr/>
+      <w:r>
+        <w:rPr>
+          <w:lang w:val="zh_TW" w:bidi="zh_TW"/>
+        </w:rPr>
+      </w:r>
+      <w:r>
+        <w:rPr>
+          <w:lang w:val="zh_TW" w:bidi="zh_TW"/>
+        </w:rPr>
+        <w:t>儘管以色列人受到鼓勵，卻因恐懼和缺乏信心而拒絕這個計劃。相反，他們密謀折返埃及，任命新領袖帶領他們。他們的叛逆達到頂峰，甚至威脅要用石頭打死摩西和亞倫。這場危機引發神的干預，神因他們持續的不順服而憤怒，準備毀滅那些人。然而，摩西為他們禱告神（</w:t>
+      </w:r>
+      <w:hyperlink r:id="rId79">
+        <w:r>
+          <w:rPr>
+            <w:lang w:val="zh_TW" w:bidi="zh_TW"/>
+          </w:rPr>
+          <w:rPr>
+            <w:color w:val="0000EE"/>
+            <w:u w:val="single"/>
+          </w:rPr>
+          <w:t>民13:1–14:19</w:t>
+        </w:r>
+      </w:hyperlink>
+      <w:r>
+        <w:rPr>
+          <w:lang w:val="zh_TW" w:bidi="zh_TW"/>
+        </w:rPr>
+        <w:t>）。他說，如果神不將以色列人帶入迦南美地，列國將相信以色列人的神無法將他們帶入那地。</w:t>
+      </w:r>
+    </w:p>
+    <w:p>
+      <w:pPr/>
+      <w:r>
+        <w:rPr>
+          <w:lang w:val="zh_TW" w:bidi="zh_TW"/>
+        </w:rPr>
+      </w:r>
+      <w:r>
+        <w:rPr>
+          <w:lang w:val="zh_TW" w:bidi="zh_TW"/>
+        </w:rPr>
+        <w:t>神聽了摩西的話，並下令凡是二十歲及以上發怨言的男人，都不得進入應許之地。這一決定意味著他們必須在曠野中漂流四十年，直到那一代人死去，而他們的下一代將進入迦南地（</w:t>
+      </w:r>
+      <w:hyperlink r:id="rId80">
+        <w:r>
+          <w:rPr>
+            <w:lang w:val="zh_TW" w:bidi="zh_TW"/>
+          </w:rPr>
+          <w:rPr>
+            <w:color w:val="0000EE"/>
+            <w:u w:val="single"/>
+          </w:rPr>
+          <w:t>民14:29–33</w:t>
+        </w:r>
+      </w:hyperlink>
+      <w:r>
+        <w:rPr>
+          <w:lang w:val="zh_TW" w:bidi="zh_TW"/>
+        </w:rPr>
+        <w:t>）。聽到這個審判後，以色列人試圖扭轉命運，決定立即進入那地。然而，這個行動並沒有神的祝福，導致被亞瑪力人和迦南人打敗。</w:t>
+      </w:r>
+    </w:p>
+    <w:p>
+      <w:pPr>
+        <w:pStyle w:val="Heading4"/>
+      </w:pPr>
+      <w:r>
+        <w:rPr>
+          <w:lang w:val="zh_TW" w:bidi="zh_TW"/>
+        </w:rPr>
+        <w:t>在曠野中的四十年</w:t>
+      </w:r>
+    </w:p>
+    <w:p>
+      <w:pPr/>
+      <w:r>
+        <w:rPr>
+          <w:lang w:val="zh_TW" w:bidi="zh_TW"/>
+        </w:rPr>
+      </w:r>
+      <w:r>
+        <w:rPr>
+          <w:lang w:val="zh_TW" w:bidi="zh_TW"/>
+        </w:rPr>
+        <w:t>關於曠野四十年的事件，學者所知甚少。以色列人多次顯示他們缺乏信心和順服，即使他們曾親眼見證神蹟和懲罰。一個名叫可拉的人，再次叛逆摩西和亞倫的權柄。摩西和亞倫懇求神不要因其悖逆而懲罰整個群體（</w:t>
+      </w:r>
+      <w:hyperlink r:id="rId81">
+        <w:r>
+          <w:rPr>
+            <w:lang w:val="zh_TW" w:bidi="zh_TW"/>
+          </w:rPr>
+          <w:rPr>
+            <w:color w:val="0000EE"/>
+            <w:u w:val="single"/>
+          </w:rPr>
+          <w:t>民16:22–24</w:t>
+        </w:r>
+      </w:hyperlink>
+      <w:r>
+        <w:rPr>
+          <w:lang w:val="zh_TW" w:bidi="zh_TW"/>
+        </w:rPr>
+        <w:t>），神將以色列人與叛徒分開。當百姓觀看時，地就裂開，吞噬了他們及其家人和財物。儘管看到這種懲罰，以色列人仍然埋怨摩西和亞倫。這便引發了一場瘟疫，造成14,700人死亡，直到摩西制止這場瘟疫。</w:t>
+      </w:r>
+    </w:p>
+    <w:p>
+      <w:pPr/>
+      <w:r>
+        <w:rPr>
+          <w:lang w:val="zh_TW" w:bidi="zh_TW"/>
+        </w:rPr>
+      </w:r>
+      <w:r>
+        <w:rPr>
+          <w:lang w:val="zh_TW" w:bidi="zh_TW"/>
+        </w:rPr>
+        <w:t>為了確認亞倫的領導地位，神指示摩西從每個支派收集一根杖，然後將它們放在會幕中。而只有亞倫的杖發芽、開花並結出杏仁，顯示神選擇了他。然而，百姓仍然怨聲載道。</w:t>
+      </w:r>
+    </w:p>
+    <w:p>
+      <w:pPr/>
+      <w:r>
+        <w:rPr>
+          <w:lang w:val="zh_TW" w:bidi="zh_TW"/>
+        </w:rPr>
+      </w:r>
+      <w:r>
+        <w:rPr>
+          <w:lang w:val="zh_TW" w:bidi="zh_TW"/>
+        </w:rPr>
+        <w:t>當以色列人流浪曠野的結束前，米利暗死了，並被埋葬在加低斯（</w:t>
+      </w:r>
+      <w:hyperlink r:id="rId82">
+        <w:r>
+          <w:rPr>
+            <w:lang w:val="zh_TW" w:bidi="zh_TW"/>
+          </w:rPr>
+          <w:rPr>
+            <w:color w:val="0000EE"/>
+            <w:u w:val="single"/>
+          </w:rPr>
+          <w:t>民20:1</w:t>
+        </w:r>
+      </w:hyperlink>
+      <w:r>
+        <w:rPr>
+          <w:lang w:val="zh_TW" w:bidi="zh_TW"/>
+        </w:rPr>
+        <w:t>）。不久，百姓因缺水而再次埋怨。神告訴摩西命令磐石出水，但摩西在一時挫折中，用他的杖擊打磐石兩次。雖然水流出來了，神卻責備摩西和亞倫：「</w:t>
+      </w:r>
+      <w:r>
+        <w:rPr>
+          <w:lang w:val="zh_TW" w:bidi="zh_TW"/>
+        </w:rPr>
+        <w:t>因為你們不信我，不在以色列人眼前尊我為聖，所以你們必不得領這會眾進我所賜給他們的地去。</w:t>
+      </w:r>
+      <w:r>
+        <w:rPr>
+          <w:lang w:val="zh_TW" w:bidi="zh_TW"/>
+        </w:rPr>
+        <w:t>」（</w:t>
+      </w:r>
+      <w:hyperlink r:id="rId83">
+        <w:r>
+          <w:rPr>
+            <w:lang w:val="zh_TW" w:bidi="zh_TW"/>
+          </w:rPr>
+          <w:rPr>
+            <w:color w:val="0000EE"/>
+            <w:u w:val="single"/>
+          </w:rPr>
+          <w:t>民 20:12</w:t>
+        </w:r>
+      </w:hyperlink>
+      <w:r>
+        <w:rPr>
+          <w:lang w:val="zh_TW" w:bidi="zh_TW"/>
+        </w:rPr>
+        <w:t>）。在這次事件中，摩西和亞倫將自己置於神的命令之上。因為這個罪，神不許他們帶領以色列人進入應許之地。這嚴厲的懲罰顯示，摩西和亞倫的領導權是上帝所賜的特權，同時承擔重大的責任。</w:t>
+      </w:r>
+    </w:p>
+    <w:p>
+      <w:pPr/>
+      <w:r>
+        <w:rPr>
+          <w:lang w:val="zh_TW" w:bidi="zh_TW"/>
+        </w:rPr>
+      </w:r>
+      <w:r>
+        <w:rPr>
+          <w:lang w:val="zh_TW" w:bidi="zh_TW"/>
+        </w:rPr>
+        <w:t>以色列人離開加低斯後，便前往何珥山。此時，亞倫在何珥山去世，他將祭司袍交給他的兒子以利亞撒（</w:t>
+      </w:r>
+      <w:hyperlink r:id="rId84">
+        <w:r>
+          <w:rPr>
+            <w:lang w:val="zh_TW" w:bidi="zh_TW"/>
+          </w:rPr>
+          <w:rPr>
+            <w:color w:val="0000EE"/>
+            <w:u w:val="single"/>
+          </w:rPr>
+          <w:t>民20:28</w:t>
+        </w:r>
+      </w:hyperlink>
+      <w:r>
+        <w:rPr>
+          <w:lang w:val="zh_TW" w:bidi="zh_TW"/>
+        </w:rPr>
+        <w:t>）。</w:t>
+      </w:r>
+    </w:p>
+    <w:p>
+      <w:pPr/>
+      <w:r>
+        <w:rPr>
+          <w:lang w:val="zh_TW" w:bidi="zh_TW"/>
+        </w:rPr>
+      </w:r>
+      <w:r>
+        <w:rPr>
+          <w:lang w:val="zh_TW" w:bidi="zh_TW"/>
+        </w:rPr>
+        <w:t>當他們繼續旅程時，遇到各種形式的抵抗。他們在何珥瑪戰勝了亞拉得王（</w:t>
+      </w:r>
+      <w:hyperlink r:id="rId85">
+        <w:r>
+          <w:rPr>
+            <w:lang w:val="zh_TW" w:bidi="zh_TW"/>
+          </w:rPr>
+          <w:rPr>
+            <w:color w:val="0000EE"/>
+            <w:u w:val="single"/>
+          </w:rPr>
+          <w:t>民21:1–3</w:t>
+        </w:r>
+      </w:hyperlink>
+      <w:r>
+        <w:rPr>
+          <w:lang w:val="zh_TW" w:bidi="zh_TW"/>
+        </w:rPr>
+        <w:t>）。然而，在繞過以東人的途中，百姓再次埋怨缺乏食物和水。神這次派遣毒蛇到他們中間，很多人因蛇咬而死。然而，那些尚未被咬的人急忙來到摩西面前，承認他們的罪，請求將蛇除去。神便指示摩西製造一條銅蛇，並掛在柱子上。被蛇咬的人仰望銅蛇，便能得到醫治。</w:t>
+      </w:r>
+    </w:p>
+    <w:p>
+      <w:pPr/>
+      <w:r>
+        <w:rPr>
+          <w:lang w:val="zh_TW" w:bidi="zh_TW"/>
+        </w:rPr>
+      </w:r>
+      <w:r>
+        <w:rPr>
+          <w:lang w:val="zh_TW" w:bidi="zh_TW"/>
+        </w:rPr>
+        <w:t>當他們接近亞摩利人王西宏的領土時，以色列人向王請求和平通行，但遭遇敵視。在隨後的戰爭中，以色列人擊敗西宏，佔領他的土地和城市，從而繼續邁向應許之地（</w:t>
+      </w:r>
+      <w:hyperlink r:id="rId86">
+        <w:r>
+          <w:rPr>
+            <w:lang w:val="zh_TW" w:bidi="zh_TW"/>
+          </w:rPr>
+          <w:rPr>
+            <w:color w:val="0000EE"/>
+            <w:u w:val="single"/>
+          </w:rPr>
+          <w:t>民21:21–25</w:t>
+        </w:r>
+      </w:hyperlink>
+      <w:r>
+        <w:rPr>
+          <w:lang w:val="zh_TW" w:bidi="zh_TW"/>
+        </w:rPr>
+        <w:t>）。</w:t>
+      </w:r>
+    </w:p>
+    <w:p>
+      <w:pPr>
+        <w:pStyle w:val="Heading4"/>
+      </w:pPr>
+      <w:r>
+        <w:rPr>
+          <w:lang w:val="zh_TW" w:bidi="zh_TW"/>
+        </w:rPr>
+        <w:t>抵達約旦河</w:t>
+      </w:r>
+    </w:p>
+    <w:p>
+      <w:pPr/>
+      <w:r>
+        <w:rPr>
+          <w:lang w:val="zh_TW" w:bidi="zh_TW"/>
+        </w:rPr>
+      </w:r>
+      <w:r>
+        <w:rPr>
+          <w:lang w:val="zh_TW" w:bidi="zh_TW"/>
+        </w:rPr>
+        <w:t>以色列人打敗西宏後，他們在摩押平原安營，對面就是耶利哥，他們可以從那裡看到應許之地。摩押人因以色列人的勝利而驚惶。為了打敗以色列人，摩押的王巴勒雇用了魔法師巴蘭來詛咒他們。然而，神將巴蘭三次對以色列人的詛咒都化成祝福（</w:t>
+      </w:r>
+      <w:hyperlink r:id="rId87">
+        <w:r>
+          <w:rPr>
+            <w:lang w:val="zh_TW" w:bidi="zh_TW"/>
+          </w:rPr>
+          <w:rPr>
+            <w:color w:val="0000EE"/>
+            <w:u w:val="single"/>
+          </w:rPr>
+          <w:t>民22–24章</w:t>
+        </w:r>
+      </w:hyperlink>
+      <w:r>
+        <w:rPr>
+          <w:lang w:val="zh_TW" w:bidi="zh_TW"/>
+        </w:rPr>
+        <w:t>）。</w:t>
+      </w:r>
+    </w:p>
+    <w:p>
+      <w:pPr/>
+      <w:r>
+        <w:rPr>
+          <w:lang w:val="zh_TW" w:bidi="zh_TW"/>
+        </w:rPr>
+      </w:r>
+      <w:r>
+        <w:rPr>
+          <w:lang w:val="zh_TW" w:bidi="zh_TW"/>
+        </w:rPr>
+        <w:t>雖然巴蘭無法詛咒以色列，他卻建議摩押人引誘以色列人陷入偶像崇拜和不道德的行為，使他們偏離神的心意（</w:t>
+      </w:r>
+      <w:hyperlink r:id="rId88">
+        <w:r>
+          <w:rPr>
+            <w:lang w:val="zh_TW" w:bidi="zh_TW"/>
+          </w:rPr>
+          <w:rPr>
+            <w:color w:val="0000EE"/>
+            <w:u w:val="single"/>
+          </w:rPr>
+          <w:t>民25:1–3</w:t>
+        </w:r>
+      </w:hyperlink>
+      <w:r>
+        <w:rPr>
+          <w:lang w:val="zh_TW" w:bidi="zh_TW"/>
+        </w:rPr>
+        <w:t>，</w:t>
+      </w:r>
+      <w:hyperlink r:id="rId89">
+        <w:r>
+          <w:rPr>
+            <w:lang w:val="zh_TW" w:bidi="zh_TW"/>
+          </w:rPr>
+          <w:rPr>
+            <w:color w:val="0000EE"/>
+            <w:u w:val="single"/>
+          </w:rPr>
+          <w:t>31:16</w:t>
+        </w:r>
+      </w:hyperlink>
+      <w:r>
+        <w:rPr>
+          <w:lang w:val="zh_TW" w:bidi="zh_TW"/>
+        </w:rPr>
+        <w:t>；</w:t>
+      </w:r>
+      <w:hyperlink r:id="rId90">
+        <w:r>
+          <w:rPr>
+            <w:lang w:val="zh_TW" w:bidi="zh_TW"/>
+          </w:rPr>
+          <w:rPr>
+            <w:color w:val="0000EE"/>
+            <w:u w:val="single"/>
+          </w:rPr>
+          <w:t>彼後2:15</w:t>
+        </w:r>
+      </w:hyperlink>
+      <w:r>
+        <w:rPr>
+          <w:lang w:val="zh_TW" w:bidi="zh_TW"/>
+        </w:rPr>
+        <w:t>；</w:t>
+      </w:r>
+      <w:hyperlink r:id="rId91">
+        <w:r>
+          <w:rPr>
+            <w:lang w:val="zh_TW" w:bidi="zh_TW"/>
+          </w:rPr>
+          <w:rPr>
+            <w:color w:val="0000EE"/>
+            <w:u w:val="single"/>
+          </w:rPr>
+          <w:t>啟2:14</w:t>
+        </w:r>
+      </w:hyperlink>
+      <w:r>
+        <w:rPr>
+          <w:lang w:val="zh_TW" w:bidi="zh_TW"/>
+        </w:rPr>
+        <w:t>）。以色列人聽從這個建議，向摩押的神獻祭，又參與異教崇拜，觸怒了神。神便降下一場瘟疫，殺死了24,000名以色列人（</w:t>
+      </w:r>
+      <w:hyperlink r:id="rId92">
+        <w:r>
+          <w:rPr>
+            <w:lang w:val="zh_TW" w:bidi="zh_TW"/>
+          </w:rPr>
+          <w:rPr>
+            <w:color w:val="0000EE"/>
+            <w:u w:val="single"/>
+          </w:rPr>
+          <w:t>民25:9</w:t>
+        </w:r>
+      </w:hyperlink>
+      <w:r>
+        <w:rPr>
+          <w:lang w:val="zh_TW" w:bidi="zh_TW"/>
+        </w:rPr>
+        <w:t>）。這次事件標誌著以色列首次面臨偶像崇拜的誘惑，預示著他們在迦南將面臨偶像崇拜的問題，他們持續偶像崇拜，最終導致他們的滅亡。</w:t>
+      </w:r>
+    </w:p>
+    <w:p>
+      <w:pPr/>
+      <w:r>
+        <w:rPr>
+          <w:lang w:val="zh_TW" w:bidi="zh_TW"/>
+        </w:rPr>
+      </w:r>
+      <w:r>
+        <w:rPr>
+          <w:lang w:val="zh_TW" w:bidi="zh_TW"/>
+        </w:rPr>
+        <w:t>在瘟疫之後，神指示摩西和以利亞撒進行一次類似四十年前的人口普查。雖然整整一代人在曠野中死去，除了迦勒和約書亞，第一次普查中的所有人都已經死去，但新一代已經成長，新人口普查所得的人口數目幾乎相同。這次普查顯示以色列人有601,730名年齡在20歲或以上適合戰爭的男子（</w:t>
+      </w:r>
+      <w:hyperlink r:id="rId93">
+        <w:r>
+          <w:rPr>
+            <w:lang w:val="zh_TW" w:bidi="zh_TW"/>
+          </w:rPr>
+          <w:rPr>
+            <w:color w:val="0000EE"/>
+            <w:u w:val="single"/>
+          </w:rPr>
+          <w:t>民26:51</w:t>
+        </w:r>
+      </w:hyperlink>
+      <w:r>
+        <w:rPr>
+          <w:lang w:val="zh_TW" w:bidi="zh_TW"/>
+        </w:rPr>
+        <w:t>）。</w:t>
+      </w:r>
+    </w:p>
+    <w:p>
+      <w:pPr/>
+      <w:r>
+        <w:rPr>
+          <w:lang w:val="zh_TW" w:bidi="zh_TW"/>
+        </w:rPr>
+      </w:r>
+      <w:r>
+        <w:rPr>
+          <w:lang w:val="zh_TW" w:bidi="zh_TW"/>
+        </w:rPr>
+        <w:t>神其後命令摩西在以利亞撒、祭司和會眾的見證下，公開任命約書亞為他的繼承者（</w:t>
+      </w:r>
+      <w:hyperlink r:id="rId94">
+        <w:r>
+          <w:rPr>
+            <w:lang w:val="zh_TW" w:bidi="zh_TW"/>
+          </w:rPr>
+          <w:rPr>
+            <w:color w:val="0000EE"/>
+            <w:u w:val="single"/>
+          </w:rPr>
+          <w:t>民27:12–23</w:t>
+        </w:r>
+      </w:hyperlink>
+      <w:r>
+        <w:rPr>
+          <w:lang w:val="zh_TW" w:bidi="zh_TW"/>
+        </w:rPr>
+        <w:t>）。摩西也接到關於節期、獻祭和起誓的指示（</w:t>
+      </w:r>
+      <w:hyperlink r:id="rId95">
+        <w:r>
+          <w:rPr>
+            <w:lang w:val="zh_TW" w:bidi="zh_TW"/>
+          </w:rPr>
+          <w:rPr>
+            <w:color w:val="0000EE"/>
+            <w:u w:val="single"/>
+          </w:rPr>
+          <w:t>民28–30章</w:t>
+        </w:r>
+      </w:hyperlink>
+      <w:r>
+        <w:rPr>
+          <w:lang w:val="zh_TW" w:bidi="zh_TW"/>
+        </w:rPr>
+        <w:t>）。神命令摩西為以色列向米甸人報仇，是他領導的最後一項任務。在這次戰役中，以色列人取得決定性的勝利，殺死了米甸王和巴蘭。</w:t>
+      </w:r>
+    </w:p>
+    <w:p>
+      <w:pPr/>
+      <w:r>
+        <w:rPr>
+          <w:lang w:val="zh_TW" w:bidi="zh_TW"/>
+        </w:rPr>
+      </w:r>
+      <w:r>
+        <w:rPr>
+          <w:lang w:val="zh_TW" w:bidi="zh_TW"/>
+        </w:rPr>
+        <w:t>耶和華又賜給摩西詳細的指示，關於應許之地的邊界，並指定將土地分給各支派的領袖（</w:t>
+      </w:r>
+      <w:hyperlink r:id="rId96">
+        <w:r>
+          <w:rPr>
+            <w:lang w:val="zh_TW" w:bidi="zh_TW"/>
+          </w:rPr>
+          <w:rPr>
+            <w:color w:val="0000EE"/>
+            <w:u w:val="single"/>
+          </w:rPr>
+          <w:t>民34章</w:t>
+        </w:r>
+      </w:hyperlink>
+      <w:r>
+        <w:rPr>
+          <w:lang w:val="zh_TW" w:bidi="zh_TW"/>
+        </w:rPr>
+        <w:t>）。神也給了利未人48座城市，包括六座逃城。這些城市是為了保護那些被控誤殺的人，確保他們在人面前得到公平公正的審訊，而不是遭到報復的傷害（</w:t>
+      </w:r>
+      <w:hyperlink r:id="rId97">
+        <w:r>
+          <w:rPr>
+            <w:lang w:val="zh_TW" w:bidi="zh_TW"/>
+          </w:rPr>
+          <w:rPr>
+            <w:color w:val="0000EE"/>
+            <w:u w:val="single"/>
+          </w:rPr>
+          <w:t>民35章</w:t>
+        </w:r>
+      </w:hyperlink>
+      <w:r>
+        <w:rPr>
+          <w:lang w:val="zh_TW" w:bidi="zh_TW"/>
+        </w:rPr>
+        <w:t>）。</w:t>
+      </w:r>
+    </w:p>
+    <w:p>
+      <w:pPr>
+        <w:pStyle w:val="Heading4"/>
+      </w:pPr>
+      <w:r>
+        <w:rPr>
+          <w:lang w:val="zh_TW" w:bidi="zh_TW"/>
+        </w:rPr>
+        <w:t>摩西之死</w:t>
+      </w:r>
+    </w:p>
+    <w:p>
+      <w:pPr/>
+      <w:r>
+        <w:rPr>
+          <w:lang w:val="zh_TW" w:bidi="zh_TW"/>
+        </w:rPr>
+      </w:r>
+      <w:r>
+        <w:rPr>
+          <w:lang w:val="zh_TW" w:bidi="zh_TW"/>
+        </w:rPr>
+        <w:t>申命記是摩西對以色列人的告別之言，講述他在去世前的最後指示和反思。摩西是這本書中的唯一講者，向聚集的會眾說話，回顧他們在西奈山以來的旅程。他回顧他們過去的失敗，包括38年前拒絕進入應許之地（</w:t>
+      </w:r>
+      <w:hyperlink r:id="rId98">
+        <w:r>
+          <w:rPr>
+            <w:lang w:val="zh_TW" w:bidi="zh_TW"/>
+          </w:rPr>
+          <w:rPr>
+            <w:color w:val="0000EE"/>
+            <w:u w:val="single"/>
+          </w:rPr>
+          <w:t>申2:14</w:t>
+        </w:r>
+      </w:hyperlink>
+      <w:r>
+        <w:rPr>
+          <w:lang w:val="zh_TW" w:bidi="zh_TW"/>
+        </w:rPr>
+        <w:t>）。他憶起他要求過約旦河看那片應許之地。神只允許摩西從毗斯迦山頂觀看應許之地，但不允許他進入。</w:t>
+      </w:r>
+    </w:p>
+    <w:p>
+      <w:pPr/>
+      <w:r>
+        <w:rPr>
+          <w:lang w:val="zh_TW" w:bidi="zh_TW"/>
+        </w:rPr>
+      </w:r>
+      <w:r>
+        <w:rPr>
+          <w:lang w:val="zh_TW" w:bidi="zh_TW"/>
+        </w:rPr>
+        <w:t>摩西利用這個機會，敦促百姓順服神的律法和誡命，強調他們的順服，將為即將進入的應許之地帶來祝福。</w:t>
+      </w:r>
+    </w:p>
+    <w:p>
+      <w:pPr/>
+      <w:r>
+        <w:rPr>
+          <w:lang w:val="zh_TW" w:bidi="zh_TW"/>
+        </w:rPr>
+      </w:r>
+      <w:r>
+        <w:rPr>
+          <w:lang w:val="zh_TW" w:bidi="zh_TW"/>
+        </w:rPr>
+        <w:t>當摩西生命的接近終結時，神指示他和約書亞在會幕見面，約書亞在那裡被正式任命，成為以色列的新領袖（</w:t>
+      </w:r>
+      <w:hyperlink r:id="rId99">
+        <w:r>
+          <w:rPr>
+            <w:lang w:val="zh_TW" w:bidi="zh_TW"/>
+          </w:rPr>
+          <w:rPr>
+            <w:color w:val="0000EE"/>
+            <w:u w:val="single"/>
+          </w:rPr>
+          <w:t>申31:14–23</w:t>
+        </w:r>
+      </w:hyperlink>
+      <w:r>
+        <w:rPr>
+          <w:lang w:val="zh_TW" w:bidi="zh_TW"/>
+        </w:rPr>
+        <w:t>）。在摩西去世之前，他祝福以色列人（</w:t>
+      </w:r>
+      <w:hyperlink r:id="rId100">
+        <w:r>
+          <w:rPr>
+            <w:lang w:val="zh_TW" w:bidi="zh_TW"/>
+          </w:rPr>
+          <w:rPr>
+            <w:color w:val="0000EE"/>
+            <w:u w:val="single"/>
+          </w:rPr>
+          <w:t>申33</w:t>
+        </w:r>
+      </w:hyperlink>
+      <w:r>
+        <w:rPr>
+          <w:lang w:val="zh_TW" w:bidi="zh_TW"/>
+        </w:rPr>
+        <w:t>）。</w:t>
+      </w:r>
+    </w:p>
+    <w:p>
+      <w:pPr/>
+      <w:r>
+        <w:rPr>
+          <w:lang w:val="zh_TW" w:bidi="zh_TW"/>
+        </w:rPr>
+      </w:r>
+      <w:r>
+        <w:rPr>
+          <w:lang w:val="zh_TW" w:bidi="zh_TW"/>
+        </w:rPr>
+        <w:t>然後，摩西登上尼波山，特別是到達毗斯迦的山頂，神向他展示應許之地，雖然神不允許他進入其中。摩西死在那裡，神親自將他埋葬在摩押的一個山谷中，對面就是伯‧毗珥（</w:t>
+      </w:r>
+      <w:hyperlink r:id="rId101">
+        <w:r>
+          <w:rPr>
+            <w:lang w:val="zh_TW" w:bidi="zh_TW"/>
+          </w:rPr>
+          <w:rPr>
+            <w:color w:val="0000EE"/>
+            <w:u w:val="single"/>
+          </w:rPr>
+          <w:t>申34:6</w:t>
+        </w:r>
+      </w:hyperlink>
+      <w:r>
+        <w:rPr>
+          <w:lang w:val="zh_TW" w:bidi="zh_TW"/>
+        </w:rPr>
+        <w:t>）。</w:t>
+      </w:r>
+    </w:p>
+    <w:p>
+      <w:pPr/>
+      <w:r>
+        <w:rPr>
+          <w:lang w:val="zh_TW" w:bidi="zh_TW"/>
+        </w:rPr>
+      </w:r>
+      <w:r>
+        <w:rPr>
+          <w:lang w:val="zh_TW" w:bidi="zh_TW"/>
+        </w:rPr>
+        <w:t>摩西去世時年120歲，以色列人為他的去世哀悼30天。對摩西最後的致敬，反映了他與神獨特的關係：「</w:t>
+      </w:r>
+      <w:r>
+        <w:rPr>
+          <w:lang w:val="zh_TW" w:bidi="zh_TW"/>
+        </w:rPr>
+        <w:t>以後以色列中再沒有興起先知像摩西的。他是耶和華面對面所認識的</w:t>
+      </w:r>
+      <w:r>
+        <w:rPr>
+          <w:lang w:val="zh_TW" w:bidi="zh_TW"/>
+        </w:rPr>
+        <w:t>」（</w:t>
+      </w:r>
+      <w:hyperlink r:id="rId102">
+        <w:r>
+          <w:rPr>
+            <w:lang w:val="zh_TW" w:bidi="zh_TW"/>
+          </w:rPr>
+          <w:rPr>
+            <w:color w:val="0000EE"/>
+            <w:u w:val="single"/>
+          </w:rPr>
+          <w:t>申34:10</w:t>
+        </w:r>
+      </w:hyperlink>
+      <w:r>
+        <w:rPr>
+          <w:lang w:val="zh_TW" w:bidi="zh_TW"/>
+        </w:rPr>
+        <w:t>）。</w:t>
+      </w:r>
+    </w:p>
+    <w:p>
+      <w:pPr>
+        <w:pStyle w:val="Heading3"/>
+      </w:pPr>
+      <w:r>
+        <w:rPr>
+          <w:lang w:val="zh_TW" w:bidi="zh_TW"/>
+        </w:rPr>
+        <w:t>在新約聖經中的摩西</w:t>
+      </w:r>
+    </w:p>
+    <w:p>
+      <w:pPr/>
+      <w:r>
+        <w:rPr>
+          <w:lang w:val="zh_TW" w:bidi="zh_TW"/>
+        </w:rPr>
+      </w:r>
+      <w:r>
+        <w:rPr>
+          <w:lang w:val="zh_TW" w:bidi="zh_TW"/>
+        </w:rPr>
+        <w:t>在新約聖經時代中，所有猶太人和基督徒都認為摩西是摩西五經的作者。一些片語顯示他與聖經的首五本書有關，例如：</w:t>
+      </w:r>
+    </w:p>
+    <w:p>
+      <w:pPr>
+        <w:pStyle w:val="ListBullet"/>
+        <w:spacing w:line="240" w:lineRule="auto"/>
+        <w:ind w:left="720"/>
+      </w:pPr>
+      <w:r>
+        <w:rPr>
+          <w:lang w:val="zh_TW" w:bidi="zh_TW"/>
+        </w:rPr>
+      </w:r>
+      <w:r>
+        <w:rPr>
+          <w:lang w:val="zh_TW" w:bidi="zh_TW"/>
+        </w:rPr>
+        <w:t>「摩西律法」（</w:t>
+      </w:r>
+      <w:hyperlink r:id="rId103">
+        <w:r>
+          <w:rPr>
+            <w:lang w:val="zh_TW" w:bidi="zh_TW"/>
+          </w:rPr>
+          <w:rPr>
+            <w:color w:val="0000EE"/>
+            <w:u w:val="single"/>
+          </w:rPr>
+          <w:t>路2:22</w:t>
+        </w:r>
+      </w:hyperlink>
+      <w:r>
+        <w:rPr>
+          <w:lang w:val="zh_TW" w:bidi="zh_TW"/>
+        </w:rPr>
+        <w:t>）</w:t>
+      </w:r>
+    </w:p>
+    <w:p>
+      <w:pPr>
+        <w:pStyle w:val="ListBullet"/>
+        <w:spacing w:line="240" w:lineRule="auto"/>
+        <w:ind w:left="720"/>
+      </w:pPr>
+      <w:r>
+        <w:rPr>
+          <w:lang w:val="zh_TW" w:bidi="zh_TW"/>
+        </w:rPr>
+      </w:r>
+      <w:r>
+        <w:rPr>
+          <w:lang w:val="zh_TW" w:bidi="zh_TW"/>
+        </w:rPr>
+        <w:t>「</w:t>
+      </w:r>
+      <w:r>
+        <w:rPr>
+          <w:lang w:val="zh_TW" w:bidi="zh_TW"/>
+        </w:rPr>
+        <w:t>摩西為甚麼吩咐</w:t>
+      </w:r>
+      <w:r>
+        <w:rPr>
+          <w:lang w:val="zh_TW" w:bidi="zh_TW"/>
+        </w:rPr>
+        <w:t>」（</w:t>
+      </w:r>
+      <w:hyperlink r:id="rId104">
+        <w:r>
+          <w:rPr>
+            <w:lang w:val="zh_TW" w:bidi="zh_TW"/>
+          </w:rPr>
+          <w:rPr>
+            <w:color w:val="0000EE"/>
+            <w:u w:val="single"/>
+          </w:rPr>
+          <w:t>太19:7</w:t>
+        </w:r>
+      </w:hyperlink>
+      <w:r>
+        <w:rPr>
+          <w:lang w:val="zh_TW" w:bidi="zh_TW"/>
+        </w:rPr>
+        <w:t>）</w:t>
+      </w:r>
+    </w:p>
+    <w:p>
+      <w:pPr>
+        <w:pStyle w:val="ListBullet"/>
+        <w:spacing w:line="240" w:lineRule="auto"/>
+        <w:ind w:left="720"/>
+      </w:pPr>
+      <w:r>
+        <w:rPr>
+          <w:lang w:val="zh_TW" w:bidi="zh_TW"/>
+        </w:rPr>
+      </w:r>
+      <w:r>
+        <w:rPr>
+          <w:lang w:val="zh_TW" w:bidi="zh_TW"/>
+        </w:rPr>
+        <w:t>「摩西說」（</w:t>
+      </w:r>
+      <w:hyperlink r:id="rId105">
+        <w:r>
+          <w:rPr>
+            <w:lang w:val="zh_TW" w:bidi="zh_TW"/>
+          </w:rPr>
+          <w:rPr>
+            <w:color w:val="0000EE"/>
+            <w:u w:val="single"/>
+          </w:rPr>
+          <w:t>可7:10</w:t>
+        </w:r>
+      </w:hyperlink>
+      <w:r>
+        <w:rPr>
+          <w:lang w:val="zh_TW" w:bidi="zh_TW"/>
+        </w:rPr>
+        <w:t>）</w:t>
+      </w:r>
+    </w:p>
+    <w:p>
+      <w:pPr>
+        <w:pStyle w:val="ListBullet"/>
+        <w:spacing w:line="240" w:lineRule="auto"/>
+        <w:ind w:left="720"/>
+      </w:pPr>
+      <w:r>
+        <w:rPr>
+          <w:lang w:val="zh_TW" w:bidi="zh_TW"/>
+        </w:rPr>
+      </w:r>
+      <w:r>
+        <w:rPr>
+          <w:lang w:val="zh_TW" w:bidi="zh_TW"/>
+        </w:rPr>
+        <w:t>「</w:t>
+      </w:r>
+      <w:r>
+        <w:rPr>
+          <w:lang w:val="zh_TW" w:bidi="zh_TW"/>
+        </w:rPr>
+        <w:t>摩西為我們寫着說</w:t>
+      </w:r>
+      <w:r>
+        <w:rPr>
+          <w:lang w:val="zh_TW" w:bidi="zh_TW"/>
+        </w:rPr>
+        <w:t>」 （</w:t>
+      </w:r>
+      <w:hyperlink r:id="rId106">
+        <w:r>
+          <w:rPr>
+            <w:lang w:val="zh_TW" w:bidi="zh_TW"/>
+          </w:rPr>
+          <w:rPr>
+            <w:color w:val="0000EE"/>
+            <w:u w:val="single"/>
+          </w:rPr>
+          <w:t>可12:19</w:t>
+        </w:r>
+      </w:hyperlink>
+      <w:r>
+        <w:rPr>
+          <w:lang w:val="zh_TW" w:bidi="zh_TW"/>
+        </w:rPr>
+        <w:t>）</w:t>
+      </w:r>
+    </w:p>
+    <w:p>
+      <w:pPr/>
+      <w:r>
+        <w:rPr>
+          <w:lang w:val="zh_TW" w:bidi="zh_TW"/>
+        </w:rPr>
+      </w:r>
+      <w:r>
+        <w:rPr>
+          <w:lang w:val="zh_TW" w:bidi="zh_TW"/>
+        </w:rPr>
+        <w:t>他在新約聖經中出現的次數，比其他舊約聖經人物都要多，總共79次。他主要被描述為律法的頒佈者（</w:t>
+      </w:r>
+      <w:hyperlink r:id="rId107">
+        <w:r>
+          <w:rPr>
+            <w:lang w:val="zh_TW" w:bidi="zh_TW"/>
+          </w:rPr>
+          <w:rPr>
+            <w:color w:val="0000EE"/>
+            <w:u w:val="single"/>
+          </w:rPr>
+          <w:t>太8:4</w:t>
+        </w:r>
+      </w:hyperlink>
+      <w:r>
+        <w:rPr>
+          <w:lang w:val="zh_TW" w:bidi="zh_TW"/>
+        </w:rPr>
+        <w:t>；</w:t>
+      </w:r>
+      <w:hyperlink r:id="rId105">
+        <w:r>
+          <w:rPr>
+            <w:lang w:val="zh_TW" w:bidi="zh_TW"/>
+          </w:rPr>
+          <w:rPr>
+            <w:color w:val="0000EE"/>
+            <w:u w:val="single"/>
+          </w:rPr>
+          <w:t>可7:10</w:t>
+        </w:r>
+      </w:hyperlink>
+      <w:r>
+        <w:rPr>
+          <w:lang w:val="zh_TW" w:bidi="zh_TW"/>
+        </w:rPr>
+        <w:t>；</w:t>
+      </w:r>
+      <w:hyperlink r:id="rId108">
+        <w:r>
+          <w:rPr>
+            <w:lang w:val="zh_TW" w:bidi="zh_TW"/>
+          </w:rPr>
+          <w:rPr>
+            <w:color w:val="0000EE"/>
+            <w:u w:val="single"/>
+          </w:rPr>
+          <w:t>約1:17</w:t>
+        </w:r>
+      </w:hyperlink>
+      <w:r>
+        <w:rPr>
+          <w:lang w:val="zh_TW" w:bidi="zh_TW"/>
+        </w:rPr>
+        <w:t>；</w:t>
+      </w:r>
+      <w:hyperlink r:id="rId109">
+        <w:r>
+          <w:rPr>
+            <w:lang w:val="zh_TW" w:bidi="zh_TW"/>
+          </w:rPr>
+          <w:rPr>
+            <w:color w:val="0000EE"/>
+            <w:u w:val="single"/>
+          </w:rPr>
+          <w:t>徒15:1</w:t>
+        </w:r>
+      </w:hyperlink>
+      <w:r>
+        <w:rPr>
+          <w:lang w:val="zh_TW" w:bidi="zh_TW"/>
+        </w:rPr>
+        <w:t>）。他在耶穌的登山變象時出現，代表舊約聖經的律法。以利亞也出現了，代表舊約聖經的先知（</w:t>
+      </w:r>
+      <w:hyperlink r:id="rId110">
+        <w:r>
+          <w:rPr>
+            <w:lang w:val="zh_TW" w:bidi="zh_TW"/>
+          </w:rPr>
+          <w:rPr>
+            <w:color w:val="0000EE"/>
+            <w:u w:val="single"/>
+          </w:rPr>
+          <w:t>太17:1–3</w:t>
+        </w:r>
+      </w:hyperlink>
+      <w:r>
+        <w:rPr>
+          <w:lang w:val="zh_TW" w:bidi="zh_TW"/>
+        </w:rPr>
+        <w:t>）。</w:t>
+      </w:r>
+    </w:p>
+    <w:p>
+      <w:pPr/>
+      <w:r>
+        <w:rPr>
+          <w:lang w:val="zh_TW" w:bidi="zh_TW"/>
+        </w:rPr>
+      </w:r>
+      <w:r>
+        <w:rPr>
+          <w:lang w:val="zh_TW" w:bidi="zh_TW"/>
+        </w:rPr>
+        <w:t>摩西在新約聖經中也被描繪為一位先知。作為先知，他談到了即將來臨的彌賽亞和祂的受苦（</w:t>
+      </w:r>
+      <w:hyperlink r:id="rId111">
+        <w:r>
+          <w:rPr>
+            <w:lang w:val="zh_TW" w:bidi="zh_TW"/>
+          </w:rPr>
+          <w:rPr>
+            <w:color w:val="0000EE"/>
+            <w:u w:val="single"/>
+          </w:rPr>
+          <w:t>路24:25–27</w:t>
+        </w:r>
+      </w:hyperlink>
+      <w:r>
+        <w:rPr>
+          <w:lang w:val="zh_TW" w:bidi="zh_TW"/>
+        </w:rPr>
+        <w:t>；</w:t>
+      </w:r>
+      <w:hyperlink r:id="rId112">
+        <w:r>
+          <w:rPr>
+            <w:lang w:val="zh_TW" w:bidi="zh_TW"/>
+          </w:rPr>
+          <w:rPr>
+            <w:color w:val="0000EE"/>
+            <w:u w:val="single"/>
+          </w:rPr>
+          <w:t>徒3:22</w:t>
+        </w:r>
+      </w:hyperlink>
+      <w:r>
+        <w:rPr>
+          <w:lang w:val="zh_TW" w:bidi="zh_TW"/>
+        </w:rPr>
+        <w:t>）。新約聖經將摩西和耶穌聯繫起來，以展示在新約和舊約之間連貫性。例如：</w:t>
+      </w:r>
+    </w:p>
+    <w:p>
+      <w:pPr>
+        <w:pStyle w:val="ListBullet"/>
+        <w:spacing w:line="240" w:lineRule="auto"/>
+        <w:ind w:left="720"/>
+      </w:pPr>
+      <w:r>
+        <w:rPr>
+          <w:lang w:val="zh_TW" w:bidi="zh_TW"/>
+        </w:rPr>
+      </w:r>
+      <w:r>
+        <w:rPr>
+          <w:lang w:val="zh_TW" w:bidi="zh_TW"/>
+        </w:rPr>
+        <w:t>耶穌誕生的故事與摩西的故事並列，都是神拯救作為嬰兒的他們，逃脫地上統治者的謀殺陰謀（</w:t>
+      </w:r>
+      <w:hyperlink r:id="rId113">
+        <w:r>
+          <w:rPr>
+            <w:lang w:val="zh_TW" w:bidi="zh_TW"/>
+          </w:rPr>
+          <w:rPr>
+            <w:color w:val="0000EE"/>
+            <w:u w:val="single"/>
+          </w:rPr>
+          <w:t>太2:13–18</w:t>
+        </w:r>
+      </w:hyperlink>
+      <w:r>
+        <w:rPr>
+          <w:lang w:val="zh_TW" w:bidi="zh_TW"/>
+        </w:rPr>
+        <w:t>）。</w:t>
+      </w:r>
+    </w:p>
+    <w:p>
+      <w:pPr>
+        <w:pStyle w:val="ListBullet"/>
+        <w:spacing w:line="240" w:lineRule="auto"/>
+        <w:ind w:left="720"/>
+      </w:pPr>
+      <w:r>
+        <w:rPr>
+          <w:lang w:val="zh_TW" w:bidi="zh_TW"/>
+        </w:rPr>
+      </w:r>
+      <w:r>
+        <w:rPr>
+          <w:lang w:val="zh_TW" w:bidi="zh_TW"/>
+        </w:rPr>
+        <w:t>耶穌的登山寶訓反映在西奈山頒佈律法的情景，將祂呈現為神旨意，帶有權威的詮釋者（</w:t>
+      </w:r>
+      <w:hyperlink r:id="rId114">
+        <w:r>
+          <w:rPr>
+            <w:lang w:val="zh_TW" w:bidi="zh_TW"/>
+          </w:rPr>
+          <w:rPr>
+            <w:color w:val="0000EE"/>
+            <w:u w:val="single"/>
+          </w:rPr>
+          <w:t>太5–7章</w:t>
+        </w:r>
+      </w:hyperlink>
+      <w:r>
+        <w:rPr>
+          <w:lang w:val="zh_TW" w:bidi="zh_TW"/>
+        </w:rPr>
+        <w:t>）。</w:t>
+      </w:r>
+    </w:p>
+    <w:p>
+      <w:pPr>
+        <w:pStyle w:val="ListBullet"/>
+        <w:spacing w:line="240" w:lineRule="auto"/>
+        <w:ind w:left="720"/>
+      </w:pPr>
+      <w:r>
+        <w:rPr>
+          <w:lang w:val="zh_TW" w:bidi="zh_TW"/>
+        </w:rPr>
+      </w:r>
+      <w:r>
+        <w:rPr>
+          <w:lang w:val="zh_TW" w:bidi="zh_TW"/>
+        </w:rPr>
+        <w:t>保羅將舊律法，對比加拉太書中與神的新關係。希伯來書的作者，認為摩西頒佈的律法，是為了現在在基督裡使信徒稱義的信心作好準備（</w:t>
+      </w:r>
+      <w:hyperlink r:id="rId115">
+        <w:r>
+          <w:rPr>
+            <w:lang w:val="zh_TW" w:bidi="zh_TW"/>
+          </w:rPr>
+          <w:rPr>
+            <w:color w:val="0000EE"/>
+            <w:u w:val="single"/>
+          </w:rPr>
+          <w:t>希3:5–6</w:t>
+        </w:r>
+      </w:hyperlink>
+      <w:r>
+        <w:rPr>
+          <w:lang w:val="zh_TW" w:bidi="zh_TW"/>
+        </w:rPr>
+        <w:t>；</w:t>
+      </w:r>
+      <w:hyperlink r:id="rId116">
+        <w:r>
+          <w:rPr>
+            <w:lang w:val="zh_TW" w:bidi="zh_TW"/>
+          </w:rPr>
+          <w:rPr>
+            <w:color w:val="0000EE"/>
+            <w:u w:val="single"/>
+          </w:rPr>
+          <w:t>9:11–22</w:t>
+        </w:r>
+      </w:hyperlink>
+      <w:r>
+        <w:rPr>
+          <w:lang w:val="zh_TW" w:bidi="zh_TW"/>
+        </w:rPr>
+        <w:t>）。</w:t>
+      </w:r>
+    </w:p>
+    <w:p>
+      <w:pPr>
+        <w:pStyle w:val="ListBullet"/>
+        <w:spacing w:line="240" w:lineRule="auto"/>
+        <w:ind w:left="720"/>
+      </w:pPr>
+      <w:r>
+        <w:rPr>
+          <w:lang w:val="zh_TW" w:bidi="zh_TW"/>
+        </w:rPr>
+      </w:r>
+      <w:r>
+        <w:rPr>
+          <w:lang w:val="zh_TW" w:bidi="zh_TW"/>
+        </w:rPr>
+        <w:t>約翰福音將藉摩西所給的律法，對比通過耶穌基督而來的恩典和真理（</w:t>
+      </w:r>
+      <w:hyperlink r:id="rId108">
+        <w:r>
+          <w:rPr>
+            <w:lang w:val="zh_TW" w:bidi="zh_TW"/>
+          </w:rPr>
+          <w:rPr>
+            <w:color w:val="0000EE"/>
+            <w:u w:val="single"/>
+          </w:rPr>
+          <w:t>約1:17</w:t>
+        </w:r>
+      </w:hyperlink>
+      <w:r>
+        <w:rPr>
+          <w:lang w:val="zh_TW" w:bidi="zh_TW"/>
+        </w:rPr>
+        <w:t>）。</w:t>
+      </w:r>
+    </w:p>
+    <w:p>
+      <w:pPr>
+        <w:pStyle w:val="ListBullet"/>
+        <w:spacing w:line="240" w:lineRule="auto"/>
+        <w:ind w:left="720"/>
+      </w:pPr>
+      <w:r>
+        <w:rPr>
+          <w:lang w:val="zh_TW" w:bidi="zh_TW"/>
+        </w:rPr>
+      </w:r>
+      <w:r>
+        <w:rPr>
+          <w:lang w:val="zh_TW" w:bidi="zh_TW"/>
+        </w:rPr>
+        <w:t>約翰將曠野中的嗎哪比作耶穌是「生命的糧」（</w:t>
+      </w:r>
+      <w:hyperlink r:id="rId117">
+        <w:r>
+          <w:rPr>
+            <w:lang w:val="zh_TW" w:bidi="zh_TW"/>
+          </w:rPr>
+          <w:rPr>
+            <w:color w:val="0000EE"/>
+            <w:u w:val="single"/>
+          </w:rPr>
+          <w:t>約6:30–35</w:t>
+        </w:r>
+      </w:hyperlink>
+      <w:r>
+        <w:rPr>
+          <w:lang w:val="zh_TW" w:bidi="zh_TW"/>
+        </w:rPr>
+        <w:t>）。</w:t>
+      </w:r>
+    </w:p>
+    <w:p>
+      <w:pPr/>
+      <w:r>
+        <w:rPr>
+          <w:lang w:val="zh_TW" w:bidi="zh_TW"/>
+        </w:rPr>
+      </w:r>
+      <w:r>
+        <w:rPr>
+          <w:lang w:val="zh_TW" w:bidi="zh_TW"/>
+        </w:rPr>
+        <w:t>其它提到摩西或與相關事件的地方包括：</w:t>
+      </w:r>
+    </w:p>
+    <w:p>
+      <w:pPr>
+        <w:pStyle w:val="ListBullet"/>
+        <w:spacing w:line="240" w:lineRule="auto"/>
+        <w:ind w:left="720"/>
+      </w:pPr>
+      <w:r>
+        <w:rPr>
+          <w:lang w:val="zh_TW" w:bidi="zh_TW"/>
+        </w:rPr>
+      </w:r>
+      <w:r>
+        <w:rPr>
+          <w:lang w:val="zh_TW" w:bidi="zh_TW"/>
+        </w:rPr>
+        <w:t>摩西出生（</w:t>
+      </w:r>
+      <w:hyperlink r:id="rId118">
+        <w:r>
+          <w:rPr>
+            <w:lang w:val="zh_TW" w:bidi="zh_TW"/>
+          </w:rPr>
+          <w:rPr>
+            <w:color w:val="0000EE"/>
+            <w:u w:val="single"/>
+          </w:rPr>
+          <w:t>徒7:20</w:t>
+        </w:r>
+      </w:hyperlink>
+      <w:r>
+        <w:rPr>
+          <w:lang w:val="zh_TW" w:bidi="zh_TW"/>
+        </w:rPr>
+        <w:t>；</w:t>
+      </w:r>
+      <w:hyperlink r:id="rId119">
+        <w:r>
+          <w:rPr>
+            <w:lang w:val="zh_TW" w:bidi="zh_TW"/>
+          </w:rPr>
+          <w:rPr>
+            <w:color w:val="0000EE"/>
+            <w:u w:val="single"/>
+          </w:rPr>
+          <w:t>來11:23</w:t>
+        </w:r>
+      </w:hyperlink>
+      <w:r>
+        <w:rPr>
+          <w:lang w:val="zh_TW" w:bidi="zh_TW"/>
+        </w:rPr>
+        <w:t>）</w:t>
+      </w:r>
+    </w:p>
+    <w:p>
+      <w:pPr>
+        <w:pStyle w:val="ListBullet"/>
+        <w:spacing w:line="240" w:lineRule="auto"/>
+        <w:ind w:left="720"/>
+      </w:pPr>
+      <w:r>
+        <w:rPr>
+          <w:lang w:val="zh_TW" w:bidi="zh_TW"/>
+        </w:rPr>
+      </w:r>
+      <w:r>
+        <w:rPr>
+          <w:lang w:val="zh_TW" w:bidi="zh_TW"/>
+        </w:rPr>
+        <w:t>燃燒的荊棘（</w:t>
+      </w:r>
+      <w:hyperlink r:id="rId120">
+        <w:r>
+          <w:rPr>
+            <w:lang w:val="zh_TW" w:bidi="zh_TW"/>
+          </w:rPr>
+          <w:rPr>
+            <w:color w:val="0000EE"/>
+            <w:u w:val="single"/>
+          </w:rPr>
+          <w:t>路20:37</w:t>
+        </w:r>
+      </w:hyperlink>
+      <w:r>
+        <w:rPr>
+          <w:lang w:val="zh_TW" w:bidi="zh_TW"/>
+        </w:rPr>
+        <w:t>）</w:t>
+      </w:r>
+    </w:p>
+    <w:p>
+      <w:pPr>
+        <w:pStyle w:val="ListBullet"/>
+        <w:spacing w:line="240" w:lineRule="auto"/>
+        <w:ind w:left="720"/>
+      </w:pPr>
+      <w:r>
+        <w:rPr>
+          <w:lang w:val="zh_TW" w:bidi="zh_TW"/>
+        </w:rPr>
+      </w:r>
+      <w:r>
+        <w:rPr>
+          <w:lang w:val="zh_TW" w:bidi="zh_TW"/>
+        </w:rPr>
+        <w:t>埃及的術士和假教師（</w:t>
+      </w:r>
+      <w:hyperlink r:id="rId121">
+        <w:r>
+          <w:rPr>
+            <w:lang w:val="zh_TW" w:bidi="zh_TW"/>
+          </w:rPr>
+          <w:rPr>
+            <w:color w:val="0000EE"/>
+            <w:u w:val="single"/>
+          </w:rPr>
+          <w:t>提後3:8</w:t>
+        </w:r>
+      </w:hyperlink>
+      <w:r>
+        <w:rPr>
+          <w:lang w:val="zh_TW" w:bidi="zh_TW"/>
+        </w:rPr>
+        <w:t>）</w:t>
+      </w:r>
+    </w:p>
+    <w:p>
+      <w:pPr>
+        <w:pStyle w:val="ListBullet"/>
+        <w:spacing w:line="240" w:lineRule="auto"/>
+        <w:ind w:left="720"/>
+      </w:pPr>
+      <w:r>
+        <w:rPr>
+          <w:lang w:val="zh_TW" w:bidi="zh_TW"/>
+        </w:rPr>
+      </w:r>
+      <w:r>
+        <w:rPr>
+          <w:lang w:val="zh_TW" w:bidi="zh_TW"/>
+        </w:rPr>
+        <w:t>逾越節（</w:t>
+      </w:r>
+      <w:hyperlink r:id="rId122">
+        <w:r>
+          <w:rPr>
+            <w:lang w:val="zh_TW" w:bidi="zh_TW"/>
+          </w:rPr>
+          <w:rPr>
+            <w:color w:val="0000EE"/>
+            <w:u w:val="single"/>
+          </w:rPr>
+          <w:t>來11:28</w:t>
+        </w:r>
+      </w:hyperlink>
+      <w:r>
+        <w:rPr>
+          <w:lang w:val="zh_TW" w:bidi="zh_TW"/>
+        </w:rPr>
+        <w:t>）</w:t>
+      </w:r>
+    </w:p>
+    <w:p>
+      <w:pPr>
+        <w:pStyle w:val="ListBullet"/>
+        <w:spacing w:line="240" w:lineRule="auto"/>
+        <w:ind w:left="720"/>
+      </w:pPr>
+      <w:r>
+        <w:rPr>
+          <w:lang w:val="zh_TW" w:bidi="zh_TW"/>
+        </w:rPr>
+      </w:r>
+      <w:r>
+        <w:rPr>
+          <w:lang w:val="zh_TW" w:bidi="zh_TW"/>
+        </w:rPr>
+        <w:t>出埃及（</w:t>
+      </w:r>
+      <w:hyperlink r:id="rId123">
+        <w:r>
+          <w:rPr>
+            <w:lang w:val="zh_TW" w:bidi="zh_TW"/>
+          </w:rPr>
+          <w:rPr>
+            <w:color w:val="0000EE"/>
+            <w:u w:val="single"/>
+          </w:rPr>
+          <w:t>來3:16</w:t>
+        </w:r>
+      </w:hyperlink>
+      <w:r>
+        <w:rPr>
+          <w:lang w:val="zh_TW" w:bidi="zh_TW"/>
+        </w:rPr>
+        <w:t>）</w:t>
+      </w:r>
+    </w:p>
+    <w:p>
+      <w:pPr>
+        <w:pStyle w:val="ListBullet"/>
+        <w:spacing w:line="240" w:lineRule="auto"/>
+        <w:ind w:left="720"/>
+      </w:pPr>
+      <w:r>
+        <w:rPr>
+          <w:lang w:val="zh_TW" w:bidi="zh_TW"/>
+        </w:rPr>
+      </w:r>
+      <w:r>
+        <w:rPr>
+          <w:lang w:val="zh_TW" w:bidi="zh_TW"/>
+        </w:rPr>
+        <w:t>過紅海（</w:t>
+      </w:r>
+      <w:hyperlink r:id="rId124">
+        <w:r>
+          <w:rPr>
+            <w:lang w:val="zh_TW" w:bidi="zh_TW"/>
+          </w:rPr>
+          <w:rPr>
+            <w:color w:val="0000EE"/>
+            <w:u w:val="single"/>
+          </w:rPr>
+          <w:t>林前10:2</w:t>
+        </w:r>
+      </w:hyperlink>
+      <w:r>
+        <w:rPr>
+          <w:lang w:val="zh_TW" w:bidi="zh_TW"/>
+        </w:rPr>
+        <w:t>）</w:t>
+      </w:r>
+    </w:p>
+    <w:p>
+      <w:pPr>
+        <w:pStyle w:val="ListBullet"/>
+        <w:spacing w:line="240" w:lineRule="auto"/>
+        <w:ind w:left="720"/>
+      </w:pPr>
+      <w:r>
+        <w:rPr>
+          <w:lang w:val="zh_TW" w:bidi="zh_TW"/>
+        </w:rPr>
+      </w:r>
+      <w:r>
+        <w:rPr>
+          <w:lang w:val="zh_TW" w:bidi="zh_TW"/>
+        </w:rPr>
+        <w:t>西奈盟約中的贖罪祭和耶穌獻上的寶血（</w:t>
+      </w:r>
+      <w:hyperlink r:id="rId125">
+        <w:r>
+          <w:rPr>
+            <w:lang w:val="zh_TW" w:bidi="zh_TW"/>
+          </w:rPr>
+          <w:rPr>
+            <w:color w:val="0000EE"/>
+            <w:u w:val="single"/>
+          </w:rPr>
+          <w:t>太26:28</w:t>
+        </w:r>
+      </w:hyperlink>
+      <w:r>
+        <w:rPr>
+          <w:lang w:val="zh_TW" w:bidi="zh_TW"/>
+        </w:rPr>
+        <w:t>）</w:t>
+      </w:r>
+    </w:p>
+    <w:p>
+      <w:pPr>
+        <w:pStyle w:val="ListBullet"/>
+        <w:spacing w:line="240" w:lineRule="auto"/>
+        <w:ind w:left="720"/>
+      </w:pPr>
+      <w:r>
+        <w:rPr>
+          <w:lang w:val="zh_TW" w:bidi="zh_TW"/>
+        </w:rPr>
+      </w:r>
+      <w:r>
+        <w:rPr>
+          <w:lang w:val="zh_TW" w:bidi="zh_TW"/>
+        </w:rPr>
+        <w:t>嗎哪與靈食（</w:t>
+      </w:r>
+      <w:hyperlink r:id="rId126">
+        <w:r>
+          <w:rPr>
+            <w:lang w:val="zh_TW" w:bidi="zh_TW"/>
+          </w:rPr>
+          <w:rPr>
+            <w:color w:val="0000EE"/>
+            <w:u w:val="single"/>
+          </w:rPr>
+          <w:t>林前10:3</w:t>
+        </w:r>
+      </w:hyperlink>
+      <w:r>
+        <w:rPr>
+          <w:lang w:val="zh_TW" w:bidi="zh_TW"/>
+        </w:rPr>
+        <w:t>）</w:t>
+      </w:r>
+    </w:p>
+    <w:p>
+      <w:pPr>
+        <w:pStyle w:val="ListBullet"/>
+        <w:spacing w:line="240" w:lineRule="auto"/>
+        <w:ind w:left="720"/>
+      </w:pPr>
+      <w:r>
+        <w:rPr>
+          <w:lang w:val="zh_TW" w:bidi="zh_TW"/>
+        </w:rPr>
+      </w:r>
+      <w:r>
+        <w:rPr>
+          <w:lang w:val="zh_TW" w:bidi="zh_TW"/>
+        </w:rPr>
+        <w:t>摩西臉上的榮光（</w:t>
+      </w:r>
+      <w:hyperlink r:id="rId127">
+        <w:r>
+          <w:rPr>
+            <w:lang w:val="zh_TW" w:bidi="zh_TW"/>
+          </w:rPr>
+          <w:rPr>
+            <w:color w:val="0000EE"/>
+            <w:u w:val="single"/>
+          </w:rPr>
+          <w:t>林後3:7–18</w:t>
+        </w:r>
+      </w:hyperlink>
+      <w:r>
+        <w:rPr>
+          <w:lang w:val="zh_TW" w:bidi="zh_TW"/>
+        </w:rPr>
+        <w:t>）</w:t>
+      </w:r>
+    </w:p>
+    <w:p>
+      <w:pPr>
+        <w:pStyle w:val="ListBullet"/>
+        <w:spacing w:line="240" w:lineRule="auto"/>
+        <w:ind w:left="720"/>
+      </w:pPr>
+      <w:r>
+        <w:rPr>
+          <w:lang w:val="zh_TW" w:bidi="zh_TW"/>
+        </w:rPr>
+      </w:r>
+      <w:r>
+        <w:rPr>
+          <w:lang w:val="zh_TW" w:bidi="zh_TW"/>
+        </w:rPr>
+        <w:t>從磐石流出的水與靈水（</w:t>
+      </w:r>
+      <w:hyperlink r:id="rId128">
+        <w:r>
+          <w:rPr>
+            <w:lang w:val="zh_TW" w:bidi="zh_TW"/>
+          </w:rPr>
+          <w:rPr>
+            <w:color w:val="0000EE"/>
+            <w:u w:val="single"/>
+          </w:rPr>
+          <w:t>林前10:4</w:t>
+        </w:r>
+      </w:hyperlink>
+      <w:r>
+        <w:rPr>
+          <w:lang w:val="zh_TW" w:bidi="zh_TW"/>
+        </w:rPr>
+        <w:t>）</w:t>
+      </w:r>
+    </w:p>
+    <w:p>
+      <w:pPr>
+        <w:pStyle w:val="ListBullet"/>
+        <w:spacing w:line="240" w:lineRule="auto"/>
+        <w:ind w:left="720"/>
+      </w:pPr>
+      <w:r>
+        <w:rPr>
+          <w:lang w:val="zh_TW" w:bidi="zh_TW"/>
+        </w:rPr>
+      </w:r>
+      <w:r>
+        <w:rPr>
+          <w:lang w:val="zh_TW" w:bidi="zh_TW"/>
+        </w:rPr>
+        <w:t>銅蛇與人子被舉起（</w:t>
+      </w:r>
+      <w:hyperlink r:id="rId129">
+        <w:r>
+          <w:rPr>
+            <w:lang w:val="zh_TW" w:bidi="zh_TW"/>
+          </w:rPr>
+          <w:rPr>
+            <w:color w:val="0000EE"/>
+            <w:u w:val="single"/>
+          </w:rPr>
+          <w:t>約3:14</w:t>
+        </w:r>
+      </w:hyperlink>
+      <w:r>
+        <w:rPr>
+          <w:lang w:val="zh_TW" w:bidi="zh_TW"/>
+        </w:rPr>
+        <w:t>）</w:t>
+      </w:r>
+    </w:p>
+    <w:p>
+      <w:pPr>
+        <w:pStyle w:val="ListBullet"/>
+        <w:spacing w:line="240" w:lineRule="auto"/>
+        <w:ind w:left="720"/>
+      </w:pPr>
+      <w:r>
+        <w:rPr>
+          <w:lang w:val="zh_TW" w:bidi="zh_TW"/>
+        </w:rPr>
+      </w:r>
+      <w:r>
+        <w:rPr>
+          <w:lang w:val="zh_TW" w:bidi="zh_TW"/>
+        </w:rPr>
+        <w:t>摩西之歌和</w:t>
+      </w:r>
+      <w:r>
+        <w:rPr>
+          <w:lang w:val="zh_TW" w:bidi="zh_TW"/>
+        </w:rPr>
+        <w:t>羔羊之歌</w:t>
+      </w:r>
+      <w:r>
+        <w:rPr>
+          <w:lang w:val="zh_TW" w:bidi="zh_TW"/>
+        </w:rPr>
+        <w:t>（</w:t>
+      </w:r>
+      <w:hyperlink r:id="rId130">
+        <w:r>
+          <w:rPr>
+            <w:lang w:val="zh_TW" w:bidi="zh_TW"/>
+          </w:rPr>
+          <w:rPr>
+            <w:color w:val="0000EE"/>
+            <w:u w:val="single"/>
+          </w:rPr>
+          <w:t>啟15:3</w:t>
+        </w:r>
+      </w:hyperlink>
+      <w:r>
+        <w:rPr>
+          <w:lang w:val="zh_TW" w:bidi="zh_TW"/>
+        </w:rPr>
+        <w:t>）</w:t>
+      </w:r>
+    </w:p>
+    <w:p>
+      <w:pPr/>
+      <w:r>
+        <w:rPr>
+          <w:lang w:val="zh_TW" w:bidi="zh_TW"/>
+        </w:rPr>
       </w:r>
       <w:r>
         <w:rPr>
@@ -1227,7 +5433,109 @@
         <w:rPr>
           <w:lang w:val="zh_TW" w:bidi="zh_TW"/>
         </w:rPr>
-        <w:t>拿鶴（地點）</w:t>
+        <w:t xml:space="preserve"> </w:t>
+      </w:r>
+      <w:r>
+        <w:rPr>
+          <w:lang w:val="zh_TW" w:bidi="zh_TW"/>
+        </w:rPr>
+        <w:t>埃及、埃及人</w:t>
+      </w:r>
+      <w:r>
+        <w:rPr>
+          <w:lang w:val="zh_TW" w:bidi="zh_TW"/>
+        </w:rPr>
+        <w:t>；</w:t>
+      </w:r>
+      <w:r>
+        <w:rPr>
+          <w:lang w:val="zh_TW" w:bidi="zh_TW"/>
+        </w:rPr>
+        <w:t>出埃及</w:t>
+      </w:r>
+      <w:r>
+        <w:rPr>
+          <w:lang w:val="zh_TW" w:bidi="zh_TW"/>
+        </w:rPr>
+        <w:t>；</w:t>
+      </w:r>
+      <w:r>
+        <w:rPr>
+          <w:lang w:val="zh_TW" w:bidi="zh_TW"/>
+        </w:rPr>
+        <w:t>以色列的歷史</w:t>
+      </w:r>
+      <w:r>
+        <w:rPr>
+          <w:lang w:val="zh_TW" w:bidi="zh_TW"/>
+        </w:rPr>
+        <w:t>；</w:t>
+      </w:r>
+      <w:r>
+        <w:rPr>
+          <w:lang w:val="zh_TW" w:bidi="zh_TW"/>
+        </w:rPr>
+        <w:t>埃及十災</w:t>
+      </w:r>
+      <w:r>
+        <w:rPr>
+          <w:lang w:val="zh_TW" w:bidi="zh_TW"/>
+        </w:rPr>
+        <w:t>；</w:t>
+      </w:r>
+      <w:r>
+        <w:rPr>
+          <w:lang w:val="zh_TW" w:bidi="zh_TW"/>
+        </w:rPr>
+        <w:t>祭司與利未人</w:t>
+      </w:r>
+      <w:r>
+        <w:rPr>
+          <w:lang w:val="zh_TW" w:bidi="zh_TW"/>
+        </w:rPr>
+        <w:t>；</w:t>
+      </w:r>
+      <w:r>
+        <w:rPr>
+          <w:lang w:val="zh_TW" w:bidi="zh_TW"/>
+        </w:rPr>
+        <w:t>會幕</w:t>
+      </w:r>
+      <w:r>
+        <w:rPr>
+          <w:lang w:val="zh_TW" w:bidi="zh_TW"/>
+        </w:rPr>
+        <w:t>；</w:t>
+      </w:r>
+      <w:r>
+        <w:rPr>
+          <w:lang w:val="zh_TW" w:bidi="zh_TW"/>
+        </w:rPr>
+        <w:t>聖殿</w:t>
+      </w:r>
+      <w:r>
+        <w:rPr>
+          <w:lang w:val="zh_TW" w:bidi="zh_TW"/>
+        </w:rPr>
+        <w:t>；</w:t>
+      </w:r>
+      <w:r>
+        <w:rPr>
+          <w:lang w:val="zh_TW" w:bidi="zh_TW"/>
+        </w:rPr>
+        <w:t>十誡</w:t>
+      </w:r>
+      <w:r>
+        <w:rPr>
+          <w:lang w:val="zh_TW" w:bidi="zh_TW"/>
+        </w:rPr>
+        <w:t>；</w:t>
+      </w:r>
+      <w:r>
+        <w:rPr>
+          <w:lang w:val="zh_TW" w:bidi="zh_TW"/>
+        </w:rPr>
+        <w:t>曠野漂流</w:t>
       </w:r>
       <w:r>
         <w:rPr>
@@ -1262,44 +5570,1153 @@
         <w:rPr>
           <w:lang w:val="zh_TW" w:bidi="zh_TW"/>
         </w:rPr>
-        <w:t>拿鶴（地點）</w:t>
-      </w:r>
-      <w:r>
-        <w:rPr>
-          <w:lang w:val="zh_TW" w:bidi="zh_TW"/>
-        </w:rPr>
-      </w:r>
-    </w:p>
-    <w:p>
-      <w:pPr/>
-      <w:r>
-        <w:rPr>
-          <w:lang w:val="zh_TW" w:bidi="zh_TW"/>
-        </w:rPr>
-      </w:r>
-      <w:r>
-        <w:rPr>
-          <w:lang w:val="zh_TW" w:bidi="zh_TW"/>
-        </w:rPr>
-        <w:t>一座位於美索不達米亞西北部的城，該城是以撒妻子利百加的家鄉，而拿鶴也是亞伯拉罕兄弟的名字（</w:t>
-      </w:r>
-      <w:hyperlink r:id="rId42">
-        <w:r>
-          <w:rPr>
-            <w:lang w:val="zh_TW" w:bidi="zh_TW"/>
-          </w:rPr>
-          <w:rPr>
-            <w:color w:val="0000EE"/>
-            <w:u w:val="single"/>
-          </w:rPr>
-          <w:t>創24:10</w:t>
-        </w:r>
-      </w:hyperlink>
-      <w:r>
-        <w:rPr>
-          <w:lang w:val="zh_TW" w:bidi="zh_TW"/>
-        </w:rPr>
-        <w:t>）。瑪里（Mari）文獻（公元前18世紀）中，經常將拿鶴稱為拿庫珥（Nakhur），其位置在哈蘭附近的巴利河谷（Balikh River Valley）。這座城很可能是古代部分哈比魯（Habiru）人的居住地，但其確切遺址至今不明。</w:t>
+        <w:t>摩押，摩押人</w:t>
+      </w:r>
+      <w:r>
+        <w:rPr>
+          <w:lang w:val="zh_TW" w:bidi="zh_TW"/>
+        </w:rPr>
+      </w:r>
+    </w:p>
+    <w:p>
+      <w:pPr/>
+      <w:r>
+        <w:rPr>
+          <w:lang w:val="zh_TW" w:bidi="zh_TW"/>
+        </w:rPr>
+      </w:r>
+      <w:r>
+        <w:rPr>
+          <w:lang w:val="zh_TW" w:bidi="zh_TW"/>
+        </w:rPr>
+        <w:t>摩押是外約旦（Transjordan，約旦河以東）中部的一個小國。摩押人是住在摩押地的人。摩押地位於一個高地（plateau）上。約旦河谷的陡峭懸崖在西邊形成一道天然的邊界，將摩押和猶大分隔開來。</w:t>
+      </w:r>
+    </w:p>
+    <w:p>
+      <w:pPr/>
+      <w:r>
+        <w:rPr>
+          <w:lang w:val="zh_TW" w:bidi="zh_TW"/>
+        </w:rPr>
+      </w:r>
+      <w:r>
+        <w:rPr>
+          <w:lang w:val="zh_TW" w:bidi="zh_TW"/>
+        </w:rPr>
+        <w:t>摩押的北部邊界會隨著這個國在不同時期的強弱而改變。摩押強盛的時候，它的版圖會向北延伸到希實本一帶。摩押較弱的時候，亞嫩河（現代的穆吉卜谷〔Wadiel-Mojib〕）就成為它的北界。</w:t>
+      </w:r>
+    </w:p>
+    <w:p>
+      <w:pPr/>
+      <w:r>
+        <w:rPr>
+          <w:lang w:val="zh_TW" w:bidi="zh_TW"/>
+        </w:rPr>
+      </w:r>
+      <w:r>
+        <w:rPr>
+          <w:lang w:val="zh_TW" w:bidi="zh_TW"/>
+        </w:rPr>
+        <w:t>這個國的東界由敘利亞曠野的邊緣構成。這是因為東界標示著可耕種土地的界限。南邊的撒烈河（現代的希薩谷〔Wadiel-Hesa〕）將摩押與鄰近的以東王國分隔開來。</w:t>
+      </w:r>
+    </w:p>
+    <w:p>
+      <w:pPr/>
+      <w:r>
+        <w:rPr>
+          <w:lang w:val="zh_TW" w:bidi="zh_TW"/>
+        </w:rPr>
+      </w:r>
+      <w:r>
+        <w:rPr>
+          <w:lang w:val="zh_TW" w:bidi="zh_TW"/>
+        </w:rPr>
+        <w:t>即使在版圖最大的時候，古代的摩押仍然是一塊相對較小的領土。它南北只有長約96.5公里（60英里），東西只有寬約32.2公里（20英里）。</w:t>
+      </w:r>
+    </w:p>
+    <w:p>
+      <w:pPr>
+        <w:pStyle w:val="Heading3"/>
+      </w:pPr>
+      <w:r>
+        <w:rPr>
+          <w:lang w:val="zh_TW" w:bidi="zh_TW"/>
+        </w:rPr>
+        <w:t>摩押的地形特徵</w:t>
+      </w:r>
+    </w:p>
+    <w:p>
+      <w:pPr/>
+      <w:r>
+        <w:rPr>
+          <w:lang w:val="zh_TW" w:bidi="zh_TW"/>
+        </w:rPr>
+      </w:r>
+      <w:r>
+        <w:rPr>
+          <w:lang w:val="zh_TW" w:bidi="zh_TW"/>
+        </w:rPr>
+        <w:t>摩押大部分地方是起伏平緩的平原（tableland），其間有許多山谷切割而成的深谷。君王大道（King's Highway）是一條重要的古代道路，穿過摩押的中部。這條路線很可能在這地區的歷史中，對軍隊調動與貿易往來都非常重要（</w:t>
+      </w:r>
+      <w:hyperlink r:id="rId131">
+        <w:r>
+          <w:rPr>
+            <w:lang w:val="zh_TW" w:bidi="zh_TW"/>
+          </w:rPr>
+          <w:rPr>
+            <w:color w:val="0000EE"/>
+            <w:u w:val="single"/>
+          </w:rPr>
+          <w:t>民21:21–22</w:t>
+        </w:r>
+      </w:hyperlink>
+      <w:r>
+        <w:rPr>
+          <w:lang w:val="zh_TW" w:bidi="zh_TW"/>
+        </w:rPr>
+        <w:t>；</w:t>
+      </w:r>
+      <w:hyperlink r:id="rId132">
+        <w:r>
+          <w:rPr>
+            <w:lang w:val="zh_TW" w:bidi="zh_TW"/>
+          </w:rPr>
+          <w:rPr>
+            <w:color w:val="0000EE"/>
+            <w:u w:val="single"/>
+          </w:rPr>
+          <w:t>士11:17</w:t>
+        </w:r>
+      </w:hyperlink>
+      <w:r>
+        <w:rPr>
+          <w:lang w:val="zh_TW" w:bidi="zh_TW"/>
+        </w:rPr>
+        <w:t>）。</w:t>
+      </w:r>
+    </w:p>
+    <w:p>
+      <w:pPr/>
+      <w:r>
+        <w:rPr>
+          <w:lang w:val="zh_TW" w:bidi="zh_TW"/>
+        </w:rPr>
+      </w:r>
+      <w:r>
+        <w:rPr>
+          <w:lang w:val="zh_TW" w:bidi="zh_TW"/>
+        </w:rPr>
+        <w:t>摩押的高地一直以優良的牧場聞名，適合放牧牲畜（</w:t>
+      </w:r>
+      <w:hyperlink r:id="rId133">
+        <w:r>
+          <w:rPr>
+            <w:lang w:val="zh_TW" w:bidi="zh_TW"/>
+          </w:rPr>
+          <w:rPr>
+            <w:color w:val="0000EE"/>
+            <w:u w:val="single"/>
+          </w:rPr>
+          <w:t>王下3:4</w:t>
+        </w:r>
+      </w:hyperlink>
+      <w:r>
+        <w:rPr>
+          <w:lang w:val="zh_TW" w:bidi="zh_TW"/>
+        </w:rPr>
+        <w:t>）。摩押的土壤與氣候也很適合種植小麥和大麥等農作物。</w:t>
+      </w:r>
+    </w:p>
+    <w:p>
+      <w:pPr>
+        <w:pStyle w:val="Heading3"/>
+      </w:pPr>
+      <w:r>
+        <w:rPr>
+          <w:lang w:val="zh_TW" w:bidi="zh_TW"/>
+        </w:rPr>
+        <w:t>摩押的起源</w:t>
+      </w:r>
+    </w:p>
+    <w:p>
+      <w:pPr/>
+      <w:r>
+        <w:rPr>
+          <w:lang w:val="zh_TW" w:bidi="zh_TW"/>
+        </w:rPr>
+      </w:r>
+      <w:r>
+        <w:rPr>
+          <w:lang w:val="zh_TW" w:bidi="zh_TW"/>
+        </w:rPr>
+        <w:t>根據</w:t>
+      </w:r>
+      <w:hyperlink r:id="rId134">
+        <w:r>
+          <w:rPr>
+            <w:lang w:val="zh_TW" w:bidi="zh_TW"/>
+          </w:rPr>
+          <w:rPr>
+            <w:color w:val="0000EE"/>
+            <w:u w:val="single"/>
+          </w:rPr>
+          <w:t>創世記十九章37節</w:t>
+        </w:r>
+      </w:hyperlink>
+      <w:r>
+        <w:rPr>
+          <w:lang w:val="zh_TW" w:bidi="zh_TW"/>
+        </w:rPr>
+        <w:t>，摩押人是摩押的後裔。摩押則是羅得和他的大女兒所生的兒子。</w:t>
+      </w:r>
+      <w:hyperlink r:id="rId135">
+        <w:r>
+          <w:rPr>
+            <w:lang w:val="zh_TW" w:bidi="zh_TW"/>
+          </w:rPr>
+          <w:rPr>
+            <w:color w:val="0000EE"/>
+            <w:u w:val="single"/>
+          </w:rPr>
+          <w:t>申命記二章10至11節</w:t>
+        </w:r>
+      </w:hyperlink>
+      <w:r>
+        <w:rPr>
+          <w:lang w:val="zh_TW" w:bidi="zh_TW"/>
+        </w:rPr>
+        <w:t>記載，在摩押人住在這地區以前，有一名叫以米人的族群住在那裡。這些資料與希伯來人預備進入那地的時期有關。然而，聖經並沒有解釋羅得的後裔、以米人，以及希伯來人入侵時期住在摩押地的人之間有什麼關聯。</w:t>
+      </w:r>
+    </w:p>
+    <w:p>
+      <w:pPr/>
+      <w:r>
+        <w:rPr>
+          <w:lang w:val="zh_TW" w:bidi="zh_TW"/>
+        </w:rPr>
+      </w:r>
+      <w:r>
+        <w:rPr>
+          <w:lang w:val="zh_TW" w:bidi="zh_TW"/>
+        </w:rPr>
+        <w:t>到目前為止，歷史學家還沒有找到關於摩押國如何開始的具體資料。這個國大約存在於公元前1300年至公元前600年間。我們對這段時期摩押的歷史與文化所知道的內容，主要來自考古發現與古代文獻，包括埃及、亞述的記載，以及舊約聖經的記述。</w:t>
+      </w:r>
+    </w:p>
+    <w:p>
+      <w:pPr>
+        <w:pStyle w:val="Heading3"/>
+      </w:pPr>
+      <w:r>
+        <w:rPr>
+          <w:lang w:val="zh_TW" w:bidi="zh_TW"/>
+        </w:rPr>
+        <w:t>摩押與以色列的早期關係</w:t>
+      </w:r>
+    </w:p>
+    <w:p>
+      <w:pPr/>
+      <w:r>
+        <w:rPr>
+          <w:lang w:val="zh_TW" w:bidi="zh_TW"/>
+        </w:rPr>
+      </w:r>
+      <w:r>
+        <w:rPr>
+          <w:lang w:val="zh_TW" w:bidi="zh_TW"/>
+        </w:rPr>
+        <w:t>在以色列人穿過約但河以東的土地之前，摩押人已經失去對亞嫩河以北領土的控制。那一帶由亞摩利王西宏統治，他以希實本為都城掌權（</w:t>
+      </w:r>
+      <w:hyperlink r:id="rId136">
+        <w:r>
+          <w:rPr>
+            <w:lang w:val="zh_TW" w:bidi="zh_TW"/>
+          </w:rPr>
+          <w:rPr>
+            <w:color w:val="0000EE"/>
+            <w:u w:val="single"/>
+          </w:rPr>
+          <w:t>民21:13</w:t>
+        </w:r>
+      </w:hyperlink>
+      <w:r>
+        <w:rPr>
+          <w:lang w:val="zh_TW" w:bidi="zh_TW"/>
+        </w:rPr>
+        <w:t>、</w:t>
+      </w:r>
+      <w:hyperlink r:id="rId136">
+        <w:r>
+          <w:rPr>
+            <w:lang w:val="zh_TW" w:bidi="zh_TW"/>
+          </w:rPr>
+          <w:rPr>
+            <w:color w:val="0000EE"/>
+            <w:u w:val="single"/>
+          </w:rPr>
+          <w:t>26</w:t>
+        </w:r>
+      </w:hyperlink>
+      <w:r>
+        <w:rPr>
+          <w:lang w:val="zh_TW" w:bidi="zh_TW"/>
+        </w:rPr>
+        <w:t>）。</w:t>
+      </w:r>
+    </w:p>
+    <w:p>
+      <w:pPr/>
+      <w:r>
+        <w:rPr>
+          <w:lang w:val="zh_TW" w:bidi="zh_TW"/>
+        </w:rPr>
+      </w:r>
+      <w:r>
+        <w:rPr>
+          <w:lang w:val="zh_TW" w:bidi="zh_TW"/>
+        </w:rPr>
+        <w:t>以色列人曾請求准許沿著君王大道穿過以東和摩押，但遭到拒絕。於是他們與西宏爭戰，並在其中一場最著名的戰役中得勝。摩押王巴勒因懼怕以色列可能會攻取他的地，就與以色列人爭戰（</w:t>
+      </w:r>
+      <w:hyperlink r:id="rId137">
+        <w:r>
+          <w:rPr>
+            <w:lang w:val="zh_TW" w:bidi="zh_TW"/>
+          </w:rPr>
+          <w:rPr>
+            <w:color w:val="0000EE"/>
+            <w:u w:val="single"/>
+          </w:rPr>
+          <w:t>民22:6</w:t>
+        </w:r>
+      </w:hyperlink>
+      <w:r>
+        <w:rPr>
+          <w:lang w:val="zh_TW" w:bidi="zh_TW"/>
+        </w:rPr>
+        <w:t>；</w:t>
+      </w:r>
+      <w:hyperlink r:id="rId138">
+        <w:r>
+          <w:rPr>
+            <w:lang w:val="zh_TW" w:bidi="zh_TW"/>
+          </w:rPr>
+          <w:rPr>
+            <w:color w:val="0000EE"/>
+            <w:u w:val="single"/>
+          </w:rPr>
+          <w:t>書24:9</w:t>
+        </w:r>
+      </w:hyperlink>
+      <w:r>
+        <w:rPr>
+          <w:lang w:val="zh_TW" w:bidi="zh_TW"/>
+        </w:rPr>
+        <w:t>）。他又雇用美索不達米亞的占卜者巴蘭，咒詛以色列人（</w:t>
+      </w:r>
+      <w:hyperlink r:id="rId87">
+        <w:r>
+          <w:rPr>
+            <w:lang w:val="zh_TW" w:bidi="zh_TW"/>
+          </w:rPr>
+          <w:rPr>
+            <w:color w:val="0000EE"/>
+            <w:u w:val="single"/>
+          </w:rPr>
+          <w:t>民22–24章</w:t>
+        </w:r>
+      </w:hyperlink>
+      <w:r>
+        <w:rPr>
+          <w:lang w:val="zh_TW" w:bidi="zh_TW"/>
+        </w:rPr>
+        <w:t>）。</w:t>
+      </w:r>
+    </w:p>
+    <w:p>
+      <w:pPr/>
+      <w:r>
+        <w:rPr>
+          <w:lang w:val="zh_TW" w:bidi="zh_TW"/>
+        </w:rPr>
+      </w:r>
+      <w:r>
+        <w:rPr>
+          <w:lang w:val="zh_TW" w:bidi="zh_TW"/>
+        </w:rPr>
+        <w:t>呂便支派和迦得支派定居在西宏的地界裡。亞嫩河成為以色列和摩押之間的邊界（</w:t>
+      </w:r>
+      <w:hyperlink r:id="rId139">
+        <w:r>
+          <w:rPr>
+            <w:lang w:val="zh_TW" w:bidi="zh_TW"/>
+          </w:rPr>
+          <w:rPr>
+            <w:color w:val="0000EE"/>
+            <w:u w:val="single"/>
+          </w:rPr>
+          <w:t>32</w:t>
+        </w:r>
+      </w:hyperlink>
+      <w:r>
+        <w:rPr>
+          <w:lang w:val="zh_TW" w:bidi="zh_TW"/>
+        </w:rPr>
+        <w:t>章）。亞嫩河以北的土地從前曾由摩押控制。以色列人從西宏王手中奪取那地之後，這一帶就成為衝突的來源。後來，以色列人在什亭這地方拜偶像（</w:t>
+      </w:r>
+      <w:hyperlink r:id="rId140">
+        <w:r>
+          <w:rPr>
+            <w:lang w:val="zh_TW" w:bidi="zh_TW"/>
+          </w:rPr>
+          <w:rPr>
+            <w:color w:val="0000EE"/>
+            <w:u w:val="single"/>
+          </w:rPr>
+          <w:t>25</w:t>
+        </w:r>
+      </w:hyperlink>
+      <w:r>
+        <w:rPr>
+          <w:lang w:val="zh_TW" w:bidi="zh_TW"/>
+        </w:rPr>
+        <w:t>章）。</w:t>
+      </w:r>
+    </w:p>
+    <w:p>
+      <w:pPr>
+        <w:pStyle w:val="Heading3"/>
+      </w:pPr>
+      <w:r>
+        <w:rPr>
+          <w:lang w:val="zh_TW" w:bidi="zh_TW"/>
+        </w:rPr>
+        <w:t>士師時期與路得記</w:t>
+      </w:r>
+    </w:p>
+    <w:p>
+      <w:pPr/>
+      <w:r>
+        <w:rPr>
+          <w:lang w:val="zh_TW" w:bidi="zh_TW"/>
+        </w:rPr>
+      </w:r>
+      <w:r>
+        <w:rPr>
+          <w:lang w:val="zh_TW" w:bidi="zh_TW"/>
+        </w:rPr>
+        <w:t>有一段時期，摩押王伊磯倫管轄了約旦河兩岸的希伯來各支派，直到以笏將他殺死（</w:t>
+      </w:r>
+      <w:hyperlink r:id="rId141">
+        <w:r>
+          <w:rPr>
+            <w:lang w:val="zh_TW" w:bidi="zh_TW"/>
+          </w:rPr>
+          <w:rPr>
+            <w:color w:val="0000EE"/>
+            <w:u w:val="single"/>
+          </w:rPr>
+          <w:t>士3:12–30</w:t>
+        </w:r>
+      </w:hyperlink>
+      <w:r>
+        <w:rPr>
+          <w:lang w:val="zh_TW" w:bidi="zh_TW"/>
+        </w:rPr>
+        <w:t>）。到了耶弗他作士師的時候，以色列人已經重新控制摩押北部（</w:t>
+      </w:r>
+      <w:hyperlink r:id="rId142">
+        <w:r>
+          <w:rPr>
+            <w:lang w:val="zh_TW" w:bidi="zh_TW"/>
+          </w:rPr>
+          <w:rPr>
+            <w:color w:val="0000EE"/>
+            <w:u w:val="single"/>
+          </w:rPr>
+          <w:t>11:26</w:t>
+        </w:r>
+      </w:hyperlink>
+      <w:r>
+        <w:rPr>
+          <w:lang w:val="zh_TW" w:bidi="zh_TW"/>
+        </w:rPr>
+        <w:t>）。路得記顯示，摩押與以色列也曾有一些時期彼此和平相處。</w:t>
+      </w:r>
+    </w:p>
+    <w:p>
+      <w:pPr>
+        <w:pStyle w:val="Heading3"/>
+      </w:pPr>
+      <w:r>
+        <w:rPr>
+          <w:lang w:val="zh_TW" w:bidi="zh_TW"/>
+        </w:rPr>
+        <w:t>從王國時期到巴比倫征服時期</w:t>
+      </w:r>
+    </w:p>
+    <w:p>
+      <w:pPr/>
+      <w:r>
+        <w:rPr>
+          <w:lang w:val="zh_TW" w:bidi="zh_TW"/>
+        </w:rPr>
+      </w:r>
+      <w:r>
+        <w:rPr>
+          <w:lang w:val="zh_TW" w:bidi="zh_TW"/>
+        </w:rPr>
+        <w:t>在掃羅和大衛作王的時候（公元前11世紀末到10世紀中期），摩押與以色列一直交戰。以色列在這些衝突中通常佔上風（</w:t>
+      </w:r>
+      <w:hyperlink r:id="rId143">
+        <w:r>
+          <w:rPr>
+            <w:lang w:val="zh_TW" w:bidi="zh_TW"/>
+          </w:rPr>
+          <w:rPr>
+            <w:color w:val="0000EE"/>
+            <w:u w:val="single"/>
+          </w:rPr>
+          <w:t>撒上14:47</w:t>
+        </w:r>
+      </w:hyperlink>
+      <w:r>
+        <w:rPr>
+          <w:lang w:val="zh_TW" w:bidi="zh_TW"/>
+        </w:rPr>
+        <w:t>；</w:t>
+      </w:r>
+      <w:hyperlink r:id="rId144">
+        <w:r>
+          <w:rPr>
+            <w:lang w:val="zh_TW" w:bidi="zh_TW"/>
+          </w:rPr>
+          <w:rPr>
+            <w:color w:val="0000EE"/>
+            <w:u w:val="single"/>
+          </w:rPr>
+          <w:t>撒下8:2</w:t>
+        </w:r>
+      </w:hyperlink>
+      <w:r>
+        <w:rPr>
+          <w:lang w:val="zh_TW" w:bidi="zh_TW"/>
+        </w:rPr>
+        <w:t>）。羅門王的後宮裡有摩押女子。他也為摩押人的主要的神基抹築了一座丘壇（</w:t>
+      </w:r>
+      <w:hyperlink r:id="rId145">
+        <w:r>
+          <w:rPr>
+            <w:lang w:val="zh_TW" w:bidi="zh_TW"/>
+          </w:rPr>
+          <w:rPr>
+            <w:color w:val="0000EE"/>
+            <w:u w:val="single"/>
+          </w:rPr>
+          <w:t>王上11:1</w:t>
+        </w:r>
+      </w:hyperlink>
+      <w:r>
+        <w:rPr>
+          <w:lang w:val="zh_TW" w:bidi="zh_TW"/>
+        </w:rPr>
+        <w:t>、</w:t>
+      </w:r>
+      <w:hyperlink r:id="rId145">
+        <w:r>
+          <w:rPr>
+            <w:lang w:val="zh_TW" w:bidi="zh_TW"/>
+          </w:rPr>
+          <w:rPr>
+            <w:color w:val="0000EE"/>
+            <w:u w:val="single"/>
+          </w:rPr>
+          <w:t>7</w:t>
+        </w:r>
+      </w:hyperlink>
+      <w:r>
+        <w:rPr>
+          <w:lang w:val="zh_TW" w:bidi="zh_TW"/>
+        </w:rPr>
+        <w:t>）。</w:t>
+      </w:r>
+    </w:p>
+    <w:p>
+      <w:pPr/>
+      <w:r>
+        <w:rPr>
+          <w:lang w:val="zh_TW" w:bidi="zh_TW"/>
+        </w:rPr>
+      </w:r>
+      <w:r>
+        <w:rPr>
+          <w:lang w:val="zh_TW" w:bidi="zh_TW"/>
+        </w:rPr>
+        <w:t>以色列國在公元前930年分裂之後，摩押曾短暫享有一段獨立時期。到了公元前九世紀，以色列王暗利和亞哈控制了摩押以及摩押王米沙，這段獨立時期就結束了。著名的摩押石碑（Moabite Stone）記載了米沙與暗利王朝之間的衝突。這塊石碑以及其它較短的文獻顯示，摩押文與舊約聖經的希伯來文非常相近。</w:t>
+      </w:r>
+    </w:p>
+    <w:p>
+      <w:pPr/>
+      <w:r>
+        <w:rPr>
+          <w:lang w:val="zh_TW" w:bidi="zh_TW"/>
+        </w:rPr>
+      </w:r>
+      <w:r>
+        <w:rPr>
+          <w:lang w:val="zh_TW" w:bidi="zh_TW"/>
+        </w:rPr>
+        <w:t>摩押繼續與鄰國（以色列、猶大、以東，尤其是亞述）爭戰。這些爭戰一直持續到公元前六世紀初，巴比倫王尼布甲尼撒毀滅了摩押國（</w:t>
+      </w:r>
+      <w:hyperlink r:id="rId146">
+        <w:r>
+          <w:rPr>
+            <w:lang w:val="zh_TW" w:bidi="zh_TW"/>
+          </w:rPr>
+          <w:rPr>
+            <w:color w:val="0000EE"/>
+            <w:u w:val="single"/>
+          </w:rPr>
+          <w:t>結25:8–11</w:t>
+        </w:r>
+      </w:hyperlink>
+      <w:r>
+        <w:rPr>
+          <w:lang w:val="zh_TW" w:bidi="zh_TW"/>
+        </w:rPr>
+        <w:t>）。這些衝突也記在亞述的文獻裡，讓我們知道摩押在公元前八世紀末成為亞述的附庸國。這些衝突也記在舊約聖經裡（</w:t>
+      </w:r>
+      <w:hyperlink r:id="rId147">
+        <w:r>
+          <w:rPr>
+            <w:lang w:val="zh_TW" w:bidi="zh_TW"/>
+          </w:rPr>
+          <w:rPr>
+            <w:color w:val="0000EE"/>
+            <w:u w:val="single"/>
+          </w:rPr>
+          <w:t>王下3章</w:t>
+        </w:r>
+      </w:hyperlink>
+      <w:r>
+        <w:rPr>
+          <w:lang w:val="zh_TW" w:bidi="zh_TW"/>
+        </w:rPr>
+        <w:t>，</w:t>
+      </w:r>
+      <w:hyperlink r:id="rId148">
+        <w:r>
+          <w:rPr>
+            <w:lang w:val="zh_TW" w:bidi="zh_TW"/>
+          </w:rPr>
+          <w:rPr>
+            <w:color w:val="0000EE"/>
+            <w:u w:val="single"/>
+          </w:rPr>
+          <w:t>10:32–33</w:t>
+        </w:r>
+      </w:hyperlink>
+      <w:r>
+        <w:rPr>
+          <w:lang w:val="zh_TW" w:bidi="zh_TW"/>
+        </w:rPr>
+        <w:t>，</w:t>
+      </w:r>
+      <w:hyperlink r:id="rId149">
+        <w:r>
+          <w:rPr>
+            <w:lang w:val="zh_TW" w:bidi="zh_TW"/>
+          </w:rPr>
+          <w:rPr>
+            <w:color w:val="0000EE"/>
+            <w:u w:val="single"/>
+          </w:rPr>
+          <w:t>13:20</w:t>
+        </w:r>
+      </w:hyperlink>
+      <w:r>
+        <w:rPr>
+          <w:lang w:val="zh_TW" w:bidi="zh_TW"/>
+        </w:rPr>
+        <w:t>，</w:t>
+      </w:r>
+      <w:hyperlink r:id="rId150">
+        <w:r>
+          <w:rPr>
+            <w:lang w:val="zh_TW" w:bidi="zh_TW"/>
+          </w:rPr>
+          <w:rPr>
+            <w:color w:val="0000EE"/>
+            <w:u w:val="single"/>
+          </w:rPr>
+          <w:t>24:2</w:t>
+        </w:r>
+      </w:hyperlink>
+      <w:r>
+        <w:rPr>
+          <w:lang w:val="zh_TW" w:bidi="zh_TW"/>
+        </w:rPr>
+        <w:t>）。</w:t>
+      </w:r>
+    </w:p>
+    <w:p>
+      <w:pPr/>
+      <w:r>
+        <w:rPr>
+          <w:lang w:val="zh_TW" w:bidi="zh_TW"/>
+        </w:rPr>
+      </w:r>
+      <w:r>
+        <w:rPr>
+          <w:lang w:val="zh_TW" w:bidi="zh_TW"/>
+        </w:rPr>
+        <w:t>摩押、以色列、猶大之間的仇恨，在幾段針對摩押人的預言裡尤其清楚可見（</w:t>
+      </w:r>
+      <w:hyperlink r:id="rId151">
+        <w:r>
+          <w:rPr>
+            <w:lang w:val="zh_TW" w:bidi="zh_TW"/>
+          </w:rPr>
+          <w:rPr>
+            <w:color w:val="0000EE"/>
+            <w:u w:val="single"/>
+          </w:rPr>
+          <w:t>賽15–16章</w:t>
+        </w:r>
+      </w:hyperlink>
+      <w:r>
+        <w:rPr>
+          <w:lang w:val="zh_TW" w:bidi="zh_TW"/>
+        </w:rPr>
+        <w:t>；</w:t>
+      </w:r>
+      <w:hyperlink r:id="rId152">
+        <w:r>
+          <w:rPr>
+            <w:lang w:val="zh_TW" w:bidi="zh_TW"/>
+          </w:rPr>
+          <w:rPr>
+            <w:color w:val="0000EE"/>
+            <w:u w:val="single"/>
+          </w:rPr>
+          <w:t>耶9:25–26</w:t>
+        </w:r>
+      </w:hyperlink>
+      <w:r>
+        <w:rPr>
+          <w:lang w:val="zh_TW" w:bidi="zh_TW"/>
+        </w:rPr>
+        <w:t>，</w:t>
+      </w:r>
+      <w:hyperlink r:id="rId153">
+        <w:r>
+          <w:rPr>
+            <w:lang w:val="zh_TW" w:bidi="zh_TW"/>
+          </w:rPr>
+          <w:rPr>
+            <w:color w:val="0000EE"/>
+            <w:u w:val="single"/>
+          </w:rPr>
+          <w:t>48章</w:t>
+        </w:r>
+      </w:hyperlink>
+      <w:r>
+        <w:rPr>
+          <w:lang w:val="zh_TW" w:bidi="zh_TW"/>
+        </w:rPr>
+        <w:t>；</w:t>
+      </w:r>
+      <w:hyperlink r:id="rId154">
+        <w:r>
+          <w:rPr>
+            <w:lang w:val="zh_TW" w:bidi="zh_TW"/>
+          </w:rPr>
+          <w:rPr>
+            <w:color w:val="0000EE"/>
+            <w:u w:val="single"/>
+          </w:rPr>
+          <w:t>摩2:1–3</w:t>
+        </w:r>
+      </w:hyperlink>
+      <w:r>
+        <w:rPr>
+          <w:lang w:val="zh_TW" w:bidi="zh_TW"/>
+        </w:rPr>
+        <w:t>；</w:t>
+      </w:r>
+      <w:hyperlink r:id="rId155">
+        <w:r>
+          <w:rPr>
+            <w:lang w:val="zh_TW" w:bidi="zh_TW"/>
+          </w:rPr>
+          <w:rPr>
+            <w:color w:val="0000EE"/>
+            <w:u w:val="single"/>
+          </w:rPr>
+          <w:t>番2:8–11</w:t>
+        </w:r>
+      </w:hyperlink>
+      <w:r>
+        <w:rPr>
+          <w:lang w:val="zh_TW" w:bidi="zh_TW"/>
+        </w:rPr>
+        <w:t>）。這些經文提到了古代摩押的一些主要城（尼波、米底巴、希實本、底本、亞珥、吉珥、何羅念）。</w:t>
+      </w:r>
+    </w:p>
+    <w:p>
+      <w:pPr>
+        <w:pStyle w:val="Heading3"/>
+      </w:pPr>
+      <w:r>
+        <w:rPr>
+          <w:lang w:val="zh_TW" w:bidi="zh_TW"/>
+        </w:rPr>
+        <w:t>摩押後期的歷史</w:t>
+      </w:r>
+    </w:p>
+    <w:p>
+      <w:pPr/>
+      <w:r>
+        <w:rPr>
+          <w:lang w:val="zh_TW" w:bidi="zh_TW"/>
+        </w:rPr>
+      </w:r>
+      <w:r>
+        <w:rPr>
+          <w:lang w:val="zh_TW" w:bidi="zh_TW"/>
+        </w:rPr>
+        <w:t>巴比倫征服摩押之後，波斯人控制了摩押地區。許多阿拉伯民族遷入那地，尤其是拿巴提人（Nabateans）。雖然摩押國再沒有建立起來，但在舊約聖經較後期的時候，經文仍提到了摩押人的後裔（</w:t>
+      </w:r>
+      <w:hyperlink r:id="rId156">
+        <w:r>
+          <w:rPr>
+            <w:lang w:val="zh_TW" w:bidi="zh_TW"/>
+          </w:rPr>
+          <w:rPr>
+            <w:color w:val="0000EE"/>
+            <w:u w:val="single"/>
+          </w:rPr>
+          <w:t>拉9:1</w:t>
+        </w:r>
+      </w:hyperlink>
+      <w:r>
+        <w:rPr>
+          <w:lang w:val="zh_TW" w:bidi="zh_TW"/>
+        </w:rPr>
+        <w:t>；</w:t>
+      </w:r>
+      <w:hyperlink r:id="rId157">
+        <w:r>
+          <w:rPr>
+            <w:lang w:val="zh_TW" w:bidi="zh_TW"/>
+          </w:rPr>
+          <w:rPr>
+            <w:color w:val="0000EE"/>
+            <w:u w:val="single"/>
+          </w:rPr>
+          <w:t>尼13:1</w:t>
+        </w:r>
+      </w:hyperlink>
+      <w:r>
+        <w:rPr>
+          <w:lang w:val="zh_TW" w:bidi="zh_TW"/>
+        </w:rPr>
+        <w:t>、</w:t>
+      </w:r>
+      <w:hyperlink r:id="rId157">
+        <w:r>
+          <w:rPr>
+            <w:lang w:val="zh_TW" w:bidi="zh_TW"/>
+          </w:rPr>
+          <w:rPr>
+            <w:color w:val="0000EE"/>
+            <w:u w:val="single"/>
+          </w:rPr>
+          <w:t>23</w:t>
+        </w:r>
+      </w:hyperlink>
+      <w:r>
+        <w:rPr>
+          <w:lang w:val="zh_TW" w:bidi="zh_TW"/>
+        </w:rPr>
+        <w:t>）。被擄歸回的猶太群體關注著要遵行</w:t>
+      </w:r>
+      <w:hyperlink r:id="rId158">
+        <w:r>
+          <w:rPr>
+            <w:lang w:val="zh_TW" w:bidi="zh_TW"/>
+          </w:rPr>
+          <w:rPr>
+            <w:color w:val="0000EE"/>
+            <w:u w:val="single"/>
+          </w:rPr>
+          <w:t>申命記二十三章3至6節</w:t>
+        </w:r>
+      </w:hyperlink>
+      <w:r>
+        <w:rPr>
+          <w:lang w:val="zh_TW" w:bidi="zh_TW"/>
+        </w:rPr>
+        <w:t>所寫的律法，那律法限制摩押人不可入耶和華的會。</w:t>
+      </w:r>
+    </w:p>
+    <w:p>
+      <w:pPr/>
+      <w:r>
+        <w:rPr>
+          <w:lang w:val="zh_TW" w:bidi="zh_TW"/>
+        </w:rPr>
+      </w:r>
+      <w:r>
+        <w:rPr>
+          <w:lang w:val="zh_TW" w:bidi="zh_TW"/>
+        </w:rPr>
+        <w:t>公元106年，摩押地區成為羅馬的阿拉伯省份的一部分。考古研究也補充了許多關於摩押歷史與文化的資料，涵蓋從史前時期直到奧斯曼（Ottoman）時期。</w:t>
+      </w:r>
+    </w:p>
+    <w:p>
+      <w:pPr>
+        <w:pStyle w:val="Heading3"/>
+      </w:pPr>
+      <w:r>
+        <w:rPr>
+          <w:lang w:val="zh_TW" w:bidi="zh_TW"/>
+        </w:rPr>
+        <w:t>摩押的宗教</w:t>
+      </w:r>
+    </w:p>
+    <w:p>
+      <w:pPr/>
+      <w:r>
+        <w:rPr>
+          <w:lang w:val="zh_TW" w:bidi="zh_TW"/>
+        </w:rPr>
+      </w:r>
+      <w:r>
+        <w:rPr>
+          <w:lang w:val="zh_TW" w:bidi="zh_TW"/>
+        </w:rPr>
+        <w:t>在公元前第三千年和公元前第二千年期間，摩押的宗教可能與迦南人的相似。然而，後來摩押人的宗教逐漸發展成一套獨特的體系。</w:t>
+      </w:r>
+    </w:p>
+    <w:p>
+      <w:pPr/>
+      <w:r>
+        <w:rPr>
+          <w:lang w:val="zh_TW" w:bidi="zh_TW"/>
+        </w:rPr>
+      </w:r>
+      <w:r>
+        <w:rPr>
+          <w:lang w:val="zh_TW" w:bidi="zh_TW"/>
+        </w:rPr>
+        <w:t>雖然摩押人敬拜其它神，但基抹是他們主要的民族之神。舊約聖經稱摩押人為「基抹的民」（</w:t>
+      </w:r>
+      <w:hyperlink r:id="rId159">
+        <w:r>
+          <w:rPr>
+            <w:lang w:val="zh_TW" w:bidi="zh_TW"/>
+          </w:rPr>
+          <w:rPr>
+            <w:color w:val="0000EE"/>
+            <w:u w:val="single"/>
+          </w:rPr>
+          <w:t>民21:29</w:t>
+        </w:r>
+      </w:hyperlink>
+      <w:r>
+        <w:rPr>
+          <w:lang w:val="zh_TW" w:bidi="zh_TW"/>
+        </w:rPr>
+        <w:t>；</w:t>
+      </w:r>
+      <w:hyperlink r:id="rId160">
+        <w:r>
+          <w:rPr>
+            <w:lang w:val="zh_TW" w:bidi="zh_TW"/>
+          </w:rPr>
+          <w:rPr>
+            <w:color w:val="0000EE"/>
+            <w:u w:val="single"/>
+          </w:rPr>
+          <w:t>耶48:46</w:t>
+        </w:r>
+      </w:hyperlink>
+      <w:r>
+        <w:rPr>
+          <w:lang w:val="zh_TW" w:bidi="zh_TW"/>
+        </w:rPr>
+        <w:t>）。「基抹」經常出現在摩押人的人名裡，顯示這位神對他們來說非常重要。摩押石碑中大約提到基抹十二次。這些記載通常將他描寫成一位戰神，帶領他的百姓與仇敵爭戰。</w:t>
+      </w:r>
+    </w:p>
+    <w:p>
+      <w:pPr/>
+      <w:r>
+        <w:rPr>
+          <w:lang w:val="zh_TW" w:bidi="zh_TW"/>
+        </w:rPr>
+      </w:r>
+      <w:r>
+        <w:rPr>
+          <w:lang w:val="zh_TW" w:bidi="zh_TW"/>
+        </w:rPr>
+        <w:t>摩押人尋求眾神的指引與恩待。摩押人尊重占卜者（能預測將來的人）和神諭（眾神的信息；見</w:t>
+      </w:r>
+      <w:hyperlink r:id="rId87">
+        <w:r>
+          <w:rPr>
+            <w:lang w:val="zh_TW" w:bidi="zh_TW"/>
+          </w:rPr>
+          <w:rPr>
+            <w:color w:val="0000EE"/>
+            <w:u w:val="single"/>
+          </w:rPr>
+          <w:t>民22–24章</w:t>
+        </w:r>
+      </w:hyperlink>
+      <w:r>
+        <w:rPr>
+          <w:lang w:val="zh_TW" w:bidi="zh_TW"/>
+        </w:rPr>
+        <w:t>）。摩押人的宗教包括祭司制度和獻祭體系（</w:t>
+      </w:r>
+      <w:hyperlink r:id="rId161">
+        <w:r>
+          <w:rPr>
+            <w:lang w:val="zh_TW" w:bidi="zh_TW"/>
+          </w:rPr>
+          <w:rPr>
+            <w:color w:val="0000EE"/>
+            <w:u w:val="single"/>
+          </w:rPr>
+          <w:t>耶48:7</w:t>
+        </w:r>
+      </w:hyperlink>
+      <w:r>
+        <w:rPr>
+          <w:lang w:val="zh_TW" w:bidi="zh_TW"/>
+        </w:rPr>
+        <w:t>；</w:t>
+      </w:r>
+      <w:hyperlink r:id="rId162">
+        <w:r>
+          <w:rPr>
+            <w:lang w:val="zh_TW" w:bidi="zh_TW"/>
+          </w:rPr>
+          <w:rPr>
+            <w:color w:val="0000EE"/>
+            <w:u w:val="single"/>
+          </w:rPr>
+          <w:t>民22:40–23:30</w:t>
+        </w:r>
+      </w:hyperlink>
+      <w:r>
+        <w:rPr>
+          <w:lang w:val="zh_TW" w:bidi="zh_TW"/>
+        </w:rPr>
+        <w:t>，</w:t>
+      </w:r>
+      <w:hyperlink r:id="rId163">
+        <w:r>
+          <w:rPr>
+            <w:lang w:val="zh_TW" w:bidi="zh_TW"/>
+          </w:rPr>
+          <w:rPr>
+            <w:color w:val="0000EE"/>
+            <w:u w:val="single"/>
+          </w:rPr>
+          <w:t>25:1–5</w:t>
+        </w:r>
+      </w:hyperlink>
+      <w:r>
+        <w:rPr>
+          <w:lang w:val="zh_TW" w:bidi="zh_TW"/>
+        </w:rPr>
+        <w:t>；</w:t>
+      </w:r>
+      <w:hyperlink r:id="rId164">
+        <w:r>
+          <w:rPr>
+            <w:lang w:val="zh_TW" w:bidi="zh_TW"/>
+          </w:rPr>
+          <w:rPr>
+            <w:color w:val="0000EE"/>
+            <w:u w:val="single"/>
+          </w:rPr>
+          <w:t>王下3:27</w:t>
+        </w:r>
+      </w:hyperlink>
+      <w:r>
+        <w:rPr>
+          <w:lang w:val="zh_TW" w:bidi="zh_TW"/>
+        </w:rPr>
+        <w:t>；</w:t>
+      </w:r>
+      <w:hyperlink r:id="rId165">
+        <w:r>
+          <w:rPr>
+            <w:lang w:val="zh_TW" w:bidi="zh_TW"/>
+          </w:rPr>
+          <w:rPr>
+            <w:color w:val="0000EE"/>
+            <w:u w:val="single"/>
+          </w:rPr>
+          <w:t>耶48:35</w:t>
+        </w:r>
+      </w:hyperlink>
+      <w:r>
+        <w:rPr>
+          <w:lang w:val="zh_TW" w:bidi="zh_TW"/>
+        </w:rPr>
+        <w:t>）。</w:t>
+      </w:r>
+    </w:p>
+    <w:p>
+      <w:pPr/>
+      <w:r>
+        <w:rPr>
+          <w:lang w:val="zh_TW" w:bidi="zh_TW"/>
+        </w:rPr>
+      </w:r>
+      <w:r>
+        <w:rPr>
+          <w:lang w:val="zh_TW" w:bidi="zh_TW"/>
+        </w:rPr>
+        <w:t>直到今日，考古仍未發現摩押人的神廟。不過，摩押石碑和舊約聖經都提到過它們曾經存在（</w:t>
+      </w:r>
+      <w:hyperlink r:id="rId166">
+        <w:r>
+          <w:rPr>
+            <w:lang w:val="zh_TW" w:bidi="zh_TW"/>
+          </w:rPr>
+          <w:rPr>
+            <w:color w:val="0000EE"/>
+            <w:u w:val="single"/>
+          </w:rPr>
+          <w:t>王上11:7</w:t>
+        </w:r>
+      </w:hyperlink>
+      <w:r>
+        <w:rPr>
+          <w:lang w:val="zh_TW" w:bidi="zh_TW"/>
+        </w:rPr>
+        <w:t>；</w:t>
+      </w:r>
+      <w:hyperlink r:id="rId167">
+        <w:r>
+          <w:rPr>
+            <w:lang w:val="zh_TW" w:bidi="zh_TW"/>
+          </w:rPr>
+          <w:rPr>
+            <w:color w:val="0000EE"/>
+            <w:u w:val="single"/>
+          </w:rPr>
+          <w:t>王下23:13</w:t>
+        </w:r>
+      </w:hyperlink>
+      <w:r>
+        <w:rPr>
+          <w:lang w:val="zh_TW" w:bidi="zh_TW"/>
+        </w:rPr>
+        <w:t>）。在底本發現的墳墓裡擺滿了經過細心排列的物品，顯示摩押人相信死後仍有生命。</w:t>
       </w:r>
     </w:p>
     <w:p>
@@ -1320,7 +6737,19 @@
         <w:rPr>
           <w:lang w:val="zh_TW" w:bidi="zh_TW"/>
         </w:rPr>
-        <w:t>拿鶴（人物）#2</w:t>
+        <w:t>迦南神和宗教</w:t>
+      </w:r>
+      <w:r>
+        <w:rPr>
+          <w:lang w:val="zh_TW" w:bidi="zh_TW"/>
+        </w:rPr>
+        <w:t>；</w:t>
+      </w:r>
+      <w:r>
+        <w:rPr>
+          <w:lang w:val="zh_TW" w:bidi="zh_TW"/>
+        </w:rPr>
+        <w:t>摩押石碑</w:t>
       </w:r>
       <w:r>
         <w:rPr>
@@ -1355,12 +6784,37 @@
         <w:rPr>
           <w:lang w:val="zh_TW" w:bidi="zh_TW"/>
         </w:rPr>
-        <w:t>拿瑪（人物）</w:t>
-      </w:r>
-      <w:r>
-        <w:rPr>
-          <w:lang w:val="zh_TW" w:bidi="zh_TW"/>
-        </w:rPr>
+        <w:t>磨</w:t>
+      </w:r>
+      <w:r>
+        <w:rPr>
+          <w:lang w:val="zh_TW" w:bidi="zh_TW"/>
+        </w:rPr>
+      </w:r>
+    </w:p>
+    <w:p>
+      <w:pPr/>
+      <w:r>
+        <w:rPr>
+          <w:lang w:val="zh_TW" w:bidi="zh_TW"/>
+        </w:rPr>
+      </w:r>
+      <w:r>
+        <w:rPr>
+          <w:lang w:val="zh_TW" w:bidi="zh_TW"/>
+        </w:rPr>
+        <w:t>磨是由兩塊圓形的石頭組成（稱為磨石），是用來將五穀磨成麵粉。古代藝術作品與中東地區的考古遺址都顯示，人們早已使用磨石來研磨五穀。這些遺跡可追溯到新石器時代（Neolithic period，約公元前8300至4500年）。最早期的磨是手磨，後來技術逐漸改進，但基本原理始終沒有改變：下方的石頭放五穀，上方的石頭在其上移動，將穀物磨成麵粉。希伯來文中表示「磨」的詞，正是指這兩個不可或缺的部分。</w:t>
+      </w:r>
+    </w:p>
+    <w:p>
+      <w:pPr>
+        <w:pStyle w:val="Heading4"/>
+      </w:pPr>
+      <w:r>
+        <w:rPr>
+          <w:lang w:val="zh_TW" w:bidi="zh_TW"/>
+        </w:rPr>
+        <w:t>磨的類型</w:t>
       </w:r>
     </w:p>
     <w:p>
@@ -1382,18 +6836,85 @@
         <w:rPr>
           <w:lang w:val="zh_TW" w:bidi="zh_TW"/>
         </w:rPr>
-        <w:t>在該隱後代的名單中，洗拉和拉麥的女兒（</w:t>
-      </w:r>
-      <w:hyperlink r:id="rId46">
-        <w:r>
-          <w:rPr>
-            <w:lang w:val="zh_TW" w:bidi="zh_TW"/>
-          </w:rPr>
-          <w:rPr>
-            <w:color w:val="0000EE"/>
-            <w:u w:val="single"/>
-          </w:rPr>
-          <w:t>創4:22</w:t>
+        <w:t>最早期的磨的類型是</w:t>
+      </w:r>
+      <w:r>
+        <w:rPr>
+          <w:b/>
+          <w:lang w:val="zh_TW" w:bidi="zh_TW"/>
+        </w:rPr>
+        <w:t>鞍形磨</w:t>
+      </w:r>
+      <w:r>
+        <w:rPr>
+          <w:lang w:val="zh_TW" w:bidi="zh_TW"/>
+        </w:rPr>
+        <w:t>。它由一塊略呈凹形的粗底石，以及一塊凸形的磨石組成。底石的寬度約為45.7至76.2公分（18至30英吋），一端比另一端厚。在希伯來文中，這塊底石稱為「下面的部分」，或稱「下磨石」（</w:t>
+      </w:r>
+      <w:hyperlink r:id="rId168">
+        <w:r>
+          <w:rPr>
+            <w:lang w:val="zh_TW" w:bidi="zh_TW"/>
+          </w:rPr>
+          <w:rPr>
+            <w:color w:val="0000EE"/>
+            <w:u w:val="single"/>
+          </w:rPr>
+          <w:t>伯41:24</w:t>
+        </w:r>
+      </w:hyperlink>
+      <w:r>
+        <w:rPr>
+          <w:lang w:val="zh_TW" w:bidi="zh_TW"/>
+        </w:rPr>
+        <w:t>）。上方的磨石稱為「上面的部分」，或稱「上磨石」（</w:t>
+      </w:r>
+      <w:hyperlink r:id="rId169">
+        <w:r>
+          <w:rPr>
+            <w:lang w:val="zh_TW" w:bidi="zh_TW"/>
+          </w:rPr>
+          <w:rPr>
+            <w:color w:val="0000EE"/>
+            <w:u w:val="single"/>
+          </w:rPr>
+          <w:t>士9:53</w:t>
+        </w:r>
+      </w:hyperlink>
+      <w:r>
+        <w:rPr>
+          <w:lang w:val="zh_TW" w:bidi="zh_TW"/>
+        </w:rPr>
+        <w:t>；</w:t>
+      </w:r>
+      <w:hyperlink r:id="rId170">
+        <w:r>
+          <w:rPr>
+            <w:lang w:val="zh_TW" w:bidi="zh_TW"/>
+          </w:rPr>
+          <w:rPr>
+            <w:color w:val="0000EE"/>
+            <w:u w:val="single"/>
+          </w:rPr>
+          <w:t>撒下11:21</w:t>
+        </w:r>
+      </w:hyperlink>
+      <w:r>
+        <w:rPr>
+          <w:lang w:val="zh_TW" w:bidi="zh_TW"/>
+        </w:rPr>
+        <w:t>），長度約為15.2至38.1公分（6至15英吋）。它一面平坦，另一面略呈圓弧，方便用手握持。研磨五穀時，人們把上磨石在下磨石上的五穀上來回推動。用這種方式一次只能磨少量的五穀（</w:t>
+      </w:r>
+      <w:hyperlink r:id="rId171">
+        <w:r>
+          <w:rPr>
+            <w:lang w:val="zh_TW" w:bidi="zh_TW"/>
+          </w:rPr>
+          <w:rPr>
+            <w:color w:val="0000EE"/>
+            <w:u w:val="single"/>
+          </w:rPr>
+          <w:t>創18:6</w:t>
         </w:r>
       </w:hyperlink>
       <w:r>
@@ -1418,1490 +6939,260 @@
         <w:rPr>
           <w:lang w:val="zh_TW" w:bidi="zh_TW"/>
         </w:rPr>
-        <w:t>所羅門王的其中一位妻子。她來自亞捫（</w:t>
-      </w:r>
-      <w:hyperlink r:id="rId47">
-        <w:r>
-          <w:rPr>
-            <w:lang w:val="zh_TW" w:bidi="zh_TW"/>
-          </w:rPr>
-          <w:rPr>
-            <w:color w:val="0000EE"/>
-            <w:u w:val="single"/>
-          </w:rPr>
-          <w:t>王上14:21</w:t>
-        </w:r>
-      </w:hyperlink>
-      <w:r>
-        <w:rPr>
-          <w:lang w:val="zh_TW" w:bidi="zh_TW"/>
-        </w:rPr>
-        <w:t>、</w:t>
-      </w:r>
-      <w:hyperlink r:id="rId47">
-        <w:r>
-          <w:rPr>
-            <w:lang w:val="zh_TW" w:bidi="zh_TW"/>
-          </w:rPr>
-          <w:rPr>
-            <w:color w:val="0000EE"/>
-            <w:u w:val="single"/>
-          </w:rPr>
-          <w:t>31</w:t>
-        </w:r>
-      </w:hyperlink>
+        <w:t>後來出現的一種手磨，使用兩塊圓形石頭。下磨石的上表面有時向內凹，有時向外凸；上磨石的形狀則配合下磨石而成。有些磨在上磨石中央開有漏斗形的孔，用來倒入五穀。上磨石邊緣插著一根木釘，方便人轉動磨石；轉動時，上磨石將五穀壓碎，碎粒便沿著邊緣流出。人們常用黑色玄武岩（Black basalt）來製作磨石，因為它表面粗糙，具有良好的切削效果。這種磨通常由一個人操作，但有時也需要兩個人一起使用（</w:t>
+      </w:r>
+      <w:hyperlink r:id="rId172">
+        <w:r>
+          <w:rPr>
+            <w:lang w:val="zh_TW" w:bidi="zh_TW"/>
+          </w:rPr>
+          <w:rPr>
+            <w:color w:val="0000EE"/>
+            <w:u w:val="single"/>
+          </w:rPr>
+          <w:t>太24:41</w:t>
+        </w:r>
+      </w:hyperlink>
+      <w:r>
+        <w:rPr>
+          <w:lang w:val="zh_TW" w:bidi="zh_TW"/>
+        </w:rPr>
+        <w:t>）。</w:t>
+      </w:r>
+    </w:p>
+    <w:p>
+      <w:pPr/>
+      <w:r>
+        <w:rPr>
+          <w:lang w:val="zh_TW" w:bidi="zh_TW"/>
+        </w:rPr>
+      </w:r>
+      <w:r>
+        <w:rPr>
+          <w:lang w:val="zh_TW" w:bidi="zh_TW"/>
+        </w:rPr>
+        <w:t>手磨對日常生活極為重要，因此律法禁止把人的磨石拿去作為債務的抵押品。這條律法保護家庭，不致失去製作做餅之麵粉的工具（</w:t>
+      </w:r>
+      <w:hyperlink r:id="rId173">
+        <w:r>
+          <w:rPr>
+            <w:lang w:val="zh_TW" w:bidi="zh_TW"/>
+          </w:rPr>
+          <w:rPr>
+            <w:color w:val="0000EE"/>
+            <w:u w:val="single"/>
+          </w:rPr>
+          <w:t>申24:6</w:t>
+        </w:r>
+      </w:hyperlink>
+      <w:r>
+        <w:rPr>
+          <w:lang w:val="zh_TW" w:bidi="zh_TW"/>
+        </w:rPr>
+        <w:t>）。磨石十分沉重，若從高處砸在人的頭上，足以致命；亞比米勒就是這樣被擊殺的（</w:t>
+      </w:r>
+      <w:hyperlink r:id="rId169">
+        <w:r>
+          <w:rPr>
+            <w:lang w:val="zh_TW" w:bidi="zh_TW"/>
+          </w:rPr>
+          <w:rPr>
+            <w:color w:val="0000EE"/>
+            <w:u w:val="single"/>
+          </w:rPr>
+          <w:t>士9:53</w:t>
+        </w:r>
+      </w:hyperlink>
+      <w:r>
+        <w:rPr>
+          <w:lang w:val="zh_TW" w:bidi="zh_TW"/>
+        </w:rPr>
+        <w:t>；參</w:t>
+      </w:r>
+      <w:hyperlink r:id="rId170">
+        <w:r>
+          <w:rPr>
+            <w:lang w:val="zh_TW" w:bidi="zh_TW"/>
+          </w:rPr>
+          <w:rPr>
+            <w:color w:val="0000EE"/>
+            <w:u w:val="single"/>
+          </w:rPr>
+          <w:t>撒下11:21</w:t>
+        </w:r>
+      </w:hyperlink>
+      <w:r>
+        <w:rPr>
+          <w:lang w:val="zh_TW" w:bidi="zh_TW"/>
+        </w:rPr>
+        <w:t>）。</w:t>
+      </w:r>
+    </w:p>
+    <w:p>
+      <w:pPr>
+        <w:pStyle w:val="Heading4"/>
+      </w:pPr>
+      <w:r>
+        <w:rPr>
+          <w:lang w:val="zh_TW" w:bidi="zh_TW"/>
+        </w:rPr>
+        <w:t>磨五穀</w:t>
+      </w:r>
+    </w:p>
+    <w:p>
+      <w:pPr/>
+      <w:r>
+        <w:rPr>
+          <w:lang w:val="zh_TW" w:bidi="zh_TW"/>
+        </w:rPr>
+      </w:r>
+      <w:r>
+        <w:rPr>
+          <w:lang w:val="zh_TW" w:bidi="zh_TW"/>
+        </w:rPr>
+        <w:t>磨五穀通常是僕人（</w:t>
+      </w:r>
+      <w:hyperlink r:id="rId50">
+        <w:r>
+          <w:rPr>
+            <w:lang w:val="zh_TW" w:bidi="zh_TW"/>
+          </w:rPr>
+          <w:rPr>
+            <w:color w:val="0000EE"/>
+            <w:u w:val="single"/>
+          </w:rPr>
+          <w:t>出11:5</w:t>
+        </w:r>
+      </w:hyperlink>
+      <w:r>
+        <w:rPr>
+          <w:lang w:val="zh_TW" w:bidi="zh_TW"/>
+        </w:rPr>
+        <w:t>）或婦女（</w:t>
+      </w:r>
+      <w:hyperlink r:id="rId174">
+        <w:r>
+          <w:rPr>
+            <w:lang w:val="zh_TW" w:bidi="zh_TW"/>
+          </w:rPr>
+          <w:rPr>
+            <w:color w:val="0000EE"/>
+            <w:u w:val="single"/>
+          </w:rPr>
+          <w:t>賽47:2</w:t>
+        </w:r>
+      </w:hyperlink>
+      <w:r>
+        <w:rPr>
+          <w:lang w:val="zh_TW" w:bidi="zh_TW"/>
+        </w:rPr>
+        <w:t>）的工作。在巴勒斯坦的每一個村莊裡，幾乎每天都能聽見磨穀的聲音；一旦這聲音停止，就表示那個村莊已經荒廢（</w:t>
+      </w:r>
+      <w:hyperlink r:id="rId175">
+        <w:r>
+          <w:rPr>
+            <w:lang w:val="zh_TW" w:bidi="zh_TW"/>
+          </w:rPr>
+          <w:rPr>
+            <w:color w:val="0000EE"/>
+            <w:u w:val="single"/>
+          </w:rPr>
+          <w:t>耶25:10</w:t>
+        </w:r>
+      </w:hyperlink>
+      <w:r>
+        <w:rPr>
+          <w:lang w:val="zh_TW" w:bidi="zh_TW"/>
+        </w:rPr>
+        <w:t>）。</w:t>
+      </w:r>
+    </w:p>
+    <w:p>
+      <w:pPr>
+        <w:pStyle w:val="Heading4"/>
+      </w:pPr>
+      <w:r>
+        <w:rPr>
+          <w:lang w:val="zh_TW" w:bidi="zh_TW"/>
+        </w:rPr>
+        <w:t>公用磨</w:t>
+      </w:r>
+    </w:p>
+    <w:p>
+      <w:pPr/>
+      <w:r>
+        <w:rPr>
+          <w:lang w:val="zh_TW" w:bidi="zh_TW"/>
+        </w:rPr>
+      </w:r>
+      <w:r>
+        <w:rPr>
+          <w:lang w:val="zh_TW" w:bidi="zh_TW"/>
+        </w:rPr>
+        <w:t>人們也會用牲畜來推動較大型的公用磨。公用磨是一塊又大又重的磨石，直徑可能約為1.2至1.5公尺（四至五英尺），會將其立著沿邊緣滾動；人會將一根木杆穿過磨石中央，木杆繞著一根直立的柱子轉動，運作方式與今日東方一些地區仍在使用的磨坊相似。參孫很可能被迫使用這種磨，替非利士人磨穀（</w:t>
+      </w:r>
+      <w:hyperlink r:id="rId176">
+        <w:r>
+          <w:rPr>
+            <w:lang w:val="zh_TW" w:bidi="zh_TW"/>
+          </w:rPr>
+          <w:rPr>
+            <w:color w:val="0000EE"/>
+            <w:u w:val="single"/>
+          </w:rPr>
+          <w:t>士16:21</w:t>
+        </w:r>
+      </w:hyperlink>
+      <w:r>
+        <w:rPr>
+          <w:lang w:val="zh_TW" w:bidi="zh_TW"/>
+        </w:rPr>
+        <w:t>）。</w:t>
+      </w:r>
+    </w:p>
+    <w:p>
+      <w:pPr/>
+      <w:r>
+        <w:rPr>
+          <w:lang w:val="zh_TW" w:bidi="zh_TW"/>
+        </w:rPr>
+      </w:r>
+      <w:r>
+        <w:rPr>
+          <w:i/>
+          <w:lang w:val="zh_TW" w:bidi="zh_TW"/>
+        </w:rPr>
+        <w:t xml:space="preserve">另見 </w:t>
+      </w:r>
+      <w:r>
+        <w:rPr>
+          <w:lang w:val="zh_TW" w:bidi="zh_TW"/>
+        </w:rPr>
+        <w:t>食物和食物準備</w:t>
+      </w:r>
       <w:r>
         <w:rPr>
           <w:lang w:val="zh_TW" w:bidi="zh_TW"/>
         </w:rPr>
         <w:t>；</w:t>
       </w:r>
-      <w:hyperlink r:id="rId48">
-        <w:r>
-          <w:rPr>
-            <w:lang w:val="zh_TW" w:bidi="zh_TW"/>
-          </w:rPr>
-          <w:rPr>
-            <w:color w:val="0000EE"/>
-            <w:u w:val="single"/>
-          </w:rPr>
-          <w:t>代下12:13</w:t>
-        </w:r>
-      </w:hyperlink>
-      <w:r>
-        <w:rPr>
-          <w:lang w:val="zh_TW" w:bidi="zh_TW"/>
-        </w:rPr>
-        <w:t>）。可以確定她要為所羅門的偶像崇拜負起部分責任。她的兒子羅波安在所羅門去世後統治猶大（</w:t>
-      </w:r>
-      <w:hyperlink r:id="rId49">
-        <w:r>
-          <w:rPr>
-            <w:lang w:val="zh_TW" w:bidi="zh_TW"/>
-          </w:rPr>
-          <w:rPr>
-            <w:color w:val="0000EE"/>
-            <w:u w:val="single"/>
-          </w:rPr>
-          <w:t>王上14:21–24</w:t>
-        </w:r>
-      </w:hyperlink>
-      <w:r>
-        <w:rPr>
-          <w:lang w:val="zh_TW" w:bidi="zh_TW"/>
-        </w:rPr>
-        <w:t>）。</w:t>
-      </w:r>
-      <w:r>
-        <w:rPr>
-          <w:lang w:val="zh_TW" w:bidi="zh_TW"/>
-        </w:rPr>
-      </w:r>
-      <w:r>
-        <w:rPr>
-          <w:lang w:val="zh_TW" w:bidi="zh_TW"/>
-        </w:rPr>
-      </w:r>
-    </w:p>
-    <w:p>
-      <w:pPr/>
-      <w:r>
-        <w:rPr>
-          <w:lang w:val="zh_TW" w:bidi="zh_TW"/>
-        </w:rPr>
-      </w:r>
-    </w:p>
-    <w:p>
-      <w:pPr>
-        <w:pStyle w:val="Heading2"/>
-      </w:pPr>
-      <w:r>
-        <w:rPr>
-          <w:lang w:val="zh_TW" w:bidi="zh_TW"/>
-        </w:rPr>
-        <w:t>拿撒勒</w:t>
-      </w:r>
-      <w:r>
-        <w:rPr>
-          <w:lang w:val="zh_TW" w:bidi="zh_TW"/>
-        </w:rPr>
-      </w:r>
-    </w:p>
-    <w:p>
-      <w:pPr/>
-      <w:r>
-        <w:rPr>
-          <w:lang w:val="zh_TW" w:bidi="zh_TW"/>
-        </w:rPr>
-      </w:r>
-      <w:r>
-        <w:rPr>
-          <w:lang w:val="zh_TW" w:bidi="zh_TW"/>
-        </w:rPr>
-        <w:t>羅馬帝國加利利省的一個村莊，是約瑟、馬利亞和耶穌的家鄉。拿撒勒一直是個偏僻的小鎮。在舊約、次經、兩約之間時期的猶太文獻或約瑟夫的歷史著作中，都沒有提到這個地方。該城位於黎巴嫩南部山脈的石灰岩丘陵中，靠近以斯得倫（Esdraelon）平原北側，三面環山，形成了一個氣候溫和、適合水果和野花生長的庇護谷地。雖然拿撒勒附近有貿易路線和道路經過，但該村莊本身並不位於任何主要道路上。拿撒勒位於加利利海以西約15英里（24.1公里），地中海以東約20英里（32.2公里），而耶路撒冷則位於其南方約70英里（112.6公里）處。考古遺跡顯示，古代的拿撒勒比現今的村莊更靠近西邊的山丘（參</w:t>
-      </w:r>
-      <w:hyperlink r:id="rId50">
-        <w:r>
-          <w:rPr>
-            <w:lang w:val="zh_TW" w:bidi="zh_TW"/>
-          </w:rPr>
-          <w:rPr>
-            <w:color w:val="0000EE"/>
-            <w:u w:val="single"/>
-          </w:rPr>
-          <w:t>路4:29</w:t>
-        </w:r>
-      </w:hyperlink>
-      <w:r>
-        <w:rPr>
-          <w:lang w:val="zh_TW" w:bidi="zh_TW"/>
-        </w:rPr>
-        <w:t>）。在基督時代，拿撒勒及整個加利利南部地區都處於猶太生活的主流範圍之外，這也提供了拿但業對腓力所說「拿撒勒還能出甚麼好的嗎？」（見</w:t>
-      </w:r>
-      <w:hyperlink r:id="rId51">
-        <w:r>
-          <w:rPr>
-            <w:lang w:val="zh_TW" w:bidi="zh_TW"/>
-          </w:rPr>
-          <w:rPr>
-            <w:color w:val="0000EE"/>
-            <w:u w:val="single"/>
-          </w:rPr>
-          <w:t>約1:46</w:t>
-        </w:r>
-      </w:hyperlink>
-      <w:r>
-        <w:rPr>
-          <w:lang w:val="zh_TW" w:bidi="zh_TW"/>
-        </w:rPr>
-        <w:t>）這句諷刺話的背景。</w:t>
-      </w:r>
-    </w:p>
-    <w:p>
-      <w:pPr/>
-      <w:r>
-        <w:rPr>
-          <w:lang w:val="zh_TW" w:bidi="zh_TW"/>
-        </w:rPr>
-      </w:r>
-      <w:r>
-        <w:rPr>
-          <w:lang w:val="zh_TW" w:bidi="zh_TW"/>
-        </w:rPr>
-        <w:t>拿撒勒首次在新約中被提及，是作為馬利亞和約瑟的家鄉（</w:t>
-      </w:r>
-      <w:hyperlink r:id="rId52">
-        <w:r>
-          <w:rPr>
-            <w:lang w:val="zh_TW" w:bidi="zh_TW"/>
-          </w:rPr>
-          <w:rPr>
-            <w:color w:val="0000EE"/>
-            <w:u w:val="single"/>
-          </w:rPr>
-          <w:t>路1:26–27</w:t>
-        </w:r>
-      </w:hyperlink>
-      <w:r>
-        <w:rPr>
-          <w:lang w:val="zh_TW" w:bidi="zh_TW"/>
-        </w:rPr>
-        <w:t>）。耶穌在祂父母的祖籍伯利恆（位於南方約80英里或128.7公里處）出生後不久，馬利亞和約瑟便返回拿撒勒（</w:t>
-      </w:r>
-      <w:hyperlink r:id="rId53">
-        <w:r>
-          <w:rPr>
-            <w:lang w:val="zh_TW" w:bidi="zh_TW"/>
-          </w:rPr>
-          <w:rPr>
-            <w:color w:val="0000EE"/>
-            <w:u w:val="single"/>
-          </w:rPr>
-          <w:t>太2:23</w:t>
-        </w:r>
-      </w:hyperlink>
+      <w:r>
+        <w:rPr>
+          <w:lang w:val="zh_TW" w:bidi="zh_TW"/>
+        </w:rPr>
+        <w:t>餅</w:t>
+      </w:r>
       <w:r>
         <w:rPr>
           <w:lang w:val="zh_TW" w:bidi="zh_TW"/>
         </w:rPr>
         <w:t>；</w:t>
       </w:r>
-      <w:hyperlink r:id="rId54">
-        <w:r>
-          <w:rPr>
-            <w:lang w:val="zh_TW" w:bidi="zh_TW"/>
-          </w:rPr>
-          <w:rPr>
-            <w:color w:val="0000EE"/>
-            <w:u w:val="single"/>
-          </w:rPr>
-          <w:t>路2:39</w:t>
-        </w:r>
-      </w:hyperlink>
-      <w:r>
-        <w:rPr>
-          <w:lang w:val="zh_TW" w:bidi="zh_TW"/>
-        </w:rPr>
-        <w:t>）。耶穌在那裡長大（</w:t>
-      </w:r>
-      <w:hyperlink r:id="rId55">
-        <w:r>
-          <w:rPr>
-            <w:lang w:val="zh_TW" w:bidi="zh_TW"/>
-          </w:rPr>
-          <w:rPr>
-            <w:color w:val="0000EE"/>
-            <w:u w:val="single"/>
-          </w:rPr>
-          <w:t>路2:39–40、51</w:t>
-        </w:r>
-      </w:hyperlink>
-      <w:r>
-        <w:rPr>
-          <w:lang w:val="zh_TW" w:bidi="zh_TW"/>
-        </w:rPr>
-        <w:t>），後來離開村莊前往約旦河接受約翰的洗禮（</w:t>
-      </w:r>
-      <w:hyperlink r:id="rId56">
-        <w:r>
-          <w:rPr>
-            <w:lang w:val="zh_TW" w:bidi="zh_TW"/>
-          </w:rPr>
-          <w:rPr>
-            <w:color w:val="0000EE"/>
-            <w:u w:val="single"/>
-          </w:rPr>
-          <w:t>可1:9</w:t>
-        </w:r>
-      </w:hyperlink>
-      <w:r>
-        <w:rPr>
-          <w:lang w:val="zh_TW" w:bidi="zh_TW"/>
-        </w:rPr>
-        <w:t>）。約翰被捕後，耶穌搬到迦百農居住（</w:t>
-      </w:r>
-      <w:hyperlink r:id="rId57">
-        <w:r>
-          <w:rPr>
-            <w:lang w:val="zh_TW" w:bidi="zh_TW"/>
-          </w:rPr>
-          <w:rPr>
-            <w:color w:val="0000EE"/>
-            <w:u w:val="single"/>
-          </w:rPr>
-          <w:t>太4:13</w:t>
-        </w:r>
-      </w:hyperlink>
-      <w:r>
-        <w:rPr>
-          <w:lang w:val="zh_TW" w:bidi="zh_TW"/>
-        </w:rPr>
-        <w:t>）。雖然耶穌經常被人以祂的童年成長的城而稱為「拿撒勒人耶穌」（見</w:t>
-      </w:r>
-      <w:hyperlink r:id="rId58">
-        <w:r>
-          <w:rPr>
-            <w:lang w:val="zh_TW" w:bidi="zh_TW"/>
-          </w:rPr>
-          <w:rPr>
-            <w:color w:val="0000EE"/>
-            <w:u w:val="single"/>
-          </w:rPr>
-          <w:t>可10:47</w:t>
-        </w:r>
-      </w:hyperlink>
-      <w:r>
-        <w:rPr>
-          <w:lang w:val="zh_TW" w:bidi="zh_TW"/>
-        </w:rPr>
-        <w:t>；</w:t>
-      </w:r>
-      <w:hyperlink r:id="rId59">
-        <w:r>
-          <w:rPr>
-            <w:lang w:val="zh_TW" w:bidi="zh_TW"/>
-          </w:rPr>
-          <w:rPr>
-            <w:color w:val="0000EE"/>
-            <w:u w:val="single"/>
-          </w:rPr>
-          <w:t>約18:5、7</w:t>
-        </w:r>
-      </w:hyperlink>
-      <w:r>
-        <w:rPr>
-          <w:lang w:val="zh_TW" w:bidi="zh_TW"/>
-        </w:rPr>
-        <w:t>；</w:t>
-      </w:r>
-      <w:hyperlink r:id="rId60">
-        <w:r>
-          <w:rPr>
-            <w:lang w:val="zh_TW" w:bidi="zh_TW"/>
-          </w:rPr>
-          <w:rPr>
-            <w:color w:val="0000EE"/>
-            <w:u w:val="single"/>
-          </w:rPr>
-          <w:t>徒2:22</w:t>
-        </w:r>
-      </w:hyperlink>
-      <w:r>
-        <w:rPr>
-          <w:lang w:val="zh_TW" w:bidi="zh_TW"/>
-        </w:rPr>
-        <w:t>），但新約僅記載耶穌在事工期間只回過拿撒勒一次。那次祂在會堂中講道，但卻被鎮民拒絕（</w:t>
-      </w:r>
-      <w:hyperlink r:id="rId61">
-        <w:r>
-          <w:rPr>
-            <w:lang w:val="zh_TW" w:bidi="zh_TW"/>
-          </w:rPr>
-          <w:rPr>
-            <w:color w:val="0000EE"/>
-            <w:u w:val="single"/>
-          </w:rPr>
-          <w:t>路4:16–30</w:t>
-        </w:r>
-      </w:hyperlink>
-      <w:r>
-        <w:rPr>
-          <w:lang w:val="zh_TW" w:bidi="zh_TW"/>
-        </w:rPr>
-        <w:t>；參</w:t>
-      </w:r>
-      <w:hyperlink r:id="rId62">
-        <w:r>
-          <w:rPr>
-            <w:lang w:val="zh_TW" w:bidi="zh_TW"/>
-          </w:rPr>
-          <w:rPr>
-            <w:color w:val="0000EE"/>
-            <w:u w:val="single"/>
-          </w:rPr>
-          <w:t>太13:54–58</w:t>
-        </w:r>
-      </w:hyperlink>
-      <w:r>
-        <w:rPr>
-          <w:lang w:val="zh_TW" w:bidi="zh_TW"/>
-        </w:rPr>
-        <w:t>；</w:t>
-      </w:r>
-      <w:hyperlink r:id="rId63">
-        <w:r>
-          <w:rPr>
-            <w:lang w:val="zh_TW" w:bidi="zh_TW"/>
-          </w:rPr>
-          <w:rPr>
-            <w:color w:val="0000EE"/>
-            <w:u w:val="single"/>
-          </w:rPr>
-          <w:t>可6:1–6</w:t>
-        </w:r>
-      </w:hyperlink>
-      <w:r>
-        <w:rPr>
-          <w:lang w:val="zh_TW" w:bidi="zh_TW"/>
-        </w:rPr>
-        <w:t>）。耶穌的跟隨者也被譏諷地稱為「拿撒勒教黨（Nazarenes）」（</w:t>
-      </w:r>
-      <w:hyperlink r:id="rId64">
-        <w:r>
-          <w:rPr>
-            <w:lang w:val="zh_TW" w:bidi="zh_TW"/>
-          </w:rPr>
-          <w:rPr>
-            <w:color w:val="0000EE"/>
-            <w:u w:val="single"/>
-          </w:rPr>
-          <w:t>徒24:5</w:t>
-        </w:r>
-      </w:hyperlink>
-      <w:r>
-        <w:rPr>
-          <w:lang w:val="zh_TW" w:bidi="zh_TW"/>
-        </w:rPr>
-        <w:t>）。</w:t>
-      </w:r>
-    </w:p>
-    <w:p>
-      <w:pPr/>
-      <w:r>
-        <w:rPr>
-          <w:lang w:val="zh_TW" w:bidi="zh_TW"/>
-        </w:rPr>
-      </w:r>
-      <w:r>
-        <w:rPr>
-          <w:lang w:val="zh_TW" w:bidi="zh_TW"/>
-        </w:rPr>
-        <w:t>拿撒勒一直是猶太人的城，直到君士坦丁皇帝（卒於公元327年）時期，它才成為基督徒朝聖的聖地。大約在公元600年，在拿撒勒建造了一座大型聖殿。阿拉伯人和十字軍先後控制該村莊，直到公元1517年村莊被土耳其人佔領，他們驅逐了所有的基督徒。基督徒於公元1620年返回，該城成為重要的基督教中心。</w:t>
-      </w:r>
-    </w:p>
-    <w:p>
-      <w:pPr/>
-      <w:r>
-        <w:rPr>
-          <w:lang w:val="zh_TW" w:bidi="zh_TW"/>
-        </w:rPr>
-      </w:r>
-      <w:r>
-        <w:rPr>
-          <w:i/>
-          <w:lang w:val="zh_TW" w:bidi="zh_TW"/>
-        </w:rPr>
-        <w:t>另見</w:t>
-      </w:r>
-      <w:r>
-        <w:rPr>
-          <w:lang w:val="zh_TW" w:bidi="zh_TW"/>
-        </w:rPr>
-        <w:t xml:space="preserve"> </w:t>
-      </w:r>
-      <w:r>
-        <w:rPr>
-          <w:lang w:val="zh_TW" w:bidi="zh_TW"/>
-        </w:rPr>
-        <w:t>拿撒勒人</w:t>
-      </w:r>
-      <w:r>
-        <w:rPr>
-          <w:lang w:val="zh_TW" w:bidi="zh_TW"/>
-        </w:rPr>
-        <w:t>。</w:t>
-      </w:r>
-      <w:r>
-        <w:rPr>
-          <w:lang w:val="zh_TW" w:bidi="zh_TW"/>
-        </w:rPr>
-      </w:r>
-      <w:r>
-        <w:rPr>
-          <w:lang w:val="zh_TW" w:bidi="zh_TW"/>
-        </w:rPr>
-      </w:r>
-    </w:p>
-    <w:p>
-      <w:pPr/>
-      <w:r>
-        <w:rPr>
-          <w:lang w:val="zh_TW" w:bidi="zh_TW"/>
-        </w:rPr>
-      </w:r>
-    </w:p>
-    <w:p>
-      <w:pPr>
-        <w:pStyle w:val="Heading2"/>
-      </w:pPr>
-      <w:r>
-        <w:rPr>
-          <w:lang w:val="zh_TW" w:bidi="zh_TW"/>
-        </w:rPr>
-        <w:t>拿撒勒人</w:t>
-      </w:r>
-      <w:r>
-        <w:rPr>
-          <w:lang w:val="zh_TW" w:bidi="zh_TW"/>
-        </w:rPr>
-      </w:r>
-    </w:p>
-    <w:p>
-      <w:pPr/>
-      <w:r>
-        <w:rPr>
-          <w:lang w:val="zh_TW" w:bidi="zh_TW"/>
-        </w:rPr>
-      </w:r>
-      <w:r>
-        <w:rPr>
-          <w:lang w:val="zh_TW" w:bidi="zh_TW"/>
-        </w:rPr>
-        <w:t>指來自新約時期加利利拿撒勒城的原住民或居民。</w:t>
-      </w:r>
-    </w:p>
-    <w:p>
-      <w:pPr/>
-      <w:r>
-        <w:rPr>
-          <w:lang w:val="zh_TW" w:bidi="zh_TW"/>
-        </w:rPr>
-      </w:r>
-      <w:r>
-        <w:rPr>
-          <w:lang w:val="zh_TW" w:bidi="zh_TW"/>
-        </w:rPr>
-        <w:t>拿撒勒是耶穌在世上頭三十年間所居住的家鄉。由於「耶穌」這個名字在猶太人中非常普遍，而且當時並沒有使用姓氏，因此「拿撒勒人」這一稱號可能是用來區別拿撒勒的耶穌與其他同名的人（見希臘文譯本的</w:t>
-      </w:r>
-      <w:hyperlink r:id="rId65">
-        <w:r>
-          <w:rPr>
-            <w:lang w:val="zh_TW" w:bidi="zh_TW"/>
-          </w:rPr>
-          <w:rPr>
-            <w:color w:val="0000EE"/>
-            <w:u w:val="single"/>
-          </w:rPr>
-          <w:t>太27:16–17</w:t>
-        </w:r>
-      </w:hyperlink>
-      <w:r>
-        <w:rPr>
-          <w:lang w:val="zh_TW" w:bidi="zh_TW"/>
-        </w:rPr>
-        <w:t>；</w:t>
-      </w:r>
-      <w:hyperlink r:id="rId66">
-        <w:r>
-          <w:rPr>
-            <w:lang w:val="zh_TW" w:bidi="zh_TW"/>
-          </w:rPr>
-          <w:rPr>
-            <w:color w:val="0000EE"/>
-            <w:u w:val="single"/>
-          </w:rPr>
-          <w:t>徒7:45</w:t>
-        </w:r>
-      </w:hyperlink>
-      <w:r>
-        <w:rPr>
-          <w:lang w:val="zh_TW" w:bidi="zh_TW"/>
-        </w:rPr>
-        <w:t>；</w:t>
-      </w:r>
-      <w:hyperlink r:id="rId67">
-        <w:r>
-          <w:rPr>
-            <w:lang w:val="zh_TW" w:bidi="zh_TW"/>
-          </w:rPr>
-          <w:rPr>
-            <w:color w:val="0000EE"/>
-            <w:u w:val="single"/>
-          </w:rPr>
-          <w:t>西4:11</w:t>
-        </w:r>
-      </w:hyperlink>
-      <w:r>
-        <w:rPr>
-          <w:lang w:val="zh_TW" w:bidi="zh_TW"/>
-        </w:rPr>
-        <w:t>；</w:t>
-      </w:r>
-      <w:hyperlink r:id="rId68">
-        <w:r>
-          <w:rPr>
-            <w:lang w:val="zh_TW" w:bidi="zh_TW"/>
-          </w:rPr>
-          <w:rPr>
-            <w:color w:val="0000EE"/>
-            <w:u w:val="single"/>
-          </w:rPr>
-          <w:t>來4:8</w:t>
-        </w:r>
-      </w:hyperlink>
-      <w:r>
-        <w:rPr>
-          <w:lang w:val="zh_TW" w:bidi="zh_TW"/>
-        </w:rPr>
-        <w:t>，其中「耶穌」這個名字是指其他人）。</w:t>
-      </w:r>
-    </w:p>
-    <w:p>
-      <w:pPr/>
-      <w:r>
-        <w:rPr>
-          <w:lang w:val="zh_TW" w:bidi="zh_TW"/>
-        </w:rPr>
-      </w:r>
-      <w:r>
-        <w:rPr>
-          <w:lang w:val="zh_TW" w:bidi="zh_TW"/>
-        </w:rPr>
-        <w:t>在原文中，拿撒勒人耶穌的稱號被污鬼（</w:t>
-      </w:r>
-      <w:hyperlink r:id="rId69">
-        <w:r>
-          <w:rPr>
-            <w:lang w:val="zh_TW" w:bidi="zh_TW"/>
-          </w:rPr>
-          <w:rPr>
-            <w:color w:val="0000EE"/>
-            <w:u w:val="single"/>
-          </w:rPr>
-          <w:t>可1:24</w:t>
-        </w:r>
-      </w:hyperlink>
-      <w:r>
-        <w:rPr>
-          <w:lang w:val="zh_TW" w:bidi="zh_TW"/>
-        </w:rPr>
-        <w:t>；</w:t>
-      </w:r>
-      <w:hyperlink r:id="rId70">
-        <w:r>
-          <w:rPr>
-            <w:lang w:val="zh_TW" w:bidi="zh_TW"/>
-          </w:rPr>
-          <w:rPr>
-            <w:color w:val="0000EE"/>
-            <w:u w:val="single"/>
-          </w:rPr>
-          <w:t>路4:34</w:t>
-        </w:r>
-      </w:hyperlink>
-      <w:r>
-        <w:rPr>
-          <w:lang w:val="zh_TW" w:bidi="zh_TW"/>
-        </w:rPr>
-        <w:t>）、耶利哥城外的群眾（</w:t>
-      </w:r>
-      <w:hyperlink r:id="rId58">
-        <w:r>
-          <w:rPr>
-            <w:lang w:val="zh_TW" w:bidi="zh_TW"/>
-          </w:rPr>
-          <w:rPr>
-            <w:color w:val="0000EE"/>
-            <w:u w:val="single"/>
-          </w:rPr>
-          <w:t>可10:47</w:t>
-        </w:r>
-      </w:hyperlink>
-      <w:r>
-        <w:rPr>
-          <w:lang w:val="zh_TW" w:bidi="zh_TW"/>
-        </w:rPr>
-        <w:t>；</w:t>
-      </w:r>
-      <w:hyperlink r:id="rId71">
-        <w:r>
-          <w:rPr>
-            <w:lang w:val="zh_TW" w:bidi="zh_TW"/>
-          </w:rPr>
-          <w:rPr>
-            <w:color w:val="0000EE"/>
-            <w:u w:val="single"/>
-          </w:rPr>
-          <w:t>路18:37</w:t>
-        </w:r>
-      </w:hyperlink>
-      <w:r>
-        <w:rPr>
-          <w:lang w:val="zh_TW" w:bidi="zh_TW"/>
-        </w:rPr>
-        <w:t>）、一個使女（</w:t>
-      </w:r>
-      <w:hyperlink r:id="rId72">
-        <w:r>
-          <w:rPr>
-            <w:lang w:val="zh_TW" w:bidi="zh_TW"/>
-          </w:rPr>
-          <w:rPr>
-            <w:color w:val="0000EE"/>
-            <w:u w:val="single"/>
-          </w:rPr>
-          <w:t>可14:67</w:t>
-        </w:r>
-      </w:hyperlink>
-      <w:r>
-        <w:rPr>
-          <w:lang w:val="zh_TW" w:bidi="zh_TW"/>
-        </w:rPr>
-        <w:t>）、兵丁（</w:t>
-      </w:r>
-      <w:hyperlink r:id="rId73">
-        <w:r>
-          <w:rPr>
-            <w:lang w:val="zh_TW" w:bidi="zh_TW"/>
-          </w:rPr>
-          <w:rPr>
-            <w:color w:val="0000EE"/>
-            <w:u w:val="single"/>
-          </w:rPr>
-          <w:t>約18:5–7</w:t>
-        </w:r>
-      </w:hyperlink>
-      <w:r>
-        <w:rPr>
-          <w:lang w:val="zh_TW" w:bidi="zh_TW"/>
-        </w:rPr>
-        <w:t>）、彼拉多（</w:t>
-      </w:r>
-      <w:hyperlink r:id="rId74">
-        <w:r>
-          <w:rPr>
-            <w:lang w:val="zh_TW" w:bidi="zh_TW"/>
-          </w:rPr>
-          <w:rPr>
-            <w:color w:val="0000EE"/>
-            <w:u w:val="single"/>
-          </w:rPr>
-          <w:t>約19:19</w:t>
-        </w:r>
-      </w:hyperlink>
-      <w:r>
-        <w:rPr>
-          <w:lang w:val="zh_TW" w:bidi="zh_TW"/>
-        </w:rPr>
-        <w:t>）、在往以馬忤斯路上的兩個門徒（</w:t>
-      </w:r>
-      <w:hyperlink r:id="rId75">
-        <w:r>
-          <w:rPr>
-            <w:lang w:val="zh_TW" w:bidi="zh_TW"/>
-          </w:rPr>
-          <w:rPr>
-            <w:color w:val="0000EE"/>
-            <w:u w:val="single"/>
-          </w:rPr>
-          <w:t>路24:19</w:t>
-        </w:r>
-      </w:hyperlink>
-      <w:r>
-        <w:rPr>
-          <w:lang w:val="zh_TW" w:bidi="zh_TW"/>
-        </w:rPr>
-        <w:t>）和墓旁的天使（</w:t>
-      </w:r>
-      <w:hyperlink r:id="rId76">
-        <w:r>
-          <w:rPr>
-            <w:lang w:val="zh_TW" w:bidi="zh_TW"/>
-          </w:rPr>
-          <w:rPr>
-            <w:color w:val="0000EE"/>
-            <w:u w:val="single"/>
-          </w:rPr>
-          <w:t>可16:6</w:t>
-        </w:r>
-      </w:hyperlink>
-      <w:r>
-        <w:rPr>
-          <w:lang w:val="zh_TW" w:bidi="zh_TW"/>
-        </w:rPr>
-        <w:t>）所使用。</w:t>
-      </w:r>
-    </w:p>
-    <w:p>
-      <w:pPr/>
-      <w:r>
-        <w:rPr>
-          <w:lang w:val="zh_TW" w:bidi="zh_TW"/>
-        </w:rPr>
-      </w:r>
-      <w:r>
-        <w:rPr>
-          <w:lang w:val="zh_TW" w:bidi="zh_TW"/>
-        </w:rPr>
-        <w:t>使徒行傳中的使徒們也用「拿撒勒人」這個稱號來指認耶穌，彼得在五旬節那天的講道中提到拿撒勒人耶穌（</w:t>
-      </w:r>
-      <w:hyperlink r:id="rId60">
-        <w:r>
-          <w:rPr>
-            <w:lang w:val="zh_TW" w:bidi="zh_TW"/>
-          </w:rPr>
-          <w:rPr>
-            <w:color w:val="0000EE"/>
-            <w:u w:val="single"/>
-          </w:rPr>
-          <w:t>徒2:22</w:t>
-        </w:r>
-      </w:hyperlink>
-      <w:r>
-        <w:rPr>
-          <w:lang w:val="zh_TW" w:bidi="zh_TW"/>
-        </w:rPr>
-        <w:t>），並在隨後的聖殿門口的醫治事蹟中再次提及（</w:t>
-      </w:r>
-      <w:hyperlink r:id="rId77">
-        <w:r>
-          <w:rPr>
-            <w:lang w:val="zh_TW" w:bidi="zh_TW"/>
-          </w:rPr>
-          <w:rPr>
-            <w:color w:val="0000EE"/>
-            <w:u w:val="single"/>
-          </w:rPr>
-          <w:t>3:6</w:t>
-        </w:r>
-      </w:hyperlink>
-      <w:r>
-        <w:rPr>
-          <w:lang w:val="zh_TW" w:bidi="zh_TW"/>
-        </w:rPr>
-        <w:t>，</w:t>
-      </w:r>
-      <w:hyperlink r:id="rId78">
-        <w:r>
-          <w:rPr>
-            <w:lang w:val="zh_TW" w:bidi="zh_TW"/>
-          </w:rPr>
-          <w:rPr>
-            <w:color w:val="0000EE"/>
-            <w:u w:val="single"/>
-          </w:rPr>
-          <w:t>4:10</w:t>
-        </w:r>
-      </w:hyperlink>
-      <w:r>
-        <w:rPr>
-          <w:lang w:val="zh_TW" w:bidi="zh_TW"/>
-        </w:rPr>
-        <w:t>）。保羅在</w:t>
-      </w:r>
-      <w:hyperlink r:id="rId79">
-        <w:r>
-          <w:rPr>
-            <w:lang w:val="zh_TW" w:bidi="zh_TW"/>
-          </w:rPr>
-          <w:rPr>
-            <w:color w:val="0000EE"/>
-            <w:u w:val="single"/>
-          </w:rPr>
-          <w:t>使徒行傳二十六章9節</w:t>
-        </w:r>
-      </w:hyperlink>
-      <w:r>
-        <w:rPr>
-          <w:lang w:val="zh_TW" w:bidi="zh_TW"/>
-        </w:rPr>
-        <w:t>中也稱耶穌為「拿撒勒人」。</w:t>
-      </w:r>
-    </w:p>
-    <w:p>
-      <w:pPr/>
-      <w:r>
-        <w:rPr>
-          <w:lang w:val="zh_TW" w:bidi="zh_TW"/>
-        </w:rPr>
-      </w:r>
-      <w:r>
-        <w:rPr>
-          <w:lang w:val="zh_TW" w:bidi="zh_TW"/>
-        </w:rPr>
-        <w:t>有一處敵對性的提及是在</w:t>
-      </w:r>
-      <w:hyperlink r:id="rId80">
-        <w:r>
-          <w:rPr>
-            <w:lang w:val="zh_TW" w:bidi="zh_TW"/>
-          </w:rPr>
-          <w:rPr>
-            <w:color w:val="0000EE"/>
-            <w:u w:val="single"/>
-          </w:rPr>
-          <w:t>使徒行傳六章14節</w:t>
-        </w:r>
-      </w:hyperlink>
-      <w:r>
-        <w:rPr>
-          <w:lang w:val="zh_TW" w:bidi="zh_TW"/>
-        </w:rPr>
-        <w:t>。針對司提反作假見證的人在公會前控告他說：「這拿撒勒人耶穌要毀壞此地（聖殿），也要改變摩西所交給我們的規條。」（見希臘文譯本）。另一個敵對性的提及在</w:t>
-      </w:r>
-      <w:hyperlink r:id="rId64">
-        <w:r>
-          <w:rPr>
-            <w:lang w:val="zh_TW" w:bidi="zh_TW"/>
-          </w:rPr>
-          <w:rPr>
-            <w:color w:val="0000EE"/>
-            <w:u w:val="single"/>
-          </w:rPr>
-          <w:t>使徒行傳二十四章5節</w:t>
-        </w:r>
-      </w:hyperlink>
-      <w:r>
-        <w:rPr>
-          <w:lang w:val="zh_TW" w:bidi="zh_TW"/>
-        </w:rPr>
-        <w:t>，這是唯一一次提到耶穌的跟隨者為拿撒勒教黨。帖土羅控告保羅說：「我們看這個人，如同瘟疫一般，是鼓動普天下眾猶太人生亂的，又是拿撒勒教黨裡的一個頭目。」</w:t>
-      </w:r>
-    </w:p>
-    <w:p>
-      <w:pPr/>
-      <w:r>
-        <w:rPr>
-          <w:lang w:val="zh_TW" w:bidi="zh_TW"/>
-        </w:rPr>
-      </w:r>
-      <w:r>
-        <w:rPr>
-          <w:lang w:val="zh_TW" w:bidi="zh_TW"/>
-        </w:rPr>
-        <w:t>關於「拿撒勒人」這個名稱，在</w:t>
-      </w:r>
-      <w:hyperlink r:id="rId53">
-        <w:r>
-          <w:rPr>
-            <w:lang w:val="zh_TW" w:bidi="zh_TW"/>
-          </w:rPr>
-          <w:rPr>
-            <w:color w:val="0000EE"/>
-            <w:u w:val="single"/>
-          </w:rPr>
-          <w:t>馬太福音二章23節</w:t>
-        </w:r>
-      </w:hyperlink>
-      <w:r>
-        <w:rPr>
-          <w:lang w:val="zh_TW" w:bidi="zh_TW"/>
-        </w:rPr>
-        <w:t>一直是個難題：「到了一座城，名叫拿撒勒，就住在那裡。這是要應驗先知所說，他將稱為拿撒勒人的話了」。舊約中沒有任何先知直接預言彌賽亞將被稱為拿撒勒人。一些學者將馬太福音的引用與</w:t>
-      </w:r>
-      <w:hyperlink r:id="rId81">
-        <w:r>
-          <w:rPr>
-            <w:lang w:val="zh_TW" w:bidi="zh_TW"/>
-          </w:rPr>
-          <w:rPr>
-            <w:color w:val="0000EE"/>
-            <w:u w:val="single"/>
-          </w:rPr>
-          <w:t>以賽亞書十一章1節</w:t>
-        </w:r>
-      </w:hyperlink>
-      <w:r>
-        <w:rPr>
-          <w:lang w:val="zh_TW" w:bidi="zh_TW"/>
-        </w:rPr>
-        <w:t>聯繫起來，該處提到彌賽亞是枝子，這個希伯來文詞語源自與「拿撒勒」相同的詞根。另一些人則認為這段舊約預言指的是彌賽亞將被人輕視和辱罵，因為他們認為彌賽亞應該來自大衛之城伯利恆。然而，儘管耶穌確實在伯利恆出生，但祂卻在拿撒勒長大，後來被稱為拿撒勒人，因而被人嘲笑。因此，當一些同時代的人稱祂為拿撒勒人時，這預言就應驗了，因為拿撒勒被視為一個不受人重視的地方（</w:t>
-      </w:r>
-      <w:hyperlink r:id="rId51">
-        <w:r>
-          <w:rPr>
-            <w:lang w:val="zh_TW" w:bidi="zh_TW"/>
-          </w:rPr>
-          <w:rPr>
-            <w:color w:val="0000EE"/>
-            <w:u w:val="single"/>
-          </w:rPr>
-          <w:t>約1:46</w:t>
-        </w:r>
-      </w:hyperlink>
-      <w:r>
-        <w:rPr>
-          <w:lang w:val="zh_TW" w:bidi="zh_TW"/>
-        </w:rPr>
-        <w:t>；參</w:t>
-      </w:r>
-      <w:hyperlink r:id="rId82">
-        <w:r>
-          <w:rPr>
-            <w:lang w:val="zh_TW" w:bidi="zh_TW"/>
-          </w:rPr>
-          <w:rPr>
-            <w:color w:val="0000EE"/>
-            <w:u w:val="single"/>
-          </w:rPr>
-          <w:t>太13:54</w:t>
-        </w:r>
-      </w:hyperlink>
-      <w:r>
-        <w:rPr>
-          <w:lang w:val="zh_TW" w:bidi="zh_TW"/>
-        </w:rPr>
-        <w:t>；</w:t>
-      </w:r>
-      <w:hyperlink r:id="rId83">
-        <w:r>
-          <w:rPr>
-            <w:lang w:val="zh_TW" w:bidi="zh_TW"/>
-          </w:rPr>
-          <w:rPr>
-            <w:color w:val="0000EE"/>
-            <w:u w:val="single"/>
-          </w:rPr>
-          <w:t>可6:2–3</w:t>
-        </w:r>
-      </w:hyperlink>
-      <w:r>
-        <w:rPr>
-          <w:lang w:val="zh_TW" w:bidi="zh_TW"/>
-        </w:rPr>
-        <w:t>；</w:t>
-      </w:r>
-      <w:hyperlink r:id="rId84">
-        <w:r>
-          <w:rPr>
-            <w:lang w:val="zh_TW" w:bidi="zh_TW"/>
-          </w:rPr>
-          <w:rPr>
-            <w:color w:val="0000EE"/>
-            <w:u w:val="single"/>
-          </w:rPr>
-          <w:t>路4:22</w:t>
-        </w:r>
-      </w:hyperlink>
-      <w:r>
-        <w:rPr>
-          <w:lang w:val="zh_TW" w:bidi="zh_TW"/>
-        </w:rPr>
-        <w:t>）。</w:t>
-      </w:r>
-    </w:p>
-    <w:p>
-      <w:pPr/>
-      <w:r>
-        <w:rPr>
-          <w:lang w:val="zh_TW" w:bidi="zh_TW"/>
-        </w:rPr>
-      </w:r>
-      <w:r>
-        <w:rPr>
-          <w:i/>
-          <w:lang w:val="zh_TW" w:bidi="zh_TW"/>
-        </w:rPr>
-        <w:t>另見</w:t>
-      </w:r>
-      <w:r>
-        <w:rPr>
-          <w:lang w:val="zh_TW" w:bidi="zh_TW"/>
-        </w:rPr>
-        <w:t>拿撒勒</w:t>
-      </w:r>
-      <w:r>
-        <w:rPr>
-          <w:lang w:val="zh_TW" w:bidi="zh_TW"/>
-        </w:rPr>
-        <w:t>。</w:t>
-      </w:r>
-      <w:r>
-        <w:rPr>
-          <w:lang w:val="zh_TW" w:bidi="zh_TW"/>
-        </w:rPr>
-      </w:r>
-      <w:r>
-        <w:rPr>
-          <w:lang w:val="zh_TW" w:bidi="zh_TW"/>
-        </w:rPr>
-      </w:r>
-    </w:p>
-    <w:p>
-      <w:pPr/>
-      <w:r>
-        <w:rPr>
-          <w:lang w:val="zh_TW" w:bidi="zh_TW"/>
-        </w:rPr>
-      </w:r>
-    </w:p>
-    <w:p>
-      <w:pPr>
-        <w:pStyle w:val="Heading2"/>
-      </w:pPr>
-      <w:r>
-        <w:rPr>
-          <w:lang w:val="zh_TW" w:bidi="zh_TW"/>
-        </w:rPr>
-        <w:t>那地的人</w:t>
-      </w:r>
-      <w:r>
-        <w:rPr>
-          <w:lang w:val="zh_TW" w:bidi="zh_TW"/>
-        </w:rPr>
-      </w:r>
-    </w:p>
-    <w:p>
-      <w:pPr/>
-      <w:r>
-        <w:rPr>
-          <w:lang w:val="zh_TW" w:bidi="zh_TW"/>
-        </w:rPr>
-      </w:r>
-      <w:r>
-        <w:rPr>
-          <w:lang w:val="zh_TW" w:bidi="zh_TW"/>
-        </w:rPr>
-        <w:t>「那地的人」這個片語出自希伯來文</w:t>
-      </w:r>
-      <w:r>
-        <w:rPr>
-          <w:i/>
-          <w:lang w:val="zh_TW" w:bidi="zh_TW"/>
-        </w:rPr>
-        <w:t>‘Am-Ha’arets。</w:t>
-      </w:r>
-      <w:r>
-        <w:rPr>
-          <w:lang w:val="zh_TW" w:bidi="zh_TW"/>
-        </w:rPr>
-        <w:t xml:space="preserve"> 一般而言，</w:t>
-      </w:r>
-      <w:r>
-        <w:rPr>
-          <w:i/>
-          <w:lang w:val="zh_TW" w:bidi="zh_TW"/>
-        </w:rPr>
-        <w:t>‘Am-Ha’arets</w:t>
-      </w:r>
-      <w:r>
-        <w:rPr>
-          <w:lang w:val="zh_TW" w:bidi="zh_TW"/>
-        </w:rPr>
-        <w:t>可以指某個政治或民族群體，例如：</w:t>
-      </w:r>
-    </w:p>
-    <w:p>
-      <w:pPr>
-        <w:pStyle w:val="ListBullet"/>
-        <w:spacing w:line="240" w:lineRule="auto"/>
-        <w:ind w:left="720"/>
-      </w:pPr>
-      <w:r>
-        <w:rPr>
-          <w:lang w:val="zh_TW" w:bidi="zh_TW"/>
-        </w:rPr>
-      </w:r>
-      <w:r>
-        <w:rPr>
-          <w:lang w:val="zh_TW" w:bidi="zh_TW"/>
-        </w:rPr>
-        <w:t>赫的子孫，就是赫人（</w:t>
-      </w:r>
-      <w:hyperlink r:id="rId85">
-        <w:r>
-          <w:rPr>
-            <w:lang w:val="zh_TW" w:bidi="zh_TW"/>
-          </w:rPr>
-          <w:rPr>
-            <w:color w:val="0000EE"/>
-            <w:u w:val="single"/>
-          </w:rPr>
-          <w:t>創23:7</w:t>
-        </w:r>
-      </w:hyperlink>
-      <w:r>
-        <w:rPr>
-          <w:lang w:val="zh_TW" w:bidi="zh_TW"/>
-        </w:rPr>
-        <w:t>）</w:t>
-      </w:r>
-    </w:p>
-    <w:p>
-      <w:pPr>
-        <w:pStyle w:val="ListBullet"/>
-        <w:spacing w:line="240" w:lineRule="auto"/>
-        <w:ind w:left="720"/>
-      </w:pPr>
-      <w:r>
-        <w:rPr>
-          <w:lang w:val="zh_TW" w:bidi="zh_TW"/>
-        </w:rPr>
-      </w:r>
-      <w:r>
-        <w:rPr>
-          <w:lang w:val="zh_TW" w:bidi="zh_TW"/>
-        </w:rPr>
-        <w:t>埃及人（</w:t>
-      </w:r>
-      <w:hyperlink r:id="rId86">
-        <w:r>
-          <w:rPr>
-            <w:lang w:val="zh_TW" w:bidi="zh_TW"/>
-          </w:rPr>
-          <w:rPr>
-            <w:color w:val="0000EE"/>
-            <w:u w:val="single"/>
-          </w:rPr>
-          <w:t>創42:6</w:t>
-        </w:r>
-      </w:hyperlink>
-      <w:r>
-        <w:rPr>
-          <w:lang w:val="zh_TW" w:bidi="zh_TW"/>
-        </w:rPr>
-        <w:t>）</w:t>
-      </w:r>
-    </w:p>
-    <w:p>
-      <w:pPr>
-        <w:pStyle w:val="ListBullet"/>
-        <w:spacing w:line="240" w:lineRule="auto"/>
-        <w:ind w:left="720"/>
-      </w:pPr>
-      <w:r>
-        <w:rPr>
-          <w:lang w:val="zh_TW" w:bidi="zh_TW"/>
-        </w:rPr>
-      </w:r>
-      <w:r>
-        <w:rPr>
-          <w:lang w:val="zh_TW" w:bidi="zh_TW"/>
-        </w:rPr>
-        <w:t>以色列人（</w:t>
-      </w:r>
-      <w:hyperlink r:id="rId87">
-        <w:r>
-          <w:rPr>
-            <w:lang w:val="zh_TW" w:bidi="zh_TW"/>
-          </w:rPr>
-          <w:rPr>
-            <w:color w:val="0000EE"/>
-            <w:u w:val="single"/>
-          </w:rPr>
-          <w:t>出5:5</w:t>
-        </w:r>
-      </w:hyperlink>
-      <w:r>
-        <w:rPr>
-          <w:lang w:val="zh_TW" w:bidi="zh_TW"/>
-        </w:rPr>
-        <w:t>）</w:t>
-      </w:r>
-    </w:p>
-    <w:p>
-      <w:pPr>
-        <w:pStyle w:val="ListBullet"/>
-        <w:spacing w:line="240" w:lineRule="auto"/>
-        <w:ind w:left="720"/>
-      </w:pPr>
-      <w:r>
-        <w:rPr>
-          <w:lang w:val="zh_TW" w:bidi="zh_TW"/>
-        </w:rPr>
-      </w:r>
-      <w:r>
-        <w:rPr>
-          <w:lang w:val="zh_TW" w:bidi="zh_TW"/>
-        </w:rPr>
-        <w:t>迦南諸國的民族（</w:t>
-      </w:r>
-      <w:hyperlink r:id="rId88">
-        <w:r>
-          <w:rPr>
-            <w:lang w:val="zh_TW" w:bidi="zh_TW"/>
-          </w:rPr>
-          <w:rPr>
-            <w:color w:val="0000EE"/>
-            <w:u w:val="single"/>
-          </w:rPr>
-          <w:t>民13:28</w:t>
-        </w:r>
-      </w:hyperlink>
-      <w:r>
-        <w:rPr>
-          <w:lang w:val="zh_TW" w:bidi="zh_TW"/>
-        </w:rPr>
-        <w:t>；</w:t>
-      </w:r>
-      <w:hyperlink r:id="rId89">
-        <w:r>
-          <w:rPr>
-            <w:lang w:val="zh_TW" w:bidi="zh_TW"/>
-          </w:rPr>
-          <w:rPr>
-            <w:color w:val="0000EE"/>
-            <w:u w:val="single"/>
-          </w:rPr>
-          <w:t>尼9:24</w:t>
-        </w:r>
-      </w:hyperlink>
-      <w:r>
-        <w:rPr>
-          <w:lang w:val="zh_TW" w:bidi="zh_TW"/>
-        </w:rPr>
-        <w:t>）</w:t>
-      </w:r>
-    </w:p>
-    <w:p>
-      <w:pPr>
-        <w:pStyle w:val="ListBullet"/>
-        <w:spacing w:line="240" w:lineRule="auto"/>
-        <w:ind w:left="720"/>
-      </w:pPr>
-      <w:r>
-        <w:rPr>
-          <w:lang w:val="zh_TW" w:bidi="zh_TW"/>
-        </w:rPr>
-      </w:r>
-      <w:r>
-        <w:rPr>
-          <w:lang w:val="zh_TW" w:bidi="zh_TW"/>
-        </w:rPr>
-        <w:t>亞捫人（</w:t>
-      </w:r>
-      <w:hyperlink r:id="rId90">
-        <w:r>
-          <w:rPr>
-            <w:lang w:val="zh_TW" w:bidi="zh_TW"/>
-          </w:rPr>
-          <w:rPr>
-            <w:color w:val="0000EE"/>
-            <w:u w:val="single"/>
-          </w:rPr>
-          <w:t>民21:34</w:t>
-        </w:r>
-      </w:hyperlink>
-      <w:r>
-        <w:rPr>
-          <w:lang w:val="zh_TW" w:bidi="zh_TW"/>
-        </w:rPr>
-        <w:t>）</w:t>
-      </w:r>
-    </w:p>
-    <w:p>
-      <w:pPr/>
-      <w:r>
-        <w:rPr>
-          <w:lang w:val="zh_TW" w:bidi="zh_TW"/>
-        </w:rPr>
-      </w:r>
-      <w:r>
-        <w:rPr>
-          <w:lang w:val="zh_TW" w:bidi="zh_TW"/>
-        </w:rPr>
-        <w:t>隨著以色列成為一個民族，這個詞的意思就改變了。它開始指一般百姓，也就是不屬於宗教或政治領袖的人（</w:t>
-      </w:r>
-      <w:hyperlink r:id="rId91">
-        <w:r>
-          <w:rPr>
-            <w:lang w:val="zh_TW" w:bidi="zh_TW"/>
-          </w:rPr>
-          <w:rPr>
-            <w:color w:val="0000EE"/>
-            <w:u w:val="single"/>
-          </w:rPr>
-          <w:t>王下11:14–20</w:t>
-        </w:r>
-      </w:hyperlink>
-      <w:r>
-        <w:rPr>
-          <w:lang w:val="zh_TW" w:bidi="zh_TW"/>
-        </w:rPr>
-        <w:t>，</w:t>
-      </w:r>
-      <w:hyperlink r:id="rId92">
-        <w:r>
-          <w:rPr>
-            <w:lang w:val="zh_TW" w:bidi="zh_TW"/>
-          </w:rPr>
-          <w:rPr>
-            <w:color w:val="0000EE"/>
-            <w:u w:val="single"/>
-          </w:rPr>
-          <w:t>25:3</w:t>
-        </w:r>
-      </w:hyperlink>
-      <w:r>
-        <w:rPr>
-          <w:lang w:val="zh_TW" w:bidi="zh_TW"/>
-        </w:rPr>
-        <w:t>；</w:t>
-      </w:r>
-      <w:hyperlink r:id="rId93">
-        <w:r>
-          <w:rPr>
-            <w:lang w:val="zh_TW" w:bidi="zh_TW"/>
-          </w:rPr>
-          <w:rPr>
-            <w:color w:val="0000EE"/>
-            <w:u w:val="single"/>
-          </w:rPr>
-          <w:t>代下33:25</w:t>
-        </w:r>
-      </w:hyperlink>
-      <w:r>
-        <w:rPr>
-          <w:lang w:val="zh_TW" w:bidi="zh_TW"/>
-        </w:rPr>
-        <w:t>；</w:t>
-      </w:r>
-      <w:hyperlink r:id="rId94">
-        <w:r>
-          <w:rPr>
-            <w:lang w:val="zh_TW" w:bidi="zh_TW"/>
-          </w:rPr>
-          <w:rPr>
-            <w:color w:val="0000EE"/>
-            <w:u w:val="single"/>
-          </w:rPr>
-          <w:t>耶52:25</w:t>
-        </w:r>
-      </w:hyperlink>
-      <w:r>
-        <w:rPr>
-          <w:lang w:val="zh_TW" w:bidi="zh_TW"/>
-        </w:rPr>
-        <w:t>）。後來，許多猶大人從巴比倫被擄歸回之後，這個詞又衍生出新的意思，它被用來形容那些與其它民族通婚的猶大人。以斯拉和跟從他的人通常不與這些通婚的家庭來往（</w:t>
-      </w:r>
-      <w:hyperlink r:id="rId95">
-        <w:r>
-          <w:rPr>
-            <w:lang w:val="zh_TW" w:bidi="zh_TW"/>
-          </w:rPr>
-          <w:rPr>
-            <w:color w:val="0000EE"/>
-            <w:u w:val="single"/>
-          </w:rPr>
-          <w:t>拉4:4</w:t>
-        </w:r>
-      </w:hyperlink>
-      <w:r>
-        <w:rPr>
-          <w:lang w:val="zh_TW" w:bidi="zh_TW"/>
-        </w:rPr>
-        <w:t>，</w:t>
-      </w:r>
-      <w:hyperlink r:id="rId96">
-        <w:r>
-          <w:rPr>
-            <w:lang w:val="zh_TW" w:bidi="zh_TW"/>
-          </w:rPr>
-          <w:rPr>
-            <w:color w:val="0000EE"/>
-            <w:u w:val="single"/>
-          </w:rPr>
-          <w:t>10:2</w:t>
-        </w:r>
-      </w:hyperlink>
-      <w:r>
-        <w:rPr>
-          <w:lang w:val="zh_TW" w:bidi="zh_TW"/>
-        </w:rPr>
-        <w:t>、</w:t>
-      </w:r>
-      <w:hyperlink r:id="rId96">
-        <w:r>
-          <w:rPr>
-            <w:lang w:val="zh_TW" w:bidi="zh_TW"/>
-          </w:rPr>
-          <w:rPr>
-            <w:color w:val="0000EE"/>
-            <w:u w:val="single"/>
-          </w:rPr>
-          <w:t>11</w:t>
-        </w:r>
-      </w:hyperlink>
-      <w:r>
-        <w:rPr>
-          <w:lang w:val="zh_TW" w:bidi="zh_TW"/>
-        </w:rPr>
-        <w:t>；</w:t>
-      </w:r>
-      <w:hyperlink r:id="rId97">
-        <w:r>
-          <w:rPr>
-            <w:lang w:val="zh_TW" w:bidi="zh_TW"/>
-          </w:rPr>
-          <w:rPr>
-            <w:color w:val="0000EE"/>
-            <w:u w:val="single"/>
-          </w:rPr>
-          <w:t>尼10:28–31</w:t>
-        </w:r>
-      </w:hyperlink>
-      <w:r>
-        <w:rPr>
-          <w:lang w:val="zh_TW" w:bidi="zh_TW"/>
-        </w:rPr>
-        <w:t>）。再後來，拉比猶太教將那些不能遵行全部律法的猶太人稱為</w:t>
-      </w:r>
-      <w:r>
-        <w:rPr>
-          <w:i/>
-          <w:lang w:val="zh_TW" w:bidi="zh_TW"/>
-        </w:rPr>
-        <w:t>‘Am-Ha’arets</w:t>
+      <w:r>
+        <w:rPr>
+          <w:lang w:val="zh_TW" w:bidi="zh_TW"/>
+        </w:rPr>
+        <w:t>農業</w:t>
       </w:r>
       <w:r>
         <w:rPr>

--- a/zht/docx/109.content.docx
+++ b/zht/docx/109.content.docx
@@ -260,102 +260,66 @@
         </w:rPr>
         <w:t>以色列人在幾個不同的情境中都有以油膏抹的儀式。祭司在祭壇前執行神賜予的職務之前，常常被膏抹（</w:t>
       </w:r>
-      <w:hyperlink r:id="rId13">
-        <w:r>
-          <w:rPr>
-            <w:lang w:val="zh_TW" w:bidi="zh_TW"/>
-          </w:rPr>
-          <w:rPr>
-            <w:color w:val="0000EE"/>
-            <w:u w:val="single"/>
-          </w:rPr>
-          <w:t>利4:3</w:t>
-        </w:r>
-      </w:hyperlink>
+      <w:r>
+        <w:rPr>
+          <w:lang w:val="zh_TW" w:bidi="zh_TW"/>
+        </w:rPr>
+        <w:t>利4:3</w:t>
+      </w:r>
       <w:r>
         <w:rPr>
           <w:lang w:val="zh_TW" w:bidi="zh_TW"/>
         </w:rPr>
         <w:t>）。雖然有證據表明先知也曾被實際膏抹（</w:t>
       </w:r>
-      <w:hyperlink r:id="rId14">
-        <w:r>
-          <w:rPr>
-            <w:lang w:val="zh_TW" w:bidi="zh_TW"/>
-          </w:rPr>
-          <w:rPr>
-            <w:color w:val="0000EE"/>
-            <w:u w:val="single"/>
-          </w:rPr>
-          <w:t>王上19:16</w:t>
-        </w:r>
-      </w:hyperlink>
+      <w:r>
+        <w:rPr>
+          <w:lang w:val="zh_TW" w:bidi="zh_TW"/>
+        </w:rPr>
+        <w:t>王上19:16</w:t>
+      </w:r>
       <w:r>
         <w:rPr>
           <w:lang w:val="zh_TW" w:bidi="zh_TW"/>
         </w:rPr>
         <w:t>），但這似乎並非一種普遍的做法。撒母耳膏立掃羅和大衛，使得這一行為成為希伯來王在就任王位領導職務前的重要先決條件。王特別被認為是耶和華的受膏者，因此被視為在人（</w:t>
       </w:r>
-      <w:hyperlink r:id="rId15">
-        <w:r>
-          <w:rPr>
-            <w:lang w:val="zh_TW" w:bidi="zh_TW"/>
-          </w:rPr>
-          <w:rPr>
-            <w:color w:val="0000EE"/>
-            <w:u w:val="single"/>
-          </w:rPr>
-          <w:t>撒上12:14</w:t>
-        </w:r>
-      </w:hyperlink>
+      <w:r>
+        <w:rPr>
+          <w:lang w:val="zh_TW" w:bidi="zh_TW"/>
+        </w:rPr>
+        <w:t>撒上12:14</w:t>
+      </w:r>
       <w:r>
         <w:rPr>
           <w:lang w:val="zh_TW" w:bidi="zh_TW"/>
         </w:rPr>
         <w:t>；</w:t>
       </w:r>
-      <w:hyperlink r:id="rId16">
-        <w:r>
-          <w:rPr>
-            <w:lang w:val="zh_TW" w:bidi="zh_TW"/>
-          </w:rPr>
-          <w:rPr>
-            <w:color w:val="0000EE"/>
-            <w:u w:val="single"/>
-          </w:rPr>
-          <w:t>撒下19:21</w:t>
-        </w:r>
-      </w:hyperlink>
+      <w:r>
+        <w:rPr>
+          <w:lang w:val="zh_TW" w:bidi="zh_TW"/>
+        </w:rPr>
+        <w:t>撒下19:21</w:t>
+      </w:r>
       <w:r>
         <w:rPr>
           <w:lang w:val="zh_TW" w:bidi="zh_TW"/>
         </w:rPr>
         <w:t>）和神（</w:t>
       </w:r>
-      <w:hyperlink r:id="rId17">
-        <w:r>
-          <w:rPr>
-            <w:lang w:val="zh_TW" w:bidi="zh_TW"/>
-          </w:rPr>
-          <w:rPr>
-            <w:color w:val="0000EE"/>
-            <w:u w:val="single"/>
-          </w:rPr>
-          <w:t>詩2:2，</w:t>
-        </w:r>
-      </w:hyperlink>
-      <w:hyperlink r:id="rId18">
-        <w:r>
-          <w:rPr>
-            <w:lang w:val="zh_TW" w:bidi="zh_TW"/>
-          </w:rPr>
-          <w:rPr>
-            <w:color w:val="0000EE"/>
-            <w:u w:val="single"/>
-          </w:rPr>
-          <w:t>20:6</w:t>
-        </w:r>
-      </w:hyperlink>
+      <w:r>
+        <w:rPr>
+          <w:lang w:val="zh_TW" w:bidi="zh_TW"/>
+        </w:rPr>
+        <w:t>詩2:2，</w:t>
+      </w:r>
+      <w:r>
+        <w:rPr>
+          <w:lang w:val="zh_TW" w:bidi="zh_TW"/>
+        </w:rPr>
+        <w:t>20:6</w:t>
+      </w:r>
       <w:r>
         <w:rPr>
           <w:lang w:val="zh_TW" w:bidi="zh_TW"/>
@@ -401,72 +365,48 @@
         </w:rPr>
         <w:t>猶太人對彌賽亞來臨的盼望始於大衛統治時期，當時預言他的國度將存到永遠（</w:t>
       </w:r>
-      <w:hyperlink r:id="rId19">
-        <w:r>
-          <w:rPr>
-            <w:lang w:val="zh_TW" w:bidi="zh_TW"/>
-          </w:rPr>
-          <w:rPr>
-            <w:color w:val="0000EE"/>
-            <w:u w:val="single"/>
-          </w:rPr>
-          <w:t>撒下7:16</w:t>
-        </w:r>
-      </w:hyperlink>
+      <w:r>
+        <w:rPr>
+          <w:lang w:val="zh_TW" w:bidi="zh_TW"/>
+        </w:rPr>
+        <w:t>撒下7:16</w:t>
+      </w:r>
       <w:r>
         <w:rPr>
           <w:lang w:val="zh_TW" w:bidi="zh_TW"/>
         </w:rPr>
         <w:t>）。以色列被告知，通過大衛的後裔，他的寶座將在全地上永遠掌權（</w:t>
       </w:r>
-      <w:hyperlink r:id="rId20">
-        <w:r>
-          <w:rPr>
-            <w:lang w:val="zh_TW" w:bidi="zh_TW"/>
-          </w:rPr>
-          <w:rPr>
-            <w:color w:val="0000EE"/>
-            <w:u w:val="single"/>
-          </w:rPr>
-          <w:t>撒下22:48–51</w:t>
-        </w:r>
-      </w:hyperlink>
+      <w:r>
+        <w:rPr>
+          <w:lang w:val="zh_TW" w:bidi="zh_TW"/>
+        </w:rPr>
+        <w:t>撒下22:48–51</w:t>
+      </w:r>
       <w:r>
         <w:rPr>
           <w:lang w:val="zh_TW" w:bidi="zh_TW"/>
         </w:rPr>
         <w:t>；</w:t>
       </w:r>
-      <w:hyperlink r:id="rId21">
-        <w:r>
-          <w:rPr>
-            <w:lang w:val="zh_TW" w:bidi="zh_TW"/>
-          </w:rPr>
-          <w:rPr>
-            <w:color w:val="0000EE"/>
-            <w:u w:val="single"/>
-          </w:rPr>
-          <w:t>耶33</w:t>
-        </w:r>
-      </w:hyperlink>
+      <w:r>
+        <w:rPr>
+          <w:lang w:val="zh_TW" w:bidi="zh_TW"/>
+        </w:rPr>
+        <w:t>耶33</w:t>
+      </w:r>
       <w:r>
         <w:rPr>
           <w:lang w:val="zh_TW" w:bidi="zh_TW"/>
         </w:rPr>
         <w:t>）。猶太人傳統上對彌賽亞帶來救贖的這一方面充滿期待（參見</w:t>
       </w:r>
-      <w:hyperlink r:id="rId22">
-        <w:r>
-          <w:rPr>
-            <w:lang w:val="zh_TW" w:bidi="zh_TW"/>
-          </w:rPr>
-          <w:rPr>
-            <w:color w:val="0000EE"/>
-            <w:u w:val="single"/>
-          </w:rPr>
-          <w:t>徒1:6</w:t>
-        </w:r>
-      </w:hyperlink>
+      <w:r>
+        <w:rPr>
+          <w:lang w:val="zh_TW" w:bidi="zh_TW"/>
+        </w:rPr>
+        <w:t>徒1:6</w:t>
+      </w:r>
       <w:r>
         <w:rPr>
           <w:lang w:val="zh_TW" w:bidi="zh_TW"/>
@@ -554,54 +494,36 @@
         </w:rPr>
         <w:t>雖然彌賽亞的出身與大衛家緊密相關（</w:t>
       </w:r>
-      <w:hyperlink r:id="rId23">
-        <w:r>
-          <w:rPr>
-            <w:lang w:val="zh_TW" w:bidi="zh_TW"/>
-          </w:rPr>
-          <w:rPr>
-            <w:color w:val="0000EE"/>
-            <w:u w:val="single"/>
-          </w:rPr>
-          <w:t>撒下7:14</w:t>
-        </w:r>
-      </w:hyperlink>
+      <w:r>
+        <w:rPr>
+          <w:lang w:val="zh_TW" w:bidi="zh_TW"/>
+        </w:rPr>
+        <w:t>撒下7:14</w:t>
+      </w:r>
       <w:r>
         <w:rPr>
           <w:lang w:val="zh_TW" w:bidi="zh_TW"/>
         </w:rPr>
         <w:t>；</w:t>
       </w:r>
-      <w:hyperlink r:id="rId24">
-        <w:r>
-          <w:rPr>
-            <w:lang w:val="zh_TW" w:bidi="zh_TW"/>
-          </w:rPr>
-          <w:rPr>
-            <w:color w:val="0000EE"/>
-            <w:u w:val="single"/>
-          </w:rPr>
-          <w:t>何3:5</w:t>
-        </w:r>
-      </w:hyperlink>
+      <w:r>
+        <w:rPr>
+          <w:lang w:val="zh_TW" w:bidi="zh_TW"/>
+        </w:rPr>
+        <w:t>何3:5</w:t>
+      </w:r>
       <w:r>
         <w:rPr>
           <w:lang w:val="zh_TW" w:bidi="zh_TW"/>
         </w:rPr>
         <w:t>），但彌賽亞的應許早在大衛出現之前就已經給予。事實上，彌賽亞的盼望隱含在神國度建立的首次應許之中。</w:t>
       </w:r>
-      <w:hyperlink r:id="rId25">
-        <w:r>
-          <w:rPr>
-            <w:lang w:val="zh_TW" w:bidi="zh_TW"/>
-          </w:rPr>
-          <w:rPr>
-            <w:color w:val="0000EE"/>
-            <w:u w:val="single"/>
-          </w:rPr>
-          <w:t>創世記三章15節</w:t>
-        </w:r>
-      </w:hyperlink>
+      <w:r>
+        <w:rPr>
+          <w:lang w:val="zh_TW" w:bidi="zh_TW"/>
+        </w:rPr>
+        <w:t>創世記三章15節</w:t>
+      </w:r>
       <w:r>
         <w:rPr>
           <w:lang w:val="zh_TW" w:bidi="zh_TW"/>
@@ -622,378 +544,252 @@
         </w:rPr>
         <w:t>彌賽亞預言的性質是漸進的，每一個預言都使主題更加明確。以「後裔」的概念為例：彌賽亞將由女人所生（</w:t>
       </w:r>
-      <w:hyperlink r:id="rId25">
-        <w:r>
-          <w:rPr>
-            <w:lang w:val="zh_TW" w:bidi="zh_TW"/>
-          </w:rPr>
-          <w:rPr>
-            <w:color w:val="0000EE"/>
-            <w:u w:val="single"/>
-          </w:rPr>
-          <w:t>創3:15</w:t>
-        </w:r>
-      </w:hyperlink>
+      <w:r>
+        <w:rPr>
+          <w:lang w:val="zh_TW" w:bidi="zh_TW"/>
+        </w:rPr>
+        <w:t>創3:15</w:t>
+      </w:r>
       <w:r>
         <w:rPr>
           <w:lang w:val="zh_TW" w:bidi="zh_TW"/>
         </w:rPr>
         <w:t>），通過閃的後裔（</w:t>
       </w:r>
-      <w:hyperlink r:id="rId26">
-        <w:r>
-          <w:rPr>
-            <w:lang w:val="zh_TW" w:bidi="zh_TW"/>
-          </w:rPr>
-          <w:rPr>
-            <w:color w:val="0000EE"/>
-            <w:u w:val="single"/>
-          </w:rPr>
-          <w:t>9:26</w:t>
-        </w:r>
-      </w:hyperlink>
+      <w:r>
+        <w:rPr>
+          <w:lang w:val="zh_TW" w:bidi="zh_TW"/>
+        </w:rPr>
+        <w:t>9:26</w:t>
+      </w:r>
       <w:r>
         <w:rPr>
           <w:lang w:val="zh_TW" w:bidi="zh_TW"/>
         </w:rPr>
         <w:t>），並且特別從亞伯拉罕的後裔而出（</w:t>
       </w:r>
-      <w:hyperlink r:id="rId27">
-        <w:r>
-          <w:rPr>
-            <w:lang w:val="zh_TW" w:bidi="zh_TW"/>
-          </w:rPr>
-          <w:rPr>
-            <w:color w:val="0000EE"/>
-            <w:u w:val="single"/>
-          </w:rPr>
-          <w:t>22:18</w:t>
-        </w:r>
-      </w:hyperlink>
+      <w:r>
+        <w:rPr>
+          <w:lang w:val="zh_TW" w:bidi="zh_TW"/>
+        </w:rPr>
+        <w:t>22:18</w:t>
+      </w:r>
       <w:r>
         <w:rPr>
           <w:lang w:val="zh_TW" w:bidi="zh_TW"/>
         </w:rPr>
         <w:t>）。然而，即使在</w:t>
       </w:r>
-      <w:hyperlink r:id="rId27">
-        <w:r>
-          <w:rPr>
-            <w:lang w:val="zh_TW" w:bidi="zh_TW"/>
-          </w:rPr>
-          <w:rPr>
-            <w:color w:val="0000EE"/>
-            <w:u w:val="single"/>
-          </w:rPr>
-          <w:t>創世記二十二章18節</w:t>
-        </w:r>
-      </w:hyperlink>
+      <w:r>
+        <w:rPr>
+          <w:lang w:val="zh_TW" w:bidi="zh_TW"/>
+        </w:rPr>
+        <w:t>創世記二十二章18節</w:t>
+      </w:r>
       <w:r>
         <w:rPr>
           <w:lang w:val="zh_TW" w:bidi="zh_TW"/>
         </w:rPr>
         <w:t>中，「後裔」（希伯來文zerah）仍未明確表達為某一個人，因為zerah可以指單數或複數的對象。在這些早期的彌賽亞預言中，「傷害」的性質仍然不明顯。然而，彌賽亞因罪被壓傷的概念已隱含在創世記的宣告中，並且這一行為所涉及的暴力也已暗示其中。以賽亞是眾多預言彌賽亞的先知之首，他清楚表明受膏者必須承受極大的苦難（</w:t>
       </w:r>
-      <w:hyperlink r:id="rId28">
-        <w:r>
-          <w:rPr>
-            <w:lang w:val="zh_TW" w:bidi="zh_TW"/>
-          </w:rPr>
-          <w:rPr>
-            <w:color w:val="0000EE"/>
-            <w:u w:val="single"/>
-          </w:rPr>
-          <w:t>賽53:1</w:t>
-        </w:r>
-      </w:hyperlink>
+      <w:r>
+        <w:rPr>
+          <w:lang w:val="zh_TW" w:bidi="zh_TW"/>
+        </w:rPr>
+        <w:t>賽53:1</w:t>
+      </w:r>
       <w:r>
         <w:rPr>
           <w:lang w:val="zh_TW" w:bidi="zh_TW"/>
         </w:rPr>
         <w:t>）。在「耶和華的僕人」這一形象下，四首「僕人之歌」描述了未來拯救者的使命（</w:t>
       </w:r>
-      <w:hyperlink r:id="rId29">
-        <w:r>
-          <w:rPr>
-            <w:lang w:val="zh_TW" w:bidi="zh_TW"/>
-          </w:rPr>
-          <w:rPr>
-            <w:color w:val="0000EE"/>
-            <w:u w:val="single"/>
-          </w:rPr>
-          <w:t>賽42:1–7</w:t>
-        </w:r>
-      </w:hyperlink>
+      <w:r>
+        <w:rPr>
+          <w:lang w:val="zh_TW" w:bidi="zh_TW"/>
+        </w:rPr>
+        <w:t>賽42:1–7</w:t>
+      </w:r>
       <w:r>
         <w:rPr>
           <w:lang w:val="zh_TW" w:bidi="zh_TW"/>
         </w:rPr>
         <w:t>，</w:t>
       </w:r>
-      <w:hyperlink r:id="rId30">
-        <w:r>
-          <w:rPr>
-            <w:lang w:val="zh_TW" w:bidi="zh_TW"/>
-          </w:rPr>
-          <w:rPr>
-            <w:color w:val="0000EE"/>
-            <w:u w:val="single"/>
-          </w:rPr>
-          <w:t>49:1–9</w:t>
-        </w:r>
-      </w:hyperlink>
+      <w:r>
+        <w:rPr>
+          <w:lang w:val="zh_TW" w:bidi="zh_TW"/>
+        </w:rPr>
+        <w:t>49:1–9</w:t>
+      </w:r>
       <w:r>
         <w:rPr>
           <w:lang w:val="zh_TW" w:bidi="zh_TW"/>
         </w:rPr>
         <w:t>，</w:t>
       </w:r>
-      <w:hyperlink r:id="rId31">
-        <w:r>
-          <w:rPr>
-            <w:lang w:val="zh_TW" w:bidi="zh_TW"/>
-          </w:rPr>
-          <w:rPr>
-            <w:color w:val="0000EE"/>
-            <w:u w:val="single"/>
-          </w:rPr>
-          <w:t>50:4–11</w:t>
-        </w:r>
-      </w:hyperlink>
+      <w:r>
+        <w:rPr>
+          <w:lang w:val="zh_TW" w:bidi="zh_TW"/>
+        </w:rPr>
+        <w:t>50:4–11</w:t>
+      </w:r>
       <w:r>
         <w:rPr>
           <w:lang w:val="zh_TW" w:bidi="zh_TW"/>
         </w:rPr>
         <w:t>，</w:t>
       </w:r>
-      <w:hyperlink r:id="rId32">
-        <w:r>
-          <w:rPr>
-            <w:lang w:val="zh_TW" w:bidi="zh_TW"/>
-          </w:rPr>
-          <w:rPr>
-            <w:color w:val="0000EE"/>
-            <w:u w:val="single"/>
-          </w:rPr>
-          <w:t>52:13–53:12</w:t>
-        </w:r>
-      </w:hyperlink>
+      <w:r>
+        <w:rPr>
+          <w:lang w:val="zh_TW" w:bidi="zh_TW"/>
+        </w:rPr>
+        <w:t>52:13–53:12</w:t>
+      </w:r>
       <w:r>
         <w:rPr>
           <w:lang w:val="zh_TW" w:bidi="zh_TW"/>
         </w:rPr>
         <w:t>）。雖然以賽亞並未明確地將彌賽亞與「耶和華的僕人」這一稱號連結起來，但將這兩個形象視為同一個人是合理的。這兩個形象都被特別膏立（</w:t>
       </w:r>
-      <w:hyperlink r:id="rId33">
-        <w:r>
-          <w:rPr>
-            <w:lang w:val="zh_TW" w:bidi="zh_TW"/>
-          </w:rPr>
-          <w:rPr>
-            <w:color w:val="0000EE"/>
-            <w:u w:val="single"/>
-          </w:rPr>
-          <w:t>61:1</w:t>
-        </w:r>
-      </w:hyperlink>
+      <w:r>
+        <w:rPr>
+          <w:lang w:val="zh_TW" w:bidi="zh_TW"/>
+        </w:rPr>
+        <w:t>61:1</w:t>
+      </w:r>
       <w:r>
         <w:rPr>
           <w:lang w:val="zh_TW" w:bidi="zh_TW"/>
         </w:rPr>
         <w:t>）；他們都將光帶給外邦人（</w:t>
       </w:r>
-      <w:hyperlink r:id="rId34">
-        <w:r>
-          <w:rPr>
-            <w:lang w:val="zh_TW" w:bidi="zh_TW"/>
-          </w:rPr>
-          <w:rPr>
-            <w:color w:val="0000EE"/>
-            <w:u w:val="single"/>
-          </w:rPr>
-          <w:t>55:4</w:t>
-        </w:r>
-      </w:hyperlink>
+      <w:r>
+        <w:rPr>
+          <w:lang w:val="zh_TW" w:bidi="zh_TW"/>
+        </w:rPr>
+        <w:t>55:4</w:t>
+      </w:r>
       <w:r>
         <w:rPr>
           <w:lang w:val="zh_TW" w:bidi="zh_TW"/>
         </w:rPr>
         <w:t>；參</w:t>
       </w:r>
-      <w:hyperlink r:id="rId35">
-        <w:r>
-          <w:rPr>
-            <w:lang w:val="zh_TW" w:bidi="zh_TW"/>
-          </w:rPr>
-          <w:rPr>
-            <w:color w:val="0000EE"/>
-            <w:u w:val="single"/>
-          </w:rPr>
-          <w:t>49:6</w:t>
-        </w:r>
-      </w:hyperlink>
+      <w:r>
+        <w:rPr>
+          <w:lang w:val="zh_TW" w:bidi="zh_TW"/>
+        </w:rPr>
+        <w:t>49:6</w:t>
+      </w:r>
       <w:r>
         <w:rPr>
           <w:lang w:val="zh_TW" w:bidi="zh_TW"/>
         </w:rPr>
         <w:t>）；在他們初次出現時都不張揚（</w:t>
       </w:r>
-      <w:hyperlink r:id="rId36">
-        <w:r>
-          <w:rPr>
-            <w:lang w:val="zh_TW" w:bidi="zh_TW"/>
-          </w:rPr>
-          <w:rPr>
-            <w:color w:val="0000EE"/>
-            <w:u w:val="single"/>
-          </w:rPr>
-          <w:t>7:14–15</w:t>
-        </w:r>
-      </w:hyperlink>
+      <w:r>
+        <w:rPr>
+          <w:lang w:val="zh_TW" w:bidi="zh_TW"/>
+        </w:rPr>
+        <w:t>7:14–15</w:t>
+      </w:r>
       <w:r>
         <w:rPr>
           <w:lang w:val="zh_TW" w:bidi="zh_TW"/>
         </w:rPr>
         <w:t>；</w:t>
       </w:r>
-      <w:hyperlink r:id="rId37">
-        <w:r>
-          <w:rPr>
-            <w:lang w:val="zh_TW" w:bidi="zh_TW"/>
-          </w:rPr>
-          <w:rPr>
-            <w:color w:val="0000EE"/>
-            <w:u w:val="single"/>
-          </w:rPr>
-          <w:t>11:1</w:t>
-        </w:r>
-      </w:hyperlink>
+      <w:r>
+        <w:rPr>
+          <w:lang w:val="zh_TW" w:bidi="zh_TW"/>
+        </w:rPr>
+        <w:t>11:1</w:t>
+      </w:r>
       <w:r>
         <w:rPr>
           <w:lang w:val="zh_TW" w:bidi="zh_TW"/>
         </w:rPr>
         <w:t>；參</w:t>
       </w:r>
-      <w:hyperlink r:id="rId38">
-        <w:r>
-          <w:rPr>
-            <w:lang w:val="zh_TW" w:bidi="zh_TW"/>
-          </w:rPr>
-          <w:rPr>
-            <w:color w:val="0000EE"/>
-            <w:u w:val="single"/>
-          </w:rPr>
-          <w:t>42:3</w:t>
-        </w:r>
-      </w:hyperlink>
+      <w:r>
+        <w:rPr>
+          <w:lang w:val="zh_TW" w:bidi="zh_TW"/>
+        </w:rPr>
+        <w:t>42:3</w:t>
+      </w:r>
       <w:r>
         <w:rPr>
           <w:lang w:val="zh_TW" w:bidi="zh_TW"/>
         </w:rPr>
         <w:t>，</w:t>
       </w:r>
-      <w:hyperlink r:id="rId28">
-        <w:r>
-          <w:rPr>
-            <w:lang w:val="zh_TW" w:bidi="zh_TW"/>
-          </w:rPr>
-          <w:rPr>
-            <w:color w:val="0000EE"/>
-            <w:u w:val="single"/>
-          </w:rPr>
-          <w:t>53:1</w:t>
-        </w:r>
-      </w:hyperlink>
+      <w:r>
+        <w:rPr>
+          <w:lang w:val="zh_TW" w:bidi="zh_TW"/>
+        </w:rPr>
+        <w:t>53:1</w:t>
+      </w:r>
       <w:r>
         <w:rPr>
           <w:lang w:val="zh_TW" w:bidi="zh_TW"/>
         </w:rPr>
         <w:t>）；大衛「枝子」的稱號也歸於他們兩人（</w:t>
       </w:r>
-      <w:hyperlink r:id="rId39">
-        <w:r>
-          <w:rPr>
-            <w:lang w:val="zh_TW" w:bidi="zh_TW"/>
-          </w:rPr>
-          <w:rPr>
-            <w:color w:val="0000EE"/>
-            <w:u w:val="single"/>
-          </w:rPr>
-          <w:t>11:1–4</w:t>
-        </w:r>
-      </w:hyperlink>
+      <w:r>
+        <w:rPr>
+          <w:lang w:val="zh_TW" w:bidi="zh_TW"/>
+        </w:rPr>
+        <w:t>11:1–4</w:t>
+      </w:r>
       <w:r>
         <w:rPr>
           <w:lang w:val="zh_TW" w:bidi="zh_TW"/>
         </w:rPr>
         <w:t>）。同樣重要的是，他們都經歷了屈辱和被高舉的雙重事實（</w:t>
       </w:r>
-      <w:hyperlink r:id="rId40">
-        <w:r>
-          <w:rPr>
-            <w:lang w:val="zh_TW" w:bidi="zh_TW"/>
-          </w:rPr>
-          <w:rPr>
-            <w:color w:val="0000EE"/>
-            <w:u w:val="single"/>
-          </w:rPr>
-          <w:t>49:7</w:t>
-        </w:r>
-      </w:hyperlink>
+      <w:r>
+        <w:rPr>
+          <w:lang w:val="zh_TW" w:bidi="zh_TW"/>
+        </w:rPr>
+        <w:t>49:7</w:t>
+      </w:r>
       <w:r>
         <w:rPr>
           <w:lang w:val="zh_TW" w:bidi="zh_TW"/>
         </w:rPr>
         <w:t>，</w:t>
       </w:r>
-      <w:hyperlink r:id="rId41">
-        <w:r>
-          <w:rPr>
-            <w:lang w:val="zh_TW" w:bidi="zh_TW"/>
-          </w:rPr>
-          <w:rPr>
-            <w:color w:val="0000EE"/>
-            <w:u w:val="single"/>
-          </w:rPr>
-          <w:t>52:13–15</w:t>
-        </w:r>
-      </w:hyperlink>
+      <w:r>
+        <w:rPr>
+          <w:lang w:val="zh_TW" w:bidi="zh_TW"/>
+        </w:rPr>
+        <w:t>52:13–15</w:t>
+      </w:r>
       <w:r>
         <w:rPr>
           <w:lang w:val="zh_TW" w:bidi="zh_TW"/>
         </w:rPr>
         <w:t>）。早期基督教時代的猶太學者在亞蘭文他爾根譯本中將先知轉述</w:t>
       </w:r>
-      <w:hyperlink r:id="rId42">
-        <w:r>
-          <w:rPr>
-            <w:lang w:val="zh_TW" w:bidi="zh_TW"/>
-          </w:rPr>
-          <w:rPr>
-            <w:color w:val="0000EE"/>
-            <w:u w:val="single"/>
-          </w:rPr>
-          <w:t>以賽亞書四十二章1節</w:t>
-        </w:r>
-      </w:hyperlink>
+      <w:r>
+        <w:rPr>
+          <w:lang w:val="zh_TW" w:bidi="zh_TW"/>
+        </w:rPr>
+        <w:t>以賽亞書四十二章1節</w:t>
+      </w:r>
       <w:r>
         <w:rPr>
           <w:lang w:val="zh_TW" w:bidi="zh_TW"/>
         </w:rPr>
         <w:t>譯為「看哪，我的僕人彌賽亞」，並以「看哪，我的僕人彌賽亞」，並在</w:t>
       </w:r>
-      <w:hyperlink r:id="rId43">
-        <w:r>
-          <w:rPr>
-            <w:lang w:val="zh_TW" w:bidi="zh_TW"/>
-          </w:rPr>
-          <w:rPr>
-            <w:color w:val="0000EE"/>
-            <w:u w:val="single"/>
-          </w:rPr>
-          <w:t>以賽亞書第五十三章</w:t>
-        </w:r>
-      </w:hyperlink>
+      <w:r>
+        <w:rPr>
+          <w:lang w:val="zh_TW" w:bidi="zh_TW"/>
+        </w:rPr>
+        <w:t>以賽亞書第五十三章</w:t>
+      </w:r>
       <w:r>
         <w:rPr>
           <w:lang w:val="zh_TW" w:bidi="zh_TW"/>
@@ -1012,144 +808,96 @@
         </w:rPr>
         <w:t>可能被稱為「受膏者」，但最後救贖的工作並沒有歸功於他（</w:t>
       </w:r>
-      <w:hyperlink r:id="rId44">
-        <w:r>
-          <w:rPr>
-            <w:lang w:val="zh_TW" w:bidi="zh_TW"/>
-          </w:rPr>
-          <w:rPr>
-            <w:color w:val="0000EE"/>
-            <w:u w:val="single"/>
-          </w:rPr>
-          <w:t>45:1–5</w:t>
-        </w:r>
-      </w:hyperlink>
+      <w:r>
+        <w:rPr>
+          <w:lang w:val="zh_TW" w:bidi="zh_TW"/>
+        </w:rPr>
+        <w:t>45:1–5</w:t>
+      </w:r>
       <w:r>
         <w:rPr>
           <w:lang w:val="zh_TW" w:bidi="zh_TW"/>
         </w:rPr>
         <w:t>）。以色列雖然是神所揀選並且被愛的（</w:t>
       </w:r>
-      <w:hyperlink r:id="rId45">
-        <w:r>
-          <w:rPr>
-            <w:lang w:val="zh_TW" w:bidi="zh_TW"/>
-          </w:rPr>
-          <w:rPr>
-            <w:color w:val="0000EE"/>
-            <w:u w:val="single"/>
-          </w:rPr>
-          <w:t>41:8</w:t>
-        </w:r>
-      </w:hyperlink>
+      <w:r>
+        <w:rPr>
+          <w:lang w:val="zh_TW" w:bidi="zh_TW"/>
+        </w:rPr>
+        <w:t>41:8</w:t>
+      </w:r>
       <w:r>
         <w:rPr>
           <w:lang w:val="zh_TW" w:bidi="zh_TW"/>
         </w:rPr>
         <w:t>），但作為神的僕人來完成他的救贖工作卻能力不足（</w:t>
       </w:r>
-      <w:hyperlink r:id="rId46">
-        <w:r>
-          <w:rPr>
-            <w:lang w:val="zh_TW" w:bidi="zh_TW"/>
-          </w:rPr>
-          <w:rPr>
-            <w:color w:val="0000EE"/>
-            <w:u w:val="single"/>
-          </w:rPr>
-          <w:t>42:18</w:t>
-        </w:r>
-      </w:hyperlink>
+      <w:r>
+        <w:rPr>
+          <w:lang w:val="zh_TW" w:bidi="zh_TW"/>
+        </w:rPr>
+        <w:t>42:18</w:t>
+      </w:r>
       <w:r>
         <w:rPr>
           <w:lang w:val="zh_TW" w:bidi="zh_TW"/>
         </w:rPr>
         <w:t>）。大衛王朝的崩潰，有力地表明以色列需要一位受膏的君王來醫治其背道和不忠（</w:t>
       </w:r>
-      <w:hyperlink r:id="rId47">
-        <w:r>
-          <w:rPr>
-            <w:lang w:val="zh_TW" w:bidi="zh_TW"/>
-          </w:rPr>
-          <w:rPr>
-            <w:color w:val="0000EE"/>
-            <w:u w:val="single"/>
-          </w:rPr>
-          <w:t>出33:5</w:t>
-        </w:r>
-      </w:hyperlink>
+      <w:r>
+        <w:rPr>
+          <w:lang w:val="zh_TW" w:bidi="zh_TW"/>
+        </w:rPr>
+        <w:t>出33:5</w:t>
+      </w:r>
       <w:r>
         <w:rPr>
           <w:lang w:val="zh_TW" w:bidi="zh_TW"/>
         </w:rPr>
         <w:t>；</w:t>
       </w:r>
-      <w:hyperlink r:id="rId48">
-        <w:r>
-          <w:rPr>
-            <w:lang w:val="zh_TW" w:bidi="zh_TW"/>
-          </w:rPr>
-          <w:rPr>
-            <w:color w:val="0000EE"/>
-            <w:u w:val="single"/>
-          </w:rPr>
-          <w:t>何4:1</w:t>
-        </w:r>
-      </w:hyperlink>
+      <w:r>
+        <w:rPr>
+          <w:lang w:val="zh_TW" w:bidi="zh_TW"/>
+        </w:rPr>
+        <w:t>何4:1</w:t>
+      </w:r>
       <w:r>
         <w:rPr>
           <w:lang w:val="zh_TW" w:bidi="zh_TW"/>
         </w:rPr>
         <w:t>）。更在舊約歷史中，越來越多的記載展現以色列全面的道德失敗。她與全人類共同面對的問題，只有透過一個以個人救主和主權的主為確保和中心的新約，才能解決（</w:t>
       </w:r>
-      <w:hyperlink r:id="rId49">
-        <w:r>
-          <w:rPr>
-            <w:lang w:val="zh_TW" w:bidi="zh_TW"/>
-          </w:rPr>
-          <w:rPr>
-            <w:color w:val="0000EE"/>
-            <w:u w:val="single"/>
-          </w:rPr>
-          <w:t>耶31:31–34</w:t>
-        </w:r>
-      </w:hyperlink>
+      <w:r>
+        <w:rPr>
+          <w:lang w:val="zh_TW" w:bidi="zh_TW"/>
+        </w:rPr>
+        <w:t>耶31:31–34</w:t>
+      </w:r>
       <w:r>
         <w:rPr>
           <w:lang w:val="zh_TW" w:bidi="zh_TW"/>
         </w:rPr>
         <w:t>）。這位拯救者的來臨應驗了「從耶西的本必發一條」的應許，祂將把生命的光帶給神被黑暗籠罩的百姓（</w:t>
       </w:r>
-      <w:hyperlink r:id="rId50">
-        <w:r>
-          <w:rPr>
-            <w:lang w:val="zh_TW" w:bidi="zh_TW"/>
-          </w:rPr>
-          <w:rPr>
-            <w:color w:val="0000EE"/>
-            <w:u w:val="single"/>
-          </w:rPr>
-          <w:t>賽9:2</w:t>
-        </w:r>
-      </w:hyperlink>
+      <w:r>
+        <w:rPr>
+          <w:lang w:val="zh_TW" w:bidi="zh_TW"/>
+        </w:rPr>
+        <w:t>賽9:2</w:t>
+      </w:r>
       <w:r>
         <w:rPr>
           <w:lang w:val="zh_TW" w:bidi="zh_TW"/>
         </w:rPr>
         <w:t>，</w:t>
       </w:r>
-      <w:hyperlink r:id="rId37">
-        <w:r>
-          <w:rPr>
-            <w:lang w:val="zh_TW" w:bidi="zh_TW"/>
-          </w:rPr>
-          <w:rPr>
-            <w:color w:val="0000EE"/>
-            <w:u w:val="single"/>
-          </w:rPr>
-          <w:t>11:1</w:t>
-        </w:r>
-      </w:hyperlink>
+      <w:r>
+        <w:rPr>
+          <w:lang w:val="zh_TW" w:bidi="zh_TW"/>
+        </w:rPr>
+        <w:t>11:1</w:t>
+      </w:r>
       <w:r>
         <w:rPr>
           <w:lang w:val="zh_TW" w:bidi="zh_TW"/>
@@ -1170,36 +918,24 @@
         </w:rPr>
         <w:t>「僕人」和「卑微」的概念很難與王權分開（</w:t>
       </w:r>
-      <w:hyperlink r:id="rId51">
-        <w:r>
-          <w:rPr>
-            <w:lang w:val="zh_TW" w:bidi="zh_TW"/>
-          </w:rPr>
-          <w:rPr>
-            <w:color w:val="0000EE"/>
-            <w:u w:val="single"/>
-          </w:rPr>
-          <w:t>亞9:9</w:t>
-        </w:r>
-      </w:hyperlink>
+      <w:r>
+        <w:rPr>
+          <w:lang w:val="zh_TW" w:bidi="zh_TW"/>
+        </w:rPr>
+        <w:t>亞9:9</w:t>
+      </w:r>
       <w:r>
         <w:rPr>
           <w:lang w:val="zh_TW" w:bidi="zh_TW"/>
         </w:rPr>
         <w:t>）。彌賽亞同時擔任祭司與君王的角色是不容置疑的（</w:t>
       </w:r>
-      <w:hyperlink r:id="rId52">
-        <w:r>
-          <w:rPr>
-            <w:lang w:val="zh_TW" w:bidi="zh_TW"/>
-          </w:rPr>
-          <w:rPr>
-            <w:color w:val="0000EE"/>
-            <w:u w:val="single"/>
-          </w:rPr>
-          <w:t>詩110:1–4</w:t>
-        </w:r>
-      </w:hyperlink>
+      <w:r>
+        <w:rPr>
+          <w:lang w:val="zh_TW" w:bidi="zh_TW"/>
+        </w:rPr>
+        <w:t>詩110:1–4</w:t>
+      </w:r>
       <w:r>
         <w:rPr>
           <w:lang w:val="zh_TW" w:bidi="zh_TW"/>
@@ -1219,180 +955,120 @@
         </w:rPr>
         <w:t>98b中，彌賽亞被描述為承擔疾病和痛苦。在贖罪日的禱告中，亞利亞撒·本·卡利（Eleazar ben Qalir，大約生活於公元1000年）曾說：「我們的義人彌賽亞已經離開我們；我們驚恐萬分，無人為我們辯護。我們的罪孽和過犯的重擔壓在祂身上，祂為我們的罪過而受傷。祂背負我們的罪孽，為了我們的罪過尋求赦免。願我們因祂的鞭傷得醫治。」以利亞·德·維達斯（Eliyya de Vidas）拉比也曾寫道：「『他為我們的過犯受害，為我們的罪孽壓傷』的意思是，由於彌賽亞承擔我們的罪孽，這些罪孽使祂受苦，因此，凡不承認彌賽亞為我們的罪孽受苦的人，必須自己承受這些苦難。」儘管如此，很難相信有人會想像彌賽亞會通過自己的死亡來完成祂的救贖工作（參</w:t>
       </w:r>
-      <w:hyperlink r:id="rId53">
-        <w:r>
-          <w:rPr>
-            <w:lang w:val="zh_TW" w:bidi="zh_TW"/>
-          </w:rPr>
-          <w:rPr>
-            <w:color w:val="0000EE"/>
-            <w:u w:val="single"/>
-          </w:rPr>
-          <w:t>賽53:12</w:t>
-        </w:r>
-      </w:hyperlink>
+      <w:r>
+        <w:rPr>
+          <w:lang w:val="zh_TW" w:bidi="zh_TW"/>
+        </w:rPr>
+        <w:t>賽53:12</w:t>
+      </w:r>
       <w:r>
         <w:rPr>
           <w:lang w:val="zh_TW" w:bidi="zh_TW"/>
         </w:rPr>
         <w:t>）。當拉比們的推測無法令人滿意地調和屈辱和高舉的矛盾事實時，有人就假設神會差派一位受苦的彌賽亞和一位統治的彌賽亞。聖經顯然指出，受膏者可怕的受難經歷不過是進入無限榮耀的必要前奏。祂不僅被描述為偉大的君王（</w:t>
       </w:r>
-      <w:hyperlink r:id="rId54">
-        <w:r>
-          <w:rPr>
-            <w:lang w:val="zh_TW" w:bidi="zh_TW"/>
-          </w:rPr>
-          <w:rPr>
-            <w:color w:val="0000EE"/>
-            <w:u w:val="single"/>
-          </w:rPr>
-          <w:t>52:13</w:t>
-        </w:r>
-      </w:hyperlink>
+      <w:r>
+        <w:rPr>
+          <w:lang w:val="zh_TW" w:bidi="zh_TW"/>
+        </w:rPr>
+        <w:t>52:13</w:t>
+      </w:r>
       <w:r>
         <w:rPr>
           <w:lang w:val="zh_TW" w:bidi="zh_TW"/>
         </w:rPr>
         <w:t>，</w:t>
       </w:r>
-      <w:hyperlink r:id="rId53">
-        <w:r>
-          <w:rPr>
-            <w:lang w:val="zh_TW" w:bidi="zh_TW"/>
-          </w:rPr>
-          <w:rPr>
-            <w:color w:val="0000EE"/>
-            <w:u w:val="single"/>
-          </w:rPr>
-          <w:t>53:12</w:t>
-        </w:r>
-      </w:hyperlink>
+      <w:r>
+        <w:rPr>
+          <w:lang w:val="zh_TW" w:bidi="zh_TW"/>
+        </w:rPr>
+        <w:t>53:12</w:t>
+      </w:r>
       <w:r>
         <w:rPr>
           <w:lang w:val="zh_TW" w:bidi="zh_TW"/>
         </w:rPr>
         <w:t>），而且還是謙卑的（</w:t>
       </w:r>
-      <w:hyperlink r:id="rId55">
-        <w:r>
-          <w:rPr>
-            <w:lang w:val="zh_TW" w:bidi="zh_TW"/>
-          </w:rPr>
-          <w:rPr>
-            <w:color w:val="0000EE"/>
-            <w:u w:val="single"/>
-          </w:rPr>
-          <w:t>53:2</w:t>
-        </w:r>
-      </w:hyperlink>
+      <w:r>
+        <w:rPr>
+          <w:lang w:val="zh_TW" w:bidi="zh_TW"/>
+        </w:rPr>
+        <w:t>53:2</w:t>
+      </w:r>
       <w:r>
         <w:rPr>
           <w:lang w:val="zh_TW" w:bidi="zh_TW"/>
         </w:rPr>
         <w:t>）、受辱的（</w:t>
       </w:r>
-      <w:hyperlink r:id="rId56">
-        <w:r>
-          <w:rPr>
-            <w:lang w:val="zh_TW" w:bidi="zh_TW"/>
-          </w:rPr>
-          <w:rPr>
-            <w:color w:val="0000EE"/>
-            <w:u w:val="single"/>
-          </w:rPr>
-          <w:t>52:14</w:t>
-        </w:r>
-      </w:hyperlink>
+      <w:r>
+        <w:rPr>
+          <w:lang w:val="zh_TW" w:bidi="zh_TW"/>
+        </w:rPr>
+        <w:t>52:14</w:t>
+      </w:r>
       <w:r>
         <w:rPr>
           <w:lang w:val="zh_TW" w:bidi="zh_TW"/>
         </w:rPr>
         <w:t>）、被拒絕的（</w:t>
       </w:r>
-      <w:hyperlink r:id="rId57">
-        <w:r>
-          <w:rPr>
-            <w:lang w:val="zh_TW" w:bidi="zh_TW"/>
-          </w:rPr>
-          <w:rPr>
-            <w:color w:val="0000EE"/>
-            <w:u w:val="single"/>
-          </w:rPr>
-          <w:t>53:3</w:t>
-        </w:r>
-      </w:hyperlink>
+      <w:r>
+        <w:rPr>
+          <w:lang w:val="zh_TW" w:bidi="zh_TW"/>
+        </w:rPr>
+        <w:t>53:3</w:t>
+      </w:r>
       <w:r>
         <w:rPr>
           <w:lang w:val="zh_TW" w:bidi="zh_TW"/>
         </w:rPr>
         <w:t>），並承擔人類悖逆的後果（</w:t>
       </w:r>
-      <w:hyperlink r:id="rId58">
-        <w:r>
-          <w:rPr>
-            <w:lang w:val="zh_TW" w:bidi="zh_TW"/>
-          </w:rPr>
-          <w:rPr>
-            <w:color w:val="0000EE"/>
-            <w:u w:val="single"/>
-          </w:rPr>
-          <w:t>5–6節</w:t>
-        </w:r>
-      </w:hyperlink>
+      <w:r>
+        <w:rPr>
+          <w:lang w:val="zh_TW" w:bidi="zh_TW"/>
+        </w:rPr>
+        <w:t>5–6節</w:t>
+      </w:r>
       <w:r>
         <w:rPr>
           <w:lang w:val="zh_TW" w:bidi="zh_TW"/>
         </w:rPr>
         <w:t>）。然而，祂被高舉，為祂的百姓代求，並賜予他們豐厚的祝福（</w:t>
       </w:r>
-      <w:hyperlink r:id="rId53">
-        <w:r>
-          <w:rPr>
-            <w:lang w:val="zh_TW" w:bidi="zh_TW"/>
-          </w:rPr>
-          <w:rPr>
-            <w:color w:val="0000EE"/>
-            <w:u w:val="single"/>
-          </w:rPr>
-          <w:t>12</w:t>
-        </w:r>
-      </w:hyperlink>
+      <w:r>
+        <w:rPr>
+          <w:lang w:val="zh_TW" w:bidi="zh_TW"/>
+        </w:rPr>
+        <w:t>12</w:t>
+      </w:r>
       <w:r>
         <w:rPr>
           <w:lang w:val="zh_TW" w:bidi="zh_TW"/>
         </w:rPr>
         <w:t>節）。彌賽亞完成了亞當和以色列無法達成的完全順服，將以色列和列國重新帶回神面前（</w:t>
       </w:r>
-      <w:hyperlink r:id="rId59">
-        <w:r>
-          <w:rPr>
-            <w:lang w:val="zh_TW" w:bidi="zh_TW"/>
-          </w:rPr>
-          <w:rPr>
-            <w:color w:val="0000EE"/>
-            <w:u w:val="single"/>
-          </w:rPr>
-          <w:t>42:18–19</w:t>
-        </w:r>
-      </w:hyperlink>
+      <w:r>
+        <w:rPr>
+          <w:lang w:val="zh_TW" w:bidi="zh_TW"/>
+        </w:rPr>
+        <w:t>42:18–19</w:t>
+      </w:r>
       <w:r>
         <w:rPr>
           <w:lang w:val="zh_TW" w:bidi="zh_TW"/>
         </w:rPr>
         <w:t>，</w:t>
       </w:r>
-      <w:hyperlink r:id="rId60">
-        <w:r>
-          <w:rPr>
-            <w:lang w:val="zh_TW" w:bidi="zh_TW"/>
-          </w:rPr>
-          <w:rPr>
-            <w:color w:val="0000EE"/>
-            <w:u w:val="single"/>
-          </w:rPr>
-          <w:t>49:3、6</w:t>
-        </w:r>
-      </w:hyperlink>
+      <w:r>
+        <w:rPr>
+          <w:lang w:val="zh_TW" w:bidi="zh_TW"/>
+        </w:rPr>
+        <w:t>49:3、6</w:t>
+      </w:r>
       <w:r>
         <w:rPr>
           <w:lang w:val="zh_TW" w:bidi="zh_TW"/>
@@ -1413,108 +1089,72 @@
         </w:rPr>
         <w:t>但以理的著作包含重要的彌賽亞信息。 尤其是但以理大膽地提到「受膏君」（</w:t>
       </w:r>
-      <w:hyperlink r:id="rId61">
-        <w:r>
-          <w:rPr>
-            <w:lang w:val="zh_TW" w:bidi="zh_TW"/>
-          </w:rPr>
-          <w:rPr>
-            <w:color w:val="0000EE"/>
-            <w:u w:val="single"/>
-          </w:rPr>
-          <w:t>但9:25</w:t>
-        </w:r>
-      </w:hyperlink>
+      <w:r>
+        <w:rPr>
+          <w:lang w:val="zh_TW" w:bidi="zh_TW"/>
+        </w:rPr>
+        <w:t>但9:25</w:t>
+      </w:r>
       <w:r>
         <w:rPr>
           <w:lang w:val="zh_TW" w:bidi="zh_TW"/>
         </w:rPr>
         <w:t>），將祂稱為「人子」（</w:t>
       </w:r>
-      <w:hyperlink r:id="rId62">
-        <w:r>
-          <w:rPr>
-            <w:lang w:val="zh_TW" w:bidi="zh_TW"/>
-          </w:rPr>
-          <w:rPr>
-            <w:color w:val="0000EE"/>
-            <w:u w:val="single"/>
-          </w:rPr>
-          <w:t>7:13</w:t>
-        </w:r>
-      </w:hyperlink>
+      <w:r>
+        <w:rPr>
+          <w:lang w:val="zh_TW" w:bidi="zh_TW"/>
+        </w:rPr>
+        <w:t>7:13</w:t>
+      </w:r>
       <w:r>
         <w:rPr>
           <w:lang w:val="zh_TW" w:bidi="zh_TW"/>
         </w:rPr>
         <w:t>），並說祂將受苦（「被剪除」，</w:t>
       </w:r>
-      <w:hyperlink r:id="rId63">
-        <w:r>
-          <w:rPr>
-            <w:lang w:val="zh_TW" w:bidi="zh_TW"/>
-          </w:rPr>
-          <w:rPr>
-            <w:color w:val="0000EE"/>
-            <w:u w:val="single"/>
-          </w:rPr>
-          <w:t>9:26</w:t>
-        </w:r>
-      </w:hyperlink>
+      <w:r>
+        <w:rPr>
+          <w:lang w:val="zh_TW" w:bidi="zh_TW"/>
+        </w:rPr>
+        <w:t>9:26</w:t>
+      </w:r>
       <w:r>
         <w:rPr>
           <w:lang w:val="zh_TW" w:bidi="zh_TW"/>
         </w:rPr>
         <w:t>）。 這句關於彌賽亞被剪除（即死亡）的話，表明了祂藉此完成贖罪工作的可能性（</w:t>
       </w:r>
-      <w:hyperlink r:id="rId64">
-        <w:r>
-          <w:rPr>
-            <w:lang w:val="zh_TW" w:bidi="zh_TW"/>
-          </w:rPr>
-          <w:rPr>
-            <w:color w:val="0000EE"/>
-            <w:u w:val="single"/>
-          </w:rPr>
-          <w:t>9:24</w:t>
-        </w:r>
-      </w:hyperlink>
+      <w:r>
+        <w:rPr>
+          <w:lang w:val="zh_TW" w:bidi="zh_TW"/>
+        </w:rPr>
+        <w:t>9:24</w:t>
+      </w:r>
       <w:r>
         <w:rPr>
           <w:lang w:val="zh_TW" w:bidi="zh_TW"/>
         </w:rPr>
         <w:t>）。 代贖贖罪的教義是聖經中唯一的贖罪教義（參</w:t>
       </w:r>
-      <w:hyperlink r:id="rId65">
-        <w:r>
-          <w:rPr>
-            <w:lang w:val="zh_TW" w:bidi="zh_TW"/>
-          </w:rPr>
-          <w:rPr>
-            <w:color w:val="0000EE"/>
-            <w:u w:val="single"/>
-          </w:rPr>
-          <w:t>利17:11</w:t>
-        </w:r>
-      </w:hyperlink>
+      <w:r>
+        <w:rPr>
+          <w:lang w:val="zh_TW" w:bidi="zh_TW"/>
+        </w:rPr>
+        <w:t>利17:11</w:t>
+      </w:r>
       <w:r>
         <w:rPr>
           <w:lang w:val="zh_TW" w:bidi="zh_TW"/>
         </w:rPr>
         <w:t>）。 以色列明白，承擔罪意味著忍受罪的後果或刑罰（參</w:t>
       </w:r>
-      <w:hyperlink r:id="rId66">
-        <w:r>
-          <w:rPr>
-            <w:lang w:val="zh_TW" w:bidi="zh_TW"/>
-          </w:rPr>
-          <w:rPr>
-            <w:color w:val="0000EE"/>
-            <w:u w:val="single"/>
-          </w:rPr>
-          <w:t>民14:33</w:t>
-        </w:r>
-      </w:hyperlink>
+      <w:r>
+        <w:rPr>
+          <w:lang w:val="zh_TW" w:bidi="zh_TW"/>
+        </w:rPr>
+        <w:t>民14:33</w:t>
+      </w:r>
       <w:r>
         <w:rPr>
           <w:lang w:val="zh_TW" w:bidi="zh_TW"/>
@@ -1529,72 +1169,48 @@
           <w:lang w:val="zh_TW" w:bidi="zh_TW"/>
         </w:rPr>
       </w:r>
-      <w:hyperlink r:id="rId67">
-        <w:r>
-          <w:rPr>
-            <w:lang w:val="zh_TW" w:bidi="zh_TW"/>
-          </w:rPr>
-          <w:rPr>
-            <w:color w:val="0000EE"/>
-            <w:u w:val="single"/>
-          </w:rPr>
-          <w:t>詩篇二十二篇1節</w:t>
-        </w:r>
-      </w:hyperlink>
+      <w:r>
+        <w:rPr>
+          <w:lang w:val="zh_TW" w:bidi="zh_TW"/>
+        </w:rPr>
+        <w:t>詩篇二十二篇1節</w:t>
+      </w:r>
       <w:r>
         <w:rPr>
           <w:lang w:val="zh_TW" w:bidi="zh_TW"/>
         </w:rPr>
         <w:t>記載了彌賽亞擔當人類罪的刑罰時那痛苦的呼喊（參</w:t>
       </w:r>
-      <w:hyperlink r:id="rId68">
-        <w:r>
-          <w:rPr>
-            <w:lang w:val="zh_TW" w:bidi="zh_TW"/>
-          </w:rPr>
-          <w:rPr>
-            <w:color w:val="0000EE"/>
-            <w:u w:val="single"/>
-          </w:rPr>
-          <w:t>太27:46</w:t>
-        </w:r>
-      </w:hyperlink>
+      <w:r>
+        <w:rPr>
+          <w:lang w:val="zh_TW" w:bidi="zh_TW"/>
+        </w:rPr>
+        <w:t>太27:46</w:t>
+      </w:r>
       <w:r>
         <w:rPr>
           <w:lang w:val="zh_TW" w:bidi="zh_TW"/>
         </w:rPr>
         <w:t>），因為祂為祂的子民成為罪（</w:t>
       </w:r>
-      <w:hyperlink r:id="rId69">
-        <w:r>
-          <w:rPr>
-            <w:lang w:val="zh_TW" w:bidi="zh_TW"/>
-          </w:rPr>
-          <w:rPr>
-            <w:color w:val="0000EE"/>
-            <w:u w:val="single"/>
-          </w:rPr>
-          <w:t>林後5:21</w:t>
-        </w:r>
-      </w:hyperlink>
+      <w:r>
+        <w:rPr>
+          <w:lang w:val="zh_TW" w:bidi="zh_TW"/>
+        </w:rPr>
+        <w:t>林後5:21</w:t>
+      </w:r>
       <w:r>
         <w:rPr>
           <w:lang w:val="zh_TW" w:bidi="zh_TW"/>
         </w:rPr>
         <w:t>）。然而，祂的呼喊「我的神」表明了一種無法徹底切斷的親密關係。再次出現了彌賽亞在大大被高舉之前受屈辱的主題（</w:t>
       </w:r>
-      <w:hyperlink r:id="rId70">
-        <w:r>
-          <w:rPr>
-            <w:lang w:val="zh_TW" w:bidi="zh_TW"/>
-          </w:rPr>
-          <w:rPr>
-            <w:color w:val="0000EE"/>
-            <w:u w:val="single"/>
-          </w:rPr>
-          <w:t>詩22:27</w:t>
-        </w:r>
-      </w:hyperlink>
+      <w:r>
+        <w:rPr>
+          <w:lang w:val="zh_TW" w:bidi="zh_TW"/>
+        </w:rPr>
+        <w:t>詩22:27</w:t>
+      </w:r>
       <w:r>
         <w:rPr>
           <w:lang w:val="zh_TW" w:bidi="zh_TW"/>
@@ -1613,54 +1229,36 @@
         </w:rPr>
         <w:t>royal psalms）」（例如，</w:t>
       </w:r>
-      <w:hyperlink r:id="rId71">
-        <w:r>
-          <w:rPr>
-            <w:lang w:val="zh_TW" w:bidi="zh_TW"/>
-          </w:rPr>
-          <w:rPr>
-            <w:color w:val="0000EE"/>
-            <w:u w:val="single"/>
-          </w:rPr>
-          <w:t>2</w:t>
-        </w:r>
-      </w:hyperlink>
+      <w:r>
+        <w:rPr>
+          <w:lang w:val="zh_TW" w:bidi="zh_TW"/>
+        </w:rPr>
+        <w:t>2</w:t>
+      </w:r>
       <w:r>
         <w:rPr>
           <w:lang w:val="zh_TW" w:bidi="zh_TW"/>
         </w:rPr>
         <w:t>，</w:t>
       </w:r>
-      <w:hyperlink r:id="rId72">
-        <w:r>
-          <w:rPr>
-            <w:lang w:val="zh_TW" w:bidi="zh_TW"/>
-          </w:rPr>
-          <w:rPr>
-            <w:color w:val="0000EE"/>
-            <w:u w:val="single"/>
-          </w:rPr>
-          <w:t>72</w:t>
-        </w:r>
-      </w:hyperlink>
+      <w:r>
+        <w:rPr>
+          <w:lang w:val="zh_TW" w:bidi="zh_TW"/>
+        </w:rPr>
+        <w:t>72</w:t>
+      </w:r>
       <w:r>
         <w:rPr>
           <w:lang w:val="zh_TW" w:bidi="zh_TW"/>
         </w:rPr>
         <w:t>，</w:t>
       </w:r>
-      <w:hyperlink r:id="rId73">
-        <w:r>
-          <w:rPr>
-            <w:lang w:val="zh_TW" w:bidi="zh_TW"/>
-          </w:rPr>
-          <w:rPr>
-            <w:color w:val="0000EE"/>
-            <w:u w:val="single"/>
-          </w:rPr>
-          <w:t>110</w:t>
-        </w:r>
-      </w:hyperlink>
+      <w:r>
+        <w:rPr>
+          <w:lang w:val="zh_TW" w:bidi="zh_TW"/>
+        </w:rPr>
+        <w:t>110</w:t>
+      </w:r>
       <w:r>
         <w:rPr>
           <w:lang w:val="zh_TW" w:bidi="zh_TW"/>
@@ -1681,72 +1279,48 @@
         </w:rPr>
         <w:t>耶利米更進一步描繪這幅畫像。那位使人能進入救恩之約的，賜給人神所算為義的公義：彌賽亞是神公義的苗裔，成為「耶和華我們的義」。矛盾的是，根據律法，任何沒有犯罪的人都不能被釘十字架（</w:t>
       </w:r>
-      <w:hyperlink r:id="rId74">
-        <w:r>
-          <w:rPr>
-            <w:lang w:val="zh_TW" w:bidi="zh_TW"/>
-          </w:rPr>
-          <w:rPr>
-            <w:color w:val="0000EE"/>
-            <w:u w:val="single"/>
-          </w:rPr>
-          <w:t>申21:22</w:t>
-        </w:r>
-      </w:hyperlink>
+      <w:r>
+        <w:rPr>
+          <w:lang w:val="zh_TW" w:bidi="zh_TW"/>
+        </w:rPr>
+        <w:t>申21:22</w:t>
+      </w:r>
       <w:r>
         <w:rPr>
           <w:lang w:val="zh_TW" w:bidi="zh_TW"/>
         </w:rPr>
         <w:t>）。但被釘十字架的是公義的基督，從而永遠顛覆了任何法律主義的自信（</w:t>
       </w:r>
-      <w:hyperlink r:id="rId75">
-        <w:r>
-          <w:rPr>
-            <w:lang w:val="zh_TW" w:bidi="zh_TW"/>
-          </w:rPr>
-          <w:rPr>
-            <w:color w:val="0000EE"/>
-            <w:u w:val="single"/>
-          </w:rPr>
-          <w:t>申21:23</w:t>
-        </w:r>
-      </w:hyperlink>
+      <w:r>
+        <w:rPr>
+          <w:lang w:val="zh_TW" w:bidi="zh_TW"/>
+        </w:rPr>
+        <w:t>申21:23</w:t>
+      </w:r>
       <w:r>
         <w:rPr>
           <w:lang w:val="zh_TW" w:bidi="zh_TW"/>
         </w:rPr>
         <w:t>；</w:t>
       </w:r>
-      <w:hyperlink r:id="rId76">
-        <w:r>
-          <w:rPr>
-            <w:lang w:val="zh_TW" w:bidi="zh_TW"/>
-          </w:rPr>
-          <w:rPr>
-            <w:color w:val="0000EE"/>
-            <w:u w:val="single"/>
-          </w:rPr>
-          <w:t>加3:13</w:t>
-        </w:r>
-      </w:hyperlink>
+      <w:r>
+        <w:rPr>
+          <w:lang w:val="zh_TW" w:bidi="zh_TW"/>
+        </w:rPr>
+        <w:t>加3:13</w:t>
+      </w:r>
       <w:r>
         <w:rPr>
           <w:lang w:val="zh_TW" w:bidi="zh_TW"/>
         </w:rPr>
         <w:t>）。信徒不僅得蒙赦免，且因祂被稱為義（</w:t>
       </w:r>
-      <w:hyperlink r:id="rId77">
-        <w:r>
-          <w:rPr>
-            <w:lang w:val="zh_TW" w:bidi="zh_TW"/>
-          </w:rPr>
-          <w:rPr>
-            <w:color w:val="0000EE"/>
-            <w:u w:val="single"/>
-          </w:rPr>
-          <w:t>耶23:5–6</w:t>
-        </w:r>
-      </w:hyperlink>
+      <w:r>
+        <w:rPr>
+          <w:lang w:val="zh_TW" w:bidi="zh_TW"/>
+        </w:rPr>
+        <w:t>耶23:5–6</w:t>
+      </w:r>
       <w:r>
         <w:rPr>
           <w:lang w:val="zh_TW" w:bidi="zh_TW"/>
@@ -1767,36 +1341,24 @@
         </w:rPr>
         <w:t>儘管彌賽亞的誕生地已被明確預言（</w:t>
       </w:r>
-      <w:hyperlink r:id="rId78">
-        <w:r>
-          <w:rPr>
-            <w:lang w:val="zh_TW" w:bidi="zh_TW"/>
-          </w:rPr>
-          <w:rPr>
-            <w:color w:val="0000EE"/>
-            <w:u w:val="single"/>
-          </w:rPr>
-          <w:t>彌5:2</w:t>
-        </w:r>
-      </w:hyperlink>
+      <w:r>
+        <w:rPr>
+          <w:lang w:val="zh_TW" w:bidi="zh_TW"/>
+        </w:rPr>
+        <w:t>彌5:2</w:t>
+      </w:r>
       <w:r>
         <w:rPr>
           <w:lang w:val="zh_TW" w:bidi="zh_TW"/>
         </w:rPr>
         <w:t>），但祂的神性卻一直是激烈爭議的話題。儘管古以色列少有人質疑彌賽亞擁有超自然能力，但很少有人會想像祂會在最完全的意義上成為「與我們同在的神」（參</w:t>
       </w:r>
-      <w:hyperlink r:id="rId79">
-        <w:r>
-          <w:rPr>
-            <w:lang w:val="zh_TW" w:bidi="zh_TW"/>
-          </w:rPr>
-          <w:rPr>
-            <w:color w:val="0000EE"/>
-            <w:u w:val="single"/>
-          </w:rPr>
-          <w:t>來1:3</w:t>
-        </w:r>
-      </w:hyperlink>
+      <w:r>
+        <w:rPr>
+          <w:lang w:val="zh_TW" w:bidi="zh_TW"/>
+        </w:rPr>
+        <w:t>來1:3</w:t>
+      </w:r>
       <w:r>
         <w:rPr>
           <w:lang w:val="zh_TW" w:bidi="zh_TW"/>
@@ -1828,126 +1390,84 @@
         </w:rPr>
         <w:t>新約作者描繪出一幅圖畫，即那位出自超自然根源的孩子（</w:t>
       </w:r>
-      <w:hyperlink r:id="rId80">
-        <w:r>
-          <w:rPr>
-            <w:lang w:val="zh_TW" w:bidi="zh_TW"/>
-          </w:rPr>
-          <w:rPr>
-            <w:color w:val="0000EE"/>
-            <w:u w:val="single"/>
-          </w:rPr>
-          <w:t>賽7:14</w:t>
-        </w:r>
-      </w:hyperlink>
+      <w:r>
+        <w:rPr>
+          <w:lang w:val="zh_TW" w:bidi="zh_TW"/>
+        </w:rPr>
+        <w:t>賽7:14</w:t>
+      </w:r>
       <w:r>
         <w:rPr>
           <w:lang w:val="zh_TW" w:bidi="zh_TW"/>
         </w:rPr>
         <w:t>；</w:t>
       </w:r>
-      <w:hyperlink r:id="rId78">
-        <w:r>
-          <w:rPr>
-            <w:lang w:val="zh_TW" w:bidi="zh_TW"/>
-          </w:rPr>
-          <w:rPr>
-            <w:color w:val="0000EE"/>
-            <w:u w:val="single"/>
-          </w:rPr>
-          <w:t>彌5:2</w:t>
-        </w:r>
-      </w:hyperlink>
+      <w:r>
+        <w:rPr>
+          <w:lang w:val="zh_TW" w:bidi="zh_TW"/>
+        </w:rPr>
+        <w:t>彌5:2</w:t>
+      </w:r>
       <w:r>
         <w:rPr>
           <w:lang w:val="zh_TW" w:bidi="zh_TW"/>
         </w:rPr>
         <w:t>）承載著完全的神性（</w:t>
       </w:r>
-      <w:hyperlink r:id="rId81">
-        <w:r>
-          <w:rPr>
-            <w:lang w:val="zh_TW" w:bidi="zh_TW"/>
-          </w:rPr>
-          <w:rPr>
-            <w:color w:val="0000EE"/>
-            <w:u w:val="single"/>
-          </w:rPr>
-          <w:t>賽9:6</w:t>
-        </w:r>
-      </w:hyperlink>
+      <w:r>
+        <w:rPr>
+          <w:lang w:val="zh_TW" w:bidi="zh_TW"/>
+        </w:rPr>
+        <w:t>賽9:6</w:t>
+      </w:r>
       <w:r>
         <w:rPr>
           <w:lang w:val="zh_TW" w:bidi="zh_TW"/>
         </w:rPr>
         <w:t>；</w:t>
       </w:r>
-      <w:hyperlink r:id="rId82">
-        <w:r>
-          <w:rPr>
-            <w:lang w:val="zh_TW" w:bidi="zh_TW"/>
-          </w:rPr>
-          <w:rPr>
-            <w:color w:val="0000EE"/>
-            <w:u w:val="single"/>
-          </w:rPr>
-          <w:t>腓2:6</w:t>
-        </w:r>
-      </w:hyperlink>
+      <w:r>
+        <w:rPr>
+          <w:lang w:val="zh_TW" w:bidi="zh_TW"/>
+        </w:rPr>
+        <w:t>腓2:6</w:t>
+      </w:r>
       <w:r>
         <w:rPr>
           <w:lang w:val="zh_TW" w:bidi="zh_TW"/>
         </w:rPr>
         <w:t>；</w:t>
       </w:r>
-      <w:hyperlink r:id="rId83">
-        <w:r>
-          <w:rPr>
-            <w:lang w:val="zh_TW" w:bidi="zh_TW"/>
-          </w:rPr>
-          <w:rPr>
-            <w:color w:val="0000EE"/>
-            <w:u w:val="single"/>
-          </w:rPr>
-          <w:t>西1:19</w:t>
-        </w:r>
-      </w:hyperlink>
+      <w:r>
+        <w:rPr>
+          <w:lang w:val="zh_TW" w:bidi="zh_TW"/>
+        </w:rPr>
+        <w:t>西1:19</w:t>
+      </w:r>
       <w:r>
         <w:rPr>
           <w:lang w:val="zh_TW" w:bidi="zh_TW"/>
         </w:rPr>
         <w:t>）。祂是神的兒子，配受萬民的敬拜（</w:t>
       </w:r>
-      <w:hyperlink r:id="rId84">
-        <w:r>
-          <w:rPr>
-            <w:lang w:val="zh_TW" w:bidi="zh_TW"/>
-          </w:rPr>
-          <w:rPr>
-            <w:color w:val="0000EE"/>
-            <w:u w:val="single"/>
-          </w:rPr>
-          <w:t>詩45:6–7</w:t>
-        </w:r>
-      </w:hyperlink>
+      <w:r>
+        <w:rPr>
+          <w:lang w:val="zh_TW" w:bidi="zh_TW"/>
+        </w:rPr>
+        <w:t>詩45:6–7</w:t>
+      </w:r>
       <w:r>
         <w:rPr>
           <w:lang w:val="zh_TW" w:bidi="zh_TW"/>
         </w:rPr>
         <w:t>；參</w:t>
       </w:r>
-      <w:hyperlink r:id="rId85">
-        <w:r>
-          <w:rPr>
-            <w:lang w:val="zh_TW" w:bidi="zh_TW"/>
-          </w:rPr>
-          <w:rPr>
-            <w:color w:val="0000EE"/>
-            <w:u w:val="single"/>
-          </w:rPr>
-          <w:t>來1:8–9</w:t>
-        </w:r>
-      </w:hyperlink>
+      <w:r>
+        <w:rPr>
+          <w:lang w:val="zh_TW" w:bidi="zh_TW"/>
+        </w:rPr>
+        <w:t>來1:8–9</w:t>
+      </w:r>
       <w:r>
         <w:rPr>
           <w:lang w:val="zh_TW" w:bidi="zh_TW"/>
@@ -1968,234 +1488,156 @@
         </w:rPr>
         <w:t>公元一世紀巴勒斯坦的猶太人知道，彌賽亞的應許將藉著像摩西的那一位的來臨而得以成就（</w:t>
       </w:r>
-      <w:hyperlink r:id="rId86">
-        <w:r>
-          <w:rPr>
-            <w:lang w:val="zh_TW" w:bidi="zh_TW"/>
-          </w:rPr>
-          <w:rPr>
-            <w:color w:val="0000EE"/>
-            <w:u w:val="single"/>
-          </w:rPr>
-          <w:t>申18:18</w:t>
-        </w:r>
-      </w:hyperlink>
+      <w:r>
+        <w:rPr>
+          <w:lang w:val="zh_TW" w:bidi="zh_TW"/>
+        </w:rPr>
+        <w:t>申18:18</w:t>
+      </w:r>
       <w:r>
         <w:rPr>
           <w:lang w:val="zh_TW" w:bidi="zh_TW"/>
         </w:rPr>
         <w:t>）。耶穌與摩西之間有許多相似之處。作為中保、創新者，以及為百姓開創新靈命階段的引領者，他們是無人能及的。具體而言，兩人都在嬰孩時期奇蹟般地被拯救（</w:t>
       </w:r>
-      <w:hyperlink r:id="rId87">
-        <w:r>
-          <w:rPr>
-            <w:lang w:val="zh_TW" w:bidi="zh_TW"/>
-          </w:rPr>
-          <w:rPr>
-            <w:color w:val="0000EE"/>
-            <w:u w:val="single"/>
-          </w:rPr>
-          <w:t>出2章</w:t>
-        </w:r>
-      </w:hyperlink>
+      <w:r>
+        <w:rPr>
+          <w:lang w:val="zh_TW" w:bidi="zh_TW"/>
+        </w:rPr>
+        <w:t>出2章</w:t>
+      </w:r>
       <w:r>
         <w:rPr>
           <w:lang w:val="zh_TW" w:bidi="zh_TW"/>
         </w:rPr>
         <w:t>；</w:t>
       </w:r>
-      <w:hyperlink r:id="rId88">
-        <w:r>
-          <w:rPr>
-            <w:lang w:val="zh_TW" w:bidi="zh_TW"/>
-          </w:rPr>
-          <w:rPr>
-            <w:color w:val="0000EE"/>
-            <w:u w:val="single"/>
-          </w:rPr>
-          <w:t>太2:13–23</w:t>
-        </w:r>
-      </w:hyperlink>
+      <w:r>
+        <w:rPr>
+          <w:lang w:val="zh_TW" w:bidi="zh_TW"/>
+        </w:rPr>
+        <w:t>太2:13–23</w:t>
+      </w:r>
       <w:r>
         <w:rPr>
           <w:lang w:val="zh_TW" w:bidi="zh_TW"/>
         </w:rPr>
         <w:t>）；兩者都為了服事神的百姓而放棄皇室的榮華（</w:t>
       </w:r>
-      <w:hyperlink r:id="rId89">
-        <w:r>
-          <w:rPr>
-            <w:lang w:val="zh_TW" w:bidi="zh_TW"/>
-          </w:rPr>
-          <w:rPr>
-            <w:color w:val="0000EE"/>
-            <w:u w:val="single"/>
-          </w:rPr>
-          <w:t>腓2:5–8</w:t>
-        </w:r>
-      </w:hyperlink>
+      <w:r>
+        <w:rPr>
+          <w:lang w:val="zh_TW" w:bidi="zh_TW"/>
+        </w:rPr>
+        <w:t>腓2:5–8</w:t>
+      </w:r>
       <w:r>
         <w:rPr>
           <w:lang w:val="zh_TW" w:bidi="zh_TW"/>
         </w:rPr>
         <w:t>；</w:t>
       </w:r>
-      <w:hyperlink r:id="rId90">
-        <w:r>
-          <w:rPr>
-            <w:lang w:val="zh_TW" w:bidi="zh_TW"/>
-          </w:rPr>
-          <w:rPr>
-            <w:color w:val="0000EE"/>
-            <w:u w:val="single"/>
-          </w:rPr>
-          <w:t>來11:24–28</w:t>
-        </w:r>
-      </w:hyperlink>
+      <w:r>
+        <w:rPr>
+          <w:lang w:val="zh_TW" w:bidi="zh_TW"/>
+        </w:rPr>
+        <w:t>來11:24–28</w:t>
+      </w:r>
       <w:r>
         <w:rPr>
           <w:lang w:val="zh_TW" w:bidi="zh_TW"/>
         </w:rPr>
         <w:t>）；兩者都對他人懷有強烈的憐憫（</w:t>
       </w:r>
-      <w:hyperlink r:id="rId91">
-        <w:r>
-          <w:rPr>
-            <w:lang w:val="zh_TW" w:bidi="zh_TW"/>
-          </w:rPr>
-          <w:rPr>
-            <w:color w:val="0000EE"/>
-            <w:u w:val="single"/>
-          </w:rPr>
-          <w:t>民27:17</w:t>
-        </w:r>
-      </w:hyperlink>
+      <w:r>
+        <w:rPr>
+          <w:lang w:val="zh_TW" w:bidi="zh_TW"/>
+        </w:rPr>
+        <w:t>民27:17</w:t>
+      </w:r>
       <w:r>
         <w:rPr>
           <w:lang w:val="zh_TW" w:bidi="zh_TW"/>
         </w:rPr>
         <w:t>；</w:t>
       </w:r>
-      <w:hyperlink r:id="rId92">
-        <w:r>
-          <w:rPr>
-            <w:lang w:val="zh_TW" w:bidi="zh_TW"/>
-          </w:rPr>
-          <w:rPr>
-            <w:color w:val="0000EE"/>
-            <w:u w:val="single"/>
-          </w:rPr>
-          <w:t>太9:36</w:t>
-        </w:r>
-      </w:hyperlink>
+      <w:r>
+        <w:rPr>
+          <w:lang w:val="zh_TW" w:bidi="zh_TW"/>
+        </w:rPr>
+        <w:t>太9:36</w:t>
+      </w:r>
       <w:r>
         <w:rPr>
           <w:lang w:val="zh_TW" w:bidi="zh_TW"/>
         </w:rPr>
         <w:t>）；兩者都與神「面對面」交談（</w:t>
       </w:r>
-      <w:hyperlink r:id="rId93">
-        <w:r>
-          <w:rPr>
-            <w:lang w:val="zh_TW" w:bidi="zh_TW"/>
-          </w:rPr>
-          <w:rPr>
-            <w:color w:val="0000EE"/>
-            <w:u w:val="single"/>
-          </w:rPr>
-          <w:t>出34:29–30</w:t>
-        </w:r>
-      </w:hyperlink>
+      <w:r>
+        <w:rPr>
+          <w:lang w:val="zh_TW" w:bidi="zh_TW"/>
+        </w:rPr>
+        <w:t>出34:29–30</w:t>
+      </w:r>
       <w:r>
         <w:rPr>
           <w:lang w:val="zh_TW" w:bidi="zh_TW"/>
         </w:rPr>
         <w:t>；</w:t>
       </w:r>
-      <w:hyperlink r:id="rId94">
-        <w:r>
-          <w:rPr>
-            <w:lang w:val="zh_TW" w:bidi="zh_TW"/>
-          </w:rPr>
-          <w:rPr>
-            <w:color w:val="0000EE"/>
-            <w:u w:val="single"/>
-          </w:rPr>
-          <w:t>林後3:7</w:t>
-        </w:r>
-      </w:hyperlink>
+      <w:r>
+        <w:rPr>
+          <w:lang w:val="zh_TW" w:bidi="zh_TW"/>
+        </w:rPr>
+        <w:t>林後3:7</w:t>
+      </w:r>
       <w:r>
         <w:rPr>
           <w:lang w:val="zh_TW" w:bidi="zh_TW"/>
         </w:rPr>
         <w:t>）；並且都作為救贖之約的中保（</w:t>
       </w:r>
-      <w:hyperlink r:id="rId95">
-        <w:r>
-          <w:rPr>
-            <w:lang w:val="zh_TW" w:bidi="zh_TW"/>
-          </w:rPr>
-          <w:rPr>
-            <w:color w:val="0000EE"/>
-            <w:u w:val="single"/>
-          </w:rPr>
-          <w:t>申29:1</w:t>
-        </w:r>
-      </w:hyperlink>
+      <w:r>
+        <w:rPr>
+          <w:lang w:val="zh_TW" w:bidi="zh_TW"/>
+        </w:rPr>
+        <w:t>申29:1</w:t>
+      </w:r>
       <w:r>
         <w:rPr>
           <w:lang w:val="zh_TW" w:bidi="zh_TW"/>
         </w:rPr>
         <w:t>；</w:t>
       </w:r>
-      <w:hyperlink r:id="rId96">
-        <w:r>
-          <w:rPr>
-            <w:lang w:val="zh_TW" w:bidi="zh_TW"/>
-          </w:rPr>
-          <w:rPr>
-            <w:color w:val="0000EE"/>
-            <w:u w:val="single"/>
-          </w:rPr>
-          <w:t>來8:6–7</w:t>
-        </w:r>
-      </w:hyperlink>
+      <w:r>
+        <w:rPr>
+          <w:lang w:val="zh_TW" w:bidi="zh_TW"/>
+        </w:rPr>
+        <w:t>來8:6–7</w:t>
+      </w:r>
       <w:r>
         <w:rPr>
           <w:lang w:val="zh_TW" w:bidi="zh_TW"/>
         </w:rPr>
         <w:t>）。然而，正如路德所言：「基督並不是摩西。」歸根究柢，摩西只是家庭中的僕人，而彌賽亞卻是萬物的創造者和主人（</w:t>
       </w:r>
-      <w:hyperlink r:id="rId97">
-        <w:r>
-          <w:rPr>
-            <w:lang w:val="zh_TW" w:bidi="zh_TW"/>
-          </w:rPr>
-          <w:rPr>
-            <w:color w:val="0000EE"/>
-            <w:u w:val="single"/>
-          </w:rPr>
-          <w:t>來3:3–6</w:t>
-        </w:r>
-      </w:hyperlink>
+      <w:r>
+        <w:rPr>
+          <w:lang w:val="zh_TW" w:bidi="zh_TW"/>
+        </w:rPr>
+        <w:t>來3:3–6</w:t>
+      </w:r>
       <w:r>
         <w:rPr>
           <w:lang w:val="zh_TW" w:bidi="zh_TW"/>
         </w:rPr>
         <w:t>；參</w:t>
       </w:r>
-      <w:hyperlink r:id="rId98">
-        <w:r>
-          <w:rPr>
-            <w:lang w:val="zh_TW" w:bidi="zh_TW"/>
-          </w:rPr>
-          <w:rPr>
-            <w:color w:val="0000EE"/>
-            <w:u w:val="single"/>
-          </w:rPr>
-          <w:t>約1:1–2、18</w:t>
-        </w:r>
-      </w:hyperlink>
+      <w:r>
+        <w:rPr>
+          <w:lang w:val="zh_TW" w:bidi="zh_TW"/>
+        </w:rPr>
+        <w:t>約1:1–2、18</w:t>
+      </w:r>
       <w:r>
         <w:rPr>
           <w:lang w:val="zh_TW" w:bidi="zh_TW"/>
@@ -2216,936 +1658,624 @@
         </w:rPr>
         <w:t>聖經中的家譜極為重要。拉比們根據</w:t>
       </w:r>
-      <w:hyperlink r:id="rId24">
-        <w:r>
-          <w:rPr>
-            <w:lang w:val="zh_TW" w:bidi="zh_TW"/>
-          </w:rPr>
-          <w:rPr>
-            <w:color w:val="0000EE"/>
-            <w:u w:val="single"/>
-          </w:rPr>
-          <w:t>何西阿書三章5節</w:t>
-        </w:r>
-      </w:hyperlink>
+      <w:r>
+        <w:rPr>
+          <w:lang w:val="zh_TW" w:bidi="zh_TW"/>
+        </w:rPr>
+        <w:t>何西阿書三章5節</w:t>
+      </w:r>
       <w:r>
         <w:rPr>
           <w:lang w:val="zh_TW" w:bidi="zh_TW"/>
         </w:rPr>
         <w:t>和</w:t>
       </w:r>
-      <w:hyperlink r:id="rId99">
-        <w:r>
-          <w:rPr>
-            <w:lang w:val="zh_TW" w:bidi="zh_TW"/>
-          </w:rPr>
-          <w:rPr>
-            <w:color w:val="0000EE"/>
-            <w:u w:val="single"/>
-          </w:rPr>
-          <w:t>耶利米書三十章9節</w:t>
-        </w:r>
-      </w:hyperlink>
+      <w:r>
+        <w:rPr>
+          <w:lang w:val="zh_TW" w:bidi="zh_TW"/>
+        </w:rPr>
+        <w:t>耶利米書三十章9節</w:t>
+      </w:r>
       <w:r>
         <w:rPr>
           <w:lang w:val="zh_TW" w:bidi="zh_TW"/>
         </w:rPr>
         <w:t>，同意彌賽亞必須有大衛的血統。天使的宣告立即確立了耶穌的正確血統（</w:t>
       </w:r>
-      <w:hyperlink r:id="rId100">
-        <w:r>
-          <w:rPr>
-            <w:lang w:val="zh_TW" w:bidi="zh_TW"/>
-          </w:rPr>
-          <w:rPr>
-            <w:color w:val="0000EE"/>
-            <w:u w:val="single"/>
-          </w:rPr>
-          <w:t>路1:32–33</w:t>
-        </w:r>
-      </w:hyperlink>
+      <w:r>
+        <w:rPr>
+          <w:lang w:val="zh_TW" w:bidi="zh_TW"/>
+        </w:rPr>
+        <w:t>路1:32–33</w:t>
+      </w:r>
       <w:r>
         <w:rPr>
           <w:lang w:val="zh_TW" w:bidi="zh_TW"/>
         </w:rPr>
         <w:t>；參</w:t>
       </w:r>
-      <w:hyperlink r:id="rId101">
-        <w:r>
-          <w:rPr>
-            <w:lang w:val="zh_TW" w:bidi="zh_TW"/>
-          </w:rPr>
-          <w:rPr>
-            <w:color w:val="0000EE"/>
-            <w:u w:val="single"/>
-          </w:rPr>
-          <w:t>2:4</w:t>
-        </w:r>
-      </w:hyperlink>
+      <w:r>
+        <w:rPr>
+          <w:lang w:val="zh_TW" w:bidi="zh_TW"/>
+        </w:rPr>
+        <w:t>2:4</w:t>
+      </w:r>
       <w:r>
         <w:rPr>
           <w:lang w:val="zh_TW" w:bidi="zh_TW"/>
         </w:rPr>
         <w:t>），馬太福音的記載也是如此（</w:t>
       </w:r>
-      <w:hyperlink r:id="rId102">
-        <w:r>
-          <w:rPr>
-            <w:lang w:val="zh_TW" w:bidi="zh_TW"/>
-          </w:rPr>
-          <w:rPr>
-            <w:color w:val="0000EE"/>
-            <w:u w:val="single"/>
-          </w:rPr>
-          <w:t>太1:1–17</w:t>
-        </w:r>
-      </w:hyperlink>
+      <w:r>
+        <w:rPr>
+          <w:lang w:val="zh_TW" w:bidi="zh_TW"/>
+        </w:rPr>
+        <w:t>太1:1–17</w:t>
+      </w:r>
       <w:r>
         <w:rPr>
           <w:lang w:val="zh_TW" w:bidi="zh_TW"/>
         </w:rPr>
         <w:t>）。路加福音的家譜列表，如同馬太福音的記錄一樣，明確地證明了耶穌作為彌賽亞的王族血統（</w:t>
       </w:r>
-      <w:hyperlink r:id="rId103">
-        <w:r>
-          <w:rPr>
-            <w:lang w:val="zh_TW" w:bidi="zh_TW"/>
-          </w:rPr>
-          <w:rPr>
-            <w:color w:val="0000EE"/>
-            <w:u w:val="single"/>
-          </w:rPr>
-          <w:t>路3:23–38</w:t>
-        </w:r>
-      </w:hyperlink>
+      <w:r>
+        <w:rPr>
+          <w:lang w:val="zh_TW" w:bidi="zh_TW"/>
+        </w:rPr>
+        <w:t>路3:23–38</w:t>
+      </w:r>
       <w:r>
         <w:rPr>
           <w:lang w:val="zh_TW" w:bidi="zh_TW"/>
         </w:rPr>
         <w:t>）。儘管兩個家譜之間存在差異，但它們都強調了這個獨特的彌賽亞族系的血統。耶穌深知聖經的彌賽亞焦點（</w:t>
       </w:r>
-      <w:hyperlink r:id="rId104">
-        <w:r>
-          <w:rPr>
-            <w:lang w:val="zh_TW" w:bidi="zh_TW"/>
-          </w:rPr>
-          <w:rPr>
-            <w:color w:val="0000EE"/>
-            <w:u w:val="single"/>
-          </w:rPr>
-          <w:t>約5:46</w:t>
-        </w:r>
-      </w:hyperlink>
+      <w:r>
+        <w:rPr>
+          <w:lang w:val="zh_TW" w:bidi="zh_TW"/>
+        </w:rPr>
+        <w:t>約5:46</w:t>
+      </w:r>
       <w:r>
         <w:rPr>
           <w:lang w:val="zh_TW" w:bidi="zh_TW"/>
         </w:rPr>
         <w:t>；</w:t>
       </w:r>
-      <w:hyperlink r:id="rId105">
-        <w:r>
-          <w:rPr>
-            <w:lang w:val="zh_TW" w:bidi="zh_TW"/>
-          </w:rPr>
-          <w:rPr>
-            <w:color w:val="0000EE"/>
-            <w:u w:val="single"/>
-          </w:rPr>
-          <w:t>8:56</w:t>
-        </w:r>
-      </w:hyperlink>
+      <w:r>
+        <w:rPr>
+          <w:lang w:val="zh_TW" w:bidi="zh_TW"/>
+        </w:rPr>
+        <w:t>8:56</w:t>
+      </w:r>
       <w:r>
         <w:rPr>
           <w:lang w:val="zh_TW" w:bidi="zh_TW"/>
         </w:rPr>
         <w:t>），並在多次場合中承認自己是基督。祂接受了瞎子巴底買的稱呼（</w:t>
       </w:r>
-      <w:hyperlink r:id="rId106">
-        <w:r>
-          <w:rPr>
-            <w:lang w:val="zh_TW" w:bidi="zh_TW"/>
-          </w:rPr>
-          <w:rPr>
-            <w:color w:val="0000EE"/>
-            <w:u w:val="single"/>
-          </w:rPr>
-          <w:t>可10:46–48</w:t>
-        </w:r>
-      </w:hyperlink>
+      <w:r>
+        <w:rPr>
+          <w:lang w:val="zh_TW" w:bidi="zh_TW"/>
+        </w:rPr>
+        <w:t>可10:46–48</w:t>
+      </w:r>
       <w:r>
         <w:rPr>
           <w:lang w:val="zh_TW" w:bidi="zh_TW"/>
         </w:rPr>
         <w:t>）；也接受了祂進入耶路撒冷時群眾的歡呼（</w:t>
       </w:r>
-      <w:hyperlink r:id="rId107">
-        <w:r>
-          <w:rPr>
-            <w:lang w:val="zh_TW" w:bidi="zh_TW"/>
-          </w:rPr>
-          <w:rPr>
-            <w:color w:val="0000EE"/>
-            <w:u w:val="single"/>
-          </w:rPr>
-          <w:t>太21:9</w:t>
-        </w:r>
-      </w:hyperlink>
+      <w:r>
+        <w:rPr>
+          <w:lang w:val="zh_TW" w:bidi="zh_TW"/>
+        </w:rPr>
+        <w:t>太21:9</w:t>
+      </w:r>
       <w:r>
         <w:rPr>
           <w:lang w:val="zh_TW" w:bidi="zh_TW"/>
         </w:rPr>
         <w:t>）；並在聖殿裡接受了小孩子的讚美（</w:t>
       </w:r>
-      <w:hyperlink r:id="rId108">
-        <w:r>
-          <w:rPr>
-            <w:lang w:val="zh_TW" w:bidi="zh_TW"/>
-          </w:rPr>
-          <w:rPr>
-            <w:color w:val="0000EE"/>
-            <w:u w:val="single"/>
-          </w:rPr>
-          <w:t>15</w:t>
-        </w:r>
-      </w:hyperlink>
+      <w:r>
+        <w:rPr>
+          <w:lang w:val="zh_TW" w:bidi="zh_TW"/>
+        </w:rPr>
+        <w:t>15</w:t>
+      </w:r>
       <w:r>
         <w:rPr>
           <w:lang w:val="zh_TW" w:bidi="zh_TW"/>
         </w:rPr>
         <w:t>節）；以及其它場合中的稱呼（</w:t>
       </w:r>
-      <w:hyperlink r:id="rId109">
-        <w:r>
-          <w:rPr>
-            <w:lang w:val="zh_TW" w:bidi="zh_TW"/>
-          </w:rPr>
-          <w:rPr>
-            <w:color w:val="0000EE"/>
-            <w:u w:val="single"/>
-          </w:rPr>
-          <w:t>太16:16–18</w:t>
-        </w:r>
-      </w:hyperlink>
+      <w:r>
+        <w:rPr>
+          <w:lang w:val="zh_TW" w:bidi="zh_TW"/>
+        </w:rPr>
+        <w:t>太16:16–18</w:t>
+      </w:r>
       <w:r>
         <w:rPr>
           <w:lang w:val="zh_TW" w:bidi="zh_TW"/>
         </w:rPr>
         <w:t>；</w:t>
       </w:r>
-      <w:hyperlink r:id="rId110">
-        <w:r>
-          <w:rPr>
-            <w:lang w:val="zh_TW" w:bidi="zh_TW"/>
-          </w:rPr>
-          <w:rPr>
-            <w:color w:val="0000EE"/>
-            <w:u w:val="single"/>
-          </w:rPr>
-          <w:t>可14:61–62</w:t>
-        </w:r>
-      </w:hyperlink>
+      <w:r>
+        <w:rPr>
+          <w:lang w:val="zh_TW" w:bidi="zh_TW"/>
+        </w:rPr>
+        <w:t>可14:61–62</w:t>
+      </w:r>
       <w:r>
         <w:rPr>
           <w:lang w:val="zh_TW" w:bidi="zh_TW"/>
         </w:rPr>
         <w:t>；</w:t>
       </w:r>
-      <w:hyperlink r:id="rId111">
-        <w:r>
-          <w:rPr>
-            <w:lang w:val="zh_TW" w:bidi="zh_TW"/>
-          </w:rPr>
-          <w:rPr>
-            <w:color w:val="0000EE"/>
-            <w:u w:val="single"/>
-          </w:rPr>
-          <w:t>路4:21</w:t>
-        </w:r>
-      </w:hyperlink>
+      <w:r>
+        <w:rPr>
+          <w:lang w:val="zh_TW" w:bidi="zh_TW"/>
+        </w:rPr>
+        <w:t>路4:21</w:t>
+      </w:r>
       <w:r>
         <w:rPr>
           <w:lang w:val="zh_TW" w:bidi="zh_TW"/>
         </w:rPr>
         <w:t>；</w:t>
       </w:r>
-      <w:hyperlink r:id="rId112">
-        <w:r>
-          <w:rPr>
-            <w:lang w:val="zh_TW" w:bidi="zh_TW"/>
-          </w:rPr>
-          <w:rPr>
-            <w:color w:val="0000EE"/>
-            <w:u w:val="single"/>
-          </w:rPr>
-          <w:t>約4:25–26</w:t>
-        </w:r>
-      </w:hyperlink>
+      <w:r>
+        <w:rPr>
+          <w:lang w:val="zh_TW" w:bidi="zh_TW"/>
+        </w:rPr>
+        <w:t>約4:25–26</w:t>
+      </w:r>
       <w:r>
         <w:rPr>
           <w:lang w:val="zh_TW" w:bidi="zh_TW"/>
         </w:rPr>
         <w:t>）。儘管如此，祂警告門徒在祂復活前不要宣揚祂是彌賽亞（</w:t>
       </w:r>
-      <w:hyperlink r:id="rId113">
-        <w:r>
-          <w:rPr>
-            <w:lang w:val="zh_TW" w:bidi="zh_TW"/>
-          </w:rPr>
-          <w:rPr>
-            <w:color w:val="0000EE"/>
-            <w:u w:val="single"/>
-          </w:rPr>
-          <w:t>太17:9</w:t>
-        </w:r>
-      </w:hyperlink>
+      <w:r>
+        <w:rPr>
+          <w:lang w:val="zh_TW" w:bidi="zh_TW"/>
+        </w:rPr>
+        <w:t>太17:9</w:t>
+      </w:r>
       <w:r>
         <w:rPr>
           <w:lang w:val="zh_TW" w:bidi="zh_TW"/>
         </w:rPr>
         <w:t>；參</w:t>
       </w:r>
-      <w:hyperlink r:id="rId114">
-        <w:r>
-          <w:rPr>
-            <w:lang w:val="zh_TW" w:bidi="zh_TW"/>
-          </w:rPr>
-          <w:rPr>
-            <w:color w:val="0000EE"/>
-            <w:u w:val="single"/>
-          </w:rPr>
-          <w:t>路9:20–21</w:t>
-        </w:r>
-      </w:hyperlink>
+      <w:r>
+        <w:rPr>
+          <w:lang w:val="zh_TW" w:bidi="zh_TW"/>
+        </w:rPr>
+        <w:t>路9:20–21</w:t>
+      </w:r>
       <w:r>
         <w:rPr>
           <w:lang w:val="zh_TW" w:bidi="zh_TW"/>
         </w:rPr>
         <w:t>）。由於人們普遍（但錯誤地）認為彌賽亞主要是政治上的解救者，耶穌實際上避免使用這個稱謂，而更願意稱自己為「人子」。兩者指的是同一個人這一點，並不是人人都能理解的（參</w:t>
       </w:r>
-      <w:hyperlink r:id="rId110">
-        <w:r>
-          <w:rPr>
-            <w:lang w:val="zh_TW" w:bidi="zh_TW"/>
-          </w:rPr>
-          <w:rPr>
-            <w:color w:val="0000EE"/>
-            <w:u w:val="single"/>
-          </w:rPr>
-          <w:t>可14:61–62</w:t>
-        </w:r>
-      </w:hyperlink>
+      <w:r>
+        <w:rPr>
+          <w:lang w:val="zh_TW" w:bidi="zh_TW"/>
+        </w:rPr>
+        <w:t>可14:61–62</w:t>
+      </w:r>
       <w:r>
         <w:rPr>
           <w:lang w:val="zh_TW" w:bidi="zh_TW"/>
         </w:rPr>
         <w:t>）。耶穌主要借用了但以理對天上征服者的異象（</w:t>
       </w:r>
-      <w:hyperlink r:id="rId115">
-        <w:r>
-          <w:rPr>
-            <w:lang w:val="zh_TW" w:bidi="zh_TW"/>
-          </w:rPr>
-          <w:rPr>
-            <w:color w:val="0000EE"/>
-            <w:u w:val="single"/>
-          </w:rPr>
-          <w:t>但7:13–14</w:t>
-        </w:r>
-      </w:hyperlink>
+      <w:r>
+        <w:rPr>
+          <w:lang w:val="zh_TW" w:bidi="zh_TW"/>
+        </w:rPr>
+        <w:t>但7:13–14</w:t>
+      </w:r>
       <w:r>
         <w:rPr>
           <w:lang w:val="zh_TW" w:bidi="zh_TW"/>
         </w:rPr>
         <w:t>），祂不斷使用這個不太為人所知的稱號，並賦予其彌賽亞救恩的真正性質和範疇。耶穌的教導使門徒得以糾正他們對祂使命的錯誤看法（</w:t>
       </w:r>
-      <w:hyperlink r:id="rId116">
-        <w:r>
-          <w:rPr>
-            <w:lang w:val="zh_TW" w:bidi="zh_TW"/>
-          </w:rPr>
-          <w:rPr>
-            <w:color w:val="0000EE"/>
-            <w:u w:val="single"/>
-          </w:rPr>
-          <w:t>太16:21–23</w:t>
-        </w:r>
-      </w:hyperlink>
+      <w:r>
+        <w:rPr>
+          <w:lang w:val="zh_TW" w:bidi="zh_TW"/>
+        </w:rPr>
+        <w:t>太16:21–23</w:t>
+      </w:r>
       <w:r>
         <w:rPr>
           <w:lang w:val="zh_TW" w:bidi="zh_TW"/>
         </w:rPr>
         <w:t>）。在時候滿足時，他們會明白祂不僅是彌賽亞，也是整卷舊約的主題（</w:t>
       </w:r>
-      <w:hyperlink r:id="rId117">
-        <w:r>
-          <w:rPr>
-            <w:lang w:val="zh_TW" w:bidi="zh_TW"/>
-          </w:rPr>
-          <w:rPr>
-            <w:color w:val="0000EE"/>
-            <w:u w:val="single"/>
-          </w:rPr>
-          <w:t>太5:17</w:t>
-        </w:r>
-      </w:hyperlink>
+      <w:r>
+        <w:rPr>
+          <w:lang w:val="zh_TW" w:bidi="zh_TW"/>
+        </w:rPr>
+        <w:t>太5:17</w:t>
+      </w:r>
       <w:r>
         <w:rPr>
           <w:lang w:val="zh_TW" w:bidi="zh_TW"/>
         </w:rPr>
         <w:t>；</w:t>
       </w:r>
-      <w:hyperlink r:id="rId118">
-        <w:r>
-          <w:rPr>
-            <w:lang w:val="zh_TW" w:bidi="zh_TW"/>
-          </w:rPr>
-          <w:rPr>
-            <w:color w:val="0000EE"/>
-            <w:u w:val="single"/>
-          </w:rPr>
-          <w:t>路24:27、44</w:t>
-        </w:r>
-      </w:hyperlink>
+      <w:r>
+        <w:rPr>
+          <w:lang w:val="zh_TW" w:bidi="zh_TW"/>
+        </w:rPr>
+        <w:t>路24:27、44</w:t>
+      </w:r>
       <w:r>
         <w:rPr>
           <w:lang w:val="zh_TW" w:bidi="zh_TW"/>
         </w:rPr>
         <w:t>；</w:t>
       </w:r>
-      <w:hyperlink r:id="rId119">
-        <w:r>
-          <w:rPr>
-            <w:lang w:val="zh_TW" w:bidi="zh_TW"/>
-          </w:rPr>
-          <w:rPr>
-            <w:color w:val="0000EE"/>
-            <w:u w:val="single"/>
-          </w:rPr>
-          <w:t>約5:39</w:t>
-        </w:r>
-      </w:hyperlink>
+      <w:r>
+        <w:rPr>
+          <w:lang w:val="zh_TW" w:bidi="zh_TW"/>
+        </w:rPr>
+        <w:t>約5:39</w:t>
+      </w:r>
       <w:r>
         <w:rPr>
           <w:lang w:val="zh_TW" w:bidi="zh_TW"/>
         </w:rPr>
         <w:t>；參</w:t>
       </w:r>
-      <w:hyperlink r:id="rId120">
-        <w:r>
-          <w:rPr>
-            <w:lang w:val="zh_TW" w:bidi="zh_TW"/>
-          </w:rPr>
-          <w:rPr>
-            <w:color w:val="0000EE"/>
-            <w:u w:val="single"/>
-          </w:rPr>
-          <w:t>來10:7</w:t>
-        </w:r>
-      </w:hyperlink>
+      <w:r>
+        <w:rPr>
+          <w:lang w:val="zh_TW" w:bidi="zh_TW"/>
+        </w:rPr>
+        <w:t>來10:7</w:t>
+      </w:r>
       <w:r>
         <w:rPr>
           <w:lang w:val="zh_TW" w:bidi="zh_TW"/>
         </w:rPr>
         <w:t>）。當耶穌從律法書開始解釋聖經（</w:t>
       </w:r>
-      <w:hyperlink r:id="rId121">
-        <w:r>
-          <w:rPr>
-            <w:lang w:val="zh_TW" w:bidi="zh_TW"/>
-          </w:rPr>
-          <w:rPr>
-            <w:color w:val="0000EE"/>
-            <w:u w:val="single"/>
-          </w:rPr>
-          <w:t>路24:27</w:t>
-        </w:r>
-      </w:hyperlink>
+      <w:r>
+        <w:rPr>
+          <w:lang w:val="zh_TW" w:bidi="zh_TW"/>
+        </w:rPr>
+        <w:t>路24:27</w:t>
+      </w:r>
       <w:r>
         <w:rPr>
           <w:lang w:val="zh_TW" w:bidi="zh_TW"/>
         </w:rPr>
         <w:t>）時，祂作為神活生生的闡釋，即成為肉身的道（</w:t>
       </w:r>
-      <w:hyperlink r:id="rId122">
-        <w:r>
-          <w:rPr>
-            <w:lang w:val="zh_TW" w:bidi="zh_TW"/>
-          </w:rPr>
-          <w:rPr>
-            <w:color w:val="0000EE"/>
-            <w:u w:val="single"/>
-          </w:rPr>
-          <w:t>約1:14、18</w:t>
-        </w:r>
-      </w:hyperlink>
+      <w:r>
+        <w:rPr>
+          <w:lang w:val="zh_TW" w:bidi="zh_TW"/>
+        </w:rPr>
+        <w:t>約1:14、18</w:t>
+      </w:r>
       <w:r>
         <w:rPr>
           <w:lang w:val="zh_TW" w:bidi="zh_TW"/>
         </w:rPr>
         <w:t>）。許多經文中可以看到對彌賽亞的正統解釋，如</w:t>
       </w:r>
-      <w:hyperlink r:id="rId71">
-        <w:r>
-          <w:rPr>
-            <w:lang w:val="zh_TW" w:bidi="zh_TW"/>
-          </w:rPr>
-          <w:rPr>
-            <w:color w:val="0000EE"/>
-            <w:u w:val="single"/>
-          </w:rPr>
-          <w:t>詩2</w:t>
-        </w:r>
-      </w:hyperlink>
+      <w:r>
+        <w:rPr>
+          <w:lang w:val="zh_TW" w:bidi="zh_TW"/>
+        </w:rPr>
+        <w:t>詩2</w:t>
+      </w:r>
       <w:r>
         <w:rPr>
           <w:lang w:val="zh_TW" w:bidi="zh_TW"/>
         </w:rPr>
         <w:t>，</w:t>
       </w:r>
-      <w:hyperlink r:id="rId123">
-        <w:r>
-          <w:rPr>
-            <w:lang w:val="zh_TW" w:bidi="zh_TW"/>
-          </w:rPr>
-          <w:rPr>
-            <w:color w:val="0000EE"/>
-            <w:u w:val="single"/>
-          </w:rPr>
-          <w:t>16</w:t>
-        </w:r>
-      </w:hyperlink>
+      <w:r>
+        <w:rPr>
+          <w:lang w:val="zh_TW" w:bidi="zh_TW"/>
+        </w:rPr>
+        <w:t>16</w:t>
+      </w:r>
       <w:r>
         <w:rPr>
           <w:lang w:val="zh_TW" w:bidi="zh_TW"/>
         </w:rPr>
         <w:t>，</w:t>
       </w:r>
-      <w:hyperlink r:id="rId124">
-        <w:r>
-          <w:rPr>
-            <w:lang w:val="zh_TW" w:bidi="zh_TW"/>
-          </w:rPr>
-          <w:rPr>
-            <w:color w:val="0000EE"/>
-            <w:u w:val="single"/>
-          </w:rPr>
-          <w:t>22</w:t>
-        </w:r>
-      </w:hyperlink>
+      <w:r>
+        <w:rPr>
+          <w:lang w:val="zh_TW" w:bidi="zh_TW"/>
+        </w:rPr>
+        <w:t>22</w:t>
+      </w:r>
       <w:r>
         <w:rPr>
           <w:lang w:val="zh_TW" w:bidi="zh_TW"/>
         </w:rPr>
         <w:t>，</w:t>
       </w:r>
-      <w:hyperlink r:id="rId125">
-        <w:r>
-          <w:rPr>
-            <w:lang w:val="zh_TW" w:bidi="zh_TW"/>
-          </w:rPr>
-          <w:rPr>
-            <w:color w:val="0000EE"/>
-            <w:u w:val="single"/>
-          </w:rPr>
-          <w:t>40</w:t>
-        </w:r>
-      </w:hyperlink>
+      <w:r>
+        <w:rPr>
+          <w:lang w:val="zh_TW" w:bidi="zh_TW"/>
+        </w:rPr>
+        <w:t>40</w:t>
+      </w:r>
       <w:r>
         <w:rPr>
           <w:lang w:val="zh_TW" w:bidi="zh_TW"/>
         </w:rPr>
         <w:t>，</w:t>
       </w:r>
-      <w:hyperlink r:id="rId73">
-        <w:r>
-          <w:rPr>
-            <w:lang w:val="zh_TW" w:bidi="zh_TW"/>
-          </w:rPr>
-          <w:rPr>
-            <w:color w:val="0000EE"/>
-            <w:u w:val="single"/>
-          </w:rPr>
-          <w:t>110篇</w:t>
-        </w:r>
-      </w:hyperlink>
+      <w:r>
+        <w:rPr>
+          <w:lang w:val="zh_TW" w:bidi="zh_TW"/>
+        </w:rPr>
+        <w:t>110篇</w:t>
+      </w:r>
       <w:r>
         <w:rPr>
           <w:lang w:val="zh_TW" w:bidi="zh_TW"/>
         </w:rPr>
         <w:t>；</w:t>
       </w:r>
-      <w:hyperlink r:id="rId80">
-        <w:r>
-          <w:rPr>
-            <w:lang w:val="zh_TW" w:bidi="zh_TW"/>
-          </w:rPr>
-          <w:rPr>
-            <w:color w:val="0000EE"/>
-            <w:u w:val="single"/>
-          </w:rPr>
-          <w:t>賽7:14</w:t>
-        </w:r>
-      </w:hyperlink>
+      <w:r>
+        <w:rPr>
+          <w:lang w:val="zh_TW" w:bidi="zh_TW"/>
+        </w:rPr>
+        <w:t>賽7:14</w:t>
+      </w:r>
       <w:r>
         <w:rPr>
           <w:lang w:val="zh_TW" w:bidi="zh_TW"/>
         </w:rPr>
         <w:t>，</w:t>
       </w:r>
-      <w:hyperlink r:id="rId81">
-        <w:r>
-          <w:rPr>
-            <w:lang w:val="zh_TW" w:bidi="zh_TW"/>
-          </w:rPr>
-          <w:rPr>
-            <w:color w:val="0000EE"/>
-            <w:u w:val="single"/>
-          </w:rPr>
-          <w:t>9:6</w:t>
-        </w:r>
-      </w:hyperlink>
+      <w:r>
+        <w:rPr>
+          <w:lang w:val="zh_TW" w:bidi="zh_TW"/>
+        </w:rPr>
+        <w:t>9:6</w:t>
+      </w:r>
       <w:r>
         <w:rPr>
           <w:lang w:val="zh_TW" w:bidi="zh_TW"/>
         </w:rPr>
         <w:t>，</w:t>
       </w:r>
-      <w:hyperlink r:id="rId37">
-        <w:r>
-          <w:rPr>
-            <w:lang w:val="zh_TW" w:bidi="zh_TW"/>
-          </w:rPr>
-          <w:rPr>
-            <w:color w:val="0000EE"/>
-            <w:u w:val="single"/>
-          </w:rPr>
-          <w:t>11:1</w:t>
-        </w:r>
-      </w:hyperlink>
+      <w:r>
+        <w:rPr>
+          <w:lang w:val="zh_TW" w:bidi="zh_TW"/>
+        </w:rPr>
+        <w:t>11:1</w:t>
+      </w:r>
       <w:r>
         <w:rPr>
           <w:lang w:val="zh_TW" w:bidi="zh_TW"/>
         </w:rPr>
         <w:t>，</w:t>
       </w:r>
-      <w:hyperlink r:id="rId126">
-        <w:r>
-          <w:rPr>
-            <w:lang w:val="zh_TW" w:bidi="zh_TW"/>
-          </w:rPr>
-          <w:rPr>
-            <w:color w:val="0000EE"/>
-            <w:u w:val="single"/>
-          </w:rPr>
-          <w:t>40:10–11</w:t>
-        </w:r>
-      </w:hyperlink>
+      <w:r>
+        <w:rPr>
+          <w:lang w:val="zh_TW" w:bidi="zh_TW"/>
+        </w:rPr>
+        <w:t>40:10–11</w:t>
+      </w:r>
       <w:r>
         <w:rPr>
           <w:lang w:val="zh_TW" w:bidi="zh_TW"/>
         </w:rPr>
         <w:t>，</w:t>
       </w:r>
-      <w:hyperlink r:id="rId127">
-        <w:r>
-          <w:rPr>
-            <w:lang w:val="zh_TW" w:bidi="zh_TW"/>
-          </w:rPr>
-          <w:rPr>
-            <w:color w:val="0000EE"/>
-            <w:u w:val="single"/>
-          </w:rPr>
-          <w:t>50:6</w:t>
-        </w:r>
-      </w:hyperlink>
+      <w:r>
+        <w:rPr>
+          <w:lang w:val="zh_TW" w:bidi="zh_TW"/>
+        </w:rPr>
+        <w:t>50:6</w:t>
+      </w:r>
       <w:r>
         <w:rPr>
           <w:lang w:val="zh_TW" w:bidi="zh_TW"/>
         </w:rPr>
         <w:t>，</w:t>
       </w:r>
-      <w:hyperlink r:id="rId32">
-        <w:r>
-          <w:rPr>
-            <w:lang w:val="zh_TW" w:bidi="zh_TW"/>
-          </w:rPr>
-          <w:rPr>
-            <w:color w:val="0000EE"/>
-            <w:u w:val="single"/>
-          </w:rPr>
-          <w:t>52:13–53:12</w:t>
-        </w:r>
-      </w:hyperlink>
+      <w:r>
+        <w:rPr>
+          <w:lang w:val="zh_TW" w:bidi="zh_TW"/>
+        </w:rPr>
+        <w:t>52:13–53:12</w:t>
+      </w:r>
       <w:r>
         <w:rPr>
           <w:lang w:val="zh_TW" w:bidi="zh_TW"/>
         </w:rPr>
         <w:t>，</w:t>
       </w:r>
-      <w:hyperlink r:id="rId33">
-        <w:r>
-          <w:rPr>
-            <w:lang w:val="zh_TW" w:bidi="zh_TW"/>
-          </w:rPr>
-          <w:rPr>
-            <w:color w:val="0000EE"/>
-            <w:u w:val="single"/>
-          </w:rPr>
-          <w:t>61:1</w:t>
-        </w:r>
-      </w:hyperlink>
+      <w:r>
+        <w:rPr>
+          <w:lang w:val="zh_TW" w:bidi="zh_TW"/>
+        </w:rPr>
+        <w:t>61:1</w:t>
+      </w:r>
       <w:r>
         <w:rPr>
           <w:lang w:val="zh_TW" w:bidi="zh_TW"/>
         </w:rPr>
         <w:t>，</w:t>
       </w:r>
-      <w:hyperlink r:id="rId128">
-        <w:r>
-          <w:rPr>
-            <w:lang w:val="zh_TW" w:bidi="zh_TW"/>
-          </w:rPr>
-          <w:rPr>
-            <w:color w:val="0000EE"/>
-            <w:u w:val="single"/>
-          </w:rPr>
-          <w:t>63:1–6</w:t>
-        </w:r>
-      </w:hyperlink>
+      <w:r>
+        <w:rPr>
+          <w:lang w:val="zh_TW" w:bidi="zh_TW"/>
+        </w:rPr>
+        <w:t>63:1–6</w:t>
+      </w:r>
       <w:r>
         <w:rPr>
           <w:lang w:val="zh_TW" w:bidi="zh_TW"/>
         </w:rPr>
         <w:t>；</w:t>
       </w:r>
-      <w:hyperlink r:id="rId77">
-        <w:r>
-          <w:rPr>
-            <w:lang w:val="zh_TW" w:bidi="zh_TW"/>
-          </w:rPr>
-          <w:rPr>
-            <w:color w:val="0000EE"/>
-            <w:u w:val="single"/>
-          </w:rPr>
-          <w:t>耶23:5–6</w:t>
-        </w:r>
-      </w:hyperlink>
+      <w:r>
+        <w:rPr>
+          <w:lang w:val="zh_TW" w:bidi="zh_TW"/>
+        </w:rPr>
+        <w:t>耶23:5–6</w:t>
+      </w:r>
       <w:r>
         <w:rPr>
           <w:lang w:val="zh_TW" w:bidi="zh_TW"/>
         </w:rPr>
         <w:t>，</w:t>
       </w:r>
-      <w:hyperlink r:id="rId129">
-        <w:r>
-          <w:rPr>
-            <w:lang w:val="zh_TW" w:bidi="zh_TW"/>
-          </w:rPr>
-          <w:rPr>
-            <w:color w:val="0000EE"/>
-            <w:u w:val="single"/>
-          </w:rPr>
-          <w:t>33:14–16</w:t>
-        </w:r>
-      </w:hyperlink>
+      <w:r>
+        <w:rPr>
+          <w:lang w:val="zh_TW" w:bidi="zh_TW"/>
+        </w:rPr>
+        <w:t>33:14–16</w:t>
+      </w:r>
       <w:r>
         <w:rPr>
           <w:lang w:val="zh_TW" w:bidi="zh_TW"/>
         </w:rPr>
         <w:t>；</w:t>
       </w:r>
-      <w:hyperlink r:id="rId130">
-        <w:r>
-          <w:rPr>
-            <w:lang w:val="zh_TW" w:bidi="zh_TW"/>
-          </w:rPr>
-          <w:rPr>
-            <w:color w:val="0000EE"/>
-            <w:u w:val="single"/>
-          </w:rPr>
-          <w:t>結34:23</w:t>
-        </w:r>
-      </w:hyperlink>
+      <w:r>
+        <w:rPr>
+          <w:lang w:val="zh_TW" w:bidi="zh_TW"/>
+        </w:rPr>
+        <w:t>結34:23</w:t>
+      </w:r>
       <w:r>
         <w:rPr>
           <w:lang w:val="zh_TW" w:bidi="zh_TW"/>
         </w:rPr>
         <w:t>，</w:t>
       </w:r>
-      <w:hyperlink r:id="rId131">
-        <w:r>
-          <w:rPr>
-            <w:lang w:val="zh_TW" w:bidi="zh_TW"/>
-          </w:rPr>
-          <w:rPr>
-            <w:color w:val="0000EE"/>
-            <w:u w:val="single"/>
-          </w:rPr>
-          <w:t>37:25</w:t>
-        </w:r>
-      </w:hyperlink>
+      <w:r>
+        <w:rPr>
+          <w:lang w:val="zh_TW" w:bidi="zh_TW"/>
+        </w:rPr>
+        <w:t>37:25</w:t>
+      </w:r>
       <w:r>
         <w:rPr>
           <w:lang w:val="zh_TW" w:bidi="zh_TW"/>
         </w:rPr>
         <w:t>；</w:t>
       </w:r>
-      <w:hyperlink r:id="rId132">
-        <w:r>
-          <w:rPr>
-            <w:lang w:val="zh_TW" w:bidi="zh_TW"/>
-          </w:rPr>
-          <w:rPr>
-            <w:color w:val="0000EE"/>
-            <w:u w:val="single"/>
-          </w:rPr>
-          <w:t>但9:24–27</w:t>
-        </w:r>
-      </w:hyperlink>
+      <w:r>
+        <w:rPr>
+          <w:lang w:val="zh_TW" w:bidi="zh_TW"/>
+        </w:rPr>
+        <w:t>但9:24–27</w:t>
+      </w:r>
       <w:r>
         <w:rPr>
           <w:lang w:val="zh_TW" w:bidi="zh_TW"/>
         </w:rPr>
         <w:t>；</w:t>
       </w:r>
-      <w:hyperlink r:id="rId133">
-        <w:r>
-          <w:rPr>
-            <w:lang w:val="zh_TW" w:bidi="zh_TW"/>
-          </w:rPr>
-          <w:rPr>
-            <w:color w:val="0000EE"/>
-            <w:u w:val="single"/>
-          </w:rPr>
-          <w:t>何11:1</w:t>
-        </w:r>
-      </w:hyperlink>
+      <w:r>
+        <w:rPr>
+          <w:lang w:val="zh_TW" w:bidi="zh_TW"/>
+        </w:rPr>
+        <w:t>何11:1</w:t>
+      </w:r>
       <w:r>
         <w:rPr>
           <w:lang w:val="zh_TW" w:bidi="zh_TW"/>
         </w:rPr>
         <w:t>；</w:t>
       </w:r>
-      <w:hyperlink r:id="rId78">
-        <w:r>
-          <w:rPr>
-            <w:lang w:val="zh_TW" w:bidi="zh_TW"/>
-          </w:rPr>
-          <w:rPr>
-            <w:color w:val="0000EE"/>
-            <w:u w:val="single"/>
-          </w:rPr>
-          <w:t>彌5:2</w:t>
-        </w:r>
-      </w:hyperlink>
+      <w:r>
+        <w:rPr>
+          <w:lang w:val="zh_TW" w:bidi="zh_TW"/>
+        </w:rPr>
+        <w:t>彌5:2</w:t>
+      </w:r>
       <w:r>
         <w:rPr>
           <w:lang w:val="zh_TW" w:bidi="zh_TW"/>
         </w:rPr>
         <w:t>；</w:t>
       </w:r>
-      <w:hyperlink r:id="rId51">
-        <w:r>
-          <w:rPr>
-            <w:lang w:val="zh_TW" w:bidi="zh_TW"/>
-          </w:rPr>
-          <w:rPr>
-            <w:color w:val="0000EE"/>
-            <w:u w:val="single"/>
-          </w:rPr>
-          <w:t>亞9:9</w:t>
-        </w:r>
-      </w:hyperlink>
+      <w:r>
+        <w:rPr>
+          <w:lang w:val="zh_TW" w:bidi="zh_TW"/>
+        </w:rPr>
+        <w:t>亞9:9</w:t>
+      </w:r>
       <w:r>
         <w:rPr>
           <w:lang w:val="zh_TW" w:bidi="zh_TW"/>
         </w:rPr>
         <w:t>，</w:t>
       </w:r>
-      <w:hyperlink r:id="rId134">
-        <w:r>
-          <w:rPr>
-            <w:lang w:val="zh_TW" w:bidi="zh_TW"/>
-          </w:rPr>
-          <w:rPr>
-            <w:color w:val="0000EE"/>
-            <w:u w:val="single"/>
-          </w:rPr>
-          <w:t>11:13</w:t>
-        </w:r>
-      </w:hyperlink>
+      <w:r>
+        <w:rPr>
+          <w:lang w:val="zh_TW" w:bidi="zh_TW"/>
+        </w:rPr>
+        <w:t>11:13</w:t>
+      </w:r>
       <w:r>
         <w:rPr>
           <w:lang w:val="zh_TW" w:bidi="zh_TW"/>
         </w:rPr>
         <w:t>，</w:t>
       </w:r>
-      <w:hyperlink r:id="rId135">
-        <w:r>
-          <w:rPr>
-            <w:lang w:val="zh_TW" w:bidi="zh_TW"/>
-          </w:rPr>
-          <w:rPr>
-            <w:color w:val="0000EE"/>
-            <w:u w:val="single"/>
-          </w:rPr>
-          <w:t>12:10</w:t>
-        </w:r>
-      </w:hyperlink>
+      <w:r>
+        <w:rPr>
+          <w:lang w:val="zh_TW" w:bidi="zh_TW"/>
+        </w:rPr>
+        <w:t>12:10</w:t>
+      </w:r>
       <w:r>
         <w:rPr>
           <w:lang w:val="zh_TW" w:bidi="zh_TW"/>
         </w:rPr>
         <w:t>，</w:t>
       </w:r>
-      <w:hyperlink r:id="rId136">
-        <w:r>
-          <w:rPr>
-            <w:lang w:val="zh_TW" w:bidi="zh_TW"/>
-          </w:rPr>
-          <w:rPr>
-            <w:color w:val="0000EE"/>
-            <w:u w:val="single"/>
-          </w:rPr>
-          <w:t>13:7</w:t>
-        </w:r>
-      </w:hyperlink>
+      <w:r>
+        <w:rPr>
+          <w:lang w:val="zh_TW" w:bidi="zh_TW"/>
+        </w:rPr>
+        <w:t>13:7</w:t>
+      </w:r>
       <w:r>
         <w:rPr>
           <w:lang w:val="zh_TW" w:bidi="zh_TW"/>
         </w:rPr>
         <w:t>；</w:t>
       </w:r>
-      <w:hyperlink r:id="rId137">
-        <w:r>
-          <w:rPr>
-            <w:lang w:val="zh_TW" w:bidi="zh_TW"/>
-          </w:rPr>
-          <w:rPr>
-            <w:color w:val="0000EE"/>
-            <w:u w:val="single"/>
-          </w:rPr>
-          <w:t>瑪3:1</w:t>
-        </w:r>
-      </w:hyperlink>
+      <w:r>
+        <w:rPr>
+          <w:lang w:val="zh_TW" w:bidi="zh_TW"/>
+        </w:rPr>
+        <w:t>瑪3:1</w:t>
+      </w:r>
       <w:r>
         <w:rPr>
           <w:lang w:val="zh_TW" w:bidi="zh_TW"/>
         </w:rPr>
         <w:t>，</w:t>
       </w:r>
-      <w:hyperlink r:id="rId138">
-        <w:r>
-          <w:rPr>
-            <w:lang w:val="zh_TW" w:bidi="zh_TW"/>
-          </w:rPr>
-          <w:rPr>
-            <w:color w:val="0000EE"/>
-            <w:u w:val="single"/>
-          </w:rPr>
-          <w:t>4:2</w:t>
-        </w:r>
-      </w:hyperlink>
+      <w:r>
+        <w:rPr>
+          <w:lang w:val="zh_TW" w:bidi="zh_TW"/>
+        </w:rPr>
+        <w:t>4:2</w:t>
+      </w:r>
       <w:r>
         <w:rPr>
           <w:lang w:val="zh_TW" w:bidi="zh_TW"/>
@@ -3166,192 +2296,126 @@
         </w:rPr>
         <w:t>四位福音書作者都堅定地宣告耶穌的彌賽亞身份（</w:t>
       </w:r>
-      <w:hyperlink r:id="rId139">
-        <w:r>
-          <w:rPr>
-            <w:lang w:val="zh_TW" w:bidi="zh_TW"/>
-          </w:rPr>
-          <w:rPr>
-            <w:color w:val="0000EE"/>
-            <w:u w:val="single"/>
-          </w:rPr>
-          <w:t>太1:1</w:t>
-        </w:r>
-      </w:hyperlink>
+      <w:r>
+        <w:rPr>
+          <w:lang w:val="zh_TW" w:bidi="zh_TW"/>
+        </w:rPr>
+        <w:t>太1:1</w:t>
+      </w:r>
       <w:r>
         <w:rPr>
           <w:lang w:val="zh_TW" w:bidi="zh_TW"/>
         </w:rPr>
         <w:t>；</w:t>
       </w:r>
-      <w:hyperlink r:id="rId140">
-        <w:r>
-          <w:rPr>
-            <w:lang w:val="zh_TW" w:bidi="zh_TW"/>
-          </w:rPr>
-          <w:rPr>
-            <w:color w:val="0000EE"/>
-            <w:u w:val="single"/>
-          </w:rPr>
-          <w:t>可1:1</w:t>
-        </w:r>
-      </w:hyperlink>
+      <w:r>
+        <w:rPr>
+          <w:lang w:val="zh_TW" w:bidi="zh_TW"/>
+        </w:rPr>
+        <w:t>可1:1</w:t>
+      </w:r>
       <w:r>
         <w:rPr>
           <w:lang w:val="zh_TW" w:bidi="zh_TW"/>
         </w:rPr>
         <w:t>；</w:t>
       </w:r>
-      <w:hyperlink r:id="rId141">
-        <w:r>
-          <w:rPr>
-            <w:lang w:val="zh_TW" w:bidi="zh_TW"/>
-          </w:rPr>
-          <w:rPr>
-            <w:color w:val="0000EE"/>
-            <w:u w:val="single"/>
-          </w:rPr>
-          <w:t>路24:26</w:t>
-        </w:r>
-      </w:hyperlink>
+      <w:r>
+        <w:rPr>
+          <w:lang w:val="zh_TW" w:bidi="zh_TW"/>
+        </w:rPr>
+        <w:t>路24:26</w:t>
+      </w:r>
       <w:r>
         <w:rPr>
           <w:lang w:val="zh_TW" w:bidi="zh_TW"/>
         </w:rPr>
         <w:t>；</w:t>
       </w:r>
-      <w:hyperlink r:id="rId142">
-        <w:r>
-          <w:rPr>
-            <w:lang w:val="zh_TW" w:bidi="zh_TW"/>
-          </w:rPr>
-          <w:rPr>
-            <w:color w:val="0000EE"/>
-            <w:u w:val="single"/>
-          </w:rPr>
-          <w:t>約20:31</w:t>
-        </w:r>
-      </w:hyperlink>
+      <w:r>
+        <w:rPr>
+          <w:lang w:val="zh_TW" w:bidi="zh_TW"/>
+        </w:rPr>
+        <w:t>約20:31</w:t>
+      </w:r>
       <w:r>
         <w:rPr>
           <w:lang w:val="zh_TW" w:bidi="zh_TW"/>
         </w:rPr>
         <w:t>）。彼得在五旬節、腓利在衣索匹亞太監面前、亞波羅在公開辯論中，都一致有力地證明耶穌是彌賽亞（</w:t>
       </w:r>
-      <w:hyperlink r:id="rId143">
-        <w:r>
-          <w:rPr>
-            <w:lang w:val="zh_TW" w:bidi="zh_TW"/>
-          </w:rPr>
-          <w:rPr>
-            <w:color w:val="0000EE"/>
-            <w:u w:val="single"/>
-          </w:rPr>
-          <w:t>徒2:36，</w:t>
-        </w:r>
-      </w:hyperlink>
-      <w:hyperlink r:id="rId144">
-        <w:r>
-          <w:rPr>
-            <w:lang w:val="zh_TW" w:bidi="zh_TW"/>
-          </w:rPr>
-          <w:rPr>
-            <w:color w:val="0000EE"/>
-            <w:u w:val="single"/>
-          </w:rPr>
-          <w:t>8:35</w:t>
-        </w:r>
-      </w:hyperlink>
+      <w:r>
+        <w:rPr>
+          <w:lang w:val="zh_TW" w:bidi="zh_TW"/>
+        </w:rPr>
+        <w:t>徒2:36，</w:t>
+      </w:r>
+      <w:r>
+        <w:rPr>
+          <w:lang w:val="zh_TW" w:bidi="zh_TW"/>
+        </w:rPr>
+        <w:t>8:35</w:t>
+      </w:r>
       <w:r>
         <w:rPr>
           <w:lang w:val="zh_TW" w:bidi="zh_TW"/>
         </w:rPr>
         <w:t>，</w:t>
       </w:r>
-      <w:hyperlink r:id="rId145">
-        <w:r>
-          <w:rPr>
-            <w:lang w:val="zh_TW" w:bidi="zh_TW"/>
-          </w:rPr>
-          <w:rPr>
-            <w:color w:val="0000EE"/>
-            <w:u w:val="single"/>
-          </w:rPr>
-          <w:t>28:28</w:t>
-        </w:r>
-      </w:hyperlink>
+      <w:r>
+        <w:rPr>
+          <w:lang w:val="zh_TW" w:bidi="zh_TW"/>
+        </w:rPr>
+        <w:t>28:28</w:t>
+      </w:r>
       <w:r>
         <w:rPr>
           <w:lang w:val="zh_TW" w:bidi="zh_TW"/>
         </w:rPr>
         <w:t>）。彼得說他被「立」為主和基督（</w:t>
       </w:r>
-      <w:hyperlink r:id="rId143">
-        <w:r>
-          <w:rPr>
-            <w:lang w:val="zh_TW" w:bidi="zh_TW"/>
-          </w:rPr>
-          <w:rPr>
-            <w:color w:val="0000EE"/>
-            <w:u w:val="single"/>
-          </w:rPr>
-          <w:t>2:36</w:t>
-        </w:r>
-      </w:hyperlink>
+      <w:r>
+        <w:rPr>
+          <w:lang w:val="zh_TW" w:bidi="zh_TW"/>
+        </w:rPr>
+        <w:t>2:36</w:t>
+      </w:r>
       <w:r>
         <w:rPr>
           <w:lang w:val="zh_TW" w:bidi="zh_TW"/>
         </w:rPr>
         <w:t>），這表明復活正當地確認了祂的這個身份。同樣，使徒保羅談到耶穌的復活時，將其視為祂不容置疑的彌賽亞資格的明顯宣告（</w:t>
       </w:r>
-      <w:hyperlink r:id="rId146">
-        <w:r>
-          <w:rPr>
-            <w:lang w:val="zh_TW" w:bidi="zh_TW"/>
-          </w:rPr>
-          <w:rPr>
-            <w:color w:val="0000EE"/>
-            <w:u w:val="single"/>
-          </w:rPr>
-          <w:t>羅1:4</w:t>
-        </w:r>
-      </w:hyperlink>
+      <w:r>
+        <w:rPr>
+          <w:lang w:val="zh_TW" w:bidi="zh_TW"/>
+        </w:rPr>
+        <w:t>羅1:4</w:t>
+      </w:r>
       <w:r>
         <w:rPr>
           <w:lang w:val="zh_TW" w:bidi="zh_TW"/>
         </w:rPr>
         <w:t>）。對於保羅這位曾經的法利賽人和教會的迫害者來說，「耶穌基督」是他傳道的核心內容。沒有什麼能與彌賽亞的榮耀相比，一切在祂面前都黯然失色（</w:t>
       </w:r>
-      <w:hyperlink r:id="rId147">
-        <w:r>
-          <w:rPr>
-            <w:lang w:val="zh_TW" w:bidi="zh_TW"/>
-          </w:rPr>
-          <w:rPr>
-            <w:color w:val="0000EE"/>
-            <w:u w:val="single"/>
-          </w:rPr>
-          <w:t>腓3:5–10</w:t>
-        </w:r>
-      </w:hyperlink>
+      <w:r>
+        <w:rPr>
+          <w:lang w:val="zh_TW" w:bidi="zh_TW"/>
+        </w:rPr>
+        <w:t>腓3:5–10</w:t>
+      </w:r>
       <w:r>
         <w:rPr>
           <w:lang w:val="zh_TW" w:bidi="zh_TW"/>
         </w:rPr>
         <w:t>）。這位使徒的最大熱忱，就是希望他人能在神獨生子裡得以認識神豐盛的恩典（</w:t>
       </w:r>
-      <w:hyperlink r:id="rId148">
-        <w:r>
-          <w:rPr>
-            <w:lang w:val="zh_TW" w:bidi="zh_TW"/>
-          </w:rPr>
-          <w:rPr>
-            <w:color w:val="0000EE"/>
-            <w:u w:val="single"/>
-          </w:rPr>
-          <w:t>弗3:14–19</w:t>
-        </w:r>
-      </w:hyperlink>
+      <w:r>
+        <w:rPr>
+          <w:lang w:val="zh_TW" w:bidi="zh_TW"/>
+        </w:rPr>
+        <w:t>弗3:14–19</w:t>
+      </w:r>
       <w:r>
         <w:rPr>
           <w:lang w:val="zh_TW" w:bidi="zh_TW"/>
@@ -3372,162 +2436,108 @@
         </w:rPr>
         <w:t>聖經中聖靈以多種名稱稱呼耶穌——聖者、審判者、義者、王、神的兒子和主——但這些並不全面。在祂裡面，一切關於彌賽亞的預言交織匯合；祂是驗證這些預言真實性的試金石。主耶穌基督本身是這約的核心和內容，藉此罪人得以與聖潔的神和好（</w:t>
       </w:r>
-      <w:hyperlink r:id="rId149">
-        <w:r>
-          <w:rPr>
-            <w:lang w:val="zh_TW" w:bidi="zh_TW"/>
-          </w:rPr>
-          <w:rPr>
-            <w:color w:val="0000EE"/>
-            <w:u w:val="single"/>
-          </w:rPr>
-          <w:t>賽42:6</w:t>
-        </w:r>
-      </w:hyperlink>
+      <w:r>
+        <w:rPr>
+          <w:lang w:val="zh_TW" w:bidi="zh_TW"/>
+        </w:rPr>
+        <w:t>賽42:6</w:t>
+      </w:r>
       <w:r>
         <w:rPr>
           <w:lang w:val="zh_TW" w:bidi="zh_TW"/>
         </w:rPr>
         <w:t>；</w:t>
       </w:r>
-      <w:hyperlink r:id="rId150">
-        <w:r>
-          <w:rPr>
-            <w:lang w:val="zh_TW" w:bidi="zh_TW"/>
-          </w:rPr>
-          <w:rPr>
-            <w:color w:val="0000EE"/>
-            <w:u w:val="single"/>
-          </w:rPr>
-          <w:t>約14:6</w:t>
-        </w:r>
-      </w:hyperlink>
+      <w:r>
+        <w:rPr>
+          <w:lang w:val="zh_TW" w:bidi="zh_TW"/>
+        </w:rPr>
+        <w:t>約14:6</w:t>
+      </w:r>
       <w:r>
         <w:rPr>
           <w:lang w:val="zh_TW" w:bidi="zh_TW"/>
         </w:rPr>
         <w:t>）。耶穌是以色列的彌賽亞，是神道成肉身，完全應驗了所有的預言、預表和象徵——這些都是祂來臨的影子。因此，所有人都應當信靠祂，祂是一切恩典的源頭，是唯一長存的珍寶（</w:t>
       </w:r>
-      <w:hyperlink r:id="rId151">
-        <w:r>
-          <w:rPr>
-            <w:lang w:val="zh_TW" w:bidi="zh_TW"/>
-          </w:rPr>
-          <w:rPr>
-            <w:color w:val="0000EE"/>
-            <w:u w:val="single"/>
-          </w:rPr>
-          <w:t>太12:21</w:t>
-        </w:r>
-      </w:hyperlink>
+      <w:r>
+        <w:rPr>
+          <w:lang w:val="zh_TW" w:bidi="zh_TW"/>
+        </w:rPr>
+        <w:t>太12:21</w:t>
+      </w:r>
       <w:r>
         <w:rPr>
           <w:lang w:val="zh_TW" w:bidi="zh_TW"/>
         </w:rPr>
         <w:t>；</w:t>
       </w:r>
-      <w:hyperlink r:id="rId152">
-        <w:r>
-          <w:rPr>
-            <w:lang w:val="zh_TW" w:bidi="zh_TW"/>
-          </w:rPr>
-          <w:rPr>
-            <w:color w:val="0000EE"/>
-            <w:u w:val="single"/>
-          </w:rPr>
-          <w:t>約1:16–17</w:t>
-        </w:r>
-      </w:hyperlink>
+      <w:r>
+        <w:rPr>
+          <w:lang w:val="zh_TW" w:bidi="zh_TW"/>
+        </w:rPr>
+        <w:t>約1:16–17</w:t>
+      </w:r>
       <w:r>
         <w:rPr>
           <w:lang w:val="zh_TW" w:bidi="zh_TW"/>
         </w:rPr>
         <w:t>；</w:t>
       </w:r>
-      <w:hyperlink r:id="rId153">
-        <w:r>
-          <w:rPr>
-            <w:lang w:val="zh_TW" w:bidi="zh_TW"/>
-          </w:rPr>
-          <w:rPr>
-            <w:color w:val="0000EE"/>
-            <w:u w:val="single"/>
-          </w:rPr>
-          <w:t>西2:3</w:t>
-        </w:r>
-      </w:hyperlink>
+      <w:r>
+        <w:rPr>
+          <w:lang w:val="zh_TW" w:bidi="zh_TW"/>
+        </w:rPr>
+        <w:t>西2:3</w:t>
+      </w:r>
       <w:r>
         <w:rPr>
           <w:lang w:val="zh_TW" w:bidi="zh_TW"/>
         </w:rPr>
         <w:t>）。作為先知，祂引導我們進入一切真理（</w:t>
       </w:r>
-      <w:hyperlink r:id="rId154">
-        <w:r>
-          <w:rPr>
-            <w:lang w:val="zh_TW" w:bidi="zh_TW"/>
-          </w:rPr>
-          <w:rPr>
-            <w:color w:val="0000EE"/>
-            <w:u w:val="single"/>
-          </w:rPr>
-          <w:t>約6:14</w:t>
-        </w:r>
-      </w:hyperlink>
+      <w:r>
+        <w:rPr>
+          <w:lang w:val="zh_TW" w:bidi="zh_TW"/>
+        </w:rPr>
+        <w:t>約6:14</w:t>
+      </w:r>
       <w:r>
         <w:rPr>
           <w:lang w:val="zh_TW" w:bidi="zh_TW"/>
         </w:rPr>
         <w:t>，</w:t>
       </w:r>
-      <w:hyperlink r:id="rId155">
-        <w:r>
-          <w:rPr>
-            <w:lang w:val="zh_TW" w:bidi="zh_TW"/>
-          </w:rPr>
-          <w:rPr>
-            <w:color w:val="0000EE"/>
-            <w:u w:val="single"/>
-          </w:rPr>
-          <w:t>7:16</w:t>
-        </w:r>
-      </w:hyperlink>
+      <w:r>
+        <w:rPr>
+          <w:lang w:val="zh_TW" w:bidi="zh_TW"/>
+        </w:rPr>
+        <w:t>7:16</w:t>
+      </w:r>
       <w:r>
         <w:rPr>
           <w:lang w:val="zh_TW" w:bidi="zh_TW"/>
         </w:rPr>
         <w:t>）；作為祭司，祂為我們代求（</w:t>
       </w:r>
-      <w:hyperlink r:id="rId156">
-        <w:r>
-          <w:rPr>
-            <w:lang w:val="zh_TW" w:bidi="zh_TW"/>
-          </w:rPr>
-          <w:rPr>
-            <w:color w:val="0000EE"/>
-            <w:u w:val="single"/>
-          </w:rPr>
-          <w:t>來7:21</w:t>
-        </w:r>
-      </w:hyperlink>
+      <w:r>
+        <w:rPr>
+          <w:lang w:val="zh_TW" w:bidi="zh_TW"/>
+        </w:rPr>
+        <w:t>來7:21</w:t>
+      </w:r>
       <w:r>
         <w:rPr>
           <w:lang w:val="zh_TW" w:bidi="zh_TW"/>
         </w:rPr>
         <w:t>）；作為王，祂統治我們（</w:t>
       </w:r>
-      <w:hyperlink r:id="rId157">
-        <w:r>
-          <w:rPr>
-            <w:lang w:val="zh_TW" w:bidi="zh_TW"/>
-          </w:rPr>
-          <w:rPr>
-            <w:color w:val="0000EE"/>
-            <w:u w:val="single"/>
-          </w:rPr>
-          <w:t>腓2:9–10</w:t>
-        </w:r>
-      </w:hyperlink>
+      <w:r>
+        <w:rPr>
+          <w:lang w:val="zh_TW" w:bidi="zh_TW"/>
+        </w:rPr>
+        <w:t>腓2:9–10</w:t>
+      </w:r>
       <w:r>
         <w:rPr>
           <w:lang w:val="zh_TW" w:bidi="zh_TW"/>
@@ -3687,36 +2697,24 @@
         </w:rPr>
         <w:t>以東的一位族長（</w:t>
       </w:r>
-      <w:hyperlink r:id="rId158">
-        <w:r>
-          <w:rPr>
-            <w:lang w:val="zh_TW" w:bidi="zh_TW"/>
-          </w:rPr>
-          <w:rPr>
-            <w:color w:val="0000EE"/>
-            <w:u w:val="single"/>
-          </w:rPr>
-          <w:t>創36:42</w:t>
-        </w:r>
-      </w:hyperlink>
+      <w:r>
+        <w:rPr>
+          <w:lang w:val="zh_TW" w:bidi="zh_TW"/>
+        </w:rPr>
+        <w:t>創36:42</w:t>
+      </w:r>
       <w:r>
         <w:rPr>
           <w:lang w:val="zh_TW" w:bidi="zh_TW"/>
         </w:rPr>
         <w:t>；</w:t>
       </w:r>
-      <w:hyperlink r:id="rId159">
-        <w:r>
-          <w:rPr>
-            <w:lang w:val="zh_TW" w:bidi="zh_TW"/>
-          </w:rPr>
-          <w:rPr>
-            <w:color w:val="0000EE"/>
-            <w:u w:val="single"/>
-          </w:rPr>
-          <w:t>代上1:53</w:t>
-        </w:r>
-      </w:hyperlink>
+      <w:r>
+        <w:rPr>
+          <w:lang w:val="zh_TW" w:bidi="zh_TW"/>
+        </w:rPr>
+        <w:t>代上1:53</w:t>
+      </w:r>
       <w:r>
         <w:rPr>
           <w:lang w:val="zh_TW" w:bidi="zh_TW"/>
@@ -3779,36 +2777,24 @@
         </w:rPr>
         <w:t>以實瑪利的兒子之一，也是以他名字命名的一個部族的始祖（</w:t>
       </w:r>
-      <w:hyperlink r:id="rId160">
-        <w:r>
-          <w:rPr>
-            <w:lang w:val="zh_TW" w:bidi="zh_TW"/>
-          </w:rPr>
-          <w:rPr>
-            <w:color w:val="0000EE"/>
-            <w:u w:val="single"/>
-          </w:rPr>
-          <w:t>創25:13</w:t>
-        </w:r>
-      </w:hyperlink>
+      <w:r>
+        <w:rPr>
+          <w:lang w:val="zh_TW" w:bidi="zh_TW"/>
+        </w:rPr>
+        <w:t>創25:13</w:t>
+      </w:r>
       <w:r>
         <w:rPr>
           <w:lang w:val="zh_TW" w:bidi="zh_TW"/>
         </w:rPr>
         <w:t>；</w:t>
       </w:r>
-      <w:hyperlink r:id="rId161">
-        <w:r>
-          <w:rPr>
-            <w:lang w:val="zh_TW" w:bidi="zh_TW"/>
-          </w:rPr>
-          <w:rPr>
-            <w:color w:val="0000EE"/>
-            <w:u w:val="single"/>
-          </w:rPr>
-          <w:t>代上1:29</w:t>
-        </w:r>
-      </w:hyperlink>
+      <w:r>
+        <w:rPr>
+          <w:lang w:val="zh_TW" w:bidi="zh_TW"/>
+        </w:rPr>
+        <w:t>代上1:29</w:t>
+      </w:r>
       <w:r>
         <w:rPr>
           <w:lang w:val="zh_TW" w:bidi="zh_TW"/>
@@ -3833,18 +2819,12 @@
         </w:rPr>
         <w:t>沙龍的兒子，並且是米施瑪的父親（</w:t>
       </w:r>
-      <w:hyperlink r:id="rId162">
-        <w:r>
-          <w:rPr>
-            <w:lang w:val="zh_TW" w:bidi="zh_TW"/>
-          </w:rPr>
-          <w:rPr>
-            <w:color w:val="0000EE"/>
-            <w:u w:val="single"/>
-          </w:rPr>
-          <w:t>代上4:25</w:t>
-        </w:r>
-      </w:hyperlink>
+      <w:r>
+        <w:rPr>
+          <w:lang w:val="zh_TW" w:bidi="zh_TW"/>
+        </w:rPr>
+        <w:t>代上4:25</w:t>
+      </w:r>
       <w:r>
         <w:rPr>
           <w:lang w:val="zh_TW" w:bidi="zh_TW"/>
@@ -3899,36 +2879,24 @@
         </w:rPr>
         <w:t>亞伯拉罕與他的第二位妻子基土拉所生的第三個兒子（</w:t>
       </w:r>
-      <w:hyperlink r:id="rId163">
-        <w:r>
-          <w:rPr>
-            <w:lang w:val="zh_TW" w:bidi="zh_TW"/>
-          </w:rPr>
-          <w:rPr>
-            <w:color w:val="0000EE"/>
-            <w:u w:val="single"/>
-          </w:rPr>
-          <w:t>創25:2</w:t>
-        </w:r>
-      </w:hyperlink>
+      <w:r>
+        <w:rPr>
+          <w:lang w:val="zh_TW" w:bidi="zh_TW"/>
+        </w:rPr>
+        <w:t>創25:2</w:t>
+      </w:r>
       <w:r>
         <w:rPr>
           <w:lang w:val="zh_TW" w:bidi="zh_TW"/>
         </w:rPr>
         <w:t>；</w:t>
       </w:r>
-      <w:hyperlink r:id="rId164">
-        <w:r>
-          <w:rPr>
-            <w:lang w:val="zh_TW" w:bidi="zh_TW"/>
-          </w:rPr>
-          <w:rPr>
-            <w:color w:val="0000EE"/>
-            <w:u w:val="single"/>
-          </w:rPr>
-          <w:t>代上1:32</w:t>
-        </w:r>
-      </w:hyperlink>
+      <w:r>
+        <w:rPr>
+          <w:lang w:val="zh_TW" w:bidi="zh_TW"/>
+        </w:rPr>
+        <w:t>代上1:32</w:t>
+      </w:r>
       <w:r>
         <w:rPr>
           <w:lang w:val="zh_TW" w:bidi="zh_TW"/>
@@ -4015,18 +2983,12 @@
         </w:rPr>
         <w:t>亞伯拉罕（</w:t>
       </w:r>
-      <w:hyperlink r:id="rId165">
-        <w:r>
-          <w:rPr>
-            <w:lang w:val="zh_TW" w:bidi="zh_TW"/>
-          </w:rPr>
-          <w:rPr>
-            <w:color w:val="0000EE"/>
-            <w:u w:val="single"/>
-          </w:rPr>
-          <w:t>創25:1–6</w:t>
-        </w:r>
-      </w:hyperlink>
+      <w:r>
+        <w:rPr>
+          <w:lang w:val="zh_TW" w:bidi="zh_TW"/>
+        </w:rPr>
+        <w:t>創25:1–6</w:t>
+      </w:r>
       <w:r>
         <w:rPr>
           <w:lang w:val="zh_TW" w:bidi="zh_TW"/>
@@ -4051,18 +3013,12 @@
         </w:rPr>
         <w:t>約瑟（</w:t>
       </w:r>
-      <w:hyperlink r:id="rId166">
-        <w:r>
-          <w:rPr>
-            <w:lang w:val="zh_TW" w:bidi="zh_TW"/>
-          </w:rPr>
-          <w:rPr>
-            <w:color w:val="0000EE"/>
-            <w:u w:val="single"/>
-          </w:rPr>
-          <w:t>創37:25–36</w:t>
-        </w:r>
-      </w:hyperlink>
+      <w:r>
+        <w:rPr>
+          <w:lang w:val="zh_TW" w:bidi="zh_TW"/>
+        </w:rPr>
+        <w:t>創37:25–36</w:t>
+      </w:r>
       <w:r>
         <w:rPr>
           <w:lang w:val="zh_TW" w:bidi="zh_TW"/>
@@ -4087,18 +3043,12 @@
         </w:rPr>
         <w:t>摩西（</w:t>
       </w:r>
-      <w:hyperlink r:id="rId167">
-        <w:r>
-          <w:rPr>
-            <w:lang w:val="zh_TW" w:bidi="zh_TW"/>
-          </w:rPr>
-          <w:rPr>
-            <w:color w:val="0000EE"/>
-            <w:u w:val="single"/>
-          </w:rPr>
-          <w:t>出2:15–3:1</w:t>
-        </w:r>
-      </w:hyperlink>
+      <w:r>
+        <w:rPr>
+          <w:lang w:val="zh_TW" w:bidi="zh_TW"/>
+        </w:rPr>
+        <w:t>出2:15–3:1</w:t>
+      </w:r>
       <w:r>
         <w:rPr>
           <w:lang w:val="zh_TW" w:bidi="zh_TW"/>
@@ -4123,54 +3073,36 @@
         </w:rPr>
         <w:t>巴蘭（</w:t>
       </w:r>
-      <w:hyperlink r:id="rId168">
-        <w:r>
-          <w:rPr>
-            <w:lang w:val="zh_TW" w:bidi="zh_TW"/>
-          </w:rPr>
-          <w:rPr>
-            <w:color w:val="0000EE"/>
-            <w:u w:val="single"/>
-          </w:rPr>
-          <w:t>民22:1–6</w:t>
-        </w:r>
-      </w:hyperlink>
+      <w:r>
+        <w:rPr>
+          <w:lang w:val="zh_TW" w:bidi="zh_TW"/>
+        </w:rPr>
+        <w:t>民22:1–6</w:t>
+      </w:r>
       <w:r>
         <w:rPr>
           <w:lang w:val="zh_TW" w:bidi="zh_TW"/>
         </w:rPr>
         <w:t>，</w:t>
       </w:r>
-      <w:hyperlink r:id="rId169">
-        <w:r>
-          <w:rPr>
-            <w:lang w:val="zh_TW" w:bidi="zh_TW"/>
-          </w:rPr>
-          <w:rPr>
-            <w:color w:val="0000EE"/>
-            <w:u w:val="single"/>
-          </w:rPr>
-          <w:t>25章</w:t>
-        </w:r>
-      </w:hyperlink>
+      <w:r>
+        <w:rPr>
+          <w:lang w:val="zh_TW" w:bidi="zh_TW"/>
+        </w:rPr>
+        <w:t>25章</w:t>
+      </w:r>
       <w:r>
         <w:rPr>
           <w:lang w:val="zh_TW" w:bidi="zh_TW"/>
         </w:rPr>
         <w:t>，</w:t>
       </w:r>
-      <w:hyperlink r:id="rId170">
-        <w:r>
-          <w:rPr>
-            <w:lang w:val="zh_TW" w:bidi="zh_TW"/>
-          </w:rPr>
-          <w:rPr>
-            <w:color w:val="0000EE"/>
-            <w:u w:val="single"/>
-          </w:rPr>
-          <w:t>31:1–20</w:t>
-        </w:r>
-      </w:hyperlink>
+      <w:r>
+        <w:rPr>
+          <w:lang w:val="zh_TW" w:bidi="zh_TW"/>
+        </w:rPr>
+        <w:t>31:1–20</w:t>
+      </w:r>
       <w:r>
         <w:rPr>
           <w:lang w:val="zh_TW" w:bidi="zh_TW"/>
@@ -4195,18 +3127,12 @@
         </w:rPr>
         <w:t>基甸（</w:t>
       </w:r>
-      <w:hyperlink r:id="rId171">
-        <w:r>
-          <w:rPr>
-            <w:lang w:val="zh_TW" w:bidi="zh_TW"/>
-          </w:rPr>
-          <w:rPr>
-            <w:color w:val="0000EE"/>
-            <w:u w:val="single"/>
-          </w:rPr>
-          <w:t>士6:1–8:28</w:t>
-        </w:r>
-      </w:hyperlink>
+      <w:r>
+        <w:rPr>
+          <w:lang w:val="zh_TW" w:bidi="zh_TW"/>
+        </w:rPr>
+        <w:t>士6:1–8:28</w:t>
+      </w:r>
       <w:r>
         <w:rPr>
           <w:lang w:val="zh_TW" w:bidi="zh_TW"/>
@@ -4238,72 +3164,48 @@
         </w:rPr>
         <w:t>米甸是以撒的弟弟，是亞伯拉罕在晚年娶基土拉所生的六個兒子中的第四個（</w:t>
       </w:r>
-      <w:hyperlink r:id="rId172">
-        <w:r>
-          <w:rPr>
-            <w:lang w:val="zh_TW" w:bidi="zh_TW"/>
-          </w:rPr>
-          <w:rPr>
-            <w:color w:val="0000EE"/>
-            <w:u w:val="single"/>
-          </w:rPr>
-          <w:t>創25:1–2</w:t>
-        </w:r>
-      </w:hyperlink>
+      <w:r>
+        <w:rPr>
+          <w:lang w:val="zh_TW" w:bidi="zh_TW"/>
+        </w:rPr>
+        <w:t>創25:1–2</w:t>
+      </w:r>
       <w:r>
         <w:rPr>
           <w:lang w:val="zh_TW" w:bidi="zh_TW"/>
         </w:rPr>
         <w:t>；參</w:t>
       </w:r>
-      <w:hyperlink r:id="rId173">
-        <w:r>
-          <w:rPr>
-            <w:lang w:val="zh_TW" w:bidi="zh_TW"/>
-          </w:rPr>
-          <w:rPr>
-            <w:color w:val="0000EE"/>
-            <w:u w:val="single"/>
-          </w:rPr>
-          <w:t>23:1–2</w:t>
-        </w:r>
-      </w:hyperlink>
+      <w:r>
+        <w:rPr>
+          <w:lang w:val="zh_TW" w:bidi="zh_TW"/>
+        </w:rPr>
+        <w:t>23:1–2</w:t>
+      </w:r>
       <w:r>
         <w:rPr>
           <w:lang w:val="zh_TW" w:bidi="zh_TW"/>
         </w:rPr>
         <w:t>，</w:t>
       </w:r>
-      <w:hyperlink r:id="rId174">
-        <w:r>
-          <w:rPr>
-            <w:lang w:val="zh_TW" w:bidi="zh_TW"/>
-          </w:rPr>
-          <w:rPr>
-            <w:color w:val="0000EE"/>
-            <w:u w:val="single"/>
-          </w:rPr>
-          <w:t>24:67</w:t>
-        </w:r>
-      </w:hyperlink>
+      <w:r>
+        <w:rPr>
+          <w:lang w:val="zh_TW" w:bidi="zh_TW"/>
+        </w:rPr>
+        <w:t>24:67</w:t>
+      </w:r>
       <w:r>
         <w:rPr>
           <w:lang w:val="zh_TW" w:bidi="zh_TW"/>
         </w:rPr>
         <w:t>；</w:t>
       </w:r>
-      <w:hyperlink r:id="rId164">
-        <w:r>
-          <w:rPr>
-            <w:lang w:val="zh_TW" w:bidi="zh_TW"/>
-          </w:rPr>
-          <w:rPr>
-            <w:color w:val="0000EE"/>
-            <w:u w:val="single"/>
-          </w:rPr>
-          <w:t>代上1:32</w:t>
-        </w:r>
-      </w:hyperlink>
+      <w:r>
+        <w:rPr>
+          <w:lang w:val="zh_TW" w:bidi="zh_TW"/>
+        </w:rPr>
+        <w:t>代上1:32</w:t>
+      </w:r>
       <w:r>
         <w:rPr>
           <w:lang w:val="zh_TW" w:bidi="zh_TW"/>
@@ -4322,108 +3224,72 @@
         </w:rPr>
         <w:t>」（</w:t>
       </w:r>
-      <w:hyperlink r:id="rId175">
-        <w:r>
-          <w:rPr>
-            <w:lang w:val="zh_TW" w:bidi="zh_TW"/>
-          </w:rPr>
-          <w:rPr>
-            <w:color w:val="0000EE"/>
-            <w:u w:val="single"/>
-          </w:rPr>
-          <w:t>創25:4</w:t>
-        </w:r>
-      </w:hyperlink>
+      <w:r>
+        <w:rPr>
+          <w:lang w:val="zh_TW" w:bidi="zh_TW"/>
+        </w:rPr>
+        <w:t>創25:4</w:t>
+      </w:r>
       <w:r>
         <w:rPr>
           <w:lang w:val="zh_TW" w:bidi="zh_TW"/>
         </w:rPr>
         <w:t>；</w:t>
       </w:r>
-      <w:hyperlink r:id="rId176">
-        <w:r>
-          <w:rPr>
-            <w:lang w:val="zh_TW" w:bidi="zh_TW"/>
-          </w:rPr>
-          <w:rPr>
-            <w:color w:val="0000EE"/>
-            <w:u w:val="single"/>
-          </w:rPr>
-          <w:t>代上1:32–33</w:t>
-        </w:r>
-      </w:hyperlink>
+      <w:r>
+        <w:rPr>
+          <w:lang w:val="zh_TW" w:bidi="zh_TW"/>
+        </w:rPr>
+        <w:t>代上1:32–33</w:t>
+      </w:r>
       <w:r>
         <w:rPr>
           <w:lang w:val="zh_TW" w:bidi="zh_TW"/>
         </w:rPr>
         <w:t>）。以此與撒拉所生的以撒區分出來。神對亞伯拉罕的應許將藉著以撒來實現（</w:t>
       </w:r>
-      <w:hyperlink r:id="rId177">
-        <w:r>
-          <w:rPr>
-            <w:lang w:val="zh_TW" w:bidi="zh_TW"/>
-          </w:rPr>
-          <w:rPr>
-            <w:color w:val="0000EE"/>
-            <w:u w:val="single"/>
-          </w:rPr>
-          <w:t>創12:1–3</w:t>
-        </w:r>
-      </w:hyperlink>
+      <w:r>
+        <w:rPr>
+          <w:lang w:val="zh_TW" w:bidi="zh_TW"/>
+        </w:rPr>
+        <w:t>創12:1–3</w:t>
+      </w:r>
       <w:r>
         <w:rPr>
           <w:lang w:val="zh_TW" w:bidi="zh_TW"/>
         </w:rPr>
         <w:t>，</w:t>
       </w:r>
-      <w:hyperlink r:id="rId178">
-        <w:r>
-          <w:rPr>
-            <w:lang w:val="zh_TW" w:bidi="zh_TW"/>
-          </w:rPr>
-          <w:rPr>
-            <w:color w:val="0000EE"/>
-            <w:u w:val="single"/>
-          </w:rPr>
-          <w:t>17:15–21</w:t>
-        </w:r>
-      </w:hyperlink>
+      <w:r>
+        <w:rPr>
+          <w:lang w:val="zh_TW" w:bidi="zh_TW"/>
+        </w:rPr>
+        <w:t>17:15–21</w:t>
+      </w:r>
       <w:r>
         <w:rPr>
           <w:lang w:val="zh_TW" w:bidi="zh_TW"/>
         </w:rPr>
         <w:t>）。亞伯拉罕與以色列人視這些兒子的地位，如同妾所生之子，並不享有繼承權（</w:t>
       </w:r>
-      <w:hyperlink r:id="rId179">
-        <w:r>
-          <w:rPr>
-            <w:lang w:val="zh_TW" w:bidi="zh_TW"/>
-          </w:rPr>
-          <w:rPr>
-            <w:color w:val="0000EE"/>
-            <w:u w:val="single"/>
-          </w:rPr>
-          <w:t>創25:5–6</w:t>
-        </w:r>
-      </w:hyperlink>
+      <w:r>
+        <w:rPr>
+          <w:lang w:val="zh_TW" w:bidi="zh_TW"/>
+        </w:rPr>
+        <w:t>創25:5–6</w:t>
+      </w:r>
       <w:r>
         <w:rPr>
           <w:lang w:val="zh_TW" w:bidi="zh_TW"/>
         </w:rPr>
         <w:t>；</w:t>
       </w:r>
-      <w:hyperlink r:id="rId180">
-        <w:r>
-          <w:rPr>
-            <w:lang w:val="zh_TW" w:bidi="zh_TW"/>
-          </w:rPr>
-          <w:rPr>
-            <w:color w:val="0000EE"/>
-            <w:u w:val="single"/>
-          </w:rPr>
-          <w:t>代上1:31</w:t>
-        </w:r>
-      </w:hyperlink>
+      <w:r>
+        <w:rPr>
+          <w:lang w:val="zh_TW" w:bidi="zh_TW"/>
+        </w:rPr>
+        <w:t>代上1:31</w:t>
+      </w:r>
       <w:r>
         <w:rPr>
           <w:lang w:val="zh_TW" w:bidi="zh_TW"/>
@@ -4444,18 +3310,12 @@
         </w:rPr>
         <w:t>亞伯拉罕為了以撒的緣故，把這些兒子分送到遠方。他們成為半遊牧民族（semi-nomadic peoples），居住在巴勒斯坦東部與南部的曠野之地（</w:t>
       </w:r>
-      <w:hyperlink r:id="rId179">
-        <w:r>
-          <w:rPr>
-            <w:lang w:val="zh_TW" w:bidi="zh_TW"/>
-          </w:rPr>
-          <w:rPr>
-            <w:color w:val="0000EE"/>
-            <w:u w:val="single"/>
-          </w:rPr>
-          <w:t>創25:5–6</w:t>
-        </w:r>
-      </w:hyperlink>
+      <w:r>
+        <w:rPr>
+          <w:lang w:val="zh_TW" w:bidi="zh_TW"/>
+        </w:rPr>
+        <w:t>創25:5–6</w:t>
+      </w:r>
       <w:r>
         <w:rPr>
           <w:lang w:val="zh_TW" w:bidi="zh_TW"/>
@@ -4515,54 +3375,36 @@
         </w:rPr>
         <w:t>在約瑟的時代，部分米甸族群居住在外約旦北部靠近基列或巴珊的曠野地帶。這從他們與以實瑪利人一同行商可見，這支商隊沿貿易路線自大馬士革經基列、多坍，再前往埃及（</w:t>
       </w:r>
-      <w:hyperlink r:id="rId181">
-        <w:r>
-          <w:rPr>
-            <w:lang w:val="zh_TW" w:bidi="zh_TW"/>
-          </w:rPr>
-          <w:rPr>
-            <w:color w:val="0000EE"/>
-            <w:u w:val="single"/>
-          </w:rPr>
-          <w:t>創37:17</w:t>
-        </w:r>
-      </w:hyperlink>
+      <w:r>
+        <w:rPr>
+          <w:lang w:val="zh_TW" w:bidi="zh_TW"/>
+        </w:rPr>
+        <w:t>創37:17</w:t>
+      </w:r>
       <w:r>
         <w:rPr>
           <w:lang w:val="zh_TW" w:bidi="zh_TW"/>
         </w:rPr>
         <w:t>、</w:t>
       </w:r>
-      <w:hyperlink r:id="rId181">
-        <w:r>
-          <w:rPr>
-            <w:lang w:val="zh_TW" w:bidi="zh_TW"/>
-          </w:rPr>
-          <w:rPr>
-            <w:color w:val="0000EE"/>
-            <w:u w:val="single"/>
-          </w:rPr>
-          <w:t>25–28</w:t>
-        </w:r>
-      </w:hyperlink>
+      <w:r>
+        <w:rPr>
+          <w:lang w:val="zh_TW" w:bidi="zh_TW"/>
+        </w:rPr>
+        <w:t>25–28</w:t>
+      </w:r>
       <w:r>
         <w:rPr>
           <w:lang w:val="zh_TW" w:bidi="zh_TW"/>
         </w:rPr>
         <w:t>、</w:t>
       </w:r>
-      <w:hyperlink r:id="rId181">
-        <w:r>
-          <w:rPr>
-            <w:lang w:val="zh_TW" w:bidi="zh_TW"/>
-          </w:rPr>
-          <w:rPr>
-            <w:color w:val="0000EE"/>
-            <w:u w:val="single"/>
-          </w:rPr>
-          <w:t>36</w:t>
-        </w:r>
-      </w:hyperlink>
+      <w:r>
+        <w:rPr>
+          <w:lang w:val="zh_TW" w:bidi="zh_TW"/>
+        </w:rPr>
+        <w:t>36</w:t>
+      </w:r>
       <w:r>
         <w:rPr>
           <w:lang w:val="zh_TW" w:bidi="zh_TW"/>
@@ -4583,72 +3425,48 @@
         </w:rPr>
         <w:t>摩西逃離法老後，定居在米甸，在那裡娶了米甸祭司的女兒西坡拉（</w:t>
       </w:r>
-      <w:hyperlink r:id="rId182">
-        <w:r>
-          <w:rPr>
-            <w:lang w:val="zh_TW" w:bidi="zh_TW"/>
-          </w:rPr>
-          <w:rPr>
-            <w:color w:val="0000EE"/>
-            <w:u w:val="single"/>
-          </w:rPr>
-          <w:t>出2:15–22</w:t>
-        </w:r>
-      </w:hyperlink>
+      <w:r>
+        <w:rPr>
+          <w:lang w:val="zh_TW" w:bidi="zh_TW"/>
+        </w:rPr>
+        <w:t>出2:15–22</w:t>
+      </w:r>
       <w:r>
         <w:rPr>
           <w:lang w:val="zh_TW" w:bidi="zh_TW"/>
         </w:rPr>
         <w:t>）。後來，摩西請他的米甸親戚何巴作以色列人在曠野中的嚮導（</w:t>
       </w:r>
-      <w:hyperlink r:id="rId183">
-        <w:r>
-          <w:rPr>
-            <w:lang w:val="zh_TW" w:bidi="zh_TW"/>
-          </w:rPr>
-          <w:rPr>
-            <w:color w:val="0000EE"/>
-            <w:u w:val="single"/>
-          </w:rPr>
-          <w:t>申1:19</w:t>
-        </w:r>
-      </w:hyperlink>
+      <w:r>
+        <w:rPr>
+          <w:lang w:val="zh_TW" w:bidi="zh_TW"/>
+        </w:rPr>
+        <w:t>申1:19</w:t>
+      </w:r>
       <w:r>
         <w:rPr>
           <w:lang w:val="zh_TW" w:bidi="zh_TW"/>
         </w:rPr>
         <w:t>）。何巴雖非居住於米甸地本身，但對那一帶地區十分熟悉。（</w:t>
       </w:r>
-      <w:hyperlink r:id="rId184">
-        <w:r>
-          <w:rPr>
-            <w:lang w:val="zh_TW" w:bidi="zh_TW"/>
-          </w:rPr>
-          <w:rPr>
-            <w:color w:val="0000EE"/>
-            <w:u w:val="single"/>
-          </w:rPr>
-          <w:t>民10:11–12</w:t>
-        </w:r>
-      </w:hyperlink>
+      <w:r>
+        <w:rPr>
+          <w:lang w:val="zh_TW" w:bidi="zh_TW"/>
+        </w:rPr>
+        <w:t>民10:11–12</w:t>
+      </w:r>
       <w:r>
         <w:rPr>
           <w:lang w:val="zh_TW" w:bidi="zh_TW"/>
         </w:rPr>
         <w:t>、</w:t>
       </w:r>
-      <w:hyperlink r:id="rId184">
-        <w:r>
-          <w:rPr>
-            <w:lang w:val="zh_TW" w:bidi="zh_TW"/>
-          </w:rPr>
-          <w:rPr>
-            <w:color w:val="0000EE"/>
-            <w:u w:val="single"/>
-          </w:rPr>
-          <w:t>29–31</w:t>
-        </w:r>
-      </w:hyperlink>
+      <w:r>
+        <w:rPr>
+          <w:lang w:val="zh_TW" w:bidi="zh_TW"/>
+        </w:rPr>
+        <w:t>29–31</w:t>
+      </w:r>
       <w:r>
         <w:rPr>
           <w:lang w:val="zh_TW" w:bidi="zh_TW"/>
@@ -4669,72 +3487,48 @@
         </w:rPr>
         <w:t>在巴蘭的故事中，許多米甸人似乎居住於摩押地東部邊界（</w:t>
       </w:r>
-      <w:hyperlink r:id="rId185">
-        <w:r>
-          <w:rPr>
-            <w:lang w:val="zh_TW" w:bidi="zh_TW"/>
-          </w:rPr>
-          <w:rPr>
-            <w:color w:val="0000EE"/>
-            <w:u w:val="single"/>
-          </w:rPr>
-          <w:t>民22:31</w:t>
-        </w:r>
-      </w:hyperlink>
+      <w:r>
+        <w:rPr>
+          <w:lang w:val="zh_TW" w:bidi="zh_TW"/>
+        </w:rPr>
+        <w:t>民22:31</w:t>
+      </w:r>
       <w:r>
         <w:rPr>
           <w:lang w:val="zh_TW" w:bidi="zh_TW"/>
         </w:rPr>
         <w:t>）。摩押王巴勒當時受亞摩利王西宏的轄制（</w:t>
       </w:r>
-      <w:hyperlink r:id="rId186">
-        <w:r>
-          <w:rPr>
-            <w:lang w:val="zh_TW" w:bidi="zh_TW"/>
-          </w:rPr>
-          <w:rPr>
-            <w:color w:val="0000EE"/>
-            <w:u w:val="single"/>
-          </w:rPr>
-          <w:t>民21:26–30</w:t>
-        </w:r>
-      </w:hyperlink>
+      <w:r>
+        <w:rPr>
+          <w:lang w:val="zh_TW" w:bidi="zh_TW"/>
+        </w:rPr>
+        <w:t>民21:26–30</w:t>
+      </w:r>
       <w:r>
         <w:rPr>
           <w:lang w:val="zh_TW" w:bidi="zh_TW"/>
         </w:rPr>
         <w:t>；</w:t>
       </w:r>
-      <w:hyperlink r:id="rId187">
-        <w:r>
-          <w:rPr>
-            <w:lang w:val="zh_TW" w:bidi="zh_TW"/>
-          </w:rPr>
-          <w:rPr>
-            <w:color w:val="0000EE"/>
-            <w:u w:val="single"/>
-          </w:rPr>
-          <w:t>耶48:45</w:t>
-        </w:r>
-      </w:hyperlink>
+      <w:r>
+        <w:rPr>
+          <w:lang w:val="zh_TW" w:bidi="zh_TW"/>
+        </w:rPr>
+        <w:t>耶48:45</w:t>
+      </w:r>
       <w:r>
         <w:rPr>
           <w:lang w:val="zh_TW" w:bidi="zh_TW"/>
         </w:rPr>
         <w:t>），因以色列的威脅而與米甸的長老商議，並共同派代表去見巴蘭（</w:t>
       </w:r>
-      <w:hyperlink r:id="rId188">
-        <w:r>
-          <w:rPr>
-            <w:lang w:val="zh_TW" w:bidi="zh_TW"/>
-          </w:rPr>
-          <w:rPr>
-            <w:color w:val="0000EE"/>
-            <w:u w:val="single"/>
-          </w:rPr>
-          <w:t>民22:2–7</w:t>
-        </w:r>
-      </w:hyperlink>
+      <w:r>
+        <w:rPr>
+          <w:lang w:val="zh_TW" w:bidi="zh_TW"/>
+        </w:rPr>
+        <w:t>民22:2–7</w:t>
+      </w:r>
       <w:r>
         <w:rPr>
           <w:lang w:val="zh_TW" w:bidi="zh_TW"/>
@@ -4779,108 +3573,72 @@
         </w:rPr>
         <w:t>Acacia〕），有以色列人與米甸公主通婚（</w:t>
       </w:r>
-      <w:hyperlink r:id="rId189">
-        <w:r>
-          <w:rPr>
-            <w:lang w:val="zh_TW" w:bidi="zh_TW"/>
-          </w:rPr>
-          <w:rPr>
-            <w:color w:val="0000EE"/>
-            <w:u w:val="single"/>
-          </w:rPr>
-          <w:t>民22:1</w:t>
-        </w:r>
-      </w:hyperlink>
+      <w:r>
+        <w:rPr>
+          <w:lang w:val="zh_TW" w:bidi="zh_TW"/>
+        </w:rPr>
+        <w:t>民22:1</w:t>
+      </w:r>
       <w:r>
         <w:rPr>
           <w:lang w:val="zh_TW" w:bidi="zh_TW"/>
         </w:rPr>
         <w:t>，</w:t>
       </w:r>
-      <w:hyperlink r:id="rId190">
-        <w:r>
-          <w:rPr>
-            <w:lang w:val="zh_TW" w:bidi="zh_TW"/>
-          </w:rPr>
-          <w:rPr>
-            <w:color w:val="0000EE"/>
-            <w:u w:val="single"/>
-          </w:rPr>
-          <w:t>25:1</w:t>
-        </w:r>
-      </w:hyperlink>
+      <w:r>
+        <w:rPr>
+          <w:lang w:val="zh_TW" w:bidi="zh_TW"/>
+        </w:rPr>
+        <w:t>25:1</w:t>
+      </w:r>
       <w:r>
         <w:rPr>
           <w:lang w:val="zh_TW" w:bidi="zh_TW"/>
         </w:rPr>
         <w:t>、</w:t>
       </w:r>
-      <w:hyperlink r:id="rId191">
-        <w:r>
-          <w:rPr>
-            <w:lang w:val="zh_TW" w:bidi="zh_TW"/>
-          </w:rPr>
-          <w:rPr>
-            <w:color w:val="0000EE"/>
-            <w:u w:val="single"/>
-          </w:rPr>
-          <w:t>6–18</w:t>
-        </w:r>
-      </w:hyperlink>
+      <w:r>
+        <w:rPr>
+          <w:lang w:val="zh_TW" w:bidi="zh_TW"/>
+        </w:rPr>
+        <w:t>6–18</w:t>
+      </w:r>
       <w:r>
         <w:rPr>
           <w:lang w:val="zh_TW" w:bidi="zh_TW"/>
         </w:rPr>
         <w:t>，</w:t>
       </w:r>
-      <w:hyperlink r:id="rId192">
-        <w:r>
-          <w:rPr>
-            <w:lang w:val="zh_TW" w:bidi="zh_TW"/>
-          </w:rPr>
-          <w:rPr>
-            <w:color w:val="0000EE"/>
-            <w:u w:val="single"/>
-          </w:rPr>
-          <w:t>31:8</w:t>
-        </w:r>
-      </w:hyperlink>
+      <w:r>
+        <w:rPr>
+          <w:lang w:val="zh_TW" w:bidi="zh_TW"/>
+        </w:rPr>
+        <w:t>31:8</w:t>
+      </w:r>
       <w:r>
         <w:rPr>
           <w:lang w:val="zh_TW" w:bidi="zh_TW"/>
         </w:rPr>
         <w:t>）。經文指出那些米甸諸王並非是獨立的統治者，而是受西宏管轄（</w:t>
       </w:r>
-      <w:hyperlink r:id="rId193">
-        <w:r>
-          <w:rPr>
-            <w:lang w:val="zh_TW" w:bidi="zh_TW"/>
-          </w:rPr>
-          <w:rPr>
-            <w:color w:val="0000EE"/>
-            <w:u w:val="single"/>
-          </w:rPr>
-          <w:t>書13:21</w:t>
-        </w:r>
-      </w:hyperlink>
+      <w:r>
+        <w:rPr>
+          <w:lang w:val="zh_TW" w:bidi="zh_TW"/>
+        </w:rPr>
+        <w:t>書13:21</w:t>
+      </w:r>
       <w:r>
         <w:rPr>
           <w:lang w:val="zh_TW" w:bidi="zh_TW"/>
         </w:rPr>
         <w:t>）。各項證據都顯示出，米甸支派當時居住在摩押邊境地區附近。既然摩押位於以東以北，聖經中提到以東人戰勝米甸的記載，可能表明米甸人曾向北遷入以東人的領土（</w:t>
       </w:r>
-      <w:hyperlink r:id="rId194">
-        <w:r>
-          <w:rPr>
-            <w:lang w:val="zh_TW" w:bidi="zh_TW"/>
-          </w:rPr>
-          <w:rPr>
-            <w:color w:val="0000EE"/>
-            <w:u w:val="single"/>
-          </w:rPr>
-          <w:t>創36:35</w:t>
-        </w:r>
-      </w:hyperlink>
+      <w:r>
+        <w:rPr>
+          <w:lang w:val="zh_TW" w:bidi="zh_TW"/>
+        </w:rPr>
+        <w:t>創36:35</w:t>
+      </w:r>
       <w:r>
         <w:rPr>
           <w:lang w:val="zh_TW" w:bidi="zh_TW"/>
@@ -4949,18 +3707,12 @@
         </w:rPr>
         <w:t>以拿的兒子，瑪土撒利的父親，屬該隱的家族支系（</w:t>
       </w:r>
-      <w:hyperlink r:id="rId195">
-        <w:r>
-          <w:rPr>
-            <w:lang w:val="zh_TW" w:bidi="zh_TW"/>
-          </w:rPr>
-          <w:rPr>
-            <w:color w:val="0000EE"/>
-            <w:u w:val="single"/>
-          </w:rPr>
-          <w:t>創4:18</w:t>
-        </w:r>
-      </w:hyperlink>
+      <w:r>
+        <w:rPr>
+          <w:lang w:val="zh_TW" w:bidi="zh_TW"/>
+        </w:rPr>
+        <w:t>創4:18</w:t>
+      </w:r>
       <w:r>
         <w:rPr>
           <w:lang w:val="zh_TW" w:bidi="zh_TW"/>
@@ -5043,270 +3795,162 @@
         </w:rPr>
         <w:t>聖經多次提到利未的兒子米拉利。他是利未三個兒子中最小的一個（</w:t>
       </w:r>
-      <w:hyperlink r:id="rId196">
-        <w:r>
-          <w:rPr>
-            <w:lang w:val="zh_TW" w:bidi="zh_TW"/>
-          </w:rPr>
-          <w:rPr>
-            <w:color w:val="0000EE"/>
-            <w:u w:val="single"/>
-          </w:rPr>
-          <w:t>創46:11</w:t>
-        </w:r>
-      </w:hyperlink>
+      <w:r>
+        <w:rPr>
+          <w:lang w:val="zh_TW" w:bidi="zh_TW"/>
+        </w:rPr>
+        <w:t>創46:11</w:t>
+      </w:r>
       <w:r>
         <w:rPr>
           <w:lang w:val="zh_TW" w:bidi="zh_TW"/>
         </w:rPr>
         <w:t>；</w:t>
       </w:r>
-      <w:hyperlink r:id="rId197">
-        <w:r>
-          <w:rPr>
-            <w:lang w:val="zh_TW" w:bidi="zh_TW"/>
-          </w:rPr>
-          <w:rPr>
-            <w:color w:val="0000EE"/>
-            <w:u w:val="single"/>
-          </w:rPr>
-          <w:t>出6:16–19</w:t>
-        </w:r>
-      </w:hyperlink>
+      <w:r>
+        <w:rPr>
+          <w:lang w:val="zh_TW" w:bidi="zh_TW"/>
+        </w:rPr>
+        <w:t>出6:16–19</w:t>
+      </w:r>
       <w:r>
         <w:rPr>
           <w:lang w:val="zh_TW" w:bidi="zh_TW"/>
         </w:rPr>
         <w:t>；</w:t>
       </w:r>
-      <w:hyperlink r:id="rId198">
-        <w:r>
-          <w:rPr>
-            <w:lang w:val="zh_TW" w:bidi="zh_TW"/>
-          </w:rPr>
-          <w:rPr>
-            <w:color w:val="0000EE"/>
-            <w:u w:val="single"/>
-          </w:rPr>
-          <w:t>民3:17–20、33</w:t>
-        </w:r>
-      </w:hyperlink>
+      <w:r>
+        <w:rPr>
+          <w:lang w:val="zh_TW" w:bidi="zh_TW"/>
+        </w:rPr>
+        <w:t>民3:17–20、33</w:t>
+      </w:r>
       <w:r>
         <w:rPr>
           <w:lang w:val="zh_TW" w:bidi="zh_TW"/>
         </w:rPr>
         <w:t>；</w:t>
       </w:r>
-      <w:hyperlink r:id="rId199">
-        <w:r>
-          <w:rPr>
-            <w:lang w:val="zh_TW" w:bidi="zh_TW"/>
-          </w:rPr>
-          <w:rPr>
-            <w:color w:val="0000EE"/>
-            <w:u w:val="single"/>
-          </w:rPr>
-          <w:t>代上6:1</w:t>
-        </w:r>
-      </w:hyperlink>
+      <w:r>
+        <w:rPr>
+          <w:lang w:val="zh_TW" w:bidi="zh_TW"/>
+        </w:rPr>
+        <w:t>代上6:1</w:t>
+      </w:r>
       <w:r>
         <w:rPr>
           <w:lang w:val="zh_TW" w:bidi="zh_TW"/>
         </w:rPr>
         <w:t>）。他有兩個兒子，名叫抹利和母示（</w:t>
       </w:r>
-      <w:hyperlink r:id="rId200">
-        <w:r>
-          <w:rPr>
-            <w:lang w:val="zh_TW" w:bidi="zh_TW"/>
-          </w:rPr>
-          <w:rPr>
-            <w:color w:val="0000EE"/>
-            <w:u w:val="single"/>
-          </w:rPr>
-          <w:t>出6:19</w:t>
-        </w:r>
-      </w:hyperlink>
+      <w:r>
+        <w:rPr>
+          <w:lang w:val="zh_TW" w:bidi="zh_TW"/>
+        </w:rPr>
+        <w:t>出6:19</w:t>
+      </w:r>
       <w:r>
         <w:rPr>
           <w:lang w:val="zh_TW" w:bidi="zh_TW"/>
         </w:rPr>
         <w:t>；</w:t>
       </w:r>
-      <w:hyperlink r:id="rId201">
-        <w:r>
-          <w:rPr>
-            <w:lang w:val="zh_TW" w:bidi="zh_TW"/>
-          </w:rPr>
-          <w:rPr>
-            <w:color w:val="0000EE"/>
-            <w:u w:val="single"/>
-          </w:rPr>
-          <w:t>民3:20</w:t>
-        </w:r>
-      </w:hyperlink>
+      <w:r>
+        <w:rPr>
+          <w:lang w:val="zh_TW" w:bidi="zh_TW"/>
+        </w:rPr>
+        <w:t>民3:20</w:t>
+      </w:r>
       <w:r>
         <w:rPr>
           <w:lang w:val="zh_TW" w:bidi="zh_TW"/>
         </w:rPr>
         <w:t>）。米拉利的子孫負責搬運會幕的框架、橫閂、柱子、帶卯的座、器具，以及一切相關用具（</w:t>
       </w:r>
-      <w:hyperlink r:id="rId202">
-        <w:r>
-          <w:rPr>
-            <w:lang w:val="zh_TW" w:bidi="zh_TW"/>
-          </w:rPr>
-          <w:rPr>
-            <w:color w:val="0000EE"/>
-            <w:u w:val="single"/>
-          </w:rPr>
-          <w:t>民3:36–37，</w:t>
-        </w:r>
-      </w:hyperlink>
-      <w:hyperlink r:id="rId203">
-        <w:r>
-          <w:rPr>
-            <w:lang w:val="zh_TW" w:bidi="zh_TW"/>
-          </w:rPr>
-          <w:rPr>
-            <w:color w:val="0000EE"/>
-            <w:u w:val="single"/>
-          </w:rPr>
-          <w:t>4:31–33，</w:t>
-        </w:r>
-      </w:hyperlink>
-      <w:hyperlink r:id="rId204">
-        <w:r>
-          <w:rPr>
-            <w:lang w:val="zh_TW" w:bidi="zh_TW"/>
-          </w:rPr>
-          <w:rPr>
-            <w:color w:val="0000EE"/>
-            <w:u w:val="single"/>
-          </w:rPr>
-          <w:t>7:8，</w:t>
-        </w:r>
-      </w:hyperlink>
-      <w:hyperlink r:id="rId205">
-        <w:r>
-          <w:rPr>
-            <w:lang w:val="zh_TW" w:bidi="zh_TW"/>
-          </w:rPr>
-          <w:rPr>
-            <w:color w:val="0000EE"/>
-            <w:u w:val="single"/>
-          </w:rPr>
-          <w:t>10:17，</w:t>
-        </w:r>
-      </w:hyperlink>
-      <w:hyperlink r:id="rId206">
-        <w:r>
-          <w:rPr>
-            <w:lang w:val="zh_TW" w:bidi="zh_TW"/>
-          </w:rPr>
-          <w:rPr>
-            <w:color w:val="0000EE"/>
-            <w:u w:val="single"/>
-          </w:rPr>
-          <w:t>書21:7、34、40</w:t>
-        </w:r>
-      </w:hyperlink>
+      <w:r>
+        <w:rPr>
+          <w:lang w:val="zh_TW" w:bidi="zh_TW"/>
+        </w:rPr>
+        <w:t>民3:36–37，</w:t>
+      </w:r>
+      <w:r>
+        <w:rPr>
+          <w:lang w:val="zh_TW" w:bidi="zh_TW"/>
+        </w:rPr>
+        <w:t>4:31–33，</w:t>
+      </w:r>
+      <w:r>
+        <w:rPr>
+          <w:lang w:val="zh_TW" w:bidi="zh_TW"/>
+        </w:rPr>
+        <w:t>7:8，</w:t>
+      </w:r>
+      <w:r>
+        <w:rPr>
+          <w:lang w:val="zh_TW" w:bidi="zh_TW"/>
+        </w:rPr>
+        <w:t>10:17，</w:t>
+      </w:r>
+      <w:r>
+        <w:rPr>
+          <w:lang w:val="zh_TW" w:bidi="zh_TW"/>
+        </w:rPr>
+        <w:t>書21:7、34、40</w:t>
+      </w:r>
       <w:r>
         <w:rPr>
           <w:lang w:val="zh_TW" w:bidi="zh_TW"/>
         </w:rPr>
         <w:t>）。他的後裔稱為米拉利族。歷代志多次提到米拉利的家族（</w:t>
       </w:r>
-      <w:hyperlink r:id="rId207">
-        <w:r>
-          <w:rPr>
-            <w:lang w:val="zh_TW" w:bidi="zh_TW"/>
-          </w:rPr>
-          <w:rPr>
-            <w:color w:val="0000EE"/>
-            <w:u w:val="single"/>
-          </w:rPr>
-          <w:t>代上6，</w:t>
-        </w:r>
-      </w:hyperlink>
-      <w:hyperlink r:id="rId208">
-        <w:r>
-          <w:rPr>
-            <w:lang w:val="zh_TW" w:bidi="zh_TW"/>
-          </w:rPr>
-          <w:rPr>
-            <w:color w:val="0000EE"/>
-            <w:u w:val="single"/>
-          </w:rPr>
-          <w:t>9，</w:t>
-        </w:r>
-      </w:hyperlink>
-      <w:hyperlink r:id="rId209">
-        <w:r>
-          <w:rPr>
-            <w:lang w:val="zh_TW" w:bidi="zh_TW"/>
-          </w:rPr>
-          <w:rPr>
-            <w:color w:val="0000EE"/>
-            <w:u w:val="single"/>
-          </w:rPr>
-          <w:t>15，</w:t>
-        </w:r>
-      </w:hyperlink>
-      <w:hyperlink r:id="rId210">
-        <w:r>
-          <w:rPr>
-            <w:lang w:val="zh_TW" w:bidi="zh_TW"/>
-          </w:rPr>
-          <w:rPr>
-            <w:color w:val="0000EE"/>
-            <w:u w:val="single"/>
-          </w:rPr>
-          <w:t>23，</w:t>
-        </w:r>
-      </w:hyperlink>
-      <w:hyperlink r:id="rId211">
-        <w:r>
-          <w:rPr>
-            <w:lang w:val="zh_TW" w:bidi="zh_TW"/>
-          </w:rPr>
-          <w:rPr>
-            <w:color w:val="0000EE"/>
-            <w:u w:val="single"/>
-          </w:rPr>
-          <w:t>26章</w:t>
-        </w:r>
-      </w:hyperlink>
+      <w:r>
+        <w:rPr>
+          <w:lang w:val="zh_TW" w:bidi="zh_TW"/>
+        </w:rPr>
+        <w:t>代上6，</w:t>
+      </w:r>
+      <w:r>
+        <w:rPr>
+          <w:lang w:val="zh_TW" w:bidi="zh_TW"/>
+        </w:rPr>
+        <w:t>9，</w:t>
+      </w:r>
+      <w:r>
+        <w:rPr>
+          <w:lang w:val="zh_TW" w:bidi="zh_TW"/>
+        </w:rPr>
+        <w:t>15，</w:t>
+      </w:r>
+      <w:r>
+        <w:rPr>
+          <w:lang w:val="zh_TW" w:bidi="zh_TW"/>
+        </w:rPr>
+        <w:t>23，</w:t>
+      </w:r>
+      <w:r>
+        <w:rPr>
+          <w:lang w:val="zh_TW" w:bidi="zh_TW"/>
+        </w:rPr>
+        <w:t>26章</w:t>
+      </w:r>
       <w:r>
         <w:rPr>
           <w:lang w:val="zh_TW" w:bidi="zh_TW"/>
         </w:rPr>
         <w:t>；</w:t>
       </w:r>
-      <w:hyperlink r:id="rId212">
-        <w:r>
-          <w:rPr>
-            <w:lang w:val="zh_TW" w:bidi="zh_TW"/>
-          </w:rPr>
-          <w:rPr>
-            <w:color w:val="0000EE"/>
-            <w:u w:val="single"/>
-          </w:rPr>
-          <w:t>代下29，</w:t>
-        </w:r>
-      </w:hyperlink>
-      <w:hyperlink r:id="rId213">
-        <w:r>
-          <w:rPr>
-            <w:lang w:val="zh_TW" w:bidi="zh_TW"/>
-          </w:rPr>
-          <w:rPr>
-            <w:color w:val="0000EE"/>
-            <w:u w:val="single"/>
-          </w:rPr>
-          <w:t>34章</w:t>
-        </w:r>
-      </w:hyperlink>
+      <w:r>
+        <w:rPr>
+          <w:lang w:val="zh_TW" w:bidi="zh_TW"/>
+        </w:rPr>
+        <w:t>代下29，</w:t>
+      </w:r>
+      <w:r>
+        <w:rPr>
+          <w:lang w:val="zh_TW" w:bidi="zh_TW"/>
+        </w:rPr>
+        <w:t>34章</w:t>
+      </w:r>
       <w:r>
         <w:rPr>
           <w:lang w:val="zh_TW" w:bidi="zh_TW"/>
@@ -5414,144 +4058,96 @@
         </w:rPr>
         <w:t>暗蘭和約基別的女兒，也是亞倫和摩西的姊姊（</w:t>
       </w:r>
-      <w:hyperlink r:id="rId214">
-        <w:r>
-          <w:rPr>
-            <w:lang w:val="zh_TW" w:bidi="zh_TW"/>
-          </w:rPr>
-          <w:rPr>
-            <w:color w:val="0000EE"/>
-            <w:u w:val="single"/>
-          </w:rPr>
-          <w:t>出15:20</w:t>
-        </w:r>
-      </w:hyperlink>
+      <w:r>
+        <w:rPr>
+          <w:lang w:val="zh_TW" w:bidi="zh_TW"/>
+        </w:rPr>
+        <w:t>出15:20</w:t>
+      </w:r>
       <w:r>
         <w:rPr>
           <w:lang w:val="zh_TW" w:bidi="zh_TW"/>
         </w:rPr>
         <w:t>；</w:t>
       </w:r>
-      <w:hyperlink r:id="rId215">
-        <w:r>
-          <w:rPr>
-            <w:lang w:val="zh_TW" w:bidi="zh_TW"/>
-          </w:rPr>
-          <w:rPr>
-            <w:color w:val="0000EE"/>
-            <w:u w:val="single"/>
-          </w:rPr>
-          <w:t>民26:59</w:t>
-        </w:r>
-      </w:hyperlink>
+      <w:r>
+        <w:rPr>
+          <w:lang w:val="zh_TW" w:bidi="zh_TW"/>
+        </w:rPr>
+        <w:t>民26:59</w:t>
+      </w:r>
       <w:r>
         <w:rPr>
           <w:lang w:val="zh_TW" w:bidi="zh_TW"/>
         </w:rPr>
         <w:t>；</w:t>
       </w:r>
-      <w:hyperlink r:id="rId216">
-        <w:r>
-          <w:rPr>
-            <w:lang w:val="zh_TW" w:bidi="zh_TW"/>
-          </w:rPr>
-          <w:rPr>
-            <w:color w:val="0000EE"/>
-            <w:u w:val="single"/>
-          </w:rPr>
-          <w:t>代上6:3</w:t>
-        </w:r>
-      </w:hyperlink>
+      <w:r>
+        <w:rPr>
+          <w:lang w:val="zh_TW" w:bidi="zh_TW"/>
+        </w:rPr>
+        <w:t>代上6:3</w:t>
+      </w:r>
       <w:r>
         <w:rPr>
           <w:lang w:val="zh_TW" w:bidi="zh_TW"/>
         </w:rPr>
         <w:t>）。米利暗第一次出現在聖經時還是個小女孩。她負責看守藏在尼羅河蘆葦中的弟弟（</w:t>
       </w:r>
-      <w:hyperlink r:id="rId217">
-        <w:r>
-          <w:rPr>
-            <w:lang w:val="zh_TW" w:bidi="zh_TW"/>
-          </w:rPr>
-          <w:rPr>
-            <w:color w:val="0000EE"/>
-            <w:u w:val="single"/>
-          </w:rPr>
-          <w:t>出2:4</w:t>
-        </w:r>
-      </w:hyperlink>
+      <w:r>
+        <w:rPr>
+          <w:lang w:val="zh_TW" w:bidi="zh_TW"/>
+        </w:rPr>
+        <w:t>出2:4</w:t>
+      </w:r>
       <w:r>
         <w:rPr>
           <w:lang w:val="zh_TW" w:bidi="zh_TW"/>
         </w:rPr>
         <w:t>）。米利暗的父母制定了一個計劃（</w:t>
       </w:r>
-      <w:hyperlink r:id="rId218">
-        <w:r>
-          <w:rPr>
-            <w:lang w:val="zh_TW" w:bidi="zh_TW"/>
-          </w:rPr>
-          <w:rPr>
-            <w:color w:val="0000EE"/>
-            <w:u w:val="single"/>
-          </w:rPr>
-          <w:t>來11:23</w:t>
-        </w:r>
-      </w:hyperlink>
+      <w:r>
+        <w:rPr>
+          <w:lang w:val="zh_TW" w:bidi="zh_TW"/>
+        </w:rPr>
+        <w:t>來11:23</w:t>
+      </w:r>
       <w:r>
         <w:rPr>
           <w:lang w:val="zh_TW" w:bidi="zh_TW"/>
         </w:rPr>
         <w:t>），以躲避法老要把所有希伯來男嬰淹死的命令（</w:t>
       </w:r>
-      <w:hyperlink r:id="rId219">
-        <w:r>
-          <w:rPr>
-            <w:lang w:val="zh_TW" w:bidi="zh_TW"/>
-          </w:rPr>
-          <w:rPr>
-            <w:color w:val="0000EE"/>
-            <w:u w:val="single"/>
-          </w:rPr>
-          <w:t>出1:22</w:t>
-        </w:r>
-      </w:hyperlink>
+      <w:r>
+        <w:rPr>
+          <w:lang w:val="zh_TW" w:bidi="zh_TW"/>
+        </w:rPr>
+        <w:t>出1:22</w:t>
+      </w:r>
       <w:r>
         <w:rPr>
           <w:lang w:val="zh_TW" w:bidi="zh_TW"/>
         </w:rPr>
         <w:t>）。當埃及公主發現米利暗的弟弟時，米利暗顯現出其勇氣、關懷和智慧（</w:t>
       </w:r>
-      <w:hyperlink r:id="rId220">
-        <w:r>
-          <w:rPr>
-            <w:lang w:val="zh_TW" w:bidi="zh_TW"/>
-          </w:rPr>
-          <w:rPr>
-            <w:color w:val="0000EE"/>
-            <w:u w:val="single"/>
-          </w:rPr>
-          <w:t>出2:5–6</w:t>
-        </w:r>
-      </w:hyperlink>
+      <w:r>
+        <w:rPr>
+          <w:lang w:val="zh_TW" w:bidi="zh_TW"/>
+        </w:rPr>
+        <w:t>出2:5–6</w:t>
+      </w:r>
       <w:r>
         <w:rPr>
           <w:lang w:val="zh_TW" w:bidi="zh_TW"/>
         </w:rPr>
         <w:t>）。米利暗主動提出要替孩子找一位乳母，公主同意後，米利暗就把自己的母親帶來（</w:t>
       </w:r>
-      <w:hyperlink r:id="rId221">
-        <w:r>
-          <w:rPr>
-            <w:lang w:val="zh_TW" w:bidi="zh_TW"/>
-          </w:rPr>
-          <w:rPr>
-            <w:color w:val="0000EE"/>
-            <w:u w:val="single"/>
-          </w:rPr>
-          <w:t>出2:7–8</w:t>
-        </w:r>
-      </w:hyperlink>
+      <w:r>
+        <w:rPr>
+          <w:lang w:val="zh_TW" w:bidi="zh_TW"/>
+        </w:rPr>
+        <w:t>出2:7–8</w:t>
+      </w:r>
       <w:r>
         <w:rPr>
           <w:lang w:val="zh_TW" w:bidi="zh_TW"/>
@@ -5565,54 +4161,36 @@
         </w:rPr>
         <w:t>直到以色列人過了紅海之後，聖經才首次提到米利暗的名字（</w:t>
       </w:r>
-      <w:hyperlink r:id="rId214">
-        <w:r>
-          <w:rPr>
-            <w:lang w:val="zh_TW" w:bidi="zh_TW"/>
-          </w:rPr>
-          <w:rPr>
-            <w:color w:val="0000EE"/>
-            <w:u w:val="single"/>
-          </w:rPr>
-          <w:t>出15:20</w:t>
-        </w:r>
-      </w:hyperlink>
+      <w:r>
+        <w:rPr>
+          <w:lang w:val="zh_TW" w:bidi="zh_TW"/>
+        </w:rPr>
+        <w:t>出15:20</w:t>
+      </w:r>
       <w:r>
         <w:rPr>
           <w:lang w:val="zh_TW" w:bidi="zh_TW"/>
         </w:rPr>
         <w:t>）。經文稱米利暗為「女先知」，並與兩位兄弟一同受神差遣作以色列的領袖（</w:t>
       </w:r>
-      <w:hyperlink r:id="rId222">
-        <w:r>
-          <w:rPr>
-            <w:lang w:val="zh_TW" w:bidi="zh_TW"/>
-          </w:rPr>
-          <w:rPr>
-            <w:color w:val="0000EE"/>
-            <w:u w:val="single"/>
-          </w:rPr>
-          <w:t>彌6:4</w:t>
-        </w:r>
-      </w:hyperlink>
+      <w:r>
+        <w:rPr>
+          <w:lang w:val="zh_TW" w:bidi="zh_TW"/>
+        </w:rPr>
+        <w:t>彌6:4</w:t>
+      </w:r>
       <w:r>
         <w:rPr>
           <w:lang w:val="zh_TW" w:bidi="zh_TW"/>
         </w:rPr>
         <w:t>）。埃及軍兵淹沒在海中之後，米利暗帶領以色列的婦女擊鼓跳舞，唱歌讚美神（</w:t>
       </w:r>
-      <w:hyperlink r:id="rId223">
-        <w:r>
-          <w:rPr>
-            <w:lang w:val="zh_TW" w:bidi="zh_TW"/>
-          </w:rPr>
-          <w:rPr>
-            <w:color w:val="0000EE"/>
-            <w:u w:val="single"/>
-          </w:rPr>
-          <w:t>出15:21</w:t>
-        </w:r>
-      </w:hyperlink>
+      <w:r>
+        <w:rPr>
+          <w:lang w:val="zh_TW" w:bidi="zh_TW"/>
+        </w:rPr>
+        <w:t>出15:21</w:t>
+      </w:r>
       <w:r>
         <w:rPr>
           <w:lang w:val="zh_TW" w:bidi="zh_TW"/>
@@ -5626,90 +4204,60 @@
         </w:rPr>
         <w:t>後來，米利暗因嫉妒摩西，使自己蒙羞。米利暗與亞倫一同埋怨摩西，一方面因為摩西在百姓中比他們更有影響力，另一方面因為摩西娶了一位古實女子（</w:t>
       </w:r>
-      <w:hyperlink r:id="rId224">
-        <w:r>
-          <w:rPr>
-            <w:lang w:val="zh_TW" w:bidi="zh_TW"/>
-          </w:rPr>
-          <w:rPr>
-            <w:color w:val="0000EE"/>
-            <w:u w:val="single"/>
-          </w:rPr>
-          <w:t>民12:1–2</w:t>
-        </w:r>
-      </w:hyperlink>
+      <w:r>
+        <w:rPr>
+          <w:lang w:val="zh_TW" w:bidi="zh_TW"/>
+        </w:rPr>
+        <w:t>民12:1–2</w:t>
+      </w:r>
       <w:r>
         <w:rPr>
           <w:lang w:val="zh_TW" w:bidi="zh_TW"/>
         </w:rPr>
         <w:t>）。由於米利暗攻擊神所揀選的領袖，神使她長了大痲瘋（</w:t>
       </w:r>
-      <w:hyperlink r:id="rId225">
-        <w:r>
-          <w:rPr>
-            <w:lang w:val="zh_TW" w:bidi="zh_TW"/>
-          </w:rPr>
-          <w:rPr>
-            <w:color w:val="0000EE"/>
-            <w:u w:val="single"/>
-          </w:rPr>
-          <w:t>民12:10</w:t>
-        </w:r>
-      </w:hyperlink>
+      <w:r>
+        <w:rPr>
+          <w:lang w:val="zh_TW" w:bidi="zh_TW"/>
+        </w:rPr>
+        <w:t>民12:10</w:t>
+      </w:r>
       <w:r>
         <w:rPr>
           <w:lang w:val="zh_TW" w:bidi="zh_TW"/>
         </w:rPr>
         <w:t>）。然而，摩西為米利暗禱告，求神醫治她（</w:t>
       </w:r>
-      <w:hyperlink r:id="rId226">
-        <w:r>
-          <w:rPr>
-            <w:lang w:val="zh_TW" w:bidi="zh_TW"/>
-          </w:rPr>
-          <w:rPr>
-            <w:color w:val="0000EE"/>
-            <w:u w:val="single"/>
-          </w:rPr>
-          <w:t>民12:9–13</w:t>
-        </w:r>
-      </w:hyperlink>
+      <w:r>
+        <w:rPr>
+          <w:lang w:val="zh_TW" w:bidi="zh_TW"/>
+        </w:rPr>
+        <w:t>民12:9–13</w:t>
+      </w:r>
       <w:r>
         <w:rPr>
           <w:lang w:val="zh_TW" w:bidi="zh_TW"/>
         </w:rPr>
         <w:t>）。米利暗雖然恢復健康，卻先在營外羞辱地住了七天，全以色列也因此等候她，然後才繼續前行（</w:t>
       </w:r>
-      <w:hyperlink r:id="rId227">
-        <w:r>
-          <w:rPr>
-            <w:lang w:val="zh_TW" w:bidi="zh_TW"/>
-          </w:rPr>
-          <w:rPr>
-            <w:color w:val="0000EE"/>
-            <w:u w:val="single"/>
-          </w:rPr>
-          <w:t>民12:14–15</w:t>
-        </w:r>
-      </w:hyperlink>
+      <w:r>
+        <w:rPr>
+          <w:lang w:val="zh_TW" w:bidi="zh_TW"/>
+        </w:rPr>
+        <w:t>民12:14–15</w:t>
+      </w:r>
       <w:r>
         <w:rPr>
           <w:lang w:val="zh_TW" w:bidi="zh_TW"/>
         </w:rPr>
         <w:t>）。這件令人悲傷的事，是聖經最後一次記載米利暗公開活動的事件。米利暗在曠野漂流快結束時死於加低斯，並被葬在那裡（</w:t>
       </w:r>
-      <w:hyperlink r:id="rId228">
-        <w:r>
-          <w:rPr>
-            <w:lang w:val="zh_TW" w:bidi="zh_TW"/>
-          </w:rPr>
-          <w:rPr>
-            <w:color w:val="0000EE"/>
-            <w:u w:val="single"/>
-          </w:rPr>
-          <w:t>民20:1</w:t>
-        </w:r>
-      </w:hyperlink>
+      <w:r>
+        <w:rPr>
+          <w:lang w:val="zh_TW" w:bidi="zh_TW"/>
+        </w:rPr>
+        <w:t>民20:1</w:t>
+      </w:r>
       <w:r>
         <w:rPr>
           <w:lang w:val="zh_TW" w:bidi="zh_TW"/>
@@ -5734,18 +4282,12 @@
         </w:rPr>
         <w:t>米列的孩子，是猶大支派以斯拉的後裔（</w:t>
       </w:r>
-      <w:hyperlink r:id="rId229">
-        <w:r>
-          <w:rPr>
-            <w:lang w:val="zh_TW" w:bidi="zh_TW"/>
-          </w:rPr>
-          <w:rPr>
-            <w:color w:val="0000EE"/>
-            <w:u w:val="single"/>
-          </w:rPr>
-          <w:t>代上4:17</w:t>
-        </w:r>
-      </w:hyperlink>
+      <w:r>
+        <w:rPr>
+          <w:lang w:val="zh_TW" w:bidi="zh_TW"/>
+        </w:rPr>
+        <w:t>代上4:17</w:t>
+      </w:r>
       <w:r>
         <w:rPr>
           <w:lang w:val="zh_TW" w:bidi="zh_TW"/>
@@ -5800,54 +4342,36 @@
         </w:rPr>
         <w:t>流珥的兒子，也是以東一個宗族的族長（</w:t>
       </w:r>
-      <w:hyperlink r:id="rId230">
-        <w:r>
-          <w:rPr>
-            <w:lang w:val="zh_TW" w:bidi="zh_TW"/>
-          </w:rPr>
-          <w:rPr>
-            <w:color w:val="0000EE"/>
-            <w:u w:val="single"/>
-          </w:rPr>
-          <w:t>創36:13</w:t>
-        </w:r>
-      </w:hyperlink>
+      <w:r>
+        <w:rPr>
+          <w:lang w:val="zh_TW" w:bidi="zh_TW"/>
+        </w:rPr>
+        <w:t>創36:13</w:t>
+      </w:r>
       <w:r>
         <w:rPr>
           <w:lang w:val="zh_TW" w:bidi="zh_TW"/>
         </w:rPr>
         <w:t>、</w:t>
       </w:r>
-      <w:hyperlink r:id="rId230">
-        <w:r>
-          <w:rPr>
-            <w:lang w:val="zh_TW" w:bidi="zh_TW"/>
-          </w:rPr>
-          <w:rPr>
-            <w:color w:val="0000EE"/>
-            <w:u w:val="single"/>
-          </w:rPr>
-          <w:t>17</w:t>
-        </w:r>
-      </w:hyperlink>
+      <w:r>
+        <w:rPr>
+          <w:lang w:val="zh_TW" w:bidi="zh_TW"/>
+        </w:rPr>
+        <w:t>17</w:t>
+      </w:r>
       <w:r>
         <w:rPr>
           <w:lang w:val="zh_TW" w:bidi="zh_TW"/>
         </w:rPr>
         <w:t>；</w:t>
       </w:r>
-      <w:hyperlink r:id="rId231">
-        <w:r>
-          <w:rPr>
-            <w:lang w:val="zh_TW" w:bidi="zh_TW"/>
-          </w:rPr>
-          <w:rPr>
-            <w:color w:val="0000EE"/>
-            <w:u w:val="single"/>
-          </w:rPr>
-          <w:t>代上1:37</w:t>
-        </w:r>
-      </w:hyperlink>
+      <w:r>
+        <w:rPr>
+          <w:lang w:val="zh_TW" w:bidi="zh_TW"/>
+        </w:rPr>
+        <w:t>代上1:37</w:t>
+      </w:r>
       <w:r>
         <w:rPr>
           <w:lang w:val="zh_TW" w:bidi="zh_TW"/>
@@ -5902,36 +4426,24 @@
         </w:rPr>
         <w:t>瑪特列的父親，也是以東王哈達（Hadar或 Hadad）之妻米希她別的外祖父（</w:t>
       </w:r>
-      <w:hyperlink r:id="rId232">
-        <w:r>
-          <w:rPr>
-            <w:lang w:val="zh_TW" w:bidi="zh_TW"/>
-          </w:rPr>
-          <w:rPr>
-            <w:color w:val="0000EE"/>
-            <w:u w:val="single"/>
-          </w:rPr>
-          <w:t>創36:39</w:t>
-        </w:r>
-      </w:hyperlink>
+      <w:r>
+        <w:rPr>
+          <w:lang w:val="zh_TW" w:bidi="zh_TW"/>
+        </w:rPr>
+        <w:t>創36:39</w:t>
+      </w:r>
       <w:r>
         <w:rPr>
           <w:lang w:val="zh_TW" w:bidi="zh_TW"/>
         </w:rPr>
         <w:t>；</w:t>
       </w:r>
-      <w:hyperlink r:id="rId233">
-        <w:r>
-          <w:rPr>
-            <w:lang w:val="zh_TW" w:bidi="zh_TW"/>
-          </w:rPr>
-          <w:rPr>
-            <w:color w:val="0000EE"/>
-            <w:u w:val="single"/>
-          </w:rPr>
-          <w:t>代上1:50</w:t>
-        </w:r>
-      </w:hyperlink>
+      <w:r>
+        <w:rPr>
+          <w:lang w:val="zh_TW" w:bidi="zh_TW"/>
+        </w:rPr>
+        <w:t>代上1:50</w:t>
+      </w:r>
       <w:r>
         <w:rPr>
           <w:lang w:val="zh_TW" w:bidi="zh_TW"/>
@@ -5986,18 +4498,12 @@
         </w:rPr>
         <w:t>這是位於阿拉伯南部的一個地方，其界定了約坍後裔所定居的領土的西部邊界（</w:t>
       </w:r>
-      <w:hyperlink r:id="rId234">
-        <w:r>
-          <w:rPr>
-            <w:lang w:val="zh_TW" w:bidi="zh_TW"/>
-          </w:rPr>
-          <w:rPr>
-            <w:color w:val="0000EE"/>
-            <w:u w:val="single"/>
-          </w:rPr>
-          <w:t>創10:30</w:t>
-        </w:r>
-      </w:hyperlink>
+      <w:r>
+        <w:rPr>
+          <w:lang w:val="zh_TW" w:bidi="zh_TW"/>
+        </w:rPr>
+        <w:t>創10:30</w:t>
+      </w:r>
       <w:r>
         <w:rPr>
           <w:lang w:val="zh_TW" w:bidi="zh_TW"/>
@@ -6060,36 +4566,24 @@
         </w:rPr>
         <w:t>烏薛的兒子（</w:t>
       </w:r>
-      <w:hyperlink r:id="rId235">
-        <w:r>
-          <w:rPr>
-            <w:lang w:val="zh_TW" w:bidi="zh_TW"/>
-          </w:rPr>
-          <w:rPr>
-            <w:color w:val="0000EE"/>
-            <w:u w:val="single"/>
-          </w:rPr>
-          <w:t>出6:22</w:t>
-        </w:r>
-      </w:hyperlink>
+      <w:r>
+        <w:rPr>
+          <w:lang w:val="zh_TW" w:bidi="zh_TW"/>
+        </w:rPr>
+        <w:t>出6:22</w:t>
+      </w:r>
       <w:r>
         <w:rPr>
           <w:lang w:val="zh_TW" w:bidi="zh_TW"/>
         </w:rPr>
         <w:t>）。摩西召他和他的兄弟以利撒反去抬走拿答和亞比戶的屍體。因拿答和亞比戶沒有遵照神對祭壇的規定，神就擊殺了他們（</w:t>
       </w:r>
-      <w:hyperlink r:id="rId236">
-        <w:r>
-          <w:rPr>
-            <w:lang w:val="zh_TW" w:bidi="zh_TW"/>
-          </w:rPr>
-          <w:rPr>
-            <w:color w:val="0000EE"/>
-            <w:u w:val="single"/>
-          </w:rPr>
-          <w:t>利10:1–5</w:t>
-        </w:r>
-      </w:hyperlink>
+      <w:r>
+        <w:rPr>
+          <w:lang w:val="zh_TW" w:bidi="zh_TW"/>
+        </w:rPr>
+        <w:t>利10:1–5</w:t>
+      </w:r>
       <w:r>
         <w:rPr>
           <w:lang w:val="zh_TW" w:bidi="zh_TW"/>
@@ -6114,18 +4608,12 @@
         </w:rPr>
         <w:t>以斯拉宣讀律法時，站在以斯拉旁邊的人之一（</w:t>
       </w:r>
-      <w:hyperlink r:id="rId237">
-        <w:r>
-          <w:rPr>
-            <w:lang w:val="zh_TW" w:bidi="zh_TW"/>
-          </w:rPr>
-          <w:rPr>
-            <w:color w:val="0000EE"/>
-            <w:u w:val="single"/>
-          </w:rPr>
-          <w:t>尼8:4</w:t>
-        </w:r>
-      </w:hyperlink>
+      <w:r>
+        <w:rPr>
+          <w:lang w:val="zh_TW" w:bidi="zh_TW"/>
+        </w:rPr>
+        <w:t>尼8:4</w:t>
+      </w:r>
       <w:r>
         <w:rPr>
           <w:lang w:val="zh_TW" w:bidi="zh_TW"/>
@@ -6150,90 +4638,60 @@
         </w:rPr>
         <w:t>但以理在巴比倫的一位朋友的希伯來文名字 （</w:t>
       </w:r>
-      <w:hyperlink r:id="rId238">
-        <w:r>
-          <w:rPr>
-            <w:lang w:val="zh_TW" w:bidi="zh_TW"/>
-          </w:rPr>
-          <w:rPr>
-            <w:color w:val="0000EE"/>
-            <w:u w:val="single"/>
-          </w:rPr>
-          <w:t>但1:6</w:t>
-        </w:r>
-      </w:hyperlink>
+      <w:r>
+        <w:rPr>
+          <w:lang w:val="zh_TW" w:bidi="zh_TW"/>
+        </w:rPr>
+        <w:t>但1:6</w:t>
+      </w:r>
       <w:r>
         <w:rPr>
           <w:lang w:val="zh_TW" w:bidi="zh_TW"/>
         </w:rPr>
         <w:t>）。米沙利、但以理和另外兩人都忠於神（</w:t>
       </w:r>
-      <w:hyperlink r:id="rId239">
-        <w:r>
-          <w:rPr>
-            <w:lang w:val="zh_TW" w:bidi="zh_TW"/>
-          </w:rPr>
-          <w:rPr>
-            <w:color w:val="0000EE"/>
-            <w:u w:val="single"/>
-          </w:rPr>
-          <w:t>但1:11</w:t>
-        </w:r>
-      </w:hyperlink>
+      <w:r>
+        <w:rPr>
+          <w:lang w:val="zh_TW" w:bidi="zh_TW"/>
+        </w:rPr>
+        <w:t>但1:11</w:t>
+      </w:r>
       <w:r>
         <w:rPr>
           <w:lang w:val="zh_TW" w:bidi="zh_TW"/>
         </w:rPr>
         <w:t>、</w:t>
       </w:r>
-      <w:hyperlink r:id="rId239">
-        <w:r>
-          <w:rPr>
-            <w:lang w:val="zh_TW" w:bidi="zh_TW"/>
-          </w:rPr>
-          <w:rPr>
-            <w:color w:val="0000EE"/>
-            <w:u w:val="single"/>
-          </w:rPr>
-          <w:t>19</w:t>
-        </w:r>
-      </w:hyperlink>
+      <w:r>
+        <w:rPr>
+          <w:lang w:val="zh_TW" w:bidi="zh_TW"/>
+        </w:rPr>
+        <w:t>19</w:t>
+      </w:r>
       <w:r>
         <w:rPr>
           <w:lang w:val="zh_TW" w:bidi="zh_TW"/>
         </w:rPr>
         <w:t>）。米沙利拒絕遵從尼布甲尼撒王的命令，王的部下就把米沙利扔進烈火的窯中，但神救他脫離火焰（</w:t>
       </w:r>
-      <w:hyperlink r:id="rId240">
-        <w:r>
-          <w:rPr>
-            <w:lang w:val="zh_TW" w:bidi="zh_TW"/>
-          </w:rPr>
-          <w:rPr>
-            <w:color w:val="0000EE"/>
-            <w:u w:val="single"/>
-          </w:rPr>
-          <w:t>但3章</w:t>
-        </w:r>
-      </w:hyperlink>
+      <w:r>
+        <w:rPr>
+          <w:lang w:val="zh_TW" w:bidi="zh_TW"/>
+        </w:rPr>
+        <w:t>但3章</w:t>
+      </w:r>
       <w:r>
         <w:rPr>
           <w:lang w:val="zh_TW" w:bidi="zh_TW"/>
         </w:rPr>
         <w:t>）。米沙利的巴比倫名字是米煞 （</w:t>
       </w:r>
-      <w:hyperlink r:id="rId241">
-        <w:r>
-          <w:rPr>
-            <w:lang w:val="zh_TW" w:bidi="zh_TW"/>
-          </w:rPr>
-          <w:rPr>
-            <w:color w:val="0000EE"/>
-            <w:u w:val="single"/>
-          </w:rPr>
-          <w:t>但1:7</w:t>
-        </w:r>
-      </w:hyperlink>
+      <w:r>
+        <w:rPr>
+          <w:lang w:val="zh_TW" w:bidi="zh_TW"/>
+        </w:rPr>
+        <w:t>但1:7</w:t>
+      </w:r>
       <w:r>
         <w:rPr>
           <w:lang w:val="zh_TW" w:bidi="zh_TW"/>
@@ -6329,108 +4787,72 @@
         </w:rPr>
         <w:t>雅弗的兒子、挪亞的孫子（</w:t>
       </w:r>
-      <w:hyperlink r:id="rId242">
-        <w:r>
-          <w:rPr>
-            <w:lang w:val="zh_TW" w:bidi="zh_TW"/>
-          </w:rPr>
-          <w:rPr>
-            <w:color w:val="0000EE"/>
-            <w:u w:val="single"/>
-          </w:rPr>
-          <w:t>創10:2</w:t>
-        </w:r>
-      </w:hyperlink>
+      <w:r>
+        <w:rPr>
+          <w:lang w:val="zh_TW" w:bidi="zh_TW"/>
+        </w:rPr>
+        <w:t>創10:2</w:t>
+      </w:r>
       <w:r>
         <w:rPr>
           <w:lang w:val="zh_TW" w:bidi="zh_TW"/>
         </w:rPr>
         <w:t>）。他的後裔常與土巴、歌革或瑪各並列（</w:t>
       </w:r>
-      <w:hyperlink r:id="rId243">
-        <w:r>
-          <w:rPr>
-            <w:lang w:val="zh_TW" w:bidi="zh_TW"/>
-          </w:rPr>
-          <w:rPr>
-            <w:color w:val="0000EE"/>
-            <w:u w:val="single"/>
-          </w:rPr>
-          <w:t>詩120:5</w:t>
-        </w:r>
-      </w:hyperlink>
+      <w:r>
+        <w:rPr>
+          <w:lang w:val="zh_TW" w:bidi="zh_TW"/>
+        </w:rPr>
+        <w:t>詩120:5</w:t>
+      </w:r>
       <w:r>
         <w:rPr>
           <w:lang w:val="zh_TW" w:bidi="zh_TW"/>
         </w:rPr>
         <w:t>；</w:t>
       </w:r>
-      <w:hyperlink r:id="rId244">
-        <w:r>
-          <w:rPr>
-            <w:lang w:val="zh_TW" w:bidi="zh_TW"/>
-          </w:rPr>
-          <w:rPr>
-            <w:color w:val="0000EE"/>
-            <w:u w:val="single"/>
-          </w:rPr>
-          <w:t>結27:13</w:t>
-        </w:r>
-      </w:hyperlink>
+      <w:r>
+        <w:rPr>
+          <w:lang w:val="zh_TW" w:bidi="zh_TW"/>
+        </w:rPr>
+        <w:t>結27:13</w:t>
+      </w:r>
       <w:r>
         <w:rPr>
           <w:lang w:val="zh_TW" w:bidi="zh_TW"/>
         </w:rPr>
         <w:t>，</w:t>
       </w:r>
-      <w:hyperlink r:id="rId245">
-        <w:r>
-          <w:rPr>
-            <w:lang w:val="zh_TW" w:bidi="zh_TW"/>
-          </w:rPr>
-          <w:rPr>
-            <w:color w:val="0000EE"/>
-            <w:u w:val="single"/>
-          </w:rPr>
-          <w:t>32:26</w:t>
-        </w:r>
-      </w:hyperlink>
+      <w:r>
+        <w:rPr>
+          <w:lang w:val="zh_TW" w:bidi="zh_TW"/>
+        </w:rPr>
+        <w:t>32:26</w:t>
+      </w:r>
       <w:r>
         <w:rPr>
           <w:lang w:val="zh_TW" w:bidi="zh_TW"/>
         </w:rPr>
         <w:t>，</w:t>
       </w:r>
-      <w:hyperlink r:id="rId246">
-        <w:r>
-          <w:rPr>
-            <w:lang w:val="zh_TW" w:bidi="zh_TW"/>
-          </w:rPr>
-          <w:rPr>
-            <w:color w:val="0000EE"/>
-            <w:u w:val="single"/>
-          </w:rPr>
-          <w:t>38:2–3</w:t>
-        </w:r>
-      </w:hyperlink>
+      <w:r>
+        <w:rPr>
+          <w:lang w:val="zh_TW" w:bidi="zh_TW"/>
+        </w:rPr>
+        <w:t>38:2–3</w:t>
+      </w:r>
       <w:r>
         <w:rPr>
           <w:lang w:val="zh_TW" w:bidi="zh_TW"/>
         </w:rPr>
         <w:t>，</w:t>
       </w:r>
-      <w:hyperlink r:id="rId247">
-        <w:r>
-          <w:rPr>
-            <w:lang w:val="zh_TW" w:bidi="zh_TW"/>
-          </w:rPr>
-          <w:rPr>
-            <w:color w:val="0000EE"/>
-            <w:u w:val="single"/>
-          </w:rPr>
-          <w:t>39:1</w:t>
-        </w:r>
-      </w:hyperlink>
+      <w:r>
+        <w:rPr>
+          <w:lang w:val="zh_TW" w:bidi="zh_TW"/>
+        </w:rPr>
+        <w:t>39:1</w:t>
+      </w:r>
       <w:r>
         <w:rPr>
           <w:lang w:val="zh_TW" w:bidi="zh_TW"/>
@@ -6455,36 +4877,24 @@
         </w:rPr>
         <w:t>根據</w:t>
       </w:r>
-      <w:hyperlink r:id="rId248">
-        <w:r>
-          <w:rPr>
-            <w:lang w:val="zh_TW" w:bidi="zh_TW"/>
-          </w:rPr>
-          <w:rPr>
-            <w:color w:val="0000EE"/>
-            <w:u w:val="single"/>
-          </w:rPr>
-          <w:t>歷代志上一章17節</w:t>
-        </w:r>
-      </w:hyperlink>
+      <w:r>
+        <w:rPr>
+          <w:lang w:val="zh_TW" w:bidi="zh_TW"/>
+        </w:rPr>
+        <w:t>歷代志上一章17節</w:t>
+      </w:r>
       <w:r>
         <w:rPr>
           <w:lang w:val="zh_TW" w:bidi="zh_TW"/>
         </w:rPr>
         <w:t>，米設是閃的兒子，但在</w:t>
       </w:r>
-      <w:hyperlink r:id="rId249">
-        <w:r>
-          <w:rPr>
-            <w:lang w:val="zh_TW" w:bidi="zh_TW"/>
-          </w:rPr>
-          <w:rPr>
-            <w:color w:val="0000EE"/>
-            <w:u w:val="single"/>
-          </w:rPr>
-          <w:t>創世記十章23節</w:t>
-        </w:r>
-      </w:hyperlink>
+      <w:r>
+        <w:rPr>
+          <w:lang w:val="zh_TW" w:bidi="zh_TW"/>
+        </w:rPr>
+        <w:t>創世記十章23節</w:t>
+      </w:r>
       <w:r>
         <w:rPr>
           <w:lang w:val="zh_TW" w:bidi="zh_TW"/>
@@ -6547,36 +4957,24 @@
         </w:rPr>
         <w:t>以實瑪利的兒子之一，他是亞伯拉罕的孫子，也是一個阿拉伯部族的始祖（</w:t>
       </w:r>
-      <w:hyperlink r:id="rId250">
-        <w:r>
-          <w:rPr>
-            <w:lang w:val="zh_TW" w:bidi="zh_TW"/>
-          </w:rPr>
-          <w:rPr>
-            <w:color w:val="0000EE"/>
-            <w:u w:val="single"/>
-          </w:rPr>
-          <w:t>創25:14</w:t>
-        </w:r>
-      </w:hyperlink>
+      <w:r>
+        <w:rPr>
+          <w:lang w:val="zh_TW" w:bidi="zh_TW"/>
+        </w:rPr>
+        <w:t>創25:14</w:t>
+      </w:r>
       <w:r>
         <w:rPr>
           <w:lang w:val="zh_TW" w:bidi="zh_TW"/>
         </w:rPr>
         <w:t>；</w:t>
       </w:r>
-      <w:hyperlink r:id="rId251">
-        <w:r>
-          <w:rPr>
-            <w:lang w:val="zh_TW" w:bidi="zh_TW"/>
-          </w:rPr>
-          <w:rPr>
-            <w:color w:val="0000EE"/>
-            <w:u w:val="single"/>
-          </w:rPr>
-          <w:t>代上1:30</w:t>
-        </w:r>
-      </w:hyperlink>
+      <w:r>
+        <w:rPr>
+          <w:lang w:val="zh_TW" w:bidi="zh_TW"/>
+        </w:rPr>
+        <w:t>代上1:30</w:t>
+      </w:r>
       <w:r>
         <w:rPr>
           <w:lang w:val="zh_TW" w:bidi="zh_TW"/>
@@ -6601,54 +4999,36 @@
         </w:rPr>
         <w:t>米比衫的兒子，出自於西緬支派（</w:t>
       </w:r>
-      <w:hyperlink r:id="rId252">
-        <w:r>
-          <w:rPr>
-            <w:lang w:val="zh_TW" w:bidi="zh_TW"/>
-          </w:rPr>
-          <w:rPr>
-            <w:color w:val="0000EE"/>
-            <w:u w:val="single"/>
-          </w:rPr>
-          <w:t>代上4:25–26</w:t>
-        </w:r>
-      </w:hyperlink>
+      <w:r>
+        <w:rPr>
+          <w:lang w:val="zh_TW" w:bidi="zh_TW"/>
+        </w:rPr>
+        <w:t>代上4:25–26</w:t>
+      </w:r>
       <w:r>
         <w:rPr>
           <w:lang w:val="zh_TW" w:bidi="zh_TW"/>
         </w:rPr>
         <w:t>）。他沒有出現在</w:t>
       </w:r>
-      <w:hyperlink r:id="rId253">
-        <w:r>
-          <w:rPr>
-            <w:lang w:val="zh_TW" w:bidi="zh_TW"/>
-          </w:rPr>
-          <w:rPr>
-            <w:color w:val="0000EE"/>
-            <w:u w:val="single"/>
-          </w:rPr>
-          <w:t>創世記二十五章</w:t>
-        </w:r>
-      </w:hyperlink>
+      <w:r>
+        <w:rPr>
+          <w:lang w:val="zh_TW" w:bidi="zh_TW"/>
+        </w:rPr>
+        <w:t>創世記二十五章</w:t>
+      </w:r>
       <w:r>
         <w:rPr>
           <w:lang w:val="zh_TW" w:bidi="zh_TW"/>
         </w:rPr>
         <w:t>的家譜中，但歷代志上的家譜卻有把他列入其中，這可能表示他出生於雅各帶領全家遷往埃及之後，也可能表示他所代表的是一個阿拉伯部族，在西緬支派向南擴展時，與西緬支派結合在一起（</w:t>
       </w:r>
-      <w:hyperlink r:id="rId254">
-        <w:r>
-          <w:rPr>
-            <w:lang w:val="zh_TW" w:bidi="zh_TW"/>
-          </w:rPr>
-          <w:rPr>
-            <w:color w:val="0000EE"/>
-            <w:u w:val="single"/>
-          </w:rPr>
-          <w:t>代上4:38–43</w:t>
-        </w:r>
-      </w:hyperlink>
+      <w:r>
+        <w:rPr>
+          <w:lang w:val="zh_TW" w:bidi="zh_TW"/>
+        </w:rPr>
+        <w:t>代上4:38–43</w:t>
+      </w:r>
       <w:r>
         <w:rPr>
           <w:lang w:val="zh_TW" w:bidi="zh_TW"/>
@@ -6725,18 +5105,12 @@
         </w:rPr>
         <w:t>基列的一個地方。雅各和拉班在那裡立約（</w:t>
       </w:r>
-      <w:hyperlink r:id="rId255">
-        <w:r>
-          <w:rPr>
-            <w:lang w:val="zh_TW" w:bidi="zh_TW"/>
-          </w:rPr>
-          <w:rPr>
-            <w:color w:val="0000EE"/>
-            <w:u w:val="single"/>
-          </w:rPr>
-          <w:t>創31:49</w:t>
-        </w:r>
-      </w:hyperlink>
+      <w:r>
+        <w:rPr>
+          <w:lang w:val="zh_TW" w:bidi="zh_TW"/>
+        </w:rPr>
+        <w:t>創31:49</w:t>
+      </w:r>
       <w:r>
         <w:rPr>
           <w:lang w:val="zh_TW" w:bidi="zh_TW"/>
@@ -6761,36 +5135,24 @@
         </w:rPr>
         <w:t>一處稱為「米斯巴地」（</w:t>
       </w:r>
-      <w:hyperlink r:id="rId256">
-        <w:r>
-          <w:rPr>
-            <w:lang w:val="zh_TW" w:bidi="zh_TW"/>
-          </w:rPr>
-          <w:rPr>
-            <w:color w:val="0000EE"/>
-            <w:u w:val="single"/>
-          </w:rPr>
-          <w:t>書11:3</w:t>
-        </w:r>
-      </w:hyperlink>
+      <w:r>
+        <w:rPr>
+          <w:lang w:val="zh_TW" w:bidi="zh_TW"/>
+        </w:rPr>
+        <w:t>書11:3</w:t>
+      </w:r>
       <w:r>
         <w:rPr>
           <w:lang w:val="zh_TW" w:bidi="zh_TW"/>
         </w:rPr>
         <w:t>）或「米斯巴的平原」（</w:t>
       </w:r>
-      <w:hyperlink r:id="rId257">
-        <w:r>
-          <w:rPr>
-            <w:lang w:val="zh_TW" w:bidi="zh_TW"/>
-          </w:rPr>
-          <w:rPr>
-            <w:color w:val="0000EE"/>
-            <w:u w:val="single"/>
-          </w:rPr>
-          <w:t>書11:8</w:t>
-        </w:r>
-      </w:hyperlink>
+      <w:r>
+        <w:rPr>
+          <w:lang w:val="zh_TW" w:bidi="zh_TW"/>
+        </w:rPr>
+        <w:t>書11:8</w:t>
+      </w:r>
       <w:r>
         <w:rPr>
           <w:lang w:val="zh_TW" w:bidi="zh_TW"/>
@@ -6809,18 +5171,12 @@
           <w:lang w:val="zh_TW" w:bidi="zh_TW"/>
         </w:rPr>
       </w:r>
-      <w:hyperlink r:id="rId258">
-        <w:r>
-          <w:rPr>
-            <w:lang w:val="zh_TW" w:bidi="zh_TW"/>
-          </w:rPr>
-          <w:rPr>
-            <w:color w:val="0000EE"/>
-            <w:u w:val="single"/>
-          </w:rPr>
-          <w:t>約書亞記十五章38節</w:t>
-        </w:r>
-      </w:hyperlink>
+      <w:r>
+        <w:rPr>
+          <w:lang w:val="zh_TW" w:bidi="zh_TW"/>
+        </w:rPr>
+        <w:t>約書亞記十五章38節</w:t>
+      </w:r>
       <w:r>
         <w:rPr>
           <w:lang w:val="zh_TW" w:bidi="zh_TW"/>
@@ -6845,90 +5201,60 @@
         </w:rPr>
         <w:t>便雅憫支派境內的一個地方（</w:t>
       </w:r>
-      <w:hyperlink r:id="rId259">
-        <w:r>
-          <w:rPr>
-            <w:lang w:val="zh_TW" w:bidi="zh_TW"/>
-          </w:rPr>
-          <w:rPr>
-            <w:color w:val="0000EE"/>
-            <w:u w:val="single"/>
-          </w:rPr>
-          <w:t>書18:26</w:t>
-        </w:r>
-      </w:hyperlink>
+      <w:r>
+        <w:rPr>
+          <w:lang w:val="zh_TW" w:bidi="zh_TW"/>
+        </w:rPr>
+        <w:t>書18:26</w:t>
+      </w:r>
       <w:r>
         <w:rPr>
           <w:lang w:val="zh_TW" w:bidi="zh_TW"/>
         </w:rPr>
         <w:t>）。基比亞人凌辱並害死一位到訪的利未人之妾後，以色列人曾聚集在這裡，準備與便雅憫支派爭戰（</w:t>
       </w:r>
-      <w:hyperlink r:id="rId260">
-        <w:r>
-          <w:rPr>
-            <w:lang w:val="zh_TW" w:bidi="zh_TW"/>
-          </w:rPr>
-          <w:rPr>
-            <w:color w:val="0000EE"/>
-            <w:u w:val="single"/>
-          </w:rPr>
-          <w:t>士20:1</w:t>
-        </w:r>
-      </w:hyperlink>
+      <w:r>
+        <w:rPr>
+          <w:lang w:val="zh_TW" w:bidi="zh_TW"/>
+        </w:rPr>
+        <w:t>士20:1</w:t>
+      </w:r>
       <w:r>
         <w:rPr>
           <w:lang w:val="zh_TW" w:bidi="zh_TW"/>
         </w:rPr>
         <w:t>，</w:t>
       </w:r>
-      <w:hyperlink r:id="rId261">
-        <w:r>
-          <w:rPr>
-            <w:lang w:val="zh_TW" w:bidi="zh_TW"/>
-          </w:rPr>
-          <w:rPr>
-            <w:color w:val="0000EE"/>
-            <w:u w:val="single"/>
-          </w:rPr>
-          <w:t>21:1</w:t>
-        </w:r>
-      </w:hyperlink>
+      <w:r>
+        <w:rPr>
+          <w:lang w:val="zh_TW" w:bidi="zh_TW"/>
+        </w:rPr>
+        <w:t>21:1</w:t>
+      </w:r>
       <w:r>
         <w:rPr>
           <w:lang w:val="zh_TW" w:bidi="zh_TW"/>
         </w:rPr>
         <w:t>）。撒母耳也曾在這裡召集全以色列人，一同禱告，求神使他們勝過非利士人（</w:t>
       </w:r>
-      <w:hyperlink r:id="rId262">
-        <w:r>
-          <w:rPr>
-            <w:lang w:val="zh_TW" w:bidi="zh_TW"/>
-          </w:rPr>
-          <w:rPr>
-            <w:color w:val="0000EE"/>
-            <w:u w:val="single"/>
-          </w:rPr>
-          <w:t>撒上7:5–8</w:t>
-        </w:r>
-      </w:hyperlink>
+      <w:r>
+        <w:rPr>
+          <w:lang w:val="zh_TW" w:bidi="zh_TW"/>
+        </w:rPr>
+        <w:t>撒上7:5–8</w:t>
+      </w:r>
       <w:r>
         <w:rPr>
           <w:lang w:val="zh_TW" w:bidi="zh_TW"/>
         </w:rPr>
         <w:t>）。後來，撒母耳又在米斯巴召集百姓，向他們宣告掃羅為王。在那裡，他也把國度的法則教導百姓和君王（</w:t>
       </w:r>
-      <w:hyperlink r:id="rId263">
-        <w:r>
-          <w:rPr>
-            <w:lang w:val="zh_TW" w:bidi="zh_TW"/>
-          </w:rPr>
-          <w:rPr>
-            <w:color w:val="0000EE"/>
-            <w:u w:val="single"/>
-          </w:rPr>
-          <w:t>10:17–25</w:t>
-        </w:r>
-      </w:hyperlink>
+      <w:r>
+        <w:rPr>
+          <w:lang w:val="zh_TW" w:bidi="zh_TW"/>
+        </w:rPr>
+        <w:t>10:17–25</w:t>
+      </w:r>
       <w:r>
         <w:rPr>
           <w:lang w:val="zh_TW" w:bidi="zh_TW"/>
@@ -6942,72 +5268,48 @@
         </w:rPr>
         <w:t>亞撒王時代，米斯巴是一座位於以色列和猶大邊界上的堅固城（</w:t>
       </w:r>
-      <w:hyperlink r:id="rId264">
-        <w:r>
-          <w:rPr>
-            <w:lang w:val="zh_TW" w:bidi="zh_TW"/>
-          </w:rPr>
-          <w:rPr>
-            <w:color w:val="0000EE"/>
-            <w:u w:val="single"/>
-          </w:rPr>
-          <w:t>王上15:22</w:t>
-        </w:r>
-      </w:hyperlink>
+      <w:r>
+        <w:rPr>
+          <w:lang w:val="zh_TW" w:bidi="zh_TW"/>
+        </w:rPr>
+        <w:t>王上15:22</w:t>
+      </w:r>
       <w:r>
         <w:rPr>
           <w:lang w:val="zh_TW" w:bidi="zh_TW"/>
         </w:rPr>
         <w:t>）。公元前586年耶路撒冷被毀後，米斯巴成為省長基大利的駐地（</w:t>
       </w:r>
-      <w:hyperlink r:id="rId265">
-        <w:r>
-          <w:rPr>
-            <w:lang w:val="zh_TW" w:bidi="zh_TW"/>
-          </w:rPr>
-          <w:rPr>
-            <w:color w:val="0000EE"/>
-            <w:u w:val="single"/>
-          </w:rPr>
-          <w:t>王下25:23–24</w:t>
-        </w:r>
-      </w:hyperlink>
+      <w:r>
+        <w:rPr>
+          <w:lang w:val="zh_TW" w:bidi="zh_TW"/>
+        </w:rPr>
+        <w:t>王下25:23–24</w:t>
+      </w:r>
       <w:r>
         <w:rPr>
           <w:lang w:val="zh_TW" w:bidi="zh_TW"/>
         </w:rPr>
         <w:t>；</w:t>
       </w:r>
-      <w:hyperlink r:id="rId266">
-        <w:r>
-          <w:rPr>
-            <w:lang w:val="zh_TW" w:bidi="zh_TW"/>
-          </w:rPr>
-          <w:rPr>
-            <w:color w:val="0000EE"/>
-            <w:u w:val="single"/>
-          </w:rPr>
-          <w:t>耶40:10</w:t>
-        </w:r>
-      </w:hyperlink>
+      <w:r>
+        <w:rPr>
+          <w:lang w:val="zh_TW" w:bidi="zh_TW"/>
+        </w:rPr>
+        <w:t>耶40:10</w:t>
+      </w:r>
       <w:r>
         <w:rPr>
           <w:lang w:val="zh_TW" w:bidi="zh_TW"/>
         </w:rPr>
         <w:t>）。「王室後裔」以實瑪利在那裡殺了基大利（</w:t>
       </w:r>
-      <w:hyperlink r:id="rId267">
-        <w:r>
-          <w:rPr>
-            <w:lang w:val="zh_TW" w:bidi="zh_TW"/>
-          </w:rPr>
-          <w:rPr>
-            <w:color w:val="0000EE"/>
-            <w:u w:val="single"/>
-          </w:rPr>
-          <w:t>耶41:3</w:t>
-        </w:r>
-      </w:hyperlink>
+      <w:r>
+        <w:rPr>
+          <w:lang w:val="zh_TW" w:bidi="zh_TW"/>
+        </w:rPr>
+        <w:t>耶41:3</w:t>
+      </w:r>
       <w:r>
         <w:rPr>
           <w:lang w:val="zh_TW" w:bidi="zh_TW"/>
@@ -7019,25 +5321,7 @@
         <w:rPr>
           <w:lang w:val="zh_TW" w:bidi="zh_TW"/>
         </w:rPr>
-        <w:t>在舊約聖經與新約聖經之間的時期，米斯巴仍是一個重要的宗教中心。猶大·馬加比（Judas Maccabeus）曾在米斯巴召集百姓，因為「從前以色列人在米斯巴有禱告的地方」（</w:t>
-      </w:r>
-      <w:hyperlink r:id="rId268">
-        <w:r>
-          <w:rPr>
-            <w:lang w:val="zh_TW" w:bidi="zh_TW"/>
-          </w:rPr>
-          <w:rPr>
-            <w:color w:val="0000EE"/>
-            <w:u w:val="single"/>
-          </w:rPr>
-          <w:t>馬加比一書3:46</w:t>
-        </w:r>
-      </w:hyperlink>
-      <w:r>
-        <w:rPr>
-          <w:lang w:val="zh_TW" w:bidi="zh_TW"/>
-        </w:rPr>
-        <w:t>）。</w:t>
+        <w:t>在舊約聖經與新約聖經之間的時期，米斯巴仍是一個重要的宗教中心。猶大·馬加比（Judas Maccabeus）曾在米斯巴召集百姓，因為「從前以色列人在米斯巴有禱告的地方」（馬加比一書3:46）。</w:t>
       </w:r>
     </w:p>
     <w:p>
@@ -7057,36 +5341,24 @@
         </w:rPr>
         <w:t>耶弗他的家鄉。他從這裡率領以色列人與亞捫人爭戰，後來又回到這裡履行自己所許的願（</w:t>
       </w:r>
-      <w:hyperlink r:id="rId269">
-        <w:r>
-          <w:rPr>
-            <w:lang w:val="zh_TW" w:bidi="zh_TW"/>
-          </w:rPr>
-          <w:rPr>
-            <w:color w:val="0000EE"/>
-            <w:u w:val="single"/>
-          </w:rPr>
-          <w:t>士10–11章</w:t>
-        </w:r>
-      </w:hyperlink>
+      <w:r>
+        <w:rPr>
+          <w:lang w:val="zh_TW" w:bidi="zh_TW"/>
+        </w:rPr>
+        <w:t>士10–11章</w:t>
+      </w:r>
       <w:r>
         <w:rPr>
           <w:lang w:val="zh_TW" w:bidi="zh_TW"/>
         </w:rPr>
         <w:t>）。這個地方可能就是</w:t>
       </w:r>
-      <w:hyperlink r:id="rId270">
-        <w:r>
-          <w:rPr>
-            <w:lang w:val="zh_TW" w:bidi="zh_TW"/>
-          </w:rPr>
-          <w:rPr>
-            <w:color w:val="0000EE"/>
-            <w:u w:val="single"/>
-          </w:rPr>
-          <w:t>約書亞記十三章26節</w:t>
-        </w:r>
-      </w:hyperlink>
+      <w:r>
+        <w:rPr>
+          <w:lang w:val="zh_TW" w:bidi="zh_TW"/>
+        </w:rPr>
+        <w:t>約書亞記十三章26節</w:t>
+      </w:r>
       <w:r>
         <w:rPr>
           <w:lang w:val="zh_TW" w:bidi="zh_TW"/>
@@ -7111,18 +5383,12 @@
         </w:rPr>
         <w:t>摩押的一座城。大衛逃避掃羅時曾前往這城（</w:t>
       </w:r>
-      <w:hyperlink r:id="rId271">
-        <w:r>
-          <w:rPr>
-            <w:lang w:val="zh_TW" w:bidi="zh_TW"/>
-          </w:rPr>
-          <w:rPr>
-            <w:color w:val="0000EE"/>
-            <w:u w:val="single"/>
-          </w:rPr>
-          <w:t>撒上22:3</w:t>
-        </w:r>
-      </w:hyperlink>
+      <w:r>
+        <w:rPr>
+          <w:lang w:val="zh_TW" w:bidi="zh_TW"/>
+        </w:rPr>
+        <w:t>撒上22:3</w:t>
+      </w:r>
       <w:r>
         <w:rPr>
           <w:lang w:val="zh_TW" w:bidi="zh_TW"/>
@@ -7185,36 +5451,24 @@
         </w:rPr>
         <w:t>瑪特列的女兒，也是以色列人未有君王治理以前的以東王哈達之妻（</w:t>
       </w:r>
-      <w:hyperlink r:id="rId232">
-        <w:r>
-          <w:rPr>
-            <w:lang w:val="zh_TW" w:bidi="zh_TW"/>
-          </w:rPr>
-          <w:rPr>
-            <w:color w:val="0000EE"/>
-            <w:u w:val="single"/>
-          </w:rPr>
-          <w:t>創36:39</w:t>
-        </w:r>
-      </w:hyperlink>
+      <w:r>
+        <w:rPr>
+          <w:lang w:val="zh_TW" w:bidi="zh_TW"/>
+        </w:rPr>
+        <w:t>創36:39</w:t>
+      </w:r>
       <w:r>
         <w:rPr>
           <w:lang w:val="zh_TW" w:bidi="zh_TW"/>
         </w:rPr>
         <w:t>；</w:t>
       </w:r>
-      <w:hyperlink r:id="rId233">
-        <w:r>
-          <w:rPr>
-            <w:lang w:val="zh_TW" w:bidi="zh_TW"/>
-          </w:rPr>
-          <w:rPr>
-            <w:color w:val="0000EE"/>
-            <w:u w:val="single"/>
-          </w:rPr>
-          <w:t>代上1:50</w:t>
-        </w:r>
-      </w:hyperlink>
+      <w:r>
+        <w:rPr>
+          <w:lang w:val="zh_TW" w:bidi="zh_TW"/>
+        </w:rPr>
+        <w:t>代上1:50</w:t>
+      </w:r>
       <w:r>
         <w:rPr>
           <w:lang w:val="zh_TW" w:bidi="zh_TW"/>
@@ -7239,18 +5493,12 @@
         </w:rPr>
         <w:t>示瑪雅的祖父。多比雅和參巴拉雇用示瑪雅，要他藉著恐嚇尼希米逃進聖殿，好使尼希米名譽受損（</w:t>
       </w:r>
-      <w:hyperlink r:id="rId272">
-        <w:r>
-          <w:rPr>
-            <w:lang w:val="zh_TW" w:bidi="zh_TW"/>
-          </w:rPr>
-          <w:rPr>
-            <w:color w:val="0000EE"/>
-            <w:u w:val="single"/>
-          </w:rPr>
-          <w:t>尼6:10</w:t>
-        </w:r>
-      </w:hyperlink>
+      <w:r>
+        <w:rPr>
+          <w:lang w:val="zh_TW" w:bidi="zh_TW"/>
+        </w:rPr>
+        <w:t>尼6:10</w:t>
+      </w:r>
       <w:r>
         <w:rPr>
           <w:lang w:val="zh_TW" w:bidi="zh_TW"/>
@@ -7324,36 +5572,24 @@
         </w:rPr>
         <w:t>哈蘭的女兒、拿鶴同父異母的妹妹，後來成為拿鶴的妻子（</w:t>
       </w:r>
-      <w:hyperlink r:id="rId273">
-        <w:r>
-          <w:rPr>
-            <w:lang w:val="zh_TW" w:bidi="zh_TW"/>
-          </w:rPr>
-          <w:rPr>
-            <w:color w:val="0000EE"/>
-            <w:u w:val="single"/>
-          </w:rPr>
-          <w:t>創11:29</w:t>
-        </w:r>
-      </w:hyperlink>
+      <w:r>
+        <w:rPr>
+          <w:lang w:val="zh_TW" w:bidi="zh_TW"/>
+        </w:rPr>
+        <w:t>創11:29</w:t>
+      </w:r>
       <w:r>
         <w:rPr>
           <w:lang w:val="zh_TW" w:bidi="zh_TW"/>
         </w:rPr>
         <w:t>）。她為拿鶴生了八個兒子（</w:t>
       </w:r>
-      <w:hyperlink r:id="rId274">
-        <w:r>
-          <w:rPr>
-            <w:lang w:val="zh_TW" w:bidi="zh_TW"/>
-          </w:rPr>
-          <w:rPr>
-            <w:color w:val="0000EE"/>
-            <w:u w:val="single"/>
-          </w:rPr>
-          <w:t>22:20–23</w:t>
-        </w:r>
-      </w:hyperlink>
+      <w:r>
+        <w:rPr>
+          <w:lang w:val="zh_TW" w:bidi="zh_TW"/>
+        </w:rPr>
+        <w:t>22:20–23</w:t>
+      </w:r>
       <w:r>
         <w:rPr>
           <w:lang w:val="zh_TW" w:bidi="zh_TW"/>
@@ -7372,18 +5608,12 @@
         </w:rPr>
         <w:t>（</w:t>
       </w:r>
-      <w:hyperlink r:id="rId275">
-        <w:r>
-          <w:rPr>
-            <w:lang w:val="zh_TW" w:bidi="zh_TW"/>
-          </w:rPr>
-          <w:rPr>
-            <w:color w:val="0000EE"/>
-            <w:u w:val="single"/>
-          </w:rPr>
-          <w:t>24:15–47</w:t>
-        </w:r>
-      </w:hyperlink>
+      <w:r>
+        <w:rPr>
+          <w:lang w:val="zh_TW" w:bidi="zh_TW"/>
+        </w:rPr>
+        <w:t>24:15–47</w:t>
+      </w:r>
       <w:r>
         <w:rPr>
           <w:lang w:val="zh_TW" w:bidi="zh_TW"/>
@@ -7408,72 +5638,48 @@
         </w:rPr>
         <w:t>西羅非哈的五個女兒之一。因為西羅非哈沒有兒子，他的女兒們請求摩西允許她們在父親去世後，繼承父親在瑪拿西西部的產業（</w:t>
       </w:r>
-      <w:hyperlink r:id="rId276">
-        <w:r>
-          <w:rPr>
-            <w:lang w:val="zh_TW" w:bidi="zh_TW"/>
-          </w:rPr>
-          <w:rPr>
-            <w:color w:val="0000EE"/>
-            <w:u w:val="single"/>
-          </w:rPr>
-          <w:t>民26:33</w:t>
-        </w:r>
-      </w:hyperlink>
+      <w:r>
+        <w:rPr>
+          <w:lang w:val="zh_TW" w:bidi="zh_TW"/>
+        </w:rPr>
+        <w:t>民26:33</w:t>
+      </w:r>
       <w:r>
         <w:rPr>
           <w:lang w:val="zh_TW" w:bidi="zh_TW"/>
         </w:rPr>
         <w:t>，</w:t>
       </w:r>
-      <w:hyperlink r:id="rId277">
-        <w:r>
-          <w:rPr>
-            <w:lang w:val="zh_TW" w:bidi="zh_TW"/>
-          </w:rPr>
-          <w:rPr>
-            <w:color w:val="0000EE"/>
-            <w:u w:val="single"/>
-          </w:rPr>
-          <w:t>27:1–11</w:t>
-        </w:r>
-      </w:hyperlink>
+      <w:r>
+        <w:rPr>
+          <w:lang w:val="zh_TW" w:bidi="zh_TW"/>
+        </w:rPr>
+        <w:t>27:1–11</w:t>
+      </w:r>
       <w:r>
         <w:rPr>
           <w:lang w:val="zh_TW" w:bidi="zh_TW"/>
         </w:rPr>
         <w:t>，</w:t>
       </w:r>
-      <w:hyperlink r:id="rId278">
-        <w:r>
-          <w:rPr>
-            <w:lang w:val="zh_TW" w:bidi="zh_TW"/>
-          </w:rPr>
-          <w:rPr>
-            <w:color w:val="0000EE"/>
-            <w:u w:val="single"/>
-          </w:rPr>
-          <w:t>36:5–13</w:t>
-        </w:r>
-      </w:hyperlink>
+      <w:r>
+        <w:rPr>
+          <w:lang w:val="zh_TW" w:bidi="zh_TW"/>
+        </w:rPr>
+        <w:t>36:5–13</w:t>
+      </w:r>
       <w:r>
         <w:rPr>
           <w:lang w:val="zh_TW" w:bidi="zh_TW"/>
         </w:rPr>
         <w:t>；</w:t>
       </w:r>
-      <w:hyperlink r:id="rId279">
-        <w:r>
-          <w:rPr>
-            <w:lang w:val="zh_TW" w:bidi="zh_TW"/>
-          </w:rPr>
-          <w:rPr>
-            <w:color w:val="0000EE"/>
-            <w:u w:val="single"/>
-          </w:rPr>
-          <w:t>書17:3–4</w:t>
-        </w:r>
-      </w:hyperlink>
+      <w:r>
+        <w:rPr>
+          <w:lang w:val="zh_TW" w:bidi="zh_TW"/>
+        </w:rPr>
+        <w:t>書17:3–4</w:t>
+      </w:r>
       <w:r>
         <w:rPr>
           <w:lang w:val="zh_TW" w:bidi="zh_TW"/>
@@ -7528,198 +5734,120 @@
         </w:rPr>
         <w:t>由蜜蜂所產的甜而濃稠的液體（</w:t>
       </w:r>
-      <w:hyperlink r:id="rId280">
-        <w:r>
-          <w:rPr>
-            <w:lang w:val="zh_TW" w:bidi="zh_TW"/>
-          </w:rPr>
-          <w:rPr>
-            <w:color w:val="0000EE"/>
-            <w:u w:val="single"/>
-          </w:rPr>
-          <w:t>士14:8</w:t>
-        </w:r>
-      </w:hyperlink>
+      <w:r>
+        <w:rPr>
+          <w:lang w:val="zh_TW" w:bidi="zh_TW"/>
+        </w:rPr>
+        <w:t>士14:8</w:t>
+      </w:r>
       <w:r>
         <w:rPr>
           <w:lang w:val="zh_TW" w:bidi="zh_TW"/>
         </w:rPr>
         <w:t>）。蜜可以是野生的（</w:t>
       </w:r>
-      <w:hyperlink r:id="rId281">
-        <w:r>
-          <w:rPr>
-            <w:lang w:val="zh_TW" w:bidi="zh_TW"/>
-          </w:rPr>
-          <w:rPr>
-            <w:color w:val="0000EE"/>
-            <w:u w:val="single"/>
-          </w:rPr>
-          <w:t>撒上14:25–26</w:t>
-        </w:r>
-      </w:hyperlink>
+      <w:r>
+        <w:rPr>
+          <w:lang w:val="zh_TW" w:bidi="zh_TW"/>
+        </w:rPr>
+        <w:t>撒上14:25–26</w:t>
+      </w:r>
       <w:r>
         <w:rPr>
           <w:lang w:val="zh_TW" w:bidi="zh_TW"/>
         </w:rPr>
         <w:t>）或養殖的（可能在</w:t>
       </w:r>
-      <w:hyperlink r:id="rId282">
-        <w:r>
-          <w:rPr>
-            <w:lang w:val="zh_TW" w:bidi="zh_TW"/>
-          </w:rPr>
-          <w:rPr>
-            <w:color w:val="0000EE"/>
-            <w:u w:val="single"/>
-          </w:rPr>
-          <w:t>代下31:5</w:t>
-        </w:r>
-      </w:hyperlink>
-      <w:r>
-        <w:rPr>
-          <w:lang w:val="zh_TW" w:bidi="zh_TW"/>
-        </w:rPr>
-        <w:t>）。然而，有時它可能指的是濃稠的葡萄糖漿（如阿拉伯文中的用法）或棗糖漿（如約瑟夫所描述）。蜜被認為是生活的必需品之一（</w:t>
-      </w:r>
-      <w:hyperlink r:id="rId283">
-        <w:r>
-          <w:rPr>
-            <w:lang w:val="zh_TW" w:bidi="zh_TW"/>
-          </w:rPr>
-          <w:rPr>
-            <w:color w:val="0000EE"/>
-            <w:u w:val="single"/>
-          </w:rPr>
-          <w:t>便西拉智訓39:26</w:t>
-        </w:r>
-      </w:hyperlink>
-      <w:r>
-        <w:rPr>
-          <w:lang w:val="zh_TW" w:bidi="zh_TW"/>
-        </w:rPr>
-        <w:t>）。然而，人不可吃得太多（</w:t>
-      </w:r>
-      <w:hyperlink r:id="rId284">
-        <w:r>
-          <w:rPr>
-            <w:lang w:val="zh_TW" w:bidi="zh_TW"/>
-          </w:rPr>
-          <w:rPr>
-            <w:color w:val="0000EE"/>
-            <w:u w:val="single"/>
-          </w:rPr>
-          <w:t>箴25:16、27</w:t>
-        </w:r>
-      </w:hyperlink>
+      <w:r>
+        <w:rPr>
+          <w:lang w:val="zh_TW" w:bidi="zh_TW"/>
+        </w:rPr>
+        <w:t>代下31:5</w:t>
+      </w:r>
+      <w:r>
+        <w:rPr>
+          <w:lang w:val="zh_TW" w:bidi="zh_TW"/>
+        </w:rPr>
+        <w:t>）。然而，有時它可能指的是濃稠的葡萄糖漿（如阿拉伯文中的用法）或棗糖漿（如約瑟夫所描述）。蜜被認為是生活的必需品之一（便西拉智訓39:26）。然而，人不可吃得太多（</w:t>
+      </w:r>
+      <w:r>
+        <w:rPr>
+          <w:lang w:val="zh_TW" w:bidi="zh_TW"/>
+        </w:rPr>
+        <w:t>箴25:16、27</w:t>
+      </w:r>
       <w:r>
         <w:rPr>
           <w:lang w:val="zh_TW" w:bidi="zh_TW"/>
         </w:rPr>
         <w:t>）。它是施洗約翰（</w:t>
       </w:r>
-      <w:hyperlink r:id="rId285">
-        <w:r>
-          <w:rPr>
-            <w:lang w:val="zh_TW" w:bidi="zh_TW"/>
-          </w:rPr>
-          <w:rPr>
-            <w:color w:val="0000EE"/>
-            <w:u w:val="single"/>
-          </w:rPr>
-          <w:t>可1:6</w:t>
-        </w:r>
-      </w:hyperlink>
+      <w:r>
+        <w:rPr>
+          <w:lang w:val="zh_TW" w:bidi="zh_TW"/>
+        </w:rPr>
+        <w:t>可1:6</w:t>
+      </w:r>
       <w:r>
         <w:rPr>
           <w:lang w:val="zh_TW" w:bidi="zh_TW"/>
         </w:rPr>
         <w:t>）和以馬內利（</w:t>
       </w:r>
-      <w:hyperlink r:id="rId286">
-        <w:r>
-          <w:rPr>
-            <w:lang w:val="zh_TW" w:bidi="zh_TW"/>
-          </w:rPr>
-          <w:rPr>
-            <w:color w:val="0000EE"/>
-            <w:u w:val="single"/>
-          </w:rPr>
-          <w:t>賽7:15</w:t>
-        </w:r>
-      </w:hyperlink>
+      <w:r>
+        <w:rPr>
+          <w:lang w:val="zh_TW" w:bidi="zh_TW"/>
+        </w:rPr>
+        <w:t>賽7:15</w:t>
+      </w:r>
       <w:r>
         <w:rPr>
           <w:lang w:val="zh_TW" w:bidi="zh_TW"/>
         </w:rPr>
         <w:t>）飲食的一部分。它與酵母一起被排除在素祭之外（</w:t>
       </w:r>
-      <w:hyperlink r:id="rId287">
-        <w:r>
-          <w:rPr>
-            <w:lang w:val="zh_TW" w:bidi="zh_TW"/>
-          </w:rPr>
-          <w:rPr>
-            <w:color w:val="0000EE"/>
-            <w:u w:val="single"/>
-          </w:rPr>
-          <w:t>利2:11</w:t>
-        </w:r>
-      </w:hyperlink>
+      <w:r>
+        <w:rPr>
+          <w:lang w:val="zh_TW" w:bidi="zh_TW"/>
+        </w:rPr>
+        <w:t>利2:11</w:t>
+      </w:r>
       <w:r>
         <w:rPr>
           <w:lang w:val="zh_TW" w:bidi="zh_TW"/>
         </w:rPr>
         <w:t>），無疑是因為它容易發酵（將糖轉化為酒精的過程）。它的甜味成為一個熟悉常用的隱喻（</w:t>
       </w:r>
-      <w:hyperlink r:id="rId288">
-        <w:r>
-          <w:rPr>
-            <w:lang w:val="zh_TW" w:bidi="zh_TW"/>
-          </w:rPr>
-          <w:rPr>
-            <w:color w:val="0000EE"/>
-            <w:u w:val="single"/>
-          </w:rPr>
-          <w:t>士14:18</w:t>
-        </w:r>
-      </w:hyperlink>
+      <w:r>
+        <w:rPr>
+          <w:lang w:val="zh_TW" w:bidi="zh_TW"/>
+        </w:rPr>
+        <w:t>士14:18</w:t>
+      </w:r>
       <w:r>
         <w:rPr>
           <w:lang w:val="zh_TW" w:bidi="zh_TW"/>
         </w:rPr>
         <w:t>；</w:t>
       </w:r>
-      <w:hyperlink r:id="rId289">
-        <w:r>
-          <w:rPr>
-            <w:lang w:val="zh_TW" w:bidi="zh_TW"/>
-          </w:rPr>
-          <w:rPr>
-            <w:color w:val="0000EE"/>
-            <w:u w:val="single"/>
-          </w:rPr>
-          <w:t>詩19:10</w:t>
-        </w:r>
-      </w:hyperlink>
+      <w:r>
+        <w:rPr>
+          <w:lang w:val="zh_TW" w:bidi="zh_TW"/>
+        </w:rPr>
+        <w:t>詩19:10</w:t>
+      </w:r>
       <w:r>
         <w:rPr>
           <w:lang w:val="zh_TW" w:bidi="zh_TW"/>
         </w:rPr>
         <w:t>；</w:t>
       </w:r>
-      <w:hyperlink r:id="rId290">
-        <w:r>
-          <w:rPr>
-            <w:lang w:val="zh_TW" w:bidi="zh_TW"/>
-          </w:rPr>
-          <w:rPr>
-            <w:color w:val="0000EE"/>
-            <w:u w:val="single"/>
-          </w:rPr>
-          <w:t>啟10:9–10</w:t>
-        </w:r>
-      </w:hyperlink>
+      <w:r>
+        <w:rPr>
+          <w:lang w:val="zh_TW" w:bidi="zh_TW"/>
+        </w:rPr>
+        <w:t>啟10:9–10</w:t>
+      </w:r>
       <w:r>
         <w:rPr>
           <w:lang w:val="zh_TW" w:bidi="zh_TW"/>
